--- a/docs/final_report_pack/LayerForge_X_Final_Report_2026_04_22.docx
+++ b/docs/final_report_pack/LayerForge_X_Final_Report_2026_04_22.docx
@@ -1003,7 +1003,7 @@
               <w:pStyle w:val="Compact"/>
             </w:pPr>
             <w:r>
-              <w:t xml:space="preserve">Qwen raw (4)</w:t>
+              <w:t xml:space="preserve">LayerForge native</w:t>
             </w:r>
           </w:p>
         </w:tc>
@@ -1026,7 +1026,7 @@
               <w:pStyle w:val="Compact"/>
             </w:pPr>
             <w:r>
-              <w:t xml:space="preserve">no</w:t>
+              <w:t xml:space="preserve">yes</w:t>
             </w:r>
           </w:p>
         </w:tc>
@@ -1038,7 +1038,7 @@
               <w:jc w:val="right"/>
             </w:pPr>
             <w:r>
-              <w:t xml:space="preserve">29.0757</w:t>
+              <w:t xml:space="preserve">27.3438</w:t>
             </w:r>
           </w:p>
         </w:tc>
@@ -1050,7 +1050,7 @@
               <w:jc w:val="right"/>
             </w:pPr>
             <w:r>
-              <w:t xml:space="preserve">0.8850</w:t>
+              <w:t xml:space="preserve">0.9464</w:t>
             </w:r>
           </w:p>
         </w:tc>
@@ -1063,7 +1063,7 @@
               <w:pStyle w:val="Compact"/>
             </w:pPr>
             <w:r>
-              <w:t xml:space="preserve">Qwen + LayerForge graph (4)</w:t>
+              <w:t xml:space="preserve">Qwen raw (4)</w:t>
             </w:r>
           </w:p>
         </w:tc>
@@ -1086,6 +1086,66 @@
               <w:pStyle w:val="Compact"/>
             </w:pPr>
             <w:r>
+              <w:t xml:space="preserve">no</w:t>
+            </w:r>
+          </w:p>
+        </w:tc>
+        <w:tc>
+          <w:tcPr/>
+          <w:p>
+            <w:pPr>
+              <w:pStyle w:val="Compact"/>
+              <w:jc w:val="right"/>
+            </w:pPr>
+            <w:r>
+              <w:t xml:space="preserve">29.0757</w:t>
+            </w:r>
+          </w:p>
+        </w:tc>
+        <w:tc>
+          <w:tcPr/>
+          <w:p>
+            <w:pPr>
+              <w:pStyle w:val="Compact"/>
+              <w:jc w:val="right"/>
+            </w:pPr>
+            <w:r>
+              <w:t xml:space="preserve">0.8850</w:t>
+            </w:r>
+          </w:p>
+        </w:tc>
+      </w:tr>
+      <w:tr>
+        <w:tc>
+          <w:tcPr/>
+          <w:p>
+            <w:pPr>
+              <w:pStyle w:val="Compact"/>
+            </w:pPr>
+            <w:r>
+              <w:t xml:space="preserve">Qwen + LayerForge graph preserve (4)</w:t>
+            </w:r>
+          </w:p>
+        </w:tc>
+        <w:tc>
+          <w:tcPr/>
+          <w:p>
+            <w:pPr>
+              <w:pStyle w:val="Compact"/>
+              <w:jc w:val="right"/>
+            </w:pPr>
+            <w:r>
+              <w:t xml:space="preserve">5</w:t>
+            </w:r>
+          </w:p>
+        </w:tc>
+        <w:tc>
+          <w:tcPr/>
+          <w:p>
+            <w:pPr>
+              <w:pStyle w:val="Compact"/>
+            </w:pPr>
+            <w:r>
               <w:t xml:space="preserve">yes</w:t>
             </w:r>
           </w:p>
@@ -1098,7 +1158,67 @@
               <w:jc w:val="right"/>
             </w:pPr>
             <w:r>
-              <w:t xml:space="preserve">28.5408</w:t>
+              <w:t xml:space="preserve">28.5539</w:t>
+            </w:r>
+          </w:p>
+        </w:tc>
+        <w:tc>
+          <w:tcPr/>
+          <w:p>
+            <w:pPr>
+              <w:pStyle w:val="Compact"/>
+              <w:jc w:val="right"/>
+            </w:pPr>
+            <w:r>
+              <w:t xml:space="preserve">0.8638</w:t>
+            </w:r>
+          </w:p>
+        </w:tc>
+      </w:tr>
+      <w:tr>
+        <w:tc>
+          <w:tcPr/>
+          <w:p>
+            <w:pPr>
+              <w:pStyle w:val="Compact"/>
+            </w:pPr>
+            <w:r>
+              <w:t xml:space="preserve">Qwen + LayerForge graph reorder (4)</w:t>
+            </w:r>
+          </w:p>
+        </w:tc>
+        <w:tc>
+          <w:tcPr/>
+          <w:p>
+            <w:pPr>
+              <w:pStyle w:val="Compact"/>
+              <w:jc w:val="right"/>
+            </w:pPr>
+            <w:r>
+              <w:t xml:space="preserve">5</w:t>
+            </w:r>
+          </w:p>
+        </w:tc>
+        <w:tc>
+          <w:tcPr/>
+          <w:p>
+            <w:pPr>
+              <w:pStyle w:val="Compact"/>
+            </w:pPr>
+            <w:r>
+              <w:t xml:space="preserve">yes</w:t>
+            </w:r>
+          </w:p>
+        </w:tc>
+        <w:tc>
+          <w:tcPr/>
+          <w:p>
+            <w:pPr>
+              <w:pStyle w:val="Compact"/>
+              <w:jc w:val="right"/>
+            </w:pPr>
+            <w:r>
+              <w:t xml:space="preserve">28.5397</w:t>
             </w:r>
           </w:p>
         </w:tc>
@@ -1235,7 +1355,7 @@
               <w:jc w:val="right"/>
             </w:pPr>
             <w:r>
-              <w:t xml:space="preserve">411</w:t>
+              <w:t xml:space="preserve">4853</w:t>
             </w:r>
           </w:p>
         </w:tc>
@@ -1259,7 +1379,7 @@
               <w:jc w:val="right"/>
             </w:pPr>
             <w:r>
-              <w:t xml:space="preserve">0.0006</w:t>
+              <w:t xml:space="preserve">0.3529</w:t>
             </w:r>
           </w:p>
         </w:tc>
@@ -1282,7 +1402,7 @@
         </w:numPr>
       </w:pPr>
       <w:r>
-        <w:t xml:space="preserve">raw Qwen remains the stronger pure pixel-fidelity baseline on the measured five-image sweep;</w:t>
+        <w:t xml:space="preserve">raw Qwen remains the stronger compact pure-PSNR baseline on the measured five-image sweep;</w:t>
       </w:r>
     </w:p>
     <w:p>
@@ -1294,7 +1414,7 @@
         </w:numPr>
       </w:pPr>
       <w:r>
-        <w:t xml:space="preserve">the hybrid row should be presented as a structured-representation complement that adds graphs, ordering, and amodal metadata;</w:t>
+        <w:t xml:space="preserve">native LayerForge now has the strongest mean SSIM on the same images, at the cost of a much larger stack;</w:t>
       </w:r>
     </w:p>
     <w:p>
@@ -1306,7 +1426,34 @@
         </w:numPr>
       </w:pPr>
       <w:r>
-        <w:t xml:space="preserve">the associated-effect path now has a real exported demo artifact, but the measured IoU is still weak, so it must be framed as an early heuristic rather than a solved component.</w:t>
+        <w:t xml:space="preserve">the</w:t>
+      </w:r>
+      <w:r>
+        <w:t xml:space="preserve"> </w:t>
+      </w:r>
+      <w:r>
+        <w:rPr>
+          <w:rStyle w:val="VerbatimChar"/>
+        </w:rPr>
+        <w:t xml:space="preserve">Qwen + graph preserve</w:t>
+      </w:r>
+      <w:r>
+        <w:t xml:space="preserve"> </w:t>
+      </w:r>
+      <w:r>
+        <w:t xml:space="preserve">row is the fair metadata-first hybrid comparison because it keeps the interpreted Qwen stack and adds graphs, ordering metadata, amodal masks, and intrinsic artifacts;</w:t>
+      </w:r>
+    </w:p>
+    <w:p>
+      <w:pPr>
+        <w:pStyle w:val="Compact"/>
+        <w:numPr>
+          <w:ilvl w:val="0"/>
+          <w:numId w:val="1003"/>
+        </w:numPr>
+      </w:pPr>
+      <w:r>
+        <w:t xml:space="preserve">the associated-effect path now has a real exported demo artifact with a materially improved clean-reference rerun, but it still must be framed as an early heuristic rather than a solved component.</w:t>
       </w:r>
     </w:p>
     <w:bookmarkEnd w:id="68"/>

--- a/docs/final_report_pack/LayerForge_X_Final_Report_2026_04_22.docx
+++ b/docs/final_report_pack/LayerForge_X_Final_Report_2026_04_22.docx
@@ -1390,6 +1390,471 @@
         <w:pStyle w:val="BodyText"/>
       </w:pPr>
       <w:r>
+        <w:t xml:space="preserve">Five-image frontier candidate-bank review:</w:t>
+      </w:r>
+    </w:p>
+    <w:tbl>
+      <w:tblPr>
+        <w:tblStyle w:val="Table"/>
+        <w:tblW w:type="pct" w:w="5000"/>
+        <w:tblLayout w:type="fixed"/>
+        <w:tblLook w:firstRow="1" w:lastRow="0" w:firstColumn="0" w:lastColumn="0" w:noHBand="0" w:noVBand="0" w:val="0020"/>
+      </w:tblPr>
+      <w:tblGrid>
+        <w:gridCol w:w="1033"/>
+        <w:gridCol w:w="1377"/>
+        <w:gridCol w:w="1377"/>
+        <w:gridCol w:w="1377"/>
+        <w:gridCol w:w="1377"/>
+        <w:gridCol w:w="1377"/>
+      </w:tblGrid>
+      <w:tr>
+        <w:trPr>
+          <w:tblHeader w:val="on"/>
+        </w:trPr>
+        <w:tc>
+          <w:tcPr/>
+          <w:p>
+            <w:pPr>
+              <w:pStyle w:val="Compact"/>
+            </w:pPr>
+            <w:r>
+              <w:t xml:space="preserve">Method</w:t>
+            </w:r>
+          </w:p>
+        </w:tc>
+        <w:tc>
+          <w:tcPr/>
+          <w:p>
+            <w:pPr>
+              <w:pStyle w:val="Compact"/>
+              <w:jc w:val="right"/>
+            </w:pPr>
+            <w:r>
+              <w:t xml:space="preserve">Images</w:t>
+            </w:r>
+          </w:p>
+        </w:tc>
+        <w:tc>
+          <w:tcPr/>
+          <w:p>
+            <w:pPr>
+              <w:pStyle w:val="Compact"/>
+              <w:jc w:val="right"/>
+            </w:pPr>
+            <w:r>
+              <w:t xml:space="preserve">Mean PSNR</w:t>
+            </w:r>
+          </w:p>
+        </w:tc>
+        <w:tc>
+          <w:tcPr/>
+          <w:p>
+            <w:pPr>
+              <w:pStyle w:val="Compact"/>
+              <w:jc w:val="right"/>
+            </w:pPr>
+            <w:r>
+              <w:t xml:space="preserve">Mean SSIM</w:t>
+            </w:r>
+          </w:p>
+        </w:tc>
+        <w:tc>
+          <w:tcPr/>
+          <w:p>
+            <w:pPr>
+              <w:pStyle w:val="Compact"/>
+              <w:jc w:val="right"/>
+            </w:pPr>
+            <w:r>
+              <w:t xml:space="preserve">Mean self-eval score</w:t>
+            </w:r>
+          </w:p>
+        </w:tc>
+        <w:tc>
+          <w:tcPr/>
+          <w:p>
+            <w:pPr>
+              <w:pStyle w:val="Compact"/>
+              <w:jc w:val="right"/>
+            </w:pPr>
+            <w:r>
+              <w:t xml:space="preserve">Best-image wins</w:t>
+            </w:r>
+          </w:p>
+        </w:tc>
+      </w:tr>
+      <w:tr>
+        <w:tc>
+          <w:tcPr/>
+          <w:p>
+            <w:pPr>
+              <w:pStyle w:val="Compact"/>
+            </w:pPr>
+            <w:r>
+              <w:t xml:space="preserve">LayerForge native</w:t>
+            </w:r>
+          </w:p>
+        </w:tc>
+        <w:tc>
+          <w:tcPr/>
+          <w:p>
+            <w:pPr>
+              <w:pStyle w:val="Compact"/>
+              <w:jc w:val="right"/>
+            </w:pPr>
+            <w:r>
+              <w:t xml:space="preserve">5</w:t>
+            </w:r>
+          </w:p>
+        </w:tc>
+        <w:tc>
+          <w:tcPr/>
+          <w:p>
+            <w:pPr>
+              <w:pStyle w:val="Compact"/>
+              <w:jc w:val="right"/>
+            </w:pPr>
+            <w:r>
+              <w:t xml:space="preserve">37.6688</w:t>
+            </w:r>
+          </w:p>
+        </w:tc>
+        <w:tc>
+          <w:tcPr/>
+          <w:p>
+            <w:pPr>
+              <w:pStyle w:val="Compact"/>
+              <w:jc w:val="right"/>
+            </w:pPr>
+            <w:r>
+              <w:t xml:space="preserve">0.9708</w:t>
+            </w:r>
+          </w:p>
+        </w:tc>
+        <w:tc>
+          <w:tcPr/>
+          <w:p>
+            <w:pPr>
+              <w:pStyle w:val="Compact"/>
+              <w:jc w:val="right"/>
+            </w:pPr>
+            <w:r>
+              <w:t xml:space="preserve">0.6597</w:t>
+            </w:r>
+          </w:p>
+        </w:tc>
+        <w:tc>
+          <w:tcPr/>
+          <w:p>
+            <w:pPr>
+              <w:pStyle w:val="Compact"/>
+              <w:jc w:val="right"/>
+            </w:pPr>
+            <w:r>
+              <w:t xml:space="preserve">3</w:t>
+            </w:r>
+          </w:p>
+        </w:tc>
+      </w:tr>
+      <w:tr>
+        <w:tc>
+          <w:tcPr/>
+          <w:p>
+            <w:pPr>
+              <w:pStyle w:val="Compact"/>
+            </w:pPr>
+            <w:r>
+              <w:t xml:space="preserve">LayerForge peeling</w:t>
+            </w:r>
+          </w:p>
+        </w:tc>
+        <w:tc>
+          <w:tcPr/>
+          <w:p>
+            <w:pPr>
+              <w:pStyle w:val="Compact"/>
+              <w:jc w:val="right"/>
+            </w:pPr>
+            <w:r>
+              <w:t xml:space="preserve">5</w:t>
+            </w:r>
+          </w:p>
+        </w:tc>
+        <w:tc>
+          <w:tcPr/>
+          <w:p>
+            <w:pPr>
+              <w:pStyle w:val="Compact"/>
+              <w:jc w:val="right"/>
+            </w:pPr>
+            <w:r>
+              <w:t xml:space="preserve">27.0988</w:t>
+            </w:r>
+          </w:p>
+        </w:tc>
+        <w:tc>
+          <w:tcPr/>
+          <w:p>
+            <w:pPr>
+              <w:pStyle w:val="Compact"/>
+              <w:jc w:val="right"/>
+            </w:pPr>
+            <w:r>
+              <w:t xml:space="preserve">0.9096</w:t>
+            </w:r>
+          </w:p>
+        </w:tc>
+        <w:tc>
+          <w:tcPr/>
+          <w:p>
+            <w:pPr>
+              <w:pStyle w:val="Compact"/>
+              <w:jc w:val="right"/>
+            </w:pPr>
+            <w:r>
+              <w:t xml:space="preserve">0.5050</w:t>
+            </w:r>
+          </w:p>
+        </w:tc>
+        <w:tc>
+          <w:tcPr/>
+          <w:p>
+            <w:pPr>
+              <w:pStyle w:val="Compact"/>
+              <w:jc w:val="right"/>
+            </w:pPr>
+            <w:r>
+              <w:t xml:space="preserve">1</w:t>
+            </w:r>
+          </w:p>
+        </w:tc>
+      </w:tr>
+      <w:tr>
+        <w:tc>
+          <w:tcPr/>
+          <w:p>
+            <w:pPr>
+              <w:pStyle w:val="Compact"/>
+            </w:pPr>
+            <w:r>
+              <w:t xml:space="preserve">Qwen raw (4)</w:t>
+            </w:r>
+          </w:p>
+        </w:tc>
+        <w:tc>
+          <w:tcPr/>
+          <w:p>
+            <w:pPr>
+              <w:pStyle w:val="Compact"/>
+              <w:jc w:val="right"/>
+            </w:pPr>
+            <w:r>
+              <w:t xml:space="preserve">5</w:t>
+            </w:r>
+          </w:p>
+        </w:tc>
+        <w:tc>
+          <w:tcPr/>
+          <w:p>
+            <w:pPr>
+              <w:pStyle w:val="Compact"/>
+              <w:jc w:val="right"/>
+            </w:pPr>
+            <w:r>
+              <w:t xml:space="preserve">29.0757</w:t>
+            </w:r>
+          </w:p>
+        </w:tc>
+        <w:tc>
+          <w:tcPr/>
+          <w:p>
+            <w:pPr>
+              <w:pStyle w:val="Compact"/>
+              <w:jc w:val="right"/>
+            </w:pPr>
+            <w:r>
+              <w:t xml:space="preserve">0.8850</w:t>
+            </w:r>
+          </w:p>
+        </w:tc>
+        <w:tc>
+          <w:tcPr/>
+          <w:p>
+            <w:pPr>
+              <w:pStyle w:val="Compact"/>
+              <w:jc w:val="right"/>
+            </w:pPr>
+            <w:r>
+              <w:t xml:space="preserve">0.2530</w:t>
+            </w:r>
+          </w:p>
+        </w:tc>
+        <w:tc>
+          <w:tcPr/>
+          <w:p>
+            <w:pPr>
+              <w:pStyle w:val="Compact"/>
+              <w:jc w:val="right"/>
+            </w:pPr>
+            <w:r>
+              <w:t xml:space="preserve">0</w:t>
+            </w:r>
+          </w:p>
+        </w:tc>
+      </w:tr>
+      <w:tr>
+        <w:tc>
+          <w:tcPr/>
+          <w:p>
+            <w:pPr>
+              <w:pStyle w:val="Compact"/>
+            </w:pPr>
+            <w:r>
+              <w:t xml:space="preserve">Qwen + graph preserve (4)</w:t>
+            </w:r>
+          </w:p>
+        </w:tc>
+        <w:tc>
+          <w:tcPr/>
+          <w:p>
+            <w:pPr>
+              <w:pStyle w:val="Compact"/>
+              <w:jc w:val="right"/>
+            </w:pPr>
+            <w:r>
+              <w:t xml:space="preserve">5</w:t>
+            </w:r>
+          </w:p>
+        </w:tc>
+        <w:tc>
+          <w:tcPr/>
+          <w:p>
+            <w:pPr>
+              <w:pStyle w:val="Compact"/>
+              <w:jc w:val="right"/>
+            </w:pPr>
+            <w:r>
+              <w:t xml:space="preserve">28.5539</w:t>
+            </w:r>
+          </w:p>
+        </w:tc>
+        <w:tc>
+          <w:tcPr/>
+          <w:p>
+            <w:pPr>
+              <w:pStyle w:val="Compact"/>
+              <w:jc w:val="right"/>
+            </w:pPr>
+            <w:r>
+              <w:t xml:space="preserve">0.8638</w:t>
+            </w:r>
+          </w:p>
+        </w:tc>
+        <w:tc>
+          <w:tcPr/>
+          <w:p>
+            <w:pPr>
+              <w:pStyle w:val="Compact"/>
+              <w:jc w:val="right"/>
+            </w:pPr>
+            <w:r>
+              <w:t xml:space="preserve">0.4951</w:t>
+            </w:r>
+          </w:p>
+        </w:tc>
+        <w:tc>
+          <w:tcPr/>
+          <w:p>
+            <w:pPr>
+              <w:pStyle w:val="Compact"/>
+              <w:jc w:val="right"/>
+            </w:pPr>
+            <w:r>
+              <w:t xml:space="preserve">1</w:t>
+            </w:r>
+          </w:p>
+        </w:tc>
+      </w:tr>
+      <w:tr>
+        <w:tc>
+          <w:tcPr/>
+          <w:p>
+            <w:pPr>
+              <w:pStyle w:val="Compact"/>
+            </w:pPr>
+            <w:r>
+              <w:t xml:space="preserve">Qwen + graph reorder (4)</w:t>
+            </w:r>
+          </w:p>
+        </w:tc>
+        <w:tc>
+          <w:tcPr/>
+          <w:p>
+            <w:pPr>
+              <w:pStyle w:val="Compact"/>
+              <w:jc w:val="right"/>
+            </w:pPr>
+            <w:r>
+              <w:t xml:space="preserve">5</w:t>
+            </w:r>
+          </w:p>
+        </w:tc>
+        <w:tc>
+          <w:tcPr/>
+          <w:p>
+            <w:pPr>
+              <w:pStyle w:val="Compact"/>
+              <w:jc w:val="right"/>
+            </w:pPr>
+            <w:r>
+              <w:t xml:space="preserve">28.5397</w:t>
+            </w:r>
+          </w:p>
+        </w:tc>
+        <w:tc>
+          <w:tcPr/>
+          <w:p>
+            <w:pPr>
+              <w:pStyle w:val="Compact"/>
+              <w:jc w:val="right"/>
+            </w:pPr>
+            <w:r>
+              <w:t xml:space="preserve">0.8637</w:t>
+            </w:r>
+          </w:p>
+        </w:tc>
+        <w:tc>
+          <w:tcPr/>
+          <w:p>
+            <w:pPr>
+              <w:pStyle w:val="Compact"/>
+              <w:jc w:val="right"/>
+            </w:pPr>
+            <w:r>
+              <w:t xml:space="preserve">0.4949</w:t>
+            </w:r>
+          </w:p>
+        </w:tc>
+        <w:tc>
+          <w:tcPr/>
+          <w:p>
+            <w:pPr>
+              <w:pStyle w:val="Compact"/>
+              <w:jc w:val="right"/>
+            </w:pPr>
+            <w:r>
+              <w:t xml:space="preserve">0</w:t>
+            </w:r>
+          </w:p>
+        </w:tc>
+      </w:tr>
+    </w:tbl>
+    <w:p>
+      <w:pPr>
+        <w:pStyle w:val="BodyText"/>
+      </w:pPr>
+      <w:r>
         <w:t xml:space="preserve">Interpretation:</w:t>
       </w:r>
     </w:p>
@@ -1415,6 +1880,78 @@
       </w:pPr>
       <w:r>
         <w:t xml:space="preserve">native LayerForge now has the strongest mean SSIM on the same images, at the cost of a much larger stack;</w:t>
+      </w:r>
+    </w:p>
+    <w:p>
+      <w:pPr>
+        <w:pStyle w:val="Compact"/>
+        <w:numPr>
+          <w:ilvl w:val="0"/>
+          <w:numId w:val="1003"/>
+        </w:numPr>
+      </w:pPr>
+      <w:r>
+        <w:t xml:space="preserve">the measured frontier candidate bank now selects</w:t>
+      </w:r>
+      <w:r>
+        <w:t xml:space="preserve"> </w:t>
+      </w:r>
+      <w:r>
+        <w:rPr>
+          <w:rStyle w:val="VerbatimChar"/>
+        </w:rPr>
+        <w:t xml:space="preserve">LayerForge native</w:t>
+      </w:r>
+      <w:r>
+        <w:t xml:space="preserve"> </w:t>
+      </w:r>
+      <w:r>
+        <w:t xml:space="preserve">for</w:t>
+      </w:r>
+      <w:r>
+        <w:t xml:space="preserve"> </w:t>
+      </w:r>
+      <w:r>
+        <w:rPr>
+          <w:rStyle w:val="VerbatimChar"/>
+        </w:rPr>
+        <w:t xml:space="preserve">3/5</w:t>
+      </w:r>
+      <w:r>
+        <w:t xml:space="preserve"> </w:t>
+      </w:r>
+      <w:r>
+        <w:t xml:space="preserve">images,</w:t>
+      </w:r>
+      <w:r>
+        <w:t xml:space="preserve"> </w:t>
+      </w:r>
+      <w:r>
+        <w:rPr>
+          <w:rStyle w:val="VerbatimChar"/>
+        </w:rPr>
+        <w:t xml:space="preserve">LayerForge peeling</w:t>
+      </w:r>
+      <w:r>
+        <w:t xml:space="preserve"> </w:t>
+      </w:r>
+      <w:r>
+        <w:t xml:space="preserve">for the truck scene, and</w:t>
+      </w:r>
+      <w:r>
+        <w:t xml:space="preserve"> </w:t>
+      </w:r>
+      <w:r>
+        <w:rPr>
+          <w:rStyle w:val="VerbatimChar"/>
+        </w:rPr>
+        <w:t xml:space="preserve">Qwen + graph preserve</w:t>
+      </w:r>
+      <w:r>
+        <w:t xml:space="preserve"> </w:t>
+      </w:r>
+      <w:r>
+        <w:t xml:space="preserve">for the synthetic scene;</w:t>
       </w:r>
     </w:p>
     <w:p>
@@ -11404,7 +11941,7 @@
     </w:p>
     <w:bookmarkEnd w:id="167"/>
     <w:bookmarkEnd w:id="168"/>
-    <w:bookmarkStart w:id="174" w:name="Xa8ff29c37577f8ede7ff18ad3fdc98aca927b29"/>
+    <w:bookmarkStart w:id="171" w:name="Xa8ff29c37577f8ede7ff18ad3fdc98aca927b29"/>
     <w:p>
       <w:pPr>
         <w:pStyle w:val="Heading1"/>
@@ -11524,14 +12061,31 @@
         <w:t xml:space="preserve">layer_007_hidden_completion_rgba.png</w:t>
       </w:r>
     </w:p>
+    <w:p>
+      <w:r>
+        <w:pict>
+          <v:rect style="width:0;height:1.5pt" o:hralign="center" o:hrstd="t" o:hr="t"/>
+        </w:pict>
+      </w:r>
+    </w:p>
     <w:bookmarkEnd w:id="170"/>
-    <w:bookmarkStart w:id="171" w:name="fallback-method"/>
+    <w:bookmarkEnd w:id="171"/>
+    <w:bookmarkStart w:id="180" w:name="Xe66e937283ff7c63d3e86966cafdbde3bcb950f"/>
+    <w:p>
+      <w:pPr>
+        <w:pStyle w:val="Heading1"/>
+      </w:pPr>
+      <w:r>
+        <w:t xml:space="preserve">5. Novel component D: Frontier candidate bank and self-evaluation</w:t>
+      </w:r>
+    </w:p>
+    <w:bookmarkStart w:id="172" w:name="problem-2"/>
     <w:p>
       <w:pPr>
         <w:pStyle w:val="Heading2"/>
       </w:pPr>
       <w:r>
-        <w:t xml:space="preserve">Fallback method</w:t>
+        <w:t xml:space="preserve">Problem</w:t>
       </w:r>
     </w:p>
     <w:p>
@@ -11539,7 +12093,135 @@
         <w:pStyle w:val="FirstParagraph"/>
       </w:pPr>
       <w:r>
-        <w:t xml:space="preserve">If no amodal model is used at all, there’s a usable geometric fallback:</w:t>
+        <w:t xml:space="preserve">Once the repo included native LayerForge runs, recursive peeling, and fair Qwen hybrids, the next question was no longer</w:t>
+      </w:r>
+      <w:r>
+        <w:t xml:space="preserve"> </w:t>
+      </w:r>
+      <w:r>
+        <w:t xml:space="preserve">“which single pipeline is the method?”</w:t>
+      </w:r>
+      <w:r>
+        <w:t xml:space="preserve"> </w:t>
+      </w:r>
+      <w:r>
+        <w:t xml:space="preserve">The real question became:</w:t>
+      </w:r>
+    </w:p>
+    <w:p>
+      <w:pPr>
+        <w:pStyle w:val="SourceCode"/>
+      </w:pPr>
+      <w:r>
+        <w:rPr>
+          <w:rStyle w:val="VerbatimChar"/>
+        </w:rPr>
+        <w:t xml:space="preserve">which decomposition should be trusted for this image?</w:t>
+      </w:r>
+    </w:p>
+    <w:p>
+      <w:pPr>
+        <w:pStyle w:val="FirstParagraph"/>
+      </w:pPr>
+      <w:r>
+        <w:t xml:space="preserve">That is a different problem from segmentation or ordering alone. Some images benefit from a compact generative RGBA stack. Others benefit from the larger but more explicit native graph. Others are better handled by recursive peeling because the iterative residuals expose hidden structure.</w:t>
+      </w:r>
+    </w:p>
+    <w:bookmarkEnd w:id="172"/>
+    <w:bookmarkStart w:id="173" w:name="proposed-solution-1"/>
+    <w:p>
+      <w:pPr>
+        <w:pStyle w:val="Heading2"/>
+      </w:pPr>
+      <w:r>
+        <w:t xml:space="preserve">Proposed solution</w:t>
+      </w:r>
+    </w:p>
+    <w:p>
+      <w:pPr>
+        <w:pStyle w:val="FirstParagraph"/>
+      </w:pPr>
+      <w:r>
+        <w:t xml:space="preserve">Instead of forcing one path, LayerForge-X now runs a</w:t>
+      </w:r>
+      <w:r>
+        <w:t xml:space="preserve"> </w:t>
+      </w:r>
+      <w:r>
+        <w:rPr>
+          <w:b/>
+          <w:bCs/>
+        </w:rPr>
+        <w:t xml:space="preserve">frontier candidate bank</w:t>
+      </w:r>
+      <w:r>
+        <w:t xml:space="preserve"> </w:t>
+      </w:r>
+      <w:r>
+        <w:t xml:space="preserve">and selects the best editable representation per image using measured evidence.</w:t>
+      </w:r>
+    </w:p>
+    <w:p>
+      <w:pPr>
+        <w:pStyle w:val="BodyText"/>
+      </w:pPr>
+      <w:r>
+        <w:t xml:space="preserve">Current candidate families in the repo:</w:t>
+      </w:r>
+    </w:p>
+    <w:p>
+      <w:pPr>
+        <w:pStyle w:val="SourceCode"/>
+      </w:pPr>
+      <w:r>
+        <w:rPr>
+          <w:rStyle w:val="VerbatimChar"/>
+        </w:rPr>
+        <w:t xml:space="preserve">LayerForge native</w:t>
+      </w:r>
+      <w:r>
+        <w:br/>
+      </w:r>
+      <w:r>
+        <w:rPr>
+          <w:rStyle w:val="VerbatimChar"/>
+        </w:rPr>
+        <w:t xml:space="preserve">LayerForge peeling</w:t>
+      </w:r>
+      <w:r>
+        <w:br/>
+      </w:r>
+      <w:r>
+        <w:rPr>
+          <w:rStyle w:val="VerbatimChar"/>
+        </w:rPr>
+        <w:t xml:space="preserve">Qwen raw</w:t>
+      </w:r>
+      <w:r>
+        <w:br/>
+      </w:r>
+      <w:r>
+        <w:rPr>
+          <w:rStyle w:val="VerbatimChar"/>
+        </w:rPr>
+        <w:t xml:space="preserve">Qwen + graph preserve</w:t>
+      </w:r>
+      <w:r>
+        <w:br/>
+      </w:r>
+      <w:r>
+        <w:rPr>
+          <w:rStyle w:val="VerbatimChar"/>
+        </w:rPr>
+        <w:t xml:space="preserve">Qwen + graph reorder</w:t>
+      </w:r>
+    </w:p>
+    <w:p>
+      <w:pPr>
+        <w:pStyle w:val="FirstParagraph"/>
+      </w:pPr>
+      <w:r>
+        <w:t xml:space="preserve">The implementation lives in:</w:t>
       </w:r>
     </w:p>
     <w:p>
@@ -11551,7 +12233,10 @@
         </w:numPr>
       </w:pPr>
       <w:r>
-        <w:t xml:space="preserve">Detect occlusion boundaries using nearby layers and depth discontinuities.</w:t>
+        <w:rPr>
+          <w:rStyle w:val="VerbatimChar"/>
+        </w:rPr>
+        <w:t xml:space="preserve">src/layerforge/proposals.py</w:t>
       </w:r>
     </w:p>
     <w:p>
@@ -11563,7 +12248,10 @@
         </w:numPr>
       </w:pPr>
       <w:r>
-        <w:t xml:space="preserve">Expand the mask only behind closer occluders.</w:t>
+        <w:rPr>
+          <w:rStyle w:val="VerbatimChar"/>
+        </w:rPr>
+        <w:t xml:space="preserve">src/layerforge/self_eval.py</w:t>
       </w:r>
     </w:p>
     <w:p>
@@ -11575,53 +12263,20 @@
         </w:numPr>
       </w:pPr>
       <w:r>
-        <w:t xml:space="preserve">Apply class-dependent expansion limits (e.g. don’t let a person’s amodal mask grow indefinitely).</w:t>
-      </w:r>
-    </w:p>
-    <w:p>
-      <w:pPr>
-        <w:pStyle w:val="Compact"/>
-        <w:numPr>
-          <w:ilvl w:val="0"/>
-          <w:numId w:val="1019"/>
-        </w:numPr>
-      </w:pPr>
-      <w:r>
-        <w:t xml:space="preserve">Smooth the resulting amodal mask.</w:t>
-      </w:r>
-    </w:p>
-    <w:p>
-      <w:pPr>
-        <w:pStyle w:val="Compact"/>
-        <w:numPr>
-          <w:ilvl w:val="0"/>
-          <w:numId w:val="1019"/>
-        </w:numPr>
-      </w:pPr>
-      <w:r>
-        <w:t xml:space="preserve">Inpaint hidden colour inside</w:t>
-      </w:r>
-      <w:r>
-        <w:t xml:space="preserve"> </w:t>
-      </w:r>
-      <w:r>
-        <w:rPr>
-          <w:rStyle w:val="VerbatimChar"/>
-        </w:rPr>
-        <w:t xml:space="preserve">M_hidden</w:t>
-      </w:r>
-      <w:r>
-        <w:t xml:space="preserve">.</w:t>
-      </w:r>
-    </w:p>
-    <w:bookmarkEnd w:id="171"/>
-    <w:bookmarkStart w:id="172" w:name="strong-method"/>
+        <w:rPr>
+          <w:rStyle w:val="VerbatimChar"/>
+        </w:rPr>
+        <w:t xml:space="preserve">scripts/run_frontier_comparison.py</w:t>
+      </w:r>
+    </w:p>
+    <w:bookmarkEnd w:id="173"/>
+    <w:bookmarkStart w:id="174" w:name="candidate-scoring"/>
     <w:p>
       <w:pPr>
         <w:pStyle w:val="Heading2"/>
       </w:pPr>
       <w:r>
-        <w:t xml:space="preserve">Strong method</w:t>
+        <w:t xml:space="preserve">Candidate scoring</w:t>
       </w:r>
     </w:p>
     <w:p>
@@ -11629,52 +12284,53 @@
         <w:pStyle w:val="FirstParagraph"/>
       </w:pPr>
       <w:r>
-        <w:t xml:space="preserve">Plug in SAMEO or another amodal-SAM-style backend when compute and weights are available.</w:t>
-      </w:r>
-    </w:p>
-    <w:bookmarkEnd w:id="172"/>
-    <w:bookmarkStart w:id="173" w:name="claim-2"/>
-    <w:p>
-      <w:pPr>
-        <w:pStyle w:val="Heading2"/>
-      </w:pPr>
-      <w:r>
-        <w:t xml:space="preserve">Claim</w:t>
-      </w:r>
-    </w:p>
-    <w:p>
-      <w:pPr>
-        <w:pStyle w:val="BlockText"/>
-      </w:pPr>
-      <w:r>
-        <w:t xml:space="preserve">We distinguish visible support from estimated amodal support, allowing the exported layers to represent both observed content and plausible hidden continuation.</w:t>
-      </w:r>
-    </w:p>
-    <w:p>
-      <w:r>
-        <w:pict>
-          <v:rect style="width:0;height:1.5pt" o:hralign="center" o:hrstd="t" o:hr="t"/>
-        </w:pict>
-      </w:r>
-    </w:p>
-    <w:bookmarkEnd w:id="173"/>
-    <w:bookmarkEnd w:id="174"/>
-    <w:bookmarkStart w:id="179" w:name="Xd4cad0634318010a78a074b4ccee223bc3997ef"/>
-    <w:p>
-      <w:pPr>
-        <w:pStyle w:val="Heading1"/>
-      </w:pPr>
-      <w:r>
-        <w:t xml:space="preserve">5. Novel component D: Graph-guided recursive semantic peeling</w:t>
-      </w:r>
-    </w:p>
-    <w:bookmarkStart w:id="175" w:name="problem-2"/>
-    <w:p>
-      <w:pPr>
-        <w:pStyle w:val="Heading2"/>
-      </w:pPr>
-      <w:r>
-        <w:t xml:space="preserve">Problem</w:t>
+        <w:t xml:space="preserve">Each candidate is scored after it actually runs. The current self-evaluation stage is intentionally heuristic and explicit rather than pretending to be a learned black box.</w:t>
+      </w:r>
+    </w:p>
+    <w:p>
+      <w:pPr>
+        <w:pStyle w:val="BodyText"/>
+      </w:pPr>
+      <w:r>
+        <w:t xml:space="preserve">The score combines:</w:t>
+      </w:r>
+    </w:p>
+    <w:p>
+      <w:pPr>
+        <w:pStyle w:val="SourceCode"/>
+      </w:pPr>
+      <w:r>
+        <w:rPr>
+          <w:rStyle w:val="VerbatimChar"/>
+        </w:rPr>
+        <w:t xml:space="preserve">recomposition fidelity</w:t>
+      </w:r>
+      <w:r>
+        <w:br/>
+      </w:r>
+      <w:r>
+        <w:rPr>
+          <w:rStyle w:val="VerbatimChar"/>
+        </w:rPr>
+        <w:t xml:space="preserve">graph / structure availability</w:t>
+      </w:r>
+      <w:r>
+        <w:br/>
+      </w:r>
+      <w:r>
+        <w:rPr>
+          <w:rStyle w:val="VerbatimChar"/>
+        </w:rPr>
+        <w:t xml:space="preserve">editability bias toward usable layer counts</w:t>
+      </w:r>
+      <w:r>
+        <w:br/>
+      </w:r>
+      <w:r>
+        <w:rPr>
+          <w:rStyle w:val="VerbatimChar"/>
+        </w:rPr>
+        <w:t xml:space="preserve">runtime</w:t>
       </w:r>
     </w:p>
     <w:p>
@@ -11682,17 +12338,45 @@
         <w:pStyle w:val="FirstParagraph"/>
       </w:pPr>
       <w:r>
-        <w:t xml:space="preserve">One-shot decomposition freezes the full scene in place before any hidden content has been revealed. That forces ordering, hidden support, and background completion to compete inside a single pass.</w:t>
-      </w:r>
-    </w:p>
-    <w:bookmarkEnd w:id="175"/>
-    <w:bookmarkStart w:id="176" w:name="proposed-method"/>
-    <w:p>
-      <w:pPr>
-        <w:pStyle w:val="Heading2"/>
-      </w:pPr>
-      <w:r>
-        <w:t xml:space="preserve">Proposed method</w:t>
+        <w:t xml:space="preserve">The implemented weighted score is:</w:t>
+      </w:r>
+    </w:p>
+    <w:p>
+      <w:pPr>
+        <w:pStyle w:val="SourceCode"/>
+      </w:pPr>
+      <w:r>
+        <w:rPr>
+          <w:rStyle w:val="VerbatimChar"/>
+        </w:rPr>
+        <w:t xml:space="preserve">score = 0.40 * fidelity</w:t>
+      </w:r>
+      <w:r>
+        <w:br/>
+      </w:r>
+      <w:r>
+        <w:rPr>
+          <w:rStyle w:val="VerbatimChar"/>
+        </w:rPr>
+        <w:t xml:space="preserve">      + 0.25 * structure</w:t>
+      </w:r>
+      <w:r>
+        <w:br/>
+      </w:r>
+      <w:r>
+        <w:rPr>
+          <w:rStyle w:val="VerbatimChar"/>
+        </w:rPr>
+        <w:t xml:space="preserve">      + 0.20 * editability</w:t>
+      </w:r>
+      <w:r>
+        <w:br/>
+      </w:r>
+      <w:r>
+        <w:rPr>
+          <w:rStyle w:val="VerbatimChar"/>
+        </w:rPr>
+        <w:t xml:space="preserve">      + 0.15 * runtime</w:t>
       </w:r>
     </w:p>
     <w:p>
@@ -11700,397 +12384,7 @@
         <w:pStyle w:val="FirstParagraph"/>
       </w:pPr>
       <w:r>
-        <w:t xml:space="preserve">Instead of extracting every layer once, iterate:</w:t>
-      </w:r>
-    </w:p>
-    <w:p>
-      <w:pPr>
-        <w:pStyle w:val="SourceCode"/>
-      </w:pPr>
-      <w:r>
-        <w:rPr>
-          <w:rStyle w:val="VerbatimChar"/>
-        </w:rPr>
-        <w:t xml:space="preserve">I_0 = input RGB</w:t>
-      </w:r>
-      <w:r>
-        <w:br/>
-      </w:r>
-      <w:r>
-        <w:rPr>
-          <w:rStyle w:val="VerbatimChar"/>
-        </w:rPr>
-        <w:t xml:space="preserve">for t in 1..T:</w:t>
-      </w:r>
-      <w:r>
-        <w:br/>
-      </w:r>
-      <w:r>
-        <w:rPr>
-          <w:rStyle w:val="VerbatimChar"/>
-        </w:rPr>
-        <w:t xml:space="preserve">    propose layers on I_{t-1}</w:t>
-      </w:r>
-      <w:r>
-        <w:br/>
-      </w:r>
-      <w:r>
-        <w:rPr>
-          <w:rStyle w:val="VerbatimChar"/>
-        </w:rPr>
-        <w:t xml:space="preserve">    choose the frontmost editable entity from the current graph</w:t>
-      </w:r>
-      <w:r>
-        <w:br/>
-      </w:r>
-      <w:r>
-        <w:rPr>
-          <w:rStyle w:val="VerbatimChar"/>
-        </w:rPr>
-        <w:t xml:space="preserve">    export RGBA_t</w:t>
-      </w:r>
-      <w:r>
-        <w:br/>
-      </w:r>
-      <w:r>
-        <w:rPr>
-          <w:rStyle w:val="VerbatimChar"/>
-        </w:rPr>
-        <w:t xml:space="preserve">    inpaint the residual canvas to obtain I_t</w:t>
-      </w:r>
-      <w:r>
-        <w:br/>
-      </w:r>
-      <w:r>
-        <w:rPr>
-          <w:rStyle w:val="VerbatimChar"/>
-        </w:rPr>
-        <w:t xml:space="preserve">repeat until only background remains</w:t>
-      </w:r>
-    </w:p>
-    <w:p>
-      <w:pPr>
-        <w:pStyle w:val="FirstParagraph"/>
-      </w:pPr>
-      <w:r>
-        <w:t xml:space="preserve">At each iteration, store:</w:t>
-      </w:r>
-    </w:p>
-    <w:p>
-      <w:pPr>
-        <w:pStyle w:val="SourceCode"/>
-      </w:pPr>
-      <w:r>
-        <w:rPr>
-          <w:rStyle w:val="VerbatimChar"/>
-        </w:rPr>
-        <w:t xml:space="preserve">iteration_t/input.png</w:t>
-      </w:r>
-      <w:r>
-        <w:br/>
-      </w:r>
-      <w:r>
-        <w:rPr>
-          <w:rStyle w:val="VerbatimChar"/>
-        </w:rPr>
-        <w:t xml:space="preserve">iteration_t/selected_mask.png</w:t>
-      </w:r>
-      <w:r>
-        <w:br/>
-      </w:r>
-      <w:r>
-        <w:rPr>
-          <w:rStyle w:val="VerbatimChar"/>
-        </w:rPr>
-        <w:t xml:space="preserve">iteration_t/selected_layer.png</w:t>
-      </w:r>
-      <w:r>
-        <w:br/>
-      </w:r>
-      <w:r>
-        <w:rPr>
-          <w:rStyle w:val="VerbatimChar"/>
-        </w:rPr>
-        <w:t xml:space="preserve">iteration_t/residual_inpainted.png</w:t>
-      </w:r>
-    </w:p>
-    <w:bookmarkEnd w:id="176"/>
-    <w:bookmarkStart w:id="177" w:name="why-it-matters"/>
-    <w:p>
-      <w:pPr>
-        <w:pStyle w:val="Heading2"/>
-      </w:pPr>
-      <w:r>
-        <w:t xml:space="preserve">Why it matters</w:t>
-      </w:r>
-    </w:p>
-    <w:p>
-      <w:pPr>
-        <w:pStyle w:val="FirstParagraph"/>
-      </w:pPr>
-      <w:r>
-        <w:t xml:space="preserve">This reformulates the pipeline from:</w:t>
-      </w:r>
-    </w:p>
-    <w:p>
-      <w:pPr>
-        <w:pStyle w:val="SourceCode"/>
-      </w:pPr>
-      <w:r>
-        <w:rPr>
-          <w:rStyle w:val="VerbatimChar"/>
-        </w:rPr>
-        <w:t xml:space="preserve">segment once -&gt; sort once -&gt; export once</w:t>
-      </w:r>
-    </w:p>
-    <w:p>
-      <w:pPr>
-        <w:pStyle w:val="FirstParagraph"/>
-      </w:pPr>
-      <w:r>
-        <w:t xml:space="preserve">to:</w:t>
-      </w:r>
-    </w:p>
-    <w:p>
-      <w:pPr>
-        <w:pStyle w:val="SourceCode"/>
-      </w:pPr>
-      <w:r>
-        <w:rPr>
-          <w:rStyle w:val="VerbatimChar"/>
-        </w:rPr>
-        <w:t xml:space="preserve">extract front layer -&gt; reveal residual -&gt; repeat</w:t>
-      </w:r>
-    </w:p>
-    <w:p>
-      <w:pPr>
-        <w:pStyle w:val="FirstParagraph"/>
-      </w:pPr>
-      <w:r>
-        <w:t xml:space="preserve">That makes the next layer and the completed background explicit rather than implied.</w:t>
-      </w:r>
-    </w:p>
-    <w:bookmarkEnd w:id="177"/>
-    <w:bookmarkStart w:id="178" w:name="claim-3"/>
-    <w:p>
-      <w:pPr>
-        <w:pStyle w:val="Heading2"/>
-      </w:pPr>
-      <w:r>
-        <w:t xml:space="preserve">Claim</w:t>
-      </w:r>
-    </w:p>
-    <w:p>
-      <w:pPr>
-        <w:pStyle w:val="BlockText"/>
-      </w:pPr>
-      <w:r>
-        <w:t xml:space="preserve">We add a graph-guided recursive peeling mode that repeatedly extracts the current frontmost editable layer, inpaints the residual canvas, and updates the ordered scene representation.</w:t>
-      </w:r>
-    </w:p>
-    <w:p>
-      <w:pPr>
-        <w:pStyle w:val="FirstParagraph"/>
-      </w:pPr>
-      <w:r>
-        <w:t xml:space="preserve">This is the strongest</w:t>
-      </w:r>
-      <w:r>
-        <w:t xml:space="preserve"> </w:t>
-      </w:r>
-      <w:r>
-        <w:t xml:space="preserve">“frontier”</w:t>
-      </w:r>
-      <w:r>
-        <w:t xml:space="preserve"> </w:t>
-      </w:r>
-      <w:r>
-        <w:t xml:space="preserve">addition in the current repo state because it changes the decomposition formulation rather than only tuning a component.</w:t>
-      </w:r>
-    </w:p>
-    <w:p>
-      <w:r>
-        <w:pict>
-          <v:rect style="width:0;height:1.5pt" o:hralign="center" o:hrstd="t" o:hr="t"/>
-        </w:pict>
-      </w:r>
-    </w:p>
-    <w:bookmarkEnd w:id="178"/>
-    <w:bookmarkEnd w:id="179"/>
-    <w:bookmarkStart w:id="184" w:name="X42bb7e26e85d0327ed58ac9aed2bd09c0790612"/>
-    <w:p>
-      <w:pPr>
-        <w:pStyle w:val="Heading1"/>
-      </w:pPr>
-      <w:r>
-        <w:t xml:space="preserve">6. Novel component E: Associated-effect layers</w:t>
-      </w:r>
-    </w:p>
-    <w:bookmarkStart w:id="180" w:name="problem-3"/>
-    <w:p>
-      <w:pPr>
-        <w:pStyle w:val="Heading2"/>
-      </w:pPr>
-      <w:r>
-        <w:t xml:space="preserve">Problem</w:t>
-      </w:r>
-    </w:p>
-    <w:p>
-      <w:pPr>
-        <w:pStyle w:val="FirstParagraph"/>
-      </w:pPr>
-      <w:r>
-        <w:t xml:space="preserve">Moving an object without its shadow or reflection looks fake. Standard segmentation ignores these effects entirely.</w:t>
-      </w:r>
-    </w:p>
-    <w:bookmarkEnd w:id="180"/>
-    <w:bookmarkStart w:id="181" w:name="proposed-representation-1"/>
-    <w:p>
-      <w:pPr>
-        <w:pStyle w:val="Heading2"/>
-      </w:pPr>
-      <w:r>
-        <w:t xml:space="preserve">Proposed representation</w:t>
-      </w:r>
-    </w:p>
-    <w:p>
-      <w:pPr>
-        <w:pStyle w:val="FirstParagraph"/>
-      </w:pPr>
-      <w:r>
-        <w:t xml:space="preserve">For selected foreground objects, estimate an effect mask:</w:t>
-      </w:r>
-    </w:p>
-    <w:p>
-      <w:pPr>
-        <w:pStyle w:val="SourceCode"/>
-      </w:pPr>
-      <w:r>
-        <w:rPr>
-          <w:rStyle w:val="VerbatimChar"/>
-        </w:rPr>
-        <w:t xml:space="preserve">M_effect_i = soft region near object boundary with low-frequency intensity/color change</w:t>
-      </w:r>
-    </w:p>
-    <w:p>
-      <w:pPr>
-        <w:pStyle w:val="FirstParagraph"/>
-      </w:pPr>
-      <w:r>
-        <w:t xml:space="preserve">Common examples:</w:t>
-      </w:r>
-    </w:p>
-    <w:p>
-      <w:pPr>
-        <w:pStyle w:val="SourceCode"/>
-      </w:pPr>
-      <w:r>
-        <w:rPr>
-          <w:rStyle w:val="VerbatimChar"/>
-        </w:rPr>
-        <w:t xml:space="preserve">person_shadow</w:t>
-      </w:r>
-      <w:r>
-        <w:br/>
-      </w:r>
-      <w:r>
-        <w:rPr>
-          <w:rStyle w:val="VerbatimChar"/>
-        </w:rPr>
-        <w:t xml:space="preserve">car_reflection</w:t>
-      </w:r>
-      <w:r>
-        <w:br/>
-      </w:r>
-      <w:r>
-        <w:rPr>
-          <w:rStyle w:val="VerbatimChar"/>
-        </w:rPr>
-        <w:t xml:space="preserve">smoke_or_transparency</w:t>
-      </w:r>
-      <w:r>
-        <w:br/>
-      </w:r>
-      <w:r>
-        <w:rPr>
-          <w:rStyle w:val="VerbatimChar"/>
-        </w:rPr>
-        <w:t xml:space="preserve">contact_shadow</w:t>
-      </w:r>
-    </w:p>
-    <w:p>
-      <w:pPr>
-        <w:pStyle w:val="FirstParagraph"/>
-      </w:pPr>
-      <w:r>
-        <w:t xml:space="preserve">Two possible representations:</w:t>
-      </w:r>
-    </w:p>
-    <w:p>
-      <w:pPr>
-        <w:pStyle w:val="SourceCode"/>
-      </w:pPr>
-      <w:r>
-        <w:rPr>
-          <w:rStyle w:val="VerbatimChar"/>
-        </w:rPr>
-        <w:t xml:space="preserve">same object layer with extended alpha</w:t>
-      </w:r>
-    </w:p>
-    <w:p>
-      <w:pPr>
-        <w:pStyle w:val="FirstParagraph"/>
-      </w:pPr>
-      <w:r>
-        <w:t xml:space="preserve">or:</w:t>
-      </w:r>
-    </w:p>
-    <w:p>
-      <w:pPr>
-        <w:pStyle w:val="SourceCode"/>
-      </w:pPr>
-      <w:r>
-        <w:rPr>
-          <w:rStyle w:val="VerbatimChar"/>
-        </w:rPr>
-        <w:t xml:space="preserve">separate associated effect layer linked by graph edge</w:t>
-      </w:r>
-    </w:p>
-    <w:p>
-      <w:pPr>
-        <w:pStyle w:val="FirstParagraph"/>
-      </w:pPr>
-      <w:r>
-        <w:t xml:space="preserve">Graph relation:</w:t>
-      </w:r>
-    </w:p>
-    <w:p>
-      <w:pPr>
-        <w:pStyle w:val="SourceCode"/>
-      </w:pPr>
-      <w:r>
-        <w:rPr>
-          <w:rStyle w:val="VerbatimChar"/>
-        </w:rPr>
-        <w:t xml:space="preserve">person_core --associated_effect--&gt; person_shadow</w:t>
-      </w:r>
-    </w:p>
-    <w:bookmarkEnd w:id="181"/>
-    <w:bookmarkStart w:id="182" w:name="simple-heuristic"/>
-    <w:p>
-      <w:pPr>
-        <w:pStyle w:val="Heading2"/>
-      </w:pPr>
-      <w:r>
-        <w:t xml:space="preserve">Simple heuristic</w:t>
-      </w:r>
-    </w:p>
-    <w:p>
-      <w:pPr>
-        <w:pStyle w:val="FirstParagraph"/>
-      </w:pPr>
-      <w:r>
-        <w:t xml:space="preserve">A basic shadow heuristic that works surprisingly often:</w:t>
+        <w:t xml:space="preserve">where:</w:t>
       </w:r>
     </w:p>
     <w:p>
@@ -12102,7 +12396,16 @@
         </w:numPr>
       </w:pPr>
       <w:r>
-        <w:t xml:space="preserve">Find pixels near the bottom or contact region of the object mask.</w:t>
+        <w:rPr>
+          <w:rStyle w:val="VerbatimChar"/>
+        </w:rPr>
+        <w:t xml:space="preserve">fidelity</w:t>
+      </w:r>
+      <w:r>
+        <w:t xml:space="preserve"> </w:t>
+      </w:r>
+      <w:r>
+        <w:t xml:space="preserve">is computed from normalised PSNR and SSIM;</w:t>
       </w:r>
     </w:p>
     <w:p>
@@ -12114,7 +12417,16 @@
         </w:numPr>
       </w:pPr>
       <w:r>
-        <w:t xml:space="preserve">Look for connected darkened regions relative to local background.</w:t>
+        <w:rPr>
+          <w:rStyle w:val="VerbatimChar"/>
+        </w:rPr>
+        <w:t xml:space="preserve">structure</w:t>
+      </w:r>
+      <w:r>
+        <w:t xml:space="preserve"> </w:t>
+      </w:r>
+      <w:r>
+        <w:t xml:space="preserve">rewards explicit graph output, ordered layers, and recovered effect layers;</w:t>
       </w:r>
     </w:p>
     <w:p>
@@ -12126,7 +12438,16 @@
         </w:numPr>
       </w:pPr>
       <w:r>
-        <w:t xml:space="preserve">Restrict the expansion by direction and distance from the object.</w:t>
+        <w:rPr>
+          <w:rStyle w:val="VerbatimChar"/>
+        </w:rPr>
+        <w:t xml:space="preserve">editability</w:t>
+      </w:r>
+      <w:r>
+        <w:t xml:space="preserve"> </w:t>
+      </w:r>
+      <w:r>
+        <w:t xml:space="preserve">favours candidates with usable layer counts and graph metadata;</w:t>
       </w:r>
     </w:p>
     <w:p>
@@ -12138,16 +12459,81 @@
         </w:numPr>
       </w:pPr>
       <w:r>
-        <w:t xml:space="preserve">Export as a low-alpha effect layer.</w:t>
-      </w:r>
-    </w:p>
-    <w:bookmarkEnd w:id="182"/>
-    <w:bookmarkStart w:id="183" w:name="claim-4"/>
+        <w:rPr>
+          <w:rStyle w:val="VerbatimChar"/>
+        </w:rPr>
+        <w:t xml:space="preserve">runtime</w:t>
+      </w:r>
+      <w:r>
+        <w:t xml:space="preserve"> </w:t>
+      </w:r>
+      <w:r>
+        <w:t xml:space="preserve">is a light preference for cheaper candidates when quality is otherwise close.</w:t>
+      </w:r>
+    </w:p>
+    <w:bookmarkEnd w:id="174"/>
+    <w:bookmarkStart w:id="175" w:name="why-this-matters-3"/>
     <w:p>
       <w:pPr>
         <w:pStyle w:val="Heading2"/>
       </w:pPr>
       <w:r>
+        <w:t xml:space="preserve">Why this matters</w:t>
+      </w:r>
+    </w:p>
+    <w:p>
+      <w:pPr>
+        <w:pStyle w:val="FirstParagraph"/>
+      </w:pPr>
+      <w:r>
+        <w:t xml:space="preserve">This changes the repo from:</w:t>
+      </w:r>
+    </w:p>
+    <w:p>
+      <w:pPr>
+        <w:pStyle w:val="SourceCode"/>
+      </w:pPr>
+      <w:r>
+        <w:rPr>
+          <w:rStyle w:val="VerbatimChar"/>
+        </w:rPr>
+        <w:t xml:space="preserve">one pipeline with a few toggles</w:t>
+      </w:r>
+    </w:p>
+    <w:p>
+      <w:pPr>
+        <w:pStyle w:val="FirstParagraph"/>
+      </w:pPr>
+      <w:r>
+        <w:t xml:space="preserve">to:</w:t>
+      </w:r>
+    </w:p>
+    <w:p>
+      <w:pPr>
+        <w:pStyle w:val="SourceCode"/>
+      </w:pPr>
+      <w:r>
+        <w:rPr>
+          <w:rStyle w:val="VerbatimChar"/>
+        </w:rPr>
+        <w:t xml:space="preserve">a self-evaluating layered-representation system</w:t>
+      </w:r>
+    </w:p>
+    <w:p>
+      <w:pPr>
+        <w:pStyle w:val="FirstParagraph"/>
+      </w:pPr>
+      <w:r>
+        <w:t xml:space="preserve">That is a more current framing for the project because the frontier is no longer about one monolithic decomposition method. It is about combining strong proposal sources and selecting the best editable scene representation with evidence.</w:t>
+      </w:r>
+    </w:p>
+    <w:bookmarkEnd w:id="175"/>
+    <w:bookmarkStart w:id="176" w:name="claim-2"/>
+    <w:p>
+      <w:pPr>
+        <w:pStyle w:val="Heading2"/>
+      </w:pPr>
+      <w:r>
         <w:t xml:space="preserve">Claim</w:t>
       </w:r>
     </w:p>
@@ -12156,7 +12542,17 @@
         <w:pStyle w:val="BlockText"/>
       </w:pPr>
       <w:r>
-        <w:t xml:space="preserve">We add optional associated-effect layers so that object edits can preserve shadows or other local visual effects.</w:t>
+        <w:t xml:space="preserve">We extend LayerForge-X with a frontier candidate bank and a self-evaluation stage that compares native, generative, hybrid, and recursive decompositions, then selects the most useful editable representation per image using measured fidelity, structure, editability, and runtime signals.</w:t>
+      </w:r>
+    </w:p>
+    <w:bookmarkEnd w:id="176"/>
+    <w:bookmarkStart w:id="177" w:name="fallback-method"/>
+    <w:p>
+      <w:pPr>
+        <w:pStyle w:val="Heading2"/>
+      </w:pPr>
+      <w:r>
+        <w:t xml:space="preserve">Fallback method</w:t>
       </w:r>
     </w:p>
     <w:p>
@@ -12164,916 +12560,115 @@
         <w:pStyle w:val="FirstParagraph"/>
       </w:pPr>
       <w:r>
-        <w:t xml:space="preserve">This one is best framed as exploratory unless the results turn out to be very clean.</w:t>
-      </w:r>
-    </w:p>
-    <w:p>
-      <w:r>
-        <w:pict>
-          <v:rect style="width:0;height:1.5pt" o:hralign="center" o:hrstd="t" o:hr="t"/>
-        </w:pict>
-      </w:r>
-    </w:p>
-    <w:bookmarkEnd w:id="183"/>
-    <w:bookmarkEnd w:id="184"/>
-    <w:bookmarkStart w:id="188" w:name="X05035b808dd193460c012b45b7bb18cdb607fb6"/>
-    <w:p>
-      <w:pPr>
-        <w:pStyle w:val="Heading1"/>
-      </w:pPr>
-      <w:r>
-        <w:t xml:space="preserve">7. Novel component F: Layer-local intrinsic decomposition</w:t>
-      </w:r>
-    </w:p>
-    <w:bookmarkStart w:id="185" w:name="problem-4"/>
-    <w:p>
-      <w:pPr>
-        <w:pStyle w:val="Heading2"/>
-      </w:pPr>
-      <w:r>
-        <w:t xml:space="preserve">Problem</w:t>
-      </w:r>
-    </w:p>
-    <w:p>
-      <w:pPr>
-        <w:pStyle w:val="FirstParagraph"/>
-      </w:pPr>
-      <w:r>
-        <w:t xml:space="preserve">Intrinsic image methods generally operate on full images, but editing happens per layer. A naive approach — run intrinsic separately per masked layer — creates obvious artifacts at mask boundaries.</w:t>
-      </w:r>
-    </w:p>
-    <w:bookmarkEnd w:id="185"/>
-    <w:bookmarkStart w:id="186" w:name="proposed-method-1"/>
-    <w:p>
-      <w:pPr>
-        <w:pStyle w:val="Heading2"/>
-      </w:pPr>
-      <w:r>
-        <w:t xml:space="preserve">Proposed method</w:t>
-      </w:r>
-    </w:p>
-    <w:p>
-      <w:pPr>
-        <w:pStyle w:val="FirstParagraph"/>
-      </w:pPr>
-      <w:r>
-        <w:t xml:space="preserve">Run intrinsic decomposition globally first, then mask afterwards:</w:t>
-      </w:r>
-    </w:p>
-    <w:p>
-      <w:pPr>
-        <w:pStyle w:val="SourceCode"/>
-      </w:pPr>
-      <w:r>
-        <w:rPr>
-          <w:rStyle w:val="VerbatimChar"/>
-        </w:rPr>
-        <w:t xml:space="preserve">I ≈ A * S + residual</w:t>
-      </w:r>
-    </w:p>
-    <w:p>
-      <w:pPr>
-        <w:pStyle w:val="FirstParagraph"/>
-      </w:pPr>
-      <w:r>
-        <w:t xml:space="preserve">Apply each layer’s alpha:</w:t>
-      </w:r>
-    </w:p>
-    <w:p>
-      <w:pPr>
-        <w:pStyle w:val="SourceCode"/>
-      </w:pPr>
-      <w:r>
-        <w:rPr>
-          <w:rStyle w:val="VerbatimChar"/>
-        </w:rPr>
-        <w:t xml:space="preserve">A_i = A ⊙ alpha_i</w:t>
-      </w:r>
-      <w:r>
-        <w:br/>
-      </w:r>
-      <w:r>
-        <w:rPr>
-          <w:rStyle w:val="VerbatimChar"/>
-        </w:rPr>
-        <w:t xml:space="preserve">S_i = S ⊙ alpha_i</w:t>
-      </w:r>
-    </w:p>
-    <w:p>
-      <w:pPr>
-        <w:pStyle w:val="FirstParagraph"/>
-      </w:pPr>
-      <w:r>
-        <w:t xml:space="preserve">And enforce visible-recomposition consistency per layer:</w:t>
-      </w:r>
-    </w:p>
-    <w:p>
-      <w:pPr>
-        <w:pStyle w:val="SourceCode"/>
-      </w:pPr>
-      <w:r>
-        <w:rPr>
-          <w:rStyle w:val="VerbatimChar"/>
-        </w:rPr>
-        <w:t xml:space="preserve">I_i ≈ A_i * S_i</w:t>
-      </w:r>
-    </w:p>
-    <w:p>
-      <w:pPr>
-        <w:pStyle w:val="FirstParagraph"/>
-      </w:pPr>
-      <w:r>
-        <w:t xml:space="preserve">Export alongside the normal RGBA:</w:t>
-      </w:r>
-    </w:p>
-    <w:p>
-      <w:pPr>
-        <w:pStyle w:val="SourceCode"/>
-      </w:pPr>
-      <w:r>
-        <w:rPr>
-          <w:rStyle w:val="VerbatimChar"/>
-        </w:rPr>
-        <w:t xml:space="preserve">layer_i_rgba.png</w:t>
-      </w:r>
-      <w:r>
-        <w:br/>
-      </w:r>
-      <w:r>
-        <w:rPr>
-          <w:rStyle w:val="VerbatimChar"/>
-        </w:rPr>
-        <w:t xml:space="preserve">layer_i_albedo_rgba.png</w:t>
-      </w:r>
-      <w:r>
-        <w:br/>
-      </w:r>
-      <w:r>
-        <w:rPr>
-          <w:rStyle w:val="VerbatimChar"/>
-        </w:rPr>
-        <w:t xml:space="preserve">layer_i_shading_rgba.png</w:t>
-      </w:r>
-    </w:p>
-    <w:bookmarkEnd w:id="186"/>
-    <w:bookmarkStart w:id="187" w:name="claim-5"/>
-    <w:p>
-      <w:pPr>
-        <w:pStyle w:val="Heading2"/>
-      </w:pPr>
-      <w:r>
-        <w:t xml:space="preserve">Claim</w:t>
-      </w:r>
-    </w:p>
-    <w:p>
-      <w:pPr>
-        <w:pStyle w:val="BlockText"/>
-      </w:pPr>
-      <w:r>
-        <w:t xml:space="preserve">We expose per-layer albedo and shading controls, enabling recoloring and shading edits while preserving the original layer alpha.</w:t>
-      </w:r>
-    </w:p>
-    <w:p>
-      <w:pPr>
-        <w:pStyle w:val="FirstParagraph"/>
-      </w:pPr>
-      <w:r>
-        <w:t xml:space="preserve">Useful, but stretch — keep it in the report as a bonus contribution rather than a central claim.</w:t>
-      </w:r>
-    </w:p>
-    <w:p>
-      <w:r>
-        <w:pict>
-          <v:rect style="width:0;height:1.5pt" o:hralign="center" o:hrstd="t" o:hr="t"/>
-        </w:pict>
-      </w:r>
-    </w:p>
-    <w:bookmarkEnd w:id="187"/>
-    <w:bookmarkEnd w:id="188"/>
-    <w:bookmarkStart w:id="198" w:name="full-pipeline"/>
-    <w:p>
-      <w:pPr>
-        <w:pStyle w:val="Heading1"/>
-      </w:pPr>
-      <w:r>
-        <w:t xml:space="preserve">8. Full pipeline</w:t>
-      </w:r>
-    </w:p>
-    <w:bookmarkStart w:id="189" w:name="step-1-layer-proposal"/>
-    <w:p>
-      <w:pPr>
-        <w:pStyle w:val="Heading2"/>
-      </w:pPr>
-      <w:r>
-        <w:t xml:space="preserve">Step 1: Layer proposal</w:t>
-      </w:r>
-    </w:p>
-    <w:p>
-      <w:pPr>
-        <w:pStyle w:val="FirstParagraph"/>
-      </w:pPr>
-      <w:r>
-        <w:t xml:space="preserve">Choose one:</w:t>
-      </w:r>
-    </w:p>
-    <w:p>
-      <w:pPr>
-        <w:pStyle w:val="SourceCode"/>
-      </w:pPr>
-      <w:r>
-        <w:rPr>
-          <w:rStyle w:val="VerbatimChar"/>
-        </w:rPr>
-        <w:t xml:space="preserve">classical components</w:t>
-      </w:r>
-      <w:r>
-        <w:br/>
-      </w:r>
-      <w:r>
-        <w:rPr>
-          <w:rStyle w:val="VerbatimChar"/>
-        </w:rPr>
-        <w:t xml:space="preserve">Mask2Former panoptic</w:t>
-      </w:r>
-      <w:r>
-        <w:br/>
-      </w:r>
-      <w:r>
-        <w:rPr>
-          <w:rStyle w:val="VerbatimChar"/>
-        </w:rPr>
-        <w:t xml:space="preserve">GroundingDINO + SAM2</w:t>
-      </w:r>
-      <w:r>
-        <w:br/>
-      </w:r>
-      <w:r>
-        <w:rPr>
-          <w:rStyle w:val="VerbatimChar"/>
-        </w:rPr>
-        <w:t xml:space="preserve">Florence-2 + SAM2</w:t>
-      </w:r>
-    </w:p>
-    <w:p>
-      <w:pPr>
-        <w:pStyle w:val="FirstParagraph"/>
-      </w:pPr>
-      <w:r>
-        <w:t xml:space="preserve">Output:</w:t>
-      </w:r>
-    </w:p>
-    <w:p>
-      <w:pPr>
-        <w:pStyle w:val="SourceCode"/>
-      </w:pPr>
-      <w:r>
-        <w:rPr>
-          <w:rStyle w:val="VerbatimChar"/>
-        </w:rPr>
-        <w:t xml:space="preserve">visible masks + labels + confidence</w:t>
-      </w:r>
-    </w:p>
-    <w:bookmarkEnd w:id="189"/>
-    <w:bookmarkStart w:id="190" w:name="step-2-semantic-merging"/>
-    <w:p>
-      <w:pPr>
-        <w:pStyle w:val="Heading2"/>
-      </w:pPr>
-      <w:r>
-        <w:t xml:space="preserve">Step 2: Semantic merging</w:t>
-      </w:r>
-    </w:p>
-    <w:p>
-      <w:pPr>
-        <w:pStyle w:val="FirstParagraph"/>
-      </w:pPr>
-      <w:r>
-        <w:t xml:space="preserve">Collapse fragments into higher-level semantic groups:</w:t>
-      </w:r>
-    </w:p>
-    <w:p>
-      <w:pPr>
-        <w:pStyle w:val="SourceCode"/>
-      </w:pPr>
-      <w:r>
-        <w:rPr>
-          <w:rStyle w:val="VerbatimChar"/>
-        </w:rPr>
-        <w:t xml:space="preserve">person</w:t>
-      </w:r>
-      <w:r>
-        <w:br/>
-      </w:r>
-      <w:r>
-        <w:rPr>
-          <w:rStyle w:val="VerbatimChar"/>
-        </w:rPr>
-        <w:t xml:space="preserve">animal</w:t>
-      </w:r>
-      <w:r>
-        <w:br/>
-      </w:r>
-      <w:r>
-        <w:rPr>
-          <w:rStyle w:val="VerbatimChar"/>
-        </w:rPr>
-        <w:t xml:space="preserve">vehicle</w:t>
-      </w:r>
-      <w:r>
-        <w:br/>
-      </w:r>
-      <w:r>
-        <w:rPr>
-          <w:rStyle w:val="VerbatimChar"/>
-        </w:rPr>
-        <w:t xml:space="preserve">furniture</w:t>
-      </w:r>
-      <w:r>
-        <w:br/>
-      </w:r>
-      <w:r>
-        <w:rPr>
-          <w:rStyle w:val="VerbatimChar"/>
-        </w:rPr>
-        <w:t xml:space="preserve">plant</w:t>
-      </w:r>
-      <w:r>
-        <w:br/>
-      </w:r>
-      <w:r>
-        <w:rPr>
-          <w:rStyle w:val="VerbatimChar"/>
-        </w:rPr>
-        <w:t xml:space="preserve">background-stuff</w:t>
-      </w:r>
-      <w:r>
-        <w:br/>
-      </w:r>
-      <w:r>
-        <w:rPr>
-          <w:rStyle w:val="VerbatimChar"/>
-        </w:rPr>
-        <w:t xml:space="preserve">text/graphic</w:t>
-      </w:r>
-      <w:r>
-        <w:br/>
-      </w:r>
-      <w:r>
-        <w:rPr>
-          <w:rStyle w:val="VerbatimChar"/>
-        </w:rPr>
-        <w:t xml:space="preserve">effect/unknown</w:t>
-      </w:r>
-    </w:p>
-    <w:bookmarkEnd w:id="190"/>
-    <w:bookmarkStart w:id="191" w:name="step-3-depth-geometry"/>
-    <w:p>
-      <w:pPr>
-        <w:pStyle w:val="Heading2"/>
-      </w:pPr>
-      <w:r>
-        <w:t xml:space="preserve">Step 3: Depth / geometry</w:t>
-      </w:r>
-    </w:p>
-    <w:p>
-      <w:pPr>
-        <w:pStyle w:val="FirstParagraph"/>
-      </w:pPr>
-      <w:r>
-        <w:t xml:space="preserve">Pick one, or ensemble several:</w:t>
-      </w:r>
-    </w:p>
-    <w:p>
-      <w:pPr>
-        <w:pStyle w:val="SourceCode"/>
-      </w:pPr>
-      <w:r>
-        <w:rPr>
-          <w:rStyle w:val="VerbatimChar"/>
-        </w:rPr>
-        <w:t xml:space="preserve">Depth Anything V2</w:t>
-      </w:r>
-      <w:r>
-        <w:br/>
-      </w:r>
-      <w:r>
-        <w:rPr>
-          <w:rStyle w:val="VerbatimChar"/>
-        </w:rPr>
-        <w:t xml:space="preserve">Depth Pro</w:t>
-      </w:r>
-      <w:r>
-        <w:br/>
-      </w:r>
-      <w:r>
-        <w:rPr>
-          <w:rStyle w:val="VerbatimChar"/>
-        </w:rPr>
-        <w:t xml:space="preserve">Marigold</w:t>
-      </w:r>
-      <w:r>
-        <w:br/>
-      </w:r>
-      <w:r>
-        <w:rPr>
-          <w:rStyle w:val="VerbatimChar"/>
-        </w:rPr>
-        <w:t xml:space="preserve">MoGe</w:t>
-      </w:r>
-    </w:p>
-    <w:p>
-      <w:pPr>
-        <w:pStyle w:val="FirstParagraph"/>
-      </w:pPr>
-      <w:r>
-        <w:t xml:space="preserve">Output:</w:t>
-      </w:r>
-    </w:p>
-    <w:p>
-      <w:pPr>
-        <w:pStyle w:val="SourceCode"/>
-      </w:pPr>
-      <w:r>
-        <w:rPr>
-          <w:rStyle w:val="VerbatimChar"/>
-        </w:rPr>
-        <w:t xml:space="preserve">depth map</w:t>
-      </w:r>
-      <w:r>
-        <w:br/>
-      </w:r>
-      <w:r>
-        <w:rPr>
-          <w:rStyle w:val="VerbatimChar"/>
-        </w:rPr>
-        <w:t xml:space="preserve">optional normals / point map</w:t>
-      </w:r>
-      <w:r>
-        <w:br/>
-      </w:r>
-      <w:r>
-        <w:rPr>
-          <w:rStyle w:val="VerbatimChar"/>
-        </w:rPr>
-        <w:t xml:space="preserve">confidence map</w:t>
-      </w:r>
-    </w:p>
-    <w:bookmarkEnd w:id="191"/>
-    <w:bookmarkStart w:id="192" w:name="step-4-soft-alpha"/>
-    <w:p>
-      <w:pPr>
-        <w:pStyle w:val="Heading2"/>
-      </w:pPr>
-      <w:r>
-        <w:t xml:space="preserve">Step 4: Soft alpha</w:t>
-      </w:r>
-    </w:p>
-    <w:p>
-      <w:pPr>
-        <w:pStyle w:val="FirstParagraph"/>
-      </w:pPr>
-      <w:r>
-        <w:t xml:space="preserve">Refine the masks using:</w:t>
-      </w:r>
-    </w:p>
-    <w:p>
-      <w:pPr>
-        <w:pStyle w:val="SourceCode"/>
-      </w:pPr>
-      <w:r>
-        <w:rPr>
-          <w:rStyle w:val="VerbatimChar"/>
-        </w:rPr>
-        <w:t xml:space="preserve">mask confidence</w:t>
-      </w:r>
-      <w:r>
-        <w:br/>
-      </w:r>
-      <w:r>
-        <w:rPr>
-          <w:rStyle w:val="VerbatimChar"/>
-        </w:rPr>
-        <w:t xml:space="preserve">image gradients</w:t>
-      </w:r>
-      <w:r>
-        <w:br/>
-      </w:r>
-      <w:r>
-        <w:rPr>
-          <w:rStyle w:val="VerbatimChar"/>
-        </w:rPr>
-        <w:t xml:space="preserve">boundary blur</w:t>
-      </w:r>
-      <w:r>
-        <w:br/>
-      </w:r>
-      <w:r>
-        <w:rPr>
-          <w:rStyle w:val="VerbatimChar"/>
-        </w:rPr>
-        <w:t xml:space="preserve">matting backend if available</w:t>
-      </w:r>
-    </w:p>
-    <w:bookmarkEnd w:id="192"/>
-    <w:bookmarkStart w:id="193" w:name="step-5-boundary-weighted-occlusion-graph"/>
-    <w:p>
-      <w:pPr>
-        <w:pStyle w:val="Heading2"/>
-      </w:pPr>
-      <w:r>
-        <w:t xml:space="preserve">Step 5: Boundary-weighted occlusion graph</w:t>
-      </w:r>
-    </w:p>
-    <w:p>
-      <w:pPr>
-        <w:pStyle w:val="FirstParagraph"/>
-      </w:pPr>
-      <w:r>
-        <w:t xml:space="preserve">Build graph edges from local depth evidence around shared boundaries (see §2 above).</w:t>
-      </w:r>
-    </w:p>
-    <w:bookmarkEnd w:id="193"/>
-    <w:bookmarkStart w:id="194" w:name="step-6-amodal-expansion"/>
-    <w:p>
-      <w:pPr>
-        <w:pStyle w:val="Heading2"/>
-      </w:pPr>
-      <w:r>
-        <w:t xml:space="preserve">Step 6: Amodal expansion</w:t>
-      </w:r>
-    </w:p>
-    <w:p>
-      <w:pPr>
-        <w:pStyle w:val="FirstParagraph"/>
-      </w:pPr>
-      <w:r>
-        <w:t xml:space="preserve">Estimate full object masks and identify hidden regions.</w:t>
-      </w:r>
-    </w:p>
-    <w:bookmarkEnd w:id="194"/>
-    <w:bookmarkStart w:id="195" w:name="X87c01b1b1499e4d85d622b173292af5ee3222c1"/>
-    <w:p>
-      <w:pPr>
-        <w:pStyle w:val="Heading2"/>
-      </w:pPr>
-      <w:r>
-        <w:t xml:space="preserve">Step 7: Completion / recursive residual update</w:t>
-      </w:r>
-    </w:p>
-    <w:p>
-      <w:pPr>
-        <w:pStyle w:val="FirstParagraph"/>
-      </w:pPr>
-      <w:r>
-        <w:t xml:space="preserve">Inpaint background and hidden regions using one of:</w:t>
-      </w:r>
-    </w:p>
-    <w:p>
-      <w:pPr>
-        <w:pStyle w:val="SourceCode"/>
-      </w:pPr>
-      <w:r>
-        <w:rPr>
-          <w:rStyle w:val="VerbatimChar"/>
-        </w:rPr>
-        <w:t xml:space="preserve">OpenCV Telea fallback</w:t>
-      </w:r>
-      <w:r>
-        <w:br/>
-      </w:r>
-      <w:r>
-        <w:rPr>
-          <w:rStyle w:val="VerbatimChar"/>
-        </w:rPr>
-        <w:t xml:space="preserve">LaMa backend</w:t>
-      </w:r>
-      <w:r>
-        <w:br/>
-      </w:r>
-      <w:r>
-        <w:rPr>
-          <w:rStyle w:val="VerbatimChar"/>
-        </w:rPr>
-        <w:t xml:space="preserve">Diffusion inpainting backend</w:t>
-      </w:r>
-    </w:p>
-    <w:bookmarkEnd w:id="195"/>
-    <w:bookmarkStart w:id="196" w:name="step-8-intrinsic-split"/>
-    <w:p>
-      <w:pPr>
-        <w:pStyle w:val="Heading2"/>
-      </w:pPr>
-      <w:r>
-        <w:t xml:space="preserve">Step 8: Intrinsic split</w:t>
-      </w:r>
-    </w:p>
-    <w:p>
-      <w:pPr>
-        <w:pStyle w:val="FirstParagraph"/>
-      </w:pPr>
-      <w:r>
-        <w:t xml:space="preserve">Run the Retinex fallback or a Marigold-IID-style model.</w:t>
-      </w:r>
-    </w:p>
-    <w:bookmarkEnd w:id="196"/>
-    <w:bookmarkStart w:id="197" w:name="step-9-export"/>
-    <w:p>
-      <w:pPr>
-        <w:pStyle w:val="Heading2"/>
-      </w:pPr>
-      <w:r>
-        <w:t xml:space="preserve">Step 9: Export</w:t>
-      </w:r>
-    </w:p>
-    <w:p>
-      <w:pPr>
-        <w:pStyle w:val="FirstParagraph"/>
-      </w:pPr>
-      <w:r>
-        <w:t xml:space="preserve">Write out:</w:t>
-      </w:r>
-    </w:p>
-    <w:p>
-      <w:pPr>
-        <w:pStyle w:val="SourceCode"/>
-      </w:pPr>
-      <w:r>
-        <w:rPr>
-          <w:rStyle w:val="VerbatimChar"/>
-        </w:rPr>
-        <w:t xml:space="preserve">ordered individual RGBA layers</w:t>
-      </w:r>
-      <w:r>
-        <w:br/>
-      </w:r>
-      <w:r>
-        <w:rPr>
-          <w:rStyle w:val="VerbatimChar"/>
-        </w:rPr>
-        <w:t xml:space="preserve">grouped semantic RGBA layers</w:t>
-      </w:r>
-      <w:r>
-        <w:br/>
-      </w:r>
-      <w:r>
-        <w:rPr>
-          <w:rStyle w:val="VerbatimChar"/>
-        </w:rPr>
-        <w:t xml:space="preserve">visible and amodal masks</w:t>
-      </w:r>
-      <w:r>
-        <w:br/>
-      </w:r>
-      <w:r>
-        <w:rPr>
-          <w:rStyle w:val="VerbatimChar"/>
-        </w:rPr>
-        <w:t xml:space="preserve">background completion</w:t>
-      </w:r>
-      <w:r>
-        <w:br/>
-      </w:r>
-      <w:r>
-        <w:rPr>
-          <w:rStyle w:val="VerbatimChar"/>
-        </w:rPr>
-        <w:t xml:space="preserve">layer graph JSON</w:t>
-      </w:r>
-      <w:r>
-        <w:br/>
-      </w:r>
-      <w:r>
-        <w:rPr>
-          <w:rStyle w:val="VerbatimChar"/>
-        </w:rPr>
-        <w:t xml:space="preserve">albedo/shading RGBA layers</w:t>
-      </w:r>
-      <w:r>
-        <w:br/>
-      </w:r>
-      <w:r>
-        <w:rPr>
-          <w:rStyle w:val="VerbatimChar"/>
-        </w:rPr>
-        <w:t xml:space="preserve">iteration artifacts for recursive peeling</w:t>
-      </w:r>
-      <w:r>
-        <w:br/>
-      </w:r>
-      <w:r>
-        <w:rPr>
-          <w:rStyle w:val="VerbatimChar"/>
-        </w:rPr>
-        <w:t xml:space="preserve">optional associated-effect RGBA layers</w:t>
-      </w:r>
-      <w:r>
-        <w:br/>
-      </w:r>
-      <w:r>
-        <w:rPr>
-          <w:rStyle w:val="VerbatimChar"/>
-        </w:rPr>
-        <w:t xml:space="preserve">parallax preview</w:t>
-      </w:r>
-      <w:r>
-        <w:br/>
-      </w:r>
-      <w:r>
-        <w:rPr>
-          <w:rStyle w:val="VerbatimChar"/>
-        </w:rPr>
-        <w:t xml:space="preserve">metrics report</w:t>
-      </w:r>
-    </w:p>
-    <w:p>
-      <w:r>
-        <w:pict>
-          <v:rect style="width:0;height:1.5pt" o:hralign="center" o:hrstd="t" o:hr="t"/>
-        </w:pict>
-      </w:r>
-    </w:p>
-    <w:bookmarkEnd w:id="197"/>
-    <w:bookmarkEnd w:id="198"/>
-    <w:bookmarkStart w:id="200" w:name="main-contributions-section"/>
-    <w:p>
-      <w:pPr>
-        <w:pStyle w:val="Heading1"/>
-      </w:pPr>
-      <w:r>
-        <w:t xml:space="preserve">9. Main contributions section</w:t>
-      </w:r>
-    </w:p>
-    <w:p>
-      <w:pPr>
-        <w:pStyle w:val="FirstParagraph"/>
-      </w:pPr>
-      <w:r>
-        <w:t xml:space="preserve">A clean version of the contributions bullet list suitable for the report:</w:t>
-      </w:r>
-    </w:p>
-    <w:bookmarkStart w:id="199" w:name="contributions"/>
-    <w:p>
-      <w:pPr>
-        <w:pStyle w:val="Heading2"/>
-      </w:pPr>
-      <w:r>
-        <w:t xml:space="preserve">Contributions</w:t>
-      </w:r>
-    </w:p>
-    <w:p>
-      <w:pPr>
+        <w:t xml:space="preserve">If no amodal model is used at all, there’s a usable geometric fallback:</w:t>
+      </w:r>
+    </w:p>
+    <w:p>
+      <w:pPr>
+        <w:pStyle w:val="Compact"/>
         <w:numPr>
           <w:ilvl w:val="0"/>
           <w:numId w:val="1021"/>
         </w:numPr>
       </w:pPr>
       <w:r>
-        <w:rPr>
-          <w:b/>
-          <w:bCs/>
-        </w:rPr>
-        <w:t xml:space="preserve">Depth-Aware Amodal Layer Graph.</w:t>
-      </w:r>
-      <w:r>
-        <w:t xml:space="preserve"> </w:t>
-      </w:r>
-      <w:r>
-        <w:t xml:space="preserve">We formulate single-image layer extraction as a graph representation in which nodes store semantic RGBA layers, visible and amodal masks, depth statistics, soft alpha, completion state, and optional intrinsic appearance, while edges encode occlusion and depth relations.</w:t>
-      </w:r>
-    </w:p>
-    <w:p>
-      <w:pPr>
+        <w:t xml:space="preserve">Detect occlusion boundaries using nearby layers and depth discontinuities.</w:t>
+      </w:r>
+    </w:p>
+    <w:p>
+      <w:pPr>
+        <w:pStyle w:val="Compact"/>
         <w:numPr>
           <w:ilvl w:val="0"/>
           <w:numId w:val="1021"/>
         </w:numPr>
       </w:pPr>
       <w:r>
-        <w:rPr>
-          <w:b/>
-          <w:bCs/>
-        </w:rPr>
-        <w:t xml:space="preserve">Boundary-weighted layer ordering.</w:t>
-      </w:r>
-      <w:r>
-        <w:t xml:space="preserve"> </w:t>
-      </w:r>
-      <w:r>
-        <w:t xml:space="preserve">We infer occlusion order using boundary-local depth evidence rather than only global mean or median depth, improving cases involving large stuff regions, slanted surfaces, and partially overlapping objects.</w:t>
-      </w:r>
-    </w:p>
-    <w:p>
-      <w:pPr>
+        <w:t xml:space="preserve">Expand the mask only behind closer occluders.</w:t>
+      </w:r>
+    </w:p>
+    <w:p>
+      <w:pPr>
+        <w:pStyle w:val="Compact"/>
         <w:numPr>
           <w:ilvl w:val="0"/>
           <w:numId w:val="1021"/>
         </w:numPr>
       </w:pPr>
       <w:r>
-        <w:rPr>
-          <w:b/>
-          <w:bCs/>
-        </w:rPr>
-        <w:t xml:space="preserve">Promptable semantic layer extraction.</w:t>
-      </w:r>
-      <w:r>
-        <w:t xml:space="preserve"> </w:t>
-      </w:r>
-      <w:r>
-        <w:t xml:space="preserve">The system supports both closed-set panoptic segmentation and open-vocabulary grounded segmentation, enabling user-controllable extraction of layers such as</w:t>
-      </w:r>
-      <w:r>
-        <w:t xml:space="preserve"> </w:t>
-      </w:r>
-      <w:r>
-        <w:t xml:space="preserve">“person,”</w:t>
-      </w:r>
-      <w:r>
-        <w:t xml:space="preserve"> </w:t>
-      </w:r>
-      <w:r>
-        <w:t xml:space="preserve">“window,”</w:t>
-      </w:r>
-      <w:r>
-        <w:t xml:space="preserve"> </w:t>
-      </w:r>
-      <w:r>
-        <w:t xml:space="preserve">“left chair,”</w:t>
-      </w:r>
-      <w:r>
-        <w:t xml:space="preserve"> </w:t>
-      </w:r>
-      <w:r>
-        <w:t xml:space="preserve">or</w:t>
-      </w:r>
-      <w:r>
-        <w:t xml:space="preserve"> </w:t>
-      </w:r>
-      <w:r>
-        <w:t xml:space="preserve">“red car.”</w:t>
-      </w:r>
-    </w:p>
-    <w:p>
-      <w:pPr>
+        <w:t xml:space="preserve">Apply class-dependent expansion limits (e.g. don’t let a person’s amodal mask grow indefinitely).</w:t>
+      </w:r>
+    </w:p>
+    <w:p>
+      <w:pPr>
+        <w:pStyle w:val="Compact"/>
         <w:numPr>
           <w:ilvl w:val="0"/>
           <w:numId w:val="1021"/>
         </w:numPr>
       </w:pPr>
       <w:r>
-        <w:rPr>
-          <w:b/>
-          <w:bCs/>
-        </w:rPr>
-        <w:t xml:space="preserve">Recursive peeling and completion-aware editing.</w:t>
-      </w:r>
-      <w:r>
-        <w:t xml:space="preserve"> </w:t>
-      </w:r>
-      <w:r>
-        <w:t xml:space="preserve">The system supports both one-shot layer export and graph-guided recursive peeling, where a frontmost layer is extracted, the residual scene is completed, and the graph is updated for the next iteration.</w:t>
-      </w:r>
-    </w:p>
-    <w:p>
-      <w:pPr>
+        <w:t xml:space="preserve">Smooth the resulting amodal mask.</w:t>
+      </w:r>
+    </w:p>
+    <w:p>
+      <w:pPr>
+        <w:pStyle w:val="Compact"/>
         <w:numPr>
           <w:ilvl w:val="0"/>
           <w:numId w:val="1021"/>
         </w:numPr>
       </w:pPr>
       <w:r>
-        <w:rPr>
-          <w:b/>
-          <w:bCs/>
-        </w:rPr>
-        <w:t xml:space="preserve">Amodal and effect-aware layers.</w:t>
+        <w:t xml:space="preserve">Inpaint hidden colour inside</w:t>
       </w:r>
       <w:r>
         <w:t xml:space="preserve"> </w:t>
       </w:r>
       <w:r>
-        <w:t xml:space="preserve">The system separates visible masks from estimated amodal masks and can optionally export associated-effect layers so that edits preserve shadows or other local visual effects.</w:t>
-      </w:r>
-    </w:p>
-    <w:p>
-      <w:pPr>
-        <w:numPr>
-          <w:ilvl w:val="0"/>
-          <w:numId w:val="1021"/>
-        </w:numPr>
-      </w:pPr>
-      <w:r>
-        <w:rPr>
-          <w:b/>
-          <w:bCs/>
-        </w:rPr>
-        <w:t xml:space="preserve">Multi-axis benchmark.</w:t>
-      </w:r>
-      <w:r>
-        <w:t xml:space="preserve"> </w:t>
-      </w:r>
-      <w:r>
-        <w:t xml:space="preserve">We evaluate not only segmentation, but also depth-order accuracy, recomposition fidelity, amodal completion, intrinsic decomposition, and editability.</w:t>
+        <w:rPr>
+          <w:rStyle w:val="VerbatimChar"/>
+        </w:rPr>
+        <w:t xml:space="preserve">M_hidden</w:t>
+      </w:r>
+      <w:r>
+        <w:t xml:space="preserve">.</w:t>
+      </w:r>
+    </w:p>
+    <w:bookmarkEnd w:id="177"/>
+    <w:bookmarkStart w:id="178" w:name="strong-method"/>
+    <w:p>
+      <w:pPr>
+        <w:pStyle w:val="Heading2"/>
+      </w:pPr>
+      <w:r>
+        <w:t xml:space="preserve">Strong method</w:t>
+      </w:r>
+    </w:p>
+    <w:p>
+      <w:pPr>
+        <w:pStyle w:val="FirstParagraph"/>
+      </w:pPr>
+      <w:r>
+        <w:t xml:space="preserve">Plug in SAMEO or another amodal-SAM-style backend when compute and weights are available.</w:t>
+      </w:r>
+    </w:p>
+    <w:bookmarkEnd w:id="178"/>
+    <w:bookmarkStart w:id="179" w:name="claim-3"/>
+    <w:p>
+      <w:pPr>
+        <w:pStyle w:val="Heading2"/>
+      </w:pPr>
+      <w:r>
+        <w:t xml:space="preserve">Claim</w:t>
+      </w:r>
+    </w:p>
+    <w:p>
+      <w:pPr>
+        <w:pStyle w:val="BlockText"/>
+      </w:pPr>
+      <w:r>
+        <w:t xml:space="preserve">We distinguish visible support from estimated amodal support, allowing the exported layers to represent both observed content and plausible hidden continuation.</w:t>
       </w:r>
     </w:p>
     <w:p>
@@ -13083,15 +12678,24 @@
         </w:pict>
       </w:r>
     </w:p>
-    <w:bookmarkEnd w:id="199"/>
-    <w:bookmarkEnd w:id="200"/>
-    <w:bookmarkStart w:id="201" w:name="safe-novelty-claims"/>
+    <w:bookmarkEnd w:id="179"/>
+    <w:bookmarkEnd w:id="180"/>
+    <w:bookmarkStart w:id="185" w:name="Xd4cad0634318010a78a074b4ccee223bc3997ef"/>
     <w:p>
       <w:pPr>
         <w:pStyle w:val="Heading1"/>
       </w:pPr>
       <w:r>
-        <w:t xml:space="preserve">10. Safe novelty claims</w:t>
+        <w:t xml:space="preserve">5. Novel component D: Graph-guided recursive semantic peeling</w:t>
+      </w:r>
+    </w:p>
+    <w:bookmarkStart w:id="181" w:name="problem-3"/>
+    <w:p>
+      <w:pPr>
+        <w:pStyle w:val="Heading2"/>
+      </w:pPr>
+      <w:r>
+        <w:t xml:space="preserve">Problem</w:t>
       </w:r>
     </w:p>
     <w:p>
@@ -13099,7 +12703,25 @@
         <w:pStyle w:val="FirstParagraph"/>
       </w:pPr>
       <w:r>
-        <w:t xml:space="preserve">These are the phrasings I’d recommend — strong enough to mean something, soft enough to survive scrutiny:</w:t>
+        <w:t xml:space="preserve">One-shot decomposition freezes the full scene in place before any hidden content has been revealed. That forces ordering, hidden support, and background completion to compete inside a single pass.</w:t>
+      </w:r>
+    </w:p>
+    <w:bookmarkEnd w:id="181"/>
+    <w:bookmarkStart w:id="182" w:name="proposed-method"/>
+    <w:p>
+      <w:pPr>
+        <w:pStyle w:val="Heading2"/>
+      </w:pPr>
+      <w:r>
+        <w:t xml:space="preserve">Proposed method</w:t>
+      </w:r>
+    </w:p>
+    <w:p>
+      <w:pPr>
+        <w:pStyle w:val="FirstParagraph"/>
+      </w:pPr>
+      <w:r>
+        <w:t xml:space="preserve">Instead of extracting every layer once, iterate:</w:t>
       </w:r>
     </w:p>
     <w:p>
@@ -13110,7 +12732,69 @@
         <w:rPr>
           <w:rStyle w:val="VerbatimChar"/>
         </w:rPr>
-        <w:t xml:space="preserve">We propose a modular framework for converting a single RGB image into a depth-aware amodal layer graph rather than a set of independent visible segmentation masks.</w:t>
+        <w:t xml:space="preserve">I_0 = input RGB</w:t>
+      </w:r>
+      <w:r>
+        <w:br/>
+      </w:r>
+      <w:r>
+        <w:rPr>
+          <w:rStyle w:val="VerbatimChar"/>
+        </w:rPr>
+        <w:t xml:space="preserve">for t in 1..T:</w:t>
+      </w:r>
+      <w:r>
+        <w:br/>
+      </w:r>
+      <w:r>
+        <w:rPr>
+          <w:rStyle w:val="VerbatimChar"/>
+        </w:rPr>
+        <w:t xml:space="preserve">    propose layers on I_{t-1}</w:t>
+      </w:r>
+      <w:r>
+        <w:br/>
+      </w:r>
+      <w:r>
+        <w:rPr>
+          <w:rStyle w:val="VerbatimChar"/>
+        </w:rPr>
+        <w:t xml:space="preserve">    choose the frontmost editable entity from the current graph</w:t>
+      </w:r>
+      <w:r>
+        <w:br/>
+      </w:r>
+      <w:r>
+        <w:rPr>
+          <w:rStyle w:val="VerbatimChar"/>
+        </w:rPr>
+        <w:t xml:space="preserve">    export RGBA_t</w:t>
+      </w:r>
+      <w:r>
+        <w:br/>
+      </w:r>
+      <w:r>
+        <w:rPr>
+          <w:rStyle w:val="VerbatimChar"/>
+        </w:rPr>
+        <w:t xml:space="preserve">    inpaint the residual canvas to obtain I_t</w:t>
+      </w:r>
+      <w:r>
+        <w:br/>
+      </w:r>
+      <w:r>
+        <w:rPr>
+          <w:rStyle w:val="VerbatimChar"/>
+        </w:rPr>
+        <w:t xml:space="preserve">repeat until only background remains</w:t>
+      </w:r>
+    </w:p>
+    <w:p>
+      <w:pPr>
+        <w:pStyle w:val="FirstParagraph"/>
+      </w:pPr>
+      <w:r>
+        <w:t xml:space="preserve">At each iteration, store:</w:t>
       </w:r>
     </w:p>
     <w:p>
@@ -13121,7 +12805,52 @@
         <w:rPr>
           <w:rStyle w:val="VerbatimChar"/>
         </w:rPr>
-        <w:t xml:space="preserve">We introduce boundary-weighted occlusion graph construction for more reliable near-to-far layer ordering than global depth statistics.</w:t>
+        <w:t xml:space="preserve">iteration_t/input.png</w:t>
+      </w:r>
+      <w:r>
+        <w:br/>
+      </w:r>
+      <w:r>
+        <w:rPr>
+          <w:rStyle w:val="VerbatimChar"/>
+        </w:rPr>
+        <w:t xml:space="preserve">iteration_t/selected_mask.png</w:t>
+      </w:r>
+      <w:r>
+        <w:br/>
+      </w:r>
+      <w:r>
+        <w:rPr>
+          <w:rStyle w:val="VerbatimChar"/>
+        </w:rPr>
+        <w:t xml:space="preserve">iteration_t/selected_layer.png</w:t>
+      </w:r>
+      <w:r>
+        <w:br/>
+      </w:r>
+      <w:r>
+        <w:rPr>
+          <w:rStyle w:val="VerbatimChar"/>
+        </w:rPr>
+        <w:t xml:space="preserve">iteration_t/residual_inpainted.png</w:t>
+      </w:r>
+    </w:p>
+    <w:bookmarkEnd w:id="182"/>
+    <w:bookmarkStart w:id="183" w:name="why-it-matters"/>
+    <w:p>
+      <w:pPr>
+        <w:pStyle w:val="Heading2"/>
+      </w:pPr>
+      <w:r>
+        <w:t xml:space="preserve">Why it matters</w:t>
+      </w:r>
+    </w:p>
+    <w:p>
+      <w:pPr>
+        <w:pStyle w:val="FirstParagraph"/>
+      </w:pPr>
+      <w:r>
+        <w:t xml:space="preserve">This reformulates the pipeline from:</w:t>
       </w:r>
     </w:p>
     <w:p>
@@ -13132,7 +12861,15 @@
         <w:rPr>
           <w:rStyle w:val="VerbatimChar"/>
         </w:rPr>
-        <w:t xml:space="preserve">We evaluate layered image decomposition across segmentation, depth ordering, recomposition, completion, intrinsic decomposition, and editing tasks.</w:t>
+        <w:t xml:space="preserve">segment once -&gt; sort once -&gt; export once</w:t>
+      </w:r>
+    </w:p>
+    <w:p>
+      <w:pPr>
+        <w:pStyle w:val="FirstParagraph"/>
+      </w:pPr>
+      <w:r>
+        <w:t xml:space="preserve">to:</w:t>
       </w:r>
     </w:p>
     <w:p>
@@ -13143,7 +12880,53 @@
         <w:rPr>
           <w:rStyle w:val="VerbatimChar"/>
         </w:rPr>
-        <w:t xml:space="preserve">We provide a synthetic layered benchmark with ground-truth RGBA layers, depth order, modal/amodal masks, and clean backgrounds for controlled ablation.</w:t>
+        <w:t xml:space="preserve">extract front layer -&gt; reveal residual -&gt; repeat</w:t>
+      </w:r>
+    </w:p>
+    <w:p>
+      <w:pPr>
+        <w:pStyle w:val="FirstParagraph"/>
+      </w:pPr>
+      <w:r>
+        <w:t xml:space="preserve">That makes the next layer and the completed background explicit rather than implied.</w:t>
+      </w:r>
+    </w:p>
+    <w:bookmarkEnd w:id="183"/>
+    <w:bookmarkStart w:id="184" w:name="claim-4"/>
+    <w:p>
+      <w:pPr>
+        <w:pStyle w:val="Heading2"/>
+      </w:pPr>
+      <w:r>
+        <w:t xml:space="preserve">Claim</w:t>
+      </w:r>
+    </w:p>
+    <w:p>
+      <w:pPr>
+        <w:pStyle w:val="BlockText"/>
+      </w:pPr>
+      <w:r>
+        <w:t xml:space="preserve">We add a graph-guided recursive peeling mode that repeatedly extracts the current frontmost editable layer, inpaints the residual canvas, and updates the ordered scene representation.</w:t>
+      </w:r>
+    </w:p>
+    <w:p>
+      <w:pPr>
+        <w:pStyle w:val="FirstParagraph"/>
+      </w:pPr>
+      <w:r>
+        <w:t xml:space="preserve">This is the strongest</w:t>
+      </w:r>
+      <w:r>
+        <w:t xml:space="preserve"> </w:t>
+      </w:r>
+      <w:r>
+        <w:t xml:space="preserve">“frontier”</w:t>
+      </w:r>
+      <w:r>
+        <w:t xml:space="preserve"> </w:t>
+      </w:r>
+      <w:r>
+        <w:t xml:space="preserve">addition in the current repo state because it changes the decomposition formulation rather than only tuning a component.</w:t>
       </w:r>
     </w:p>
     <w:p>
@@ -13153,14 +12936,24 @@
         </w:pict>
       </w:r>
     </w:p>
-    <w:bookmarkEnd w:id="201"/>
-    <w:bookmarkStart w:id="202" w:name="claims-to-avoid"/>
+    <w:bookmarkEnd w:id="184"/>
+    <w:bookmarkEnd w:id="185"/>
+    <w:bookmarkStart w:id="190" w:name="X42bb7e26e85d0327ed58ac9aed2bd09c0790612"/>
     <w:p>
       <w:pPr>
         <w:pStyle w:val="Heading1"/>
       </w:pPr>
       <w:r>
-        <w:t xml:space="preserve">11. Claims to avoid</w:t>
+        <w:t xml:space="preserve">6. Novel component E: Associated-effect layers</w:t>
+      </w:r>
+    </w:p>
+    <w:bookmarkStart w:id="186" w:name="problem-4"/>
+    <w:p>
+      <w:pPr>
+        <w:pStyle w:val="Heading2"/>
+      </w:pPr>
+      <w:r>
+        <w:t xml:space="preserve">Problem</w:t>
       </w:r>
     </w:p>
     <w:p>
@@ -13168,15 +12961,25 @@
         <w:pStyle w:val="FirstParagraph"/>
       </w:pPr>
       <w:r>
-        <w:t xml:space="preserve">And the phrasings to steer clear of, each paired with a defensible substitute:</w:t>
-      </w:r>
-    </w:p>
-    <w:p>
-      <w:pPr>
-        <w:pStyle w:val="BodyText"/>
-      </w:pPr>
-      <w:r>
-        <w:t xml:space="preserve">Don’t write:</w:t>
+        <w:t xml:space="preserve">Moving an object without its shadow or reflection looks fake. Standard segmentation ignores these effects entirely.</w:t>
+      </w:r>
+    </w:p>
+    <w:bookmarkEnd w:id="186"/>
+    <w:bookmarkStart w:id="187" w:name="proposed-representation-1"/>
+    <w:p>
+      <w:pPr>
+        <w:pStyle w:val="Heading2"/>
+      </w:pPr>
+      <w:r>
+        <w:t xml:space="preserve">Proposed representation</w:t>
+      </w:r>
+    </w:p>
+    <w:p>
+      <w:pPr>
+        <w:pStyle w:val="FirstParagraph"/>
+      </w:pPr>
+      <w:r>
+        <w:t xml:space="preserve">For selected foreground objects, estimate an effect mask:</w:t>
       </w:r>
     </w:p>
     <w:p>
@@ -13187,7 +12990,7 @@
         <w:rPr>
           <w:rStyle w:val="VerbatimChar"/>
         </w:rPr>
-        <w:t xml:space="preserve">Our method solves single-image layered decomposition.</w:t>
+        <w:t xml:space="preserve">M_effect_i = soft region near object boundary with low-frequency intensity/color change</w:t>
       </w:r>
     </w:p>
     <w:p>
@@ -13195,7 +12998,7 @@
         <w:pStyle w:val="FirstParagraph"/>
       </w:pPr>
       <w:r>
-        <w:t xml:space="preserve">Do write:</w:t>
+        <w:t xml:space="preserve">Common examples:</w:t>
       </w:r>
     </w:p>
     <w:p>
@@ -13206,7 +13009,34 @@
         <w:rPr>
           <w:rStyle w:val="VerbatimChar"/>
         </w:rPr>
-        <w:t xml:space="preserve">Our method provides a practical and inspectable approximation to single-image layered decomposition.</w:t>
+        <w:t xml:space="preserve">person_shadow</w:t>
+      </w:r>
+      <w:r>
+        <w:br/>
+      </w:r>
+      <w:r>
+        <w:rPr>
+          <w:rStyle w:val="VerbatimChar"/>
+        </w:rPr>
+        <w:t xml:space="preserve">car_reflection</w:t>
+      </w:r>
+      <w:r>
+        <w:br/>
+      </w:r>
+      <w:r>
+        <w:rPr>
+          <w:rStyle w:val="VerbatimChar"/>
+        </w:rPr>
+        <w:t xml:space="preserve">smoke_or_transparency</w:t>
+      </w:r>
+      <w:r>
+        <w:br/>
+      </w:r>
+      <w:r>
+        <w:rPr>
+          <w:rStyle w:val="VerbatimChar"/>
+        </w:rPr>
+        <w:t xml:space="preserve">contact_shadow</w:t>
       </w:r>
     </w:p>
     <w:p>
@@ -13214,7 +13044,7 @@
         <w:pStyle w:val="FirstParagraph"/>
       </w:pPr>
       <w:r>
-        <w:t xml:space="preserve">Don’t write:</w:t>
+        <w:t xml:space="preserve">Two possible representations:</w:t>
       </w:r>
     </w:p>
     <w:p>
@@ -13225,7 +13055,7 @@
         <w:rPr>
           <w:rStyle w:val="VerbatimChar"/>
         </w:rPr>
-        <w:t xml:space="preserve">Our method recovers true hidden object appearance.</w:t>
+        <w:t xml:space="preserve">same object layer with extended alpha</w:t>
       </w:r>
     </w:p>
     <w:p>
@@ -13233,7 +13063,7 @@
         <w:pStyle w:val="FirstParagraph"/>
       </w:pPr>
       <w:r>
-        <w:t xml:space="preserve">Do write:</w:t>
+        <w:t xml:space="preserve">or:</w:t>
       </w:r>
     </w:p>
     <w:p>
@@ -13244,7 +13074,7 @@
         <w:rPr>
           <w:rStyle w:val="VerbatimChar"/>
         </w:rPr>
-        <w:t xml:space="preserve">Our method synthesizes plausible hidden/background content for editing; quantitative evaluation is performed where ground truth is available.</w:t>
+        <w:t xml:space="preserve">separate associated effect layer linked by graph edge</w:t>
       </w:r>
     </w:p>
     <w:p>
@@ -13252,7 +13082,7 @@
         <w:pStyle w:val="FirstParagraph"/>
       </w:pPr>
       <w:r>
-        <w:t xml:space="preserve">Don’t write:</w:t>
+        <w:t xml:space="preserve">Graph relation:</w:t>
       </w:r>
     </w:p>
     <w:p>
@@ -13263,7 +13093,17 @@
         <w:rPr>
           <w:rStyle w:val="VerbatimChar"/>
         </w:rPr>
-        <w:t xml:space="preserve">Our method produces physically correct albedo and shading.</w:t>
+        <w:t xml:space="preserve">person_core --associated_effect--&gt; person_shadow</w:t>
+      </w:r>
+    </w:p>
+    <w:bookmarkEnd w:id="187"/>
+    <w:bookmarkStart w:id="188" w:name="simple-heuristic"/>
+    <w:p>
+      <w:pPr>
+        <w:pStyle w:val="Heading2"/>
+      </w:pPr>
+      <w:r>
+        <w:t xml:space="preserve">Simple heuristic</w:t>
       </w:r>
     </w:p>
     <w:p>
@@ -13271,18 +13111,81 @@
         <w:pStyle w:val="FirstParagraph"/>
       </w:pPr>
       <w:r>
-        <w:t xml:space="preserve">Do write:</w:t>
-      </w:r>
-    </w:p>
-    <w:p>
-      <w:pPr>
-        <w:pStyle w:val="SourceCode"/>
-      </w:pPr>
-      <w:r>
-        <w:rPr>
-          <w:rStyle w:val="VerbatimChar"/>
-        </w:rPr>
-        <w:t xml:space="preserve">Our intrinsic split is intended as an editable appearance factorization and is evaluated as an approximation.</w:t>
+        <w:t xml:space="preserve">A basic shadow heuristic that works surprisingly often:</w:t>
+      </w:r>
+    </w:p>
+    <w:p>
+      <w:pPr>
+        <w:pStyle w:val="Compact"/>
+        <w:numPr>
+          <w:ilvl w:val="0"/>
+          <w:numId w:val="1022"/>
+        </w:numPr>
+      </w:pPr>
+      <w:r>
+        <w:t xml:space="preserve">Find pixels near the bottom or contact region of the object mask.</w:t>
+      </w:r>
+    </w:p>
+    <w:p>
+      <w:pPr>
+        <w:pStyle w:val="Compact"/>
+        <w:numPr>
+          <w:ilvl w:val="0"/>
+          <w:numId w:val="1022"/>
+        </w:numPr>
+      </w:pPr>
+      <w:r>
+        <w:t xml:space="preserve">Look for connected darkened regions relative to local background.</w:t>
+      </w:r>
+    </w:p>
+    <w:p>
+      <w:pPr>
+        <w:pStyle w:val="Compact"/>
+        <w:numPr>
+          <w:ilvl w:val="0"/>
+          <w:numId w:val="1022"/>
+        </w:numPr>
+      </w:pPr>
+      <w:r>
+        <w:t xml:space="preserve">Restrict the expansion by direction and distance from the object.</w:t>
+      </w:r>
+    </w:p>
+    <w:p>
+      <w:pPr>
+        <w:pStyle w:val="Compact"/>
+        <w:numPr>
+          <w:ilvl w:val="0"/>
+          <w:numId w:val="1022"/>
+        </w:numPr>
+      </w:pPr>
+      <w:r>
+        <w:t xml:space="preserve">Export as a low-alpha effect layer.</w:t>
+      </w:r>
+    </w:p>
+    <w:bookmarkEnd w:id="188"/>
+    <w:bookmarkStart w:id="189" w:name="claim-5"/>
+    <w:p>
+      <w:pPr>
+        <w:pStyle w:val="Heading2"/>
+      </w:pPr>
+      <w:r>
+        <w:t xml:space="preserve">Claim</w:t>
+      </w:r>
+    </w:p>
+    <w:p>
+      <w:pPr>
+        <w:pStyle w:val="BlockText"/>
+      </w:pPr>
+      <w:r>
+        <w:t xml:space="preserve">We add optional associated-effect layers so that object edits can preserve shadows or other local visual effects.</w:t>
+      </w:r>
+    </w:p>
+    <w:p>
+      <w:pPr>
+        <w:pStyle w:val="FirstParagraph"/>
+      </w:pPr>
+      <w:r>
+        <w:t xml:space="preserve">This one is best framed as exploratory unless the results turn out to be very clean.</w:t>
       </w:r>
     </w:p>
     <w:p>
@@ -13292,23 +13195,24 @@
         </w:pict>
       </w:r>
     </w:p>
-    <w:bookmarkEnd w:id="202"/>
-    <w:bookmarkStart w:id="205" w:name="best-title-and-abstract"/>
+    <w:bookmarkEnd w:id="189"/>
+    <w:bookmarkEnd w:id="190"/>
+    <w:bookmarkStart w:id="194" w:name="X05035b808dd193460c012b45b7bb18cdb607fb6"/>
     <w:p>
       <w:pPr>
         <w:pStyle w:val="Heading1"/>
       </w:pPr>
       <w:r>
-        <w:t xml:space="preserve">12. Best title and abstract</w:t>
-      </w:r>
-    </w:p>
-    <w:bookmarkStart w:id="203" w:name="title"/>
+        <w:t xml:space="preserve">7. Novel component F: Layer-local intrinsic decomposition</w:t>
+      </w:r>
+    </w:p>
+    <w:bookmarkStart w:id="191" w:name="problem-5"/>
     <w:p>
       <w:pPr>
         <w:pStyle w:val="Heading2"/>
       </w:pPr>
       <w:r>
-        <w:t xml:space="preserve">Title</w:t>
+        <w:t xml:space="preserve">Problem</w:t>
       </w:r>
     </w:p>
     <w:p>
@@ -13316,21 +13220,17 @@
         <w:pStyle w:val="FirstParagraph"/>
       </w:pPr>
       <w:r>
-        <w:rPr>
-          <w:b/>
-          <w:bCs/>
-        </w:rPr>
-        <w:t xml:space="preserve">LayerForge-X: Depth-Aware Amodal Layer Graphs from a Single RGB Image</w:t>
-      </w:r>
-    </w:p>
-    <w:bookmarkEnd w:id="203"/>
-    <w:bookmarkStart w:id="204" w:name="abstract"/>
+        <w:t xml:space="preserve">Intrinsic image methods generally operate on full images, but editing happens per layer. A naive approach — run intrinsic separately per masked layer — creates obvious artifacts at mask boundaries.</w:t>
+      </w:r>
+    </w:p>
+    <w:bookmarkEnd w:id="191"/>
+    <w:bookmarkStart w:id="192" w:name="proposed-method-1"/>
     <w:p>
       <w:pPr>
         <w:pStyle w:val="Heading2"/>
       </w:pPr>
       <w:r>
-        <w:t xml:space="preserve">Abstract</w:t>
+        <w:t xml:space="preserve">Proposed method</w:t>
       </w:r>
     </w:p>
     <w:p>
@@ -13338,7 +13238,128 @@
         <w:pStyle w:val="FirstParagraph"/>
       </w:pPr>
       <w:r>
-        <w:t xml:space="preserve">Single RGB images collapse object identity, occlusion, transparency, illumination, and depth into a single raster canvas, making local editing and parallax manipulation difficult. We present LayerForge-X, a modular system that converts one RGB image into a depth-aware amodal layer graph. Each graph node stores a semantic RGBA layer with a visible mask, a soft alpha matte, an estimated amodal extent, depth statistics, optional completed content, and optional intrinsic albedo and shading factors. Graph edges encode occlusion and near-to-far ordering inferred from boundary-local monocular depth evidence. The graph is exported as ordered RGBA layers, semantic group layers, completed background, intrinsic appearance layers, and editing previews. We evaluate the representation using visible-grouping metrics on public datasets, pairwise depth-order accuracy, recomposition fidelity, amodal mask and completion metrics, and editing demonstrations including object removal, movement, parallax, and recolouring. The results indicate that combining semantic proposals, monocular geometry, soft alpha refinement, amodal reasoning, and completion yields more editable and interpretable layers than visible-mask baselines.</w:t>
+        <w:t xml:space="preserve">Run intrinsic decomposition globally first, then mask afterwards:</w:t>
+      </w:r>
+    </w:p>
+    <w:p>
+      <w:pPr>
+        <w:pStyle w:val="SourceCode"/>
+      </w:pPr>
+      <w:r>
+        <w:rPr>
+          <w:rStyle w:val="VerbatimChar"/>
+        </w:rPr>
+        <w:t xml:space="preserve">I ≈ A * S + residual</w:t>
+      </w:r>
+    </w:p>
+    <w:p>
+      <w:pPr>
+        <w:pStyle w:val="FirstParagraph"/>
+      </w:pPr>
+      <w:r>
+        <w:t xml:space="preserve">Apply each layer’s alpha:</w:t>
+      </w:r>
+    </w:p>
+    <w:p>
+      <w:pPr>
+        <w:pStyle w:val="SourceCode"/>
+      </w:pPr>
+      <w:r>
+        <w:rPr>
+          <w:rStyle w:val="VerbatimChar"/>
+        </w:rPr>
+        <w:t xml:space="preserve">A_i = A ⊙ alpha_i</w:t>
+      </w:r>
+      <w:r>
+        <w:br/>
+      </w:r>
+      <w:r>
+        <w:rPr>
+          <w:rStyle w:val="VerbatimChar"/>
+        </w:rPr>
+        <w:t xml:space="preserve">S_i = S ⊙ alpha_i</w:t>
+      </w:r>
+    </w:p>
+    <w:p>
+      <w:pPr>
+        <w:pStyle w:val="FirstParagraph"/>
+      </w:pPr>
+      <w:r>
+        <w:t xml:space="preserve">And enforce visible-recomposition consistency per layer:</w:t>
+      </w:r>
+    </w:p>
+    <w:p>
+      <w:pPr>
+        <w:pStyle w:val="SourceCode"/>
+      </w:pPr>
+      <w:r>
+        <w:rPr>
+          <w:rStyle w:val="VerbatimChar"/>
+        </w:rPr>
+        <w:t xml:space="preserve">I_i ≈ A_i * S_i</w:t>
+      </w:r>
+    </w:p>
+    <w:p>
+      <w:pPr>
+        <w:pStyle w:val="FirstParagraph"/>
+      </w:pPr>
+      <w:r>
+        <w:t xml:space="preserve">Export alongside the normal RGBA:</w:t>
+      </w:r>
+    </w:p>
+    <w:p>
+      <w:pPr>
+        <w:pStyle w:val="SourceCode"/>
+      </w:pPr>
+      <w:r>
+        <w:rPr>
+          <w:rStyle w:val="VerbatimChar"/>
+        </w:rPr>
+        <w:t xml:space="preserve">layer_i_rgba.png</w:t>
+      </w:r>
+      <w:r>
+        <w:br/>
+      </w:r>
+      <w:r>
+        <w:rPr>
+          <w:rStyle w:val="VerbatimChar"/>
+        </w:rPr>
+        <w:t xml:space="preserve">layer_i_albedo_rgba.png</w:t>
+      </w:r>
+      <w:r>
+        <w:br/>
+      </w:r>
+      <w:r>
+        <w:rPr>
+          <w:rStyle w:val="VerbatimChar"/>
+        </w:rPr>
+        <w:t xml:space="preserve">layer_i_shading_rgba.png</w:t>
+      </w:r>
+    </w:p>
+    <w:bookmarkEnd w:id="192"/>
+    <w:bookmarkStart w:id="193" w:name="claim-6"/>
+    <w:p>
+      <w:pPr>
+        <w:pStyle w:val="Heading2"/>
+      </w:pPr>
+      <w:r>
+        <w:t xml:space="preserve">Claim</w:t>
+      </w:r>
+    </w:p>
+    <w:p>
+      <w:pPr>
+        <w:pStyle w:val="BlockText"/>
+      </w:pPr>
+      <w:r>
+        <w:t xml:space="preserve">We expose per-layer albedo and shading controls, enabling recoloring and shading edits while preserving the original layer alpha.</w:t>
+      </w:r>
+    </w:p>
+    <w:p>
+      <w:pPr>
+        <w:pStyle w:val="FirstParagraph"/>
+      </w:pPr>
+      <w:r>
+        <w:t xml:space="preserve">Useful, but stretch — keep it in the report as a bonus contribution rather than a central claim.</w:t>
       </w:r>
     </w:p>
     <w:p>
@@ -13348,18 +13369,1018 @@
         </w:pict>
       </w:r>
     </w:p>
+    <w:bookmarkEnd w:id="193"/>
+    <w:bookmarkEnd w:id="194"/>
+    <w:bookmarkStart w:id="204" w:name="full-pipeline"/>
+    <w:p>
+      <w:pPr>
+        <w:pStyle w:val="Heading1"/>
+      </w:pPr>
+      <w:r>
+        <w:t xml:space="preserve">8. Full pipeline</w:t>
+      </w:r>
+    </w:p>
+    <w:bookmarkStart w:id="195" w:name="step-1-layer-proposal"/>
+    <w:p>
+      <w:pPr>
+        <w:pStyle w:val="Heading2"/>
+      </w:pPr>
+      <w:r>
+        <w:t xml:space="preserve">Step 1: Layer proposal</w:t>
+      </w:r>
+    </w:p>
+    <w:p>
+      <w:pPr>
+        <w:pStyle w:val="FirstParagraph"/>
+      </w:pPr>
+      <w:r>
+        <w:t xml:space="preserve">Choose one:</w:t>
+      </w:r>
+    </w:p>
+    <w:p>
+      <w:pPr>
+        <w:pStyle w:val="SourceCode"/>
+      </w:pPr>
+      <w:r>
+        <w:rPr>
+          <w:rStyle w:val="VerbatimChar"/>
+        </w:rPr>
+        <w:t xml:space="preserve">classical components</w:t>
+      </w:r>
+      <w:r>
+        <w:br/>
+      </w:r>
+      <w:r>
+        <w:rPr>
+          <w:rStyle w:val="VerbatimChar"/>
+        </w:rPr>
+        <w:t xml:space="preserve">Mask2Former panoptic</w:t>
+      </w:r>
+      <w:r>
+        <w:br/>
+      </w:r>
+      <w:r>
+        <w:rPr>
+          <w:rStyle w:val="VerbatimChar"/>
+        </w:rPr>
+        <w:t xml:space="preserve">GroundingDINO + SAM2</w:t>
+      </w:r>
+      <w:r>
+        <w:br/>
+      </w:r>
+      <w:r>
+        <w:rPr>
+          <w:rStyle w:val="VerbatimChar"/>
+        </w:rPr>
+        <w:t xml:space="preserve">Florence-2 + SAM2</w:t>
+      </w:r>
+    </w:p>
+    <w:p>
+      <w:pPr>
+        <w:pStyle w:val="FirstParagraph"/>
+      </w:pPr>
+      <w:r>
+        <w:t xml:space="preserve">Output:</w:t>
+      </w:r>
+    </w:p>
+    <w:p>
+      <w:pPr>
+        <w:pStyle w:val="SourceCode"/>
+      </w:pPr>
+      <w:r>
+        <w:rPr>
+          <w:rStyle w:val="VerbatimChar"/>
+        </w:rPr>
+        <w:t xml:space="preserve">visible masks + labels + confidence</w:t>
+      </w:r>
+    </w:p>
+    <w:bookmarkEnd w:id="195"/>
+    <w:bookmarkStart w:id="196" w:name="step-2-semantic-merging"/>
+    <w:p>
+      <w:pPr>
+        <w:pStyle w:val="Heading2"/>
+      </w:pPr>
+      <w:r>
+        <w:t xml:space="preserve">Step 2: Semantic merging</w:t>
+      </w:r>
+    </w:p>
+    <w:p>
+      <w:pPr>
+        <w:pStyle w:val="FirstParagraph"/>
+      </w:pPr>
+      <w:r>
+        <w:t xml:space="preserve">Collapse fragments into higher-level semantic groups:</w:t>
+      </w:r>
+    </w:p>
+    <w:p>
+      <w:pPr>
+        <w:pStyle w:val="SourceCode"/>
+      </w:pPr>
+      <w:r>
+        <w:rPr>
+          <w:rStyle w:val="VerbatimChar"/>
+        </w:rPr>
+        <w:t xml:space="preserve">person</w:t>
+      </w:r>
+      <w:r>
+        <w:br/>
+      </w:r>
+      <w:r>
+        <w:rPr>
+          <w:rStyle w:val="VerbatimChar"/>
+        </w:rPr>
+        <w:t xml:space="preserve">animal</w:t>
+      </w:r>
+      <w:r>
+        <w:br/>
+      </w:r>
+      <w:r>
+        <w:rPr>
+          <w:rStyle w:val="VerbatimChar"/>
+        </w:rPr>
+        <w:t xml:space="preserve">vehicle</w:t>
+      </w:r>
+      <w:r>
+        <w:br/>
+      </w:r>
+      <w:r>
+        <w:rPr>
+          <w:rStyle w:val="VerbatimChar"/>
+        </w:rPr>
+        <w:t xml:space="preserve">furniture</w:t>
+      </w:r>
+      <w:r>
+        <w:br/>
+      </w:r>
+      <w:r>
+        <w:rPr>
+          <w:rStyle w:val="VerbatimChar"/>
+        </w:rPr>
+        <w:t xml:space="preserve">plant</w:t>
+      </w:r>
+      <w:r>
+        <w:br/>
+      </w:r>
+      <w:r>
+        <w:rPr>
+          <w:rStyle w:val="VerbatimChar"/>
+        </w:rPr>
+        <w:t xml:space="preserve">background-stuff</w:t>
+      </w:r>
+      <w:r>
+        <w:br/>
+      </w:r>
+      <w:r>
+        <w:rPr>
+          <w:rStyle w:val="VerbatimChar"/>
+        </w:rPr>
+        <w:t xml:space="preserve">text/graphic</w:t>
+      </w:r>
+      <w:r>
+        <w:br/>
+      </w:r>
+      <w:r>
+        <w:rPr>
+          <w:rStyle w:val="VerbatimChar"/>
+        </w:rPr>
+        <w:t xml:space="preserve">effect/unknown</w:t>
+      </w:r>
+    </w:p>
+    <w:bookmarkEnd w:id="196"/>
+    <w:bookmarkStart w:id="197" w:name="step-3-depth-geometry"/>
+    <w:p>
+      <w:pPr>
+        <w:pStyle w:val="Heading2"/>
+      </w:pPr>
+      <w:r>
+        <w:t xml:space="preserve">Step 3: Depth / geometry</w:t>
+      </w:r>
+    </w:p>
+    <w:p>
+      <w:pPr>
+        <w:pStyle w:val="FirstParagraph"/>
+      </w:pPr>
+      <w:r>
+        <w:t xml:space="preserve">Pick one, or ensemble several:</w:t>
+      </w:r>
+    </w:p>
+    <w:p>
+      <w:pPr>
+        <w:pStyle w:val="SourceCode"/>
+      </w:pPr>
+      <w:r>
+        <w:rPr>
+          <w:rStyle w:val="VerbatimChar"/>
+        </w:rPr>
+        <w:t xml:space="preserve">Depth Anything V2</w:t>
+      </w:r>
+      <w:r>
+        <w:br/>
+      </w:r>
+      <w:r>
+        <w:rPr>
+          <w:rStyle w:val="VerbatimChar"/>
+        </w:rPr>
+        <w:t xml:space="preserve">Depth Pro</w:t>
+      </w:r>
+      <w:r>
+        <w:br/>
+      </w:r>
+      <w:r>
+        <w:rPr>
+          <w:rStyle w:val="VerbatimChar"/>
+        </w:rPr>
+        <w:t xml:space="preserve">Marigold</w:t>
+      </w:r>
+      <w:r>
+        <w:br/>
+      </w:r>
+      <w:r>
+        <w:rPr>
+          <w:rStyle w:val="VerbatimChar"/>
+        </w:rPr>
+        <w:t xml:space="preserve">MoGe</w:t>
+      </w:r>
+    </w:p>
+    <w:p>
+      <w:pPr>
+        <w:pStyle w:val="FirstParagraph"/>
+      </w:pPr>
+      <w:r>
+        <w:t xml:space="preserve">Output:</w:t>
+      </w:r>
+    </w:p>
+    <w:p>
+      <w:pPr>
+        <w:pStyle w:val="SourceCode"/>
+      </w:pPr>
+      <w:r>
+        <w:rPr>
+          <w:rStyle w:val="VerbatimChar"/>
+        </w:rPr>
+        <w:t xml:space="preserve">depth map</w:t>
+      </w:r>
+      <w:r>
+        <w:br/>
+      </w:r>
+      <w:r>
+        <w:rPr>
+          <w:rStyle w:val="VerbatimChar"/>
+        </w:rPr>
+        <w:t xml:space="preserve">optional normals / point map</w:t>
+      </w:r>
+      <w:r>
+        <w:br/>
+      </w:r>
+      <w:r>
+        <w:rPr>
+          <w:rStyle w:val="VerbatimChar"/>
+        </w:rPr>
+        <w:t xml:space="preserve">confidence map</w:t>
+      </w:r>
+    </w:p>
+    <w:bookmarkEnd w:id="197"/>
+    <w:bookmarkStart w:id="198" w:name="step-4-soft-alpha"/>
+    <w:p>
+      <w:pPr>
+        <w:pStyle w:val="Heading2"/>
+      </w:pPr>
+      <w:r>
+        <w:t xml:space="preserve">Step 4: Soft alpha</w:t>
+      </w:r>
+    </w:p>
+    <w:p>
+      <w:pPr>
+        <w:pStyle w:val="FirstParagraph"/>
+      </w:pPr>
+      <w:r>
+        <w:t xml:space="preserve">Refine the masks using:</w:t>
+      </w:r>
+    </w:p>
+    <w:p>
+      <w:pPr>
+        <w:pStyle w:val="SourceCode"/>
+      </w:pPr>
+      <w:r>
+        <w:rPr>
+          <w:rStyle w:val="VerbatimChar"/>
+        </w:rPr>
+        <w:t xml:space="preserve">mask confidence</w:t>
+      </w:r>
+      <w:r>
+        <w:br/>
+      </w:r>
+      <w:r>
+        <w:rPr>
+          <w:rStyle w:val="VerbatimChar"/>
+        </w:rPr>
+        <w:t xml:space="preserve">image gradients</w:t>
+      </w:r>
+      <w:r>
+        <w:br/>
+      </w:r>
+      <w:r>
+        <w:rPr>
+          <w:rStyle w:val="VerbatimChar"/>
+        </w:rPr>
+        <w:t xml:space="preserve">boundary blur</w:t>
+      </w:r>
+      <w:r>
+        <w:br/>
+      </w:r>
+      <w:r>
+        <w:rPr>
+          <w:rStyle w:val="VerbatimChar"/>
+        </w:rPr>
+        <w:t xml:space="preserve">matting backend if available</w:t>
+      </w:r>
+    </w:p>
+    <w:bookmarkEnd w:id="198"/>
+    <w:bookmarkStart w:id="199" w:name="step-5-boundary-weighted-occlusion-graph"/>
+    <w:p>
+      <w:pPr>
+        <w:pStyle w:val="Heading2"/>
+      </w:pPr>
+      <w:r>
+        <w:t xml:space="preserve">Step 5: Boundary-weighted occlusion graph</w:t>
+      </w:r>
+    </w:p>
+    <w:p>
+      <w:pPr>
+        <w:pStyle w:val="FirstParagraph"/>
+      </w:pPr>
+      <w:r>
+        <w:t xml:space="preserve">Build graph edges from local depth evidence around shared boundaries (see §2 above).</w:t>
+      </w:r>
+    </w:p>
+    <w:bookmarkEnd w:id="199"/>
+    <w:bookmarkStart w:id="200" w:name="step-6-amodal-expansion"/>
+    <w:p>
+      <w:pPr>
+        <w:pStyle w:val="Heading2"/>
+      </w:pPr>
+      <w:r>
+        <w:t xml:space="preserve">Step 6: Amodal expansion</w:t>
+      </w:r>
+    </w:p>
+    <w:p>
+      <w:pPr>
+        <w:pStyle w:val="FirstParagraph"/>
+      </w:pPr>
+      <w:r>
+        <w:t xml:space="preserve">Estimate full object masks and identify hidden regions.</w:t>
+      </w:r>
+    </w:p>
+    <w:bookmarkEnd w:id="200"/>
+    <w:bookmarkStart w:id="201" w:name="X87c01b1b1499e4d85d622b173292af5ee3222c1"/>
+    <w:p>
+      <w:pPr>
+        <w:pStyle w:val="Heading2"/>
+      </w:pPr>
+      <w:r>
+        <w:t xml:space="preserve">Step 7: Completion / recursive residual update</w:t>
+      </w:r>
+    </w:p>
+    <w:p>
+      <w:pPr>
+        <w:pStyle w:val="FirstParagraph"/>
+      </w:pPr>
+      <w:r>
+        <w:t xml:space="preserve">Inpaint background and hidden regions using one of:</w:t>
+      </w:r>
+    </w:p>
+    <w:p>
+      <w:pPr>
+        <w:pStyle w:val="SourceCode"/>
+      </w:pPr>
+      <w:r>
+        <w:rPr>
+          <w:rStyle w:val="VerbatimChar"/>
+        </w:rPr>
+        <w:t xml:space="preserve">OpenCV Telea fallback</w:t>
+      </w:r>
+      <w:r>
+        <w:br/>
+      </w:r>
+      <w:r>
+        <w:rPr>
+          <w:rStyle w:val="VerbatimChar"/>
+        </w:rPr>
+        <w:t xml:space="preserve">LaMa backend</w:t>
+      </w:r>
+      <w:r>
+        <w:br/>
+      </w:r>
+      <w:r>
+        <w:rPr>
+          <w:rStyle w:val="VerbatimChar"/>
+        </w:rPr>
+        <w:t xml:space="preserve">Diffusion inpainting backend</w:t>
+      </w:r>
+    </w:p>
+    <w:bookmarkEnd w:id="201"/>
+    <w:bookmarkStart w:id="202" w:name="step-8-intrinsic-split"/>
+    <w:p>
+      <w:pPr>
+        <w:pStyle w:val="Heading2"/>
+      </w:pPr>
+      <w:r>
+        <w:t xml:space="preserve">Step 8: Intrinsic split</w:t>
+      </w:r>
+    </w:p>
+    <w:p>
+      <w:pPr>
+        <w:pStyle w:val="FirstParagraph"/>
+      </w:pPr>
+      <w:r>
+        <w:t xml:space="preserve">Run the Retinex fallback or a Marigold-IID-style model.</w:t>
+      </w:r>
+    </w:p>
+    <w:bookmarkEnd w:id="202"/>
+    <w:bookmarkStart w:id="203" w:name="step-9-export"/>
+    <w:p>
+      <w:pPr>
+        <w:pStyle w:val="Heading2"/>
+      </w:pPr>
+      <w:r>
+        <w:t xml:space="preserve">Step 9: Export</w:t>
+      </w:r>
+    </w:p>
+    <w:p>
+      <w:pPr>
+        <w:pStyle w:val="FirstParagraph"/>
+      </w:pPr>
+      <w:r>
+        <w:t xml:space="preserve">Write out:</w:t>
+      </w:r>
+    </w:p>
+    <w:p>
+      <w:pPr>
+        <w:pStyle w:val="SourceCode"/>
+      </w:pPr>
+      <w:r>
+        <w:rPr>
+          <w:rStyle w:val="VerbatimChar"/>
+        </w:rPr>
+        <w:t xml:space="preserve">ordered individual RGBA layers</w:t>
+      </w:r>
+      <w:r>
+        <w:br/>
+      </w:r>
+      <w:r>
+        <w:rPr>
+          <w:rStyle w:val="VerbatimChar"/>
+        </w:rPr>
+        <w:t xml:space="preserve">grouped semantic RGBA layers</w:t>
+      </w:r>
+      <w:r>
+        <w:br/>
+      </w:r>
+      <w:r>
+        <w:rPr>
+          <w:rStyle w:val="VerbatimChar"/>
+        </w:rPr>
+        <w:t xml:space="preserve">visible and amodal masks</w:t>
+      </w:r>
+      <w:r>
+        <w:br/>
+      </w:r>
+      <w:r>
+        <w:rPr>
+          <w:rStyle w:val="VerbatimChar"/>
+        </w:rPr>
+        <w:t xml:space="preserve">background completion</w:t>
+      </w:r>
+      <w:r>
+        <w:br/>
+      </w:r>
+      <w:r>
+        <w:rPr>
+          <w:rStyle w:val="VerbatimChar"/>
+        </w:rPr>
+        <w:t xml:space="preserve">layer graph JSON</w:t>
+      </w:r>
+      <w:r>
+        <w:br/>
+      </w:r>
+      <w:r>
+        <w:rPr>
+          <w:rStyle w:val="VerbatimChar"/>
+        </w:rPr>
+        <w:t xml:space="preserve">albedo/shading RGBA layers</w:t>
+      </w:r>
+      <w:r>
+        <w:br/>
+      </w:r>
+      <w:r>
+        <w:rPr>
+          <w:rStyle w:val="VerbatimChar"/>
+        </w:rPr>
+        <w:t xml:space="preserve">iteration artifacts for recursive peeling</w:t>
+      </w:r>
+      <w:r>
+        <w:br/>
+      </w:r>
+      <w:r>
+        <w:rPr>
+          <w:rStyle w:val="VerbatimChar"/>
+        </w:rPr>
+        <w:t xml:space="preserve">optional associated-effect RGBA layers</w:t>
+      </w:r>
+      <w:r>
+        <w:br/>
+      </w:r>
+      <w:r>
+        <w:rPr>
+          <w:rStyle w:val="VerbatimChar"/>
+        </w:rPr>
+        <w:t xml:space="preserve">parallax preview</w:t>
+      </w:r>
+      <w:r>
+        <w:br/>
+      </w:r>
+      <w:r>
+        <w:rPr>
+          <w:rStyle w:val="VerbatimChar"/>
+        </w:rPr>
+        <w:t xml:space="preserve">metrics report</w:t>
+      </w:r>
+    </w:p>
+    <w:p>
+      <w:r>
+        <w:pict>
+          <v:rect style="width:0;height:1.5pt" o:hralign="center" o:hrstd="t" o:hr="t"/>
+        </w:pict>
+      </w:r>
+    </w:p>
+    <w:bookmarkEnd w:id="203"/>
     <w:bookmarkEnd w:id="204"/>
+    <w:bookmarkStart w:id="206" w:name="main-contributions-section"/>
+    <w:p>
+      <w:pPr>
+        <w:pStyle w:val="Heading1"/>
+      </w:pPr>
+      <w:r>
+        <w:t xml:space="preserve">9. Main contributions section</w:t>
+      </w:r>
+    </w:p>
+    <w:p>
+      <w:pPr>
+        <w:pStyle w:val="FirstParagraph"/>
+      </w:pPr>
+      <w:r>
+        <w:t xml:space="preserve">A clean version of the contributions bullet list suitable for the report:</w:t>
+      </w:r>
+    </w:p>
+    <w:bookmarkStart w:id="205" w:name="contributions"/>
+    <w:p>
+      <w:pPr>
+        <w:pStyle w:val="Heading2"/>
+      </w:pPr>
+      <w:r>
+        <w:t xml:space="preserve">Contributions</w:t>
+      </w:r>
+    </w:p>
+    <w:p>
+      <w:pPr>
+        <w:numPr>
+          <w:ilvl w:val="0"/>
+          <w:numId w:val="1023"/>
+        </w:numPr>
+      </w:pPr>
+      <w:r>
+        <w:rPr>
+          <w:b/>
+          <w:bCs/>
+        </w:rPr>
+        <w:t xml:space="preserve">Depth-Aware Amodal Layer Graph.</w:t>
+      </w:r>
+      <w:r>
+        <w:t xml:space="preserve"> </w:t>
+      </w:r>
+      <w:r>
+        <w:t xml:space="preserve">We formulate single-image layer extraction as a graph representation in which nodes store semantic RGBA layers, visible and amodal masks, depth statistics, soft alpha, completion state, and optional intrinsic appearance, while edges encode occlusion and depth relations.</w:t>
+      </w:r>
+    </w:p>
+    <w:p>
+      <w:pPr>
+        <w:numPr>
+          <w:ilvl w:val="0"/>
+          <w:numId w:val="1023"/>
+        </w:numPr>
+      </w:pPr>
+      <w:r>
+        <w:rPr>
+          <w:b/>
+          <w:bCs/>
+        </w:rPr>
+        <w:t xml:space="preserve">Boundary-weighted layer ordering.</w:t>
+      </w:r>
+      <w:r>
+        <w:t xml:space="preserve"> </w:t>
+      </w:r>
+      <w:r>
+        <w:t xml:space="preserve">We infer occlusion order using boundary-local depth evidence rather than only global mean or median depth, improving cases involving large stuff regions, slanted surfaces, and partially overlapping objects.</w:t>
+      </w:r>
+    </w:p>
+    <w:p>
+      <w:pPr>
+        <w:numPr>
+          <w:ilvl w:val="0"/>
+          <w:numId w:val="1023"/>
+        </w:numPr>
+      </w:pPr>
+      <w:r>
+        <w:rPr>
+          <w:b/>
+          <w:bCs/>
+        </w:rPr>
+        <w:t xml:space="preserve">Promptable semantic layer extraction.</w:t>
+      </w:r>
+      <w:r>
+        <w:t xml:space="preserve"> </w:t>
+      </w:r>
+      <w:r>
+        <w:t xml:space="preserve">The system supports both closed-set panoptic segmentation and open-vocabulary grounded segmentation, enabling user-controllable extraction of layers such as</w:t>
+      </w:r>
+      <w:r>
+        <w:t xml:space="preserve"> </w:t>
+      </w:r>
+      <w:r>
+        <w:t xml:space="preserve">“person,”</w:t>
+      </w:r>
+      <w:r>
+        <w:t xml:space="preserve"> </w:t>
+      </w:r>
+      <w:r>
+        <w:t xml:space="preserve">“window,”</w:t>
+      </w:r>
+      <w:r>
+        <w:t xml:space="preserve"> </w:t>
+      </w:r>
+      <w:r>
+        <w:t xml:space="preserve">“left chair,”</w:t>
+      </w:r>
+      <w:r>
+        <w:t xml:space="preserve"> </w:t>
+      </w:r>
+      <w:r>
+        <w:t xml:space="preserve">or</w:t>
+      </w:r>
+      <w:r>
+        <w:t xml:space="preserve"> </w:t>
+      </w:r>
+      <w:r>
+        <w:t xml:space="preserve">“red car.”</w:t>
+      </w:r>
+    </w:p>
+    <w:p>
+      <w:pPr>
+        <w:numPr>
+          <w:ilvl w:val="0"/>
+          <w:numId w:val="1023"/>
+        </w:numPr>
+      </w:pPr>
+      <w:r>
+        <w:rPr>
+          <w:b/>
+          <w:bCs/>
+        </w:rPr>
+        <w:t xml:space="preserve">Recursive peeling and completion-aware editing.</w:t>
+      </w:r>
+      <w:r>
+        <w:t xml:space="preserve"> </w:t>
+      </w:r>
+      <w:r>
+        <w:t xml:space="preserve">The system supports both one-shot layer export and graph-guided recursive peeling, where a frontmost layer is extracted, the residual scene is completed, and the graph is updated for the next iteration.</w:t>
+      </w:r>
+    </w:p>
+    <w:p>
+      <w:pPr>
+        <w:numPr>
+          <w:ilvl w:val="0"/>
+          <w:numId w:val="1023"/>
+        </w:numPr>
+      </w:pPr>
+      <w:r>
+        <w:rPr>
+          <w:b/>
+          <w:bCs/>
+        </w:rPr>
+        <w:t xml:space="preserve">Amodal and effect-aware layers.</w:t>
+      </w:r>
+      <w:r>
+        <w:t xml:space="preserve"> </w:t>
+      </w:r>
+      <w:r>
+        <w:t xml:space="preserve">The system separates visible masks from estimated amodal masks and can optionally export associated-effect layers so that edits preserve shadows or other local visual effects.</w:t>
+      </w:r>
+    </w:p>
+    <w:p>
+      <w:pPr>
+        <w:numPr>
+          <w:ilvl w:val="0"/>
+          <w:numId w:val="1023"/>
+        </w:numPr>
+      </w:pPr>
+      <w:r>
+        <w:rPr>
+          <w:b/>
+          <w:bCs/>
+        </w:rPr>
+        <w:t xml:space="preserve">Multi-axis benchmark.</w:t>
+      </w:r>
+      <w:r>
+        <w:t xml:space="preserve"> </w:t>
+      </w:r>
+      <w:r>
+        <w:t xml:space="preserve">We evaluate not only segmentation, but also depth-order accuracy, recomposition fidelity, amodal completion, intrinsic decomposition, and editability.</w:t>
+      </w:r>
+    </w:p>
+    <w:p>
+      <w:r>
+        <w:pict>
+          <v:rect style="width:0;height:1.5pt" o:hralign="center" o:hrstd="t" o:hr="t"/>
+        </w:pict>
+      </w:r>
+    </w:p>
     <w:bookmarkEnd w:id="205"/>
-    <w:bookmarkStart w:id="215" w:name="method-section-skeleton"/>
+    <w:bookmarkEnd w:id="206"/>
+    <w:bookmarkStart w:id="207" w:name="safe-novelty-claims"/>
     <w:p>
       <w:pPr>
         <w:pStyle w:val="Heading1"/>
       </w:pPr>
       <w:r>
+        <w:t xml:space="preserve">10. Safe novelty claims</w:t>
+      </w:r>
+    </w:p>
+    <w:p>
+      <w:pPr>
+        <w:pStyle w:val="FirstParagraph"/>
+      </w:pPr>
+      <w:r>
+        <w:t xml:space="preserve">These are the phrasings I’d recommend — strong enough to mean something, soft enough to survive scrutiny:</w:t>
+      </w:r>
+    </w:p>
+    <w:p>
+      <w:pPr>
+        <w:pStyle w:val="SourceCode"/>
+      </w:pPr>
+      <w:r>
+        <w:rPr>
+          <w:rStyle w:val="VerbatimChar"/>
+        </w:rPr>
+        <w:t xml:space="preserve">We propose a modular framework for converting a single RGB image into a depth-aware amodal layer graph rather than a set of independent visible segmentation masks.</w:t>
+      </w:r>
+    </w:p>
+    <w:p>
+      <w:pPr>
+        <w:pStyle w:val="SourceCode"/>
+      </w:pPr>
+      <w:r>
+        <w:rPr>
+          <w:rStyle w:val="VerbatimChar"/>
+        </w:rPr>
+        <w:t xml:space="preserve">We introduce boundary-weighted occlusion graph construction for more reliable near-to-far layer ordering than global depth statistics.</w:t>
+      </w:r>
+    </w:p>
+    <w:p>
+      <w:pPr>
+        <w:pStyle w:val="SourceCode"/>
+      </w:pPr>
+      <w:r>
+        <w:rPr>
+          <w:rStyle w:val="VerbatimChar"/>
+        </w:rPr>
+        <w:t xml:space="preserve">We evaluate layered image decomposition across segmentation, depth ordering, recomposition, completion, intrinsic decomposition, and editing tasks.</w:t>
+      </w:r>
+    </w:p>
+    <w:p>
+      <w:pPr>
+        <w:pStyle w:val="SourceCode"/>
+      </w:pPr>
+      <w:r>
+        <w:rPr>
+          <w:rStyle w:val="VerbatimChar"/>
+        </w:rPr>
+        <w:t xml:space="preserve">We provide a synthetic layered benchmark with ground-truth RGBA layers, depth order, modal/amodal masks, and clean backgrounds for controlled ablation.</w:t>
+      </w:r>
+    </w:p>
+    <w:p>
+      <w:r>
+        <w:pict>
+          <v:rect style="width:0;height:1.5pt" o:hralign="center" o:hrstd="t" o:hr="t"/>
+        </w:pict>
+      </w:r>
+    </w:p>
+    <w:bookmarkEnd w:id="207"/>
+    <w:bookmarkStart w:id="208" w:name="claims-to-avoid"/>
+    <w:p>
+      <w:pPr>
+        <w:pStyle w:val="Heading1"/>
+      </w:pPr>
+      <w:r>
+        <w:t xml:space="preserve">11. Claims to avoid</w:t>
+      </w:r>
+    </w:p>
+    <w:p>
+      <w:pPr>
+        <w:pStyle w:val="FirstParagraph"/>
+      </w:pPr>
+      <w:r>
+        <w:t xml:space="preserve">And the phrasings to steer clear of, each paired with a defensible substitute:</w:t>
+      </w:r>
+    </w:p>
+    <w:p>
+      <w:pPr>
+        <w:pStyle w:val="BodyText"/>
+      </w:pPr>
+      <w:r>
+        <w:t xml:space="preserve">Don’t write:</w:t>
+      </w:r>
+    </w:p>
+    <w:p>
+      <w:pPr>
+        <w:pStyle w:val="SourceCode"/>
+      </w:pPr>
+      <w:r>
+        <w:rPr>
+          <w:rStyle w:val="VerbatimChar"/>
+        </w:rPr>
+        <w:t xml:space="preserve">Our method solves single-image layered decomposition.</w:t>
+      </w:r>
+    </w:p>
+    <w:p>
+      <w:pPr>
+        <w:pStyle w:val="FirstParagraph"/>
+      </w:pPr>
+      <w:r>
+        <w:t xml:space="preserve">Do write:</w:t>
+      </w:r>
+    </w:p>
+    <w:p>
+      <w:pPr>
+        <w:pStyle w:val="SourceCode"/>
+      </w:pPr>
+      <w:r>
+        <w:rPr>
+          <w:rStyle w:val="VerbatimChar"/>
+        </w:rPr>
+        <w:t xml:space="preserve">Our method provides a practical and inspectable approximation to single-image layered decomposition.</w:t>
+      </w:r>
+    </w:p>
+    <w:p>
+      <w:pPr>
+        <w:pStyle w:val="FirstParagraph"/>
+      </w:pPr>
+      <w:r>
+        <w:t xml:space="preserve">Don’t write:</w:t>
+      </w:r>
+    </w:p>
+    <w:p>
+      <w:pPr>
+        <w:pStyle w:val="SourceCode"/>
+      </w:pPr>
+      <w:r>
+        <w:rPr>
+          <w:rStyle w:val="VerbatimChar"/>
+        </w:rPr>
+        <w:t xml:space="preserve">Our method recovers true hidden object appearance.</w:t>
+      </w:r>
+    </w:p>
+    <w:p>
+      <w:pPr>
+        <w:pStyle w:val="FirstParagraph"/>
+      </w:pPr>
+      <w:r>
+        <w:t xml:space="preserve">Do write:</w:t>
+      </w:r>
+    </w:p>
+    <w:p>
+      <w:pPr>
+        <w:pStyle w:val="SourceCode"/>
+      </w:pPr>
+      <w:r>
+        <w:rPr>
+          <w:rStyle w:val="VerbatimChar"/>
+        </w:rPr>
+        <w:t xml:space="preserve">Our method synthesizes plausible hidden/background content for editing; quantitative evaluation is performed where ground truth is available.</w:t>
+      </w:r>
+    </w:p>
+    <w:p>
+      <w:pPr>
+        <w:pStyle w:val="FirstParagraph"/>
+      </w:pPr>
+      <w:r>
+        <w:t xml:space="preserve">Don’t write:</w:t>
+      </w:r>
+    </w:p>
+    <w:p>
+      <w:pPr>
+        <w:pStyle w:val="SourceCode"/>
+      </w:pPr>
+      <w:r>
+        <w:rPr>
+          <w:rStyle w:val="VerbatimChar"/>
+        </w:rPr>
+        <w:t xml:space="preserve">Our method produces physically correct albedo and shading.</w:t>
+      </w:r>
+    </w:p>
+    <w:p>
+      <w:pPr>
+        <w:pStyle w:val="FirstParagraph"/>
+      </w:pPr>
+      <w:r>
+        <w:t xml:space="preserve">Do write:</w:t>
+      </w:r>
+    </w:p>
+    <w:p>
+      <w:pPr>
+        <w:pStyle w:val="SourceCode"/>
+      </w:pPr>
+      <w:r>
+        <w:rPr>
+          <w:rStyle w:val="VerbatimChar"/>
+        </w:rPr>
+        <w:t xml:space="preserve">Our intrinsic split is intended as an editable appearance factorization and is evaluated as an approximation.</w:t>
+      </w:r>
+    </w:p>
+    <w:p>
+      <w:r>
+        <w:pict>
+          <v:rect style="width:0;height:1.5pt" o:hralign="center" o:hrstd="t" o:hr="t"/>
+        </w:pict>
+      </w:r>
+    </w:p>
+    <w:bookmarkEnd w:id="208"/>
+    <w:bookmarkStart w:id="211" w:name="best-title-and-abstract"/>
+    <w:p>
+      <w:pPr>
+        <w:pStyle w:val="Heading1"/>
+      </w:pPr>
+      <w:r>
+        <w:t xml:space="preserve">12. Best title and abstract</w:t>
+      </w:r>
+    </w:p>
+    <w:bookmarkStart w:id="209" w:name="title"/>
+    <w:p>
+      <w:pPr>
+        <w:pStyle w:val="Heading2"/>
+      </w:pPr>
+      <w:r>
+        <w:t xml:space="preserve">Title</w:t>
+      </w:r>
+    </w:p>
+    <w:p>
+      <w:pPr>
+        <w:pStyle w:val="FirstParagraph"/>
+      </w:pPr>
+      <w:r>
+        <w:rPr>
+          <w:b/>
+          <w:bCs/>
+        </w:rPr>
+        <w:t xml:space="preserve">LayerForge-X: Depth-Aware Amodal Layer Graphs from a Single RGB Image</w:t>
+      </w:r>
+    </w:p>
+    <w:bookmarkEnd w:id="209"/>
+    <w:bookmarkStart w:id="210" w:name="abstract"/>
+    <w:p>
+      <w:pPr>
+        <w:pStyle w:val="Heading2"/>
+      </w:pPr>
+      <w:r>
+        <w:t xml:space="preserve">Abstract</w:t>
+      </w:r>
+    </w:p>
+    <w:p>
+      <w:pPr>
+        <w:pStyle w:val="FirstParagraph"/>
+      </w:pPr>
+      <w:r>
+        <w:t xml:space="preserve">Single RGB images collapse object identity, occlusion, transparency, illumination, and depth into a single raster canvas, making local editing and parallax manipulation difficult. We present LayerForge-X, a modular system that converts one RGB image into a depth-aware amodal layer graph. Each graph node stores a semantic RGBA layer with a visible mask, a soft alpha matte, an estimated amodal extent, depth statistics, optional completed content, and optional intrinsic albedo and shading factors. Graph edges encode occlusion and near-to-far ordering inferred from boundary-local monocular depth evidence. The graph is exported as ordered RGBA layers, semantic group layers, completed background, intrinsic appearance layers, and editing previews. We evaluate the representation using visible-grouping metrics on public datasets, pairwise depth-order accuracy, recomposition fidelity, amodal mask and completion metrics, and editing demonstrations including object removal, movement, parallax, and recolouring. The results indicate that combining semantic proposals, monocular geometry, soft alpha refinement, amodal reasoning, and completion yields more editable and interpretable layers than visible-mask baselines.</w:t>
+      </w:r>
+    </w:p>
+    <w:p>
+      <w:r>
+        <w:pict>
+          <v:rect style="width:0;height:1.5pt" o:hralign="center" o:hrstd="t" o:hr="t"/>
+        </w:pict>
+      </w:r>
+    </w:p>
+    <w:bookmarkEnd w:id="210"/>
+    <w:bookmarkEnd w:id="211"/>
+    <w:bookmarkStart w:id="221" w:name="method-section-skeleton"/>
+    <w:p>
+      <w:pPr>
+        <w:pStyle w:val="Heading1"/>
+      </w:pPr>
+      <w:r>
         <w:t xml:space="preserve">13. Method section skeleton</w:t>
       </w:r>
     </w:p>
-    <w:bookmarkStart w:id="206" w:name="problem-definition"/>
+    <w:bookmarkStart w:id="212" w:name="problem-definition"/>
     <w:p>
       <w:pPr>
         <w:pStyle w:val="Heading2"/>
@@ -13504,8 +14525,8 @@
         <w:t xml:space="preserve">I ≈ Render(L_1, ..., L_K, order)</w:t>
       </w:r>
     </w:p>
-    <w:bookmarkEnd w:id="206"/>
-    <w:bookmarkStart w:id="207" w:name="layer-proposal"/>
+    <w:bookmarkEnd w:id="212"/>
+    <w:bookmarkStart w:id="213" w:name="layer-proposal"/>
     <w:p>
       <w:pPr>
         <w:pStyle w:val="Heading2"/>
@@ -13522,8 +14543,8 @@
         <w:t xml:space="preserve">Panoptic segmentation and open-vocabulary alternatives; pick per-config.</w:t>
       </w:r>
     </w:p>
-    <w:bookmarkEnd w:id="207"/>
-    <w:bookmarkStart w:id="208" w:name="depth-and-geometry"/>
+    <w:bookmarkEnd w:id="213"/>
+    <w:bookmarkStart w:id="214" w:name="depth-and-geometry"/>
     <w:p>
       <w:pPr>
         <w:pStyle w:val="Heading2"/>
@@ -13540,8 +14561,8 @@
         <w:t xml:space="preserve">Monocular depth estimation and its normalisation.</w:t>
       </w:r>
     </w:p>
-    <w:bookmarkEnd w:id="208"/>
-    <w:bookmarkStart w:id="209" w:name="occlusion-graph"/>
+    <w:bookmarkEnd w:id="214"/>
+    <w:bookmarkStart w:id="215" w:name="occlusion-graph"/>
     <w:p>
       <w:pPr>
         <w:pStyle w:val="Heading2"/>
@@ -13558,8 +14579,8 @@
         <w:t xml:space="preserve">Boundary-weighted edge construction; the key algorithmic section.</w:t>
       </w:r>
     </w:p>
-    <w:bookmarkEnd w:id="209"/>
-    <w:bookmarkStart w:id="210" w:name="alpha-refinement"/>
+    <w:bookmarkEnd w:id="215"/>
+    <w:bookmarkStart w:id="216" w:name="alpha-refinement"/>
     <w:p>
       <w:pPr>
         <w:pStyle w:val="Heading2"/>
@@ -13576,8 +14597,8 @@
         <w:t xml:space="preserve">Hard masks, feathering, gradient-aware alpha, and an optional matting backend.</w:t>
       </w:r>
     </w:p>
-    <w:bookmarkEnd w:id="210"/>
-    <w:bookmarkStart w:id="211" w:name="amodal-masks-and-completion"/>
+    <w:bookmarkEnd w:id="216"/>
+    <w:bookmarkStart w:id="217" w:name="amodal-masks-and-completion"/>
     <w:p>
       <w:pPr>
         <w:pStyle w:val="Heading2"/>
@@ -13594,8 +14615,8 @@
         <w:t xml:space="preserve">Visible / amodal distinction, hidden-region definition, and inpainting.</w:t>
       </w:r>
     </w:p>
-    <w:bookmarkEnd w:id="211"/>
-    <w:bookmarkStart w:id="212" w:name="recursive-peeling-and-completion"/>
+    <w:bookmarkEnd w:id="217"/>
+    <w:bookmarkStart w:id="218" w:name="recursive-peeling-and-completion"/>
     <w:p>
       <w:pPr>
         <w:pStyle w:val="Heading2"/>
@@ -13612,8 +14633,8 @@
         <w:t xml:space="preserve">Iterative extraction of frontmost layers with residual inpainting.</w:t>
       </w:r>
     </w:p>
-    <w:bookmarkEnd w:id="212"/>
-    <w:bookmarkStart w:id="213" w:name="intrinsic-decomposition"/>
+    <w:bookmarkEnd w:id="218"/>
+    <w:bookmarkStart w:id="219" w:name="intrinsic-decomposition"/>
     <w:p>
       <w:pPr>
         <w:pStyle w:val="Heading2"/>
@@ -13630,8 +14651,8 @@
         <w:t xml:space="preserve">Albedo and shading export, per layer.</w:t>
       </w:r>
     </w:p>
-    <w:bookmarkEnd w:id="213"/>
-    <w:bookmarkStart w:id="214" w:name="rendering-and-export"/>
+    <w:bookmarkEnd w:id="219"/>
+    <w:bookmarkStart w:id="220" w:name="rendering-and-export"/>
     <w:p>
       <w:pPr>
         <w:pStyle w:val="Heading2"/>
@@ -13648,9 +14669,9 @@
         <w:t xml:space="preserve">Alpha compositing and the set of output files.</w:t>
       </w:r>
     </w:p>
-    <w:bookmarkEnd w:id="214"/>
-    <w:bookmarkEnd w:id="215"/>
-    <w:bookmarkStart w:id="223" w:name="X51233989dadfb915fbbea335e0f20b83920142b"/>
+    <w:bookmarkEnd w:id="220"/>
+    <w:bookmarkEnd w:id="221"/>
+    <w:bookmarkStart w:id="230" w:name="X51233989dadfb915fbbea335e0f20b83920142b"/>
     <w:p>
       <w:pPr>
         <w:pStyle w:val="Heading1"/>
@@ -13667,7 +14688,7 @@
         <w:t xml:space="preserve">This document collects every planned ablation, every table the report needs, every figure the report needs, and the slide sequence for the presentation. It is the working document — fill values in as runs complete.</w:t>
       </w:r>
     </w:p>
-    <w:bookmarkStart w:id="216" w:name="completed-runs-snapshot"/>
+    <w:bookmarkStart w:id="222" w:name="completed-runs-snapshot"/>
     <w:p>
       <w:pPr>
         <w:pStyle w:val="Heading2"/>
@@ -14090,7 +15111,7 @@
         <w:pStyle w:val="Compact"/>
         <w:numPr>
           <w:ilvl w:val="0"/>
-          <w:numId w:val="1022"/>
+          <w:numId w:val="1024"/>
         </w:numPr>
       </w:pPr>
       <w:r>
@@ -14111,7 +15132,7 @@
         <w:pStyle w:val="Compact"/>
         <w:numPr>
           <w:ilvl w:val="0"/>
-          <w:numId w:val="1022"/>
+          <w:numId w:val="1024"/>
         </w:numPr>
       </w:pPr>
       <w:r>
@@ -14153,7 +15174,7 @@
         <w:pStyle w:val="Compact"/>
         <w:numPr>
           <w:ilvl w:val="0"/>
-          <w:numId w:val="1022"/>
+          <w:numId w:val="1024"/>
         </w:numPr>
       </w:pPr>
       <w:r>
@@ -14175,8 +15196,602 @@
         <w:t xml:space="preserve">system, not more tuning on the classical baseline.</w:t>
       </w:r>
     </w:p>
-    <w:bookmarkEnd w:id="216"/>
-    <w:bookmarkStart w:id="217" w:name="main-ablation-matrix"/>
+    <w:bookmarkEnd w:id="222"/>
+    <w:bookmarkStart w:id="223" w:name="frontier-candidate-bank-review"/>
+    <w:p>
+      <w:pPr>
+        <w:pStyle w:val="Heading2"/>
+      </w:pPr>
+      <w:r>
+        <w:t xml:space="preserve">Frontier candidate-bank review</w:t>
+      </w:r>
+    </w:p>
+    <w:p>
+      <w:pPr>
+        <w:pStyle w:val="FirstParagraph"/>
+      </w:pPr>
+      <w:r>
+        <w:t xml:space="preserve">The repo now also contains the measured five-image frontier comparison at</w:t>
+      </w:r>
+      <w:r>
+        <w:t xml:space="preserve"> </w:t>
+      </w:r>
+      <w:r>
+        <w:rPr>
+          <w:rStyle w:val="VerbatimChar"/>
+        </w:rPr>
+        <w:t xml:space="preserve">runs/frontier_review/frontier_summary.json</w:t>
+      </w:r>
+      <w:r>
+        <w:t xml:space="preserve">.</w:t>
+      </w:r>
+    </w:p>
+    <w:tbl>
+      <w:tblPr>
+        <w:tblStyle w:val="Table"/>
+        <w:tblW w:type="pct" w:w="5000"/>
+        <w:tblLayout w:type="fixed"/>
+        <w:tblLook w:firstRow="1" w:lastRow="0" w:firstColumn="0" w:lastColumn="0" w:noHBand="0" w:noVBand="0" w:val="0020"/>
+      </w:tblPr>
+      <w:tblGrid>
+        <w:gridCol w:w="1033"/>
+        <w:gridCol w:w="1377"/>
+        <w:gridCol w:w="1377"/>
+        <w:gridCol w:w="1377"/>
+        <w:gridCol w:w="1377"/>
+        <w:gridCol w:w="1377"/>
+      </w:tblGrid>
+      <w:tr>
+        <w:trPr>
+          <w:tblHeader w:val="on"/>
+        </w:trPr>
+        <w:tc>
+          <w:tcPr/>
+          <w:p>
+            <w:pPr>
+              <w:pStyle w:val="Compact"/>
+            </w:pPr>
+            <w:r>
+              <w:t xml:space="preserve">Method</w:t>
+            </w:r>
+          </w:p>
+        </w:tc>
+        <w:tc>
+          <w:tcPr/>
+          <w:p>
+            <w:pPr>
+              <w:pStyle w:val="Compact"/>
+              <w:jc w:val="right"/>
+            </w:pPr>
+            <w:r>
+              <w:t xml:space="preserve">Images</w:t>
+            </w:r>
+          </w:p>
+        </w:tc>
+        <w:tc>
+          <w:tcPr/>
+          <w:p>
+            <w:pPr>
+              <w:pStyle w:val="Compact"/>
+              <w:jc w:val="right"/>
+            </w:pPr>
+            <w:r>
+              <w:t xml:space="preserve">Mean PSNR</w:t>
+            </w:r>
+          </w:p>
+        </w:tc>
+        <w:tc>
+          <w:tcPr/>
+          <w:p>
+            <w:pPr>
+              <w:pStyle w:val="Compact"/>
+              <w:jc w:val="right"/>
+            </w:pPr>
+            <w:r>
+              <w:t xml:space="preserve">Mean SSIM</w:t>
+            </w:r>
+          </w:p>
+        </w:tc>
+        <w:tc>
+          <w:tcPr/>
+          <w:p>
+            <w:pPr>
+              <w:pStyle w:val="Compact"/>
+              <w:jc w:val="right"/>
+            </w:pPr>
+            <w:r>
+              <w:t xml:space="preserve">Mean self-eval score</w:t>
+            </w:r>
+          </w:p>
+        </w:tc>
+        <w:tc>
+          <w:tcPr/>
+          <w:p>
+            <w:pPr>
+              <w:pStyle w:val="Compact"/>
+              <w:jc w:val="right"/>
+            </w:pPr>
+            <w:r>
+              <w:t xml:space="preserve">Best-image wins</w:t>
+            </w:r>
+          </w:p>
+        </w:tc>
+      </w:tr>
+      <w:tr>
+        <w:tc>
+          <w:tcPr/>
+          <w:p>
+            <w:pPr>
+              <w:pStyle w:val="Compact"/>
+            </w:pPr>
+            <w:r>
+              <w:t xml:space="preserve">LayerForge native</w:t>
+            </w:r>
+          </w:p>
+        </w:tc>
+        <w:tc>
+          <w:tcPr/>
+          <w:p>
+            <w:pPr>
+              <w:pStyle w:val="Compact"/>
+              <w:jc w:val="right"/>
+            </w:pPr>
+            <w:r>
+              <w:t xml:space="preserve">5</w:t>
+            </w:r>
+          </w:p>
+        </w:tc>
+        <w:tc>
+          <w:tcPr/>
+          <w:p>
+            <w:pPr>
+              <w:pStyle w:val="Compact"/>
+              <w:jc w:val="right"/>
+            </w:pPr>
+            <w:r>
+              <w:t xml:space="preserve">37.6688</w:t>
+            </w:r>
+          </w:p>
+        </w:tc>
+        <w:tc>
+          <w:tcPr/>
+          <w:p>
+            <w:pPr>
+              <w:pStyle w:val="Compact"/>
+              <w:jc w:val="right"/>
+            </w:pPr>
+            <w:r>
+              <w:t xml:space="preserve">0.9708</w:t>
+            </w:r>
+          </w:p>
+        </w:tc>
+        <w:tc>
+          <w:tcPr/>
+          <w:p>
+            <w:pPr>
+              <w:pStyle w:val="Compact"/>
+              <w:jc w:val="right"/>
+            </w:pPr>
+            <w:r>
+              <w:t xml:space="preserve">0.6597</w:t>
+            </w:r>
+          </w:p>
+        </w:tc>
+        <w:tc>
+          <w:tcPr/>
+          <w:p>
+            <w:pPr>
+              <w:pStyle w:val="Compact"/>
+              <w:jc w:val="right"/>
+            </w:pPr>
+            <w:r>
+              <w:t xml:space="preserve">3</w:t>
+            </w:r>
+          </w:p>
+        </w:tc>
+      </w:tr>
+      <w:tr>
+        <w:tc>
+          <w:tcPr/>
+          <w:p>
+            <w:pPr>
+              <w:pStyle w:val="Compact"/>
+            </w:pPr>
+            <w:r>
+              <w:t xml:space="preserve">LayerForge peeling</w:t>
+            </w:r>
+          </w:p>
+        </w:tc>
+        <w:tc>
+          <w:tcPr/>
+          <w:p>
+            <w:pPr>
+              <w:pStyle w:val="Compact"/>
+              <w:jc w:val="right"/>
+            </w:pPr>
+            <w:r>
+              <w:t xml:space="preserve">5</w:t>
+            </w:r>
+          </w:p>
+        </w:tc>
+        <w:tc>
+          <w:tcPr/>
+          <w:p>
+            <w:pPr>
+              <w:pStyle w:val="Compact"/>
+              <w:jc w:val="right"/>
+            </w:pPr>
+            <w:r>
+              <w:t xml:space="preserve">27.0988</w:t>
+            </w:r>
+          </w:p>
+        </w:tc>
+        <w:tc>
+          <w:tcPr/>
+          <w:p>
+            <w:pPr>
+              <w:pStyle w:val="Compact"/>
+              <w:jc w:val="right"/>
+            </w:pPr>
+            <w:r>
+              <w:t xml:space="preserve">0.9096</w:t>
+            </w:r>
+          </w:p>
+        </w:tc>
+        <w:tc>
+          <w:tcPr/>
+          <w:p>
+            <w:pPr>
+              <w:pStyle w:val="Compact"/>
+              <w:jc w:val="right"/>
+            </w:pPr>
+            <w:r>
+              <w:t xml:space="preserve">0.5050</w:t>
+            </w:r>
+          </w:p>
+        </w:tc>
+        <w:tc>
+          <w:tcPr/>
+          <w:p>
+            <w:pPr>
+              <w:pStyle w:val="Compact"/>
+              <w:jc w:val="right"/>
+            </w:pPr>
+            <w:r>
+              <w:t xml:space="preserve">1</w:t>
+            </w:r>
+          </w:p>
+        </w:tc>
+      </w:tr>
+      <w:tr>
+        <w:tc>
+          <w:tcPr/>
+          <w:p>
+            <w:pPr>
+              <w:pStyle w:val="Compact"/>
+            </w:pPr>
+            <w:r>
+              <w:t xml:space="preserve">Qwen raw (4)</w:t>
+            </w:r>
+          </w:p>
+        </w:tc>
+        <w:tc>
+          <w:tcPr/>
+          <w:p>
+            <w:pPr>
+              <w:pStyle w:val="Compact"/>
+              <w:jc w:val="right"/>
+            </w:pPr>
+            <w:r>
+              <w:t xml:space="preserve">5</w:t>
+            </w:r>
+          </w:p>
+        </w:tc>
+        <w:tc>
+          <w:tcPr/>
+          <w:p>
+            <w:pPr>
+              <w:pStyle w:val="Compact"/>
+              <w:jc w:val="right"/>
+            </w:pPr>
+            <w:r>
+              <w:t xml:space="preserve">29.0757</w:t>
+            </w:r>
+          </w:p>
+        </w:tc>
+        <w:tc>
+          <w:tcPr/>
+          <w:p>
+            <w:pPr>
+              <w:pStyle w:val="Compact"/>
+              <w:jc w:val="right"/>
+            </w:pPr>
+            <w:r>
+              <w:t xml:space="preserve">0.8850</w:t>
+            </w:r>
+          </w:p>
+        </w:tc>
+        <w:tc>
+          <w:tcPr/>
+          <w:p>
+            <w:pPr>
+              <w:pStyle w:val="Compact"/>
+              <w:jc w:val="right"/>
+            </w:pPr>
+            <w:r>
+              <w:t xml:space="preserve">0.2530</w:t>
+            </w:r>
+          </w:p>
+        </w:tc>
+        <w:tc>
+          <w:tcPr/>
+          <w:p>
+            <w:pPr>
+              <w:pStyle w:val="Compact"/>
+              <w:jc w:val="right"/>
+            </w:pPr>
+            <w:r>
+              <w:t xml:space="preserve">0</w:t>
+            </w:r>
+          </w:p>
+        </w:tc>
+      </w:tr>
+      <w:tr>
+        <w:tc>
+          <w:tcPr/>
+          <w:p>
+            <w:pPr>
+              <w:pStyle w:val="Compact"/>
+            </w:pPr>
+            <w:r>
+              <w:t xml:space="preserve">Qwen + graph preserve (4)</w:t>
+            </w:r>
+          </w:p>
+        </w:tc>
+        <w:tc>
+          <w:tcPr/>
+          <w:p>
+            <w:pPr>
+              <w:pStyle w:val="Compact"/>
+              <w:jc w:val="right"/>
+            </w:pPr>
+            <w:r>
+              <w:t xml:space="preserve">5</w:t>
+            </w:r>
+          </w:p>
+        </w:tc>
+        <w:tc>
+          <w:tcPr/>
+          <w:p>
+            <w:pPr>
+              <w:pStyle w:val="Compact"/>
+              <w:jc w:val="right"/>
+            </w:pPr>
+            <w:r>
+              <w:t xml:space="preserve">28.5539</w:t>
+            </w:r>
+          </w:p>
+        </w:tc>
+        <w:tc>
+          <w:tcPr/>
+          <w:p>
+            <w:pPr>
+              <w:pStyle w:val="Compact"/>
+              <w:jc w:val="right"/>
+            </w:pPr>
+            <w:r>
+              <w:t xml:space="preserve">0.8638</w:t>
+            </w:r>
+          </w:p>
+        </w:tc>
+        <w:tc>
+          <w:tcPr/>
+          <w:p>
+            <w:pPr>
+              <w:pStyle w:val="Compact"/>
+              <w:jc w:val="right"/>
+            </w:pPr>
+            <w:r>
+              <w:t xml:space="preserve">0.4951</w:t>
+            </w:r>
+          </w:p>
+        </w:tc>
+        <w:tc>
+          <w:tcPr/>
+          <w:p>
+            <w:pPr>
+              <w:pStyle w:val="Compact"/>
+              <w:jc w:val="right"/>
+            </w:pPr>
+            <w:r>
+              <w:t xml:space="preserve">1</w:t>
+            </w:r>
+          </w:p>
+        </w:tc>
+      </w:tr>
+      <w:tr>
+        <w:tc>
+          <w:tcPr/>
+          <w:p>
+            <w:pPr>
+              <w:pStyle w:val="Compact"/>
+            </w:pPr>
+            <w:r>
+              <w:t xml:space="preserve">Qwen + graph reorder (4)</w:t>
+            </w:r>
+          </w:p>
+        </w:tc>
+        <w:tc>
+          <w:tcPr/>
+          <w:p>
+            <w:pPr>
+              <w:pStyle w:val="Compact"/>
+              <w:jc w:val="right"/>
+            </w:pPr>
+            <w:r>
+              <w:t xml:space="preserve">5</w:t>
+            </w:r>
+          </w:p>
+        </w:tc>
+        <w:tc>
+          <w:tcPr/>
+          <w:p>
+            <w:pPr>
+              <w:pStyle w:val="Compact"/>
+              <w:jc w:val="right"/>
+            </w:pPr>
+            <w:r>
+              <w:t xml:space="preserve">28.5397</w:t>
+            </w:r>
+          </w:p>
+        </w:tc>
+        <w:tc>
+          <w:tcPr/>
+          <w:p>
+            <w:pPr>
+              <w:pStyle w:val="Compact"/>
+              <w:jc w:val="right"/>
+            </w:pPr>
+            <w:r>
+              <w:t xml:space="preserve">0.8637</w:t>
+            </w:r>
+          </w:p>
+        </w:tc>
+        <w:tc>
+          <w:tcPr/>
+          <w:p>
+            <w:pPr>
+              <w:pStyle w:val="Compact"/>
+              <w:jc w:val="right"/>
+            </w:pPr>
+            <w:r>
+              <w:t xml:space="preserve">0.4949</w:t>
+            </w:r>
+          </w:p>
+        </w:tc>
+        <w:tc>
+          <w:tcPr/>
+          <w:p>
+            <w:pPr>
+              <w:pStyle w:val="Compact"/>
+              <w:jc w:val="right"/>
+            </w:pPr>
+            <w:r>
+              <w:t xml:space="preserve">0</w:t>
+            </w:r>
+          </w:p>
+        </w:tc>
+      </w:tr>
+    </w:tbl>
+    <w:p>
+      <w:pPr>
+        <w:pStyle w:val="BodyText"/>
+      </w:pPr>
+      <w:r>
+        <w:t xml:space="preserve">Interpretation:</w:t>
+      </w:r>
+    </w:p>
+    <w:p>
+      <w:pPr>
+        <w:pStyle w:val="Compact"/>
+        <w:numPr>
+          <w:ilvl w:val="0"/>
+          <w:numId w:val="1025"/>
+        </w:numPr>
+      </w:pPr>
+      <w:r>
+        <w:rPr>
+          <w:rStyle w:val="VerbatimChar"/>
+        </w:rPr>
+        <w:t xml:space="preserve">LayerForge native</w:t>
+      </w:r>
+      <w:r>
+        <w:t xml:space="preserve"> </w:t>
+      </w:r>
+      <w:r>
+        <w:t xml:space="preserve">is now the strongest overall candidate-bank row by the repo’s explicit self-evaluation score and wins</w:t>
+      </w:r>
+      <w:r>
+        <w:t xml:space="preserve"> </w:t>
+      </w:r>
+      <w:r>
+        <w:rPr>
+          <w:rStyle w:val="VerbatimChar"/>
+        </w:rPr>
+        <w:t xml:space="preserve">3/5</w:t>
+      </w:r>
+      <w:r>
+        <w:t xml:space="preserve"> </w:t>
+      </w:r>
+      <w:r>
+        <w:t xml:space="preserve">measured images;</w:t>
+      </w:r>
+    </w:p>
+    <w:p>
+      <w:pPr>
+        <w:pStyle w:val="Compact"/>
+        <w:numPr>
+          <w:ilvl w:val="0"/>
+          <w:numId w:val="1025"/>
+        </w:numPr>
+      </w:pPr>
+      <w:r>
+        <w:rPr>
+          <w:rStyle w:val="VerbatimChar"/>
+        </w:rPr>
+        <w:t xml:space="preserve">LayerForge peeling</w:t>
+      </w:r>
+      <w:r>
+        <w:t xml:space="preserve"> </w:t>
+      </w:r>
+      <w:r>
+        <w:t xml:space="preserve">is a real measured row and wins the truck scene, which is exactly the kind of edit-heavy foreground removal case the recursive path was added for;</w:t>
+      </w:r>
+    </w:p>
+    <w:p>
+      <w:pPr>
+        <w:pStyle w:val="Compact"/>
+        <w:numPr>
+          <w:ilvl w:val="0"/>
+          <w:numId w:val="1025"/>
+        </w:numPr>
+      </w:pPr>
+      <w:r>
+        <w:rPr>
+          <w:rStyle w:val="VerbatimChar"/>
+        </w:rPr>
+        <w:t xml:space="preserve">Qwen + graph preserve</w:t>
+      </w:r>
+      <w:r>
+        <w:t xml:space="preserve"> </w:t>
+      </w:r>
+      <w:r>
+        <w:t xml:space="preserve">wins the synthetic scene and remains the fair metadata-first hybrid row;</w:t>
+      </w:r>
+    </w:p>
+    <w:p>
+      <w:pPr>
+        <w:pStyle w:val="Compact"/>
+        <w:numPr>
+          <w:ilvl w:val="0"/>
+          <w:numId w:val="1025"/>
+        </w:numPr>
+      </w:pPr>
+      <w:r>
+        <w:rPr>
+          <w:rStyle w:val="VerbatimChar"/>
+        </w:rPr>
+        <w:t xml:space="preserve">Qwen raw</w:t>
+      </w:r>
+      <w:r>
+        <w:t xml:space="preserve"> </w:t>
+      </w:r>
+      <w:r>
+        <w:t xml:space="preserve">remains the compact frontier generative baseline, but it is no longer the best overall editable representation once structure and editability are scored explicitly.</w:t>
+      </w:r>
+    </w:p>
+    <w:bookmarkEnd w:id="223"/>
+    <w:bookmarkStart w:id="224" w:name="main-ablation-matrix"/>
     <w:p>
       <w:pPr>
         <w:pStyle w:val="Heading2"/>
@@ -15232,8 +16847,8 @@
         </w:pict>
       </w:r>
     </w:p>
-    <w:bookmarkEnd w:id="217"/>
-    <w:bookmarkStart w:id="218" w:name="table-1-literature-comparison"/>
+    <w:bookmarkEnd w:id="224"/>
+    <w:bookmarkStart w:id="225" w:name="table-1-literature-comparison"/>
     <w:p>
       <w:pPr>
         <w:pStyle w:val="Heading2"/>
@@ -16374,8 +17989,8 @@
         </w:pict>
       </w:r>
     </w:p>
-    <w:bookmarkEnd w:id="218"/>
-    <w:bookmarkStart w:id="219" w:name="table-2-dataset-plan"/>
+    <w:bookmarkEnd w:id="225"/>
+    <w:bookmarkStart w:id="226" w:name="table-2-dataset-plan"/>
     <w:p>
       <w:pPr>
         <w:pStyle w:val="Heading2"/>
@@ -16830,8 +18445,8 @@
         </w:pict>
       </w:r>
     </w:p>
-    <w:bookmarkEnd w:id="219"/>
-    <w:bookmarkStart w:id="220" w:name="Xfb6947bcd8c2f9aa6af13cb0f14c09ce92d779f"/>
+    <w:bookmarkEnd w:id="226"/>
+    <w:bookmarkStart w:id="227" w:name="Xfb6947bcd8c2f9aa6af13cb0f14c09ce92d779f"/>
     <w:p>
       <w:pPr>
         <w:pStyle w:val="Heading2"/>
@@ -17440,8 +19055,8 @@
         </w:pict>
       </w:r>
     </w:p>
-    <w:bookmarkEnd w:id="220"/>
-    <w:bookmarkStart w:id="221" w:name="table-4-component-ablation-template"/>
+    <w:bookmarkEnd w:id="227"/>
+    <w:bookmarkStart w:id="228" w:name="table-4-component-ablation-template"/>
     <w:p>
       <w:pPr>
         <w:pStyle w:val="Heading2"/>
@@ -17872,8 +19487,8 @@
         </w:pict>
       </w:r>
     </w:p>
-    <w:bookmarkEnd w:id="221"/>
-    <w:bookmarkStart w:id="222" w:name="table-5-failure-analysis-template"/>
+    <w:bookmarkEnd w:id="228"/>
+    <w:bookmarkStart w:id="229" w:name="table-5-failure-analysis-template"/>
     <w:p>
       <w:pPr>
         <w:pStyle w:val="Heading2"/>
@@ -18257,9 +19872,9 @@
         </w:pict>
       </w:r>
     </w:p>
-    <w:bookmarkEnd w:id="222"/>
-    <w:bookmarkEnd w:id="223"/>
-    <w:bookmarkStart w:id="231" w:name="required-figures"/>
+    <w:bookmarkEnd w:id="229"/>
+    <w:bookmarkEnd w:id="230"/>
+    <w:bookmarkStart w:id="238" w:name="required-figures"/>
     <w:p>
       <w:pPr>
         <w:pStyle w:val="Heading1"/>
@@ -18268,7 +19883,7 @@
         <w:t xml:space="preserve">Required figures</w:t>
       </w:r>
     </w:p>
-    <w:bookmarkStart w:id="224" w:name="figure-1-pipeline-diagram"/>
+    <w:bookmarkStart w:id="231" w:name="figure-1-pipeline-diagram"/>
     <w:p>
       <w:pPr>
         <w:pStyle w:val="Heading2"/>
@@ -18368,8 +19983,8 @@
         <w:t xml:space="preserve">→ RGBA layer stack</w:t>
       </w:r>
     </w:p>
-    <w:bookmarkEnd w:id="224"/>
-    <w:bookmarkStart w:id="225" w:name="figure-2-dalg-representation"/>
+    <w:bookmarkEnd w:id="231"/>
+    <w:bookmarkStart w:id="232" w:name="figure-2-dalg-representation"/>
     <w:p>
       <w:pPr>
         <w:pStyle w:val="Heading2"/>
@@ -18398,8 +20013,8 @@
         <w:t xml:space="preserve">edges. Use colour to distinguish semantic groups.</w:t>
       </w:r>
     </w:p>
-    <w:bookmarkEnd w:id="225"/>
-    <w:bookmarkStart w:id="226" w:name="figure-3-ordered-layer-contact-sheet"/>
+    <w:bookmarkEnd w:id="232"/>
+    <w:bookmarkStart w:id="233" w:name="figure-3-ordered-layer-contact-sheet"/>
     <w:p>
       <w:pPr>
         <w:pStyle w:val="Heading2"/>
@@ -18435,8 +20050,8 @@
         <w:t xml:space="preserve">docs/figures/truck_layer_stack_comparison.png</w:t>
       </w:r>
     </w:p>
-    <w:bookmarkEnd w:id="226"/>
-    <w:bookmarkStart w:id="227" w:name="figure-4-baseline-vs-full"/>
+    <w:bookmarkEnd w:id="233"/>
+    <w:bookmarkStart w:id="234" w:name="figure-4-baseline-vs-full"/>
     <w:p>
       <w:pPr>
         <w:pStyle w:val="Heading2"/>
@@ -18538,8 +20153,8 @@
         <w:t xml:space="preserve">docs/figures/truck_recomposition_comparison.png</w:t>
       </w:r>
     </w:p>
-    <w:bookmarkEnd w:id="227"/>
-    <w:bookmarkStart w:id="228" w:name="figure-5-occlusion-graph-improvement"/>
+    <w:bookmarkEnd w:id="234"/>
+    <w:bookmarkStart w:id="235" w:name="figure-5-occlusion-graph-improvement"/>
     <w:p>
       <w:pPr>
         <w:pStyle w:val="Heading2"/>
@@ -18556,8 +20171,8 @@
         <w:t xml:space="preserve">Pick a single scene where the global-median-depth ordering fails and the boundary graph gets it right. Highlight the contested edge.</w:t>
       </w:r>
     </w:p>
-    <w:bookmarkEnd w:id="228"/>
-    <w:bookmarkStart w:id="229" w:name="figure-6-editing-demo"/>
+    <w:bookmarkEnd w:id="235"/>
+    <w:bookmarkStart w:id="236" w:name="figure-6-editing-demo"/>
     <w:p>
       <w:pPr>
         <w:pStyle w:val="Heading2"/>
@@ -18621,8 +20236,8 @@
         <w:t xml:space="preserve">background blur</w:t>
       </w:r>
     </w:p>
-    <w:bookmarkEnd w:id="229"/>
-    <w:bookmarkStart w:id="230" w:name="figure-7-failure-cases"/>
+    <w:bookmarkEnd w:id="236"/>
+    <w:bookmarkStart w:id="237" w:name="figure-7-failure-cases"/>
     <w:p>
       <w:pPr>
         <w:pStyle w:val="Heading2"/>
@@ -18683,9 +20298,9 @@
         </w:pict>
       </w:r>
     </w:p>
-    <w:bookmarkEnd w:id="230"/>
-    <w:bookmarkEnd w:id="231"/>
-    <w:bookmarkStart w:id="232" w:name="presentation-pitch"/>
+    <w:bookmarkEnd w:id="237"/>
+    <w:bookmarkEnd w:id="238"/>
+    <w:bookmarkStart w:id="239" w:name="presentation-pitch"/>
     <w:p>
       <w:pPr>
         <w:pStyle w:val="Heading1"/>
@@ -18707,7 +20322,7 @@
         <w:pStyle w:val="Compact"/>
         <w:numPr>
           <w:ilvl w:val="0"/>
-          <w:numId w:val="1023"/>
+          <w:numId w:val="1026"/>
         </w:numPr>
       </w:pPr>
       <w:r>
@@ -18719,7 +20334,7 @@
         <w:pStyle w:val="Compact"/>
         <w:numPr>
           <w:ilvl w:val="0"/>
-          <w:numId w:val="1023"/>
+          <w:numId w:val="1026"/>
         </w:numPr>
       </w:pPr>
       <w:r>
@@ -18731,7 +20346,7 @@
         <w:pStyle w:val="Compact"/>
         <w:numPr>
           <w:ilvl w:val="0"/>
-          <w:numId w:val="1023"/>
+          <w:numId w:val="1026"/>
         </w:numPr>
       </w:pPr>
       <w:r>
@@ -18743,7 +20358,7 @@
         <w:pStyle w:val="Compact"/>
         <w:numPr>
           <w:ilvl w:val="0"/>
-          <w:numId w:val="1023"/>
+          <w:numId w:val="1026"/>
         </w:numPr>
       </w:pPr>
       <w:r>
@@ -18755,7 +20370,7 @@
         <w:pStyle w:val="Compact"/>
         <w:numPr>
           <w:ilvl w:val="0"/>
-          <w:numId w:val="1023"/>
+          <w:numId w:val="1026"/>
         </w:numPr>
       </w:pPr>
       <w:r>
@@ -18767,7 +20382,7 @@
         <w:pStyle w:val="Compact"/>
         <w:numPr>
           <w:ilvl w:val="0"/>
-          <w:numId w:val="1023"/>
+          <w:numId w:val="1026"/>
         </w:numPr>
       </w:pPr>
       <w:r>
@@ -18779,7 +20394,7 @@
         <w:pStyle w:val="Compact"/>
         <w:numPr>
           <w:ilvl w:val="0"/>
-          <w:numId w:val="1023"/>
+          <w:numId w:val="1026"/>
         </w:numPr>
       </w:pPr>
       <w:r>
@@ -18791,7 +20406,7 @@
         <w:pStyle w:val="Compact"/>
         <w:numPr>
           <w:ilvl w:val="0"/>
-          <w:numId w:val="1023"/>
+          <w:numId w:val="1026"/>
         </w:numPr>
       </w:pPr>
       <w:r>
@@ -18803,7 +20418,7 @@
         <w:pStyle w:val="Compact"/>
         <w:numPr>
           <w:ilvl w:val="0"/>
-          <w:numId w:val="1023"/>
+          <w:numId w:val="1026"/>
         </w:numPr>
       </w:pPr>
       <w:r>
@@ -18815,7 +20430,7 @@
         <w:pStyle w:val="Compact"/>
         <w:numPr>
           <w:ilvl w:val="0"/>
-          <w:numId w:val="1023"/>
+          <w:numId w:val="1026"/>
         </w:numPr>
       </w:pPr>
       <w:r>
@@ -18827,7 +20442,7 @@
         <w:pStyle w:val="Compact"/>
         <w:numPr>
           <w:ilvl w:val="0"/>
-          <w:numId w:val="1023"/>
+          <w:numId w:val="1026"/>
         </w:numPr>
       </w:pPr>
       <w:r>
@@ -18839,7 +20454,7 @@
         <w:pStyle w:val="Compact"/>
         <w:numPr>
           <w:ilvl w:val="0"/>
-          <w:numId w:val="1023"/>
+          <w:numId w:val="1026"/>
         </w:numPr>
       </w:pPr>
       <w:r>
@@ -18851,7 +20466,7 @@
         <w:pStyle w:val="Compact"/>
         <w:numPr>
           <w:ilvl w:val="0"/>
-          <w:numId w:val="1023"/>
+          <w:numId w:val="1026"/>
         </w:numPr>
       </w:pPr>
       <w:r>
@@ -18865,8 +20480,8 @@
         </w:pict>
       </w:r>
     </w:p>
-    <w:bookmarkEnd w:id="232"/>
-    <w:bookmarkStart w:id="233" w:name="one-minute-oral-explanation"/>
+    <w:bookmarkEnd w:id="239"/>
+    <w:bookmarkStart w:id="240" w:name="one-minute-oral-explanation"/>
     <w:p>
       <w:pPr>
         <w:pStyle w:val="Heading1"/>
@@ -18903,7 +20518,7 @@
         <w:t xml:space="preserve">Single images are hard to edit because every scene element gets fused into one RGB canvas. My system converts that canvas into a structured layer graph. Each node is a semantic RGBA layer with a visible mask, a soft alpha, depth statistics, an estimated amodal extent, and optional albedo and shading. The edges record which layers occlude which. Instead of sorting masks by average depth, I build a boundary-weighted occlusion graph from local depth evidence near object contacts. That yields a near-to-far stack you can recompose, edit, inpaint, and animate. The evaluation doesn’t stop at segmentation metrics — it also covers layer-order accuracy, recomposition error, amodal completion quality, and actual editing demonstrations.</w:t>
       </w:r>
     </w:p>
-    <w:bookmarkEnd w:id="233"/>
+    <w:bookmarkEnd w:id="240"/>
     <w:sectPr/>
   </w:body>
 </w:document>
@@ -19418,64 +21033,10 @@
     <w:abstractNumId w:val="991"/>
   </w:num>
   <w:num w:numId="1019">
-    <w:abstractNumId w:val="99411"/>
-    <w:lvlOverride w:ilvl="0">
-      <w:startOverride w:val="1"/>
-    </w:lvlOverride>
-    <w:lvlOverride w:ilvl="1">
-      <w:startOverride w:val="1"/>
-    </w:lvlOverride>
-    <w:lvlOverride w:ilvl="2">
-      <w:startOverride w:val="1"/>
-    </w:lvlOverride>
-    <w:lvlOverride w:ilvl="3">
-      <w:startOverride w:val="1"/>
-    </w:lvlOverride>
-    <w:lvlOverride w:ilvl="4">
-      <w:startOverride w:val="1"/>
-    </w:lvlOverride>
-    <w:lvlOverride w:ilvl="5">
-      <w:startOverride w:val="1"/>
-    </w:lvlOverride>
-    <w:lvlOverride w:ilvl="6">
-      <w:startOverride w:val="1"/>
-    </w:lvlOverride>
-    <w:lvlOverride w:ilvl="7">
-      <w:startOverride w:val="1"/>
-    </w:lvlOverride>
-    <w:lvlOverride w:ilvl="8">
-      <w:startOverride w:val="1"/>
-    </w:lvlOverride>
+    <w:abstractNumId w:val="991"/>
   </w:num>
   <w:num w:numId="1020">
-    <w:abstractNumId w:val="99411"/>
-    <w:lvlOverride w:ilvl="0">
-      <w:startOverride w:val="1"/>
-    </w:lvlOverride>
-    <w:lvlOverride w:ilvl="1">
-      <w:startOverride w:val="1"/>
-    </w:lvlOverride>
-    <w:lvlOverride w:ilvl="2">
-      <w:startOverride w:val="1"/>
-    </w:lvlOverride>
-    <w:lvlOverride w:ilvl="3">
-      <w:startOverride w:val="1"/>
-    </w:lvlOverride>
-    <w:lvlOverride w:ilvl="4">
-      <w:startOverride w:val="1"/>
-    </w:lvlOverride>
-    <w:lvlOverride w:ilvl="5">
-      <w:startOverride w:val="1"/>
-    </w:lvlOverride>
-    <w:lvlOverride w:ilvl="6">
-      <w:startOverride w:val="1"/>
-    </w:lvlOverride>
-    <w:lvlOverride w:ilvl="7">
-      <w:startOverride w:val="1"/>
-    </w:lvlOverride>
-    <w:lvlOverride w:ilvl="8">
-      <w:startOverride w:val="1"/>
-    </w:lvlOverride>
+    <w:abstractNumId w:val="991"/>
   </w:num>
   <w:num w:numId="1021">
     <w:abstractNumId w:val="99411"/>
@@ -19508,9 +21069,72 @@
     </w:lvlOverride>
   </w:num>
   <w:num w:numId="1022">
+    <w:abstractNumId w:val="99411"/>
+    <w:lvlOverride w:ilvl="0">
+      <w:startOverride w:val="1"/>
+    </w:lvlOverride>
+    <w:lvlOverride w:ilvl="1">
+      <w:startOverride w:val="1"/>
+    </w:lvlOverride>
+    <w:lvlOverride w:ilvl="2">
+      <w:startOverride w:val="1"/>
+    </w:lvlOverride>
+    <w:lvlOverride w:ilvl="3">
+      <w:startOverride w:val="1"/>
+    </w:lvlOverride>
+    <w:lvlOverride w:ilvl="4">
+      <w:startOverride w:val="1"/>
+    </w:lvlOverride>
+    <w:lvlOverride w:ilvl="5">
+      <w:startOverride w:val="1"/>
+    </w:lvlOverride>
+    <w:lvlOverride w:ilvl="6">
+      <w:startOverride w:val="1"/>
+    </w:lvlOverride>
+    <w:lvlOverride w:ilvl="7">
+      <w:startOverride w:val="1"/>
+    </w:lvlOverride>
+    <w:lvlOverride w:ilvl="8">
+      <w:startOverride w:val="1"/>
+    </w:lvlOverride>
+  </w:num>
+  <w:num w:numId="1023">
+    <w:abstractNumId w:val="99411"/>
+    <w:lvlOverride w:ilvl="0">
+      <w:startOverride w:val="1"/>
+    </w:lvlOverride>
+    <w:lvlOverride w:ilvl="1">
+      <w:startOverride w:val="1"/>
+    </w:lvlOverride>
+    <w:lvlOverride w:ilvl="2">
+      <w:startOverride w:val="1"/>
+    </w:lvlOverride>
+    <w:lvlOverride w:ilvl="3">
+      <w:startOverride w:val="1"/>
+    </w:lvlOverride>
+    <w:lvlOverride w:ilvl="4">
+      <w:startOverride w:val="1"/>
+    </w:lvlOverride>
+    <w:lvlOverride w:ilvl="5">
+      <w:startOverride w:val="1"/>
+    </w:lvlOverride>
+    <w:lvlOverride w:ilvl="6">
+      <w:startOverride w:val="1"/>
+    </w:lvlOverride>
+    <w:lvlOverride w:ilvl="7">
+      <w:startOverride w:val="1"/>
+    </w:lvlOverride>
+    <w:lvlOverride w:ilvl="8">
+      <w:startOverride w:val="1"/>
+    </w:lvlOverride>
+  </w:num>
+  <w:num w:numId="1024">
     <w:abstractNumId w:val="991"/>
   </w:num>
-  <w:num w:numId="1023">
+  <w:num w:numId="1025">
+    <w:abstractNumId w:val="991"/>
+  </w:num>
+  <w:num w:numId="1026">
     <w:abstractNumId w:val="99411"/>
     <w:lvlOverride w:ilvl="0">
       <w:startOverride w:val="1"/>

--- a/docs/final_report_pack/LayerForge_X_Final_Report_2026_04_22.docx
+++ b/docs/final_report_pack/LayerForge_X_Final_Report_2026_04_22.docx
@@ -1540,19 +1540,19 @@
               <w:jc w:val="right"/>
             </w:pPr>
             <w:r>
-              <w:t xml:space="preserve">0.6597</w:t>
-            </w:r>
-          </w:p>
-        </w:tc>
-        <w:tc>
-          <w:tcPr/>
-          <w:p>
-            <w:pPr>
-              <w:pStyle w:val="Compact"/>
-              <w:jc w:val="right"/>
-            </w:pPr>
-            <w:r>
-              <w:t xml:space="preserve">3</w:t>
+              <w:t xml:space="preserve">0.6283</w:t>
+            </w:r>
+          </w:p>
+        </w:tc>
+        <w:tc>
+          <w:tcPr/>
+          <w:p>
+            <w:pPr>
+              <w:pStyle w:val="Compact"/>
+              <w:jc w:val="right"/>
+            </w:pPr>
+            <w:r>
+              <w:t xml:space="preserve">4</w:t>
             </w:r>
           </w:p>
         </w:tc>
@@ -1613,19 +1613,19 @@
               <w:jc w:val="right"/>
             </w:pPr>
             <w:r>
-              <w:t xml:space="preserve">0.5050</w:t>
-            </w:r>
-          </w:p>
-        </w:tc>
-        <w:tc>
-          <w:tcPr/>
-          <w:p>
-            <w:pPr>
-              <w:pStyle w:val="Compact"/>
-              <w:jc w:val="right"/>
-            </w:pPr>
-            <w:r>
-              <w:t xml:space="preserve">1</w:t>
+              <w:t xml:space="preserve">0.4783</w:t>
+            </w:r>
+          </w:p>
+        </w:tc>
+        <w:tc>
+          <w:tcPr/>
+          <w:p>
+            <w:pPr>
+              <w:pStyle w:val="Compact"/>
+              <w:jc w:val="right"/>
+            </w:pPr>
+            <w:r>
+              <w:t xml:space="preserve">0</w:t>
             </w:r>
           </w:p>
         </w:tc>
@@ -1686,7 +1686,7 @@
               <w:jc w:val="right"/>
             </w:pPr>
             <w:r>
-              <w:t xml:space="preserve">0.2530</w:t>
+              <w:t xml:space="preserve">0.2541</w:t>
             </w:r>
           </w:p>
         </w:tc>
@@ -1759,19 +1759,19 @@
               <w:jc w:val="right"/>
             </w:pPr>
             <w:r>
-              <w:t xml:space="preserve">0.4951</w:t>
-            </w:r>
-          </w:p>
-        </w:tc>
-        <w:tc>
-          <w:tcPr/>
-          <w:p>
-            <w:pPr>
-              <w:pStyle w:val="Compact"/>
-              <w:jc w:val="right"/>
-            </w:pPr>
-            <w:r>
-              <w:t xml:space="preserve">1</w:t>
+              <w:t xml:space="preserve">0.5259</w:t>
+            </w:r>
+          </w:p>
+        </w:tc>
+        <w:tc>
+          <w:tcPr/>
+          <w:p>
+            <w:pPr>
+              <w:pStyle w:val="Compact"/>
+              <w:jc w:val="right"/>
+            </w:pPr>
+            <w:r>
+              <w:t xml:space="preserve">0</w:t>
             </w:r>
           </w:p>
         </w:tc>
@@ -1832,19 +1832,557 @@
               <w:jc w:val="right"/>
             </w:pPr>
             <w:r>
-              <w:t xml:space="preserve">0.4949</w:t>
-            </w:r>
-          </w:p>
-        </w:tc>
-        <w:tc>
-          <w:tcPr/>
-          <w:p>
-            <w:pPr>
-              <w:pStyle w:val="Compact"/>
-              <w:jc w:val="right"/>
-            </w:pPr>
-            <w:r>
-              <w:t xml:space="preserve">0</w:t>
+              <w:t xml:space="preserve">0.5251</w:t>
+            </w:r>
+          </w:p>
+        </w:tc>
+        <w:tc>
+          <w:tcPr/>
+          <w:p>
+            <w:pPr>
+              <w:pStyle w:val="Compact"/>
+              <w:jc w:val="right"/>
+            </w:pPr>
+            <w:r>
+              <w:t xml:space="preserve">1</w:t>
+            </w:r>
+          </w:p>
+        </w:tc>
+      </w:tr>
+    </w:tbl>
+    <w:p>
+      <w:pPr>
+        <w:pStyle w:val="BodyText"/>
+      </w:pPr>
+      <w:r>
+        <w:t xml:space="preserve">Five-image editability suite:</w:t>
+      </w:r>
+    </w:p>
+    <w:tbl>
+      <w:tblPr>
+        <w:tblStyle w:val="Table"/>
+        <w:tblW w:type="pct" w:w="5000"/>
+        <w:tblLayout w:type="fixed"/>
+        <w:tblLook w:firstRow="1" w:lastRow="0" w:firstColumn="0" w:lastColumn="0" w:noHBand="0" w:noVBand="0" w:val="0020"/>
+      </w:tblPr>
+      <w:tblGrid>
+        <w:gridCol w:w="880"/>
+        <w:gridCol w:w="1173"/>
+        <w:gridCol w:w="1173"/>
+        <w:gridCol w:w="1173"/>
+        <w:gridCol w:w="1173"/>
+        <w:gridCol w:w="1173"/>
+        <w:gridCol w:w="1173"/>
+      </w:tblGrid>
+      <w:tr>
+        <w:trPr>
+          <w:tblHeader w:val="on"/>
+        </w:trPr>
+        <w:tc>
+          <w:tcPr/>
+          <w:p>
+            <w:pPr>
+              <w:pStyle w:val="Compact"/>
+            </w:pPr>
+            <w:r>
+              <w:t xml:space="preserve">Method</w:t>
+            </w:r>
+          </w:p>
+        </w:tc>
+        <w:tc>
+          <w:tcPr/>
+          <w:p>
+            <w:pPr>
+              <w:pStyle w:val="Compact"/>
+              <w:jc w:val="right"/>
+            </w:pPr>
+            <w:r>
+              <w:t xml:space="preserve">Remove response</w:t>
+            </w:r>
+          </w:p>
+        </w:tc>
+        <w:tc>
+          <w:tcPr/>
+          <w:p>
+            <w:pPr>
+              <w:pStyle w:val="Compact"/>
+              <w:jc w:val="right"/>
+            </w:pPr>
+            <w:r>
+              <w:t xml:space="preserve">Move response</w:t>
+            </w:r>
+          </w:p>
+        </w:tc>
+        <w:tc>
+          <w:tcPr/>
+          <w:p>
+            <w:pPr>
+              <w:pStyle w:val="Compact"/>
+              <w:jc w:val="right"/>
+            </w:pPr>
+            <w:r>
+              <w:t xml:space="preserve">Recolor response</w:t>
+            </w:r>
+          </w:p>
+        </w:tc>
+        <w:tc>
+          <w:tcPr/>
+          <w:p>
+            <w:pPr>
+              <w:pStyle w:val="Compact"/>
+              <w:jc w:val="right"/>
+            </w:pPr>
+            <w:r>
+              <w:t xml:space="preserve">Edit success</w:t>
+            </w:r>
+          </w:p>
+        </w:tc>
+        <w:tc>
+          <w:tcPr/>
+          <w:p>
+            <w:pPr>
+              <w:pStyle w:val="Compact"/>
+              <w:jc w:val="right"/>
+            </w:pPr>
+            <w:r>
+              <w:t xml:space="preserve">Non-edit preservation</w:t>
+            </w:r>
+          </w:p>
+        </w:tc>
+        <w:tc>
+          <w:tcPr/>
+          <w:p>
+            <w:pPr>
+              <w:pStyle w:val="Compact"/>
+              <w:jc w:val="right"/>
+            </w:pPr>
+            <w:r>
+              <w:t xml:space="preserve">Background hole ratio</w:t>
+            </w:r>
+          </w:p>
+        </w:tc>
+      </w:tr>
+      <w:tr>
+        <w:tc>
+          <w:tcPr/>
+          <w:p>
+            <w:pPr>
+              <w:pStyle w:val="Compact"/>
+            </w:pPr>
+            <w:r>
+              <w:t xml:space="preserve">LayerForge native</w:t>
+            </w:r>
+          </w:p>
+        </w:tc>
+        <w:tc>
+          <w:tcPr/>
+          <w:p>
+            <w:pPr>
+              <w:pStyle w:val="Compact"/>
+              <w:jc w:val="right"/>
+            </w:pPr>
+            <w:r>
+              <w:t xml:space="preserve">0.1097</w:t>
+            </w:r>
+          </w:p>
+        </w:tc>
+        <w:tc>
+          <w:tcPr/>
+          <w:p>
+            <w:pPr>
+              <w:pStyle w:val="Compact"/>
+              <w:jc w:val="right"/>
+            </w:pPr>
+            <w:r>
+              <w:t xml:space="preserve">0.1011</w:t>
+            </w:r>
+          </w:p>
+        </w:tc>
+        <w:tc>
+          <w:tcPr/>
+          <w:p>
+            <w:pPr>
+              <w:pStyle w:val="Compact"/>
+              <w:jc w:val="right"/>
+            </w:pPr>
+            <w:r>
+              <w:t xml:space="preserve">0.1220</w:t>
+            </w:r>
+          </w:p>
+        </w:tc>
+        <w:tc>
+          <w:tcPr/>
+          <w:p>
+            <w:pPr>
+              <w:pStyle w:val="Compact"/>
+              <w:jc w:val="right"/>
+            </w:pPr>
+            <w:r>
+              <w:t xml:space="preserve">0.6695</w:t>
+            </w:r>
+          </w:p>
+        </w:tc>
+        <w:tc>
+          <w:tcPr/>
+          <w:p>
+            <w:pPr>
+              <w:pStyle w:val="Compact"/>
+              <w:jc w:val="right"/>
+            </w:pPr>
+            <w:r>
+              <w:t xml:space="preserve">0.9999</w:t>
+            </w:r>
+          </w:p>
+        </w:tc>
+        <w:tc>
+          <w:tcPr/>
+          <w:p>
+            <w:pPr>
+              <w:pStyle w:val="Compact"/>
+              <w:jc w:val="right"/>
+            </w:pPr>
+            <w:r>
+              <w:t xml:space="preserve">0.4860</w:t>
+            </w:r>
+          </w:p>
+        </w:tc>
+      </w:tr>
+      <w:tr>
+        <w:tc>
+          <w:tcPr/>
+          <w:p>
+            <w:pPr>
+              <w:pStyle w:val="Compact"/>
+            </w:pPr>
+            <w:r>
+              <w:t xml:space="preserve">LayerForge peeling</w:t>
+            </w:r>
+          </w:p>
+        </w:tc>
+        <w:tc>
+          <w:tcPr/>
+          <w:p>
+            <w:pPr>
+              <w:pStyle w:val="Compact"/>
+              <w:jc w:val="right"/>
+            </w:pPr>
+            <w:r>
+              <w:t xml:space="preserve">0.1019</w:t>
+            </w:r>
+          </w:p>
+        </w:tc>
+        <w:tc>
+          <w:tcPr/>
+          <w:p>
+            <w:pPr>
+              <w:pStyle w:val="Compact"/>
+              <w:jc w:val="right"/>
+            </w:pPr>
+            <w:r>
+              <w:t xml:space="preserve">0.0808</w:t>
+            </w:r>
+          </w:p>
+        </w:tc>
+        <w:tc>
+          <w:tcPr/>
+          <w:p>
+            <w:pPr>
+              <w:pStyle w:val="Compact"/>
+              <w:jc w:val="right"/>
+            </w:pPr>
+            <w:r>
+              <w:t xml:space="preserve">0.1082</w:t>
+            </w:r>
+          </w:p>
+        </w:tc>
+        <w:tc>
+          <w:tcPr/>
+          <w:p>
+            <w:pPr>
+              <w:pStyle w:val="Compact"/>
+              <w:jc w:val="right"/>
+            </w:pPr>
+            <w:r>
+              <w:t xml:space="preserve">0.5865</w:t>
+            </w:r>
+          </w:p>
+        </w:tc>
+        <w:tc>
+          <w:tcPr/>
+          <w:p>
+            <w:pPr>
+              <w:pStyle w:val="Compact"/>
+              <w:jc w:val="right"/>
+            </w:pPr>
+            <w:r>
+              <w:t xml:space="preserve">1.0000</w:t>
+            </w:r>
+          </w:p>
+        </w:tc>
+        <w:tc>
+          <w:tcPr/>
+          <w:p>
+            <w:pPr>
+              <w:pStyle w:val="Compact"/>
+              <w:jc w:val="right"/>
+            </w:pPr>
+            <w:r>
+              <w:t xml:space="preserve">0.5433</w:t>
+            </w:r>
+          </w:p>
+        </w:tc>
+      </w:tr>
+      <w:tr>
+        <w:tc>
+          <w:tcPr/>
+          <w:p>
+            <w:pPr>
+              <w:pStyle w:val="Compact"/>
+            </w:pPr>
+            <w:r>
+              <w:t xml:space="preserve">Qwen raw (4)</w:t>
+            </w:r>
+          </w:p>
+        </w:tc>
+        <w:tc>
+          <w:tcPr/>
+          <w:p>
+            <w:pPr>
+              <w:pStyle w:val="Compact"/>
+              <w:jc w:val="right"/>
+            </w:pPr>
+            <w:r>
+              <w:t xml:space="preserve">0.0002</w:t>
+            </w:r>
+          </w:p>
+        </w:tc>
+        <w:tc>
+          <w:tcPr/>
+          <w:p>
+            <w:pPr>
+              <w:pStyle w:val="Compact"/>
+              <w:jc w:val="right"/>
+            </w:pPr>
+            <w:r>
+              <w:t xml:space="preserve">0.0001</w:t>
+            </w:r>
+          </w:p>
+        </w:tc>
+        <w:tc>
+          <w:tcPr/>
+          <w:p>
+            <w:pPr>
+              <w:pStyle w:val="Compact"/>
+              <w:jc w:val="right"/>
+            </w:pPr>
+            <w:r>
+              <w:t xml:space="preserve">0.0001</w:t>
+            </w:r>
+          </w:p>
+        </w:tc>
+        <w:tc>
+          <w:tcPr/>
+          <w:p>
+            <w:pPr>
+              <w:pStyle w:val="Compact"/>
+              <w:jc w:val="right"/>
+            </w:pPr>
+            <w:r>
+              <w:t xml:space="preserve">0.1506</w:t>
+            </w:r>
+          </w:p>
+        </w:tc>
+        <w:tc>
+          <w:tcPr/>
+          <w:p>
+            <w:pPr>
+              <w:pStyle w:val="Compact"/>
+              <w:jc w:val="right"/>
+            </w:pPr>
+            <w:r>
+              <w:t xml:space="preserve">1.0000</w:t>
+            </w:r>
+          </w:p>
+        </w:tc>
+        <w:tc>
+          <w:tcPr/>
+          <w:p>
+            <w:pPr>
+              <w:pStyle w:val="Compact"/>
+              <w:jc w:val="right"/>
+            </w:pPr>
+            <w:r>
+              <w:t xml:space="preserve">1.0000</w:t>
+            </w:r>
+          </w:p>
+        </w:tc>
+      </w:tr>
+      <w:tr>
+        <w:tc>
+          <w:tcPr/>
+          <w:p>
+            <w:pPr>
+              <w:pStyle w:val="Compact"/>
+            </w:pPr>
+            <w:r>
+              <w:t xml:space="preserve">Qwen + graph preserve (4)</w:t>
+            </w:r>
+          </w:p>
+        </w:tc>
+        <w:tc>
+          <w:tcPr/>
+          <w:p>
+            <w:pPr>
+              <w:pStyle w:val="Compact"/>
+              <w:jc w:val="right"/>
+            </w:pPr>
+            <w:r>
+              <w:t xml:space="preserve">0.2083</w:t>
+            </w:r>
+          </w:p>
+        </w:tc>
+        <w:tc>
+          <w:tcPr/>
+          <w:p>
+            <w:pPr>
+              <w:pStyle w:val="Compact"/>
+              <w:jc w:val="right"/>
+            </w:pPr>
+            <w:r>
+              <w:t xml:space="preserve">0.1509</w:t>
+            </w:r>
+          </w:p>
+        </w:tc>
+        <w:tc>
+          <w:tcPr/>
+          <w:p>
+            <w:pPr>
+              <w:pStyle w:val="Compact"/>
+              <w:jc w:val="right"/>
+            </w:pPr>
+            <w:r>
+              <w:t xml:space="preserve">0.1421</w:t>
+            </w:r>
+          </w:p>
+        </w:tc>
+        <w:tc>
+          <w:tcPr/>
+          <w:p>
+            <w:pPr>
+              <w:pStyle w:val="Compact"/>
+              <w:jc w:val="right"/>
+            </w:pPr>
+            <w:r>
+              <w:t xml:space="preserve">0.8633</w:t>
+            </w:r>
+          </w:p>
+        </w:tc>
+        <w:tc>
+          <w:tcPr/>
+          <w:p>
+            <w:pPr>
+              <w:pStyle w:val="Compact"/>
+              <w:jc w:val="right"/>
+            </w:pPr>
+            <w:r>
+              <w:t xml:space="preserve">0.9887</w:t>
+            </w:r>
+          </w:p>
+        </w:tc>
+        <w:tc>
+          <w:tcPr/>
+          <w:p>
+            <w:pPr>
+              <w:pStyle w:val="Compact"/>
+              <w:jc w:val="right"/>
+            </w:pPr>
+            <w:r>
+              <w:t xml:space="preserve">0.1420</w:t>
+            </w:r>
+          </w:p>
+        </w:tc>
+      </w:tr>
+      <w:tr>
+        <w:tc>
+          <w:tcPr/>
+          <w:p>
+            <w:pPr>
+              <w:pStyle w:val="Compact"/>
+            </w:pPr>
+            <w:r>
+              <w:t xml:space="preserve">Qwen + graph reorder (4)</w:t>
+            </w:r>
+          </w:p>
+        </w:tc>
+        <w:tc>
+          <w:tcPr/>
+          <w:p>
+            <w:pPr>
+              <w:pStyle w:val="Compact"/>
+              <w:jc w:val="right"/>
+            </w:pPr>
+            <w:r>
+              <w:t xml:space="preserve">0.2080</w:t>
+            </w:r>
+          </w:p>
+        </w:tc>
+        <w:tc>
+          <w:tcPr/>
+          <w:p>
+            <w:pPr>
+              <w:pStyle w:val="Compact"/>
+              <w:jc w:val="right"/>
+            </w:pPr>
+            <w:r>
+              <w:t xml:space="preserve">0.1491</w:t>
+            </w:r>
+          </w:p>
+        </w:tc>
+        <w:tc>
+          <w:tcPr/>
+          <w:p>
+            <w:pPr>
+              <w:pStyle w:val="Compact"/>
+              <w:jc w:val="right"/>
+            </w:pPr>
+            <w:r>
+              <w:t xml:space="preserve">0.1421</w:t>
+            </w:r>
+          </w:p>
+        </w:tc>
+        <w:tc>
+          <w:tcPr/>
+          <w:p>
+            <w:pPr>
+              <w:pStyle w:val="Compact"/>
+              <w:jc w:val="right"/>
+            </w:pPr>
+            <w:r>
+              <w:t xml:space="preserve">0.8607</w:t>
+            </w:r>
+          </w:p>
+        </w:tc>
+        <w:tc>
+          <w:tcPr/>
+          <w:p>
+            <w:pPr>
+              <w:pStyle w:val="Compact"/>
+              <w:jc w:val="right"/>
+            </w:pPr>
+            <w:r>
+              <w:t xml:space="preserve">0.9886</w:t>
+            </w:r>
+          </w:p>
+        </w:tc>
+        <w:tc>
+          <w:tcPr/>
+          <w:p>
+            <w:pPr>
+              <w:pStyle w:val="Compact"/>
+              <w:jc w:val="right"/>
+            </w:pPr>
+            <w:r>
+              <w:t xml:space="preserve">0.1427</w:t>
             </w:r>
           </w:p>
         </w:tc>
@@ -1915,13 +2453,13 @@
         <w:rPr>
           <w:rStyle w:val="VerbatimChar"/>
         </w:rPr>
-        <w:t xml:space="preserve">3/5</w:t>
+        <w:t xml:space="preserve">4/5</w:t>
       </w:r>
       <w:r>
         <w:t xml:space="preserve"> </w:t>
       </w:r>
       <w:r>
-        <w:t xml:space="preserve">images,</w:t>
+        <w:t xml:space="preserve">images, with</w:t>
       </w:r>
       <w:r>
         <w:t xml:space="preserve"> </w:t>
@@ -1930,28 +2468,13 @@
         <w:rPr>
           <w:rStyle w:val="VerbatimChar"/>
         </w:rPr>
-        <w:t xml:space="preserve">LayerForge peeling</w:t>
+        <w:t xml:space="preserve">Qwen + graph reorder</w:t>
       </w:r>
       <w:r>
         <w:t xml:space="preserve"> </w:t>
       </w:r>
       <w:r>
-        <w:t xml:space="preserve">for the truck scene, and</w:t>
-      </w:r>
-      <w:r>
-        <w:t xml:space="preserve"> </w:t>
-      </w:r>
-      <w:r>
-        <w:rPr>
-          <w:rStyle w:val="VerbatimChar"/>
-        </w:rPr>
-        <w:t xml:space="preserve">Qwen + graph preserve</w:t>
-      </w:r>
-      <w:r>
-        <w:t xml:space="preserve"> </w:t>
-      </w:r>
-      <w:r>
-        <w:t xml:space="preserve">for the synthetic scene;</w:t>
+        <w:t xml:space="preserve">winning the cat scene;</w:t>
       </w:r>
     </w:p>
     <w:p>
@@ -1979,6 +2502,18 @@
       </w:r>
       <w:r>
         <w:t xml:space="preserve">row is the fair metadata-first hybrid comparison because it keeps the interpreted Qwen stack and adds graphs, ordering metadata, amodal masks, and intrinsic artifacts;</w:t>
+      </w:r>
+    </w:p>
+    <w:p>
+      <w:pPr>
+        <w:pStyle w:val="Compact"/>
+        <w:numPr>
+          <w:ilvl w:val="0"/>
+          <w:numId w:val="1003"/>
+        </w:numPr>
+      </w:pPr>
+      <w:r>
+        <w:t xml:space="preserve">the editability suite now acts as the anti-triviality guardrail for the frontier selector, which is why raw Qwen’s object-removal response stays near zero despite reasonable recomposition scores;</w:t>
       </w:r>
     </w:p>
     <w:p>
@@ -12284,7 +12819,7 @@
         <w:pStyle w:val="FirstParagraph"/>
       </w:pPr>
       <w:r>
-        <w:t xml:space="preserve">Each candidate is scored after it actually runs. The current self-evaluation stage is intentionally heuristic and explicit rather than pretending to be a learned black box.</w:t>
+        <w:t xml:space="preserve">Each candidate is scored after it actually runs. The current self-evaluation stage is intentionally explicit rather than pretending to be a learned black box.</w:t>
       </w:r>
     </w:p>
     <w:p>
@@ -12312,7 +12847,7 @@
         <w:rPr>
           <w:rStyle w:val="VerbatimChar"/>
         </w:rPr>
-        <w:t xml:space="preserve">graph / structure availability</w:t>
+        <w:t xml:space="preserve">edit-preservation and anti-trivial copy penalties</w:t>
       </w:r>
       <w:r>
         <w:br/>
@@ -12321,7 +12856,7 @@
         <w:rPr>
           <w:rStyle w:val="VerbatimChar"/>
         </w:rPr>
-        <w:t xml:space="preserve">editability bias toward usable layer counts</w:t>
+        <w:t xml:space="preserve">semantic separation</w:t>
       </w:r>
       <w:r>
         <w:br/>
@@ -12330,6 +12865,24 @@
         <w:rPr>
           <w:rStyle w:val="VerbatimChar"/>
         </w:rPr>
+        <w:t xml:space="preserve">alpha quality</w:t>
+      </w:r>
+      <w:r>
+        <w:br/>
+      </w:r>
+      <w:r>
+        <w:rPr>
+          <w:rStyle w:val="VerbatimChar"/>
+        </w:rPr>
+        <w:t xml:space="preserve">graph confidence</w:t>
+      </w:r>
+      <w:r>
+        <w:br/>
+      </w:r>
+      <w:r>
+        <w:rPr>
+          <w:rStyle w:val="VerbatimChar"/>
+        </w:rPr>
         <w:t xml:space="preserve">runtime</w:t>
       </w:r>
     </w:p>
@@ -12349,7 +12902,7 @@
         <w:rPr>
           <w:rStyle w:val="VerbatimChar"/>
         </w:rPr>
-        <w:t xml:space="preserve">score = 0.40 * fidelity</w:t>
+        <w:t xml:space="preserve">score = 0.20 * recomposition_fidelity</w:t>
       </w:r>
       <w:r>
         <w:br/>
@@ -12358,7 +12911,7 @@
         <w:rPr>
           <w:rStyle w:val="VerbatimChar"/>
         </w:rPr>
-        <w:t xml:space="preserve">      + 0.25 * structure</w:t>
+        <w:t xml:space="preserve">      + 0.25 * edit_preservation</w:t>
       </w:r>
       <w:r>
         <w:br/>
@@ -12367,7 +12920,7 @@
         <w:rPr>
           <w:rStyle w:val="VerbatimChar"/>
         </w:rPr>
-        <w:t xml:space="preserve">      + 0.20 * editability</w:t>
+        <w:t xml:space="preserve">      + 0.20 * semantic_separation</w:t>
       </w:r>
       <w:r>
         <w:br/>
@@ -12376,7 +12929,25 @@
         <w:rPr>
           <w:rStyle w:val="VerbatimChar"/>
         </w:rPr>
-        <w:t xml:space="preserve">      + 0.15 * runtime</w:t>
+        <w:t xml:space="preserve">      + 0.10 * alpha_quality</w:t>
+      </w:r>
+      <w:r>
+        <w:br/>
+      </w:r>
+      <w:r>
+        <w:rPr>
+          <w:rStyle w:val="VerbatimChar"/>
+        </w:rPr>
+        <w:t xml:space="preserve">      + 0.15 * graph_confidence</w:t>
+      </w:r>
+      <w:r>
+        <w:br/>
+      </w:r>
+      <w:r>
+        <w:rPr>
+          <w:rStyle w:val="VerbatimChar"/>
+        </w:rPr>
+        <w:t xml:space="preserve">      + 0.10 * runtime</w:t>
       </w:r>
     </w:p>
     <w:p>
@@ -12399,7 +12970,7 @@
         <w:rPr>
           <w:rStyle w:val="VerbatimChar"/>
         </w:rPr>
-        <w:t xml:space="preserve">fidelity</w:t>
+        <w:t xml:space="preserve">recomposition_fidelity</w:t>
       </w:r>
       <w:r>
         <w:t xml:space="preserve"> </w:t>
@@ -12420,13 +12991,13 @@
         <w:rPr>
           <w:rStyle w:val="VerbatimChar"/>
         </w:rPr>
-        <w:t xml:space="preserve">structure</w:t>
+        <w:t xml:space="preserve">edit_preservation</w:t>
       </w:r>
       <w:r>
         <w:t xml:space="preserve"> </w:t>
       </w:r>
       <w:r>
-        <w:t xml:space="preserve">rewards explicit graph output, ordered layers, and recovered effect layers;</w:t>
+        <w:t xml:space="preserve">rewards remove/move/recolor responses that affect the target layer while preserving the rest of the frame;</w:t>
       </w:r>
     </w:p>
     <w:p>
@@ -12441,13 +13012,13 @@
         <w:rPr>
           <w:rStyle w:val="VerbatimChar"/>
         </w:rPr>
-        <w:t xml:space="preserve">editability</w:t>
+        <w:t xml:space="preserve">semantic_separation</w:t>
       </w:r>
       <w:r>
         <w:t xml:space="preserve"> </w:t>
       </w:r>
       <w:r>
-        <w:t xml:space="preserve">favours candidates with usable layer counts and graph metadata;</w:t>
+        <w:t xml:space="preserve">rewards foreground coverage without collapsing everything into one dominant layer;</w:t>
       </w:r>
     </w:p>
     <w:p>
@@ -12462,6 +13033,48 @@
         <w:rPr>
           <w:rStyle w:val="VerbatimChar"/>
         </w:rPr>
+        <w:t xml:space="preserve">alpha_quality</w:t>
+      </w:r>
+      <w:r>
+        <w:t xml:space="preserve"> </w:t>
+      </w:r>
+      <w:r>
+        <w:t xml:space="preserve">favours soft, non-binary alpha mattes when the data supports them;</w:t>
+      </w:r>
+    </w:p>
+    <w:p>
+      <w:pPr>
+        <w:pStyle w:val="Compact"/>
+        <w:numPr>
+          <w:ilvl w:val="0"/>
+          <w:numId w:val="1020"/>
+        </w:numPr>
+      </w:pPr>
+      <w:r>
+        <w:rPr>
+          <w:rStyle w:val="VerbatimChar"/>
+        </w:rPr>
+        <w:t xml:space="preserve">graph_confidence</w:t>
+      </w:r>
+      <w:r>
+        <w:t xml:space="preserve"> </w:t>
+      </w:r>
+      <w:r>
+        <w:t xml:space="preserve">rewards explicit graph output, ordered layers, and occlusion edges;</w:t>
+      </w:r>
+    </w:p>
+    <w:p>
+      <w:pPr>
+        <w:pStyle w:val="Compact"/>
+        <w:numPr>
+          <w:ilvl w:val="0"/>
+          <w:numId w:val="1020"/>
+        </w:numPr>
+      </w:pPr>
+      <w:r>
+        <w:rPr>
+          <w:rStyle w:val="VerbatimChar"/>
+        </w:rPr>
         <w:t xml:space="preserve">runtime</w:t>
       </w:r>
       <w:r>
@@ -12542,7 +13155,7 @@
         <w:pStyle w:val="BlockText"/>
       </w:pPr>
       <w:r>
-        <w:t xml:space="preserve">We extend LayerForge-X with a frontier candidate bank and a self-evaluation stage that compares native, generative, hybrid, and recursive decompositions, then selects the most useful editable representation per image using measured fidelity, structure, editability, and runtime signals.</w:t>
+        <w:t xml:space="preserve">We extend LayerForge-X with a frontier candidate bank and a self-evaluation stage that compares native, generative, hybrid, and recursive decompositions, then selects the most useful editable representation per image using measured fidelity, editability, semantic separation, graph confidence, alpha quality, and runtime signals.</w:t>
       </w:r>
     </w:p>
     <w:bookmarkEnd w:id="176"/>
@@ -14671,7 +15284,7 @@
     </w:p>
     <w:bookmarkEnd w:id="220"/>
     <w:bookmarkEnd w:id="221"/>
-    <w:bookmarkStart w:id="230" w:name="X51233989dadfb915fbbea335e0f20b83920142b"/>
+    <w:bookmarkStart w:id="231" w:name="X51233989dadfb915fbbea335e0f20b83920142b"/>
     <w:p>
       <w:pPr>
         <w:pStyle w:val="Heading1"/>
@@ -15373,19 +15986,19 @@
               <w:jc w:val="right"/>
             </w:pPr>
             <w:r>
-              <w:t xml:space="preserve">0.6597</w:t>
-            </w:r>
-          </w:p>
-        </w:tc>
-        <w:tc>
-          <w:tcPr/>
-          <w:p>
-            <w:pPr>
-              <w:pStyle w:val="Compact"/>
-              <w:jc w:val="right"/>
-            </w:pPr>
-            <w:r>
-              <w:t xml:space="preserve">3</w:t>
+              <w:t xml:space="preserve">0.6283</w:t>
+            </w:r>
+          </w:p>
+        </w:tc>
+        <w:tc>
+          <w:tcPr/>
+          <w:p>
+            <w:pPr>
+              <w:pStyle w:val="Compact"/>
+              <w:jc w:val="right"/>
+            </w:pPr>
+            <w:r>
+              <w:t xml:space="preserve">4</w:t>
             </w:r>
           </w:p>
         </w:tc>
@@ -15446,19 +16059,19 @@
               <w:jc w:val="right"/>
             </w:pPr>
             <w:r>
-              <w:t xml:space="preserve">0.5050</w:t>
-            </w:r>
-          </w:p>
-        </w:tc>
-        <w:tc>
-          <w:tcPr/>
-          <w:p>
-            <w:pPr>
-              <w:pStyle w:val="Compact"/>
-              <w:jc w:val="right"/>
-            </w:pPr>
-            <w:r>
-              <w:t xml:space="preserve">1</w:t>
+              <w:t xml:space="preserve">0.4783</w:t>
+            </w:r>
+          </w:p>
+        </w:tc>
+        <w:tc>
+          <w:tcPr/>
+          <w:p>
+            <w:pPr>
+              <w:pStyle w:val="Compact"/>
+              <w:jc w:val="right"/>
+            </w:pPr>
+            <w:r>
+              <w:t xml:space="preserve">0</w:t>
             </w:r>
           </w:p>
         </w:tc>
@@ -15519,7 +16132,7 @@
               <w:jc w:val="right"/>
             </w:pPr>
             <w:r>
-              <w:t xml:space="preserve">0.2530</w:t>
+              <w:t xml:space="preserve">0.2541</w:t>
             </w:r>
           </w:p>
         </w:tc>
@@ -15592,19 +16205,19 @@
               <w:jc w:val="right"/>
             </w:pPr>
             <w:r>
-              <w:t xml:space="preserve">0.4951</w:t>
-            </w:r>
-          </w:p>
-        </w:tc>
-        <w:tc>
-          <w:tcPr/>
-          <w:p>
-            <w:pPr>
-              <w:pStyle w:val="Compact"/>
-              <w:jc w:val="right"/>
-            </w:pPr>
-            <w:r>
-              <w:t xml:space="preserve">1</w:t>
+              <w:t xml:space="preserve">0.5259</w:t>
+            </w:r>
+          </w:p>
+        </w:tc>
+        <w:tc>
+          <w:tcPr/>
+          <w:p>
+            <w:pPr>
+              <w:pStyle w:val="Compact"/>
+              <w:jc w:val="right"/>
+            </w:pPr>
+            <w:r>
+              <w:t xml:space="preserve">0</w:t>
             </w:r>
           </w:p>
         </w:tc>
@@ -15665,19 +16278,19 @@
               <w:jc w:val="right"/>
             </w:pPr>
             <w:r>
-              <w:t xml:space="preserve">0.4949</w:t>
-            </w:r>
-          </w:p>
-        </w:tc>
-        <w:tc>
-          <w:tcPr/>
-          <w:p>
-            <w:pPr>
-              <w:pStyle w:val="Compact"/>
-              <w:jc w:val="right"/>
-            </w:pPr>
-            <w:r>
-              <w:t xml:space="preserve">0</w:t>
+              <w:t xml:space="preserve">0.5251</w:t>
+            </w:r>
+          </w:p>
+        </w:tc>
+        <w:tc>
+          <w:tcPr/>
+          <w:p>
+            <w:pPr>
+              <w:pStyle w:val="Compact"/>
+              <w:jc w:val="right"/>
+            </w:pPr>
+            <w:r>
+              <w:t xml:space="preserve">1</w:t>
             </w:r>
           </w:p>
         </w:tc>
@@ -15718,13 +16331,13 @@
         <w:rPr>
           <w:rStyle w:val="VerbatimChar"/>
         </w:rPr>
-        <w:t xml:space="preserve">3/5</w:t>
+        <w:t xml:space="preserve">4/5</w:t>
       </w:r>
       <w:r>
         <w:t xml:space="preserve"> </w:t>
       </w:r>
       <w:r>
-        <w:t xml:space="preserve">measured images;</w:t>
+        <w:t xml:space="preserve">measured images once anti-triviality penalties are enabled;</w:t>
       </w:r>
     </w:p>
     <w:p>
@@ -15736,6 +16349,12 @@
         </w:numPr>
       </w:pPr>
       <w:r>
+        <w:t xml:space="preserve">the hardened selector no longer lets</w:t>
+      </w:r>
+      <w:r>
+        <w:t xml:space="preserve"> </w:t>
+      </w:r>
+      <w:r>
         <w:rPr>
           <w:rStyle w:val="VerbatimChar"/>
         </w:rPr>
@@ -15745,7 +16364,7 @@
         <w:t xml:space="preserve"> </w:t>
       </w:r>
       <w:r>
-        <w:t xml:space="preserve">is a real measured row and wins the truck scene, which is exactly the kind of edit-heavy foreground removal case the recursive path was added for;</w:t>
+        <w:t xml:space="preserve">win the truck image simply because the recursive removal path is visually dramatic;</w:t>
       </w:r>
     </w:p>
     <w:p>
@@ -15760,13 +16379,13 @@
         <w:rPr>
           <w:rStyle w:val="VerbatimChar"/>
         </w:rPr>
-        <w:t xml:space="preserve">Qwen + graph preserve</w:t>
+        <w:t xml:space="preserve">Qwen + graph reorder</w:t>
       </w:r>
       <w:r>
         <w:t xml:space="preserve"> </w:t>
       </w:r>
       <w:r>
-        <w:t xml:space="preserve">wins the synthetic scene and remains the fair metadata-first hybrid row;</w:t>
+        <w:t xml:space="preserve">now wins the cat image, showing that imported generative stacks can still beat the native path on specific compact scenes;</w:t>
       </w:r>
     </w:p>
     <w:p>
@@ -15791,7 +16410,620 @@
       </w:r>
     </w:p>
     <w:bookmarkEnd w:id="223"/>
-    <w:bookmarkStart w:id="224" w:name="main-ablation-matrix"/>
+    <w:bookmarkStart w:id="224" w:name="editability-suite-snapshot"/>
+    <w:p>
+      <w:pPr>
+        <w:pStyle w:val="Heading2"/>
+      </w:pPr>
+      <w:r>
+        <w:t xml:space="preserve">Editability suite snapshot</w:t>
+      </w:r>
+    </w:p>
+    <w:p>
+      <w:pPr>
+        <w:pStyle w:val="FirstParagraph"/>
+      </w:pPr>
+      <w:r>
+        <w:t xml:space="preserve">The frontier review is now paired with an editability suite so recomposition fidelity is not the only score that matters.</w:t>
+      </w:r>
+    </w:p>
+    <w:tbl>
+      <w:tblPr>
+        <w:tblStyle w:val="Table"/>
+        <w:tblW w:type="pct" w:w="5000"/>
+        <w:tblLayout w:type="fixed"/>
+        <w:tblLook w:firstRow="1" w:lastRow="0" w:firstColumn="0" w:lastColumn="0" w:noHBand="0" w:noVBand="0" w:val="0020"/>
+      </w:tblPr>
+      <w:tblGrid>
+        <w:gridCol w:w="880"/>
+        <w:gridCol w:w="1173"/>
+        <w:gridCol w:w="1173"/>
+        <w:gridCol w:w="1173"/>
+        <w:gridCol w:w="1173"/>
+        <w:gridCol w:w="1173"/>
+        <w:gridCol w:w="1173"/>
+      </w:tblGrid>
+      <w:tr>
+        <w:trPr>
+          <w:tblHeader w:val="on"/>
+        </w:trPr>
+        <w:tc>
+          <w:tcPr/>
+          <w:p>
+            <w:pPr>
+              <w:pStyle w:val="Compact"/>
+            </w:pPr>
+            <w:r>
+              <w:t xml:space="preserve">Method</w:t>
+            </w:r>
+          </w:p>
+        </w:tc>
+        <w:tc>
+          <w:tcPr/>
+          <w:p>
+            <w:pPr>
+              <w:pStyle w:val="Compact"/>
+              <w:jc w:val="right"/>
+            </w:pPr>
+            <w:r>
+              <w:t xml:space="preserve">Remove response ↑</w:t>
+            </w:r>
+          </w:p>
+        </w:tc>
+        <w:tc>
+          <w:tcPr/>
+          <w:p>
+            <w:pPr>
+              <w:pStyle w:val="Compact"/>
+              <w:jc w:val="right"/>
+            </w:pPr>
+            <w:r>
+              <w:t xml:space="preserve">Move response ↑</w:t>
+            </w:r>
+          </w:p>
+        </w:tc>
+        <w:tc>
+          <w:tcPr/>
+          <w:p>
+            <w:pPr>
+              <w:pStyle w:val="Compact"/>
+              <w:jc w:val="right"/>
+            </w:pPr>
+            <w:r>
+              <w:t xml:space="preserve">Recolor response ↑</w:t>
+            </w:r>
+          </w:p>
+        </w:tc>
+        <w:tc>
+          <w:tcPr/>
+          <w:p>
+            <w:pPr>
+              <w:pStyle w:val="Compact"/>
+              <w:jc w:val="right"/>
+            </w:pPr>
+            <w:r>
+              <w:t xml:space="preserve">Edit success ↑</w:t>
+            </w:r>
+          </w:p>
+        </w:tc>
+        <w:tc>
+          <w:tcPr/>
+          <w:p>
+            <w:pPr>
+              <w:pStyle w:val="Compact"/>
+              <w:jc w:val="right"/>
+            </w:pPr>
+            <w:r>
+              <w:t xml:space="preserve">Non-edit preservation ↑</w:t>
+            </w:r>
+          </w:p>
+        </w:tc>
+        <w:tc>
+          <w:tcPr/>
+          <w:p>
+            <w:pPr>
+              <w:pStyle w:val="Compact"/>
+              <w:jc w:val="right"/>
+            </w:pPr>
+            <w:r>
+              <w:t xml:space="preserve">Background hole ratio ↓</w:t>
+            </w:r>
+          </w:p>
+        </w:tc>
+      </w:tr>
+      <w:tr>
+        <w:tc>
+          <w:tcPr/>
+          <w:p>
+            <w:pPr>
+              <w:pStyle w:val="Compact"/>
+            </w:pPr>
+            <w:r>
+              <w:t xml:space="preserve">LayerForge native</w:t>
+            </w:r>
+          </w:p>
+        </w:tc>
+        <w:tc>
+          <w:tcPr/>
+          <w:p>
+            <w:pPr>
+              <w:pStyle w:val="Compact"/>
+              <w:jc w:val="right"/>
+            </w:pPr>
+            <w:r>
+              <w:t xml:space="preserve">0.1097</w:t>
+            </w:r>
+          </w:p>
+        </w:tc>
+        <w:tc>
+          <w:tcPr/>
+          <w:p>
+            <w:pPr>
+              <w:pStyle w:val="Compact"/>
+              <w:jc w:val="right"/>
+            </w:pPr>
+            <w:r>
+              <w:t xml:space="preserve">0.1011</w:t>
+            </w:r>
+          </w:p>
+        </w:tc>
+        <w:tc>
+          <w:tcPr/>
+          <w:p>
+            <w:pPr>
+              <w:pStyle w:val="Compact"/>
+              <w:jc w:val="right"/>
+            </w:pPr>
+            <w:r>
+              <w:t xml:space="preserve">0.1220</w:t>
+            </w:r>
+          </w:p>
+        </w:tc>
+        <w:tc>
+          <w:tcPr/>
+          <w:p>
+            <w:pPr>
+              <w:pStyle w:val="Compact"/>
+              <w:jc w:val="right"/>
+            </w:pPr>
+            <w:r>
+              <w:t xml:space="preserve">0.6695</w:t>
+            </w:r>
+          </w:p>
+        </w:tc>
+        <w:tc>
+          <w:tcPr/>
+          <w:p>
+            <w:pPr>
+              <w:pStyle w:val="Compact"/>
+              <w:jc w:val="right"/>
+            </w:pPr>
+            <w:r>
+              <w:t xml:space="preserve">0.9999</w:t>
+            </w:r>
+          </w:p>
+        </w:tc>
+        <w:tc>
+          <w:tcPr/>
+          <w:p>
+            <w:pPr>
+              <w:pStyle w:val="Compact"/>
+              <w:jc w:val="right"/>
+            </w:pPr>
+            <w:r>
+              <w:t xml:space="preserve">0.4860</w:t>
+            </w:r>
+          </w:p>
+        </w:tc>
+      </w:tr>
+      <w:tr>
+        <w:tc>
+          <w:tcPr/>
+          <w:p>
+            <w:pPr>
+              <w:pStyle w:val="Compact"/>
+            </w:pPr>
+            <w:r>
+              <w:t xml:space="preserve">LayerForge peeling</w:t>
+            </w:r>
+          </w:p>
+        </w:tc>
+        <w:tc>
+          <w:tcPr/>
+          <w:p>
+            <w:pPr>
+              <w:pStyle w:val="Compact"/>
+              <w:jc w:val="right"/>
+            </w:pPr>
+            <w:r>
+              <w:t xml:space="preserve">0.1019</w:t>
+            </w:r>
+          </w:p>
+        </w:tc>
+        <w:tc>
+          <w:tcPr/>
+          <w:p>
+            <w:pPr>
+              <w:pStyle w:val="Compact"/>
+              <w:jc w:val="right"/>
+            </w:pPr>
+            <w:r>
+              <w:t xml:space="preserve">0.0808</w:t>
+            </w:r>
+          </w:p>
+        </w:tc>
+        <w:tc>
+          <w:tcPr/>
+          <w:p>
+            <w:pPr>
+              <w:pStyle w:val="Compact"/>
+              <w:jc w:val="right"/>
+            </w:pPr>
+            <w:r>
+              <w:t xml:space="preserve">0.1082</w:t>
+            </w:r>
+          </w:p>
+        </w:tc>
+        <w:tc>
+          <w:tcPr/>
+          <w:p>
+            <w:pPr>
+              <w:pStyle w:val="Compact"/>
+              <w:jc w:val="right"/>
+            </w:pPr>
+            <w:r>
+              <w:t xml:space="preserve">0.5865</w:t>
+            </w:r>
+          </w:p>
+        </w:tc>
+        <w:tc>
+          <w:tcPr/>
+          <w:p>
+            <w:pPr>
+              <w:pStyle w:val="Compact"/>
+              <w:jc w:val="right"/>
+            </w:pPr>
+            <w:r>
+              <w:t xml:space="preserve">1.0000</w:t>
+            </w:r>
+          </w:p>
+        </w:tc>
+        <w:tc>
+          <w:tcPr/>
+          <w:p>
+            <w:pPr>
+              <w:pStyle w:val="Compact"/>
+              <w:jc w:val="right"/>
+            </w:pPr>
+            <w:r>
+              <w:t xml:space="preserve">0.5433</w:t>
+            </w:r>
+          </w:p>
+        </w:tc>
+      </w:tr>
+      <w:tr>
+        <w:tc>
+          <w:tcPr/>
+          <w:p>
+            <w:pPr>
+              <w:pStyle w:val="Compact"/>
+            </w:pPr>
+            <w:r>
+              <w:t xml:space="preserve">Qwen raw (4)</w:t>
+            </w:r>
+          </w:p>
+        </w:tc>
+        <w:tc>
+          <w:tcPr/>
+          <w:p>
+            <w:pPr>
+              <w:pStyle w:val="Compact"/>
+              <w:jc w:val="right"/>
+            </w:pPr>
+            <w:r>
+              <w:t xml:space="preserve">0.0002</w:t>
+            </w:r>
+          </w:p>
+        </w:tc>
+        <w:tc>
+          <w:tcPr/>
+          <w:p>
+            <w:pPr>
+              <w:pStyle w:val="Compact"/>
+              <w:jc w:val="right"/>
+            </w:pPr>
+            <w:r>
+              <w:t xml:space="preserve">0.0001</w:t>
+            </w:r>
+          </w:p>
+        </w:tc>
+        <w:tc>
+          <w:tcPr/>
+          <w:p>
+            <w:pPr>
+              <w:pStyle w:val="Compact"/>
+              <w:jc w:val="right"/>
+            </w:pPr>
+            <w:r>
+              <w:t xml:space="preserve">0.0001</w:t>
+            </w:r>
+          </w:p>
+        </w:tc>
+        <w:tc>
+          <w:tcPr/>
+          <w:p>
+            <w:pPr>
+              <w:pStyle w:val="Compact"/>
+              <w:jc w:val="right"/>
+            </w:pPr>
+            <w:r>
+              <w:t xml:space="preserve">0.1506</w:t>
+            </w:r>
+          </w:p>
+        </w:tc>
+        <w:tc>
+          <w:tcPr/>
+          <w:p>
+            <w:pPr>
+              <w:pStyle w:val="Compact"/>
+              <w:jc w:val="right"/>
+            </w:pPr>
+            <w:r>
+              <w:t xml:space="preserve">1.0000</w:t>
+            </w:r>
+          </w:p>
+        </w:tc>
+        <w:tc>
+          <w:tcPr/>
+          <w:p>
+            <w:pPr>
+              <w:pStyle w:val="Compact"/>
+              <w:jc w:val="right"/>
+            </w:pPr>
+            <w:r>
+              <w:t xml:space="preserve">1.0000</w:t>
+            </w:r>
+          </w:p>
+        </w:tc>
+      </w:tr>
+      <w:tr>
+        <w:tc>
+          <w:tcPr/>
+          <w:p>
+            <w:pPr>
+              <w:pStyle w:val="Compact"/>
+            </w:pPr>
+            <w:r>
+              <w:t xml:space="preserve">Qwen + graph preserve (4)</w:t>
+            </w:r>
+          </w:p>
+        </w:tc>
+        <w:tc>
+          <w:tcPr/>
+          <w:p>
+            <w:pPr>
+              <w:pStyle w:val="Compact"/>
+              <w:jc w:val="right"/>
+            </w:pPr>
+            <w:r>
+              <w:t xml:space="preserve">0.2083</w:t>
+            </w:r>
+          </w:p>
+        </w:tc>
+        <w:tc>
+          <w:tcPr/>
+          <w:p>
+            <w:pPr>
+              <w:pStyle w:val="Compact"/>
+              <w:jc w:val="right"/>
+            </w:pPr>
+            <w:r>
+              <w:t xml:space="preserve">0.1509</w:t>
+            </w:r>
+          </w:p>
+        </w:tc>
+        <w:tc>
+          <w:tcPr/>
+          <w:p>
+            <w:pPr>
+              <w:pStyle w:val="Compact"/>
+              <w:jc w:val="right"/>
+            </w:pPr>
+            <w:r>
+              <w:t xml:space="preserve">0.1421</w:t>
+            </w:r>
+          </w:p>
+        </w:tc>
+        <w:tc>
+          <w:tcPr/>
+          <w:p>
+            <w:pPr>
+              <w:pStyle w:val="Compact"/>
+              <w:jc w:val="right"/>
+            </w:pPr>
+            <w:r>
+              <w:t xml:space="preserve">0.8633</w:t>
+            </w:r>
+          </w:p>
+        </w:tc>
+        <w:tc>
+          <w:tcPr/>
+          <w:p>
+            <w:pPr>
+              <w:pStyle w:val="Compact"/>
+              <w:jc w:val="right"/>
+            </w:pPr>
+            <w:r>
+              <w:t xml:space="preserve">0.9887</w:t>
+            </w:r>
+          </w:p>
+        </w:tc>
+        <w:tc>
+          <w:tcPr/>
+          <w:p>
+            <w:pPr>
+              <w:pStyle w:val="Compact"/>
+              <w:jc w:val="right"/>
+            </w:pPr>
+            <w:r>
+              <w:t xml:space="preserve">0.1420</w:t>
+            </w:r>
+          </w:p>
+        </w:tc>
+      </w:tr>
+      <w:tr>
+        <w:tc>
+          <w:tcPr/>
+          <w:p>
+            <w:pPr>
+              <w:pStyle w:val="Compact"/>
+            </w:pPr>
+            <w:r>
+              <w:t xml:space="preserve">Qwen + graph reorder (4)</w:t>
+            </w:r>
+          </w:p>
+        </w:tc>
+        <w:tc>
+          <w:tcPr/>
+          <w:p>
+            <w:pPr>
+              <w:pStyle w:val="Compact"/>
+              <w:jc w:val="right"/>
+            </w:pPr>
+            <w:r>
+              <w:t xml:space="preserve">0.2080</w:t>
+            </w:r>
+          </w:p>
+        </w:tc>
+        <w:tc>
+          <w:tcPr/>
+          <w:p>
+            <w:pPr>
+              <w:pStyle w:val="Compact"/>
+              <w:jc w:val="right"/>
+            </w:pPr>
+            <w:r>
+              <w:t xml:space="preserve">0.1491</w:t>
+            </w:r>
+          </w:p>
+        </w:tc>
+        <w:tc>
+          <w:tcPr/>
+          <w:p>
+            <w:pPr>
+              <w:pStyle w:val="Compact"/>
+              <w:jc w:val="right"/>
+            </w:pPr>
+            <w:r>
+              <w:t xml:space="preserve">0.1421</w:t>
+            </w:r>
+          </w:p>
+        </w:tc>
+        <w:tc>
+          <w:tcPr/>
+          <w:p>
+            <w:pPr>
+              <w:pStyle w:val="Compact"/>
+              <w:jc w:val="right"/>
+            </w:pPr>
+            <w:r>
+              <w:t xml:space="preserve">0.8607</w:t>
+            </w:r>
+          </w:p>
+        </w:tc>
+        <w:tc>
+          <w:tcPr/>
+          <w:p>
+            <w:pPr>
+              <w:pStyle w:val="Compact"/>
+              <w:jc w:val="right"/>
+            </w:pPr>
+            <w:r>
+              <w:t xml:space="preserve">0.9886</w:t>
+            </w:r>
+          </w:p>
+        </w:tc>
+        <w:tc>
+          <w:tcPr/>
+          <w:p>
+            <w:pPr>
+              <w:pStyle w:val="Compact"/>
+              <w:jc w:val="right"/>
+            </w:pPr>
+            <w:r>
+              <w:t xml:space="preserve">0.1427</w:t>
+            </w:r>
+          </w:p>
+        </w:tc>
+      </w:tr>
+    </w:tbl>
+    <w:p>
+      <w:pPr>
+        <w:pStyle w:val="BodyText"/>
+      </w:pPr>
+      <w:r>
+        <w:t xml:space="preserve">Interpretation:</w:t>
+      </w:r>
+    </w:p>
+    <w:p>
+      <w:pPr>
+        <w:pStyle w:val="Compact"/>
+        <w:numPr>
+          <w:ilvl w:val="0"/>
+          <w:numId w:val="1026"/>
+        </w:numPr>
+      </w:pPr>
+      <w:r>
+        <w:t xml:space="preserve">the editability suite is the anti-triviality guardrail for the frontier selector;</w:t>
+      </w:r>
+    </w:p>
+    <w:p>
+      <w:pPr>
+        <w:pStyle w:val="Compact"/>
+        <w:numPr>
+          <w:ilvl w:val="0"/>
+          <w:numId w:val="1026"/>
+        </w:numPr>
+      </w:pPr>
+      <w:r>
+        <w:rPr>
+          <w:rStyle w:val="VerbatimChar"/>
+        </w:rPr>
+        <w:t xml:space="preserve">Qwen raw (4)</w:t>
+      </w:r>
+      <w:r>
+        <w:t xml:space="preserve"> </w:t>
+      </w:r>
+      <w:r>
+        <w:t xml:space="preserve">is the obvious example of why recomposition alone is insufficient, because its remove/move/recolor responses are almost zero while its background-hole ratio is effectively</w:t>
+      </w:r>
+      <w:r>
+        <w:t xml:space="preserve"> </w:t>
+      </w:r>
+      <w:r>
+        <w:rPr>
+          <w:rStyle w:val="VerbatimChar"/>
+        </w:rPr>
+        <w:t xml:space="preserve">1.0</w:t>
+      </w:r>
+      <w:r>
+        <w:t xml:space="preserve">;</w:t>
+      </w:r>
+    </w:p>
+    <w:p>
+      <w:pPr>
+        <w:pStyle w:val="Compact"/>
+        <w:numPr>
+          <w:ilvl w:val="0"/>
+          <w:numId w:val="1026"/>
+        </w:numPr>
+      </w:pPr>
+      <w:r>
+        <w:t xml:space="preserve">the hybrid rows currently post the strongest edit-success scores because imported generative stacks plus explicit LayerForge graph metadata are still easy to move, recolor, and remove cleanly.</w:t>
+      </w:r>
+    </w:p>
+    <w:bookmarkEnd w:id="224"/>
+    <w:bookmarkStart w:id="225" w:name="main-ablation-matrix"/>
     <w:p>
       <w:pPr>
         <w:pStyle w:val="Heading2"/>
@@ -16847,8 +18079,8 @@
         </w:pict>
       </w:r>
     </w:p>
-    <w:bookmarkEnd w:id="224"/>
-    <w:bookmarkStart w:id="225" w:name="table-1-literature-comparison"/>
+    <w:bookmarkEnd w:id="225"/>
+    <w:bookmarkStart w:id="226" w:name="table-1-literature-comparison"/>
     <w:p>
       <w:pPr>
         <w:pStyle w:val="Heading2"/>
@@ -17989,8 +19221,8 @@
         </w:pict>
       </w:r>
     </w:p>
-    <w:bookmarkEnd w:id="225"/>
-    <w:bookmarkStart w:id="226" w:name="table-2-dataset-plan"/>
+    <w:bookmarkEnd w:id="226"/>
+    <w:bookmarkStart w:id="227" w:name="table-2-dataset-plan"/>
     <w:p>
       <w:pPr>
         <w:pStyle w:val="Heading2"/>
@@ -18445,8 +19677,8 @@
         </w:pict>
       </w:r>
     </w:p>
-    <w:bookmarkEnd w:id="226"/>
-    <w:bookmarkStart w:id="227" w:name="Xfb6947bcd8c2f9aa6af13cb0f14c09ce92d779f"/>
+    <w:bookmarkEnd w:id="227"/>
+    <w:bookmarkStart w:id="228" w:name="Xfb6947bcd8c2f9aa6af13cb0f14c09ce92d779f"/>
     <w:p>
       <w:pPr>
         <w:pStyle w:val="Heading2"/>
@@ -19055,8 +20287,8 @@
         </w:pict>
       </w:r>
     </w:p>
-    <w:bookmarkEnd w:id="227"/>
-    <w:bookmarkStart w:id="228" w:name="table-4-component-ablation-template"/>
+    <w:bookmarkEnd w:id="228"/>
+    <w:bookmarkStart w:id="229" w:name="table-4-component-ablation-template"/>
     <w:p>
       <w:pPr>
         <w:pStyle w:val="Heading2"/>
@@ -19487,8 +20719,8 @@
         </w:pict>
       </w:r>
     </w:p>
-    <w:bookmarkEnd w:id="228"/>
-    <w:bookmarkStart w:id="229" w:name="table-5-failure-analysis-template"/>
+    <w:bookmarkEnd w:id="229"/>
+    <w:bookmarkStart w:id="230" w:name="table-5-failure-analysis-template"/>
     <w:p>
       <w:pPr>
         <w:pStyle w:val="Heading2"/>
@@ -19872,9 +21104,9 @@
         </w:pict>
       </w:r>
     </w:p>
-    <w:bookmarkEnd w:id="229"/>
     <w:bookmarkEnd w:id="230"/>
-    <w:bookmarkStart w:id="238" w:name="required-figures"/>
+    <w:bookmarkEnd w:id="231"/>
+    <w:bookmarkStart w:id="239" w:name="required-figures"/>
     <w:p>
       <w:pPr>
         <w:pStyle w:val="Heading1"/>
@@ -19883,7 +21115,7 @@
         <w:t xml:space="preserve">Required figures</w:t>
       </w:r>
     </w:p>
-    <w:bookmarkStart w:id="231" w:name="figure-1-pipeline-diagram"/>
+    <w:bookmarkStart w:id="232" w:name="figure-1-pipeline-diagram"/>
     <w:p>
       <w:pPr>
         <w:pStyle w:val="Heading2"/>
@@ -19983,8 +21215,8 @@
         <w:t xml:space="preserve">→ RGBA layer stack</w:t>
       </w:r>
     </w:p>
-    <w:bookmarkEnd w:id="231"/>
-    <w:bookmarkStart w:id="232" w:name="figure-2-dalg-representation"/>
+    <w:bookmarkEnd w:id="232"/>
+    <w:bookmarkStart w:id="233" w:name="figure-2-dalg-representation"/>
     <w:p>
       <w:pPr>
         <w:pStyle w:val="Heading2"/>
@@ -20013,8 +21245,8 @@
         <w:t xml:space="preserve">edges. Use colour to distinguish semantic groups.</w:t>
       </w:r>
     </w:p>
-    <w:bookmarkEnd w:id="232"/>
-    <w:bookmarkStart w:id="233" w:name="figure-3-ordered-layer-contact-sheet"/>
+    <w:bookmarkEnd w:id="233"/>
+    <w:bookmarkStart w:id="234" w:name="figure-3-ordered-layer-contact-sheet"/>
     <w:p>
       <w:pPr>
         <w:pStyle w:val="Heading2"/>
@@ -20050,8 +21282,8 @@
         <w:t xml:space="preserve">docs/figures/truck_layer_stack_comparison.png</w:t>
       </w:r>
     </w:p>
-    <w:bookmarkEnd w:id="233"/>
-    <w:bookmarkStart w:id="234" w:name="figure-4-baseline-vs-full"/>
+    <w:bookmarkEnd w:id="234"/>
+    <w:bookmarkStart w:id="235" w:name="figure-4-baseline-vs-full"/>
     <w:p>
       <w:pPr>
         <w:pStyle w:val="Heading2"/>
@@ -20153,8 +21385,8 @@
         <w:t xml:space="preserve">docs/figures/truck_recomposition_comparison.png</w:t>
       </w:r>
     </w:p>
-    <w:bookmarkEnd w:id="234"/>
-    <w:bookmarkStart w:id="235" w:name="figure-5-occlusion-graph-improvement"/>
+    <w:bookmarkEnd w:id="235"/>
+    <w:bookmarkStart w:id="236" w:name="figure-5-occlusion-graph-improvement"/>
     <w:p>
       <w:pPr>
         <w:pStyle w:val="Heading2"/>
@@ -20171,8 +21403,8 @@
         <w:t xml:space="preserve">Pick a single scene where the global-median-depth ordering fails and the boundary graph gets it right. Highlight the contested edge.</w:t>
       </w:r>
     </w:p>
-    <w:bookmarkEnd w:id="235"/>
-    <w:bookmarkStart w:id="236" w:name="figure-6-editing-demo"/>
+    <w:bookmarkEnd w:id="236"/>
+    <w:bookmarkStart w:id="237" w:name="figure-6-editing-demo"/>
     <w:p>
       <w:pPr>
         <w:pStyle w:val="Heading2"/>
@@ -20236,8 +21468,8 @@
         <w:t xml:space="preserve">background blur</w:t>
       </w:r>
     </w:p>
-    <w:bookmarkEnd w:id="236"/>
-    <w:bookmarkStart w:id="237" w:name="figure-7-failure-cases"/>
+    <w:bookmarkEnd w:id="237"/>
+    <w:bookmarkStart w:id="238" w:name="figure-7-failure-cases"/>
     <w:p>
       <w:pPr>
         <w:pStyle w:val="Heading2"/>
@@ -20298,9 +21530,9 @@
         </w:pict>
       </w:r>
     </w:p>
-    <w:bookmarkEnd w:id="237"/>
     <w:bookmarkEnd w:id="238"/>
-    <w:bookmarkStart w:id="239" w:name="presentation-pitch"/>
+    <w:bookmarkEnd w:id="239"/>
+    <w:bookmarkStart w:id="240" w:name="presentation-pitch"/>
     <w:p>
       <w:pPr>
         <w:pStyle w:val="Heading1"/>
@@ -20322,7 +21554,7 @@
         <w:pStyle w:val="Compact"/>
         <w:numPr>
           <w:ilvl w:val="0"/>
-          <w:numId w:val="1026"/>
+          <w:numId w:val="1027"/>
         </w:numPr>
       </w:pPr>
       <w:r>
@@ -20334,7 +21566,7 @@
         <w:pStyle w:val="Compact"/>
         <w:numPr>
           <w:ilvl w:val="0"/>
-          <w:numId w:val="1026"/>
+          <w:numId w:val="1027"/>
         </w:numPr>
       </w:pPr>
       <w:r>
@@ -20346,7 +21578,7 @@
         <w:pStyle w:val="Compact"/>
         <w:numPr>
           <w:ilvl w:val="0"/>
-          <w:numId w:val="1026"/>
+          <w:numId w:val="1027"/>
         </w:numPr>
       </w:pPr>
       <w:r>
@@ -20358,7 +21590,7 @@
         <w:pStyle w:val="Compact"/>
         <w:numPr>
           <w:ilvl w:val="0"/>
-          <w:numId w:val="1026"/>
+          <w:numId w:val="1027"/>
         </w:numPr>
       </w:pPr>
       <w:r>
@@ -20370,7 +21602,7 @@
         <w:pStyle w:val="Compact"/>
         <w:numPr>
           <w:ilvl w:val="0"/>
-          <w:numId w:val="1026"/>
+          <w:numId w:val="1027"/>
         </w:numPr>
       </w:pPr>
       <w:r>
@@ -20382,7 +21614,7 @@
         <w:pStyle w:val="Compact"/>
         <w:numPr>
           <w:ilvl w:val="0"/>
-          <w:numId w:val="1026"/>
+          <w:numId w:val="1027"/>
         </w:numPr>
       </w:pPr>
       <w:r>
@@ -20394,7 +21626,7 @@
         <w:pStyle w:val="Compact"/>
         <w:numPr>
           <w:ilvl w:val="0"/>
-          <w:numId w:val="1026"/>
+          <w:numId w:val="1027"/>
         </w:numPr>
       </w:pPr>
       <w:r>
@@ -20406,7 +21638,7 @@
         <w:pStyle w:val="Compact"/>
         <w:numPr>
           <w:ilvl w:val="0"/>
-          <w:numId w:val="1026"/>
+          <w:numId w:val="1027"/>
         </w:numPr>
       </w:pPr>
       <w:r>
@@ -20418,7 +21650,7 @@
         <w:pStyle w:val="Compact"/>
         <w:numPr>
           <w:ilvl w:val="0"/>
-          <w:numId w:val="1026"/>
+          <w:numId w:val="1027"/>
         </w:numPr>
       </w:pPr>
       <w:r>
@@ -20430,7 +21662,7 @@
         <w:pStyle w:val="Compact"/>
         <w:numPr>
           <w:ilvl w:val="0"/>
-          <w:numId w:val="1026"/>
+          <w:numId w:val="1027"/>
         </w:numPr>
       </w:pPr>
       <w:r>
@@ -20442,7 +21674,7 @@
         <w:pStyle w:val="Compact"/>
         <w:numPr>
           <w:ilvl w:val="0"/>
-          <w:numId w:val="1026"/>
+          <w:numId w:val="1027"/>
         </w:numPr>
       </w:pPr>
       <w:r>
@@ -20454,7 +21686,7 @@
         <w:pStyle w:val="Compact"/>
         <w:numPr>
           <w:ilvl w:val="0"/>
-          <w:numId w:val="1026"/>
+          <w:numId w:val="1027"/>
         </w:numPr>
       </w:pPr>
       <w:r>
@@ -20466,7 +21698,7 @@
         <w:pStyle w:val="Compact"/>
         <w:numPr>
           <w:ilvl w:val="0"/>
-          <w:numId w:val="1026"/>
+          <w:numId w:val="1027"/>
         </w:numPr>
       </w:pPr>
       <w:r>
@@ -20480,8 +21712,8 @@
         </w:pict>
       </w:r>
     </w:p>
-    <w:bookmarkEnd w:id="239"/>
-    <w:bookmarkStart w:id="240" w:name="one-minute-oral-explanation"/>
+    <w:bookmarkEnd w:id="240"/>
+    <w:bookmarkStart w:id="241" w:name="one-minute-oral-explanation"/>
     <w:p>
       <w:pPr>
         <w:pStyle w:val="Heading1"/>
@@ -20518,7 +21750,7 @@
         <w:t xml:space="preserve">Single images are hard to edit because every scene element gets fused into one RGB canvas. My system converts that canvas into a structured layer graph. Each node is a semantic RGBA layer with a visible mask, a soft alpha, depth statistics, an estimated amodal extent, and optional albedo and shading. The edges record which layers occlude which. Instead of sorting masks by average depth, I build a boundary-weighted occlusion graph from local depth evidence near object contacts. That yields a near-to-far stack you can recompose, edit, inpaint, and animate. The evaluation doesn’t stop at segmentation metrics — it also covers layer-order accuracy, recomposition error, amodal completion quality, and actual editing demonstrations.</w:t>
       </w:r>
     </w:p>
-    <w:bookmarkEnd w:id="240"/>
+    <w:bookmarkEnd w:id="241"/>
     <w:sectPr/>
   </w:body>
 </w:document>
@@ -21135,6 +22367,9 @@
     <w:abstractNumId w:val="991"/>
   </w:num>
   <w:num w:numId="1026">
+    <w:abstractNumId w:val="991"/>
+  </w:num>
+  <w:num w:numId="1027">
     <w:abstractNumId w:val="99411"/>
     <w:lvlOverride w:ilvl="0">
       <w:startOverride w:val="1"/>

--- a/docs/final_report_pack/LayerForge_X_Final_Report_2026_04_22.docx
+++ b/docs/final_report_pack/LayerForge_X_Final_Report_2026_04_22.docx
@@ -170,7 +170,7 @@
         <w:pStyle w:val="Heading1"/>
       </w:pPr>
       <w:r>
-        <w:t xml:space="preserve">2. Related Work</w:t>
+        <w:t xml:space="preserve">3. Related Work</w:t>
       </w:r>
     </w:p>
     <w:bookmarkStart w:id="24" w:name="project-framing"/>
@@ -1918,7 +1918,7 @@
         <w:pStyle w:val="Heading1"/>
       </w:pPr>
       <w:r>
-        <w:t xml:space="preserve">3. Method</w:t>
+        <w:t xml:space="preserve">4. Method</w:t>
       </w:r>
     </w:p>
     <w:bookmarkStart w:id="39" w:name="core-idea"/>
@@ -6128,7 +6128,7 @@
         <w:pStyle w:val="Heading1"/>
       </w:pPr>
       <w:r>
-        <w:t xml:space="preserve">4. Experiments and Evaluation Protocol</w:t>
+        <w:t xml:space="preserve">5. Experiments and Evaluation Protocol</w:t>
       </w:r>
     </w:p>
     <w:bookmarkStart w:id="110" w:name="goal"/>
@@ -6257,7 +6257,7 @@
         <w:pStyle w:val="BodyText"/>
       </w:pPr>
       <w:r>
-        <w:t xml:space="preserve">For the current repository state, the completed quantitative runs are summarised in</w:t>
+        <w:t xml:space="preserve">For the current repository state, treat</w:t>
       </w:r>
       <w:r>
         <w:t xml:space="preserve"> </w:t>
@@ -6266,10 +6266,52 @@
         <w:rPr>
           <w:rStyle w:val="VerbatimChar"/>
         </w:rPr>
-        <w:t xml:space="preserve">docs/RESULTS_SUMMARY_2026_04_19.md</w:t>
-      </w:r>
-      <w:r>
-        <w:t xml:space="preserve">. That file should be treated as the source of truth for reported numbers.</w:t>
+        <w:t xml:space="preserve">PROJECT_MANIFEST.json</w:t>
+      </w:r>
+      <w:r>
+        <w:t xml:space="preserve">,</w:t>
+      </w:r>
+      <w:r>
+        <w:t xml:space="preserve"> </w:t>
+      </w:r>
+      <w:r>
+        <w:rPr>
+          <w:rStyle w:val="VerbatimChar"/>
+        </w:rPr>
+        <w:t xml:space="preserve">report_artifacts/metrics_snapshots/*.json</w:t>
+      </w:r>
+      <w:r>
+        <w:t xml:space="preserve">, and</w:t>
+      </w:r>
+      <w:r>
+        <w:t xml:space="preserve"> </w:t>
+      </w:r>
+      <w:r>
+        <w:rPr>
+          <w:rStyle w:val="VerbatimChar"/>
+        </w:rPr>
+        <w:t xml:space="preserve">report_artifacts/command_log.md</w:t>
+      </w:r>
+      <w:r>
+        <w:t xml:space="preserve"> </w:t>
+      </w:r>
+      <w:r>
+        <w:t xml:space="preserve">as the source of truth for reported numbers.</w:t>
+      </w:r>
+      <w:r>
+        <w:t xml:space="preserve"> </w:t>
+      </w:r>
+      <w:r>
+        <w:rPr>
+          <w:rStyle w:val="VerbatimChar"/>
+        </w:rPr>
+        <w:t xml:space="preserve">docs/RESULTS_SUMMARY_CURRENT.md</w:t>
+      </w:r>
+      <w:r>
+        <w:t xml:space="preserve"> </w:t>
+      </w:r>
+      <w:r>
+        <w:t xml:space="preserve">is the human-readable bridge to those artifacts.</w:t>
       </w:r>
     </w:p>
     <w:p>
@@ -12708,7 +12750,7 @@
       </w:r>
     </w:p>
     <w:bookmarkEnd w:id="169"/>
-    <w:bookmarkStart w:id="215" w:name="recommended-final-benchmark-narrative"/>
+    <w:bookmarkStart w:id="205" w:name="recommended-final-benchmark-narrative"/>
     <w:p>
       <w:pPr>
         <w:pStyle w:val="Heading1"/>
@@ -12739,7 +12781,7 @@
         <w:pStyle w:val="Heading2"/>
       </w:pPr>
       <w:r>
-        <w:t xml:space="preserve">5. Results</w:t>
+        <w:t xml:space="preserve">6. Results</w:t>
       </w:r>
     </w:p>
     <w:bookmarkStart w:id="190" w:name="hero-figures"/>
@@ -12832,7 +12874,7 @@
       <w:r>
         <w:drawing>
           <wp:inline>
-            <wp:extent cx="5334000" cy="3370384"/>
+            <wp:extent cx="5334000" cy="3165230"/>
             <wp:effectExtent b="0" l="0" r="0" t="0"/>
             <wp:docPr descr="Frontier review" title="" id="175" name="Picture"/>
             <a:graphic>
@@ -12853,7 +12895,7 @@
                   <pic:spPr bwMode="auto">
                     <a:xfrm>
                       <a:off x="0" y="0"/>
-                      <a:ext cx="5334000" cy="3370384"/>
+                      <a:ext cx="5334000" cy="3165230"/>
                     </a:xfrm>
                     <a:prstGeom prst="rect">
                       <a:avLst/>
@@ -13027,7 +13069,7 @@
       <w:r>
         <w:drawing>
           <wp:inline>
-            <wp:extent cx="5334000" cy="894470"/>
+            <wp:extent cx="5334000" cy="2872153"/>
             <wp:effectExtent b="0" l="0" r="0" t="0"/>
             <wp:docPr descr="Associated-effect demo" title="" id="187" name="Picture"/>
             <a:graphic>
@@ -13048,7 +13090,7 @@
                   <pic:spPr bwMode="auto">
                     <a:xfrm>
                       <a:off x="0" y="0"/>
-                      <a:ext cx="5334000" cy="894470"/>
+                      <a:ext cx="5334000" cy="2872153"/>
                     </a:xfrm>
                     <a:prstGeom prst="rect">
                       <a:avLst/>
@@ -15366,7 +15408,7 @@
         <w:pStyle w:val="Heading2"/>
       </w:pPr>
       <w:r>
-        <w:t xml:space="preserve">6. Discussion</w:t>
+        <w:t xml:space="preserve">7. Discussion</w:t>
       </w:r>
     </w:p>
     <w:p>
@@ -15384,7 +15426,7 @@
         <w:pStyle w:val="Heading2"/>
       </w:pPr>
       <w:r>
-        <w:t xml:space="preserve">7. Limitations</w:t>
+        <w:t xml:space="preserve">8. Limitations</w:t>
       </w:r>
     </w:p>
     <w:p>
@@ -15541,7 +15583,7 @@
         <w:pStyle w:val="Heading2"/>
       </w:pPr>
       <w:r>
-        <w:t xml:space="preserve">8. Conclusion</w:t>
+        <w:t xml:space="preserve">9. Conclusion</w:t>
       </w:r>
     </w:p>
     <w:p>
@@ -15553,21 +15595,14 @@
       </w:r>
     </w:p>
     <w:bookmarkEnd w:id="204"/>
-    <w:bookmarkStart w:id="213" w:name="appendix-a-artifact-map"/>
-    <w:p>
-      <w:pPr>
-        <w:pStyle w:val="Heading2"/>
-      </w:pPr>
-      <w:r>
-        <w:t xml:space="preserve">Appendix A: artifact map</w:t>
-      </w:r>
-    </w:p>
-    <w:p>
-      <w:pPr>
-        <w:pStyle w:val="FirstParagraph"/>
-      </w:pPr>
-      <w:r>
-        <w:t xml:space="preserve">Primary source files for the report narrative:</w:t>
+    <w:bookmarkEnd w:id="205"/>
+    <w:bookmarkStart w:id="219" w:name="references"/>
+    <w:p>
+      <w:pPr>
+        <w:pStyle w:val="Heading1"/>
+      </w:pPr>
+      <w:r>
+        <w:t xml:space="preserve">10. References</w:t>
       </w:r>
     </w:p>
     <w:p>
@@ -15578,14 +15613,9 @@
           <w:numId w:val="1023"/>
         </w:numPr>
       </w:pPr>
-      <w:hyperlink r:id="rId205">
-        <w:r>
-          <w:rPr>
-            <w:rStyle w:val="Hyperlink"/>
-          </w:rPr>
-          <w:t xml:space="preserve">../RESULTS_SUMMARY_2026_04_19.md</w:t>
-        </w:r>
-      </w:hyperlink>
+      <w:r>
+        <w:t xml:space="preserve">Shade, J., Gortler, S., He, L., and Szeliski, R. Layered Depth Images. SIGGRAPH 1998.</w:t>
+      </w:r>
     </w:p>
     <w:p>
       <w:pPr>
@@ -15595,7 +15625,306 @@
           <w:numId w:val="1023"/>
         </w:numPr>
       </w:pPr>
+      <w:r>
+        <w:t xml:space="preserve">Shih, M.-L., Su, S.-Y., Kopf, J., and Huang, J.-B. 3D Photography using Context-aware Layered Depth Inpainting. CVPR 2020.</w:t>
+      </w:r>
+    </w:p>
+    <w:p>
+      <w:pPr>
+        <w:pStyle w:val="Compact"/>
+        <w:numPr>
+          <w:ilvl w:val="0"/>
+          <w:numId w:val="1023"/>
+        </w:numPr>
+      </w:pPr>
+      <w:r>
+        <w:t xml:space="preserve">Kirillov, A. et al. Panoptic Segmentation. CVPR 2019.</w:t>
+      </w:r>
+    </w:p>
+    <w:p>
+      <w:pPr>
+        <w:pStyle w:val="Compact"/>
+        <w:numPr>
+          <w:ilvl w:val="0"/>
+          <w:numId w:val="1023"/>
+        </w:numPr>
+      </w:pPr>
+      <w:r>
+        <w:t xml:space="preserve">Cheng, B. et al. Mask2Former for Universal Image Segmentation. CVPR 2022.</w:t>
+      </w:r>
+    </w:p>
+    <w:p>
+      <w:pPr>
+        <w:pStyle w:val="Compact"/>
+        <w:numPr>
+          <w:ilvl w:val="0"/>
+          <w:numId w:val="1023"/>
+        </w:numPr>
+      </w:pPr>
+      <w:r>
+        <w:t xml:space="preserve">Liu, S. et al. Grounding DINO: Marrying DINO with Grounded Pre-Training for Open-Set Object Detection. ECCV 2024 / arXiv 2023.</w:t>
+      </w:r>
+    </w:p>
+    <w:p>
+      <w:pPr>
+        <w:pStyle w:val="Compact"/>
+        <w:numPr>
+          <w:ilvl w:val="0"/>
+          <w:numId w:val="1023"/>
+        </w:numPr>
+      </w:pPr>
+      <w:r>
+        <w:t xml:space="preserve">Ravi, N. et al. SAM 2: Segment Anything in Images and Videos. 2024.</w:t>
+      </w:r>
+    </w:p>
+    <w:p>
+      <w:pPr>
+        <w:pStyle w:val="Compact"/>
+        <w:numPr>
+          <w:ilvl w:val="0"/>
+          <w:numId w:val="1023"/>
+        </w:numPr>
+      </w:pPr>
+      <w:r>
+        <w:t xml:space="preserve">Xiao, B. et al. Florence-2: Advancing a Unified Representation for a Variety of Vision Tasks. CVPR 2024.</w:t>
+      </w:r>
+    </w:p>
+    <w:p>
+      <w:pPr>
+        <w:pStyle w:val="Compact"/>
+        <w:numPr>
+          <w:ilvl w:val="0"/>
+          <w:numId w:val="1023"/>
+        </w:numPr>
+      </w:pPr>
+      <w:r>
+        <w:t xml:space="preserve">Bochkovskiy, A. et al. Depth Pro: Sharp Monocular Metric Depth in Less Than a Second. 2024.</w:t>
+      </w:r>
+    </w:p>
+    <w:p>
+      <w:pPr>
+        <w:pStyle w:val="Compact"/>
+        <w:numPr>
+          <w:ilvl w:val="0"/>
+          <w:numId w:val="1023"/>
+        </w:numPr>
+      </w:pPr>
+      <w:r>
+        <w:t xml:space="preserve">Yang, Y. et al. Generative Image Layer Decomposition with Visual Effects. CVPR 2025.</w:t>
+      </w:r>
+    </w:p>
+    <w:p>
+      <w:pPr>
+        <w:pStyle w:val="Compact"/>
+        <w:numPr>
+          <w:ilvl w:val="0"/>
+          <w:numId w:val="1023"/>
+        </w:numPr>
+      </w:pPr>
+      <w:r>
+        <w:t xml:space="preserve">DiffDecompose: Layer-Wise Decomposition of Alpha-Composited Images via Diffusion Transformers. arXiv 2025.</w:t>
+      </w:r>
+    </w:p>
+    <w:p>
+      <w:pPr>
+        <w:pStyle w:val="Compact"/>
+        <w:numPr>
+          <w:ilvl w:val="0"/>
+          <w:numId w:val="1023"/>
+        </w:numPr>
+      </w:pPr>
+      <w:r>
+        <w:t xml:space="preserve">Referring Layer Decomposition. arXiv 2026.</w:t>
+      </w:r>
+    </w:p>
+    <w:p>
+      <w:pPr>
+        <w:pStyle w:val="Compact"/>
+        <w:numPr>
+          <w:ilvl w:val="0"/>
+          <w:numId w:val="1023"/>
+        </w:numPr>
+      </w:pPr>
+      <w:r>
+        <w:t xml:space="preserve">Qwen-Image-Layered: Towards Inherent Editability via Layer Decomposition. 2025.</w:t>
+      </w:r>
+    </w:p>
+    <w:p>
+      <w:pPr>
+        <w:pStyle w:val="Compact"/>
+        <w:numPr>
+          <w:ilvl w:val="0"/>
+          <w:numId w:val="1023"/>
+        </w:numPr>
+      </w:pPr>
+      <w:r>
+        <w:t xml:space="preserve">Yao, J. et al. Matte Anything. 2024.</w:t>
+      </w:r>
+    </w:p>
+    <w:p>
+      <w:pPr>
+        <w:pStyle w:val="Compact"/>
+        <w:numPr>
+          <w:ilvl w:val="0"/>
+          <w:numId w:val="1023"/>
+        </w:numPr>
+      </w:pPr>
+      <w:r>
+        <w:t xml:space="preserve">Suvorov, R. et al. Resolution-robust Large Mask Inpainting with Fourier Convolutions. WACV 2022.</w:t>
+      </w:r>
+    </w:p>
+    <w:p>
+      <w:pPr>
+        <w:pStyle w:val="Compact"/>
+        <w:numPr>
+          <w:ilvl w:val="0"/>
+          <w:numId w:val="1023"/>
+        </w:numPr>
+      </w:pPr>
+      <w:r>
+        <w:t xml:space="preserve">Bell, S. et al. Intrinsic Images in the Wild. SIGGRAPH 2014.</w:t>
+      </w:r>
+    </w:p>
+    <w:p>
+      <w:pPr>
+        <w:pStyle w:val="Compact"/>
+        <w:numPr>
+          <w:ilvl w:val="0"/>
+          <w:numId w:val="1023"/>
+        </w:numPr>
+      </w:pPr>
+      <w:r>
+        <w:t xml:space="preserve">Tai, Y. et al. Segment Anything, Even Occluded. 2025.</w:t>
+      </w:r>
+    </w:p>
+    <w:bookmarkStart w:id="217" w:name="appendix-a-artifact-map"/>
+    <w:p>
+      <w:pPr>
+        <w:pStyle w:val="Heading2"/>
+      </w:pPr>
+      <w:r>
+        <w:t xml:space="preserve">Appendix A: artifact map</w:t>
+      </w:r>
+    </w:p>
+    <w:p>
+      <w:pPr>
+        <w:pStyle w:val="FirstParagraph"/>
+      </w:pPr>
+      <w:r>
+        <w:t xml:space="preserve">Submission source-of-truth files:</w:t>
+      </w:r>
+    </w:p>
+    <w:p>
+      <w:pPr>
+        <w:pStyle w:val="Compact"/>
+        <w:numPr>
+          <w:ilvl w:val="0"/>
+          <w:numId w:val="1024"/>
+        </w:numPr>
+      </w:pPr>
       <w:hyperlink r:id="rId206">
+        <w:r>
+          <w:rPr>
+            <w:rStyle w:val="Hyperlink"/>
+          </w:rPr>
+          <w:t xml:space="preserve">../../PROJECT_MANIFEST.json</w:t>
+        </w:r>
+      </w:hyperlink>
+    </w:p>
+    <w:p>
+      <w:pPr>
+        <w:pStyle w:val="Compact"/>
+        <w:numPr>
+          <w:ilvl w:val="0"/>
+          <w:numId w:val="1024"/>
+        </w:numPr>
+      </w:pPr>
+      <w:hyperlink r:id="rId207">
+        <w:r>
+          <w:rPr>
+            <w:rStyle w:val="Hyperlink"/>
+          </w:rPr>
+          <w:t xml:space="preserve">../../report_artifacts/README.md</w:t>
+        </w:r>
+      </w:hyperlink>
+    </w:p>
+    <w:p>
+      <w:pPr>
+        <w:pStyle w:val="Compact"/>
+        <w:numPr>
+          <w:ilvl w:val="0"/>
+          <w:numId w:val="1024"/>
+        </w:numPr>
+      </w:pPr>
+      <w:hyperlink r:id="rId208">
+        <w:r>
+          <w:rPr>
+            <w:rStyle w:val="Hyperlink"/>
+          </w:rPr>
+          <w:t xml:space="preserve">../../report_artifacts/metrics_snapshots/</w:t>
+        </w:r>
+      </w:hyperlink>
+    </w:p>
+    <w:p>
+      <w:pPr>
+        <w:pStyle w:val="Compact"/>
+        <w:numPr>
+          <w:ilvl w:val="0"/>
+          <w:numId w:val="1024"/>
+        </w:numPr>
+      </w:pPr>
+      <w:hyperlink r:id="rId209">
+        <w:r>
+          <w:rPr>
+            <w:rStyle w:val="Hyperlink"/>
+          </w:rPr>
+          <w:t xml:space="preserve">../../report_artifacts/figure_sources/figure_manifest.json</w:t>
+        </w:r>
+      </w:hyperlink>
+    </w:p>
+    <w:p>
+      <w:pPr>
+        <w:pStyle w:val="Compact"/>
+        <w:numPr>
+          <w:ilvl w:val="0"/>
+          <w:numId w:val="1024"/>
+        </w:numPr>
+      </w:pPr>
+      <w:hyperlink r:id="rId210">
+        <w:r>
+          <w:rPr>
+            <w:rStyle w:val="Hyperlink"/>
+          </w:rPr>
+          <w:t xml:space="preserve">../../report_artifacts/command_log.md</w:t>
+        </w:r>
+      </w:hyperlink>
+    </w:p>
+    <w:p>
+      <w:pPr>
+        <w:pStyle w:val="Compact"/>
+        <w:numPr>
+          <w:ilvl w:val="0"/>
+          <w:numId w:val="1024"/>
+        </w:numPr>
+      </w:pPr>
+      <w:hyperlink r:id="rId211">
+        <w:r>
+          <w:rPr>
+            <w:rStyle w:val="Hyperlink"/>
+          </w:rPr>
+          <w:t xml:space="preserve">../RESULTS_SUMMARY_CURRENT.md</w:t>
+        </w:r>
+      </w:hyperlink>
+    </w:p>
+    <w:p>
+      <w:pPr>
+        <w:pStyle w:val="Compact"/>
+        <w:numPr>
+          <w:ilvl w:val="0"/>
+          <w:numId w:val="1024"/>
+        </w:numPr>
+      </w:pPr>
+      <w:hyperlink r:id="rId212">
         <w:r>
           <w:rPr>
             <w:rStyle w:val="Hyperlink"/>
@@ -15609,10 +15938,10 @@
         <w:pStyle w:val="Compact"/>
         <w:numPr>
           <w:ilvl w:val="0"/>
-          <w:numId w:val="1023"/>
+          <w:numId w:val="1024"/>
         </w:numPr>
       </w:pPr>
-      <w:hyperlink r:id="rId207">
+      <w:hyperlink r:id="rId213">
         <w:r>
           <w:rPr>
             <w:rStyle w:val="Hyperlink"/>
@@ -15626,10 +15955,10 @@
         <w:pStyle w:val="Compact"/>
         <w:numPr>
           <w:ilvl w:val="0"/>
-          <w:numId w:val="1023"/>
+          <w:numId w:val="1024"/>
         </w:numPr>
       </w:pPr>
-      <w:hyperlink r:id="rId208">
+      <w:hyperlink r:id="rId214">
         <w:r>
           <w:rPr>
             <w:rStyle w:val="Hyperlink"/>
@@ -15643,27 +15972,10 @@
         <w:pStyle w:val="Compact"/>
         <w:numPr>
           <w:ilvl w:val="0"/>
-          <w:numId w:val="1023"/>
+          <w:numId w:val="1024"/>
         </w:numPr>
       </w:pPr>
-      <w:hyperlink r:id="rId209">
-        <w:r>
-          <w:rPr>
-            <w:rStyle w:val="Hyperlink"/>
-          </w:rPr>
-          <w:t xml:space="preserve">../NEXT_REVIEW_CHECKLIST_2026_04_22.md</w:t>
-        </w:r>
-      </w:hyperlink>
-    </w:p>
-    <w:p>
-      <w:pPr>
-        <w:pStyle w:val="Compact"/>
-        <w:numPr>
-          <w:ilvl w:val="0"/>
-          <w:numId w:val="1023"/>
-        </w:numPr>
-      </w:pPr>
-      <w:hyperlink r:id="rId210">
+      <w:hyperlink r:id="rId215">
         <w:r>
           <w:rPr>
             <w:rStyle w:val="Hyperlink"/>
@@ -15677,10 +15989,10 @@
         <w:pStyle w:val="Compact"/>
         <w:numPr>
           <w:ilvl w:val="0"/>
-          <w:numId w:val="1023"/>
+          <w:numId w:val="1024"/>
         </w:numPr>
       </w:pPr>
-      <w:hyperlink r:id="rId211">
+      <w:hyperlink r:id="rId216">
         <w:r>
           <w:rPr>
             <w:rStyle w:val="Hyperlink"/>
@@ -15689,25 +16001,8 @@
         </w:r>
       </w:hyperlink>
     </w:p>
-    <w:p>
-      <w:pPr>
-        <w:pStyle w:val="Compact"/>
-        <w:numPr>
-          <w:ilvl w:val="0"/>
-          <w:numId w:val="1023"/>
-        </w:numPr>
-      </w:pPr>
-      <w:hyperlink r:id="rId212">
-        <w:r>
-          <w:rPr>
-            <w:rStyle w:val="Hyperlink"/>
-          </w:rPr>
-          <w:t xml:space="preserve">../../report_artifacts/command_log.md</w:t>
-        </w:r>
-      </w:hyperlink>
-    </w:p>
-    <w:bookmarkEnd w:id="213"/>
-    <w:bookmarkStart w:id="214" w:name="appendix-b-extended-tables-and-ablations"/>
+    <w:bookmarkEnd w:id="217"/>
+    <w:bookmarkStart w:id="218" w:name="appendix-b-extended-tables-and-ablations"/>
     <w:p>
       <w:pPr>
         <w:pStyle w:val="Heading2"/>
@@ -15716,9 +16011,9 @@
         <w:t xml:space="preserve">Appendix B: extended tables and ablations</w:t>
       </w:r>
     </w:p>
-    <w:bookmarkEnd w:id="214"/>
-    <w:bookmarkEnd w:id="215"/>
-    <w:bookmarkStart w:id="227" w:name="X45208ce828bed5a4ae76192024806b0334f8216"/>
+    <w:bookmarkEnd w:id="218"/>
+    <w:bookmarkEnd w:id="219"/>
+    <w:bookmarkStart w:id="235" w:name="X45208ce828bed5a4ae76192024806b0334f8216"/>
     <w:p>
       <w:pPr>
         <w:pStyle w:val="Heading1"/>
@@ -15732,10 +16027,10 @@
         <w:pStyle w:val="FirstParagraph"/>
       </w:pPr>
       <w:r>
-        <w:t xml:space="preserve">This document collects every planned ablation, every table the report needs, every figure the report needs, and the slide sequence for the presentation. It is the working document — fill values in as runs complete.</w:t>
-      </w:r>
-    </w:p>
-    <w:bookmarkStart w:id="216" w:name="completed-runs-snapshot"/>
+        <w:t xml:space="preserve">This appendix collects the extended quantitative tables, ablation templates, and failure-analysis material that support the main report.</w:t>
+      </w:r>
+    </w:p>
+    <w:bookmarkStart w:id="220" w:name="completed-runs-snapshot"/>
     <w:p>
       <w:pPr>
         <w:pStyle w:val="Heading2"/>
@@ -16158,7 +16453,7 @@
         <w:pStyle w:val="Compact"/>
         <w:numPr>
           <w:ilvl w:val="0"/>
-          <w:numId w:val="1024"/>
+          <w:numId w:val="1025"/>
         </w:numPr>
       </w:pPr>
       <w:r>
@@ -16179,7 +16474,7 @@
         <w:pStyle w:val="Compact"/>
         <w:numPr>
           <w:ilvl w:val="0"/>
-          <w:numId w:val="1024"/>
+          <w:numId w:val="1025"/>
         </w:numPr>
       </w:pPr>
       <w:r>
@@ -16221,7 +16516,7 @@
         <w:pStyle w:val="Compact"/>
         <w:numPr>
           <w:ilvl w:val="0"/>
-          <w:numId w:val="1024"/>
+          <w:numId w:val="1025"/>
         </w:numPr>
       </w:pPr>
       <w:r>
@@ -16243,8 +16538,8 @@
         <w:t xml:space="preserve">system, not more tuning on the classical baseline.</w:t>
       </w:r>
     </w:p>
-    <w:bookmarkEnd w:id="216"/>
-    <w:bookmarkStart w:id="217" w:name="frontier-candidate-bank-review"/>
+    <w:bookmarkEnd w:id="220"/>
+    <w:bookmarkStart w:id="221" w:name="frontier-candidate-bank-review"/>
     <w:p>
       <w:pPr>
         <w:pStyle w:val="Heading2"/>
@@ -16743,7 +17038,7 @@
         <w:pStyle w:val="Compact"/>
         <w:numPr>
           <w:ilvl w:val="0"/>
-          <w:numId w:val="1025"/>
+          <w:numId w:val="1026"/>
         </w:numPr>
       </w:pPr>
       <w:r>
@@ -16779,7 +17074,7 @@
         <w:pStyle w:val="Compact"/>
         <w:numPr>
           <w:ilvl w:val="0"/>
-          <w:numId w:val="1025"/>
+          <w:numId w:val="1026"/>
         </w:numPr>
       </w:pPr>
       <w:r>
@@ -16806,7 +17101,7 @@
         <w:pStyle w:val="Compact"/>
         <w:numPr>
           <w:ilvl w:val="0"/>
-          <w:numId w:val="1025"/>
+          <w:numId w:val="1026"/>
         </w:numPr>
       </w:pPr>
       <w:r>
@@ -16827,7 +17122,7 @@
         <w:pStyle w:val="Compact"/>
         <w:numPr>
           <w:ilvl w:val="0"/>
-          <w:numId w:val="1025"/>
+          <w:numId w:val="1026"/>
         </w:numPr>
       </w:pPr>
       <w:r>
@@ -16843,8 +17138,8 @@
         <w:t xml:space="preserve">remains the compact frontier generative baseline, but it is no longer the best overall editable representation once structure and editability are scored explicitly.</w:t>
       </w:r>
     </w:p>
-    <w:bookmarkEnd w:id="217"/>
-    <w:bookmarkStart w:id="218" w:name="editability-suite-snapshot"/>
+    <w:bookmarkEnd w:id="221"/>
+    <w:bookmarkStart w:id="222" w:name="editability-suite-snapshot"/>
     <w:p>
       <w:pPr>
         <w:pStyle w:val="Heading2"/>
@@ -17404,7 +17699,7 @@
         <w:pStyle w:val="Compact"/>
         <w:numPr>
           <w:ilvl w:val="0"/>
-          <w:numId w:val="1026"/>
+          <w:numId w:val="1027"/>
         </w:numPr>
       </w:pPr>
       <w:r>
@@ -17416,7 +17711,7 @@
         <w:pStyle w:val="Compact"/>
         <w:numPr>
           <w:ilvl w:val="0"/>
-          <w:numId w:val="1026"/>
+          <w:numId w:val="1027"/>
         </w:numPr>
       </w:pPr>
       <w:r>
@@ -17449,15 +17744,15 @@
         <w:pStyle w:val="Compact"/>
         <w:numPr>
           <w:ilvl w:val="0"/>
-          <w:numId w:val="1026"/>
+          <w:numId w:val="1027"/>
         </w:numPr>
       </w:pPr>
       <w:r>
         <w:t xml:space="preserve">the hybrid rows currently post the strongest edit-success scores because imported generative stacks plus explicit LayerForge graph metadata are still easy to move, recolor, and remove cleanly.</w:t>
       </w:r>
     </w:p>
-    <w:bookmarkEnd w:id="218"/>
-    <w:bookmarkStart w:id="219" w:name="promptable-extraction-benchmark-snapshot"/>
+    <w:bookmarkEnd w:id="222"/>
+    <w:bookmarkStart w:id="223" w:name="promptable-extraction-benchmark-snapshot"/>
     <w:p>
       <w:pPr>
         <w:pStyle w:val="Heading2"/>
@@ -17871,7 +18166,7 @@
         <w:pStyle w:val="Compact"/>
         <w:numPr>
           <w:ilvl w:val="0"/>
-          <w:numId w:val="1027"/>
+          <w:numId w:val="1028"/>
         </w:numPr>
       </w:pPr>
       <w:r>
@@ -17883,7 +18178,7 @@
         <w:pStyle w:val="Compact"/>
         <w:numPr>
           <w:ilvl w:val="0"/>
-          <w:numId w:val="1027"/>
+          <w:numId w:val="1028"/>
         </w:numPr>
       </w:pPr>
       <w:r>
@@ -17895,15 +18190,15 @@
         <w:pStyle w:val="Compact"/>
         <w:numPr>
           <w:ilvl w:val="0"/>
-          <w:numId w:val="1027"/>
+          <w:numId w:val="1028"/>
         </w:numPr>
       </w:pPr>
       <w:r>
         <w:t xml:space="preserve">the benchmark is therefore useful because it distinguishes semantic hit rate from overlap and alpha quality.</w:t>
       </w:r>
     </w:p>
-    <w:bookmarkEnd w:id="219"/>
-    <w:bookmarkStart w:id="220" w:name="transparent-benchmark-snapshot"/>
+    <w:bookmarkEnd w:id="223"/>
+    <w:bookmarkStart w:id="224" w:name="transparent-benchmark-snapshot"/>
     <w:p>
       <w:pPr>
         <w:pStyle w:val="Heading2"/>
@@ -18097,7 +18392,7 @@
         <w:pStyle w:val="Compact"/>
         <w:numPr>
           <w:ilvl w:val="0"/>
-          <w:numId w:val="1028"/>
+          <w:numId w:val="1029"/>
         </w:numPr>
       </w:pPr>
       <w:r>
@@ -18109,7 +18404,7 @@
         <w:pStyle w:val="Compact"/>
         <w:numPr>
           <w:ilvl w:val="0"/>
-          <w:numId w:val="1028"/>
+          <w:numId w:val="1029"/>
         </w:numPr>
       </w:pPr>
       <w:r>
@@ -18121,7 +18416,7 @@
         <w:pStyle w:val="Compact"/>
         <w:numPr>
           <w:ilvl w:val="0"/>
-          <w:numId w:val="1028"/>
+          <w:numId w:val="1029"/>
         </w:numPr>
       </w:pPr>
       <w:r>
@@ -18133,15 +18428,15 @@
         <w:pStyle w:val="Compact"/>
         <w:numPr>
           <w:ilvl w:val="0"/>
-          <w:numId w:val="1028"/>
+          <w:numId w:val="1029"/>
         </w:numPr>
       </w:pPr>
       <w:r>
         <w:t xml:space="preserve">despite that, it is now a measured component and belongs in the report as a frontier-aligned extension.</w:t>
       </w:r>
     </w:p>
-    <w:bookmarkEnd w:id="220"/>
-    <w:bookmarkStart w:id="221" w:name="main-ablation-matrix"/>
+    <w:bookmarkEnd w:id="224"/>
+    <w:bookmarkStart w:id="225" w:name="main-ablation-matrix"/>
     <w:p>
       <w:pPr>
         <w:pStyle w:val="Heading2"/>
@@ -19197,8 +19492,8 @@
         </w:pict>
       </w:r>
     </w:p>
-    <w:bookmarkEnd w:id="221"/>
-    <w:bookmarkStart w:id="222" w:name="table-1-literature-comparison"/>
+    <w:bookmarkEnd w:id="225"/>
+    <w:bookmarkStart w:id="226" w:name="table-1-literature-comparison"/>
     <w:p>
       <w:pPr>
         <w:pStyle w:val="Heading2"/>
@@ -20339,8 +20634,8 @@
         </w:pict>
       </w:r>
     </w:p>
-    <w:bookmarkEnd w:id="222"/>
-    <w:bookmarkStart w:id="223" w:name="table-2-dataset-plan"/>
+    <w:bookmarkEnd w:id="226"/>
+    <w:bookmarkStart w:id="227" w:name="table-2-dataset-plan"/>
     <w:p>
       <w:pPr>
         <w:pStyle w:val="Heading2"/>
@@ -20795,8 +21090,8 @@
         </w:pict>
       </w:r>
     </w:p>
-    <w:bookmarkEnd w:id="223"/>
-    <w:bookmarkStart w:id="224" w:name="Xfb6947bcd8c2f9aa6af13cb0f14c09ce92d779f"/>
+    <w:bookmarkEnd w:id="227"/>
+    <w:bookmarkStart w:id="228" w:name="Xfb6947bcd8c2f9aa6af13cb0f14c09ce92d779f"/>
     <w:p>
       <w:pPr>
         <w:pStyle w:val="Heading2"/>
@@ -21405,8 +21700,8 @@
         </w:pict>
       </w:r>
     </w:p>
-    <w:bookmarkEnd w:id="224"/>
-    <w:bookmarkStart w:id="225" w:name="table-4-component-ablation-template"/>
+    <w:bookmarkEnd w:id="228"/>
+    <w:bookmarkStart w:id="229" w:name="table-4-component-ablation-template"/>
     <w:p>
       <w:pPr>
         <w:pStyle w:val="Heading2"/>
@@ -21837,8 +22132,8 @@
         </w:pict>
       </w:r>
     </w:p>
-    <w:bookmarkEnd w:id="225"/>
-    <w:bookmarkStart w:id="226" w:name="table-5-failure-analysis-template"/>
+    <w:bookmarkEnd w:id="229"/>
+    <w:bookmarkStart w:id="230" w:name="table-5-failure-analysis-template"/>
     <w:p>
       <w:pPr>
         <w:pStyle w:val="Heading2"/>
@@ -22222,449 +22517,14 @@
         </w:pict>
       </w:r>
     </w:p>
-    <w:bookmarkEnd w:id="226"/>
-    <w:bookmarkEnd w:id="227"/>
-    <w:bookmarkStart w:id="235" w:name="required-figures"/>
-    <w:p>
-      <w:pPr>
-        <w:pStyle w:val="Heading1"/>
-      </w:pPr>
-      <w:r>
-        <w:t xml:space="preserve">Required figures</w:t>
-      </w:r>
-    </w:p>
-    <w:bookmarkStart w:id="228" w:name="figure-1-pipeline-diagram"/>
+    <w:bookmarkEnd w:id="230"/>
+    <w:bookmarkStart w:id="231" w:name="appendix-c-command-log"/>
     <w:p>
       <w:pPr>
         <w:pStyle w:val="Heading2"/>
       </w:pPr>
       <w:r>
-        <w:t xml:space="preserve">Figure 1: Pipeline diagram</w:t>
-      </w:r>
-    </w:p>
-    <w:p>
-      <w:pPr>
-        <w:pStyle w:val="FirstParagraph"/>
-      </w:pPr>
-      <w:r>
-        <w:t xml:space="preserve">A flow diagram in the order the pipeline runs:</w:t>
-      </w:r>
-    </w:p>
-    <w:p>
-      <w:pPr>
-        <w:pStyle w:val="SourceCode"/>
-      </w:pPr>
-      <w:r>
-        <w:rPr>
-          <w:rStyle w:val="VerbatimChar"/>
-        </w:rPr>
-        <w:t xml:space="preserve">RGB input</w:t>
-      </w:r>
-      <w:r>
-        <w:br/>
-      </w:r>
-      <w:r>
-        <w:rPr>
-          <w:rStyle w:val="VerbatimChar"/>
-        </w:rPr>
-        <w:t xml:space="preserve">→ semantic proposals</w:t>
-      </w:r>
-      <w:r>
-        <w:br/>
-      </w:r>
-      <w:r>
-        <w:rPr>
-          <w:rStyle w:val="VerbatimChar"/>
-        </w:rPr>
-        <w:t xml:space="preserve">→ monocular depth</w:t>
-      </w:r>
-      <w:r>
-        <w:br/>
-      </w:r>
-      <w:r>
-        <w:rPr>
-          <w:rStyle w:val="VerbatimChar"/>
-        </w:rPr>
-        <w:t xml:space="preserve">→ soft alpha</w:t>
-      </w:r>
-      <w:r>
-        <w:br/>
-      </w:r>
-      <w:r>
-        <w:rPr>
-          <w:rStyle w:val="VerbatimChar"/>
-        </w:rPr>
-        <w:t xml:space="preserve">→ amodal masks</w:t>
-      </w:r>
-      <w:r>
-        <w:br/>
-      </w:r>
-      <w:r>
-        <w:rPr>
-          <w:rStyle w:val="VerbatimChar"/>
-        </w:rPr>
-        <w:t xml:space="preserve">→ occlusion graph</w:t>
-      </w:r>
-      <w:r>
-        <w:br/>
-      </w:r>
-      <w:r>
-        <w:rPr>
-          <w:rStyle w:val="VerbatimChar"/>
-        </w:rPr>
-        <w:t xml:space="preserve">→ completion</w:t>
-      </w:r>
-      <w:r>
-        <w:br/>
-      </w:r>
-      <w:r>
-        <w:rPr>
-          <w:rStyle w:val="VerbatimChar"/>
-        </w:rPr>
-        <w:t xml:space="preserve">→ intrinsic split</w:t>
-      </w:r>
-      <w:r>
-        <w:br/>
-      </w:r>
-      <w:r>
-        <w:rPr>
-          <w:rStyle w:val="VerbatimChar"/>
-        </w:rPr>
-        <w:t xml:space="preserve">→ RGBA layer stack</w:t>
-      </w:r>
-    </w:p>
-    <w:bookmarkEnd w:id="228"/>
-    <w:bookmarkStart w:id="229" w:name="figure-2-dalg-representation"/>
-    <w:p>
-      <w:pPr>
-        <w:pStyle w:val="Heading2"/>
-      </w:pPr>
-      <w:r>
-        <w:t xml:space="preserve">Figure 2: DALG representation</w:t>
-      </w:r>
-    </w:p>
-    <w:p>
-      <w:pPr>
-        <w:pStyle w:val="FirstParagraph"/>
-      </w:pPr>
-      <w:r>
-        <w:t xml:space="preserve">A graph drawing. Nodes are layers; arrows are</w:t>
-      </w:r>
-      <w:r>
-        <w:t xml:space="preserve"> </w:t>
-      </w:r>
-      <w:r>
-        <w:t xml:space="preserve">“occludes”</w:t>
-      </w:r>
-      <w:r>
-        <w:t xml:space="preserve"> </w:t>
-      </w:r>
-      <w:r>
-        <w:t xml:space="preserve">edges. Use colour to distinguish semantic groups.</w:t>
-      </w:r>
-    </w:p>
-    <w:bookmarkEnd w:id="229"/>
-    <w:bookmarkStart w:id="230" w:name="figure-3-ordered-layer-contact-sheet"/>
-    <w:p>
-      <w:pPr>
-        <w:pStyle w:val="Heading2"/>
-      </w:pPr>
-      <w:r>
-        <w:t xml:space="preserve">Figure 3: Ordered layer contact sheet</w:t>
-      </w:r>
-    </w:p>
-    <w:p>
-      <w:pPr>
-        <w:pStyle w:val="FirstParagraph"/>
-      </w:pPr>
-      <w:r>
-        <w:t xml:space="preserve">All layers for a single scene, laid out near → far. This one sells the project visually better than any table.</w:t>
-      </w:r>
-    </w:p>
-    <w:p>
-      <w:pPr>
-        <w:pStyle w:val="BodyText"/>
-      </w:pPr>
-      <w:r>
-        <w:t xml:space="preserve">Measured file available now:</w:t>
-      </w:r>
-    </w:p>
-    <w:p>
-      <w:pPr>
-        <w:pStyle w:val="SourceCode"/>
-      </w:pPr>
-      <w:r>
-        <w:rPr>
-          <w:rStyle w:val="VerbatimChar"/>
-        </w:rPr>
-        <w:t xml:space="preserve">docs/figures/truck_layer_stack_comparison.png</w:t>
-      </w:r>
-    </w:p>
-    <w:bookmarkEnd w:id="230"/>
-    <w:bookmarkStart w:id="231" w:name="figure-4-baseline-vs-full"/>
-    <w:p>
-      <w:pPr>
-        <w:pStyle w:val="Heading2"/>
-      </w:pPr>
-      <w:r>
-        <w:t xml:space="preserve">Figure 4: Baseline vs full</w:t>
-      </w:r>
-    </w:p>
-    <w:p>
-      <w:pPr>
-        <w:pStyle w:val="FirstParagraph"/>
-      </w:pPr>
-      <w:r>
-        <w:t xml:space="preserve">A comparison grid. Columns step through the key ablations:</w:t>
-      </w:r>
-    </w:p>
-    <w:p>
-      <w:pPr>
-        <w:pStyle w:val="SourceCode"/>
-      </w:pPr>
-      <w:r>
-        <w:rPr>
-          <w:rStyle w:val="VerbatimChar"/>
-        </w:rPr>
-        <w:t xml:space="preserve">Input | hard masks | semantic only | depth-aware | full LayerForge-X</w:t>
-      </w:r>
-    </w:p>
-    <w:p>
-      <w:pPr>
-        <w:pStyle w:val="FirstParagraph"/>
-      </w:pPr>
-      <w:r>
-        <w:t xml:space="preserve">Rows cover a mix of domains so no single content type dominates:</w:t>
-      </w:r>
-    </w:p>
-    <w:p>
-      <w:pPr>
-        <w:pStyle w:val="SourceCode"/>
-      </w:pPr>
-      <w:r>
-        <w:rPr>
-          <w:rStyle w:val="VerbatimChar"/>
-        </w:rPr>
-        <w:t xml:space="preserve">person street</w:t>
-      </w:r>
-      <w:r>
-        <w:br/>
-      </w:r>
-      <w:r>
-        <w:rPr>
-          <w:rStyle w:val="VerbatimChar"/>
-        </w:rPr>
-        <w:t xml:space="preserve">indoor furniture</w:t>
-      </w:r>
-      <w:r>
-        <w:br/>
-      </w:r>
-      <w:r>
-        <w:rPr>
-          <w:rStyle w:val="VerbatimChar"/>
-        </w:rPr>
-        <w:t xml:space="preserve">vehicle scene</w:t>
-      </w:r>
-      <w:r>
-        <w:br/>
-      </w:r>
-      <w:r>
-        <w:rPr>
-          <w:rStyle w:val="VerbatimChar"/>
-        </w:rPr>
-        <w:t xml:space="preserve">animal scene</w:t>
-      </w:r>
-      <w:r>
-        <w:br/>
-      </w:r>
-      <w:r>
-        <w:rPr>
-          <w:rStyle w:val="VerbatimChar"/>
-        </w:rPr>
-        <w:t xml:space="preserve">anime/vector scene</w:t>
-      </w:r>
-    </w:p>
-    <w:p>
-      <w:pPr>
-        <w:pStyle w:val="FirstParagraph"/>
-      </w:pPr>
-      <w:r>
-        <w:t xml:space="preserve">Measured file available now:</w:t>
-      </w:r>
-    </w:p>
-    <w:p>
-      <w:pPr>
-        <w:pStyle w:val="SourceCode"/>
-      </w:pPr>
-      <w:r>
-        <w:rPr>
-          <w:rStyle w:val="VerbatimChar"/>
-        </w:rPr>
-        <w:t xml:space="preserve">docs/figures/truck_recomposition_comparison.png</w:t>
-      </w:r>
-    </w:p>
-    <w:bookmarkEnd w:id="231"/>
-    <w:bookmarkStart w:id="232" w:name="figure-5-occlusion-graph-improvement"/>
-    <w:p>
-      <w:pPr>
-        <w:pStyle w:val="Heading2"/>
-      </w:pPr>
-      <w:r>
-        <w:t xml:space="preserve">Figure 5: Occlusion graph improvement</w:t>
-      </w:r>
-    </w:p>
-    <w:p>
-      <w:pPr>
-        <w:pStyle w:val="FirstParagraph"/>
-      </w:pPr>
-      <w:r>
-        <w:t xml:space="preserve">Pick a single scene where the global-median-depth ordering fails and the boundary graph gets it right. Highlight the contested edge.</w:t>
-      </w:r>
-    </w:p>
-    <w:bookmarkEnd w:id="232"/>
-    <w:bookmarkStart w:id="233" w:name="figure-6-editing-demo"/>
-    <w:p>
-      <w:pPr>
-        <w:pStyle w:val="Heading2"/>
-      </w:pPr>
-      <w:r>
-        <w:t xml:space="preserve">Figure 6: Editing demo</w:t>
-      </w:r>
-    </w:p>
-    <w:p>
-      <w:pPr>
-        <w:pStyle w:val="FirstParagraph"/>
-      </w:pPr>
-      <w:r>
-        <w:t xml:space="preserve">Rows:</w:t>
-      </w:r>
-    </w:p>
-    <w:p>
-      <w:pPr>
-        <w:pStyle w:val="SourceCode"/>
-      </w:pPr>
-      <w:r>
-        <w:rPr>
-          <w:rStyle w:val="VerbatimChar"/>
-        </w:rPr>
-        <w:t xml:space="preserve">object removal</w:t>
-      </w:r>
-      <w:r>
-        <w:br/>
-      </w:r>
-      <w:r>
-        <w:rPr>
-          <w:rStyle w:val="VerbatimChar"/>
-        </w:rPr>
-        <w:t xml:space="preserve">object movement</w:t>
-      </w:r>
-      <w:r>
-        <w:br/>
-      </w:r>
-      <w:r>
-        <w:rPr>
-          <w:rStyle w:val="VerbatimChar"/>
-        </w:rPr>
-        <w:t xml:space="preserve">parallax</w:t>
-      </w:r>
-      <w:r>
-        <w:br/>
-      </w:r>
-      <w:r>
-        <w:rPr>
-          <w:rStyle w:val="VerbatimChar"/>
-        </w:rPr>
-        <w:t xml:space="preserve">albedo recolor</w:t>
-      </w:r>
-      <w:r>
-        <w:br/>
-      </w:r>
-      <w:r>
-        <w:rPr>
-          <w:rStyle w:val="VerbatimChar"/>
-        </w:rPr>
-        <w:t xml:space="preserve">background blur</w:t>
-      </w:r>
-    </w:p>
-    <w:bookmarkEnd w:id="233"/>
-    <w:bookmarkStart w:id="234" w:name="figure-7-failure-cases"/>
-    <w:p>
-      <w:pPr>
-        <w:pStyle w:val="Heading2"/>
-      </w:pPr>
-      <w:r>
-        <w:t xml:space="preserve">Figure 7: Failure cases</w:t>
-      </w:r>
-    </w:p>
-    <w:p>
-      <w:pPr>
-        <w:pStyle w:val="FirstParagraph"/>
-      </w:pPr>
-      <w:r>
-        <w:t xml:space="preserve">Do not skip this. A report without a failure-cases figure looks like the author hid the hard examples.</w:t>
-      </w:r>
-    </w:p>
-    <w:p>
-      <w:pPr>
-        <w:pStyle w:val="BodyText"/>
-      </w:pPr>
-      <w:r>
-        <w:t xml:space="preserve">Additional measured figure files already generated:</w:t>
-      </w:r>
-    </w:p>
-    <w:p>
-      <w:pPr>
-        <w:pStyle w:val="SourceCode"/>
-      </w:pPr>
-      <w:r>
-        <w:rPr>
-          <w:rStyle w:val="VerbatimChar"/>
-        </w:rPr>
-        <w:t xml:space="preserve">docs/figures/truck_metrics_comparison.png</w:t>
-      </w:r>
-      <w:r>
-        <w:br/>
-      </w:r>
-      <w:r>
-        <w:rPr>
-          <w:rStyle w:val="VerbatimChar"/>
-        </w:rPr>
-        <w:t xml:space="preserve">docs/figures/synthetic_ordering_ablation.png</w:t>
-      </w:r>
-      <w:r>
-        <w:br/>
-      </w:r>
-      <w:r>
-        <w:rPr>
-          <w:rStyle w:val="VerbatimChar"/>
-        </w:rPr>
-        <w:t xml:space="preserve">docs/figures/qualitative_gallery.png</w:t>
-      </w:r>
-    </w:p>
-    <w:p>
-      <w:r>
-        <w:pict>
-          <v:rect style="width:0;height:1.5pt" o:hralign="center" o:hrstd="t" o:hr="t"/>
-        </w:pict>
-      </w:r>
-    </w:p>
-    <w:bookmarkEnd w:id="234"/>
-    <w:bookmarkEnd w:id="235"/>
-    <w:bookmarkStart w:id="236" w:name="presentation-pitch"/>
-    <w:p>
-      <w:pPr>
-        <w:pStyle w:val="Heading1"/>
-      </w:pPr>
-      <w:r>
-        <w:t xml:space="preserve">Presentation pitch</w:t>
-      </w:r>
-    </w:p>
-    <w:p>
-      <w:pPr>
-        <w:pStyle w:val="FirstParagraph"/>
-      </w:pPr>
-      <w:r>
-        <w:t xml:space="preserve">Slide sequence for the talk:</w:t>
+        <w:t xml:space="preserve">Appendix C: command log</w:t>
       </w:r>
     </w:p>
     <w:p>
@@ -22672,11 +22532,26 @@
         <w:pStyle w:val="Compact"/>
         <w:numPr>
           <w:ilvl w:val="0"/>
-          <w:numId w:val="1029"/>
+          <w:numId w:val="1030"/>
         </w:numPr>
       </w:pPr>
-      <w:r>
-        <w:t xml:space="preserve">Problem — raster images are entangled.</w:t>
+      <w:hyperlink r:id="rId210">
+        <w:r>
+          <w:rPr>
+            <w:rStyle w:val="Hyperlink"/>
+          </w:rPr>
+          <w:t xml:space="preserve">../../report_artifacts/command_log.md</w:t>
+        </w:r>
+      </w:hyperlink>
+    </w:p>
+    <w:bookmarkEnd w:id="231"/>
+    <w:bookmarkStart w:id="234" w:name="appendix-d-extra-literature-notes"/>
+    <w:p>
+      <w:pPr>
+        <w:pStyle w:val="Heading2"/>
+      </w:pPr>
+      <w:r>
+        <w:t xml:space="preserve">Appendix D: extra literature notes</w:t>
       </w:r>
     </w:p>
     <w:p>
@@ -22684,191 +22559,37 @@
         <w:pStyle w:val="Compact"/>
         <w:numPr>
           <w:ilvl w:val="0"/>
-          <w:numId w:val="1029"/>
+          <w:numId w:val="1031"/>
         </w:numPr>
       </w:pPr>
-      <w:r>
-        <w:t xml:space="preserve">Motivation — editing needs layers.</w:t>
-      </w:r>
+      <w:hyperlink r:id="rId232">
+        <w:r>
+          <w:rPr>
+            <w:rStyle w:val="Hyperlink"/>
+          </w:rPr>
+          <w:t xml:space="preserve">../LITERATURE_REVIEW.md</w:t>
+        </w:r>
+      </w:hyperlink>
     </w:p>
     <w:p>
       <w:pPr>
         <w:pStyle w:val="Compact"/>
         <w:numPr>
           <w:ilvl w:val="0"/>
-          <w:numId w:val="1029"/>
+          <w:numId w:val="1031"/>
         </w:numPr>
       </w:pPr>
-      <w:r>
-        <w:t xml:space="preserve">Related work map — LDI → 3D photo → panoptic / open-vocab → modern layer decomposition.</w:t>
-      </w:r>
-    </w:p>
-    <w:p>
-      <w:pPr>
-        <w:pStyle w:val="Compact"/>
-        <w:numPr>
-          <w:ilvl w:val="0"/>
-          <w:numId w:val="1029"/>
-        </w:numPr>
-      </w:pPr>
-      <w:r>
-        <w:t xml:space="preserve">Key idea — Depth-Aware Amodal Layer Graph.</w:t>
-      </w:r>
-    </w:p>
-    <w:p>
-      <w:pPr>
-        <w:pStyle w:val="Compact"/>
-        <w:numPr>
-          <w:ilvl w:val="0"/>
-          <w:numId w:val="1029"/>
-        </w:numPr>
-      </w:pPr>
-      <w:r>
-        <w:t xml:space="preserve">Pipeline.</w:t>
-      </w:r>
-    </w:p>
-    <w:p>
-      <w:pPr>
-        <w:pStyle w:val="Compact"/>
-        <w:numPr>
-          <w:ilvl w:val="0"/>
-          <w:numId w:val="1029"/>
-        </w:numPr>
-      </w:pPr>
-      <w:r>
-        <w:t xml:space="preserve">Boundary-weighted occlusion graph (the algorithmic contribution slide).</w:t>
-      </w:r>
-    </w:p>
-    <w:p>
-      <w:pPr>
-        <w:pStyle w:val="Compact"/>
-        <w:numPr>
-          <w:ilvl w:val="0"/>
-          <w:numId w:val="1029"/>
-        </w:numPr>
-      </w:pPr>
-      <w:r>
-        <w:t xml:space="preserve">Outputs.</w:t>
-      </w:r>
-    </w:p>
-    <w:p>
-      <w:pPr>
-        <w:pStyle w:val="Compact"/>
-        <w:numPr>
-          <w:ilvl w:val="0"/>
-          <w:numId w:val="1029"/>
-        </w:numPr>
-      </w:pPr>
-      <w:r>
-        <w:t xml:space="preserve">Benchmark tracks.</w:t>
-      </w:r>
-    </w:p>
-    <w:p>
-      <w:pPr>
-        <w:pStyle w:val="Compact"/>
-        <w:numPr>
-          <w:ilvl w:val="0"/>
-          <w:numId w:val="1029"/>
-        </w:numPr>
-      </w:pPr>
-      <w:r>
-        <w:t xml:space="preserve">Quantitative results.</w:t>
-      </w:r>
-    </w:p>
-    <w:p>
-      <w:pPr>
-        <w:pStyle w:val="Compact"/>
-        <w:numPr>
-          <w:ilvl w:val="0"/>
-          <w:numId w:val="1029"/>
-        </w:numPr>
-      </w:pPr>
-      <w:r>
-        <w:t xml:space="preserve">Qualitative edits.</w:t>
-      </w:r>
-    </w:p>
-    <w:p>
-      <w:pPr>
-        <w:pStyle w:val="Compact"/>
-        <w:numPr>
-          <w:ilvl w:val="0"/>
-          <w:numId w:val="1029"/>
-        </w:numPr>
-      </w:pPr>
-      <w:r>
-        <w:t xml:space="preserve">Ablations.</w:t>
-      </w:r>
-    </w:p>
-    <w:p>
-      <w:pPr>
-        <w:pStyle w:val="Compact"/>
-        <w:numPr>
-          <w:ilvl w:val="0"/>
-          <w:numId w:val="1029"/>
-        </w:numPr>
-      </w:pPr>
-      <w:r>
-        <w:t xml:space="preserve">Failure cases.</w:t>
-      </w:r>
-    </w:p>
-    <w:p>
-      <w:pPr>
-        <w:pStyle w:val="Compact"/>
-        <w:numPr>
-          <w:ilvl w:val="0"/>
-          <w:numId w:val="1029"/>
-        </w:numPr>
-      </w:pPr>
-      <w:r>
-        <w:t xml:space="preserve">Conclusion.</w:t>
-      </w:r>
-    </w:p>
-    <w:p>
-      <w:r>
-        <w:pict>
-          <v:rect style="width:0;height:1.5pt" o:hralign="center" o:hrstd="t" o:hr="t"/>
-        </w:pict>
-      </w:r>
-    </w:p>
-    <w:bookmarkEnd w:id="236"/>
-    <w:bookmarkStart w:id="237" w:name="one-minute-oral-explanation"/>
-    <w:p>
-      <w:pPr>
-        <w:pStyle w:val="Heading1"/>
-      </w:pPr>
-      <w:r>
-        <w:t xml:space="preserve">One-minute oral explanation</w:t>
-      </w:r>
-    </w:p>
-    <w:p>
-      <w:pPr>
-        <w:pStyle w:val="FirstParagraph"/>
-      </w:pPr>
-      <w:r>
-        <w:t xml:space="preserve">The short script if someone asks</w:t>
-      </w:r>
-      <w:r>
-        <w:t xml:space="preserve"> </w:t>
-      </w:r>
-      <w:r>
-        <w:t xml:space="preserve">“what’s your project?”</w:t>
-      </w:r>
-      <w:r>
-        <w:t xml:space="preserve"> </w:t>
-      </w:r>
-      <w:r>
-        <w:t xml:space="preserve">at a poster session:</w:t>
-      </w:r>
-    </w:p>
-    <w:p>
-      <w:pPr>
-        <w:pStyle w:val="BodyText"/>
-      </w:pPr>
-      <w:r>
-        <w:t xml:space="preserve">Single images are hard to edit because every scene element gets fused into one RGB canvas. My system converts that canvas into a structured layer graph. Each node is a semantic RGBA layer with a visible mask, a soft alpha, depth statistics, an estimated amodal extent, and optional albedo and shading. The edges record which layers occlude which. Instead of sorting masks by average depth, I build a boundary-weighted occlusion graph from local depth evidence near object contacts. That yields a near-to-far stack you can recompose, edit, inpaint, and animate. The evaluation doesn’t stop at segmentation metrics — it also covers layer-order accuracy, recomposition error, amodal completion quality, and actual editing demonstrations.</w:t>
-      </w:r>
-    </w:p>
-    <w:bookmarkEnd w:id="237"/>
+      <w:hyperlink r:id="rId233">
+        <w:r>
+          <w:rPr>
+            <w:rStyle w:val="Hyperlink"/>
+          </w:rPr>
+          <w:t xml:space="preserve">../REFERENCES.md</w:t>
+        </w:r>
+      </w:hyperlink>
+    </w:p>
+    <w:bookmarkEnd w:id="234"/>
+    <w:bookmarkEnd w:id="235"/>
     <w:sectPr/>
   </w:body>
 </w:document>
@@ -23503,24 +23224,6 @@
     <w:abstractNumId w:val="991"/>
   </w:num>
   <w:num w:numId="1023">
-    <w:abstractNumId w:val="991"/>
-  </w:num>
-  <w:num w:numId="1024">
-    <w:abstractNumId w:val="991"/>
-  </w:num>
-  <w:num w:numId="1025">
-    <w:abstractNumId w:val="991"/>
-  </w:num>
-  <w:num w:numId="1026">
-    <w:abstractNumId w:val="991"/>
-  </w:num>
-  <w:num w:numId="1027">
-    <w:abstractNumId w:val="991"/>
-  </w:num>
-  <w:num w:numId="1028">
-    <w:abstractNumId w:val="991"/>
-  </w:num>
-  <w:num w:numId="1029">
     <w:abstractNumId w:val="99411"/>
     <w:lvlOverride w:ilvl="0">
       <w:startOverride w:val="1"/>
@@ -23549,6 +23252,30 @@
     <w:lvlOverride w:ilvl="8">
       <w:startOverride w:val="1"/>
     </w:lvlOverride>
+  </w:num>
+  <w:num w:numId="1024">
+    <w:abstractNumId w:val="991"/>
+  </w:num>
+  <w:num w:numId="1025">
+    <w:abstractNumId w:val="991"/>
+  </w:num>
+  <w:num w:numId="1026">
+    <w:abstractNumId w:val="991"/>
+  </w:num>
+  <w:num w:numId="1027">
+    <w:abstractNumId w:val="991"/>
+  </w:num>
+  <w:num w:numId="1028">
+    <w:abstractNumId w:val="991"/>
+  </w:num>
+  <w:num w:numId="1029">
+    <w:abstractNumId w:val="991"/>
+  </w:num>
+  <w:num w:numId="1030">
+    <w:abstractNumId w:val="991"/>
+  </w:num>
+  <w:num w:numId="1031">
+    <w:abstractNumId w:val="991"/>
   </w:num>
 </w:numbering>
 </file>

--- a/docs/final_report_pack/LayerForge_X_Final_Report_2026_04_22.docx
+++ b/docs/final_report_pack/LayerForge_X_Final_Report_2026_04_22.docx
@@ -3965,7 +3965,7 @@
         <w:pStyle w:val="FirstParagraph"/>
       </w:pPr>
       <w:r>
-        <w:t xml:space="preserve">The project is evaluated across multiple measurable properties rather than through a single qualitative comparison. A layered representation can fail in several ways:</w:t>
+        <w:t xml:space="preserve">The project is evaluated across multiple measurable properties rather than through a single qualitative comparison. A layered representation can fail in several distinct ways:</w:t>
       </w:r>
     </w:p>
     <w:p>
@@ -5296,7 +5296,7 @@
         <w:pStyle w:val="FirstParagraph"/>
       </w:pPr>
       <w:r>
-        <w:t xml:space="preserve">For images with a total ground-truth layer order, also report Kendall tau or the normalised inversion count — it’s a cleaner single number than PLOA when the order is fully defined.</w:t>
+        <w:t xml:space="preserve">For images with a total ground-truth layer order, also report Kendall tau or the normalised inversion count, which provides a compact summary when the order is fully defined.</w:t>
       </w:r>
     </w:p>
     <w:bookmarkEnd w:id="78"/>
@@ -5901,7 +5901,7 @@
         <w:pStyle w:val="FirstParagraph"/>
       </w:pPr>
       <w:r>
-        <w:t xml:space="preserve">LPIPS if it’s available. Lower is better.</w:t>
+        <w:t xml:space="preserve">LPIPS, when available. Lower values are better.</w:t>
       </w:r>
     </w:p>
     <w:bookmarkEnd w:id="86"/>

--- a/docs/final_report_pack/LayerForge_X_Final_Report_2026_04_22.docx
+++ b/docs/final_report_pack/LayerForge_X_Final_Report_2026_04_22.docx
@@ -10558,7 +10558,7 @@
       </w:r>
     </w:p>
     <w:bookmarkEnd w:id="122"/>
-    <w:bookmarkStart w:id="158" w:name="recommended-final-benchmark-narrative"/>
+    <w:bookmarkStart w:id="162" w:name="recommended-final-benchmark-narrative"/>
     <w:p>
       <w:pPr>
         <w:pStyle w:val="Heading1"/>
@@ -10583,7 +10583,7 @@
         <w:t xml:space="preserve">We evaluate LayerForge-X across four axes: segmentation quality, layer-order correctness, recomposition fidelity, and editability. Standard panoptic metrics measure visible semantic grouping, while a synthetic layer benchmark and RGB-D datasets measure pairwise depth-order accuracy. Recomposition metrics verify that the exported RGBA stack preserves the original image. Finally, object removal, object movement, parallax, and intrinsic recolouring demonstrate that the representation is genuinely useful for editing rather than being a segmentation visualisation in disguise.</w:t>
       </w:r>
     </w:p>
-    <w:bookmarkStart w:id="152" w:name="results"/>
+    <w:bookmarkStart w:id="156" w:name="results"/>
     <w:p>
       <w:pPr>
         <w:pStyle w:val="Heading2"/>
@@ -10592,7 +10592,7 @@
         <w:t xml:space="preserve">6. Results</w:t>
       </w:r>
     </w:p>
-    <w:bookmarkStart w:id="143" w:name="hero-figures"/>
+    <w:bookmarkStart w:id="147" w:name="hero-figures"/>
     <w:p>
       <w:pPr>
         <w:pStyle w:val="Heading3"/>
@@ -10926,8 +10926,73 @@
       </w:r>
     </w:p>
     <w:bookmarkEnd w:id="142"/>
-    <w:bookmarkEnd w:id="143"/>
-    <w:bookmarkStart w:id="150" w:name="main-measured-summary"/>
+    <w:bookmarkStart w:id="146" w:name="intrinsic-export-demo"/>
+    <w:p>
+      <w:pPr>
+        <w:pStyle w:val="Heading4"/>
+      </w:pPr>
+      <w:r>
+        <w:t xml:space="preserve">Intrinsic export demo</w:t>
+      </w:r>
+    </w:p>
+    <w:p>
+      <w:pPr>
+        <w:pStyle w:val="CaptionedFigure"/>
+      </w:pPr>
+      <w:r>
+        <w:drawing>
+          <wp:inline>
+            <wp:extent cx="5334000" cy="3719763"/>
+            <wp:effectExtent b="0" l="0" r="0" t="0"/>
+            <wp:docPr descr="Intrinsic layer demo" title="" id="144" name="Picture"/>
+            <a:graphic>
+              <a:graphicData uri="http://schemas.openxmlformats.org/drawingml/2006/picture">
+                <pic:pic>
+                  <pic:nvPicPr>
+                    <pic:cNvPr descr="../figures/intrinsic_layer_demo.png" id="145" name="Picture"/>
+                    <pic:cNvPicPr>
+                      <a:picLocks noChangeArrowheads="1" noChangeAspect="1"/>
+                    </pic:cNvPicPr>
+                  </pic:nvPicPr>
+                  <pic:blipFill>
+                    <a:blip r:embed="rId143"/>
+                    <a:stretch>
+                      <a:fillRect/>
+                    </a:stretch>
+                  </pic:blipFill>
+                  <pic:spPr bwMode="auto">
+                    <a:xfrm>
+                      <a:off x="0" y="0"/>
+                      <a:ext cx="5334000" cy="3719763"/>
+                    </a:xfrm>
+                    <a:prstGeom prst="rect">
+                      <a:avLst/>
+                    </a:prstGeom>
+                    <a:noFill/>
+                    <a:ln w="9525">
+                      <a:noFill/>
+                      <a:headEnd/>
+                      <a:tailEnd/>
+                    </a:ln>
+                  </pic:spPr>
+                </pic:pic>
+              </a:graphicData>
+            </a:graphic>
+          </wp:inline>
+        </w:drawing>
+      </w:r>
+    </w:p>
+    <w:p>
+      <w:pPr>
+        <w:pStyle w:val="ImageCaption"/>
+      </w:pPr>
+      <w:r>
+        <w:t xml:space="preserve">Intrinsic layer demo</w:t>
+      </w:r>
+    </w:p>
+    <w:bookmarkEnd w:id="146"/>
+    <w:bookmarkEnd w:id="147"/>
+    <w:bookmarkStart w:id="154" w:name="main-measured-summary"/>
     <w:p>
       <w:pPr>
         <w:pStyle w:val="Heading3"/>
@@ -10974,7 +11039,7 @@
         <w:t xml:space="preserve">= Qwen plus LayerForge graph enrichment.</w:t>
       </w:r>
     </w:p>
-    <w:bookmarkStart w:id="144" w:name="five-image-qwen-raw-versus-hybrid-review"/>
+    <w:bookmarkStart w:id="148" w:name="five-image-qwen-raw-versus-hybrid-review"/>
     <w:p>
       <w:pPr>
         <w:pStyle w:val="Heading4"/>
@@ -11300,8 +11365,8 @@
         </w:tc>
       </w:tr>
     </w:tbl>
-    <w:bookmarkEnd w:id="144"/>
-    <w:bookmarkStart w:id="145" w:name="associated-effect-demo"/>
+    <w:bookmarkEnd w:id="148"/>
+    <w:bookmarkStart w:id="149" w:name="associated-effect-demo"/>
     <w:p>
       <w:pPr>
         <w:pStyle w:val="Heading4"/>
@@ -11451,8 +11516,8 @@
         </w:tc>
       </w:tr>
     </w:tbl>
-    <w:bookmarkEnd w:id="145"/>
-    <w:bookmarkStart w:id="146" w:name="X0e9e3f984752b954aaab98655e513f4cd780034"/>
+    <w:bookmarkEnd w:id="149"/>
+    <w:bookmarkStart w:id="150" w:name="X0e9e3f984752b954aaab98655e513f4cd780034"/>
     <w:p>
       <w:pPr>
         <w:pStyle w:val="Heading4"/>
@@ -11918,8 +11983,8 @@
         </w:tc>
       </w:tr>
     </w:tbl>
-    <w:bookmarkEnd w:id="146"/>
-    <w:bookmarkStart w:id="147" w:name="five-image-editability-suite"/>
+    <w:bookmarkEnd w:id="150"/>
+    <w:bookmarkStart w:id="151" w:name="five-image-editability-suite"/>
     <w:p>
       <w:pPr>
         <w:pStyle w:val="Heading4"/>
@@ -12458,8 +12523,8 @@
         </w:tc>
       </w:tr>
     </w:tbl>
-    <w:bookmarkEnd w:id="147"/>
-    <w:bookmarkStart w:id="148" w:name="promptable-extraction-benchmark-1"/>
+    <w:bookmarkEnd w:id="151"/>
+    <w:bookmarkStart w:id="152" w:name="promptable-extraction-benchmark-1"/>
     <w:p>
       <w:pPr>
         <w:pStyle w:val="Heading4"/>
@@ -12851,8 +12916,8 @@
         </w:tc>
       </w:tr>
     </w:tbl>
-    <w:bookmarkEnd w:id="148"/>
-    <w:bookmarkStart w:id="149" w:name="transparent-benchmark"/>
+    <w:bookmarkEnd w:id="152"/>
+    <w:bookmarkStart w:id="153" w:name="transparent-benchmark"/>
     <w:p>
       <w:pPr>
         <w:pStyle w:val="Heading4"/>
@@ -13025,9 +13090,9 @@
         </w:tc>
       </w:tr>
     </w:tbl>
-    <w:bookmarkEnd w:id="149"/>
-    <w:bookmarkEnd w:id="150"/>
-    <w:bookmarkStart w:id="151" w:name="interpretation"/>
+    <w:bookmarkEnd w:id="153"/>
+    <w:bookmarkEnd w:id="154"/>
+    <w:bookmarkStart w:id="155" w:name="interpretation"/>
     <w:p>
       <w:pPr>
         <w:pStyle w:val="Heading3"/>
@@ -13208,9 +13273,21 @@
         <w:t xml:space="preserve">The associated-effect path now has a real exported demo artifact with a materially improved clean-reference rerun, but it must still be framed as an early heuristic rather than a solved component.</w:t>
       </w:r>
     </w:p>
-    <w:bookmarkEnd w:id="151"/>
-    <w:bookmarkEnd w:id="152"/>
-    <w:bookmarkStart w:id="153" w:name="discussion"/>
+    <w:p>
+      <w:pPr>
+        <w:pStyle w:val="Compact"/>
+        <w:numPr>
+          <w:ilvl w:val="0"/>
+          <w:numId w:val="1016"/>
+        </w:numPr>
+      </w:pPr>
+      <w:r>
+        <w:t xml:space="preserve">The intrinsic export path is present as a Retinex-style stretch module. The new intrinsic demo figure should be read as evidence of exported appearance factors for recolouring-style edits, not as a state-of-the-art intrinsic benchmark.</w:t>
+      </w:r>
+    </w:p>
+    <w:bookmarkEnd w:id="155"/>
+    <w:bookmarkEnd w:id="156"/>
+    <w:bookmarkStart w:id="157" w:name="discussion"/>
     <w:p>
       <w:pPr>
         <w:pStyle w:val="Heading2"/>
@@ -13227,8 +13304,8 @@
         <w:t xml:space="preserve">The strongest reading of the current results is not that LayerForge-X universally beats generative decomposers on raw pixels. The stronger claim is that it turns native, generative, and recursive decompositions into one explicit editable graph representation with auditable metrics and exportable structure. Qwen remains the right generative RGBA baseline. LayerForge-X remains strongest when framed as a graph-aware, benchmarkable, editability-oriented complement to that frontier.</w:t>
       </w:r>
     </w:p>
-    <w:bookmarkEnd w:id="153"/>
-    <w:bookmarkStart w:id="156" w:name="limitations"/>
+    <w:bookmarkEnd w:id="157"/>
+    <w:bookmarkStart w:id="160" w:name="limitations"/>
     <w:p>
       <w:pPr>
         <w:pStyle w:val="Heading2"/>
@@ -13247,7 +13324,7 @@
       <w:r>
         <w:t xml:space="preserve"> </w:t>
       </w:r>
-      <w:hyperlink r:id="rId154">
+      <w:hyperlink r:id="rId158">
         <w:r>
           <w:rPr>
             <w:rStyle w:val="Hyperlink"/>
@@ -13264,7 +13341,7 @@
       <w:r>
         <w:t xml:space="preserve"> </w:t>
       </w:r>
-      <w:hyperlink r:id="rId155">
+      <w:hyperlink r:id="rId159">
         <w:r>
           <w:rPr>
             <w:rStyle w:val="Hyperlink"/>
@@ -13384,8 +13461,8 @@
         <w:t xml:space="preserve">transparent-layer recovery that is still approximate rather than generative.</w:t>
       </w:r>
     </w:p>
-    <w:bookmarkEnd w:id="156"/>
-    <w:bookmarkStart w:id="157" w:name="conclusion"/>
+    <w:bookmarkEnd w:id="160"/>
+    <w:bookmarkStart w:id="161" w:name="conclusion"/>
     <w:p>
       <w:pPr>
         <w:pStyle w:val="Heading2"/>
@@ -13402,9 +13479,9 @@
         <w:t xml:space="preserve">LayerForge-X is now best understood as a self-evaluating layer-representation system rather than a simple decomposition script. It can produce native graph layers, enrich frontier RGBA layers, run recursive peeling, measure editability, benchmark prompt extraction, approximate transparent recovery, and export a canonical DALG manifest. That combination is the core project contribution.</w:t>
       </w:r>
     </w:p>
-    <w:bookmarkEnd w:id="157"/>
-    <w:bookmarkEnd w:id="158"/>
-    <w:bookmarkStart w:id="172" w:name="references"/>
+    <w:bookmarkEnd w:id="161"/>
+    <w:bookmarkEnd w:id="162"/>
+    <w:bookmarkStart w:id="176" w:name="references"/>
     <w:p>
       <w:pPr>
         <w:pStyle w:val="Heading1"/>
@@ -13605,7 +13682,7 @@
         <w:t xml:space="preserve">Tai, Y. et al. Segment Anything, Even Occluded. 2025.</w:t>
       </w:r>
     </w:p>
-    <w:bookmarkStart w:id="170" w:name="appendix-a-artifact-map"/>
+    <w:bookmarkStart w:id="174" w:name="appendix-a-artifact-map"/>
     <w:p>
       <w:pPr>
         <w:pStyle w:val="Heading2"/>
@@ -13630,7 +13707,7 @@
           <w:numId w:val="1019"/>
         </w:numPr>
       </w:pPr>
-      <w:hyperlink r:id="rId159">
+      <w:hyperlink r:id="rId163">
         <w:r>
           <w:rPr>
             <w:rStyle w:val="Hyperlink"/>
@@ -13647,7 +13724,7 @@
           <w:numId w:val="1019"/>
         </w:numPr>
       </w:pPr>
-      <w:hyperlink r:id="rId160">
+      <w:hyperlink r:id="rId164">
         <w:r>
           <w:rPr>
             <w:rStyle w:val="Hyperlink"/>
@@ -13664,7 +13741,7 @@
           <w:numId w:val="1019"/>
         </w:numPr>
       </w:pPr>
-      <w:hyperlink r:id="rId161">
+      <w:hyperlink r:id="rId165">
         <w:r>
           <w:rPr>
             <w:rStyle w:val="Hyperlink"/>
@@ -13681,7 +13758,7 @@
           <w:numId w:val="1019"/>
         </w:numPr>
       </w:pPr>
-      <w:hyperlink r:id="rId162">
+      <w:hyperlink r:id="rId166">
         <w:r>
           <w:rPr>
             <w:rStyle w:val="Hyperlink"/>
@@ -13698,7 +13775,7 @@
           <w:numId w:val="1019"/>
         </w:numPr>
       </w:pPr>
-      <w:hyperlink r:id="rId163">
+      <w:hyperlink r:id="rId167">
         <w:r>
           <w:rPr>
             <w:rStyle w:val="Hyperlink"/>
@@ -13715,7 +13792,7 @@
           <w:numId w:val="1019"/>
         </w:numPr>
       </w:pPr>
-      <w:hyperlink r:id="rId164">
+      <w:hyperlink r:id="rId168">
         <w:r>
           <w:rPr>
             <w:rStyle w:val="Hyperlink"/>
@@ -13732,7 +13809,7 @@
           <w:numId w:val="1019"/>
         </w:numPr>
       </w:pPr>
-      <w:hyperlink r:id="rId165">
+      <w:hyperlink r:id="rId169">
         <w:r>
           <w:rPr>
             <w:rStyle w:val="Hyperlink"/>
@@ -13749,7 +13826,7 @@
           <w:numId w:val="1019"/>
         </w:numPr>
       </w:pPr>
-      <w:hyperlink r:id="rId166">
+      <w:hyperlink r:id="rId170">
         <w:r>
           <w:rPr>
             <w:rStyle w:val="Hyperlink"/>
@@ -13766,7 +13843,7 @@
           <w:numId w:val="1019"/>
         </w:numPr>
       </w:pPr>
-      <w:hyperlink r:id="rId167">
+      <w:hyperlink r:id="rId171">
         <w:r>
           <w:rPr>
             <w:rStyle w:val="Hyperlink"/>
@@ -13783,7 +13860,7 @@
           <w:numId w:val="1019"/>
         </w:numPr>
       </w:pPr>
-      <w:hyperlink r:id="rId168">
+      <w:hyperlink r:id="rId172">
         <w:r>
           <w:rPr>
             <w:rStyle w:val="Hyperlink"/>
@@ -13800,7 +13877,7 @@
           <w:numId w:val="1019"/>
         </w:numPr>
       </w:pPr>
-      <w:hyperlink r:id="rId169">
+      <w:hyperlink r:id="rId173">
         <w:r>
           <w:rPr>
             <w:rStyle w:val="Hyperlink"/>
@@ -13809,8 +13886,8 @@
         </w:r>
       </w:hyperlink>
     </w:p>
-    <w:bookmarkEnd w:id="170"/>
-    <w:bookmarkStart w:id="171" w:name="appendix-b-extended-tables-and-ablations"/>
+    <w:bookmarkEnd w:id="174"/>
+    <w:bookmarkStart w:id="175" w:name="appendix-b-extended-tables-and-ablations"/>
     <w:p>
       <w:pPr>
         <w:pStyle w:val="Heading2"/>
@@ -13819,9 +13896,9 @@
         <w:t xml:space="preserve">Appendix B: extended tables and ablations</w:t>
       </w:r>
     </w:p>
-    <w:bookmarkEnd w:id="171"/>
-    <w:bookmarkEnd w:id="172"/>
-    <w:bookmarkStart w:id="186" w:name="X45208ce828bed5a4ae76192024806b0334f8216"/>
+    <w:bookmarkEnd w:id="175"/>
+    <w:bookmarkEnd w:id="176"/>
+    <w:bookmarkStart w:id="191" w:name="X45208ce828bed5a4ae76192024806b0334f8216"/>
     <w:p>
       <w:pPr>
         <w:pStyle w:val="Heading1"/>
@@ -13838,7 +13915,7 @@
         <w:t xml:space="preserve">This appendix collects the extended quantitative tables, measured ablations, and failure-taxonomy material that support the main report.</w:t>
       </w:r>
     </w:p>
-    <w:bookmarkStart w:id="173" w:name="b.1-completed-runs-snapshot"/>
+    <w:bookmarkStart w:id="177" w:name="b.1-completed-runs-snapshot"/>
     <w:p>
       <w:pPr>
         <w:pStyle w:val="Heading2"/>
@@ -14346,8 +14423,8 @@
         <w:t xml:space="preserve">system rather than further tuning of the deterministic baseline.</w:t>
       </w:r>
     </w:p>
-    <w:bookmarkEnd w:id="173"/>
-    <w:bookmarkStart w:id="174" w:name="b.2-frontier-candidate-bank-review"/>
+    <w:bookmarkEnd w:id="177"/>
+    <w:bookmarkStart w:id="178" w:name="b.2-frontier-candidate-bank-review"/>
     <w:p>
       <w:pPr>
         <w:pStyle w:val="Heading2"/>
@@ -14919,8 +14996,8 @@
         <w:t xml:space="preserve">remains the compact generative baseline, but it is no longer the strongest editable representation once structure and editability are scored explicitly.</w:t>
       </w:r>
     </w:p>
-    <w:bookmarkEnd w:id="174"/>
-    <w:bookmarkStart w:id="175" w:name="b.3-editability-suite"/>
+    <w:bookmarkEnd w:id="178"/>
+    <w:bookmarkStart w:id="179" w:name="b.3-editability-suite"/>
     <w:p>
       <w:pPr>
         <w:pStyle w:val="Heading2"/>
@@ -15532,8 +15609,8 @@
         <w:t xml:space="preserve">the hybrid rows currently post the strongest edit-success scores because imported generative stacks combined with explicit LayerForge graph metadata remain easy to move, recolor, and remove cleanly.</w:t>
       </w:r>
     </w:p>
-    <w:bookmarkEnd w:id="175"/>
-    <w:bookmarkStart w:id="176" w:name="b.4-promptable-extraction-benchmark"/>
+    <w:bookmarkEnd w:id="179"/>
+    <w:bookmarkStart w:id="180" w:name="b.4-promptable-extraction-benchmark"/>
     <w:p>
       <w:pPr>
         <w:pStyle w:val="Heading2"/>
@@ -15978,8 +16055,8 @@
         <w:t xml:space="preserve">the present bottleneck is semantic routing rather than matte stability.</w:t>
       </w:r>
     </w:p>
-    <w:bookmarkEnd w:id="176"/>
-    <w:bookmarkStart w:id="177" w:name="b.5-transparent-benchmark"/>
+    <w:bookmarkEnd w:id="180"/>
+    <w:bookmarkStart w:id="181" w:name="b.5-transparent-benchmark"/>
     <w:p>
       <w:pPr>
         <w:pStyle w:val="Heading2"/>
@@ -16204,8 +16281,8 @@
         <w:t xml:space="preserve">the prototype is strongest on flare-like overlays and weakest on the semi-transparent panel variant.</w:t>
       </w:r>
     </w:p>
-    <w:bookmarkEnd w:id="177"/>
-    <w:bookmarkStart w:id="178" w:name="b.6-main-ablation-matrix"/>
+    <w:bookmarkEnd w:id="181"/>
+    <w:bookmarkStart w:id="182" w:name="b.6-main-ablation-matrix"/>
     <w:p>
       <w:pPr>
         <w:pStyle w:val="Heading2"/>
@@ -17246,8 +17323,8 @@
         </w:tc>
       </w:tr>
     </w:tbl>
-    <w:bookmarkEnd w:id="178"/>
-    <w:bookmarkStart w:id="179" w:name="b.7-literature-comparison"/>
+    <w:bookmarkEnd w:id="182"/>
+    <w:bookmarkStart w:id="183" w:name="b.7-literature-comparison"/>
     <w:p>
       <w:pPr>
         <w:pStyle w:val="Heading2"/>
@@ -18358,8 +18435,8 @@
         </w:tc>
       </w:tr>
     </w:tbl>
-    <w:bookmarkEnd w:id="179"/>
-    <w:bookmarkStart w:id="180" w:name="b.8-dataset-coverage"/>
+    <w:bookmarkEnd w:id="183"/>
+    <w:bookmarkStart w:id="184" w:name="b.8-dataset-coverage"/>
     <w:p>
       <w:pPr>
         <w:pStyle w:val="Heading2"/>
@@ -18799,8 +18876,8 @@
         </w:tc>
       </w:tr>
     </w:tbl>
-    <w:bookmarkEnd w:id="180"/>
-    <w:bookmarkStart w:id="181" w:name="b.9-failure-taxonomy"/>
+    <w:bookmarkEnd w:id="184"/>
+    <w:bookmarkStart w:id="185" w:name="b.9-failure-taxonomy"/>
     <w:p>
       <w:pPr>
         <w:pStyle w:val="Heading2"/>
@@ -19286,14 +19363,221 @@
         </w:tc>
       </w:tr>
     </w:tbl>
-    <w:bookmarkEnd w:id="181"/>
-    <w:bookmarkStart w:id="182" w:name="appendix-c-command-log"/>
+    <w:bookmarkEnd w:id="185"/>
+    <w:bookmarkStart w:id="186" w:name="b.10-intrinsic-export-snapshot"/>
     <w:p>
       <w:pPr>
         <w:pStyle w:val="Heading2"/>
       </w:pPr>
       <w:r>
-        <w:t xml:space="preserve">Appendix C: command log</w:t>
+        <w:t xml:space="preserve">B.10 Intrinsic export snapshot</w:t>
+      </w:r>
+    </w:p>
+    <w:p>
+      <w:pPr>
+        <w:pStyle w:val="FirstParagraph"/>
+      </w:pPr>
+      <w:r>
+        <w:t xml:space="preserve">The optional intrinsic path is implemented as an approximate appearance-factor export rather than as a standalone intrinsic-image benchmark. The measured truck winner currently provides both global and per-layer albedo/shading artifacts.</w:t>
+      </w:r>
+    </w:p>
+    <w:tbl>
+      <w:tblPr>
+        <w:tblStyle w:val="Table"/>
+        <w:tblW w:type="pct" w:w="5000"/>
+        <w:tblLayout w:type="fixed"/>
+        <w:tblLook w:firstRow="1" w:lastRow="0" w:firstColumn="0" w:lastColumn="0" w:noHBand="0" w:noVBand="0" w:val="0020"/>
+      </w:tblPr>
+      <w:tblGrid>
+        <w:gridCol w:w="1033"/>
+        <w:gridCol w:w="1033"/>
+        <w:gridCol w:w="1033"/>
+        <w:gridCol w:w="1033"/>
+        <w:gridCol w:w="1377"/>
+        <w:gridCol w:w="1377"/>
+        <w:gridCol w:w="1033"/>
+      </w:tblGrid>
+      <w:tr>
+        <w:trPr>
+          <w:tblHeader w:val="on"/>
+        </w:trPr>
+        <w:tc>
+          <w:tcPr/>
+          <w:p>
+            <w:pPr>
+              <w:pStyle w:val="Compact"/>
+            </w:pPr>
+            <w:r>
+              <w:t xml:space="preserve">Run</w:t>
+            </w:r>
+          </w:p>
+        </w:tc>
+        <w:tc>
+          <w:tcPr/>
+          <w:p>
+            <w:pPr>
+              <w:pStyle w:val="Compact"/>
+            </w:pPr>
+            <w:r>
+              <w:t xml:space="preserve">Intrinsic method</w:t>
+            </w:r>
+          </w:p>
+        </w:tc>
+        <w:tc>
+          <w:tcPr/>
+          <w:p>
+            <w:pPr>
+              <w:pStyle w:val="Compact"/>
+            </w:pPr>
+            <w:r>
+              <w:t xml:space="preserve">Global albedo</w:t>
+            </w:r>
+          </w:p>
+        </w:tc>
+        <w:tc>
+          <w:tcPr/>
+          <w:p>
+            <w:pPr>
+              <w:pStyle w:val="Compact"/>
+            </w:pPr>
+            <w:r>
+              <w:t xml:space="preserve">Global shading</w:t>
+            </w:r>
+          </w:p>
+        </w:tc>
+        <w:tc>
+          <w:tcPr/>
+          <w:p>
+            <w:pPr>
+              <w:pStyle w:val="Compact"/>
+              <w:jc w:val="right"/>
+            </w:pPr>
+            <w:r>
+              <w:t xml:space="preserve">Per-layer albedo exports</w:t>
+            </w:r>
+          </w:p>
+        </w:tc>
+        <w:tc>
+          <w:tcPr/>
+          <w:p>
+            <w:pPr>
+              <w:pStyle w:val="Compact"/>
+              <w:jc w:val="right"/>
+            </w:pPr>
+            <w:r>
+              <w:t xml:space="preserve">Per-layer shading exports</w:t>
+            </w:r>
+          </w:p>
+        </w:tc>
+        <w:tc>
+          <w:tcPr/>
+          <w:p>
+            <w:pPr>
+              <w:pStyle w:val="Compact"/>
+            </w:pPr>
+            <w:r>
+              <w:t xml:space="preserve">Representative layer</w:t>
+            </w:r>
+          </w:p>
+        </w:tc>
+      </w:tr>
+      <w:tr>
+        <w:tc>
+          <w:tcPr/>
+          <w:p>
+            <w:pPr>
+              <w:pStyle w:val="Compact"/>
+            </w:pPr>
+            <w:r>
+              <w:rPr>
+                <w:rStyle w:val="VerbatimChar"/>
+              </w:rPr>
+              <w:t xml:space="preserve">truck_candidate_search_v2/best</w:t>
+            </w:r>
+          </w:p>
+        </w:tc>
+        <w:tc>
+          <w:tcPr/>
+          <w:p>
+            <w:pPr>
+              <w:pStyle w:val="Compact"/>
+            </w:pPr>
+            <w:r>
+              <w:rPr>
+                <w:rStyle w:val="VerbatimChar"/>
+              </w:rPr>
+              <w:t xml:space="preserve">retinex</w:t>
+            </w:r>
+          </w:p>
+        </w:tc>
+        <w:tc>
+          <w:tcPr/>
+          <w:p>
+            <w:pPr>
+              <w:pStyle w:val="Compact"/>
+            </w:pPr>
+            <w:r>
+              <w:t xml:space="preserve">yes</w:t>
+            </w:r>
+          </w:p>
+        </w:tc>
+        <w:tc>
+          <w:tcPr/>
+          <w:p>
+            <w:pPr>
+              <w:pStyle w:val="Compact"/>
+            </w:pPr>
+            <w:r>
+              <w:t xml:space="preserve">yes</w:t>
+            </w:r>
+          </w:p>
+        </w:tc>
+        <w:tc>
+          <w:tcPr/>
+          <w:p>
+            <w:pPr>
+              <w:pStyle w:val="Compact"/>
+              <w:jc w:val="right"/>
+            </w:pPr>
+            <w:r>
+              <w:t xml:space="preserve">20</w:t>
+            </w:r>
+          </w:p>
+        </w:tc>
+        <w:tc>
+          <w:tcPr/>
+          <w:p>
+            <w:pPr>
+              <w:pStyle w:val="Compact"/>
+              <w:jc w:val="right"/>
+            </w:pPr>
+            <w:r>
+              <w:t xml:space="preserve">20</w:t>
+            </w:r>
+          </w:p>
+        </w:tc>
+        <w:tc>
+          <w:tcPr/>
+          <w:p>
+            <w:pPr>
+              <w:pStyle w:val="Compact"/>
+            </w:pPr>
+            <w:r>
+              <w:rPr>
+                <w:rStyle w:val="VerbatimChar"/>
+              </w:rPr>
+              <w:t xml:space="preserve">007_vehicle_car</w:t>
+            </w:r>
+          </w:p>
+        </w:tc>
+      </w:tr>
+    </w:tbl>
+    <w:p>
+      <w:pPr>
+        <w:pStyle w:val="BodyText"/>
+      </w:pPr>
+      <w:r>
+        <w:t xml:space="preserve">Interpretation:</w:t>
       </w:r>
     </w:p>
     <w:p>
@@ -19304,7 +19588,65 @@
           <w:numId w:val="1025"/>
         </w:numPr>
       </w:pPr>
-      <w:hyperlink r:id="rId163">
+      <w:r>
+        <w:t xml:space="preserve">the exported albedo and shading layers support recolouring-style demonstrations and inspection of appearance factors on top of the primary layer graph;</w:t>
+      </w:r>
+    </w:p>
+    <w:p>
+      <w:pPr>
+        <w:pStyle w:val="Compact"/>
+        <w:numPr>
+          <w:ilvl w:val="0"/>
+          <w:numId w:val="1025"/>
+        </w:numPr>
+      </w:pPr>
+      <w:r>
+        <w:t xml:space="preserve">the factorization remains approximate and is therefore treated as a stretch component rather than as a headline benchmark claim;</w:t>
+      </w:r>
+    </w:p>
+    <w:p>
+      <w:pPr>
+        <w:pStyle w:val="Compact"/>
+        <w:numPr>
+          <w:ilvl w:val="0"/>
+          <w:numId w:val="1025"/>
+        </w:numPr>
+      </w:pPr>
+      <w:r>
+        <w:t xml:space="preserve">the corresponding visual evidence is documented in</w:t>
+      </w:r>
+      <w:r>
+        <w:t xml:space="preserve"> </w:t>
+      </w:r>
+      <w:r>
+        <w:rPr>
+          <w:rStyle w:val="VerbatimChar"/>
+        </w:rPr>
+        <w:t xml:space="preserve">docs/figures/intrinsic_layer_demo.png</w:t>
+      </w:r>
+      <w:r>
+        <w:t xml:space="preserve">.</w:t>
+      </w:r>
+    </w:p>
+    <w:bookmarkEnd w:id="186"/>
+    <w:bookmarkStart w:id="187" w:name="appendix-c-command-log"/>
+    <w:p>
+      <w:pPr>
+        <w:pStyle w:val="Heading2"/>
+      </w:pPr>
+      <w:r>
+        <w:t xml:space="preserve">Appendix C: command log</w:t>
+      </w:r>
+    </w:p>
+    <w:p>
+      <w:pPr>
+        <w:pStyle w:val="Compact"/>
+        <w:numPr>
+          <w:ilvl w:val="0"/>
+          <w:numId w:val="1026"/>
+        </w:numPr>
+      </w:pPr>
+      <w:hyperlink r:id="rId167">
         <w:r>
           <w:rPr>
             <w:rStyle w:val="Hyperlink"/>
@@ -19313,8 +19655,8 @@
         </w:r>
       </w:hyperlink>
     </w:p>
-    <w:bookmarkEnd w:id="182"/>
-    <w:bookmarkStart w:id="185" w:name="appendix-d-extra-literature-notes"/>
+    <w:bookmarkEnd w:id="187"/>
+    <w:bookmarkStart w:id="190" w:name="appendix-d-extra-literature-notes"/>
     <w:p>
       <w:pPr>
         <w:pStyle w:val="Heading2"/>
@@ -19328,10 +19670,10 @@
         <w:pStyle w:val="Compact"/>
         <w:numPr>
           <w:ilvl w:val="0"/>
-          <w:numId w:val="1026"/>
+          <w:numId w:val="1027"/>
         </w:numPr>
       </w:pPr>
-      <w:hyperlink r:id="rId183">
+      <w:hyperlink r:id="rId188">
         <w:r>
           <w:rPr>
             <w:rStyle w:val="Hyperlink"/>
@@ -19345,10 +19687,10 @@
         <w:pStyle w:val="Compact"/>
         <w:numPr>
           <w:ilvl w:val="0"/>
-          <w:numId w:val="1026"/>
+          <w:numId w:val="1027"/>
         </w:numPr>
       </w:pPr>
-      <w:hyperlink r:id="rId184">
+      <w:hyperlink r:id="rId189">
         <w:r>
           <w:rPr>
             <w:rStyle w:val="Hyperlink"/>
@@ -19357,8 +19699,8 @@
         </w:r>
       </w:hyperlink>
     </w:p>
-    <w:bookmarkEnd w:id="185"/>
-    <w:bookmarkEnd w:id="186"/>
+    <w:bookmarkEnd w:id="190"/>
+    <w:bookmarkEnd w:id="191"/>
     <w:sectPr/>
   </w:body>
 </w:document>
@@ -19948,6 +20290,9 @@
     <w:abstractNumId w:val="991"/>
   </w:num>
   <w:num w:numId="1026">
+    <w:abstractNumId w:val="991"/>
+  </w:num>
+  <w:num w:numId="1027">
     <w:abstractNumId w:val="991"/>
   </w:num>
 </w:numbering>

--- a/docs/final_report_pack/LayerForge_X_Final_Report_2026_04_22.docx
+++ b/docs/final_report_pack/LayerForge_X_Final_Report_2026_04_22.docx
@@ -3068,7 +3068,7 @@
         <w:pStyle w:val="FirstParagraph"/>
       </w:pPr>
       <w:r>
-        <w:t xml:space="preserve">A simple heuristic is used in the current repository:</w:t>
+        <w:t xml:space="preserve">The current repository uses a lightweight heuristic:</w:t>
       </w:r>
     </w:p>
     <w:p>
@@ -4065,7 +4065,7 @@
         <w:pStyle w:val="BodyText"/>
       </w:pPr>
       <w:r>
-        <w:t xml:space="preserve">For the current repository state, treat</w:t>
+        <w:t xml:space="preserve">For the present repository state, treat</w:t>
       </w:r>
       <w:r>
         <w:t xml:space="preserve"> </w:t>
@@ -4119,7 +4119,7 @@
         <w:t xml:space="preserve"> </w:t>
       </w:r>
       <w:r>
-        <w:t xml:space="preserve">is the human-readable bridge to those artifacts.</w:t>
+        <w:t xml:space="preserve">provides a prose summary of those artifacts.</w:t>
       </w:r>
     </w:p>
     <w:p>
@@ -4880,7 +4880,7 @@
         <w:pStyle w:val="BodyText"/>
       </w:pPr>
       <w:r>
-        <w:t xml:space="preserve">For the current repo state, note the distinction clearly:</w:t>
+        <w:t xml:space="preserve">For the present repository state, note the distinction clearly:</w:t>
       </w:r>
     </w:p>
     <w:p>
@@ -7461,7 +7461,7 @@
         <w:pStyle w:val="FirstParagraph"/>
       </w:pPr>
       <w:r>
-        <w:t xml:space="preserve">The whole point of layers is editing. The most compelling final section should demonstrate that the representation supports practical operations, not just that it scores well on segmentation benchmarks.</w:t>
+        <w:t xml:space="preserve">The principal motivation for layered representations is editing. The evaluation should therefore demonstrate that the representation supports practical operations rather than only scoring well on segmentation benchmarks.</w:t>
       </w:r>
     </w:p>
     <w:bookmarkEnd w:id="106"/>
@@ -8495,7 +8495,7 @@
         <w:pStyle w:val="FirstParagraph"/>
       </w:pPr>
       <w:r>
-        <w:t xml:space="preserve">The repo now supports:</w:t>
+        <w:t xml:space="preserve">The repository currently supports:</w:t>
       </w:r>
     </w:p>
     <w:p>
@@ -8781,7 +8781,7 @@
         <w:pStyle w:val="FirstParagraph"/>
       </w:pPr>
       <w:r>
-        <w:t xml:space="preserve">Run a controlled set where one component changes at a time. The reason to do this rather than one giant comparison is simple: only this kind of diff can attribute credit to an individual component.</w:t>
+        <w:t xml:space="preserve">Run a controlled set in which one component changes at a time. Only this type of comparison can attribute gains to a specific component.</w:t>
       </w:r>
     </w:p>
     <w:tbl>
@@ -13206,7 +13206,7 @@
         <w:t xml:space="preserve"> </w:t>
       </w:r>
       <w:r>
-        <w:t xml:space="preserve">row is the fair metadata-first hybrid comparison because it keeps the</w:t>
+        <w:t xml:space="preserve">row is the most direct metadata-first hybrid comparison because it keeps the</w:t>
       </w:r>
       <w:r>
         <w:t xml:space="preserve"> </w:t>
@@ -13301,7 +13301,7 @@
         <w:pStyle w:val="FirstParagraph"/>
       </w:pPr>
       <w:r>
-        <w:t xml:space="preserve">The strongest reading of the current results is not that LayerForge-X universally beats generative decomposers on raw pixels. The stronger claim is that it turns native, generative, and recursive decompositions into one explicit editable graph representation with auditable metrics and exportable structure. Qwen remains the right generative RGBA baseline. LayerForge-X remains strongest when framed as a graph-aware, benchmarkable, editability-oriented complement to that frontier.</w:t>
+        <w:t xml:space="preserve">The current results do not support the claim that LayerForge-X universally exceeds generative decomposers on raw pixel fidelity. The defensible claim is narrower and more important: native, generative, and recursive decompositions are normalized into a single editable graph representation with auditable metrics and exportable structure. Qwen remains the appropriate generative RGBA baseline, while LayerForge-X is most compelling as a graph-aware, benchmarkable, editability-oriented complement to that frontier.</w:t>
       </w:r>
     </w:p>
     <w:bookmarkEnd w:id="157"/>
@@ -13476,7 +13476,7 @@
         <w:pStyle w:val="FirstParagraph"/>
       </w:pPr>
       <w:r>
-        <w:t xml:space="preserve">LayerForge-X is now best understood as a self-evaluating layer-representation system rather than a simple decomposition script. It can produce native graph layers, enrich frontier RGBA layers, run recursive peeling, measure editability, benchmark prompt extraction, approximate transparent recovery, and export a canonical DALG manifest. That combination is the core project contribution.</w:t>
+        <w:t xml:space="preserve">LayerForge-X is best interpreted as a self-evaluating layer-representation system rather than a simple decomposition script. It produces native graph layers, enriches frontier RGBA layers, runs recursive peeling, measures editability, benchmarks prompt extraction, approximates transparent recovery, and exports a canonical DALG manifest. That combination defines the central project contribution.</w:t>
       </w:r>
     </w:p>
     <w:bookmarkEnd w:id="161"/>
@@ -14405,7 +14405,7 @@
         </w:numPr>
       </w:pPr>
       <w:r>
-        <w:t xml:space="preserve">the strongest qualitative path is therefore the real-image</w:t>
+        <w:t xml:space="preserve">the most credible qualitative path is therefore the real-image</w:t>
       </w:r>
       <w:r>
         <w:t xml:space="preserve"> </w:t>
@@ -14936,7 +14936,7 @@
         <w:t xml:space="preserve"> </w:t>
       </w:r>
       <w:r>
-        <w:t xml:space="preserve">is the strongest overall candidate-bank row under the explicit self-evaluation score and wins</w:t>
+        <w:t xml:space="preserve">is the highest-scoring candidate-bank row under the explicit self-evaluation score and wins</w:t>
       </w:r>
       <w:r>
         <w:t xml:space="preserve"> </w:t>

--- a/docs/final_report_pack/LayerForge_X_Final_Report_2026_04_22.docx
+++ b/docs/final_report_pack/LayerForge_X_Final_Report_2026_04_22.docx
@@ -2,7 +2,7 @@
 <file path=word/document.xml><?xml version="1.0" encoding="utf-8"?>
 <w:document xmlns:w="http://schemas.openxmlformats.org/wordprocessingml/2006/main" xmlns:m="http://schemas.openxmlformats.org/officeDocument/2006/math" xmlns:r="http://schemas.openxmlformats.org/officeDocument/2006/relationships" xmlns:o="urn:schemas-microsoft-com:office:office" xmlns:v="urn:schemas-microsoft-com:vml" xmlns:w10="urn:schemas-microsoft-com:office:word" xmlns:a="http://schemas.openxmlformats.org/drawingml/2006/main" xmlns:pic="http://schemas.openxmlformats.org/drawingml/2006/picture" xmlns:wp="http://schemas.openxmlformats.org/drawingml/2006/wordprocessingDrawing">
   <w:body>
-    <w:bookmarkStart w:id="23" w:name="layerforge-x-final-report"/>
+    <w:bookmarkStart w:id="20" w:name="layerforge-x-final-report"/>
     <w:p>
       <w:pPr>
         <w:pStyle w:val="Heading1"/>
@@ -11,10 +11,11 @@
         <w:t xml:space="preserve">LayerForge-X Final Report</w:t>
       </w:r>
     </w:p>
-    <w:bookmarkStart w:id="20" w:name="abstract"/>
-    <w:p>
-      <w:pPr>
-        <w:pStyle w:val="Heading2"/>
+    <w:bookmarkEnd w:id="20"/>
+    <w:bookmarkStart w:id="21" w:name="abstract"/>
+    <w:p>
+      <w:pPr>
+        <w:pStyle w:val="Heading1"/>
       </w:pPr>
       <w:r>
         <w:t xml:space="preserve">Abstract</w:t>
@@ -41,11 +42,11 @@
         <w:t xml:space="preserve">: ordered RGBA layers with semantic grouping, soft alpha, occlusion metadata, optional amodal support, background completion, intrinsic appearance factors, and editability-oriented diagnostics. The system combines native decomposition, Qwen/external RGBA enrichment, recursive peeling, promptable extraction, transparent-layer recovery, and explicit self-evaluation so different candidate representations can be compared under one graph contract. This report focuses on the measured behavior of those components, the benchmark protocol used to evaluate them, and the practical limits that still separate the current implementation from fully generative layered scene understanding.</w:t>
       </w:r>
     </w:p>
-    <w:bookmarkEnd w:id="20"/>
-    <w:bookmarkStart w:id="21" w:name="introduction"/>
-    <w:p>
-      <w:pPr>
-        <w:pStyle w:val="Heading2"/>
+    <w:bookmarkEnd w:id="21"/>
+    <w:bookmarkStart w:id="22" w:name="introduction"/>
+    <w:p>
+      <w:pPr>
+        <w:pStyle w:val="Heading1"/>
       </w:pPr>
       <w:r>
         <w:t xml:space="preserve">1. Introduction</w:t>
@@ -72,11 +73,11 @@
         <w:t xml:space="preserve">. That requires more than segmentation. A useful representation needs explicit near-to-far ordering, soft alpha boundaries, at least heuristic amodal support, some notion of hidden/background completion, and export surfaces that support real editing workflows. LayerForge-X therefore treats the scene graph as the canonical object and regards PNG stacks, debug artifacts, and design-manifest exports as projections of that graph.</w:t>
       </w:r>
     </w:p>
-    <w:bookmarkEnd w:id="21"/>
-    <w:bookmarkStart w:id="22" w:name="contributions"/>
-    <w:p>
-      <w:pPr>
-        <w:pStyle w:val="Heading2"/>
+    <w:bookmarkEnd w:id="22"/>
+    <w:bookmarkStart w:id="23" w:name="contributions"/>
+    <w:p>
+      <w:pPr>
+        <w:pStyle w:val="Heading1"/>
       </w:pPr>
       <w:r>
         <w:t xml:space="preserve">2. Contributions</w:t>
@@ -162,7 +163,6 @@
         <w:t xml:space="preserve">The system exports a canonical DALG manifest and a product-facing design-manifest projection suitable for future API/editor integration.</w:t>
       </w:r>
     </w:p>
-    <w:bookmarkEnd w:id="22"/>
     <w:bookmarkEnd w:id="23"/>
     <w:bookmarkStart w:id="38" w:name="related-work"/>
     <w:p>
@@ -2794,6 +2794,25 @@
         </w:rPr>
         <w:t xml:space="preserve">graph confidence</w:t>
       </w:r>
+    </w:p>
+    <w:p>
+      <w:pPr>
+        <w:pStyle w:val="FirstParagraph"/>
+      </w:pPr>
+      <w:r>
+        <w:t xml:space="preserve">In the archived five-image evidence pack, the active weighted score is</w:t>
+      </w:r>
+    </w:p>
+    <w:p>
+      <w:pPr>
+        <w:pStyle w:val="SourceCode"/>
+      </w:pPr>
+      <w:r>
+        <w:rPr>
+          <w:rStyle w:val="VerbatimChar"/>
+        </w:rPr>
+        <w:t xml:space="preserve">score = 0.20 * recomposition_fidelity</w:t>
+      </w:r>
       <w:r>
         <w:br/>
       </w:r>
@@ -2801,7 +2820,34 @@
         <w:rPr>
           <w:rStyle w:val="VerbatimChar"/>
         </w:rPr>
-        <w:t xml:space="preserve">runtime</w:t>
+        <w:t xml:space="preserve">      + 0.25 * edit_preservation</w:t>
+      </w:r>
+      <w:r>
+        <w:br/>
+      </w:r>
+      <w:r>
+        <w:rPr>
+          <w:rStyle w:val="VerbatimChar"/>
+        </w:rPr>
+        <w:t xml:space="preserve">      + 0.20 * semantic_separation</w:t>
+      </w:r>
+      <w:r>
+        <w:br/>
+      </w:r>
+      <w:r>
+        <w:rPr>
+          <w:rStyle w:val="VerbatimChar"/>
+        </w:rPr>
+        <w:t xml:space="preserve">      + 0.10 * alpha_quality</w:t>
+      </w:r>
+      <w:r>
+        <w:br/>
+      </w:r>
+      <w:r>
+        <w:rPr>
+          <w:rStyle w:val="VerbatimChar"/>
+        </w:rPr>
+        <w:t xml:space="preserve">      + 0.15 * graph_confidence</w:t>
       </w:r>
     </w:p>
     <w:p>
@@ -2809,71 +2855,7 @@
         <w:pStyle w:val="FirstParagraph"/>
       </w:pPr>
       <w:r>
-        <w:t xml:space="preserve">The current weighted score is</w:t>
-      </w:r>
-    </w:p>
-    <w:p>
-      <w:pPr>
-        <w:pStyle w:val="SourceCode"/>
-      </w:pPr>
-      <w:r>
-        <w:rPr>
-          <w:rStyle w:val="VerbatimChar"/>
-        </w:rPr>
-        <w:t xml:space="preserve">score = 0.20 * recomposition_fidelity</w:t>
-      </w:r>
-      <w:r>
-        <w:br/>
-      </w:r>
-      <w:r>
-        <w:rPr>
-          <w:rStyle w:val="VerbatimChar"/>
-        </w:rPr>
-        <w:t xml:space="preserve">      + 0.25 * edit_preservation</w:t>
-      </w:r>
-      <w:r>
-        <w:br/>
-      </w:r>
-      <w:r>
-        <w:rPr>
-          <w:rStyle w:val="VerbatimChar"/>
-        </w:rPr>
-        <w:t xml:space="preserve">      + 0.20 * semantic_separation</w:t>
-      </w:r>
-      <w:r>
-        <w:br/>
-      </w:r>
-      <w:r>
-        <w:rPr>
-          <w:rStyle w:val="VerbatimChar"/>
-        </w:rPr>
-        <w:t xml:space="preserve">      + 0.10 * alpha_quality</w:t>
-      </w:r>
-      <w:r>
-        <w:br/>
-      </w:r>
-      <w:r>
-        <w:rPr>
-          <w:rStyle w:val="VerbatimChar"/>
-        </w:rPr>
-        <w:t xml:space="preserve">      + 0.15 * graph_confidence</w:t>
-      </w:r>
-      <w:r>
-        <w:br/>
-      </w:r>
-      <w:r>
-        <w:rPr>
-          <w:rStyle w:val="VerbatimChar"/>
-        </w:rPr>
-        <w:t xml:space="preserve">      + 0.10 * runtime</w:t>
-      </w:r>
-    </w:p>
-    <w:p>
-      <w:pPr>
-        <w:pStyle w:val="FirstParagraph"/>
-      </w:pPr>
-      <w:r>
-        <w:t xml:space="preserve">This formulation turns the repository into a self-evaluating layer-representation system rather than a single fixed pipeline.</w:t>
+        <w:t xml:space="preserve">The implementation still supports an optional runtime term for future reruns with fresh timings, but the shipped frontier summary was rescored from cached runs and therefore keeps runtime inactive. This formulation still turns the repository into a self-evaluating layer-representation system rather than a single fixed pipeline.</w:t>
       </w:r>
     </w:p>
     <w:bookmarkEnd w:id="47"/>
@@ -3942,7 +3924,7 @@
     </w:p>
     <w:bookmarkEnd w:id="61"/>
     <w:bookmarkEnd w:id="62"/>
-    <w:bookmarkStart w:id="64" w:name="experiments-and-evaluation-protocol"/>
+    <w:bookmarkStart w:id="123" w:name="experiments-and-evaluation-protocol"/>
     <w:p>
       <w:pPr>
         <w:pStyle w:val="Heading1"/>
@@ -4130,16 +4112,16 @@
       </w:r>
     </w:p>
     <w:bookmarkEnd w:id="63"/>
+    <w:bookmarkStart w:id="64" w:name="modal-semantic-and-panoptic-segmentation"/>
+    <w:p>
+      <w:pPr>
+        <w:pStyle w:val="Heading2"/>
+      </w:pPr>
+      <w:r>
+        <w:t xml:space="preserve">5.1 Modal semantic and panoptic segmentation</w:t>
+      </w:r>
+    </w:p>
     <w:bookmarkEnd w:id="64"/>
-    <w:bookmarkStart w:id="71" w:name="X7a87aa1dde06681bd6d7c1618e0fa5e1bc532e2"/>
-    <w:p>
-      <w:pPr>
-        <w:pStyle w:val="Heading1"/>
-      </w:pPr>
-      <w:r>
-        <w:t xml:space="preserve">Track A: Modal semantic / panoptic segmentation</w:t>
-      </w:r>
-    </w:p>
     <w:bookmarkStart w:id="65" w:name="datasets"/>
     <w:p>
       <w:pPr>
@@ -4943,16 +4925,16 @@
       </w:r>
     </w:p>
     <w:bookmarkEnd w:id="70"/>
+    <w:bookmarkStart w:id="71" w:name="depth-order-and-occlusion-graph-quality"/>
+    <w:p>
+      <w:pPr>
+        <w:pStyle w:val="Heading2"/>
+      </w:pPr>
+      <w:r>
+        <w:t xml:space="preserve">5.2 Depth-order and occlusion-graph quality</w:t>
+      </w:r>
+    </w:p>
     <w:bookmarkEnd w:id="71"/>
-    <w:bookmarkStart w:id="81" w:name="X9611b6e4d697ea7334b585b246db2fe47091bb5"/>
-    <w:p>
-      <w:pPr>
-        <w:pStyle w:val="Heading1"/>
-      </w:pPr>
-      <w:r>
-        <w:t xml:space="preserve">Track B: Depth-order and occlusion-graph quality</w:t>
-      </w:r>
-    </w:p>
     <w:bookmarkStart w:id="72" w:name="why-this-matters"/>
     <w:p>
       <w:pPr>
@@ -5756,16 +5738,16 @@
       </w:r>
     </w:p>
     <w:bookmarkEnd w:id="80"/>
+    <w:bookmarkStart w:id="81" w:name="rgba-recomposition-fidelity"/>
+    <w:p>
+      <w:pPr>
+        <w:pStyle w:val="Heading2"/>
+      </w:pPr>
+      <w:r>
+        <w:t xml:space="preserve">5.3 RGBA recomposition fidelity</w:t>
+      </w:r>
+    </w:p>
     <w:bookmarkEnd w:id="81"/>
-    <w:bookmarkStart w:id="90" w:name="track-c-rgba-recomposition-fidelity"/>
-    <w:p>
-      <w:pPr>
-        <w:pStyle w:val="Heading1"/>
-      </w:pPr>
-      <w:r>
-        <w:t xml:space="preserve">Track C: RGBA recomposition fidelity</w:t>
-      </w:r>
-    </w:p>
     <w:bookmarkStart w:id="82" w:name="why-this-matters-1"/>
     <w:p>
       <w:pPr>
@@ -6312,16 +6294,16 @@
       </w:r>
     </w:p>
     <w:bookmarkEnd w:id="89"/>
+    <w:bookmarkStart w:id="90" w:name="Xe1a9d897ee24f294c85f4d7938585d53a12899b"/>
+    <w:p>
+      <w:pPr>
+        <w:pStyle w:val="Heading2"/>
+      </w:pPr>
+      <w:r>
+        <w:t xml:space="preserve">5.4 Amodal masks and hidden-region completion</w:t>
+      </w:r>
+    </w:p>
     <w:bookmarkEnd w:id="90"/>
-    <w:bookmarkStart w:id="98" w:name="Xea7f79f5580e95207963157529789df046a2153"/>
-    <w:p>
-      <w:pPr>
-        <w:pStyle w:val="Heading1"/>
-      </w:pPr>
-      <w:r>
-        <w:t xml:space="preserve">Track D: Amodal mask and hidden-region completion</w:t>
-      </w:r>
-    </w:p>
     <w:bookmarkStart w:id="91" w:name="datasets-2"/>
     <w:p>
       <w:pPr>
@@ -6923,16 +6905,16 @@
       </w:r>
     </w:p>
     <w:bookmarkEnd w:id="97"/>
+    <w:bookmarkStart w:id="98" w:name="intrinsic-albedo-and-shading-split"/>
+    <w:p>
+      <w:pPr>
+        <w:pStyle w:val="Heading2"/>
+      </w:pPr>
+      <w:r>
+        <w:t xml:space="preserve">5.5 Intrinsic albedo and shading split</w:t>
+      </w:r>
+    </w:p>
     <w:bookmarkEnd w:id="98"/>
-    <w:bookmarkStart w:id="105" w:name="track-e-intrinsic-albedoshading-split"/>
-    <w:p>
-      <w:pPr>
-        <w:pStyle w:val="Heading1"/>
-      </w:pPr>
-      <w:r>
-        <w:t xml:space="preserve">Track E: Intrinsic albedo/shading split</w:t>
-      </w:r>
-    </w:p>
     <w:bookmarkStart w:id="99" w:name="datasets-3"/>
     <w:p>
       <w:pPr>
@@ -7437,16 +7419,16 @@
       </w:r>
     </w:p>
     <w:bookmarkEnd w:id="104"/>
+    <w:bookmarkStart w:id="105" w:name="editability-evaluation"/>
+    <w:p>
+      <w:pPr>
+        <w:pStyle w:val="Heading2"/>
+      </w:pPr>
+      <w:r>
+        <w:t xml:space="preserve">5.6 Editability evaluation</w:t>
+      </w:r>
+    </w:p>
     <w:bookmarkEnd w:id="105"/>
-    <w:bookmarkStart w:id="113" w:name="track-f-editability-evaluation"/>
-    <w:p>
-      <w:pPr>
-        <w:pStyle w:val="Heading1"/>
-      </w:pPr>
-      <w:r>
-        <w:t xml:space="preserve">Track F: Editability evaluation</w:t>
-      </w:r>
-    </w:p>
     <w:bookmarkStart w:id="106" w:name="why-this-matters-2"/>
     <w:p>
       <w:pPr>
@@ -8087,24 +8069,24 @@
       </w:r>
     </w:p>
     <w:bookmarkEnd w:id="112"/>
+    <w:bookmarkStart w:id="113" w:name="synthetic-layerbench-design"/>
+    <w:p>
+      <w:pPr>
+        <w:pStyle w:val="Heading2"/>
+      </w:pPr>
+      <w:r>
+        <w:t xml:space="preserve">5.7 Synthetic-LayerBench design</w:t>
+      </w:r>
+    </w:p>
+    <w:p>
+      <w:pPr>
+        <w:pStyle w:val="FirstParagraph"/>
+      </w:pPr>
+      <w:r>
+        <w:t xml:space="preserve">This is the easiest path to strong, defensible numbers, precisely because ground truth is known by construction.</w:t>
+      </w:r>
+    </w:p>
     <w:bookmarkEnd w:id="113"/>
-    <w:bookmarkStart w:id="118" w:name="synthetic-layerbench-design"/>
-    <w:p>
-      <w:pPr>
-        <w:pStyle w:val="Heading1"/>
-      </w:pPr>
-      <w:r>
-        <w:t xml:space="preserve">Synthetic-LayerBench design</w:t>
-      </w:r>
-    </w:p>
-    <w:p>
-      <w:pPr>
-        <w:pStyle w:val="FirstParagraph"/>
-      </w:pPr>
-      <w:r>
-        <w:t xml:space="preserve">This is the easiest path to strong, defensible numbers, precisely because ground truth is known by construction.</w:t>
-      </w:r>
-    </w:p>
     <w:bookmarkStart w:id="114" w:name="data-generation"/>
     <w:p>
       <w:pPr>
@@ -8766,14 +8748,13 @@
       </w:r>
     </w:p>
     <w:bookmarkEnd w:id="117"/>
-    <w:bookmarkEnd w:id="118"/>
-    <w:bookmarkStart w:id="120" w:name="ablation-protocol"/>
-    <w:p>
-      <w:pPr>
-        <w:pStyle w:val="Heading1"/>
-      </w:pPr>
-      <w:r>
-        <w:t xml:space="preserve">Ablation protocol</w:t>
+    <w:bookmarkStart w:id="118" w:name="ablation-protocol"/>
+    <w:p>
+      <w:pPr>
+        <w:pStyle w:val="Heading2"/>
+      </w:pPr>
+      <w:r>
+        <w:t xml:space="preserve">5.8 Ablation protocol</w:t>
       </w:r>
     </w:p>
     <w:p>
@@ -9705,6 +9686,7 @@
         </w:tc>
       </w:tr>
     </w:tbl>
+    <w:bookmarkEnd w:id="118"/>
     <w:bookmarkStart w:id="119" w:name="expected-interpretation"/>
     <w:p>
       <w:pPr>
@@ -9806,14 +9788,13 @@
       </w:r>
     </w:p>
     <w:bookmarkEnd w:id="119"/>
-    <w:bookmarkEnd w:id="120"/>
-    <w:bookmarkStart w:id="121" w:name="visual-evidence-set"/>
-    <w:p>
-      <w:pPr>
-        <w:pStyle w:val="Heading1"/>
-      </w:pPr>
-      <w:r>
-        <w:t xml:space="preserve">Visual evidence set</w:t>
+    <w:bookmarkStart w:id="120" w:name="visual-evidence-set"/>
+    <w:p>
+      <w:pPr>
+        <w:pStyle w:val="Heading2"/>
+      </w:pPr>
+      <w:r>
+        <w:t xml:space="preserve">5.9 Visual evidence set</w:t>
       </w:r>
     </w:p>
     <w:p>
@@ -10055,14 +10036,14 @@
         </w:pict>
       </w:r>
     </w:p>
-    <w:bookmarkEnd w:id="121"/>
-    <w:bookmarkStart w:id="122" w:name="failure-case-taxonomy"/>
-    <w:p>
-      <w:pPr>
-        <w:pStyle w:val="Heading1"/>
-      </w:pPr>
-      <w:r>
-        <w:t xml:space="preserve">Failure-case taxonomy</w:t>
+    <w:bookmarkEnd w:id="120"/>
+    <w:bookmarkStart w:id="121" w:name="failure-case-taxonomy"/>
+    <w:p>
+      <w:pPr>
+        <w:pStyle w:val="Heading2"/>
+      </w:pPr>
+      <w:r>
+        <w:t xml:space="preserve">5.10 Failure-case taxonomy</w:t>
       </w:r>
     </w:p>
     <w:p>
@@ -10557,42 +10538,44 @@
         </w:pict>
       </w:r>
     </w:p>
+    <w:bookmarkEnd w:id="121"/>
+    <w:bookmarkStart w:id="122" w:name="benchmark-narrative"/>
+    <w:p>
+      <w:pPr>
+        <w:pStyle w:val="Heading2"/>
+      </w:pPr>
+      <w:r>
+        <w:t xml:space="preserve">5.11 Benchmark narrative</w:t>
+      </w:r>
+    </w:p>
+    <w:p>
+      <w:pPr>
+        <w:pStyle w:val="FirstParagraph"/>
+      </w:pPr>
+      <w:r>
+        <w:t xml:space="preserve">If the report needs one paragraph summarising the whole evaluation, this is the one:</w:t>
+      </w:r>
+    </w:p>
+    <w:p>
+      <w:pPr>
+        <w:pStyle w:val="BlockText"/>
+      </w:pPr>
+      <w:r>
+        <w:t xml:space="preserve">We evaluate LayerForge-X across four axes: segmentation quality, layer-order correctness, recomposition fidelity, and editability. Standard panoptic metrics measure visible semantic grouping, while a synthetic layer benchmark and RGB-D datasets measure pairwise depth-order accuracy. Recomposition metrics verify that the exported RGBA stack preserves the original image. Finally, object removal, object movement, parallax, and intrinsic recolouring demonstrate that the representation is genuinely useful for editing rather than being a segmentation visualisation in disguise.</w:t>
+      </w:r>
+    </w:p>
     <w:bookmarkEnd w:id="122"/>
-    <w:bookmarkStart w:id="162" w:name="recommended-final-benchmark-narrative"/>
+    <w:bookmarkEnd w:id="123"/>
+    <w:bookmarkStart w:id="157" w:name="results"/>
     <w:p>
       <w:pPr>
         <w:pStyle w:val="Heading1"/>
       </w:pPr>
       <w:r>
-        <w:t xml:space="preserve">Recommended final benchmark narrative</w:t>
-      </w:r>
-    </w:p>
-    <w:p>
-      <w:pPr>
-        <w:pStyle w:val="FirstParagraph"/>
-      </w:pPr>
-      <w:r>
-        <w:t xml:space="preserve">If the report needs one paragraph summarising the whole evaluation, this is the one:</w:t>
-      </w:r>
-    </w:p>
-    <w:p>
-      <w:pPr>
-        <w:pStyle w:val="BlockText"/>
-      </w:pPr>
-      <w:r>
-        <w:t xml:space="preserve">We evaluate LayerForge-X across four axes: segmentation quality, layer-order correctness, recomposition fidelity, and editability. Standard panoptic metrics measure visible semantic grouping, while a synthetic layer benchmark and RGB-D datasets measure pairwise depth-order accuracy. Recomposition metrics verify that the exported RGBA stack preserves the original image. Finally, object removal, object movement, parallax, and intrinsic recolouring demonstrate that the representation is genuinely useful for editing rather than being a segmentation visualisation in disguise.</w:t>
-      </w:r>
-    </w:p>
-    <w:bookmarkStart w:id="156" w:name="results"/>
-    <w:p>
-      <w:pPr>
-        <w:pStyle w:val="Heading2"/>
-      </w:pPr>
-      <w:r>
         <w:t xml:space="preserve">6. Results</w:t>
       </w:r>
     </w:p>
-    <w:bookmarkStart w:id="147" w:name="hero-figures"/>
+    <w:bookmarkStart w:id="148" w:name="hero-figures"/>
     <w:p>
       <w:pPr>
         <w:pStyle w:val="Heading3"/>
@@ -10601,7 +10584,7 @@
         <w:t xml:space="preserve">Hero figures</w:t>
       </w:r>
     </w:p>
-    <w:bookmarkStart w:id="126" w:name="X3ef32b23a4dafc03f028eca74c44b0dc17d127e"/>
+    <w:bookmarkStart w:id="127" w:name="X3ef32b23a4dafc03f028eca74c44b0dc17d127e"/>
     <w:p>
       <w:pPr>
         <w:pStyle w:val="Heading4"/>
@@ -10619,18 +10602,18 @@
           <wp:inline>
             <wp:extent cx="5334000" cy="3361531"/>
             <wp:effectExtent b="0" l="0" r="0" t="0"/>
-            <wp:docPr descr="Truck recomposition comparison" title="" id="124" name="Picture"/>
+            <wp:docPr descr="Truck recomposition comparison" title="" id="125" name="Picture"/>
             <a:graphic>
               <a:graphicData uri="http://schemas.openxmlformats.org/drawingml/2006/picture">
                 <pic:pic>
                   <pic:nvPicPr>
-                    <pic:cNvPr descr="../figures/truck_recomposition_comparison.png" id="125" name="Picture"/>
+                    <pic:cNvPr descr="../figures/truck_recomposition_comparison.png" id="126" name="Picture"/>
                     <pic:cNvPicPr>
                       <a:picLocks noChangeArrowheads="1" noChangeAspect="1"/>
                     </pic:cNvPicPr>
                   </pic:nvPicPr>
                   <pic:blipFill>
-                    <a:blip r:embed="rId123"/>
+                    <a:blip r:embed="rId124"/>
                     <a:stretch>
                       <a:fillRect/>
                     </a:stretch>
@@ -10665,8 +10648,8 @@
         <w:t xml:space="preserve">Truck recomposition comparison</w:t>
       </w:r>
     </w:p>
-    <w:bookmarkEnd w:id="126"/>
-    <w:bookmarkStart w:id="130" w:name="frontier-candidate-bank-selection"/>
+    <w:bookmarkEnd w:id="127"/>
+    <w:bookmarkStart w:id="131" w:name="frontier-candidate-bank-selection"/>
     <w:p>
       <w:pPr>
         <w:pStyle w:val="Heading4"/>
@@ -10682,20 +10665,20 @@
       <w:r>
         <w:drawing>
           <wp:inline>
-            <wp:extent cx="5334000" cy="3165230"/>
+            <wp:extent cx="5334000" cy="2637692"/>
             <wp:effectExtent b="0" l="0" r="0" t="0"/>
-            <wp:docPr descr="Frontier review" title="" id="128" name="Picture"/>
+            <wp:docPr descr="Frontier review" title="" id="129" name="Picture"/>
             <a:graphic>
               <a:graphicData uri="http://schemas.openxmlformats.org/drawingml/2006/picture">
                 <pic:pic>
                   <pic:nvPicPr>
-                    <pic:cNvPr descr="../figures/frontier_review.png" id="129" name="Picture"/>
+                    <pic:cNvPr descr="../figures/frontier_review.png" id="130" name="Picture"/>
                     <pic:cNvPicPr>
                       <a:picLocks noChangeArrowheads="1" noChangeAspect="1"/>
                     </pic:cNvPicPr>
                   </pic:nvPicPr>
                   <pic:blipFill>
-                    <a:blip r:embed="rId127"/>
+                    <a:blip r:embed="rId128"/>
                     <a:stretch>
                       <a:fillRect/>
                     </a:stretch>
@@ -10703,7 +10686,7 @@
                   <pic:spPr bwMode="auto">
                     <a:xfrm>
                       <a:off x="0" y="0"/>
-                      <a:ext cx="5334000" cy="3165230"/>
+                      <a:ext cx="5334000" cy="2637692"/>
                     </a:xfrm>
                     <a:prstGeom prst="rect">
                       <a:avLst/>
@@ -10730,8 +10713,8 @@
         <w:t xml:space="preserve">Frontier review</w:t>
       </w:r>
     </w:p>
-    <w:bookmarkEnd w:id="130"/>
-    <w:bookmarkStart w:id="134" w:name="promptable-extraction-benchmark"/>
+    <w:bookmarkEnd w:id="131"/>
+    <w:bookmarkStart w:id="135" w:name="promptable-extraction-benchmark"/>
     <w:p>
       <w:pPr>
         <w:pStyle w:val="Heading4"/>
@@ -10747,20 +10730,20 @@
       <w:r>
         <w:drawing>
           <wp:inline>
-            <wp:extent cx="5334000" cy="2227384"/>
+            <wp:extent cx="5334000" cy="1875692"/>
             <wp:effectExtent b="0" l="0" r="0" t="0"/>
-            <wp:docPr descr="Prompt extraction benchmark" title="" id="132" name="Picture"/>
+            <wp:docPr descr="Prompt extraction benchmark" title="" id="133" name="Picture"/>
             <a:graphic>
               <a:graphicData uri="http://schemas.openxmlformats.org/drawingml/2006/picture">
                 <pic:pic>
                   <pic:nvPicPr>
-                    <pic:cNvPr descr="../figures/prompt_extract_benchmark.png" id="133" name="Picture"/>
+                    <pic:cNvPr descr="../figures/prompt_extract_benchmark.png" id="134" name="Picture"/>
                     <pic:cNvPicPr>
                       <a:picLocks noChangeArrowheads="1" noChangeAspect="1"/>
                     </pic:cNvPicPr>
                   </pic:nvPicPr>
                   <pic:blipFill>
-                    <a:blip r:embed="rId131"/>
+                    <a:blip r:embed="rId132"/>
                     <a:stretch>
                       <a:fillRect/>
                     </a:stretch>
@@ -10768,7 +10751,7 @@
                   <pic:spPr bwMode="auto">
                     <a:xfrm>
                       <a:off x="0" y="0"/>
-                      <a:ext cx="5334000" cy="2227384"/>
+                      <a:ext cx="5334000" cy="1875692"/>
                     </a:xfrm>
                     <a:prstGeom prst="rect">
                       <a:avLst/>
@@ -10795,8 +10778,8 @@
         <w:t xml:space="preserve">Prompt extraction benchmark</w:t>
       </w:r>
     </w:p>
-    <w:bookmarkEnd w:id="134"/>
-    <w:bookmarkStart w:id="138" w:name="transparent-decomposition-benchmark"/>
+    <w:bookmarkEnd w:id="135"/>
+    <w:bookmarkStart w:id="139" w:name="transparent-decomposition-benchmark"/>
     <w:p>
       <w:pPr>
         <w:pStyle w:val="Heading4"/>
@@ -10812,20 +10795,20 @@
       <w:r>
         <w:drawing>
           <wp:inline>
-            <wp:extent cx="5334000" cy="2227384"/>
+            <wp:extent cx="5334000" cy="1875692"/>
             <wp:effectExtent b="0" l="0" r="0" t="0"/>
-            <wp:docPr descr="Transparent benchmark" title="" id="136" name="Picture"/>
+            <wp:docPr descr="Transparent benchmark" title="" id="137" name="Picture"/>
             <a:graphic>
               <a:graphicData uri="http://schemas.openxmlformats.org/drawingml/2006/picture">
                 <pic:pic>
                   <pic:nvPicPr>
-                    <pic:cNvPr descr="../figures/transparent_benchmark.png" id="137" name="Picture"/>
+                    <pic:cNvPr descr="../figures/transparent_benchmark.png" id="138" name="Picture"/>
                     <pic:cNvPicPr>
                       <a:picLocks noChangeArrowheads="1" noChangeAspect="1"/>
                     </pic:cNvPicPr>
                   </pic:nvPicPr>
                   <pic:blipFill>
-                    <a:blip r:embed="rId135"/>
+                    <a:blip r:embed="rId136"/>
                     <a:stretch>
                       <a:fillRect/>
                     </a:stretch>
@@ -10833,7 +10816,7 @@
                   <pic:spPr bwMode="auto">
                     <a:xfrm>
                       <a:off x="0" y="0"/>
-                      <a:ext cx="5334000" cy="2227384"/>
+                      <a:ext cx="5334000" cy="1875692"/>
                     </a:xfrm>
                     <a:prstGeom prst="rect">
                       <a:avLst/>
@@ -10860,8 +10843,8 @@
         <w:t xml:space="preserve">Transparent benchmark</w:t>
       </w:r>
     </w:p>
-    <w:bookmarkEnd w:id="138"/>
-    <w:bookmarkStart w:id="142" w:name="associated-effect-prototype"/>
+    <w:bookmarkEnd w:id="139"/>
+    <w:bookmarkStart w:id="143" w:name="associated-effect-prototype"/>
     <w:p>
       <w:pPr>
         <w:pStyle w:val="Heading4"/>
@@ -10877,20 +10860,20 @@
       <w:r>
         <w:drawing>
           <wp:inline>
-            <wp:extent cx="5334000" cy="2872153"/>
+            <wp:extent cx="5334000" cy="2520461"/>
             <wp:effectExtent b="0" l="0" r="0" t="0"/>
-            <wp:docPr descr="Associated-effect demo" title="" id="140" name="Picture"/>
+            <wp:docPr descr="Associated-effect demo" title="" id="141" name="Picture"/>
             <a:graphic>
               <a:graphicData uri="http://schemas.openxmlformats.org/drawingml/2006/picture">
                 <pic:pic>
                   <pic:nvPicPr>
-                    <pic:cNvPr descr="../figures/effects_layer_demo.png" id="141" name="Picture"/>
+                    <pic:cNvPr descr="../figures/effects_layer_demo.png" id="142" name="Picture"/>
                     <pic:cNvPicPr>
                       <a:picLocks noChangeArrowheads="1" noChangeAspect="1"/>
                     </pic:cNvPicPr>
                   </pic:nvPicPr>
                   <pic:blipFill>
-                    <a:blip r:embed="rId139"/>
+                    <a:blip r:embed="rId140"/>
                     <a:stretch>
                       <a:fillRect/>
                     </a:stretch>
@@ -10898,7 +10881,7 @@
                   <pic:spPr bwMode="auto">
                     <a:xfrm>
                       <a:off x="0" y="0"/>
-                      <a:ext cx="5334000" cy="2872153"/>
+                      <a:ext cx="5334000" cy="2520461"/>
                     </a:xfrm>
                     <a:prstGeom prst="rect">
                       <a:avLst/>
@@ -10925,8 +10908,8 @@
         <w:t xml:space="preserve">Associated-effect demo</w:t>
       </w:r>
     </w:p>
-    <w:bookmarkEnd w:id="142"/>
-    <w:bookmarkStart w:id="146" w:name="intrinsic-export-demo"/>
+    <w:bookmarkEnd w:id="143"/>
+    <w:bookmarkStart w:id="147" w:name="intrinsic-export-demo"/>
     <w:p>
       <w:pPr>
         <w:pStyle w:val="Heading4"/>
@@ -10944,18 +10927,18 @@
           <wp:inline>
             <wp:extent cx="5334000" cy="3719763"/>
             <wp:effectExtent b="0" l="0" r="0" t="0"/>
-            <wp:docPr descr="Intrinsic layer demo" title="" id="144" name="Picture"/>
+            <wp:docPr descr="Intrinsic layer demo" title="" id="145" name="Picture"/>
             <a:graphic>
               <a:graphicData uri="http://schemas.openxmlformats.org/drawingml/2006/picture">
                 <pic:pic>
                   <pic:nvPicPr>
-                    <pic:cNvPr descr="../figures/intrinsic_layer_demo.png" id="145" name="Picture"/>
+                    <pic:cNvPr descr="../figures/intrinsic_layer_demo.png" id="146" name="Picture"/>
                     <pic:cNvPicPr>
                       <a:picLocks noChangeArrowheads="1" noChangeAspect="1"/>
                     </pic:cNvPicPr>
                   </pic:nvPicPr>
                   <pic:blipFill>
-                    <a:blip r:embed="rId143"/>
+                    <a:blip r:embed="rId144"/>
                     <a:stretch>
                       <a:fillRect/>
                     </a:stretch>
@@ -10990,9 +10973,9 @@
         <w:t xml:space="preserve">Intrinsic layer demo</w:t>
       </w:r>
     </w:p>
-    <w:bookmarkEnd w:id="146"/>
     <w:bookmarkEnd w:id="147"/>
-    <w:bookmarkStart w:id="154" w:name="main-measured-summary"/>
+    <w:bookmarkEnd w:id="148"/>
+    <w:bookmarkStart w:id="155" w:name="main-measured-summary"/>
     <w:p>
       <w:pPr>
         <w:pStyle w:val="Heading3"/>
@@ -11039,7 +11022,7 @@
         <w:t xml:space="preserve">= Qwen plus LayerForge graph enrichment.</w:t>
       </w:r>
     </w:p>
-    <w:bookmarkStart w:id="148" w:name="five-image-qwen-raw-versus-hybrid-review"/>
+    <w:bookmarkStart w:id="149" w:name="five-image-qwen-raw-versus-hybrid-review"/>
     <w:p>
       <w:pPr>
         <w:pStyle w:val="Heading4"/>
@@ -11365,8 +11348,8 @@
         </w:tc>
       </w:tr>
     </w:tbl>
-    <w:bookmarkEnd w:id="148"/>
-    <w:bookmarkStart w:id="149" w:name="associated-effect-demo"/>
+    <w:bookmarkEnd w:id="149"/>
+    <w:bookmarkStart w:id="150" w:name="associated-effect-demo"/>
     <w:p>
       <w:pPr>
         <w:pStyle w:val="Heading4"/>
@@ -11516,8 +11499,8 @@
         </w:tc>
       </w:tr>
     </w:tbl>
-    <w:bookmarkEnd w:id="149"/>
-    <w:bookmarkStart w:id="150" w:name="X0e9e3f984752b954aaab98655e513f4cd780034"/>
+    <w:bookmarkEnd w:id="150"/>
+    <w:bookmarkStart w:id="151" w:name="X0e9e3f984752b954aaab98655e513f4cd780034"/>
     <w:p>
       <w:pPr>
         <w:pStyle w:val="Heading4"/>
@@ -11673,7 +11656,7 @@
               <w:jc w:val="right"/>
             </w:pPr>
             <w:r>
-              <w:t xml:space="preserve">0.6283</w:t>
+              <w:t xml:space="preserve">0.6981</w:t>
             </w:r>
           </w:p>
         </w:tc>
@@ -11746,7 +11729,7 @@
               <w:jc w:val="right"/>
             </w:pPr>
             <w:r>
-              <w:t xml:space="preserve">0.4783</w:t>
+              <w:t xml:space="preserve">0.5314</w:t>
             </w:r>
           </w:p>
         </w:tc>
@@ -11819,7 +11802,7 @@
               <w:jc w:val="right"/>
             </w:pPr>
             <w:r>
-              <w:t xml:space="preserve">0.2541</w:t>
+              <w:t xml:space="preserve">0.2824</w:t>
             </w:r>
           </w:p>
         </w:tc>
@@ -11892,7 +11875,7 @@
               <w:jc w:val="right"/>
             </w:pPr>
             <w:r>
-              <w:t xml:space="preserve">0.5259</w:t>
+              <w:t xml:space="preserve">0.5843</w:t>
             </w:r>
           </w:p>
         </w:tc>
@@ -11965,7 +11948,7 @@
               <w:jc w:val="right"/>
             </w:pPr>
             <w:r>
-              <w:t xml:space="preserve">0.5251</w:t>
+              <w:t xml:space="preserve">0.5834</w:t>
             </w:r>
           </w:p>
         </w:tc>
@@ -11983,8 +11966,8 @@
         </w:tc>
       </w:tr>
     </w:tbl>
-    <w:bookmarkEnd w:id="150"/>
-    <w:bookmarkStart w:id="151" w:name="five-image-editability-suite"/>
+    <w:bookmarkEnd w:id="151"/>
+    <w:bookmarkStart w:id="152" w:name="five-image-editability-suite"/>
     <w:p>
       <w:pPr>
         <w:pStyle w:val="Heading4"/>
@@ -12523,8 +12506,8 @@
         </w:tc>
       </w:tr>
     </w:tbl>
-    <w:bookmarkEnd w:id="151"/>
-    <w:bookmarkStart w:id="152" w:name="promptable-extraction-benchmark-1"/>
+    <w:bookmarkEnd w:id="152"/>
+    <w:bookmarkStart w:id="153" w:name="promptable-extraction-benchmark-1"/>
     <w:p>
       <w:pPr>
         <w:pStyle w:val="Heading4"/>
@@ -12916,8 +12899,8 @@
         </w:tc>
       </w:tr>
     </w:tbl>
-    <w:bookmarkEnd w:id="152"/>
-    <w:bookmarkStart w:id="153" w:name="transparent-benchmark"/>
+    <w:bookmarkEnd w:id="153"/>
+    <w:bookmarkStart w:id="154" w:name="transparent-benchmark"/>
     <w:p>
       <w:pPr>
         <w:pStyle w:val="Heading4"/>
@@ -13090,9 +13073,9 @@
         </w:tc>
       </w:tr>
     </w:tbl>
-    <w:bookmarkEnd w:id="153"/>
     <w:bookmarkEnd w:id="154"/>
-    <w:bookmarkStart w:id="155" w:name="interpretation"/>
+    <w:bookmarkEnd w:id="155"/>
+    <w:bookmarkStart w:id="156" w:name="interpretation"/>
     <w:p>
       <w:pPr>
         <w:pStyle w:val="Heading3"/>
@@ -13285,12 +13268,12 @@
         <w:t xml:space="preserve">The intrinsic export path is present as a Retinex-style stretch module. The new intrinsic demo figure should be read as evidence of exported appearance factors for recolouring-style edits, not as a state-of-the-art intrinsic benchmark.</w:t>
       </w:r>
     </w:p>
-    <w:bookmarkEnd w:id="155"/>
     <w:bookmarkEnd w:id="156"/>
-    <w:bookmarkStart w:id="157" w:name="discussion"/>
-    <w:p>
-      <w:pPr>
-        <w:pStyle w:val="Heading2"/>
+    <w:bookmarkEnd w:id="157"/>
+    <w:bookmarkStart w:id="158" w:name="discussion"/>
+    <w:p>
+      <w:pPr>
+        <w:pStyle w:val="Heading1"/>
       </w:pPr>
       <w:r>
         <w:t xml:space="preserve">7. Discussion</w:t>
@@ -13304,11 +13287,11 @@
         <w:t xml:space="preserve">The current results do not support the claim that LayerForge-X universally exceeds generative decomposers on raw pixel fidelity. The defensible claim is narrower and more important: native, generative, and recursive decompositions are normalized into a single editable graph representation with auditable metrics and exportable structure. Qwen remains the appropriate generative RGBA baseline, while LayerForge-X is most compelling as a graph-aware, benchmarkable, editability-oriented complement to that frontier.</w:t>
       </w:r>
     </w:p>
-    <w:bookmarkEnd w:id="157"/>
-    <w:bookmarkStart w:id="160" w:name="limitations"/>
-    <w:p>
-      <w:pPr>
-        <w:pStyle w:val="Heading2"/>
+    <w:bookmarkEnd w:id="158"/>
+    <w:bookmarkStart w:id="161" w:name="limitations"/>
+    <w:p>
+      <w:pPr>
+        <w:pStyle w:val="Heading1"/>
       </w:pPr>
       <w:r>
         <w:t xml:space="preserve">8. Limitations</w:t>
@@ -13324,7 +13307,7 @@
       <w:r>
         <w:t xml:space="preserve"> </w:t>
       </w:r>
-      <w:hyperlink r:id="rId158">
+      <w:hyperlink r:id="rId159">
         <w:r>
           <w:rPr>
             <w:rStyle w:val="Hyperlink"/>
@@ -13341,7 +13324,7 @@
       <w:r>
         <w:t xml:space="preserve"> </w:t>
       </w:r>
-      <w:hyperlink r:id="rId159">
+      <w:hyperlink r:id="rId160">
         <w:r>
           <w:rPr>
             <w:rStyle w:val="Hyperlink"/>
@@ -13461,11 +13444,11 @@
         <w:t xml:space="preserve">transparent-layer recovery that is still approximate rather than generative.</w:t>
       </w:r>
     </w:p>
-    <w:bookmarkEnd w:id="160"/>
-    <w:bookmarkStart w:id="161" w:name="conclusion"/>
-    <w:p>
-      <w:pPr>
-        <w:pStyle w:val="Heading2"/>
+    <w:bookmarkEnd w:id="161"/>
+    <w:bookmarkStart w:id="162" w:name="conclusion"/>
+    <w:p>
+      <w:pPr>
+        <w:pStyle w:val="Heading1"/>
       </w:pPr>
       <w:r>
         <w:t xml:space="preserve">9. Conclusion</w:t>
@@ -13479,9 +13462,8 @@
         <w:t xml:space="preserve">LayerForge-X is best interpreted as a self-evaluating layer-representation system rather than a simple decomposition script. It produces native graph layers, enriches frontier RGBA layers, runs recursive peeling, measures editability, benchmarks prompt extraction, approximates transparent recovery, and exports a canonical DALG manifest. That combination defines the central project contribution.</w:t>
       </w:r>
     </w:p>
-    <w:bookmarkEnd w:id="161"/>
     <w:bookmarkEnd w:id="162"/>
-    <w:bookmarkStart w:id="176" w:name="references"/>
+    <w:bookmarkStart w:id="163" w:name="references"/>
     <w:p>
       <w:pPr>
         <w:pStyle w:val="Heading1"/>
@@ -13499,7 +13481,26 @@
         </w:numPr>
       </w:pPr>
       <w:r>
-        <w:t xml:space="preserve">Shade, J., Gortler, S., He, L., and Szeliski, R. Layered Depth Images. SIGGRAPH 1998.</w:t>
+        <w:t xml:space="preserve">Shade, J., Gortler, S. J., He, L.-w., and Szeliski, R.</w:t>
+      </w:r>
+      <w:r>
+        <w:t xml:space="preserve"> </w:t>
+      </w:r>
+      <w:r>
+        <w:t xml:space="preserve">“Layered Depth Images.”</w:t>
+      </w:r>
+      <w:r>
+        <w:t xml:space="preserve"> </w:t>
+      </w:r>
+      <w:r>
+        <w:rPr>
+          <w:i/>
+          <w:iCs/>
+        </w:rPr>
+        <w:t xml:space="preserve">Proceedings of SIGGRAPH</w:t>
+      </w:r>
+      <w:r>
+        <w:t xml:space="preserve">, 1998.</w:t>
       </w:r>
     </w:p>
     <w:p>
@@ -13511,7 +13512,26 @@
         </w:numPr>
       </w:pPr>
       <w:r>
-        <w:t xml:space="preserve">Shih, M.-L., Su, S.-Y., Kopf, J., and Huang, J.-B. 3D Photography using Context-aware Layered Depth Inpainting. CVPR 2020.</w:t>
+        <w:t xml:space="preserve">Shih, M.-L., Su, S.-Y., Kopf, J., and Huang, J.-B.</w:t>
+      </w:r>
+      <w:r>
+        <w:t xml:space="preserve"> </w:t>
+      </w:r>
+      <w:r>
+        <w:t xml:space="preserve">“3D Photography Using Context-Aware Layered Depth Inpainting.”</w:t>
+      </w:r>
+      <w:r>
+        <w:t xml:space="preserve"> </w:t>
+      </w:r>
+      <w:r>
+        <w:rPr>
+          <w:i/>
+          <w:iCs/>
+        </w:rPr>
+        <w:t xml:space="preserve">Proceedings of CVPR</w:t>
+      </w:r>
+      <w:r>
+        <w:t xml:space="preserve">, 2020.</w:t>
       </w:r>
     </w:p>
     <w:p>
@@ -13523,7 +13543,23 @@
         </w:numPr>
       </w:pPr>
       <w:r>
-        <w:t xml:space="preserve">Kirillov, A. et al. Panoptic Segmentation. CVPR 2019.</w:t>
+        <w:t xml:space="preserve">Kirillov, A. et al. </w:t>
+      </w:r>
+      <w:r>
+        <w:t xml:space="preserve">“Panoptic Segmentation.”</w:t>
+      </w:r>
+      <w:r>
+        <w:t xml:space="preserve"> </w:t>
+      </w:r>
+      <w:r>
+        <w:rPr>
+          <w:i/>
+          <w:iCs/>
+        </w:rPr>
+        <w:t xml:space="preserve">Proceedings of CVPR</w:t>
+      </w:r>
+      <w:r>
+        <w:t xml:space="preserve">, 2019.</w:t>
       </w:r>
     </w:p>
     <w:p>
@@ -13535,7 +13571,23 @@
         </w:numPr>
       </w:pPr>
       <w:r>
-        <w:t xml:space="preserve">Cheng, B. et al. Mask2Former for Universal Image Segmentation. CVPR 2022.</w:t>
+        <w:t xml:space="preserve">Cheng, B. et al. </w:t>
+      </w:r>
+      <w:r>
+        <w:t xml:space="preserve">“Masked-Attention Mask Transformer for Universal Image Segmentation.”</w:t>
+      </w:r>
+      <w:r>
+        <w:t xml:space="preserve"> </w:t>
+      </w:r>
+      <w:r>
+        <w:rPr>
+          <w:i/>
+          <w:iCs/>
+        </w:rPr>
+        <w:t xml:space="preserve">Proceedings of CVPR</w:t>
+      </w:r>
+      <w:r>
+        <w:t xml:space="preserve">, 2022.</w:t>
       </w:r>
     </w:p>
     <w:p>
@@ -13547,7 +13599,23 @@
         </w:numPr>
       </w:pPr>
       <w:r>
-        <w:t xml:space="preserve">Liu, S. et al. Grounding DINO: Marrying DINO with Grounded Pre-Training for Open-Set Object Detection. ECCV 2024 / arXiv 2023.</w:t>
+        <w:t xml:space="preserve">Liu, S. et al. </w:t>
+      </w:r>
+      <w:r>
+        <w:t xml:space="preserve">“Grounding DINO: Marrying DINO with Grounded Pre-Training for Open-Set Object Detection.”</w:t>
+      </w:r>
+      <w:r>
+        <w:t xml:space="preserve"> </w:t>
+      </w:r>
+      <w:r>
+        <w:rPr>
+          <w:i/>
+          <w:iCs/>
+        </w:rPr>
+        <w:t xml:space="preserve">Proceedings of ECCV</w:t>
+      </w:r>
+      <w:r>
+        <w:t xml:space="preserve">, 2024.</w:t>
       </w:r>
     </w:p>
     <w:p>
@@ -13559,7 +13627,16 @@
         </w:numPr>
       </w:pPr>
       <w:r>
-        <w:t xml:space="preserve">Ravi, N. et al. SAM 2: Segment Anything in Images and Videos. 2024.</w:t>
+        <w:t xml:space="preserve">Ravi, N. et al. </w:t>
+      </w:r>
+      <w:r>
+        <w:t xml:space="preserve">“SAM 2: Segment Anything in Images and Videos.”</w:t>
+      </w:r>
+      <w:r>
+        <w:t xml:space="preserve"> </w:t>
+      </w:r>
+      <w:r>
+        <w:t xml:space="preserve">arXiv preprint, 2024.</w:t>
       </w:r>
     </w:p>
     <w:p>
@@ -13571,7 +13648,23 @@
         </w:numPr>
       </w:pPr>
       <w:r>
-        <w:t xml:space="preserve">Xiao, B. et al. Florence-2: Advancing a Unified Representation for a Variety of Vision Tasks. CVPR 2024.</w:t>
+        <w:t xml:space="preserve">Xiao, B. et al. </w:t>
+      </w:r>
+      <w:r>
+        <w:t xml:space="preserve">“Florence-2: Advancing a Unified Representation for a Variety of Vision Tasks.”</w:t>
+      </w:r>
+      <w:r>
+        <w:t xml:space="preserve"> </w:t>
+      </w:r>
+      <w:r>
+        <w:rPr>
+          <w:i/>
+          <w:iCs/>
+        </w:rPr>
+        <w:t xml:space="preserve">Proceedings of CVPR</w:t>
+      </w:r>
+      <w:r>
+        <w:t xml:space="preserve">, 2024.</w:t>
       </w:r>
     </w:p>
     <w:p>
@@ -13583,7 +13676,16 @@
         </w:numPr>
       </w:pPr>
       <w:r>
-        <w:t xml:space="preserve">Bochkovskiy, A. et al. Depth Pro: Sharp Monocular Metric Depth in Less Than a Second. 2024.</w:t>
+        <w:t xml:space="preserve">Bochkovskiy, A. et al. </w:t>
+      </w:r>
+      <w:r>
+        <w:t xml:space="preserve">“Depth Pro: Sharp Monocular Metric Depth in Less Than a Second.”</w:t>
+      </w:r>
+      <w:r>
+        <w:t xml:space="preserve"> </w:t>
+      </w:r>
+      <w:r>
+        <w:t xml:space="preserve">arXiv preprint, 2024.</w:t>
       </w:r>
     </w:p>
     <w:p>
@@ -13595,7 +13697,23 @@
         </w:numPr>
       </w:pPr>
       <w:r>
-        <w:t xml:space="preserve">Yang, Y. et al. Generative Image Layer Decomposition with Visual Effects. CVPR 2025.</w:t>
+        <w:t xml:space="preserve">Yang, Y. et al. </w:t>
+      </w:r>
+      <w:r>
+        <w:t xml:space="preserve">“Generative Image Layer Decomposition with Visual Effects.”</w:t>
+      </w:r>
+      <w:r>
+        <w:t xml:space="preserve"> </w:t>
+      </w:r>
+      <w:r>
+        <w:rPr>
+          <w:i/>
+          <w:iCs/>
+        </w:rPr>
+        <w:t xml:space="preserve">Proceedings of CVPR</w:t>
+      </w:r>
+      <w:r>
+        <w:t xml:space="preserve">, 2025.</w:t>
       </w:r>
     </w:p>
     <w:p>
@@ -13607,7 +13725,17 @@
         </w:numPr>
       </w:pPr>
       <w:r>
-        <w:t xml:space="preserve">DiffDecompose: Layer-Wise Decomposition of Alpha-Composited Images via Diffusion Transformers. arXiv 2025.</w:t>
+        <w:rPr>
+          <w:i/>
+          <w:iCs/>
+        </w:rPr>
+        <w:t xml:space="preserve">DiffDecompose: Layer-Wise Decomposition of Alpha-Composited Images via Diffusion Transformers.</w:t>
+      </w:r>
+      <w:r>
+        <w:t xml:space="preserve"> </w:t>
+      </w:r>
+      <w:r>
+        <w:t xml:space="preserve">arXiv preprint, 2025.</w:t>
       </w:r>
     </w:p>
     <w:p>
@@ -13619,7 +13747,17 @@
         </w:numPr>
       </w:pPr>
       <w:r>
-        <w:t xml:space="preserve">Referring Layer Decomposition. arXiv 2026.</w:t>
+        <w:rPr>
+          <w:i/>
+          <w:iCs/>
+        </w:rPr>
+        <w:t xml:space="preserve">Referring Layer Decomposition.</w:t>
+      </w:r>
+      <w:r>
+        <w:t xml:space="preserve"> </w:t>
+      </w:r>
+      <w:r>
+        <w:t xml:space="preserve">arXiv preprint, 2026.</w:t>
       </w:r>
     </w:p>
     <w:p>
@@ -13631,7 +13769,17 @@
         </w:numPr>
       </w:pPr>
       <w:r>
-        <w:t xml:space="preserve">Qwen-Image-Layered: Towards Inherent Editability via Layer Decomposition. 2025.</w:t>
+        <w:rPr>
+          <w:i/>
+          <w:iCs/>
+        </w:rPr>
+        <w:t xml:space="preserve">Qwen-Image-Layered: Towards Inherent Editability via Layer Decomposition.</w:t>
+      </w:r>
+      <w:r>
+        <w:t xml:space="preserve"> </w:t>
+      </w:r>
+      <w:r>
+        <w:t xml:space="preserve">arXiv preprint, 2025.</w:t>
       </w:r>
     </w:p>
     <w:p>
@@ -13643,7 +13791,16 @@
         </w:numPr>
       </w:pPr>
       <w:r>
-        <w:t xml:space="preserve">Yao, J. et al. Matte Anything. 2024.</w:t>
+        <w:t xml:space="preserve">Yao, J. et al. </w:t>
+      </w:r>
+      <w:r>
+        <w:t xml:space="preserve">“Matte Anything.”</w:t>
+      </w:r>
+      <w:r>
+        <w:t xml:space="preserve"> </w:t>
+      </w:r>
+      <w:r>
+        <w:t xml:space="preserve">arXiv preprint, 2024.</w:t>
       </w:r>
     </w:p>
     <w:p>
@@ -13655,7 +13812,23 @@
         </w:numPr>
       </w:pPr>
       <w:r>
-        <w:t xml:space="preserve">Suvorov, R. et al. Resolution-robust Large Mask Inpainting with Fourier Convolutions. WACV 2022.</w:t>
+        <w:t xml:space="preserve">Suvorov, R. et al. </w:t>
+      </w:r>
+      <w:r>
+        <w:t xml:space="preserve">“Resolution-Robust Large Mask Inpainting with Fourier Convolutions.”</w:t>
+      </w:r>
+      <w:r>
+        <w:t xml:space="preserve"> </w:t>
+      </w:r>
+      <w:r>
+        <w:rPr>
+          <w:i/>
+          <w:iCs/>
+        </w:rPr>
+        <w:t xml:space="preserve">Proceedings of WACV</w:t>
+      </w:r>
+      <w:r>
+        <w:t xml:space="preserve">, 2022.</w:t>
       </w:r>
     </w:p>
     <w:p>
@@ -13667,7 +13840,23 @@
         </w:numPr>
       </w:pPr>
       <w:r>
-        <w:t xml:space="preserve">Bell, S. et al. Intrinsic Images in the Wild. SIGGRAPH 2014.</w:t>
+        <w:t xml:space="preserve">Bell, S. et al. </w:t>
+      </w:r>
+      <w:r>
+        <w:t xml:space="preserve">“Intrinsic Images in the Wild.”</w:t>
+      </w:r>
+      <w:r>
+        <w:t xml:space="preserve"> </w:t>
+      </w:r>
+      <w:r>
+        <w:rPr>
+          <w:i/>
+          <w:iCs/>
+        </w:rPr>
+        <w:t xml:space="preserve">ACM Transactions on Graphics (SIGGRAPH)</w:t>
+      </w:r>
+      <w:r>
+        <w:t xml:space="preserve">, 2014.</w:t>
       </w:r>
     </w:p>
     <w:p>
@@ -13679,16 +13868,26 @@
         </w:numPr>
       </w:pPr>
       <w:r>
-        <w:t xml:space="preserve">Tai, Y. et al. Segment Anything, Even Occluded. 2025.</w:t>
-      </w:r>
-    </w:p>
-    <w:bookmarkStart w:id="174" w:name="appendix-a-artifact-map"/>
-    <w:p>
-      <w:pPr>
-        <w:pStyle w:val="Heading2"/>
-      </w:pPr>
-      <w:r>
-        <w:t xml:space="preserve">Appendix A: artifact map</w:t>
+        <w:t xml:space="preserve">Tai, Y. et al. </w:t>
+      </w:r>
+      <w:r>
+        <w:t xml:space="preserve">“Segment Anything, Even Occluded.”</w:t>
+      </w:r>
+      <w:r>
+        <w:t xml:space="preserve"> </w:t>
+      </w:r>
+      <w:r>
+        <w:t xml:space="preserve">arXiv preprint, 2025.</w:t>
+      </w:r>
+    </w:p>
+    <w:bookmarkEnd w:id="163"/>
+    <w:bookmarkStart w:id="175" w:name="appendix-a-artifact-map"/>
+    <w:p>
+      <w:pPr>
+        <w:pStyle w:val="Heading1"/>
+      </w:pPr>
+      <w:r>
+        <w:t xml:space="preserve">Appendix A: Artifact Map</w:t>
       </w:r>
     </w:p>
     <w:p>
@@ -13707,7 +13906,7 @@
           <w:numId w:val="1019"/>
         </w:numPr>
       </w:pPr>
-      <w:hyperlink r:id="rId163">
+      <w:hyperlink r:id="rId164">
         <w:r>
           <w:rPr>
             <w:rStyle w:val="Hyperlink"/>
@@ -13724,7 +13923,7 @@
           <w:numId w:val="1019"/>
         </w:numPr>
       </w:pPr>
-      <w:hyperlink r:id="rId164">
+      <w:hyperlink r:id="rId165">
         <w:r>
           <w:rPr>
             <w:rStyle w:val="Hyperlink"/>
@@ -13741,7 +13940,7 @@
           <w:numId w:val="1019"/>
         </w:numPr>
       </w:pPr>
-      <w:hyperlink r:id="rId165">
+      <w:hyperlink r:id="rId166">
         <w:r>
           <w:rPr>
             <w:rStyle w:val="Hyperlink"/>
@@ -13758,7 +13957,7 @@
           <w:numId w:val="1019"/>
         </w:numPr>
       </w:pPr>
-      <w:hyperlink r:id="rId166">
+      <w:hyperlink r:id="rId167">
         <w:r>
           <w:rPr>
             <w:rStyle w:val="Hyperlink"/>
@@ -13775,7 +13974,7 @@
           <w:numId w:val="1019"/>
         </w:numPr>
       </w:pPr>
-      <w:hyperlink r:id="rId167">
+      <w:hyperlink r:id="rId168">
         <w:r>
           <w:rPr>
             <w:rStyle w:val="Hyperlink"/>
@@ -13792,7 +13991,7 @@
           <w:numId w:val="1019"/>
         </w:numPr>
       </w:pPr>
-      <w:hyperlink r:id="rId168">
+      <w:hyperlink r:id="rId169">
         <w:r>
           <w:rPr>
             <w:rStyle w:val="Hyperlink"/>
@@ -13809,7 +14008,7 @@
           <w:numId w:val="1019"/>
         </w:numPr>
       </w:pPr>
-      <w:hyperlink r:id="rId169">
+      <w:hyperlink r:id="rId170">
         <w:r>
           <w:rPr>
             <w:rStyle w:val="Hyperlink"/>
@@ -13826,7 +14025,7 @@
           <w:numId w:val="1019"/>
         </w:numPr>
       </w:pPr>
-      <w:hyperlink r:id="rId170">
+      <w:hyperlink r:id="rId171">
         <w:r>
           <w:rPr>
             <w:rStyle w:val="Hyperlink"/>
@@ -13843,7 +14042,7 @@
           <w:numId w:val="1019"/>
         </w:numPr>
       </w:pPr>
-      <w:hyperlink r:id="rId171">
+      <w:hyperlink r:id="rId172">
         <w:r>
           <w:rPr>
             <w:rStyle w:val="Hyperlink"/>
@@ -13860,7 +14059,7 @@
           <w:numId w:val="1019"/>
         </w:numPr>
       </w:pPr>
-      <w:hyperlink r:id="rId172">
+      <w:hyperlink r:id="rId173">
         <w:r>
           <w:rPr>
             <w:rStyle w:val="Hyperlink"/>
@@ -13877,7 +14076,7 @@
           <w:numId w:val="1019"/>
         </w:numPr>
       </w:pPr>
-      <w:hyperlink r:id="rId173">
+      <w:hyperlink r:id="rId174">
         <w:r>
           <w:rPr>
             <w:rStyle w:val="Hyperlink"/>
@@ -13886,25 +14085,14 @@
         </w:r>
       </w:hyperlink>
     </w:p>
-    <w:bookmarkEnd w:id="174"/>
-    <w:bookmarkStart w:id="175" w:name="appendix-b-extended-tables-and-ablations"/>
-    <w:p>
-      <w:pPr>
-        <w:pStyle w:val="Heading2"/>
-      </w:pPr>
-      <w:r>
-        <w:t xml:space="preserve">Appendix B: extended tables and ablations</w:t>
-      </w:r>
-    </w:p>
     <w:bookmarkEnd w:id="175"/>
-    <w:bookmarkEnd w:id="176"/>
-    <w:bookmarkStart w:id="191" w:name="X45208ce828bed5a4ae76192024806b0334f8216"/>
+    <w:bookmarkStart w:id="186" w:name="appendix-b-extended-tables-and-ablations"/>
     <w:p>
       <w:pPr>
         <w:pStyle w:val="Heading1"/>
       </w:pPr>
       <w:r>
-        <w:t xml:space="preserve">Appendix B. Extended Tables and Ablations</w:t>
+        <w:t xml:space="preserve">Appendix B: Extended Tables and Ablations</w:t>
       </w:r>
     </w:p>
     <w:p>
@@ -13915,7 +14103,7 @@
         <w:t xml:space="preserve">This appendix collects the extended quantitative tables, measured ablations, and failure-taxonomy material that support the main report.</w:t>
       </w:r>
     </w:p>
-    <w:bookmarkStart w:id="177" w:name="b.1-completed-runs-snapshot"/>
+    <w:bookmarkStart w:id="176" w:name="b.1-completed-runs-snapshot"/>
     <w:p>
       <w:pPr>
         <w:pStyle w:val="Heading2"/>
@@ -14423,8 +14611,8 @@
         <w:t xml:space="preserve">system rather than further tuning of the deterministic baseline.</w:t>
       </w:r>
     </w:p>
-    <w:bookmarkEnd w:id="177"/>
-    <w:bookmarkStart w:id="178" w:name="b.2-frontier-candidate-bank-review"/>
+    <w:bookmarkEnd w:id="176"/>
+    <w:bookmarkStart w:id="177" w:name="b.2-frontier-candidate-bank-review"/>
     <w:p>
       <w:pPr>
         <w:pStyle w:val="Heading2"/>
@@ -14438,7 +14626,7 @@
         <w:pStyle w:val="FirstParagraph"/>
       </w:pPr>
       <w:r>
-        <w:t xml:space="preserve">The repository contains a measured five-image frontier comparison in</w:t>
+        <w:t xml:space="preserve">The local working tree contains a measured five-image frontier comparison in</w:t>
       </w:r>
       <w:r>
         <w:t xml:space="preserve"> </w:t>
@@ -14448,6 +14636,18 @@
           <w:rStyle w:val="VerbatimChar"/>
         </w:rPr>
         <w:t xml:space="preserve">runs/frontier_review/frontier_summary.json</w:t>
+      </w:r>
+      <w:r>
+        <w:t xml:space="preserve">, and the submission archive ships the copied summary in</w:t>
+      </w:r>
+      <w:r>
+        <w:t xml:space="preserve"> </w:t>
+      </w:r>
+      <w:r>
+        <w:rPr>
+          <w:rStyle w:val="VerbatimChar"/>
+        </w:rPr>
+        <w:t xml:space="preserve">report_artifacts/metrics_snapshots/frontier_review_summary.json</w:t>
       </w:r>
       <w:r>
         <w:t xml:space="preserve">.</w:t>
@@ -14600,7 +14800,7 @@
               <w:jc w:val="right"/>
             </w:pPr>
             <w:r>
-              <w:t xml:space="preserve">0.6283</w:t>
+              <w:t xml:space="preserve">0.6981</w:t>
             </w:r>
           </w:p>
         </w:tc>
@@ -14673,7 +14873,7 @@
               <w:jc w:val="right"/>
             </w:pPr>
             <w:r>
-              <w:t xml:space="preserve">0.4783</w:t>
+              <w:t xml:space="preserve">0.5314</w:t>
             </w:r>
           </w:p>
         </w:tc>
@@ -14746,7 +14946,7 @@
               <w:jc w:val="right"/>
             </w:pPr>
             <w:r>
-              <w:t xml:space="preserve">0.2541</w:t>
+              <w:t xml:space="preserve">0.2824</w:t>
             </w:r>
           </w:p>
         </w:tc>
@@ -14819,7 +15019,7 @@
               <w:jc w:val="right"/>
             </w:pPr>
             <w:r>
-              <w:t xml:space="preserve">0.5259</w:t>
+              <w:t xml:space="preserve">0.5843</w:t>
             </w:r>
           </w:p>
         </w:tc>
@@ -14892,7 +15092,7 @@
               <w:jc w:val="right"/>
             </w:pPr>
             <w:r>
-              <w:t xml:space="preserve">0.5251</w:t>
+              <w:t xml:space="preserve">0.5834</w:t>
             </w:r>
           </w:p>
         </w:tc>
@@ -14996,8 +15196,8 @@
         <w:t xml:space="preserve">remains the compact generative baseline, but it is no longer the strongest editable representation once structure and editability are scored explicitly.</w:t>
       </w:r>
     </w:p>
-    <w:bookmarkEnd w:id="178"/>
-    <w:bookmarkStart w:id="179" w:name="b.3-editability-suite"/>
+    <w:bookmarkEnd w:id="177"/>
+    <w:bookmarkStart w:id="178" w:name="b.3-editability-suite"/>
     <w:p>
       <w:pPr>
         <w:pStyle w:val="Heading2"/>
@@ -15609,8 +15809,8 @@
         <w:t xml:space="preserve">the hybrid rows currently post the strongest edit-success scores because imported generative stacks combined with explicit LayerForge graph metadata remain easy to move, recolor, and remove cleanly.</w:t>
       </w:r>
     </w:p>
-    <w:bookmarkEnd w:id="179"/>
-    <w:bookmarkStart w:id="180" w:name="b.4-promptable-extraction-benchmark"/>
+    <w:bookmarkEnd w:id="178"/>
+    <w:bookmarkStart w:id="179" w:name="b.4-promptable-extraction-benchmark"/>
     <w:p>
       <w:pPr>
         <w:pStyle w:val="Heading2"/>
@@ -16055,8 +16255,8 @@
         <w:t xml:space="preserve">the present bottleneck is semantic routing rather than matte stability.</w:t>
       </w:r>
     </w:p>
-    <w:bookmarkEnd w:id="180"/>
-    <w:bookmarkStart w:id="181" w:name="b.5-transparent-benchmark"/>
+    <w:bookmarkEnd w:id="179"/>
+    <w:bookmarkStart w:id="180" w:name="b.5-transparent-benchmark"/>
     <w:p>
       <w:pPr>
         <w:pStyle w:val="Heading2"/>
@@ -16281,8 +16481,8 @@
         <w:t xml:space="preserve">the prototype is strongest on flare-like overlays and weakest on the semi-transparent panel variant.</w:t>
       </w:r>
     </w:p>
-    <w:bookmarkEnd w:id="181"/>
-    <w:bookmarkStart w:id="182" w:name="b.6-main-ablation-matrix"/>
+    <w:bookmarkEnd w:id="180"/>
+    <w:bookmarkStart w:id="181" w:name="b.6-main-ablation-matrix"/>
     <w:p>
       <w:pPr>
         <w:pStyle w:val="Heading2"/>
@@ -17323,8 +17523,8 @@
         </w:tc>
       </w:tr>
     </w:tbl>
-    <w:bookmarkEnd w:id="182"/>
-    <w:bookmarkStart w:id="183" w:name="b.7-literature-comparison"/>
+    <w:bookmarkEnd w:id="181"/>
+    <w:bookmarkStart w:id="182" w:name="b.7-literature-comparison"/>
     <w:p>
       <w:pPr>
         <w:pStyle w:val="Heading2"/>
@@ -18435,8 +18635,8 @@
         </w:tc>
       </w:tr>
     </w:tbl>
-    <w:bookmarkEnd w:id="183"/>
-    <w:bookmarkStart w:id="184" w:name="b.8-dataset-coverage"/>
+    <w:bookmarkEnd w:id="182"/>
+    <w:bookmarkStart w:id="183" w:name="b.8-dataset-coverage"/>
     <w:p>
       <w:pPr>
         <w:pStyle w:val="Heading2"/>
@@ -18876,8 +19076,8 @@
         </w:tc>
       </w:tr>
     </w:tbl>
-    <w:bookmarkEnd w:id="184"/>
-    <w:bookmarkStart w:id="185" w:name="b.9-failure-taxonomy"/>
+    <w:bookmarkEnd w:id="183"/>
+    <w:bookmarkStart w:id="184" w:name="b.9-failure-taxonomy"/>
     <w:p>
       <w:pPr>
         <w:pStyle w:val="Heading2"/>
@@ -19363,8 +19563,8 @@
         </w:tc>
       </w:tr>
     </w:tbl>
-    <w:bookmarkEnd w:id="185"/>
-    <w:bookmarkStart w:id="186" w:name="b.10-intrinsic-export-snapshot"/>
+    <w:bookmarkEnd w:id="184"/>
+    <w:bookmarkStart w:id="185" w:name="b.10-intrinsic-export-snapshot"/>
     <w:p>
       <w:pPr>
         <w:pStyle w:val="Heading2"/>
@@ -19628,14 +19828,15 @@
         <w:t xml:space="preserve">.</w:t>
       </w:r>
     </w:p>
+    <w:bookmarkEnd w:id="185"/>
     <w:bookmarkEnd w:id="186"/>
     <w:bookmarkStart w:id="187" w:name="appendix-c-command-log"/>
     <w:p>
       <w:pPr>
-        <w:pStyle w:val="Heading2"/>
-      </w:pPr>
-      <w:r>
-        <w:t xml:space="preserve">Appendix C: command log</w:t>
+        <w:pStyle w:val="Heading1"/>
+      </w:pPr>
+      <w:r>
+        <w:t xml:space="preserve">Appendix C: Command Log</w:t>
       </w:r>
     </w:p>
     <w:p>
@@ -19646,7 +19847,7 @@
           <w:numId w:val="1026"/>
         </w:numPr>
       </w:pPr>
-      <w:hyperlink r:id="rId167">
+      <w:hyperlink r:id="rId168">
         <w:r>
           <w:rPr>
             <w:rStyle w:val="Hyperlink"/>
@@ -19659,10 +19860,10 @@
     <w:bookmarkStart w:id="190" w:name="appendix-d-extra-literature-notes"/>
     <w:p>
       <w:pPr>
-        <w:pStyle w:val="Heading2"/>
-      </w:pPr>
-      <w:r>
-        <w:t xml:space="preserve">Appendix D: extra literature notes</w:t>
+        <w:pStyle w:val="Heading1"/>
+      </w:pPr>
+      <w:r>
+        <w:t xml:space="preserve">Appendix D: Extra Literature Notes</w:t>
       </w:r>
     </w:p>
     <w:p>
@@ -19700,7 +19901,6 @@
       </w:hyperlink>
     </w:p>
     <w:bookmarkEnd w:id="190"/>
-    <w:bookmarkEnd w:id="191"/>
     <w:sectPr/>
   </w:body>
 </w:document>

--- a/docs/final_report_pack/LayerForge_X_Final_Report_2026_04_22.docx
+++ b/docs/final_report_pack/LayerForge_X_Final_Report_2026_04_22.docx
@@ -11013,13 +11013,43 @@
         <w:rPr>
           <w:rStyle w:val="VerbatimChar"/>
         </w:rPr>
-        <w:t xml:space="preserve">Q+G</w:t>
+        <w:t xml:space="preserve">Q raw4</w:t>
       </w:r>
       <w:r>
         <w:t xml:space="preserve"> </w:t>
       </w:r>
       <w:r>
-        <w:t xml:space="preserve">= Qwen plus LayerForge graph enrichment.</w:t>
+        <w:t xml:space="preserve">= four-layer raw Qwen,</w:t>
+      </w:r>
+      <w:r>
+        <w:t xml:space="preserve"> </w:t>
+      </w:r>
+      <w:r>
+        <w:rPr>
+          <w:rStyle w:val="VerbatimChar"/>
+        </w:rPr>
+        <w:t xml:space="preserve">Q+G-P4</w:t>
+      </w:r>
+      <w:r>
+        <w:t xml:space="preserve"> </w:t>
+      </w:r>
+      <w:r>
+        <w:t xml:space="preserve">= four-layer Qwen plus LayerForge graph enrichment with the best external visual order preserved, and</w:t>
+      </w:r>
+      <w:r>
+        <w:t xml:space="preserve"> </w:t>
+      </w:r>
+      <w:r>
+        <w:rPr>
+          <w:rStyle w:val="VerbatimChar"/>
+        </w:rPr>
+        <w:t xml:space="preserve">Q+G-R4</w:t>
+      </w:r>
+      <w:r>
+        <w:t xml:space="preserve"> </w:t>
+      </w:r>
+      <w:r>
+        <w:t xml:space="preserve">= the same imported four-layer stack exported in graph order.</w:t>
       </w:r>
     </w:p>
     <w:bookmarkStart w:id="149" w:name="five-image-qwen-raw-versus-hybrid-review"/>
@@ -11029,6 +11059,386 @@
       </w:pPr>
       <w:r>
         <w:t xml:space="preserve">Five-image Qwen raw versus hybrid review</w:t>
+      </w:r>
+    </w:p>
+    <w:p>
+      <w:pPr>
+        <w:pStyle w:val="FirstParagraph"/>
+      </w:pPr>
+      <w:r>
+        <w:t xml:space="preserve">All rows below are five-image means.</w:t>
+      </w:r>
+      <w:r>
+        <w:t xml:space="preserve"> </w:t>
+      </w:r>
+      <w:r>
+        <w:rPr>
+          <w:rStyle w:val="VerbatimChar"/>
+        </w:rPr>
+        <w:t xml:space="preserve">Q+G-P4</w:t>
+      </w:r>
+      <w:r>
+        <w:t xml:space="preserve"> </w:t>
+      </w:r>
+      <w:r>
+        <w:t xml:space="preserve">keeps the best external Qwen stack, while</w:t>
+      </w:r>
+      <w:r>
+        <w:t xml:space="preserve"> </w:t>
+      </w:r>
+      <w:r>
+        <w:rPr>
+          <w:rStyle w:val="VerbatimChar"/>
+        </w:rPr>
+        <w:t xml:space="preserve">Q+G-R4</w:t>
+      </w:r>
+      <w:r>
+        <w:t xml:space="preserve"> </w:t>
+      </w:r>
+      <w:r>
+        <w:t xml:space="preserve">exports the same imported layers in graph order.</w:t>
+      </w:r>
+    </w:p>
+    <w:tbl>
+      <w:tblPr>
+        <w:tblStyle w:val="Table"/>
+        <w:tblW w:type="auto" w:w="0"/>
+        <w:tblLook w:firstRow="1" w:lastRow="0" w:firstColumn="0" w:lastColumn="0" w:noHBand="0" w:noVBand="0" w:val="0020"/>
+      </w:tblPr>
+      <w:tblGrid>
+        <w:gridCol w:w="2640"/>
+        <w:gridCol w:w="2640"/>
+        <w:gridCol w:w="2640"/>
+      </w:tblGrid>
+      <w:tr>
+        <w:trPr>
+          <w:tblHeader w:val="on"/>
+        </w:trPr>
+        <w:tc>
+          <w:tcPr/>
+          <w:p>
+            <w:pPr>
+              <w:pStyle w:val="Compact"/>
+            </w:pPr>
+            <w:r>
+              <w:t xml:space="preserve">Row</w:t>
+            </w:r>
+          </w:p>
+        </w:tc>
+        <w:tc>
+          <w:tcPr/>
+          <w:p>
+            <w:pPr>
+              <w:pStyle w:val="Compact"/>
+              <w:jc w:val="right"/>
+            </w:pPr>
+            <w:r>
+              <w:t xml:space="preserve">Mean PSNR</w:t>
+            </w:r>
+          </w:p>
+        </w:tc>
+        <w:tc>
+          <w:tcPr/>
+          <w:p>
+            <w:pPr>
+              <w:pStyle w:val="Compact"/>
+              <w:jc w:val="right"/>
+            </w:pPr>
+            <w:r>
+              <w:t xml:space="preserve">Mean SSIM</w:t>
+            </w:r>
+          </w:p>
+        </w:tc>
+      </w:tr>
+      <w:tr>
+        <w:tc>
+          <w:tcPr/>
+          <w:p>
+            <w:pPr>
+              <w:pStyle w:val="Compact"/>
+            </w:pPr>
+            <w:r>
+              <w:t xml:space="preserve">LF native</w:t>
+            </w:r>
+          </w:p>
+        </w:tc>
+        <w:tc>
+          <w:tcPr/>
+          <w:p>
+            <w:pPr>
+              <w:pStyle w:val="Compact"/>
+              <w:jc w:val="right"/>
+            </w:pPr>
+            <w:r>
+              <w:t xml:space="preserve">27.3438</w:t>
+            </w:r>
+          </w:p>
+        </w:tc>
+        <w:tc>
+          <w:tcPr/>
+          <w:p>
+            <w:pPr>
+              <w:pStyle w:val="Compact"/>
+              <w:jc w:val="right"/>
+            </w:pPr>
+            <w:r>
+              <w:t xml:space="preserve">0.9464</w:t>
+            </w:r>
+          </w:p>
+        </w:tc>
+      </w:tr>
+      <w:tr>
+        <w:tc>
+          <w:tcPr/>
+          <w:p>
+            <w:pPr>
+              <w:pStyle w:val="Compact"/>
+            </w:pPr>
+            <w:r>
+              <w:t xml:space="preserve">Q raw4</w:t>
+            </w:r>
+          </w:p>
+        </w:tc>
+        <w:tc>
+          <w:tcPr/>
+          <w:p>
+            <w:pPr>
+              <w:pStyle w:val="Compact"/>
+              <w:jc w:val="right"/>
+            </w:pPr>
+            <w:r>
+              <w:t xml:space="preserve">29.0757</w:t>
+            </w:r>
+          </w:p>
+        </w:tc>
+        <w:tc>
+          <w:tcPr/>
+          <w:p>
+            <w:pPr>
+              <w:pStyle w:val="Compact"/>
+              <w:jc w:val="right"/>
+            </w:pPr>
+            <w:r>
+              <w:t xml:space="preserve">0.8850</w:t>
+            </w:r>
+          </w:p>
+        </w:tc>
+      </w:tr>
+      <w:tr>
+        <w:tc>
+          <w:tcPr/>
+          <w:p>
+            <w:pPr>
+              <w:pStyle w:val="Compact"/>
+            </w:pPr>
+            <w:r>
+              <w:t xml:space="preserve">Q+G-P4</w:t>
+            </w:r>
+          </w:p>
+        </w:tc>
+        <w:tc>
+          <w:tcPr/>
+          <w:p>
+            <w:pPr>
+              <w:pStyle w:val="Compact"/>
+              <w:jc w:val="right"/>
+            </w:pPr>
+            <w:r>
+              <w:t xml:space="preserve">28.5539</w:t>
+            </w:r>
+          </w:p>
+        </w:tc>
+        <w:tc>
+          <w:tcPr/>
+          <w:p>
+            <w:pPr>
+              <w:pStyle w:val="Compact"/>
+              <w:jc w:val="right"/>
+            </w:pPr>
+            <w:r>
+              <w:t xml:space="preserve">0.8638</w:t>
+            </w:r>
+          </w:p>
+        </w:tc>
+      </w:tr>
+      <w:tr>
+        <w:tc>
+          <w:tcPr/>
+          <w:p>
+            <w:pPr>
+              <w:pStyle w:val="Compact"/>
+            </w:pPr>
+            <w:r>
+              <w:t xml:space="preserve">Q+G-R4</w:t>
+            </w:r>
+          </w:p>
+        </w:tc>
+        <w:tc>
+          <w:tcPr/>
+          <w:p>
+            <w:pPr>
+              <w:pStyle w:val="Compact"/>
+              <w:jc w:val="right"/>
+            </w:pPr>
+            <w:r>
+              <w:t xml:space="preserve">28.5397</w:t>
+            </w:r>
+          </w:p>
+        </w:tc>
+        <w:tc>
+          <w:tcPr/>
+          <w:p>
+            <w:pPr>
+              <w:pStyle w:val="Compact"/>
+              <w:jc w:val="right"/>
+            </w:pPr>
+            <w:r>
+              <w:t xml:space="preserve">0.8637</w:t>
+            </w:r>
+          </w:p>
+        </w:tc>
+      </w:tr>
+    </w:tbl>
+    <w:bookmarkEnd w:id="149"/>
+    <w:bookmarkStart w:id="150" w:name="associated-effect-demo"/>
+    <w:p>
+      <w:pPr>
+        <w:pStyle w:val="Heading4"/>
+      </w:pPr>
+      <w:r>
+        <w:t xml:space="preserve">Associated-effect demo</w:t>
+      </w:r>
+    </w:p>
+    <w:tbl>
+      <w:tblPr>
+        <w:tblStyle w:val="Table"/>
+        <w:tblW w:type="auto" w:w="0"/>
+        <w:tblLook w:firstRow="1" w:lastRow="0" w:firstColumn="0" w:lastColumn="0" w:noHBand="0" w:noVBand="0" w:val="0020"/>
+      </w:tblPr>
+      <w:tblGrid>
+        <w:gridCol w:w="3960"/>
+        <w:gridCol w:w="3960"/>
+      </w:tblGrid>
+      <w:tr>
+        <w:trPr>
+          <w:tblHeader w:val="on"/>
+        </w:trPr>
+        <w:tc>
+          <w:tcPr/>
+          <w:p>
+            <w:pPr>
+              <w:pStyle w:val="Compact"/>
+            </w:pPr>
+            <w:r>
+              <w:t xml:space="preserve">Metric</w:t>
+            </w:r>
+          </w:p>
+        </w:tc>
+        <w:tc>
+          <w:tcPr/>
+          <w:p>
+            <w:pPr>
+              <w:pStyle w:val="Compact"/>
+              <w:jc w:val="right"/>
+            </w:pPr>
+            <w:r>
+              <w:t xml:space="preserve">Value</w:t>
+            </w:r>
+          </w:p>
+        </w:tc>
+      </w:tr>
+      <w:tr>
+        <w:tc>
+          <w:tcPr/>
+          <w:p>
+            <w:pPr>
+              <w:pStyle w:val="Compact"/>
+            </w:pPr>
+            <w:r>
+              <w:t xml:space="preserve">Predicted effect pixels</w:t>
+            </w:r>
+          </w:p>
+        </w:tc>
+        <w:tc>
+          <w:tcPr/>
+          <w:p>
+            <w:pPr>
+              <w:pStyle w:val="Compact"/>
+              <w:jc w:val="right"/>
+            </w:pPr>
+            <w:r>
+              <w:t xml:space="preserve">4853</w:t>
+            </w:r>
+          </w:p>
+        </w:tc>
+      </w:tr>
+      <w:tr>
+        <w:tc>
+          <w:tcPr/>
+          <w:p>
+            <w:pPr>
+              <w:pStyle w:val="Compact"/>
+            </w:pPr>
+            <w:r>
+              <w:t xml:space="preserve">Ground-truth effect pixels</w:t>
+            </w:r>
+          </w:p>
+        </w:tc>
+        <w:tc>
+          <w:tcPr/>
+          <w:p>
+            <w:pPr>
+              <w:pStyle w:val="Compact"/>
+              <w:jc w:val="right"/>
+            </w:pPr>
+            <w:r>
+              <w:t xml:space="preserve">13750</w:t>
+            </w:r>
+          </w:p>
+        </w:tc>
+      </w:tr>
+      <w:tr>
+        <w:tc>
+          <w:tcPr/>
+          <w:p>
+            <w:pPr>
+              <w:pStyle w:val="Compact"/>
+            </w:pPr>
+            <w:r>
+              <w:t xml:space="preserve">Effect IoU</w:t>
+            </w:r>
+          </w:p>
+        </w:tc>
+        <w:tc>
+          <w:tcPr/>
+          <w:p>
+            <w:pPr>
+              <w:pStyle w:val="Compact"/>
+              <w:jc w:val="right"/>
+            </w:pPr>
+            <w:r>
+              <w:t xml:space="preserve">0.3529</w:t>
+            </w:r>
+          </w:p>
+        </w:tc>
+      </w:tr>
+    </w:tbl>
+    <w:bookmarkEnd w:id="150"/>
+    <w:bookmarkStart w:id="151" w:name="X0e9e3f984752b954aaab98655e513f4cd780034"/>
+    <w:p>
+      <w:pPr>
+        <w:pStyle w:val="Heading4"/>
+      </w:pPr>
+      <w:r>
+        <w:t xml:space="preserve">Five-image frontier candidate-bank review</w:t>
+      </w:r>
+    </w:p>
+    <w:p>
+      <w:pPr>
+        <w:pStyle w:val="FirstParagraph"/>
+      </w:pPr>
+      <w:r>
+        <w:t xml:space="preserve">All rows below are five-image means.</w:t>
       </w:r>
     </w:p>
     <w:tbl>
@@ -11055,54 +11465,55 @@
               <w:pStyle w:val="Compact"/>
             </w:pPr>
             <w:r>
-              <w:t xml:space="preserve">Method</w:t>
-            </w:r>
-          </w:p>
-        </w:tc>
-        <w:tc>
-          <w:tcPr/>
-          <w:p>
-            <w:pPr>
-              <w:pStyle w:val="Compact"/>
-              <w:jc w:val="right"/>
-            </w:pPr>
-            <w:r>
-              <w:t xml:space="preserve">Images</w:t>
-            </w:r>
-          </w:p>
-        </w:tc>
-        <w:tc>
-          <w:tcPr/>
-          <w:p>
-            <w:pPr>
-              <w:pStyle w:val="Compact"/>
-            </w:pPr>
-            <w:r>
-              <w:t xml:space="preserve">Graph</w:t>
-            </w:r>
-          </w:p>
-        </w:tc>
-        <w:tc>
-          <w:tcPr/>
-          <w:p>
-            <w:pPr>
-              <w:pStyle w:val="Compact"/>
-              <w:jc w:val="right"/>
-            </w:pPr>
-            <w:r>
-              <w:t xml:space="preserve">Mean PSNR</w:t>
-            </w:r>
-          </w:p>
-        </w:tc>
-        <w:tc>
-          <w:tcPr/>
-          <w:p>
-            <w:pPr>
-              <w:pStyle w:val="Compact"/>
-              <w:jc w:val="right"/>
-            </w:pPr>
-            <w:r>
-              <w:t xml:space="preserve">Mean SSIM</w:t>
+              <w:t xml:space="preserve">Row</w:t>
+            </w:r>
+          </w:p>
+        </w:tc>
+        <w:tc>
+          <w:tcPr/>
+          <w:p>
+            <w:pPr>
+              <w:pStyle w:val="Compact"/>
+              <w:jc w:val="right"/>
+            </w:pPr>
+            <w:r>
+              <w:t xml:space="preserve">PSNR</w:t>
+            </w:r>
+          </w:p>
+        </w:tc>
+        <w:tc>
+          <w:tcPr/>
+          <w:p>
+            <w:pPr>
+              <w:pStyle w:val="Compact"/>
+              <w:jc w:val="right"/>
+            </w:pPr>
+            <w:r>
+              <w:t xml:space="preserve">SSIM</w:t>
+            </w:r>
+          </w:p>
+        </w:tc>
+        <w:tc>
+          <w:tcPr/>
+          <w:p>
+            <w:pPr>
+              <w:pStyle w:val="Compact"/>
+              <w:jc w:val="right"/>
+            </w:pPr>
+            <w:r>
+              <w:t xml:space="preserve">Self-eval</w:t>
+            </w:r>
+          </w:p>
+        </w:tc>
+        <w:tc>
+          <w:tcPr/>
+          <w:p>
+            <w:pPr>
+              <w:pStyle w:val="Compact"/>
+              <w:jc w:val="right"/>
+            </w:pPr>
+            <w:r>
+              <w:t xml:space="preserve">Wins</w:t>
             </w:r>
           </w:p>
         </w:tc>
@@ -11127,42 +11538,43 @@
               <w:jc w:val="right"/>
             </w:pPr>
             <w:r>
-              <w:t xml:space="preserve">5</w:t>
-            </w:r>
-          </w:p>
-        </w:tc>
-        <w:tc>
-          <w:tcPr/>
-          <w:p>
-            <w:pPr>
-              <w:pStyle w:val="Compact"/>
-            </w:pPr>
-            <w:r>
-              <w:t xml:space="preserve">yes</w:t>
-            </w:r>
-          </w:p>
-        </w:tc>
-        <w:tc>
-          <w:tcPr/>
-          <w:p>
-            <w:pPr>
-              <w:pStyle w:val="Compact"/>
-              <w:jc w:val="right"/>
-            </w:pPr>
-            <w:r>
-              <w:t xml:space="preserve">27.3438</w:t>
-            </w:r>
-          </w:p>
-        </w:tc>
-        <w:tc>
-          <w:tcPr/>
-          <w:p>
-            <w:pPr>
-              <w:pStyle w:val="Compact"/>
-              <w:jc w:val="right"/>
-            </w:pPr>
-            <w:r>
-              <w:t xml:space="preserve">0.9464</w:t>
+              <w:t xml:space="preserve">37.6688</w:t>
+            </w:r>
+          </w:p>
+        </w:tc>
+        <w:tc>
+          <w:tcPr/>
+          <w:p>
+            <w:pPr>
+              <w:pStyle w:val="Compact"/>
+              <w:jc w:val="right"/>
+            </w:pPr>
+            <w:r>
+              <w:t xml:space="preserve">0.9708</w:t>
+            </w:r>
+          </w:p>
+        </w:tc>
+        <w:tc>
+          <w:tcPr/>
+          <w:p>
+            <w:pPr>
+              <w:pStyle w:val="Compact"/>
+              <w:jc w:val="right"/>
+            </w:pPr>
+            <w:r>
+              <w:t xml:space="preserve">0.6981</w:t>
+            </w:r>
+          </w:p>
+        </w:tc>
+        <w:tc>
+          <w:tcPr/>
+          <w:p>
+            <w:pPr>
+              <w:pStyle w:val="Compact"/>
+              <w:jc w:val="right"/>
+            </w:pPr>
+            <w:r>
+              <w:t xml:space="preserve">4</w:t>
             </w:r>
           </w:p>
         </w:tc>
@@ -11175,54 +11587,55 @@
               <w:pStyle w:val="Compact"/>
             </w:pPr>
             <w:r>
-              <w:t xml:space="preserve">Qwen raw 4</w:t>
-            </w:r>
-          </w:p>
-        </w:tc>
-        <w:tc>
-          <w:tcPr/>
-          <w:p>
-            <w:pPr>
-              <w:pStyle w:val="Compact"/>
-              <w:jc w:val="right"/>
-            </w:pPr>
-            <w:r>
-              <w:t xml:space="preserve">5</w:t>
-            </w:r>
-          </w:p>
-        </w:tc>
-        <w:tc>
-          <w:tcPr/>
-          <w:p>
-            <w:pPr>
-              <w:pStyle w:val="Compact"/>
-            </w:pPr>
-            <w:r>
-              <w:t xml:space="preserve">no</w:t>
-            </w:r>
-          </w:p>
-        </w:tc>
-        <w:tc>
-          <w:tcPr/>
-          <w:p>
-            <w:pPr>
-              <w:pStyle w:val="Compact"/>
-              <w:jc w:val="right"/>
-            </w:pPr>
-            <w:r>
-              <w:t xml:space="preserve">29.0757</w:t>
-            </w:r>
-          </w:p>
-        </w:tc>
-        <w:tc>
-          <w:tcPr/>
-          <w:p>
-            <w:pPr>
-              <w:pStyle w:val="Compact"/>
-              <w:jc w:val="right"/>
-            </w:pPr>
-            <w:r>
-              <w:t xml:space="preserve">0.8850</w:t>
+              <w:t xml:space="preserve">LF peel</w:t>
+            </w:r>
+          </w:p>
+        </w:tc>
+        <w:tc>
+          <w:tcPr/>
+          <w:p>
+            <w:pPr>
+              <w:pStyle w:val="Compact"/>
+              <w:jc w:val="right"/>
+            </w:pPr>
+            <w:r>
+              <w:t xml:space="preserve">27.0988</w:t>
+            </w:r>
+          </w:p>
+        </w:tc>
+        <w:tc>
+          <w:tcPr/>
+          <w:p>
+            <w:pPr>
+              <w:pStyle w:val="Compact"/>
+              <w:jc w:val="right"/>
+            </w:pPr>
+            <w:r>
+              <w:t xml:space="preserve">0.9096</w:t>
+            </w:r>
+          </w:p>
+        </w:tc>
+        <w:tc>
+          <w:tcPr/>
+          <w:p>
+            <w:pPr>
+              <w:pStyle w:val="Compact"/>
+              <w:jc w:val="right"/>
+            </w:pPr>
+            <w:r>
+              <w:t xml:space="preserve">0.5314</w:t>
+            </w:r>
+          </w:p>
+        </w:tc>
+        <w:tc>
+          <w:tcPr/>
+          <w:p>
+            <w:pPr>
+              <w:pStyle w:val="Compact"/>
+              <w:jc w:val="right"/>
+            </w:pPr>
+            <w:r>
+              <w:t xml:space="preserve">0</w:t>
             </w:r>
           </w:p>
         </w:tc>
@@ -11235,54 +11648,55 @@
               <w:pStyle w:val="Compact"/>
             </w:pPr>
             <w:r>
-              <w:t xml:space="preserve">Q+G preserve 4</w:t>
-            </w:r>
-          </w:p>
-        </w:tc>
-        <w:tc>
-          <w:tcPr/>
-          <w:p>
-            <w:pPr>
-              <w:pStyle w:val="Compact"/>
-              <w:jc w:val="right"/>
-            </w:pPr>
-            <w:r>
-              <w:t xml:space="preserve">5</w:t>
-            </w:r>
-          </w:p>
-        </w:tc>
-        <w:tc>
-          <w:tcPr/>
-          <w:p>
-            <w:pPr>
-              <w:pStyle w:val="Compact"/>
-            </w:pPr>
-            <w:r>
-              <w:t xml:space="preserve">yes</w:t>
-            </w:r>
-          </w:p>
-        </w:tc>
-        <w:tc>
-          <w:tcPr/>
-          <w:p>
-            <w:pPr>
-              <w:pStyle w:val="Compact"/>
-              <w:jc w:val="right"/>
-            </w:pPr>
-            <w:r>
-              <w:t xml:space="preserve">28.5539</w:t>
-            </w:r>
-          </w:p>
-        </w:tc>
-        <w:tc>
-          <w:tcPr/>
-          <w:p>
-            <w:pPr>
-              <w:pStyle w:val="Compact"/>
-              <w:jc w:val="right"/>
-            </w:pPr>
-            <w:r>
-              <w:t xml:space="preserve">0.8638</w:t>
+              <w:t xml:space="preserve">Q raw4</w:t>
+            </w:r>
+          </w:p>
+        </w:tc>
+        <w:tc>
+          <w:tcPr/>
+          <w:p>
+            <w:pPr>
+              <w:pStyle w:val="Compact"/>
+              <w:jc w:val="right"/>
+            </w:pPr>
+            <w:r>
+              <w:t xml:space="preserve">29.0757</w:t>
+            </w:r>
+          </w:p>
+        </w:tc>
+        <w:tc>
+          <w:tcPr/>
+          <w:p>
+            <w:pPr>
+              <w:pStyle w:val="Compact"/>
+              <w:jc w:val="right"/>
+            </w:pPr>
+            <w:r>
+              <w:t xml:space="preserve">0.8850</w:t>
+            </w:r>
+          </w:p>
+        </w:tc>
+        <w:tc>
+          <w:tcPr/>
+          <w:p>
+            <w:pPr>
+              <w:pStyle w:val="Compact"/>
+              <w:jc w:val="right"/>
+            </w:pPr>
+            <w:r>
+              <w:t xml:space="preserve">0.2824</w:t>
+            </w:r>
+          </w:p>
+        </w:tc>
+        <w:tc>
+          <w:tcPr/>
+          <w:p>
+            <w:pPr>
+              <w:pStyle w:val="Compact"/>
+              <w:jc w:val="right"/>
+            </w:pPr>
+            <w:r>
+              <w:t xml:space="preserve">0</w:t>
             </w:r>
           </w:p>
         </w:tc>
@@ -11295,142 +11709,55 @@
               <w:pStyle w:val="Compact"/>
             </w:pPr>
             <w:r>
-              <w:t xml:space="preserve">Q+G reorder 4</w:t>
-            </w:r>
-          </w:p>
-        </w:tc>
-        <w:tc>
-          <w:tcPr/>
-          <w:p>
-            <w:pPr>
-              <w:pStyle w:val="Compact"/>
-              <w:jc w:val="right"/>
-            </w:pPr>
-            <w:r>
-              <w:t xml:space="preserve">5</w:t>
-            </w:r>
-          </w:p>
-        </w:tc>
-        <w:tc>
-          <w:tcPr/>
-          <w:p>
-            <w:pPr>
-              <w:pStyle w:val="Compact"/>
-            </w:pPr>
-            <w:r>
-              <w:t xml:space="preserve">yes</w:t>
-            </w:r>
-          </w:p>
-        </w:tc>
-        <w:tc>
-          <w:tcPr/>
-          <w:p>
-            <w:pPr>
-              <w:pStyle w:val="Compact"/>
-              <w:jc w:val="right"/>
-            </w:pPr>
-            <w:r>
-              <w:t xml:space="preserve">28.5397</w:t>
-            </w:r>
-          </w:p>
-        </w:tc>
-        <w:tc>
-          <w:tcPr/>
-          <w:p>
-            <w:pPr>
-              <w:pStyle w:val="Compact"/>
-              <w:jc w:val="right"/>
-            </w:pPr>
-            <w:r>
-              <w:t xml:space="preserve">0.8637</w:t>
-            </w:r>
-          </w:p>
-        </w:tc>
-      </w:tr>
-    </w:tbl>
-    <w:bookmarkEnd w:id="149"/>
-    <w:bookmarkStart w:id="150" w:name="associated-effect-demo"/>
-    <w:p>
-      <w:pPr>
-        <w:pStyle w:val="Heading4"/>
-      </w:pPr>
-      <w:r>
-        <w:t xml:space="preserve">Associated-effect demo</w:t>
-      </w:r>
-    </w:p>
-    <w:tbl>
-      <w:tblPr>
-        <w:tblStyle w:val="Table"/>
-        <w:tblW w:type="pct" w:w="5000"/>
-        <w:tblLayout w:type="fixed"/>
-        <w:tblLook w:firstRow="1" w:lastRow="0" w:firstColumn="0" w:lastColumn="0" w:noHBand="0" w:noVBand="0" w:val="0020"/>
-      </w:tblPr>
-      <w:tblGrid>
-        <w:gridCol w:w="1320"/>
-        <w:gridCol w:w="1320"/>
-        <w:gridCol w:w="1760"/>
-        <w:gridCol w:w="1760"/>
-        <w:gridCol w:w="1760"/>
-      </w:tblGrid>
-      <w:tr>
-        <w:trPr>
-          <w:tblHeader w:val="on"/>
-        </w:trPr>
-        <w:tc>
-          <w:tcPr/>
-          <w:p>
-            <w:pPr>
-              <w:pStyle w:val="Compact"/>
-            </w:pPr>
-            <w:r>
-              <w:t xml:space="preserve">Artifact</w:t>
-            </w:r>
-          </w:p>
-        </w:tc>
-        <w:tc>
-          <w:tcPr/>
-          <w:p>
-            <w:pPr>
-              <w:pStyle w:val="Compact"/>
-            </w:pPr>
-            <w:r>
-              <w:t xml:space="preserve">Effect detected</w:t>
-            </w:r>
-          </w:p>
-        </w:tc>
-        <w:tc>
-          <w:tcPr/>
-          <w:p>
-            <w:pPr>
-              <w:pStyle w:val="Compact"/>
-              <w:jc w:val="right"/>
-            </w:pPr>
-            <w:r>
-              <w:t xml:space="preserve">Predicted effect px</w:t>
-            </w:r>
-          </w:p>
-        </w:tc>
-        <w:tc>
-          <w:tcPr/>
-          <w:p>
-            <w:pPr>
-              <w:pStyle w:val="Compact"/>
-              <w:jc w:val="right"/>
-            </w:pPr>
-            <w:r>
-              <w:t xml:space="preserve">Ground-truth effect px</w:t>
-            </w:r>
-          </w:p>
-        </w:tc>
-        <w:tc>
-          <w:tcPr/>
-          <w:p>
-            <w:pPr>
-              <w:pStyle w:val="Compact"/>
-              <w:jc w:val="right"/>
-            </w:pPr>
-            <w:r>
-              <w:t xml:space="preserve">Effect IoU</w:t>
+              <w:t xml:space="preserve">Q+G-P4</w:t>
+            </w:r>
+          </w:p>
+        </w:tc>
+        <w:tc>
+          <w:tcPr/>
+          <w:p>
+            <w:pPr>
+              <w:pStyle w:val="Compact"/>
+              <w:jc w:val="right"/>
+            </w:pPr>
+            <w:r>
+              <w:t xml:space="preserve">28.5539</w:t>
+            </w:r>
+          </w:p>
+        </w:tc>
+        <w:tc>
+          <w:tcPr/>
+          <w:p>
+            <w:pPr>
+              <w:pStyle w:val="Compact"/>
+              <w:jc w:val="right"/>
+            </w:pPr>
+            <w:r>
+              <w:t xml:space="preserve">0.8638</w:t>
+            </w:r>
+          </w:p>
+        </w:tc>
+        <w:tc>
+          <w:tcPr/>
+          <w:p>
+            <w:pPr>
+              <w:pStyle w:val="Compact"/>
+              <w:jc w:val="right"/>
+            </w:pPr>
+            <w:r>
+              <w:t xml:space="preserve">0.5843</w:t>
+            </w:r>
+          </w:p>
+        </w:tc>
+        <w:tc>
+          <w:tcPr/>
+          <w:p>
+            <w:pPr>
+              <w:pStyle w:val="Compact"/>
+              <w:jc w:val="right"/>
+            </w:pPr>
+            <w:r>
+              <w:t xml:space="preserve">0</w:t>
             </w:r>
           </w:p>
         </w:tc>
@@ -11443,476 +11770,7 @@
               <w:pStyle w:val="Compact"/>
             </w:pPr>
             <w:r>
-              <w:rPr>
-                <w:rStyle w:val="VerbatimChar"/>
-              </w:rPr>
-              <w:t xml:space="preserve">runs/effects_groundtruth_demo_cutting_edge</w:t>
-            </w:r>
-          </w:p>
-        </w:tc>
-        <w:tc>
-          <w:tcPr/>
-          <w:p>
-            <w:pPr>
-              <w:pStyle w:val="Compact"/>
-            </w:pPr>
-            <w:r>
-              <w:t xml:space="preserve">yes</w:t>
-            </w:r>
-          </w:p>
-        </w:tc>
-        <w:tc>
-          <w:tcPr/>
-          <w:p>
-            <w:pPr>
-              <w:pStyle w:val="Compact"/>
-              <w:jc w:val="right"/>
-            </w:pPr>
-            <w:r>
-              <w:t xml:space="preserve">4853</w:t>
-            </w:r>
-          </w:p>
-        </w:tc>
-        <w:tc>
-          <w:tcPr/>
-          <w:p>
-            <w:pPr>
-              <w:pStyle w:val="Compact"/>
-              <w:jc w:val="right"/>
-            </w:pPr>
-            <w:r>
-              <w:t xml:space="preserve">13750</w:t>
-            </w:r>
-          </w:p>
-        </w:tc>
-        <w:tc>
-          <w:tcPr/>
-          <w:p>
-            <w:pPr>
-              <w:pStyle w:val="Compact"/>
-              <w:jc w:val="right"/>
-            </w:pPr>
-            <w:r>
-              <w:t xml:space="preserve">0.3529</w:t>
-            </w:r>
-          </w:p>
-        </w:tc>
-      </w:tr>
-    </w:tbl>
-    <w:bookmarkEnd w:id="150"/>
-    <w:bookmarkStart w:id="151" w:name="X0e9e3f984752b954aaab98655e513f4cd780034"/>
-    <w:p>
-      <w:pPr>
-        <w:pStyle w:val="Heading4"/>
-      </w:pPr>
-      <w:r>
-        <w:t xml:space="preserve">Five-image frontier candidate-bank review</w:t>
-      </w:r>
-    </w:p>
-    <w:tbl>
-      <w:tblPr>
-        <w:tblStyle w:val="Table"/>
-        <w:tblW w:type="pct" w:w="5000"/>
-        <w:tblLayout w:type="fixed"/>
-        <w:tblLook w:firstRow="1" w:lastRow="0" w:firstColumn="0" w:lastColumn="0" w:noHBand="0" w:noVBand="0" w:val="0020"/>
-      </w:tblPr>
-      <w:tblGrid>
-        <w:gridCol w:w="1033"/>
-        <w:gridCol w:w="1377"/>
-        <w:gridCol w:w="1377"/>
-        <w:gridCol w:w="1377"/>
-        <w:gridCol w:w="1377"/>
-        <w:gridCol w:w="1377"/>
-      </w:tblGrid>
-      <w:tr>
-        <w:trPr>
-          <w:tblHeader w:val="on"/>
-        </w:trPr>
-        <w:tc>
-          <w:tcPr/>
-          <w:p>
-            <w:pPr>
-              <w:pStyle w:val="Compact"/>
-            </w:pPr>
-            <w:r>
-              <w:t xml:space="preserve">Method</w:t>
-            </w:r>
-          </w:p>
-        </w:tc>
-        <w:tc>
-          <w:tcPr/>
-          <w:p>
-            <w:pPr>
-              <w:pStyle w:val="Compact"/>
-              <w:jc w:val="right"/>
-            </w:pPr>
-            <w:r>
-              <w:t xml:space="preserve">Images</w:t>
-            </w:r>
-          </w:p>
-        </w:tc>
-        <w:tc>
-          <w:tcPr/>
-          <w:p>
-            <w:pPr>
-              <w:pStyle w:val="Compact"/>
-              <w:jc w:val="right"/>
-            </w:pPr>
-            <w:r>
-              <w:t xml:space="preserve">Mean PSNR</w:t>
-            </w:r>
-          </w:p>
-        </w:tc>
-        <w:tc>
-          <w:tcPr/>
-          <w:p>
-            <w:pPr>
-              <w:pStyle w:val="Compact"/>
-              <w:jc w:val="right"/>
-            </w:pPr>
-            <w:r>
-              <w:t xml:space="preserve">Mean SSIM</w:t>
-            </w:r>
-          </w:p>
-        </w:tc>
-        <w:tc>
-          <w:tcPr/>
-          <w:p>
-            <w:pPr>
-              <w:pStyle w:val="Compact"/>
-              <w:jc w:val="right"/>
-            </w:pPr>
-            <w:r>
-              <w:t xml:space="preserve">Mean self-eval</w:t>
-            </w:r>
-          </w:p>
-        </w:tc>
-        <w:tc>
-          <w:tcPr/>
-          <w:p>
-            <w:pPr>
-              <w:pStyle w:val="Compact"/>
-              <w:jc w:val="right"/>
-            </w:pPr>
-            <w:r>
-              <w:t xml:space="preserve">Best-image wins</w:t>
-            </w:r>
-          </w:p>
-        </w:tc>
-      </w:tr>
-      <w:tr>
-        <w:tc>
-          <w:tcPr/>
-          <w:p>
-            <w:pPr>
-              <w:pStyle w:val="Compact"/>
-            </w:pPr>
-            <w:r>
-              <w:t xml:space="preserve">LF native</w:t>
-            </w:r>
-          </w:p>
-        </w:tc>
-        <w:tc>
-          <w:tcPr/>
-          <w:p>
-            <w:pPr>
-              <w:pStyle w:val="Compact"/>
-              <w:jc w:val="right"/>
-            </w:pPr>
-            <w:r>
-              <w:t xml:space="preserve">5</w:t>
-            </w:r>
-          </w:p>
-        </w:tc>
-        <w:tc>
-          <w:tcPr/>
-          <w:p>
-            <w:pPr>
-              <w:pStyle w:val="Compact"/>
-              <w:jc w:val="right"/>
-            </w:pPr>
-            <w:r>
-              <w:t xml:space="preserve">37.6688</w:t>
-            </w:r>
-          </w:p>
-        </w:tc>
-        <w:tc>
-          <w:tcPr/>
-          <w:p>
-            <w:pPr>
-              <w:pStyle w:val="Compact"/>
-              <w:jc w:val="right"/>
-            </w:pPr>
-            <w:r>
-              <w:t xml:space="preserve">0.9708</w:t>
-            </w:r>
-          </w:p>
-        </w:tc>
-        <w:tc>
-          <w:tcPr/>
-          <w:p>
-            <w:pPr>
-              <w:pStyle w:val="Compact"/>
-              <w:jc w:val="right"/>
-            </w:pPr>
-            <w:r>
-              <w:t xml:space="preserve">0.6981</w:t>
-            </w:r>
-          </w:p>
-        </w:tc>
-        <w:tc>
-          <w:tcPr/>
-          <w:p>
-            <w:pPr>
-              <w:pStyle w:val="Compact"/>
-              <w:jc w:val="right"/>
-            </w:pPr>
-            <w:r>
-              <w:t xml:space="preserve">4</w:t>
-            </w:r>
-          </w:p>
-        </w:tc>
-      </w:tr>
-      <w:tr>
-        <w:tc>
-          <w:tcPr/>
-          <w:p>
-            <w:pPr>
-              <w:pStyle w:val="Compact"/>
-            </w:pPr>
-            <w:r>
-              <w:t xml:space="preserve">LF peel</w:t>
-            </w:r>
-          </w:p>
-        </w:tc>
-        <w:tc>
-          <w:tcPr/>
-          <w:p>
-            <w:pPr>
-              <w:pStyle w:val="Compact"/>
-              <w:jc w:val="right"/>
-            </w:pPr>
-            <w:r>
-              <w:t xml:space="preserve">5</w:t>
-            </w:r>
-          </w:p>
-        </w:tc>
-        <w:tc>
-          <w:tcPr/>
-          <w:p>
-            <w:pPr>
-              <w:pStyle w:val="Compact"/>
-              <w:jc w:val="right"/>
-            </w:pPr>
-            <w:r>
-              <w:t xml:space="preserve">27.0988</w:t>
-            </w:r>
-          </w:p>
-        </w:tc>
-        <w:tc>
-          <w:tcPr/>
-          <w:p>
-            <w:pPr>
-              <w:pStyle w:val="Compact"/>
-              <w:jc w:val="right"/>
-            </w:pPr>
-            <w:r>
-              <w:t xml:space="preserve">0.9096</w:t>
-            </w:r>
-          </w:p>
-        </w:tc>
-        <w:tc>
-          <w:tcPr/>
-          <w:p>
-            <w:pPr>
-              <w:pStyle w:val="Compact"/>
-              <w:jc w:val="right"/>
-            </w:pPr>
-            <w:r>
-              <w:t xml:space="preserve">0.5314</w:t>
-            </w:r>
-          </w:p>
-        </w:tc>
-        <w:tc>
-          <w:tcPr/>
-          <w:p>
-            <w:pPr>
-              <w:pStyle w:val="Compact"/>
-              <w:jc w:val="right"/>
-            </w:pPr>
-            <w:r>
-              <w:t xml:space="preserve">0</w:t>
-            </w:r>
-          </w:p>
-        </w:tc>
-      </w:tr>
-      <w:tr>
-        <w:tc>
-          <w:tcPr/>
-          <w:p>
-            <w:pPr>
-              <w:pStyle w:val="Compact"/>
-            </w:pPr>
-            <w:r>
-              <w:t xml:space="preserve">Qwen raw 4</w:t>
-            </w:r>
-          </w:p>
-        </w:tc>
-        <w:tc>
-          <w:tcPr/>
-          <w:p>
-            <w:pPr>
-              <w:pStyle w:val="Compact"/>
-              <w:jc w:val="right"/>
-            </w:pPr>
-            <w:r>
-              <w:t xml:space="preserve">5</w:t>
-            </w:r>
-          </w:p>
-        </w:tc>
-        <w:tc>
-          <w:tcPr/>
-          <w:p>
-            <w:pPr>
-              <w:pStyle w:val="Compact"/>
-              <w:jc w:val="right"/>
-            </w:pPr>
-            <w:r>
-              <w:t xml:space="preserve">29.0757</w:t>
-            </w:r>
-          </w:p>
-        </w:tc>
-        <w:tc>
-          <w:tcPr/>
-          <w:p>
-            <w:pPr>
-              <w:pStyle w:val="Compact"/>
-              <w:jc w:val="right"/>
-            </w:pPr>
-            <w:r>
-              <w:t xml:space="preserve">0.8850</w:t>
-            </w:r>
-          </w:p>
-        </w:tc>
-        <w:tc>
-          <w:tcPr/>
-          <w:p>
-            <w:pPr>
-              <w:pStyle w:val="Compact"/>
-              <w:jc w:val="right"/>
-            </w:pPr>
-            <w:r>
-              <w:t xml:space="preserve">0.2824</w:t>
-            </w:r>
-          </w:p>
-        </w:tc>
-        <w:tc>
-          <w:tcPr/>
-          <w:p>
-            <w:pPr>
-              <w:pStyle w:val="Compact"/>
-              <w:jc w:val="right"/>
-            </w:pPr>
-            <w:r>
-              <w:t xml:space="preserve">0</w:t>
-            </w:r>
-          </w:p>
-        </w:tc>
-      </w:tr>
-      <w:tr>
-        <w:tc>
-          <w:tcPr/>
-          <w:p>
-            <w:pPr>
-              <w:pStyle w:val="Compact"/>
-            </w:pPr>
-            <w:r>
-              <w:t xml:space="preserve">Q+G preserve 4</w:t>
-            </w:r>
-          </w:p>
-        </w:tc>
-        <w:tc>
-          <w:tcPr/>
-          <w:p>
-            <w:pPr>
-              <w:pStyle w:val="Compact"/>
-              <w:jc w:val="right"/>
-            </w:pPr>
-            <w:r>
-              <w:t xml:space="preserve">5</w:t>
-            </w:r>
-          </w:p>
-        </w:tc>
-        <w:tc>
-          <w:tcPr/>
-          <w:p>
-            <w:pPr>
-              <w:pStyle w:val="Compact"/>
-              <w:jc w:val="right"/>
-            </w:pPr>
-            <w:r>
-              <w:t xml:space="preserve">28.5539</w:t>
-            </w:r>
-          </w:p>
-        </w:tc>
-        <w:tc>
-          <w:tcPr/>
-          <w:p>
-            <w:pPr>
-              <w:pStyle w:val="Compact"/>
-              <w:jc w:val="right"/>
-            </w:pPr>
-            <w:r>
-              <w:t xml:space="preserve">0.8638</w:t>
-            </w:r>
-          </w:p>
-        </w:tc>
-        <w:tc>
-          <w:tcPr/>
-          <w:p>
-            <w:pPr>
-              <w:pStyle w:val="Compact"/>
-              <w:jc w:val="right"/>
-            </w:pPr>
-            <w:r>
-              <w:t xml:space="preserve">0.5843</w:t>
-            </w:r>
-          </w:p>
-        </w:tc>
-        <w:tc>
-          <w:tcPr/>
-          <w:p>
-            <w:pPr>
-              <w:pStyle w:val="Compact"/>
-              <w:jc w:val="right"/>
-            </w:pPr>
-            <w:r>
-              <w:t xml:space="preserve">0</w:t>
-            </w:r>
-          </w:p>
-        </w:tc>
-      </w:tr>
-      <w:tr>
-        <w:tc>
-          <w:tcPr/>
-          <w:p>
-            <w:pPr>
-              <w:pStyle w:val="Compact"/>
-            </w:pPr>
-            <w:r>
-              <w:t xml:space="preserve">Q+G reorder 4</w:t>
-            </w:r>
-          </w:p>
-        </w:tc>
-        <w:tc>
-          <w:tcPr/>
-          <w:p>
-            <w:pPr>
-              <w:pStyle w:val="Compact"/>
-              <w:jc w:val="right"/>
-            </w:pPr>
-            <w:r>
-              <w:t xml:space="preserve">5</w:t>
+              <w:t xml:space="preserve">Q+G-R4</w:t>
             </w:r>
           </w:p>
         </w:tc>
@@ -11976,544 +11834,12 @@
         <w:t xml:space="preserve">Five-image editability suite</w:t>
       </w:r>
     </w:p>
-    <w:tbl>
-      <w:tblPr>
-        <w:tblStyle w:val="Table"/>
-        <w:tblW w:type="pct" w:w="5000"/>
-        <w:tblLayout w:type="fixed"/>
-        <w:tblLook w:firstRow="1" w:lastRow="0" w:firstColumn="0" w:lastColumn="0" w:noHBand="0" w:noVBand="0" w:val="0020"/>
-      </w:tblPr>
-      <w:tblGrid>
-        <w:gridCol w:w="880"/>
-        <w:gridCol w:w="1173"/>
-        <w:gridCol w:w="1173"/>
-        <w:gridCol w:w="1173"/>
-        <w:gridCol w:w="1173"/>
-        <w:gridCol w:w="1173"/>
-        <w:gridCol w:w="1173"/>
-      </w:tblGrid>
-      <w:tr>
-        <w:trPr>
-          <w:tblHeader w:val="on"/>
-        </w:trPr>
-        <w:tc>
-          <w:tcPr/>
-          <w:p>
-            <w:pPr>
-              <w:pStyle w:val="Compact"/>
-            </w:pPr>
-            <w:r>
-              <w:t xml:space="preserve">Method</w:t>
-            </w:r>
-          </w:p>
-        </w:tc>
-        <w:tc>
-          <w:tcPr/>
-          <w:p>
-            <w:pPr>
-              <w:pStyle w:val="Compact"/>
-              <w:jc w:val="right"/>
-            </w:pPr>
-            <w:r>
-              <w:t xml:space="preserve">Remove</w:t>
-            </w:r>
-          </w:p>
-        </w:tc>
-        <w:tc>
-          <w:tcPr/>
-          <w:p>
-            <w:pPr>
-              <w:pStyle w:val="Compact"/>
-              <w:jc w:val="right"/>
-            </w:pPr>
-            <w:r>
-              <w:t xml:space="preserve">Move</w:t>
-            </w:r>
-          </w:p>
-        </w:tc>
-        <w:tc>
-          <w:tcPr/>
-          <w:p>
-            <w:pPr>
-              <w:pStyle w:val="Compact"/>
-              <w:jc w:val="right"/>
-            </w:pPr>
-            <w:r>
-              <w:t xml:space="preserve">Recolor</w:t>
-            </w:r>
-          </w:p>
-        </w:tc>
-        <w:tc>
-          <w:tcPr/>
-          <w:p>
-            <w:pPr>
-              <w:pStyle w:val="Compact"/>
-              <w:jc w:val="right"/>
-            </w:pPr>
-            <w:r>
-              <w:t xml:space="preserve">Edit success</w:t>
-            </w:r>
-          </w:p>
-        </w:tc>
-        <w:tc>
-          <w:tcPr/>
-          <w:p>
-            <w:pPr>
-              <w:pStyle w:val="Compact"/>
-              <w:jc w:val="right"/>
-            </w:pPr>
-            <w:r>
-              <w:t xml:space="preserve">Non-edit preserve</w:t>
-            </w:r>
-          </w:p>
-        </w:tc>
-        <w:tc>
-          <w:tcPr/>
-          <w:p>
-            <w:pPr>
-              <w:pStyle w:val="Compact"/>
-              <w:jc w:val="right"/>
-            </w:pPr>
-            <w:r>
-              <w:t xml:space="preserve">Hole ratio</w:t>
-            </w:r>
-          </w:p>
-        </w:tc>
-      </w:tr>
-      <w:tr>
-        <w:tc>
-          <w:tcPr/>
-          <w:p>
-            <w:pPr>
-              <w:pStyle w:val="Compact"/>
-            </w:pPr>
-            <w:r>
-              <w:t xml:space="preserve">LF native</w:t>
-            </w:r>
-          </w:p>
-        </w:tc>
-        <w:tc>
-          <w:tcPr/>
-          <w:p>
-            <w:pPr>
-              <w:pStyle w:val="Compact"/>
-              <w:jc w:val="right"/>
-            </w:pPr>
-            <w:r>
-              <w:t xml:space="preserve">0.1097</w:t>
-            </w:r>
-          </w:p>
-        </w:tc>
-        <w:tc>
-          <w:tcPr/>
-          <w:p>
-            <w:pPr>
-              <w:pStyle w:val="Compact"/>
-              <w:jc w:val="right"/>
-            </w:pPr>
-            <w:r>
-              <w:t xml:space="preserve">0.1011</w:t>
-            </w:r>
-          </w:p>
-        </w:tc>
-        <w:tc>
-          <w:tcPr/>
-          <w:p>
-            <w:pPr>
-              <w:pStyle w:val="Compact"/>
-              <w:jc w:val="right"/>
-            </w:pPr>
-            <w:r>
-              <w:t xml:space="preserve">0.1220</w:t>
-            </w:r>
-          </w:p>
-        </w:tc>
-        <w:tc>
-          <w:tcPr/>
-          <w:p>
-            <w:pPr>
-              <w:pStyle w:val="Compact"/>
-              <w:jc w:val="right"/>
-            </w:pPr>
-            <w:r>
-              <w:t xml:space="preserve">0.6695</w:t>
-            </w:r>
-          </w:p>
-        </w:tc>
-        <w:tc>
-          <w:tcPr/>
-          <w:p>
-            <w:pPr>
-              <w:pStyle w:val="Compact"/>
-              <w:jc w:val="right"/>
-            </w:pPr>
-            <w:r>
-              <w:t xml:space="preserve">0.9999</w:t>
-            </w:r>
-          </w:p>
-        </w:tc>
-        <w:tc>
-          <w:tcPr/>
-          <w:p>
-            <w:pPr>
-              <w:pStyle w:val="Compact"/>
-              <w:jc w:val="right"/>
-            </w:pPr>
-            <w:r>
-              <w:t xml:space="preserve">0.4860</w:t>
-            </w:r>
-          </w:p>
-        </w:tc>
-      </w:tr>
-      <w:tr>
-        <w:tc>
-          <w:tcPr/>
-          <w:p>
-            <w:pPr>
-              <w:pStyle w:val="Compact"/>
-            </w:pPr>
-            <w:r>
-              <w:t xml:space="preserve">LF peel</w:t>
-            </w:r>
-          </w:p>
-        </w:tc>
-        <w:tc>
-          <w:tcPr/>
-          <w:p>
-            <w:pPr>
-              <w:pStyle w:val="Compact"/>
-              <w:jc w:val="right"/>
-            </w:pPr>
-            <w:r>
-              <w:t xml:space="preserve">0.1019</w:t>
-            </w:r>
-          </w:p>
-        </w:tc>
-        <w:tc>
-          <w:tcPr/>
-          <w:p>
-            <w:pPr>
-              <w:pStyle w:val="Compact"/>
-              <w:jc w:val="right"/>
-            </w:pPr>
-            <w:r>
-              <w:t xml:space="preserve">0.0808</w:t>
-            </w:r>
-          </w:p>
-        </w:tc>
-        <w:tc>
-          <w:tcPr/>
-          <w:p>
-            <w:pPr>
-              <w:pStyle w:val="Compact"/>
-              <w:jc w:val="right"/>
-            </w:pPr>
-            <w:r>
-              <w:t xml:space="preserve">0.1082</w:t>
-            </w:r>
-          </w:p>
-        </w:tc>
-        <w:tc>
-          <w:tcPr/>
-          <w:p>
-            <w:pPr>
-              <w:pStyle w:val="Compact"/>
-              <w:jc w:val="right"/>
-            </w:pPr>
-            <w:r>
-              <w:t xml:space="preserve">0.5865</w:t>
-            </w:r>
-          </w:p>
-        </w:tc>
-        <w:tc>
-          <w:tcPr/>
-          <w:p>
-            <w:pPr>
-              <w:pStyle w:val="Compact"/>
-              <w:jc w:val="right"/>
-            </w:pPr>
-            <w:r>
-              <w:t xml:space="preserve">1.0000</w:t>
-            </w:r>
-          </w:p>
-        </w:tc>
-        <w:tc>
-          <w:tcPr/>
-          <w:p>
-            <w:pPr>
-              <w:pStyle w:val="Compact"/>
-              <w:jc w:val="right"/>
-            </w:pPr>
-            <w:r>
-              <w:t xml:space="preserve">0.5433</w:t>
-            </w:r>
-          </w:p>
-        </w:tc>
-      </w:tr>
-      <w:tr>
-        <w:tc>
-          <w:tcPr/>
-          <w:p>
-            <w:pPr>
-              <w:pStyle w:val="Compact"/>
-            </w:pPr>
-            <w:r>
-              <w:t xml:space="preserve">Qwen raw 4</w:t>
-            </w:r>
-          </w:p>
-        </w:tc>
-        <w:tc>
-          <w:tcPr/>
-          <w:p>
-            <w:pPr>
-              <w:pStyle w:val="Compact"/>
-              <w:jc w:val="right"/>
-            </w:pPr>
-            <w:r>
-              <w:t xml:space="preserve">0.0002</w:t>
-            </w:r>
-          </w:p>
-        </w:tc>
-        <w:tc>
-          <w:tcPr/>
-          <w:p>
-            <w:pPr>
-              <w:pStyle w:val="Compact"/>
-              <w:jc w:val="right"/>
-            </w:pPr>
-            <w:r>
-              <w:t xml:space="preserve">0.0001</w:t>
-            </w:r>
-          </w:p>
-        </w:tc>
-        <w:tc>
-          <w:tcPr/>
-          <w:p>
-            <w:pPr>
-              <w:pStyle w:val="Compact"/>
-              <w:jc w:val="right"/>
-            </w:pPr>
-            <w:r>
-              <w:t xml:space="preserve">0.0001</w:t>
-            </w:r>
-          </w:p>
-        </w:tc>
-        <w:tc>
-          <w:tcPr/>
-          <w:p>
-            <w:pPr>
-              <w:pStyle w:val="Compact"/>
-              <w:jc w:val="right"/>
-            </w:pPr>
-            <w:r>
-              <w:t xml:space="preserve">0.1506</w:t>
-            </w:r>
-          </w:p>
-        </w:tc>
-        <w:tc>
-          <w:tcPr/>
-          <w:p>
-            <w:pPr>
-              <w:pStyle w:val="Compact"/>
-              <w:jc w:val="right"/>
-            </w:pPr>
-            <w:r>
-              <w:t xml:space="preserve">1.0000</w:t>
-            </w:r>
-          </w:p>
-        </w:tc>
-        <w:tc>
-          <w:tcPr/>
-          <w:p>
-            <w:pPr>
-              <w:pStyle w:val="Compact"/>
-              <w:jc w:val="right"/>
-            </w:pPr>
-            <w:r>
-              <w:t xml:space="preserve">1.0000</w:t>
-            </w:r>
-          </w:p>
-        </w:tc>
-      </w:tr>
-      <w:tr>
-        <w:tc>
-          <w:tcPr/>
-          <w:p>
-            <w:pPr>
-              <w:pStyle w:val="Compact"/>
-            </w:pPr>
-            <w:r>
-              <w:t xml:space="preserve">Q+G preserve 4</w:t>
-            </w:r>
-          </w:p>
-        </w:tc>
-        <w:tc>
-          <w:tcPr/>
-          <w:p>
-            <w:pPr>
-              <w:pStyle w:val="Compact"/>
-              <w:jc w:val="right"/>
-            </w:pPr>
-            <w:r>
-              <w:t xml:space="preserve">0.2083</w:t>
-            </w:r>
-          </w:p>
-        </w:tc>
-        <w:tc>
-          <w:tcPr/>
-          <w:p>
-            <w:pPr>
-              <w:pStyle w:val="Compact"/>
-              <w:jc w:val="right"/>
-            </w:pPr>
-            <w:r>
-              <w:t xml:space="preserve">0.1509</w:t>
-            </w:r>
-          </w:p>
-        </w:tc>
-        <w:tc>
-          <w:tcPr/>
-          <w:p>
-            <w:pPr>
-              <w:pStyle w:val="Compact"/>
-              <w:jc w:val="right"/>
-            </w:pPr>
-            <w:r>
-              <w:t xml:space="preserve">0.1421</w:t>
-            </w:r>
-          </w:p>
-        </w:tc>
-        <w:tc>
-          <w:tcPr/>
-          <w:p>
-            <w:pPr>
-              <w:pStyle w:val="Compact"/>
-              <w:jc w:val="right"/>
-            </w:pPr>
-            <w:r>
-              <w:t xml:space="preserve">0.8633</w:t>
-            </w:r>
-          </w:p>
-        </w:tc>
-        <w:tc>
-          <w:tcPr/>
-          <w:p>
-            <w:pPr>
-              <w:pStyle w:val="Compact"/>
-              <w:jc w:val="right"/>
-            </w:pPr>
-            <w:r>
-              <w:t xml:space="preserve">0.9887</w:t>
-            </w:r>
-          </w:p>
-        </w:tc>
-        <w:tc>
-          <w:tcPr/>
-          <w:p>
-            <w:pPr>
-              <w:pStyle w:val="Compact"/>
-              <w:jc w:val="right"/>
-            </w:pPr>
-            <w:r>
-              <w:t xml:space="preserve">0.1420</w:t>
-            </w:r>
-          </w:p>
-        </w:tc>
-      </w:tr>
-      <w:tr>
-        <w:tc>
-          <w:tcPr/>
-          <w:p>
-            <w:pPr>
-              <w:pStyle w:val="Compact"/>
-            </w:pPr>
-            <w:r>
-              <w:t xml:space="preserve">Q+G reorder 4</w:t>
-            </w:r>
-          </w:p>
-        </w:tc>
-        <w:tc>
-          <w:tcPr/>
-          <w:p>
-            <w:pPr>
-              <w:pStyle w:val="Compact"/>
-              <w:jc w:val="right"/>
-            </w:pPr>
-            <w:r>
-              <w:t xml:space="preserve">0.2080</w:t>
-            </w:r>
-          </w:p>
-        </w:tc>
-        <w:tc>
-          <w:tcPr/>
-          <w:p>
-            <w:pPr>
-              <w:pStyle w:val="Compact"/>
-              <w:jc w:val="right"/>
-            </w:pPr>
-            <w:r>
-              <w:t xml:space="preserve">0.1491</w:t>
-            </w:r>
-          </w:p>
-        </w:tc>
-        <w:tc>
-          <w:tcPr/>
-          <w:p>
-            <w:pPr>
-              <w:pStyle w:val="Compact"/>
-              <w:jc w:val="right"/>
-            </w:pPr>
-            <w:r>
-              <w:t xml:space="preserve">0.1421</w:t>
-            </w:r>
-          </w:p>
-        </w:tc>
-        <w:tc>
-          <w:tcPr/>
-          <w:p>
-            <w:pPr>
-              <w:pStyle w:val="Compact"/>
-              <w:jc w:val="right"/>
-            </w:pPr>
-            <w:r>
-              <w:t xml:space="preserve">0.8607</w:t>
-            </w:r>
-          </w:p>
-        </w:tc>
-        <w:tc>
-          <w:tcPr/>
-          <w:p>
-            <w:pPr>
-              <w:pStyle w:val="Compact"/>
-              <w:jc w:val="right"/>
-            </w:pPr>
-            <w:r>
-              <w:t xml:space="preserve">0.9886</w:t>
-            </w:r>
-          </w:p>
-        </w:tc>
-        <w:tc>
-          <w:tcPr/>
-          <w:p>
-            <w:pPr>
-              <w:pStyle w:val="Compact"/>
-              <w:jc w:val="right"/>
-            </w:pPr>
-            <w:r>
-              <w:t xml:space="preserve">0.1427</w:t>
-            </w:r>
-          </w:p>
-        </w:tc>
-      </w:tr>
-    </w:tbl>
-    <w:bookmarkEnd w:id="152"/>
-    <w:bookmarkStart w:id="153" w:name="promptable-extraction-benchmark-1"/>
-    <w:p>
-      <w:pPr>
-        <w:pStyle w:val="Heading4"/>
-      </w:pPr>
-      <w:r>
-        <w:t xml:space="preserve">Promptable extraction benchmark</w:t>
+    <w:p>
+      <w:pPr>
+        <w:pStyle w:val="FirstParagraph"/>
+      </w:pPr>
+      <w:r>
+        <w:t xml:space="preserve">Response metrics:</w:t>
       </w:r>
     </w:p>
     <w:tbl>
@@ -12540,6 +11866,644 @@
               <w:pStyle w:val="Compact"/>
             </w:pPr>
             <w:r>
+              <w:t xml:space="preserve">Row</w:t>
+            </w:r>
+          </w:p>
+        </w:tc>
+        <w:tc>
+          <w:tcPr/>
+          <w:p>
+            <w:pPr>
+              <w:pStyle w:val="Compact"/>
+              <w:jc w:val="right"/>
+            </w:pPr>
+            <w:r>
+              <w:t xml:space="preserve">Remove</w:t>
+            </w:r>
+          </w:p>
+        </w:tc>
+        <w:tc>
+          <w:tcPr/>
+          <w:p>
+            <w:pPr>
+              <w:pStyle w:val="Compact"/>
+              <w:jc w:val="right"/>
+            </w:pPr>
+            <w:r>
+              <w:t xml:space="preserve">Move</w:t>
+            </w:r>
+          </w:p>
+        </w:tc>
+        <w:tc>
+          <w:tcPr/>
+          <w:p>
+            <w:pPr>
+              <w:pStyle w:val="Compact"/>
+              <w:jc w:val="right"/>
+            </w:pPr>
+            <w:r>
+              <w:t xml:space="preserve">Recolor</w:t>
+            </w:r>
+          </w:p>
+        </w:tc>
+        <w:tc>
+          <w:tcPr/>
+          <w:p>
+            <w:pPr>
+              <w:pStyle w:val="Compact"/>
+              <w:jc w:val="right"/>
+            </w:pPr>
+            <w:r>
+              <w:t xml:space="preserve">Edit success</w:t>
+            </w:r>
+          </w:p>
+        </w:tc>
+      </w:tr>
+      <w:tr>
+        <w:tc>
+          <w:tcPr/>
+          <w:p>
+            <w:pPr>
+              <w:pStyle w:val="Compact"/>
+            </w:pPr>
+            <w:r>
+              <w:t xml:space="preserve">LF native</w:t>
+            </w:r>
+          </w:p>
+        </w:tc>
+        <w:tc>
+          <w:tcPr/>
+          <w:p>
+            <w:pPr>
+              <w:pStyle w:val="Compact"/>
+              <w:jc w:val="right"/>
+            </w:pPr>
+            <w:r>
+              <w:t xml:space="preserve">0.1097</w:t>
+            </w:r>
+          </w:p>
+        </w:tc>
+        <w:tc>
+          <w:tcPr/>
+          <w:p>
+            <w:pPr>
+              <w:pStyle w:val="Compact"/>
+              <w:jc w:val="right"/>
+            </w:pPr>
+            <w:r>
+              <w:t xml:space="preserve">0.1011</w:t>
+            </w:r>
+          </w:p>
+        </w:tc>
+        <w:tc>
+          <w:tcPr/>
+          <w:p>
+            <w:pPr>
+              <w:pStyle w:val="Compact"/>
+              <w:jc w:val="right"/>
+            </w:pPr>
+            <w:r>
+              <w:t xml:space="preserve">0.1220</w:t>
+            </w:r>
+          </w:p>
+        </w:tc>
+        <w:tc>
+          <w:tcPr/>
+          <w:p>
+            <w:pPr>
+              <w:pStyle w:val="Compact"/>
+              <w:jc w:val="right"/>
+            </w:pPr>
+            <w:r>
+              <w:t xml:space="preserve">0.6695</w:t>
+            </w:r>
+          </w:p>
+        </w:tc>
+      </w:tr>
+      <w:tr>
+        <w:tc>
+          <w:tcPr/>
+          <w:p>
+            <w:pPr>
+              <w:pStyle w:val="Compact"/>
+            </w:pPr>
+            <w:r>
+              <w:t xml:space="preserve">LF peel</w:t>
+            </w:r>
+          </w:p>
+        </w:tc>
+        <w:tc>
+          <w:tcPr/>
+          <w:p>
+            <w:pPr>
+              <w:pStyle w:val="Compact"/>
+              <w:jc w:val="right"/>
+            </w:pPr>
+            <w:r>
+              <w:t xml:space="preserve">0.1019</w:t>
+            </w:r>
+          </w:p>
+        </w:tc>
+        <w:tc>
+          <w:tcPr/>
+          <w:p>
+            <w:pPr>
+              <w:pStyle w:val="Compact"/>
+              <w:jc w:val="right"/>
+            </w:pPr>
+            <w:r>
+              <w:t xml:space="preserve">0.0808</w:t>
+            </w:r>
+          </w:p>
+        </w:tc>
+        <w:tc>
+          <w:tcPr/>
+          <w:p>
+            <w:pPr>
+              <w:pStyle w:val="Compact"/>
+              <w:jc w:val="right"/>
+            </w:pPr>
+            <w:r>
+              <w:t xml:space="preserve">0.1082</w:t>
+            </w:r>
+          </w:p>
+        </w:tc>
+        <w:tc>
+          <w:tcPr/>
+          <w:p>
+            <w:pPr>
+              <w:pStyle w:val="Compact"/>
+              <w:jc w:val="right"/>
+            </w:pPr>
+            <w:r>
+              <w:t xml:space="preserve">0.5865</w:t>
+            </w:r>
+          </w:p>
+        </w:tc>
+      </w:tr>
+      <w:tr>
+        <w:tc>
+          <w:tcPr/>
+          <w:p>
+            <w:pPr>
+              <w:pStyle w:val="Compact"/>
+            </w:pPr>
+            <w:r>
+              <w:t xml:space="preserve">Q raw4</w:t>
+            </w:r>
+          </w:p>
+        </w:tc>
+        <w:tc>
+          <w:tcPr/>
+          <w:p>
+            <w:pPr>
+              <w:pStyle w:val="Compact"/>
+              <w:jc w:val="right"/>
+            </w:pPr>
+            <w:r>
+              <w:t xml:space="preserve">0.0002</w:t>
+            </w:r>
+          </w:p>
+        </w:tc>
+        <w:tc>
+          <w:tcPr/>
+          <w:p>
+            <w:pPr>
+              <w:pStyle w:val="Compact"/>
+              <w:jc w:val="right"/>
+            </w:pPr>
+            <w:r>
+              <w:t xml:space="preserve">0.0001</w:t>
+            </w:r>
+          </w:p>
+        </w:tc>
+        <w:tc>
+          <w:tcPr/>
+          <w:p>
+            <w:pPr>
+              <w:pStyle w:val="Compact"/>
+              <w:jc w:val="right"/>
+            </w:pPr>
+            <w:r>
+              <w:t xml:space="preserve">0.0001</w:t>
+            </w:r>
+          </w:p>
+        </w:tc>
+        <w:tc>
+          <w:tcPr/>
+          <w:p>
+            <w:pPr>
+              <w:pStyle w:val="Compact"/>
+              <w:jc w:val="right"/>
+            </w:pPr>
+            <w:r>
+              <w:t xml:space="preserve">0.1506</w:t>
+            </w:r>
+          </w:p>
+        </w:tc>
+      </w:tr>
+      <w:tr>
+        <w:tc>
+          <w:tcPr/>
+          <w:p>
+            <w:pPr>
+              <w:pStyle w:val="Compact"/>
+            </w:pPr>
+            <w:r>
+              <w:t xml:space="preserve">Q+G-P4</w:t>
+            </w:r>
+          </w:p>
+        </w:tc>
+        <w:tc>
+          <w:tcPr/>
+          <w:p>
+            <w:pPr>
+              <w:pStyle w:val="Compact"/>
+              <w:jc w:val="right"/>
+            </w:pPr>
+            <w:r>
+              <w:t xml:space="preserve">0.2083</w:t>
+            </w:r>
+          </w:p>
+        </w:tc>
+        <w:tc>
+          <w:tcPr/>
+          <w:p>
+            <w:pPr>
+              <w:pStyle w:val="Compact"/>
+              <w:jc w:val="right"/>
+            </w:pPr>
+            <w:r>
+              <w:t xml:space="preserve">0.1509</w:t>
+            </w:r>
+          </w:p>
+        </w:tc>
+        <w:tc>
+          <w:tcPr/>
+          <w:p>
+            <w:pPr>
+              <w:pStyle w:val="Compact"/>
+              <w:jc w:val="right"/>
+            </w:pPr>
+            <w:r>
+              <w:t xml:space="preserve">0.1421</w:t>
+            </w:r>
+          </w:p>
+        </w:tc>
+        <w:tc>
+          <w:tcPr/>
+          <w:p>
+            <w:pPr>
+              <w:pStyle w:val="Compact"/>
+              <w:jc w:val="right"/>
+            </w:pPr>
+            <w:r>
+              <w:t xml:space="preserve">0.8633</w:t>
+            </w:r>
+          </w:p>
+        </w:tc>
+      </w:tr>
+      <w:tr>
+        <w:tc>
+          <w:tcPr/>
+          <w:p>
+            <w:pPr>
+              <w:pStyle w:val="Compact"/>
+            </w:pPr>
+            <w:r>
+              <w:t xml:space="preserve">Q+G-R4</w:t>
+            </w:r>
+          </w:p>
+        </w:tc>
+        <w:tc>
+          <w:tcPr/>
+          <w:p>
+            <w:pPr>
+              <w:pStyle w:val="Compact"/>
+              <w:jc w:val="right"/>
+            </w:pPr>
+            <w:r>
+              <w:t xml:space="preserve">0.2080</w:t>
+            </w:r>
+          </w:p>
+        </w:tc>
+        <w:tc>
+          <w:tcPr/>
+          <w:p>
+            <w:pPr>
+              <w:pStyle w:val="Compact"/>
+              <w:jc w:val="right"/>
+            </w:pPr>
+            <w:r>
+              <w:t xml:space="preserve">0.1491</w:t>
+            </w:r>
+          </w:p>
+        </w:tc>
+        <w:tc>
+          <w:tcPr/>
+          <w:p>
+            <w:pPr>
+              <w:pStyle w:val="Compact"/>
+              <w:jc w:val="right"/>
+            </w:pPr>
+            <w:r>
+              <w:t xml:space="preserve">0.1421</w:t>
+            </w:r>
+          </w:p>
+        </w:tc>
+        <w:tc>
+          <w:tcPr/>
+          <w:p>
+            <w:pPr>
+              <w:pStyle w:val="Compact"/>
+              <w:jc w:val="right"/>
+            </w:pPr>
+            <w:r>
+              <w:t xml:space="preserve">0.8607</w:t>
+            </w:r>
+          </w:p>
+        </w:tc>
+      </w:tr>
+    </w:tbl>
+    <w:p>
+      <w:pPr>
+        <w:pStyle w:val="BodyText"/>
+      </w:pPr>
+      <w:r>
+        <w:t xml:space="preserve">Stability metrics:</w:t>
+      </w:r>
+    </w:p>
+    <w:tbl>
+      <w:tblPr>
+        <w:tblStyle w:val="Table"/>
+        <w:tblW w:type="auto" w:w="0"/>
+        <w:tblLook w:firstRow="1" w:lastRow="0" w:firstColumn="0" w:lastColumn="0" w:noHBand="0" w:noVBand="0" w:val="0020"/>
+      </w:tblPr>
+      <w:tblGrid>
+        <w:gridCol w:w="2640"/>
+        <w:gridCol w:w="2640"/>
+        <w:gridCol w:w="2640"/>
+      </w:tblGrid>
+      <w:tr>
+        <w:trPr>
+          <w:tblHeader w:val="on"/>
+        </w:trPr>
+        <w:tc>
+          <w:tcPr/>
+          <w:p>
+            <w:pPr>
+              <w:pStyle w:val="Compact"/>
+            </w:pPr>
+            <w:r>
+              <w:t xml:space="preserve">Row</w:t>
+            </w:r>
+          </w:p>
+        </w:tc>
+        <w:tc>
+          <w:tcPr/>
+          <w:p>
+            <w:pPr>
+              <w:pStyle w:val="Compact"/>
+              <w:jc w:val="right"/>
+            </w:pPr>
+            <w:r>
+              <w:t xml:space="preserve">Non-edit preserve</w:t>
+            </w:r>
+          </w:p>
+        </w:tc>
+        <w:tc>
+          <w:tcPr/>
+          <w:p>
+            <w:pPr>
+              <w:pStyle w:val="Compact"/>
+              <w:jc w:val="right"/>
+            </w:pPr>
+            <w:r>
+              <w:t xml:space="preserve">Hole ratio</w:t>
+            </w:r>
+          </w:p>
+        </w:tc>
+      </w:tr>
+      <w:tr>
+        <w:tc>
+          <w:tcPr/>
+          <w:p>
+            <w:pPr>
+              <w:pStyle w:val="Compact"/>
+            </w:pPr>
+            <w:r>
+              <w:t xml:space="preserve">LF native</w:t>
+            </w:r>
+          </w:p>
+        </w:tc>
+        <w:tc>
+          <w:tcPr/>
+          <w:p>
+            <w:pPr>
+              <w:pStyle w:val="Compact"/>
+              <w:jc w:val="right"/>
+            </w:pPr>
+            <w:r>
+              <w:t xml:space="preserve">0.9999</w:t>
+            </w:r>
+          </w:p>
+        </w:tc>
+        <w:tc>
+          <w:tcPr/>
+          <w:p>
+            <w:pPr>
+              <w:pStyle w:val="Compact"/>
+              <w:jc w:val="right"/>
+            </w:pPr>
+            <w:r>
+              <w:t xml:space="preserve">0.4860</w:t>
+            </w:r>
+          </w:p>
+        </w:tc>
+      </w:tr>
+      <w:tr>
+        <w:tc>
+          <w:tcPr/>
+          <w:p>
+            <w:pPr>
+              <w:pStyle w:val="Compact"/>
+            </w:pPr>
+            <w:r>
+              <w:t xml:space="preserve">LF peel</w:t>
+            </w:r>
+          </w:p>
+        </w:tc>
+        <w:tc>
+          <w:tcPr/>
+          <w:p>
+            <w:pPr>
+              <w:pStyle w:val="Compact"/>
+              <w:jc w:val="right"/>
+            </w:pPr>
+            <w:r>
+              <w:t xml:space="preserve">1.0000</w:t>
+            </w:r>
+          </w:p>
+        </w:tc>
+        <w:tc>
+          <w:tcPr/>
+          <w:p>
+            <w:pPr>
+              <w:pStyle w:val="Compact"/>
+              <w:jc w:val="right"/>
+            </w:pPr>
+            <w:r>
+              <w:t xml:space="preserve">0.5433</w:t>
+            </w:r>
+          </w:p>
+        </w:tc>
+      </w:tr>
+      <w:tr>
+        <w:tc>
+          <w:tcPr/>
+          <w:p>
+            <w:pPr>
+              <w:pStyle w:val="Compact"/>
+            </w:pPr>
+            <w:r>
+              <w:t xml:space="preserve">Q raw4</w:t>
+            </w:r>
+          </w:p>
+        </w:tc>
+        <w:tc>
+          <w:tcPr/>
+          <w:p>
+            <w:pPr>
+              <w:pStyle w:val="Compact"/>
+              <w:jc w:val="right"/>
+            </w:pPr>
+            <w:r>
+              <w:t xml:space="preserve">1.0000</w:t>
+            </w:r>
+          </w:p>
+        </w:tc>
+        <w:tc>
+          <w:tcPr/>
+          <w:p>
+            <w:pPr>
+              <w:pStyle w:val="Compact"/>
+              <w:jc w:val="right"/>
+            </w:pPr>
+            <w:r>
+              <w:t xml:space="preserve">1.0000</w:t>
+            </w:r>
+          </w:p>
+        </w:tc>
+      </w:tr>
+      <w:tr>
+        <w:tc>
+          <w:tcPr/>
+          <w:p>
+            <w:pPr>
+              <w:pStyle w:val="Compact"/>
+            </w:pPr>
+            <w:r>
+              <w:t xml:space="preserve">Q+G-P4</w:t>
+            </w:r>
+          </w:p>
+        </w:tc>
+        <w:tc>
+          <w:tcPr/>
+          <w:p>
+            <w:pPr>
+              <w:pStyle w:val="Compact"/>
+              <w:jc w:val="right"/>
+            </w:pPr>
+            <w:r>
+              <w:t xml:space="preserve">0.9887</w:t>
+            </w:r>
+          </w:p>
+        </w:tc>
+        <w:tc>
+          <w:tcPr/>
+          <w:p>
+            <w:pPr>
+              <w:pStyle w:val="Compact"/>
+              <w:jc w:val="right"/>
+            </w:pPr>
+            <w:r>
+              <w:t xml:space="preserve">0.1420</w:t>
+            </w:r>
+          </w:p>
+        </w:tc>
+      </w:tr>
+      <w:tr>
+        <w:tc>
+          <w:tcPr/>
+          <w:p>
+            <w:pPr>
+              <w:pStyle w:val="Compact"/>
+            </w:pPr>
+            <w:r>
+              <w:t xml:space="preserve">Q+G-R4</w:t>
+            </w:r>
+          </w:p>
+        </w:tc>
+        <w:tc>
+          <w:tcPr/>
+          <w:p>
+            <w:pPr>
+              <w:pStyle w:val="Compact"/>
+              <w:jc w:val="right"/>
+            </w:pPr>
+            <w:r>
+              <w:t xml:space="preserve">0.9886</w:t>
+            </w:r>
+          </w:p>
+        </w:tc>
+        <w:tc>
+          <w:tcPr/>
+          <w:p>
+            <w:pPr>
+              <w:pStyle w:val="Compact"/>
+              <w:jc w:val="right"/>
+            </w:pPr>
+            <w:r>
+              <w:t xml:space="preserve">0.1427</w:t>
+            </w:r>
+          </w:p>
+        </w:tc>
+      </w:tr>
+    </w:tbl>
+    <w:bookmarkEnd w:id="152"/>
+    <w:bookmarkStart w:id="153" w:name="promptable-extraction-benchmark-1"/>
+    <w:p>
+      <w:pPr>
+        <w:pStyle w:val="Heading4"/>
+      </w:pPr>
+      <w:r>
+        <w:t xml:space="preserve">Promptable extraction benchmark</w:t>
+      </w:r>
+    </w:p>
+    <w:tbl>
+      <w:tblPr>
+        <w:tblStyle w:val="Table"/>
+        <w:tblW w:type="auto" w:w="0"/>
+        <w:tblLook w:firstRow="1" w:lastRow="0" w:firstColumn="0" w:lastColumn="0" w:noHBand="0" w:noVBand="0" w:val="0020"/>
+      </w:tblPr>
+      <w:tblGrid>
+        <w:gridCol w:w="1584"/>
+        <w:gridCol w:w="1584"/>
+        <w:gridCol w:w="1584"/>
+        <w:gridCol w:w="1584"/>
+        <w:gridCol w:w="1584"/>
+      </w:tblGrid>
+      <w:tr>
+        <w:trPr>
+          <w:tblHeader w:val="on"/>
+        </w:trPr>
+        <w:tc>
+          <w:tcPr/>
+          <w:p>
+            <w:pPr>
+              <w:pStyle w:val="Compact"/>
+            </w:pPr>
+            <w:r>
               <w:t xml:space="preserve">Prompt type</w:t>
             </w:r>
           </w:p>
@@ -13288,7 +13252,7 @@
       </w:r>
     </w:p>
     <w:bookmarkEnd w:id="158"/>
-    <w:bookmarkStart w:id="161" w:name="limitations"/>
+    <w:bookmarkStart w:id="159" w:name="limitations"/>
     <w:p>
       <w:pPr>
         <w:pStyle w:val="Heading1"/>
@@ -13302,38 +13266,7 @@
         <w:pStyle w:val="FirstParagraph"/>
       </w:pPr>
       <w:r>
-        <w:t xml:space="preserve">Failure taxonomy and future-work framing are documented in</w:t>
-      </w:r>
-      <w:r>
-        <w:t xml:space="preserve"> </w:t>
-      </w:r>
-      <w:hyperlink r:id="rId159">
-        <w:r>
-          <w:rPr>
-            <w:rStyle w:val="Hyperlink"/>
-          </w:rPr>
-          <w:t xml:space="preserve">04_ABLATIONS_AND_TABLES.md</w:t>
-        </w:r>
-      </w:hyperlink>
-      <w:r>
-        <w:t xml:space="preserve"> </w:t>
-      </w:r>
-      <w:r>
-        <w:t xml:space="preserve">and</w:t>
-      </w:r>
-      <w:r>
-        <w:t xml:space="preserve"> </w:t>
-      </w:r>
-      <w:hyperlink r:id="rId160">
-        <w:r>
-          <w:rPr>
-            <w:rStyle w:val="Hyperlink"/>
-          </w:rPr>
-          <w:t xml:space="preserve">02_BENCHMARKING_PROTOCOL.md</w:t>
-        </w:r>
-      </w:hyperlink>
-      <w:r>
-        <w:t xml:space="preserve">. The main current limitations are:</w:t>
+        <w:t xml:space="preserve">Failure taxonomy and evaluation details are summarized in Appendix B. The main current limitations are:</w:t>
       </w:r>
     </w:p>
     <w:p>
@@ -13444,8 +13377,8 @@
         <w:t xml:space="preserve">transparent-layer recovery that is still approximate rather than generative.</w:t>
       </w:r>
     </w:p>
-    <w:bookmarkEnd w:id="161"/>
-    <w:bookmarkStart w:id="162" w:name="conclusion"/>
+    <w:bookmarkEnd w:id="159"/>
+    <w:bookmarkStart w:id="160" w:name="conclusion"/>
     <w:p>
       <w:pPr>
         <w:pStyle w:val="Heading1"/>
@@ -13462,8 +13395,8 @@
         <w:t xml:space="preserve">LayerForge-X is best interpreted as a self-evaluating layer-representation system rather than a simple decomposition script. It produces native graph layers, enriches frontier RGBA layers, runs recursive peeling, measures editability, benchmarks prompt extraction, approximates transparent recovery, and exports a canonical DALG manifest. That combination defines the central project contribution.</w:t>
       </w:r>
     </w:p>
-    <w:bookmarkEnd w:id="162"/>
-    <w:bookmarkStart w:id="163" w:name="references"/>
+    <w:bookmarkEnd w:id="160"/>
+    <w:bookmarkStart w:id="161" w:name="references"/>
     <w:p>
       <w:pPr>
         <w:pStyle w:val="Heading1"/>
@@ -13880,8 +13813,8 @@
         <w:t xml:space="preserve">arXiv preprint, 2025.</w:t>
       </w:r>
     </w:p>
-    <w:bookmarkEnd w:id="163"/>
-    <w:bookmarkStart w:id="175" w:name="appendix-a-artifact-map"/>
+    <w:bookmarkEnd w:id="161"/>
+    <w:bookmarkStart w:id="173" w:name="appendix-a-artifact-map"/>
     <w:p>
       <w:pPr>
         <w:pStyle w:val="Heading1"/>
@@ -13906,7 +13839,7 @@
           <w:numId w:val="1019"/>
         </w:numPr>
       </w:pPr>
-      <w:hyperlink r:id="rId164">
+      <w:hyperlink r:id="rId162">
         <w:r>
           <w:rPr>
             <w:rStyle w:val="Hyperlink"/>
@@ -13923,7 +13856,7 @@
           <w:numId w:val="1019"/>
         </w:numPr>
       </w:pPr>
-      <w:hyperlink r:id="rId165">
+      <w:hyperlink r:id="rId163">
         <w:r>
           <w:rPr>
             <w:rStyle w:val="Hyperlink"/>
@@ -13940,7 +13873,7 @@
           <w:numId w:val="1019"/>
         </w:numPr>
       </w:pPr>
-      <w:hyperlink r:id="rId166">
+      <w:hyperlink r:id="rId164">
         <w:r>
           <w:rPr>
             <w:rStyle w:val="Hyperlink"/>
@@ -13957,7 +13890,7 @@
           <w:numId w:val="1019"/>
         </w:numPr>
       </w:pPr>
-      <w:hyperlink r:id="rId167">
+      <w:hyperlink r:id="rId165">
         <w:r>
           <w:rPr>
             <w:rStyle w:val="Hyperlink"/>
@@ -13974,7 +13907,7 @@
           <w:numId w:val="1019"/>
         </w:numPr>
       </w:pPr>
-      <w:hyperlink r:id="rId168">
+      <w:hyperlink r:id="rId166">
         <w:r>
           <w:rPr>
             <w:rStyle w:val="Hyperlink"/>
@@ -13991,7 +13924,7 @@
           <w:numId w:val="1019"/>
         </w:numPr>
       </w:pPr>
-      <w:hyperlink r:id="rId169">
+      <w:hyperlink r:id="rId167">
         <w:r>
           <w:rPr>
             <w:rStyle w:val="Hyperlink"/>
@@ -14008,7 +13941,7 @@
           <w:numId w:val="1019"/>
         </w:numPr>
       </w:pPr>
-      <w:hyperlink r:id="rId170">
+      <w:hyperlink r:id="rId168">
         <w:r>
           <w:rPr>
             <w:rStyle w:val="Hyperlink"/>
@@ -14025,7 +13958,7 @@
           <w:numId w:val="1019"/>
         </w:numPr>
       </w:pPr>
-      <w:hyperlink r:id="rId171">
+      <w:hyperlink r:id="rId169">
         <w:r>
           <w:rPr>
             <w:rStyle w:val="Hyperlink"/>
@@ -14042,7 +13975,7 @@
           <w:numId w:val="1019"/>
         </w:numPr>
       </w:pPr>
-      <w:hyperlink r:id="rId172">
+      <w:hyperlink r:id="rId170">
         <w:r>
           <w:rPr>
             <w:rStyle w:val="Hyperlink"/>
@@ -14059,7 +13992,7 @@
           <w:numId w:val="1019"/>
         </w:numPr>
       </w:pPr>
-      <w:hyperlink r:id="rId173">
+      <w:hyperlink r:id="rId171">
         <w:r>
           <w:rPr>
             <w:rStyle w:val="Hyperlink"/>
@@ -14076,7 +14009,7 @@
           <w:numId w:val="1019"/>
         </w:numPr>
       </w:pPr>
-      <w:hyperlink r:id="rId174">
+      <w:hyperlink r:id="rId172">
         <w:r>
           <w:rPr>
             <w:rStyle w:val="Hyperlink"/>
@@ -14085,8 +14018,8 @@
         </w:r>
       </w:hyperlink>
     </w:p>
-    <w:bookmarkEnd w:id="175"/>
-    <w:bookmarkStart w:id="186" w:name="appendix-b-extended-tables-and-ablations"/>
+    <w:bookmarkEnd w:id="173"/>
+    <w:bookmarkStart w:id="188" w:name="appendix-b-extended-tables-and-ablations"/>
     <w:p>
       <w:pPr>
         <w:pStyle w:val="Heading1"/>
@@ -14103,7 +14036,7 @@
         <w:t xml:space="preserve">This appendix collects the extended quantitative tables, measured ablations, and failure-taxonomy material that support the main report.</w:t>
       </w:r>
     </w:p>
-    <w:bookmarkStart w:id="176" w:name="b.1-completed-runs-snapshot"/>
+    <w:bookmarkStart w:id="174" w:name="b.1-completed-runs-snapshot"/>
     <w:p>
       <w:pPr>
         <w:pStyle w:val="Heading2"/>
@@ -14117,25 +14050,22 @@
         <w:pStyle w:val="FirstParagraph"/>
       </w:pPr>
       <w:r>
-        <w:t xml:space="preserve">The rows below are measured runs rather than placeholders:</w:t>
+        <w:t xml:space="preserve">The rows below are measured runs rather than placeholders. All three use the deterministic classical segmenter with geometric-luminance depth; the changing factor is the ordering rule and the held-out split.</w:t>
       </w:r>
     </w:p>
     <w:tbl>
       <w:tblPr>
         <w:tblStyle w:val="Table"/>
-        <w:tblW w:type="pct" w:w="5000"/>
-        <w:tblLayout w:type="fixed"/>
+        <w:tblW w:type="auto" w:w="0"/>
         <w:tblLook w:firstRow="1" w:lastRow="0" w:firstColumn="0" w:lastColumn="0" w:noHBand="0" w:noVBand="0" w:val="0020"/>
       </w:tblPr>
       <w:tblGrid>
-        <w:gridCol w:w="880"/>
-        <w:gridCol w:w="880"/>
-        <w:gridCol w:w="880"/>
-        <w:gridCol w:w="880"/>
-        <w:gridCol w:w="880"/>
-        <w:gridCol w:w="1173"/>
-        <w:gridCol w:w="1173"/>
-        <w:gridCol w:w="1173"/>
+        <w:gridCol w:w="1320"/>
+        <w:gridCol w:w="1320"/>
+        <w:gridCol w:w="1320"/>
+        <w:gridCol w:w="1320"/>
+        <w:gridCol w:w="1320"/>
+        <w:gridCol w:w="1320"/>
       </w:tblGrid>
       <w:tr>
         <w:trPr>
@@ -14159,18 +14089,7 @@
               <w:pStyle w:val="Compact"/>
             </w:pPr>
             <w:r>
-              <w:t xml:space="preserve">Segmentation</w:t>
-            </w:r>
-          </w:p>
-        </w:tc>
-        <w:tc>
-          <w:tcPr/>
-          <w:p>
-            <w:pPr>
-              <w:pStyle w:val="Compact"/>
-            </w:pPr>
-            <w:r>
-              <w:t xml:space="preserve">Depth</w:t>
+              <w:t xml:space="preserve">Split</w:t>
             </w:r>
           </w:p>
         </w:tc>
@@ -14182,17 +14101,6 @@
             </w:pPr>
             <w:r>
               <w:t xml:space="preserve">Ordering</w:t>
-            </w:r>
-          </w:p>
-        </w:tc>
-        <w:tc>
-          <w:tcPr/>
-          <w:p>
-            <w:pPr>
-              <w:pStyle w:val="Compact"/>
-            </w:pPr>
-            <w:r>
-              <w:t xml:space="preserve">Split</w:t>
             </w:r>
           </w:p>
         </w:tc>
@@ -14252,18 +14160,7 @@
               <w:pStyle w:val="Compact"/>
             </w:pPr>
             <w:r>
-              <w:t xml:space="preserve">classical</w:t>
-            </w:r>
-          </w:p>
-        </w:tc>
-        <w:tc>
-          <w:tcPr/>
-          <w:p>
-            <w:pPr>
-              <w:pStyle w:val="Compact"/>
-            </w:pPr>
-            <w:r>
-              <w:t xml:space="preserve">geometric luminance</w:t>
+              <w:t xml:space="preserve">synthetic fast</w:t>
             </w:r>
           </w:p>
         </w:tc>
@@ -14275,17 +14172,6 @@
             </w:pPr>
             <w:r>
               <w:t xml:space="preserve">boundary</w:t>
-            </w:r>
-          </w:p>
-        </w:tc>
-        <w:tc>
-          <w:tcPr/>
-          <w:p>
-            <w:pPr>
-              <w:pStyle w:val="Compact"/>
-            </w:pPr>
-            <w:r>
-              <w:t xml:space="preserve">synthetic fast</w:t>
             </w:r>
           </w:p>
         </w:tc>
@@ -14345,18 +14231,7 @@
               <w:pStyle w:val="Compact"/>
             </w:pPr>
             <w:r>
-              <w:t xml:space="preserve">classical</w:t>
-            </w:r>
-          </w:p>
-        </w:tc>
-        <w:tc>
-          <w:tcPr/>
-          <w:p>
-            <w:pPr>
-              <w:pStyle w:val="Compact"/>
-            </w:pPr>
-            <w:r>
-              <w:t xml:space="preserve">geometric luminance</w:t>
+              <w:t xml:space="preserve">synth test</w:t>
             </w:r>
           </w:p>
         </w:tc>
@@ -14368,17 +14243,6 @@
             </w:pPr>
             <w:r>
               <w:t xml:space="preserve">boundary</w:t>
-            </w:r>
-          </w:p>
-        </w:tc>
-        <w:tc>
-          <w:tcPr/>
-          <w:p>
-            <w:pPr>
-              <w:pStyle w:val="Compact"/>
-            </w:pPr>
-            <w:r>
-              <w:t xml:space="preserve">synth test</w:t>
             </w:r>
           </w:p>
         </w:tc>
@@ -14438,18 +14302,7 @@
               <w:pStyle w:val="Compact"/>
             </w:pPr>
             <w:r>
-              <w:t xml:space="preserve">classical</w:t>
-            </w:r>
-          </w:p>
-        </w:tc>
-        <w:tc>
-          <w:tcPr/>
-          <w:p>
-            <w:pPr>
-              <w:pStyle w:val="Compact"/>
-            </w:pPr>
-            <w:r>
-              <w:t xml:space="preserve">geometric luminance</w:t>
+              <w:t xml:space="preserve">synth test</w:t>
             </w:r>
           </w:p>
         </w:tc>
@@ -14461,17 +14314,6 @@
             </w:pPr>
             <w:r>
               <w:t xml:space="preserve">learned ranker</w:t>
-            </w:r>
-          </w:p>
-        </w:tc>
-        <w:tc>
-          <w:tcPr/>
-          <w:p>
-            <w:pPr>
-              <w:pStyle w:val="Compact"/>
-            </w:pPr>
-            <w:r>
-              <w:t xml:space="preserve">synth test</w:t>
             </w:r>
           </w:p>
         </w:tc>
@@ -14611,8 +14453,8 @@
         <w:t xml:space="preserve">system rather than further tuning of the deterministic baseline.</w:t>
       </w:r>
     </w:p>
-    <w:bookmarkEnd w:id="176"/>
-    <w:bookmarkStart w:id="177" w:name="b.2-frontier-candidate-bank-review"/>
+    <w:bookmarkEnd w:id="174"/>
+    <w:bookmarkStart w:id="175" w:name="b.2-frontier-candidate-bank-review"/>
     <w:p>
       <w:pPr>
         <w:pStyle w:val="Heading2"/>
@@ -14626,19 +14468,7 @@
         <w:pStyle w:val="FirstParagraph"/>
       </w:pPr>
       <w:r>
-        <w:t xml:space="preserve">The local working tree contains a measured five-image frontier comparison in</w:t>
-      </w:r>
-      <w:r>
-        <w:t xml:space="preserve"> </w:t>
-      </w:r>
-      <w:r>
-        <w:rPr>
-          <w:rStyle w:val="VerbatimChar"/>
-        </w:rPr>
-        <w:t xml:space="preserve">runs/frontier_review/frontier_summary.json</w:t>
-      </w:r>
-      <w:r>
-        <w:t xml:space="preserve">, and the submission archive ships the copied summary in</w:t>
+        <w:t xml:space="preserve">The five-image frontier comparison was measured locally, and the submission archive ships the copied summary in</w:t>
       </w:r>
       <w:r>
         <w:t xml:space="preserve"> </w:t>
@@ -14656,17 +14486,15 @@
     <w:tbl>
       <w:tblPr>
         <w:tblStyle w:val="Table"/>
-        <w:tblW w:type="pct" w:w="5000"/>
-        <w:tblLayout w:type="fixed"/>
+        <w:tblW w:type="auto" w:w="0"/>
         <w:tblLook w:firstRow="1" w:lastRow="0" w:firstColumn="0" w:lastColumn="0" w:noHBand="0" w:noVBand="0" w:val="0020"/>
       </w:tblPr>
       <w:tblGrid>
-        <w:gridCol w:w="1033"/>
-        <w:gridCol w:w="1377"/>
-        <w:gridCol w:w="1377"/>
-        <w:gridCol w:w="1377"/>
-        <w:gridCol w:w="1377"/>
-        <w:gridCol w:w="1377"/>
+        <w:gridCol w:w="1584"/>
+        <w:gridCol w:w="1584"/>
+        <w:gridCol w:w="1584"/>
+        <w:gridCol w:w="1584"/>
+        <w:gridCol w:w="1584"/>
       </w:tblGrid>
       <w:tr>
         <w:trPr>
@@ -14679,67 +14507,55 @@
               <w:pStyle w:val="Compact"/>
             </w:pPr>
             <w:r>
-              <w:t xml:space="preserve">Method</w:t>
-            </w:r>
-          </w:p>
-        </w:tc>
-        <w:tc>
-          <w:tcPr/>
-          <w:p>
-            <w:pPr>
-              <w:pStyle w:val="Compact"/>
-              <w:jc w:val="right"/>
-            </w:pPr>
-            <w:r>
-              <w:t xml:space="preserve">Images</w:t>
-            </w:r>
-          </w:p>
-        </w:tc>
-        <w:tc>
-          <w:tcPr/>
-          <w:p>
-            <w:pPr>
-              <w:pStyle w:val="Compact"/>
-              <w:jc w:val="right"/>
-            </w:pPr>
-            <w:r>
-              <w:t xml:space="preserve">Mean PSNR</w:t>
-            </w:r>
-          </w:p>
-        </w:tc>
-        <w:tc>
-          <w:tcPr/>
-          <w:p>
-            <w:pPr>
-              <w:pStyle w:val="Compact"/>
-              <w:jc w:val="right"/>
-            </w:pPr>
-            <w:r>
-              <w:t xml:space="preserve">Mean SSIM</w:t>
-            </w:r>
-          </w:p>
-        </w:tc>
-        <w:tc>
-          <w:tcPr/>
-          <w:p>
-            <w:pPr>
-              <w:pStyle w:val="Compact"/>
-              <w:jc w:val="right"/>
-            </w:pPr>
-            <w:r>
-              <w:t xml:space="preserve">Mean self-eval score</w:t>
-            </w:r>
-          </w:p>
-        </w:tc>
-        <w:tc>
-          <w:tcPr/>
-          <w:p>
-            <w:pPr>
-              <w:pStyle w:val="Compact"/>
-              <w:jc w:val="right"/>
-            </w:pPr>
-            <w:r>
-              <w:t xml:space="preserve">Best-image wins</w:t>
+              <w:t xml:space="preserve">Row</w:t>
+            </w:r>
+          </w:p>
+        </w:tc>
+        <w:tc>
+          <w:tcPr/>
+          <w:p>
+            <w:pPr>
+              <w:pStyle w:val="Compact"/>
+              <w:jc w:val="right"/>
+            </w:pPr>
+            <w:r>
+              <w:t xml:space="preserve">PSNR</w:t>
+            </w:r>
+          </w:p>
+        </w:tc>
+        <w:tc>
+          <w:tcPr/>
+          <w:p>
+            <w:pPr>
+              <w:pStyle w:val="Compact"/>
+              <w:jc w:val="right"/>
+            </w:pPr>
+            <w:r>
+              <w:t xml:space="preserve">SSIM</w:t>
+            </w:r>
+          </w:p>
+        </w:tc>
+        <w:tc>
+          <w:tcPr/>
+          <w:p>
+            <w:pPr>
+              <w:pStyle w:val="Compact"/>
+              <w:jc w:val="right"/>
+            </w:pPr>
+            <w:r>
+              <w:t xml:space="preserve">Self-eval</w:t>
+            </w:r>
+          </w:p>
+        </w:tc>
+        <w:tc>
+          <w:tcPr/>
+          <w:p>
+            <w:pPr>
+              <w:pStyle w:val="Compact"/>
+              <w:jc w:val="right"/>
+            </w:pPr>
+            <w:r>
+              <w:t xml:space="preserve">Wins</w:t>
             </w:r>
           </w:p>
         </w:tc>
@@ -14764,18 +14580,6 @@
               <w:jc w:val="right"/>
             </w:pPr>
             <w:r>
-              <w:t xml:space="preserve">5</w:t>
-            </w:r>
-          </w:p>
-        </w:tc>
-        <w:tc>
-          <w:tcPr/>
-          <w:p>
-            <w:pPr>
-              <w:pStyle w:val="Compact"/>
-              <w:jc w:val="right"/>
-            </w:pPr>
-            <w:r>
               <w:t xml:space="preserve">37.6688</w:t>
             </w:r>
           </w:p>
@@ -14837,18 +14641,6 @@
               <w:jc w:val="right"/>
             </w:pPr>
             <w:r>
-              <w:t xml:space="preserve">5</w:t>
-            </w:r>
-          </w:p>
-        </w:tc>
-        <w:tc>
-          <w:tcPr/>
-          <w:p>
-            <w:pPr>
-              <w:pStyle w:val="Compact"/>
-              <w:jc w:val="right"/>
-            </w:pPr>
-            <w:r>
               <w:t xml:space="preserve">27.0988</w:t>
             </w:r>
           </w:p>
@@ -14898,19 +14690,7 @@
               <w:pStyle w:val="Compact"/>
             </w:pPr>
             <w:r>
-              <w:t xml:space="preserve">Qwen raw 4</w:t>
-            </w:r>
-          </w:p>
-        </w:tc>
-        <w:tc>
-          <w:tcPr/>
-          <w:p>
-            <w:pPr>
-              <w:pStyle w:val="Compact"/>
-              <w:jc w:val="right"/>
-            </w:pPr>
-            <w:r>
-              <w:t xml:space="preserve">5</w:t>
+              <w:t xml:space="preserve">Q raw4</w:t>
             </w:r>
           </w:p>
         </w:tc>
@@ -14971,19 +14751,7 @@
               <w:pStyle w:val="Compact"/>
             </w:pPr>
             <w:r>
-              <w:t xml:space="preserve">Q+G preserve 4</w:t>
-            </w:r>
-          </w:p>
-        </w:tc>
-        <w:tc>
-          <w:tcPr/>
-          <w:p>
-            <w:pPr>
-              <w:pStyle w:val="Compact"/>
-              <w:jc w:val="right"/>
-            </w:pPr>
-            <w:r>
-              <w:t xml:space="preserve">5</w:t>
+              <w:t xml:space="preserve">Q+G-P4</w:t>
             </w:r>
           </w:p>
         </w:tc>
@@ -15044,19 +14812,7 @@
               <w:pStyle w:val="Compact"/>
             </w:pPr>
             <w:r>
-              <w:t xml:space="preserve">Q+G reorder 4</w:t>
-            </w:r>
-          </w:p>
-        </w:tc>
-        <w:tc>
-          <w:tcPr/>
-          <w:p>
-            <w:pPr>
-              <w:pStyle w:val="Compact"/>
-              <w:jc w:val="right"/>
-            </w:pPr>
-            <w:r>
-              <w:t xml:space="preserve">5</w:t>
+              <w:t xml:space="preserve">Q+G-R4</w:t>
             </w:r>
           </w:p>
         </w:tc>
@@ -15196,8 +14952,8 @@
         <w:t xml:space="preserve">remains the compact generative baseline, but it is no longer the strongest editable representation once structure and editability are scored explicitly.</w:t>
       </w:r>
     </w:p>
-    <w:bookmarkEnd w:id="177"/>
-    <w:bookmarkStart w:id="178" w:name="b.3-editability-suite"/>
+    <w:bookmarkEnd w:id="175"/>
+    <w:bookmarkStart w:id="176" w:name="b.3-editability-suite"/>
     <w:p>
       <w:pPr>
         <w:pStyle w:val="Heading2"/>
@@ -15212,23 +14968,28 @@
       </w:pPr>
       <w:r>
         <w:t xml:space="preserve">The frontier review is paired with an editability suite so that recomposition fidelity is not the only selection signal.</w:t>
+      </w:r>
+    </w:p>
+    <w:p>
+      <w:pPr>
+        <w:pStyle w:val="BodyText"/>
+      </w:pPr>
+      <w:r>
+        <w:t xml:space="preserve">Response metrics:</w:t>
       </w:r>
     </w:p>
     <w:tbl>
       <w:tblPr>
         <w:tblStyle w:val="Table"/>
-        <w:tblW w:type="pct" w:w="5000"/>
-        <w:tblLayout w:type="fixed"/>
+        <w:tblW w:type="auto" w:w="0"/>
         <w:tblLook w:firstRow="1" w:lastRow="0" w:firstColumn="0" w:lastColumn="0" w:noHBand="0" w:noVBand="0" w:val="0020"/>
       </w:tblPr>
       <w:tblGrid>
-        <w:gridCol w:w="880"/>
-        <w:gridCol w:w="1173"/>
-        <w:gridCol w:w="1173"/>
-        <w:gridCol w:w="1173"/>
-        <w:gridCol w:w="1173"/>
-        <w:gridCol w:w="1173"/>
-        <w:gridCol w:w="1173"/>
+        <w:gridCol w:w="1584"/>
+        <w:gridCol w:w="1584"/>
+        <w:gridCol w:w="1584"/>
+        <w:gridCol w:w="1584"/>
+        <w:gridCol w:w="1584"/>
       </w:tblGrid>
       <w:tr>
         <w:trPr>
@@ -15241,43 +15002,43 @@
               <w:pStyle w:val="Compact"/>
             </w:pPr>
             <w:r>
-              <w:t xml:space="preserve">Method</w:t>
-            </w:r>
-          </w:p>
-        </w:tc>
-        <w:tc>
-          <w:tcPr/>
-          <w:p>
-            <w:pPr>
-              <w:pStyle w:val="Compact"/>
-              <w:jc w:val="right"/>
-            </w:pPr>
-            <w:r>
-              <w:t xml:space="preserve">Remove response ↑</w:t>
-            </w:r>
-          </w:p>
-        </w:tc>
-        <w:tc>
-          <w:tcPr/>
-          <w:p>
-            <w:pPr>
-              <w:pStyle w:val="Compact"/>
-              <w:jc w:val="right"/>
-            </w:pPr>
-            <w:r>
-              <w:t xml:space="preserve">Move response ↑</w:t>
-            </w:r>
-          </w:p>
-        </w:tc>
-        <w:tc>
-          <w:tcPr/>
-          <w:p>
-            <w:pPr>
-              <w:pStyle w:val="Compact"/>
-              <w:jc w:val="right"/>
-            </w:pPr>
-            <w:r>
-              <w:t xml:space="preserve">Recolor response ↑</w:t>
+              <w:t xml:space="preserve">Row</w:t>
+            </w:r>
+          </w:p>
+        </w:tc>
+        <w:tc>
+          <w:tcPr/>
+          <w:p>
+            <w:pPr>
+              <w:pStyle w:val="Compact"/>
+              <w:jc w:val="right"/>
+            </w:pPr>
+            <w:r>
+              <w:t xml:space="preserve">Remove ↑</w:t>
+            </w:r>
+          </w:p>
+        </w:tc>
+        <w:tc>
+          <w:tcPr/>
+          <w:p>
+            <w:pPr>
+              <w:pStyle w:val="Compact"/>
+              <w:jc w:val="right"/>
+            </w:pPr>
+            <w:r>
+              <w:t xml:space="preserve">Move ↑</w:t>
+            </w:r>
+          </w:p>
+        </w:tc>
+        <w:tc>
+          <w:tcPr/>
+          <w:p>
+            <w:pPr>
+              <w:pStyle w:val="Compact"/>
+              <w:jc w:val="right"/>
+            </w:pPr>
+            <w:r>
+              <w:t xml:space="preserve">Recolor ↑</w:t>
             </w:r>
           </w:p>
         </w:tc>
@@ -15290,30 +15051,6 @@
             </w:pPr>
             <w:r>
               <w:t xml:space="preserve">Edit success ↑</w:t>
-            </w:r>
-          </w:p>
-        </w:tc>
-        <w:tc>
-          <w:tcPr/>
-          <w:p>
-            <w:pPr>
-              <w:pStyle w:val="Compact"/>
-              <w:jc w:val="right"/>
-            </w:pPr>
-            <w:r>
-              <w:t xml:space="preserve">Non-edit preservation ↑</w:t>
-            </w:r>
-          </w:p>
-        </w:tc>
-        <w:tc>
-          <w:tcPr/>
-          <w:p>
-            <w:pPr>
-              <w:pStyle w:val="Compact"/>
-              <w:jc w:val="right"/>
-            </w:pPr>
-            <w:r>
-              <w:t xml:space="preserve">Background hole ratio ↓</w:t>
             </w:r>
           </w:p>
         </w:tc>
@@ -15378,30 +15115,6 @@
             </w:r>
           </w:p>
         </w:tc>
-        <w:tc>
-          <w:tcPr/>
-          <w:p>
-            <w:pPr>
-              <w:pStyle w:val="Compact"/>
-              <w:jc w:val="right"/>
-            </w:pPr>
-            <w:r>
-              <w:t xml:space="preserve">0.9999</w:t>
-            </w:r>
-          </w:p>
-        </w:tc>
-        <w:tc>
-          <w:tcPr/>
-          <w:p>
-            <w:pPr>
-              <w:pStyle w:val="Compact"/>
-              <w:jc w:val="right"/>
-            </w:pPr>
-            <w:r>
-              <w:t xml:space="preserve">0.4860</w:t>
-            </w:r>
-          </w:p>
-        </w:tc>
       </w:tr>
       <w:tr>
         <w:tc>
@@ -15463,30 +15176,6 @@
             </w:r>
           </w:p>
         </w:tc>
-        <w:tc>
-          <w:tcPr/>
-          <w:p>
-            <w:pPr>
-              <w:pStyle w:val="Compact"/>
-              <w:jc w:val="right"/>
-            </w:pPr>
-            <w:r>
-              <w:t xml:space="preserve">1.0000</w:t>
-            </w:r>
-          </w:p>
-        </w:tc>
-        <w:tc>
-          <w:tcPr/>
-          <w:p>
-            <w:pPr>
-              <w:pStyle w:val="Compact"/>
-              <w:jc w:val="right"/>
-            </w:pPr>
-            <w:r>
-              <w:t xml:space="preserve">0.5433</w:t>
-            </w:r>
-          </w:p>
-        </w:tc>
       </w:tr>
       <w:tr>
         <w:tc>
@@ -15496,7 +15185,7 @@
               <w:pStyle w:val="Compact"/>
             </w:pPr>
             <w:r>
-              <w:t xml:space="preserve">Qwen raw 4</w:t>
+              <w:t xml:space="preserve">Q raw4</w:t>
             </w:r>
           </w:p>
         </w:tc>
@@ -15545,30 +15234,6 @@
             </w:pPr>
             <w:r>
               <w:t xml:space="preserve">0.1506</w:t>
-            </w:r>
-          </w:p>
-        </w:tc>
-        <w:tc>
-          <w:tcPr/>
-          <w:p>
-            <w:pPr>
-              <w:pStyle w:val="Compact"/>
-              <w:jc w:val="right"/>
-            </w:pPr>
-            <w:r>
-              <w:t xml:space="preserve">1.0000</w:t>
-            </w:r>
-          </w:p>
-        </w:tc>
-        <w:tc>
-          <w:tcPr/>
-          <w:p>
-            <w:pPr>
-              <w:pStyle w:val="Compact"/>
-              <w:jc w:val="right"/>
-            </w:pPr>
-            <w:r>
-              <w:t xml:space="preserve">1.0000</w:t>
             </w:r>
           </w:p>
         </w:tc>
@@ -15581,7 +15246,7 @@
               <w:pStyle w:val="Compact"/>
             </w:pPr>
             <w:r>
-              <w:t xml:space="preserve">Q+G preserve 4</w:t>
+              <w:t xml:space="preserve">Q+G-P4</w:t>
             </w:r>
           </w:p>
         </w:tc>
@@ -15630,30 +15295,6 @@
             </w:pPr>
             <w:r>
               <w:t xml:space="preserve">0.8633</w:t>
-            </w:r>
-          </w:p>
-        </w:tc>
-        <w:tc>
-          <w:tcPr/>
-          <w:p>
-            <w:pPr>
-              <w:pStyle w:val="Compact"/>
-              <w:jc w:val="right"/>
-            </w:pPr>
-            <w:r>
-              <w:t xml:space="preserve">0.9887</w:t>
-            </w:r>
-          </w:p>
-        </w:tc>
-        <w:tc>
-          <w:tcPr/>
-          <w:p>
-            <w:pPr>
-              <w:pStyle w:val="Compact"/>
-              <w:jc w:val="right"/>
-            </w:pPr>
-            <w:r>
-              <w:t xml:space="preserve">0.1420</w:t>
             </w:r>
           </w:p>
         </w:tc>
@@ -15666,7 +15307,7 @@
               <w:pStyle w:val="Compact"/>
             </w:pPr>
             <w:r>
-              <w:t xml:space="preserve">Q+G reorder 4</w:t>
+              <w:t xml:space="preserve">Q+G-R4</w:t>
             </w:r>
           </w:p>
         </w:tc>
@@ -15715,6 +15356,227 @@
             </w:pPr>
             <w:r>
               <w:t xml:space="preserve">0.8607</w:t>
+            </w:r>
+          </w:p>
+        </w:tc>
+      </w:tr>
+    </w:tbl>
+    <w:p>
+      <w:pPr>
+        <w:pStyle w:val="BodyText"/>
+      </w:pPr>
+      <w:r>
+        <w:t xml:space="preserve">Stability metrics:</w:t>
+      </w:r>
+    </w:p>
+    <w:tbl>
+      <w:tblPr>
+        <w:tblStyle w:val="Table"/>
+        <w:tblW w:type="auto" w:w="0"/>
+        <w:tblLook w:firstRow="1" w:lastRow="0" w:firstColumn="0" w:lastColumn="0" w:noHBand="0" w:noVBand="0" w:val="0020"/>
+      </w:tblPr>
+      <w:tblGrid>
+        <w:gridCol w:w="2640"/>
+        <w:gridCol w:w="2640"/>
+        <w:gridCol w:w="2640"/>
+      </w:tblGrid>
+      <w:tr>
+        <w:trPr>
+          <w:tblHeader w:val="on"/>
+        </w:trPr>
+        <w:tc>
+          <w:tcPr/>
+          <w:p>
+            <w:pPr>
+              <w:pStyle w:val="Compact"/>
+            </w:pPr>
+            <w:r>
+              <w:t xml:space="preserve">Row</w:t>
+            </w:r>
+          </w:p>
+        </w:tc>
+        <w:tc>
+          <w:tcPr/>
+          <w:p>
+            <w:pPr>
+              <w:pStyle w:val="Compact"/>
+              <w:jc w:val="right"/>
+            </w:pPr>
+            <w:r>
+              <w:t xml:space="preserve">Non-edit preserve ↑</w:t>
+            </w:r>
+          </w:p>
+        </w:tc>
+        <w:tc>
+          <w:tcPr/>
+          <w:p>
+            <w:pPr>
+              <w:pStyle w:val="Compact"/>
+              <w:jc w:val="right"/>
+            </w:pPr>
+            <w:r>
+              <w:t xml:space="preserve">Hole ratio ↓</w:t>
+            </w:r>
+          </w:p>
+        </w:tc>
+      </w:tr>
+      <w:tr>
+        <w:tc>
+          <w:tcPr/>
+          <w:p>
+            <w:pPr>
+              <w:pStyle w:val="Compact"/>
+            </w:pPr>
+            <w:r>
+              <w:t xml:space="preserve">LF native</w:t>
+            </w:r>
+          </w:p>
+        </w:tc>
+        <w:tc>
+          <w:tcPr/>
+          <w:p>
+            <w:pPr>
+              <w:pStyle w:val="Compact"/>
+              <w:jc w:val="right"/>
+            </w:pPr>
+            <w:r>
+              <w:t xml:space="preserve">0.9999</w:t>
+            </w:r>
+          </w:p>
+        </w:tc>
+        <w:tc>
+          <w:tcPr/>
+          <w:p>
+            <w:pPr>
+              <w:pStyle w:val="Compact"/>
+              <w:jc w:val="right"/>
+            </w:pPr>
+            <w:r>
+              <w:t xml:space="preserve">0.4860</w:t>
+            </w:r>
+          </w:p>
+        </w:tc>
+      </w:tr>
+      <w:tr>
+        <w:tc>
+          <w:tcPr/>
+          <w:p>
+            <w:pPr>
+              <w:pStyle w:val="Compact"/>
+            </w:pPr>
+            <w:r>
+              <w:t xml:space="preserve">LF peel</w:t>
+            </w:r>
+          </w:p>
+        </w:tc>
+        <w:tc>
+          <w:tcPr/>
+          <w:p>
+            <w:pPr>
+              <w:pStyle w:val="Compact"/>
+              <w:jc w:val="right"/>
+            </w:pPr>
+            <w:r>
+              <w:t xml:space="preserve">1.0000</w:t>
+            </w:r>
+          </w:p>
+        </w:tc>
+        <w:tc>
+          <w:tcPr/>
+          <w:p>
+            <w:pPr>
+              <w:pStyle w:val="Compact"/>
+              <w:jc w:val="right"/>
+            </w:pPr>
+            <w:r>
+              <w:t xml:space="preserve">0.5433</w:t>
+            </w:r>
+          </w:p>
+        </w:tc>
+      </w:tr>
+      <w:tr>
+        <w:tc>
+          <w:tcPr/>
+          <w:p>
+            <w:pPr>
+              <w:pStyle w:val="Compact"/>
+            </w:pPr>
+            <w:r>
+              <w:t xml:space="preserve">Q raw4</w:t>
+            </w:r>
+          </w:p>
+        </w:tc>
+        <w:tc>
+          <w:tcPr/>
+          <w:p>
+            <w:pPr>
+              <w:pStyle w:val="Compact"/>
+              <w:jc w:val="right"/>
+            </w:pPr>
+            <w:r>
+              <w:t xml:space="preserve">1.0000</w:t>
+            </w:r>
+          </w:p>
+        </w:tc>
+        <w:tc>
+          <w:tcPr/>
+          <w:p>
+            <w:pPr>
+              <w:pStyle w:val="Compact"/>
+              <w:jc w:val="right"/>
+            </w:pPr>
+            <w:r>
+              <w:t xml:space="preserve">1.0000</w:t>
+            </w:r>
+          </w:p>
+        </w:tc>
+      </w:tr>
+      <w:tr>
+        <w:tc>
+          <w:tcPr/>
+          <w:p>
+            <w:pPr>
+              <w:pStyle w:val="Compact"/>
+            </w:pPr>
+            <w:r>
+              <w:t xml:space="preserve">Q+G-P4</w:t>
+            </w:r>
+          </w:p>
+        </w:tc>
+        <w:tc>
+          <w:tcPr/>
+          <w:p>
+            <w:pPr>
+              <w:pStyle w:val="Compact"/>
+              <w:jc w:val="right"/>
+            </w:pPr>
+            <w:r>
+              <w:t xml:space="preserve">0.9887</w:t>
+            </w:r>
+          </w:p>
+        </w:tc>
+        <w:tc>
+          <w:tcPr/>
+          <w:p>
+            <w:pPr>
+              <w:pStyle w:val="Compact"/>
+              <w:jc w:val="right"/>
+            </w:pPr>
+            <w:r>
+              <w:t xml:space="preserve">0.1420</w:t>
+            </w:r>
+          </w:p>
+        </w:tc>
+      </w:tr>
+      <w:tr>
+        <w:tc>
+          <w:tcPr/>
+          <w:p>
+            <w:pPr>
+              <w:pStyle w:val="Compact"/>
+            </w:pPr>
+            <w:r>
+              <w:t xml:space="preserve">Q+G-R4</w:t>
             </w:r>
           </w:p>
         </w:tc>
@@ -15809,8 +15671,8 @@
         <w:t xml:space="preserve">the hybrid rows currently post the strongest edit-success scores because imported generative stacks combined with explicit LayerForge graph metadata remain easy to move, recolor, and remove cleanly.</w:t>
       </w:r>
     </w:p>
-    <w:bookmarkEnd w:id="178"/>
-    <w:bookmarkStart w:id="179" w:name="b.4-promptable-extraction-benchmark"/>
+    <w:bookmarkEnd w:id="176"/>
+    <w:bookmarkStart w:id="177" w:name="b.4-promptable-extraction-benchmark"/>
     <w:p>
       <w:pPr>
         <w:pStyle w:val="Heading2"/>
@@ -16255,8 +16117,8 @@
         <w:t xml:space="preserve">the present bottleneck is semantic routing rather than matte stability.</w:t>
       </w:r>
     </w:p>
-    <w:bookmarkEnd w:id="179"/>
-    <w:bookmarkStart w:id="180" w:name="b.5-transparent-benchmark"/>
+    <w:bookmarkEnd w:id="177"/>
+    <w:bookmarkStart w:id="178" w:name="b.5-transparent-benchmark"/>
     <w:p>
       <w:pPr>
         <w:pStyle w:val="Heading2"/>
@@ -16481,7 +16343,7 @@
         <w:t xml:space="preserve">the prototype is strongest on flare-like overlays and weakest on the semi-transparent panel variant.</w:t>
       </w:r>
     </w:p>
-    <w:bookmarkEnd w:id="180"/>
+    <w:bookmarkEnd w:id="178"/>
     <w:bookmarkStart w:id="181" w:name="b.6-main-ablation-matrix"/>
     <w:p>
       <w:pPr>
@@ -16489,6 +16351,15 @@
       </w:pPr>
       <w:r>
         <w:t xml:space="preserve">B.6 Main ablation matrix</w:t>
+      </w:r>
+    </w:p>
+    <w:bookmarkStart w:id="179" w:name="b.6.1-core-ladder"/>
+    <w:p>
+      <w:pPr>
+        <w:pStyle w:val="Heading3"/>
+      </w:pPr>
+      <w:r>
+        <w:t xml:space="preserve">B.6.1 Core ladder</w:t>
       </w:r>
     </w:p>
     <w:tbl>
@@ -16499,15 +16370,12 @@
         <w:tblLook w:firstRow="1" w:lastRow="0" w:firstColumn="0" w:lastColumn="0" w:noHBand="0" w:noVBand="0" w:val="0020"/>
       </w:tblPr>
       <w:tblGrid>
-        <w:gridCol w:w="879"/>
-        <w:gridCol w:w="879"/>
-        <w:gridCol w:w="879"/>
-        <w:gridCol w:w="879"/>
-        <w:gridCol w:w="879"/>
-        <w:gridCol w:w="879"/>
-        <w:gridCol w:w="879"/>
-        <w:gridCol w:w="879"/>
-        <w:gridCol w:w="879"/>
+        <w:gridCol w:w="1320"/>
+        <w:gridCol w:w="1320"/>
+        <w:gridCol w:w="1320"/>
+        <w:gridCol w:w="1320"/>
+        <w:gridCol w:w="1320"/>
+        <w:gridCol w:w="1320"/>
       </w:tblGrid>
       <w:tr>
         <w:trPr>
@@ -16564,40 +16432,7 @@
               <w:pStyle w:val="Compact"/>
             </w:pPr>
             <w:r>
-              <w:t xml:space="preserve">Alpha</w:t>
-            </w:r>
-          </w:p>
-        </w:tc>
-        <w:tc>
-          <w:tcPr/>
-          <w:p>
-            <w:pPr>
-              <w:pStyle w:val="Compact"/>
-            </w:pPr>
-            <w:r>
-              <w:t xml:space="preserve">Amodal</w:t>
-            </w:r>
-          </w:p>
-        </w:tc>
-        <w:tc>
-          <w:tcPr/>
-          <w:p>
-            <w:pPr>
-              <w:pStyle w:val="Compact"/>
-            </w:pPr>
-            <w:r>
-              <w:t xml:space="preserve">Inpaint</w:t>
-            </w:r>
-          </w:p>
-        </w:tc>
-        <w:tc>
-          <w:tcPr/>
-          <w:p>
-            <w:pPr>
-              <w:pStyle w:val="Compact"/>
-            </w:pPr>
-            <w:r>
-              <w:t xml:space="preserve">Intrinsic</w:t>
+              <w:t xml:space="preserve">Key additions</w:t>
             </w:r>
           </w:p>
         </w:tc>
@@ -16632,7 +16467,7 @@
               <w:pStyle w:val="Compact"/>
             </w:pPr>
             <w:r>
-              <w:t xml:space="preserve">SLIC/classical</w:t>
+              <w:t xml:space="preserve">classical</w:t>
             </w:r>
           </w:p>
         </w:tc>
@@ -16665,40 +16500,7 @@
               <w:pStyle w:val="Compact"/>
             </w:pPr>
             <w:r>
-              <w:t xml:space="preserve">hard</w:t>
-            </w:r>
-          </w:p>
-        </w:tc>
-        <w:tc>
-          <w:tcPr/>
-          <w:p>
-            <w:pPr>
-              <w:pStyle w:val="Compact"/>
-            </w:pPr>
-            <w:r>
-              <w:t xml:space="preserve">no</w:t>
-            </w:r>
-          </w:p>
-        </w:tc>
-        <w:tc>
-          <w:tcPr/>
-          <w:p>
-            <w:pPr>
-              <w:pStyle w:val="Compact"/>
-            </w:pPr>
-            <w:r>
-              <w:t xml:space="preserve">no</w:t>
-            </w:r>
-          </w:p>
-        </w:tc>
-        <w:tc>
-          <w:tcPr/>
-          <w:p>
-            <w:pPr>
-              <w:pStyle w:val="Compact"/>
-            </w:pPr>
-            <w:r>
-              <w:t xml:space="preserve">no</w:t>
+              <w:t xml:space="preserve">hard alpha only</w:t>
             </w:r>
           </w:p>
         </w:tc>
@@ -16755,51 +16557,18 @@
               <w:pStyle w:val="Compact"/>
             </w:pPr>
             <w:r>
-              <w:t xml:space="preserve">area/heuristic</w:t>
-            </w:r>
-          </w:p>
-        </w:tc>
-        <w:tc>
-          <w:tcPr/>
-          <w:p>
-            <w:pPr>
-              <w:pStyle w:val="Compact"/>
-            </w:pPr>
-            <w:r>
-              <w:t xml:space="preserve">hard</w:t>
-            </w:r>
-          </w:p>
-        </w:tc>
-        <w:tc>
-          <w:tcPr/>
-          <w:p>
-            <w:pPr>
-              <w:pStyle w:val="Compact"/>
-            </w:pPr>
-            <w:r>
-              <w:t xml:space="preserve">no</w:t>
-            </w:r>
-          </w:p>
-        </w:tc>
-        <w:tc>
-          <w:tcPr/>
-          <w:p>
-            <w:pPr>
-              <w:pStyle w:val="Compact"/>
-            </w:pPr>
-            <w:r>
-              <w:t xml:space="preserve">no</w:t>
-            </w:r>
-          </w:p>
-        </w:tc>
-        <w:tc>
-          <w:tcPr/>
-          <w:p>
-            <w:pPr>
-              <w:pStyle w:val="Compact"/>
-            </w:pPr>
-            <w:r>
-              <w:t xml:space="preserve">no</w:t>
+              <w:t xml:space="preserve">area heuristic</w:t>
+            </w:r>
+          </w:p>
+        </w:tc>
+        <w:tc>
+          <w:tcPr/>
+          <w:p>
+            <w:pPr>
+              <w:pStyle w:val="Compact"/>
+            </w:pPr>
+            <w:r>
+              <w:t xml:space="preserve">semantic masks</w:t>
             </w:r>
           </w:p>
         </w:tc>
@@ -16867,40 +16636,7 @@
               <w:pStyle w:val="Compact"/>
             </w:pPr>
             <w:r>
-              <w:t xml:space="preserve">hard</w:t>
-            </w:r>
-          </w:p>
-        </w:tc>
-        <w:tc>
-          <w:tcPr/>
-          <w:p>
-            <w:pPr>
-              <w:pStyle w:val="Compact"/>
-            </w:pPr>
-            <w:r>
-              <w:t xml:space="preserve">no</w:t>
-            </w:r>
-          </w:p>
-        </w:tc>
-        <w:tc>
-          <w:tcPr/>
-          <w:p>
-            <w:pPr>
-              <w:pStyle w:val="Compact"/>
-            </w:pPr>
-            <w:r>
-              <w:t xml:space="preserve">no</w:t>
-            </w:r>
-          </w:p>
-        </w:tc>
-        <w:tc>
-          <w:tcPr/>
-          <w:p>
-            <w:pPr>
-              <w:pStyle w:val="Compact"/>
-            </w:pPr>
-            <w:r>
-              <w:t xml:space="preserve">no</w:t>
+              <w:t xml:space="preserve">depth cue</w:t>
             </w:r>
           </w:p>
         </w:tc>
@@ -16968,40 +16704,7 @@
               <w:pStyle w:val="Compact"/>
             </w:pPr>
             <w:r>
-              <w:t xml:space="preserve">hard</w:t>
-            </w:r>
-          </w:p>
-        </w:tc>
-        <w:tc>
-          <w:tcPr/>
-          <w:p>
-            <w:pPr>
-              <w:pStyle w:val="Compact"/>
-            </w:pPr>
-            <w:r>
-              <w:t xml:space="preserve">no</w:t>
-            </w:r>
-          </w:p>
-        </w:tc>
-        <w:tc>
-          <w:tcPr/>
-          <w:p>
-            <w:pPr>
-              <w:pStyle w:val="Compact"/>
-            </w:pPr>
-            <w:r>
-              <w:t xml:space="preserve">no</w:t>
-            </w:r>
-          </w:p>
-        </w:tc>
-        <w:tc>
-          <w:tcPr/>
-          <w:p>
-            <w:pPr>
-              <w:pStyle w:val="Compact"/>
-            </w:pPr>
-            <w:r>
-              <w:t xml:space="preserve">no</w:t>
+              <w:t xml:space="preserve">local ordering graph</w:t>
             </w:r>
           </w:p>
         </w:tc>
@@ -17069,51 +16772,18 @@
               <w:pStyle w:val="Compact"/>
             </w:pPr>
             <w:r>
-              <w:t xml:space="preserve">soft</w:t>
-            </w:r>
-          </w:p>
-        </w:tc>
-        <w:tc>
-          <w:tcPr/>
-          <w:p>
-            <w:pPr>
-              <w:pStyle w:val="Compact"/>
-            </w:pPr>
-            <w:r>
-              <w:t xml:space="preserve">no</w:t>
-            </w:r>
-          </w:p>
-        </w:tc>
-        <w:tc>
-          <w:tcPr/>
-          <w:p>
-            <w:pPr>
-              <w:pStyle w:val="Compact"/>
-            </w:pPr>
-            <w:r>
-              <w:t xml:space="preserve">no</w:t>
-            </w:r>
-          </w:p>
-        </w:tc>
-        <w:tc>
-          <w:tcPr/>
-          <w:p>
-            <w:pPr>
-              <w:pStyle w:val="Compact"/>
-            </w:pPr>
-            <w:r>
-              <w:t xml:space="preserve">no</w:t>
-            </w:r>
-          </w:p>
-        </w:tc>
-        <w:tc>
-          <w:tcPr/>
-          <w:p>
-            <w:pPr>
-              <w:pStyle w:val="Compact"/>
-            </w:pPr>
-            <w:r>
-              <w:t xml:space="preserve">promptable masks plus soft alpha</w:t>
+              <w:t xml:space="preserve">promptable masks + soft alpha</w:t>
+            </w:r>
+          </w:p>
+        </w:tc>
+        <w:tc>
+          <w:tcPr/>
+          <w:p>
+            <w:pPr>
+              <w:pStyle w:val="Compact"/>
+            </w:pPr>
+            <w:r>
+              <w:t xml:space="preserve">promptable decomposition</w:t>
             </w:r>
           </w:p>
         </w:tc>
@@ -17170,40 +16840,7 @@
               <w:pStyle w:val="Compact"/>
             </w:pPr>
             <w:r>
-              <w:t xml:space="preserve">soft</w:t>
-            </w:r>
-          </w:p>
-        </w:tc>
-        <w:tc>
-          <w:tcPr/>
-          <w:p>
-            <w:pPr>
-              <w:pStyle w:val="Compact"/>
-            </w:pPr>
-            <w:r>
-              <w:t xml:space="preserve">heuristic</w:t>
-            </w:r>
-          </w:p>
-        </w:tc>
-        <w:tc>
-          <w:tcPr/>
-          <w:p>
-            <w:pPr>
-              <w:pStyle w:val="Compact"/>
-            </w:pPr>
-            <w:r>
-              <w:t xml:space="preserve">OpenCV</w:t>
-            </w:r>
-          </w:p>
-        </w:tc>
-        <w:tc>
-          <w:tcPr/>
-          <w:p>
-            <w:pPr>
-              <w:pStyle w:val="Compact"/>
-            </w:pPr>
-            <w:r>
-              <w:t xml:space="preserve">no</w:t>
+              <w:t xml:space="preserve">heuristic amodal + OpenCV completion</w:t>
             </w:r>
           </w:p>
         </w:tc>
@@ -17215,322 +16852,19 @@
             </w:pPr>
             <w:r>
               <w:t xml:space="preserve">amodal plus completion</w:t>
-            </w:r>
-          </w:p>
-        </w:tc>
-      </w:tr>
-      <w:tr>
-        <w:tc>
-          <w:tcPr/>
-          <w:p>
-            <w:pPr>
-              <w:pStyle w:val="Compact"/>
-            </w:pPr>
-            <w:r>
-              <w:t xml:space="preserve">G</w:t>
-            </w:r>
-          </w:p>
-        </w:tc>
-        <w:tc>
-          <w:tcPr/>
-          <w:p>
-            <w:pPr>
-              <w:pStyle w:val="Compact"/>
-            </w:pPr>
-            <w:r>
-              <w:t xml:space="preserve">Grounded-SAM2</w:t>
-            </w:r>
-          </w:p>
-        </w:tc>
-        <w:tc>
-          <w:tcPr/>
-          <w:p>
-            <w:pPr>
-              <w:pStyle w:val="Compact"/>
-            </w:pPr>
-            <w:r>
-              <w:t xml:space="preserve">ensemble</w:t>
-            </w:r>
-          </w:p>
-        </w:tc>
-        <w:tc>
-          <w:tcPr/>
-          <w:p>
-            <w:pPr>
-              <w:pStyle w:val="Compact"/>
-            </w:pPr>
-            <w:r>
-              <w:t xml:space="preserve">learned edge ranker</w:t>
-            </w:r>
-          </w:p>
-        </w:tc>
-        <w:tc>
-          <w:tcPr/>
-          <w:p>
-            <w:pPr>
-              <w:pStyle w:val="Compact"/>
-            </w:pPr>
-            <w:r>
-              <w:t xml:space="preserve">soft/matting</w:t>
-            </w:r>
-          </w:p>
-        </w:tc>
-        <w:tc>
-          <w:tcPr/>
-          <w:p>
-            <w:pPr>
-              <w:pStyle w:val="Compact"/>
-            </w:pPr>
-            <w:r>
-              <w:t xml:space="preserve">amodal</w:t>
-            </w:r>
-          </w:p>
-        </w:tc>
-        <w:tc>
-          <w:tcPr/>
-          <w:p>
-            <w:pPr>
-              <w:pStyle w:val="Compact"/>
-            </w:pPr>
-            <w:r>
-              <w:t xml:space="preserve">LaMa</w:t>
-            </w:r>
-          </w:p>
-        </w:tc>
-        <w:tc>
-          <w:tcPr/>
-          <w:p>
-            <w:pPr>
-              <w:pStyle w:val="Compact"/>
-            </w:pPr>
-            <w:r>
-              <w:t xml:space="preserve">no</w:t>
-            </w:r>
-          </w:p>
-        </w:tc>
-        <w:tc>
-          <w:tcPr/>
-          <w:p>
-            <w:pPr>
-              <w:pStyle w:val="Compact"/>
-            </w:pPr>
-            <w:r>
-              <w:t xml:space="preserve">strong non-intrinsic system</w:t>
-            </w:r>
-          </w:p>
-        </w:tc>
-      </w:tr>
-      <w:tr>
-        <w:tc>
-          <w:tcPr/>
-          <w:p>
-            <w:pPr>
-              <w:pStyle w:val="Compact"/>
-            </w:pPr>
-            <w:r>
-              <w:t xml:space="preserve">H</w:t>
-            </w:r>
-          </w:p>
-        </w:tc>
-        <w:tc>
-          <w:tcPr/>
-          <w:p>
-            <w:pPr>
-              <w:pStyle w:val="Compact"/>
-            </w:pPr>
-            <w:r>
-              <w:t xml:space="preserve">full</w:t>
-            </w:r>
-          </w:p>
-        </w:tc>
-        <w:tc>
-          <w:tcPr/>
-          <w:p>
-            <w:pPr>
-              <w:pStyle w:val="Compact"/>
-            </w:pPr>
-            <w:r>
-              <w:t xml:space="preserve">ensemble</w:t>
-            </w:r>
-          </w:p>
-        </w:tc>
-        <w:tc>
-          <w:tcPr/>
-          <w:p>
-            <w:pPr>
-              <w:pStyle w:val="Compact"/>
-            </w:pPr>
-            <w:r>
-              <w:t xml:space="preserve">learned edge ranker</w:t>
-            </w:r>
-          </w:p>
-        </w:tc>
-        <w:tc>
-          <w:tcPr/>
-          <w:p>
-            <w:pPr>
-              <w:pStyle w:val="Compact"/>
-            </w:pPr>
-            <w:r>
-              <w:t xml:space="preserve">soft/matting</w:t>
-            </w:r>
-          </w:p>
-        </w:tc>
-        <w:tc>
-          <w:tcPr/>
-          <w:p>
-            <w:pPr>
-              <w:pStyle w:val="Compact"/>
-            </w:pPr>
-            <w:r>
-              <w:t xml:space="preserve">amodal</w:t>
-            </w:r>
-          </w:p>
-        </w:tc>
-        <w:tc>
-          <w:tcPr/>
-          <w:p>
-            <w:pPr>
-              <w:pStyle w:val="Compact"/>
-            </w:pPr>
-            <w:r>
-              <w:t xml:space="preserve">LaMa</w:t>
-            </w:r>
-          </w:p>
-        </w:tc>
-        <w:tc>
-          <w:tcPr/>
-          <w:p>
-            <w:pPr>
-              <w:pStyle w:val="Compact"/>
-            </w:pPr>
-            <w:r>
-              <w:t xml:space="preserve">Retinex / Marigold-IID</w:t>
-            </w:r>
-          </w:p>
-        </w:tc>
-        <w:tc>
-          <w:tcPr/>
-          <w:p>
-            <w:pPr>
-              <w:pStyle w:val="Compact"/>
-            </w:pPr>
-            <w:r>
-              <w:t xml:space="preserve">full LayerForge-X</w:t>
-            </w:r>
-          </w:p>
-        </w:tc>
-      </w:tr>
-      <w:tr>
-        <w:tc>
-          <w:tcPr/>
-          <w:p>
-            <w:pPr>
-              <w:pStyle w:val="Compact"/>
-            </w:pPr>
-            <w:r>
-              <w:t xml:space="preserve">I</w:t>
-            </w:r>
-          </w:p>
-        </w:tc>
-        <w:tc>
-          <w:tcPr/>
-          <w:p>
-            <w:pPr>
-              <w:pStyle w:val="Compact"/>
-            </w:pPr>
-            <w:r>
-              <w:t xml:space="preserve">full + peel</w:t>
-            </w:r>
-          </w:p>
-        </w:tc>
-        <w:tc>
-          <w:tcPr/>
-          <w:p>
-            <w:pPr>
-              <w:pStyle w:val="Compact"/>
-            </w:pPr>
-            <w:r>
-              <w:t xml:space="preserve">ensemble</w:t>
-            </w:r>
-          </w:p>
-        </w:tc>
-        <w:tc>
-          <w:tcPr/>
-          <w:p>
-            <w:pPr>
-              <w:pStyle w:val="Compact"/>
-            </w:pPr>
-            <w:r>
-              <w:t xml:space="preserve">graph-guided peeling</w:t>
-            </w:r>
-          </w:p>
-        </w:tc>
-        <w:tc>
-          <w:tcPr/>
-          <w:p>
-            <w:pPr>
-              <w:pStyle w:val="Compact"/>
-            </w:pPr>
-            <w:r>
-              <w:t xml:space="preserve">soft/matting</w:t>
-            </w:r>
-          </w:p>
-        </w:tc>
-        <w:tc>
-          <w:tcPr/>
-          <w:p>
-            <w:pPr>
-              <w:pStyle w:val="Compact"/>
-            </w:pPr>
-            <w:r>
-              <w:t xml:space="preserve">amodal</w:t>
-            </w:r>
-          </w:p>
-        </w:tc>
-        <w:tc>
-          <w:tcPr/>
-          <w:p>
-            <w:pPr>
-              <w:pStyle w:val="Compact"/>
-            </w:pPr>
-            <w:r>
-              <w:t xml:space="preserve">iterative completion</w:t>
-            </w:r>
-          </w:p>
-        </w:tc>
-        <w:tc>
-          <w:tcPr/>
-          <w:p>
-            <w:pPr>
-              <w:pStyle w:val="Compact"/>
-            </w:pPr>
-            <w:r>
-              <w:t xml:space="preserve">Retinex / Marigold-IID</w:t>
-            </w:r>
-          </w:p>
-        </w:tc>
-        <w:tc>
-          <w:tcPr/>
-          <w:p>
-            <w:pPr>
-              <w:pStyle w:val="Compact"/>
-            </w:pPr>
-            <w:r>
-              <w:t xml:space="preserve">recursive peeling variant</w:t>
             </w:r>
           </w:p>
         </w:tc>
       </w:tr>
     </w:tbl>
-    <w:bookmarkEnd w:id="181"/>
-    <w:bookmarkStart w:id="182" w:name="b.7-literature-comparison"/>
-    <w:p>
-      <w:pPr>
-        <w:pStyle w:val="Heading2"/>
-      </w:pPr>
-      <w:r>
-        <w:t xml:space="preserve">B.7 Literature comparison</w:t>
+    <w:bookmarkEnd w:id="179"/>
+    <w:bookmarkStart w:id="180" w:name="b.6.2-full-system-extensions"/>
+    <w:p>
+      <w:pPr>
+        <w:pStyle w:val="Heading3"/>
+      </w:pPr>
+      <w:r>
+        <w:t xml:space="preserve">B.6.2 Full-system extensions</w:t>
       </w:r>
     </w:p>
     <w:tbl>
@@ -17541,15 +16875,12 @@
         <w:tblLook w:firstRow="1" w:lastRow="0" w:firstColumn="0" w:lastColumn="0" w:noHBand="0" w:noVBand="0" w:val="0020"/>
       </w:tblPr>
       <w:tblGrid>
-        <w:gridCol w:w="698"/>
-        <w:gridCol w:w="931"/>
-        <w:gridCol w:w="931"/>
-        <w:gridCol w:w="931"/>
-        <w:gridCol w:w="931"/>
-        <w:gridCol w:w="931"/>
-        <w:gridCol w:w="931"/>
-        <w:gridCol w:w="931"/>
-        <w:gridCol w:w="698"/>
+        <w:gridCol w:w="1320"/>
+        <w:gridCol w:w="1320"/>
+        <w:gridCol w:w="1320"/>
+        <w:gridCol w:w="1320"/>
+        <w:gridCol w:w="1320"/>
+        <w:gridCol w:w="1320"/>
       </w:tblGrid>
       <w:tr>
         <w:trPr>
@@ -17562,76 +16893,48 @@
               <w:pStyle w:val="Compact"/>
             </w:pPr>
             <w:r>
-              <w:t xml:space="preserve">Method family</w:t>
-            </w:r>
-          </w:p>
-        </w:tc>
-        <w:tc>
-          <w:tcPr/>
-          <w:p>
-            <w:pPr>
-              <w:pStyle w:val="Compact"/>
-              <w:jc w:val="right"/>
-            </w:pPr>
-            <w:r>
-              <w:t xml:space="preserve">Semantic layers</w:t>
-            </w:r>
-          </w:p>
-        </w:tc>
-        <w:tc>
-          <w:tcPr/>
-          <w:p>
-            <w:pPr>
-              <w:pStyle w:val="Compact"/>
-              <w:jc w:val="right"/>
-            </w:pPr>
-            <w:r>
-              <w:t xml:space="preserve">Depth order</w:t>
-            </w:r>
-          </w:p>
-        </w:tc>
-        <w:tc>
-          <w:tcPr/>
-          <w:p>
-            <w:pPr>
-              <w:pStyle w:val="Compact"/>
-              <w:jc w:val="right"/>
-            </w:pPr>
-            <w:r>
-              <w:t xml:space="preserve">Amodal hidden parts</w:t>
-            </w:r>
-          </w:p>
-        </w:tc>
-        <w:tc>
-          <w:tcPr/>
-          <w:p>
-            <w:pPr>
-              <w:pStyle w:val="Compact"/>
-              <w:jc w:val="right"/>
-            </w:pPr>
-            <w:r>
-              <w:t xml:space="preserve">Soft alpha</w:t>
-            </w:r>
-          </w:p>
-        </w:tc>
-        <w:tc>
-          <w:tcPr/>
-          <w:p>
-            <w:pPr>
-              <w:pStyle w:val="Compact"/>
-              <w:jc w:val="right"/>
-            </w:pPr>
-            <w:r>
-              <w:t xml:space="preserve">Inpainting</w:t>
-            </w:r>
-          </w:p>
-        </w:tc>
-        <w:tc>
-          <w:tcPr/>
-          <w:p>
-            <w:pPr>
-              <w:pStyle w:val="Compact"/>
-              <w:jc w:val="right"/>
+              <w:t xml:space="preserve">Variant</w:t>
+            </w:r>
+          </w:p>
+        </w:tc>
+        <w:tc>
+          <w:tcPr/>
+          <w:p>
+            <w:pPr>
+              <w:pStyle w:val="Compact"/>
+            </w:pPr>
+            <w:r>
+              <w:t xml:space="preserve">Backbone</w:t>
+            </w:r>
+          </w:p>
+        </w:tc>
+        <w:tc>
+          <w:tcPr/>
+          <w:p>
+            <w:pPr>
+              <w:pStyle w:val="Compact"/>
+            </w:pPr>
+            <w:r>
+              <w:t xml:space="preserve">Ordering</w:t>
+            </w:r>
+          </w:p>
+        </w:tc>
+        <w:tc>
+          <w:tcPr/>
+          <w:p>
+            <w:pPr>
+              <w:pStyle w:val="Compact"/>
+            </w:pPr>
+            <w:r>
+              <w:t xml:space="preserve">Completion</w:t>
+            </w:r>
+          </w:p>
+        </w:tc>
+        <w:tc>
+          <w:tcPr/>
+          <w:p>
+            <w:pPr>
+              <w:pStyle w:val="Compact"/>
             </w:pPr>
             <w:r>
               <w:t xml:space="preserve">Intrinsics</w:t>
@@ -17643,21 +16946,9 @@
           <w:p>
             <w:pPr>
               <w:pStyle w:val="Compact"/>
-              <w:jc w:val="right"/>
-            </w:pPr>
-            <w:r>
-              <w:t xml:space="preserve">Single image</w:t>
-            </w:r>
-          </w:p>
-        </w:tc>
-        <w:tc>
-          <w:tcPr/>
-          <w:p>
-            <w:pPr>
-              <w:pStyle w:val="Compact"/>
-            </w:pPr>
-            <w:r>
-              <w:t xml:space="preserve">Notes</w:t>
+            </w:pPr>
+            <w:r>
+              <w:t xml:space="preserve">Purpose</w:t>
             </w:r>
           </w:p>
         </w:tc>
@@ -17670,16 +16961,48 @@
               <w:pStyle w:val="Compact"/>
             </w:pPr>
             <w:r>
-              <w:t xml:space="preserve">LDI</w:t>
-            </w:r>
-          </w:p>
-        </w:tc>
-        <w:tc>
-          <w:tcPr/>
-          <w:p>
-            <w:pPr>
-              <w:pStyle w:val="Compact"/>
-              <w:jc w:val="right"/>
+              <w:t xml:space="preserve">G</w:t>
+            </w:r>
+          </w:p>
+        </w:tc>
+        <w:tc>
+          <w:tcPr/>
+          <w:p>
+            <w:pPr>
+              <w:pStyle w:val="Compact"/>
+            </w:pPr>
+            <w:r>
+              <w:t xml:space="preserve">Grounded-SAM2 + ensemble depth</w:t>
+            </w:r>
+          </w:p>
+        </w:tc>
+        <w:tc>
+          <w:tcPr/>
+          <w:p>
+            <w:pPr>
+              <w:pStyle w:val="Compact"/>
+            </w:pPr>
+            <w:r>
+              <w:t xml:space="preserve">learned edge ranker</w:t>
+            </w:r>
+          </w:p>
+        </w:tc>
+        <w:tc>
+          <w:tcPr/>
+          <w:p>
+            <w:pPr>
+              <w:pStyle w:val="Compact"/>
+            </w:pPr>
+            <w:r>
+              <w:t xml:space="preserve">LaMa</w:t>
+            </w:r>
+          </w:p>
+        </w:tc>
+        <w:tc>
+          <w:tcPr/>
+          <w:p>
+            <w:pPr>
+              <w:pStyle w:val="Compact"/>
             </w:pPr>
             <w:r>
               <w:t xml:space="preserve">no</w:t>
@@ -17691,81 +17014,9 @@
           <w:p>
             <w:pPr>
               <w:pStyle w:val="Compact"/>
-              <w:jc w:val="right"/>
-            </w:pPr>
-            <w:r>
-              <w:t xml:space="preserve">yes</w:t>
-            </w:r>
-          </w:p>
-        </w:tc>
-        <w:tc>
-          <w:tcPr/>
-          <w:p>
-            <w:pPr>
-              <w:pStyle w:val="Compact"/>
-              <w:jc w:val="right"/>
-            </w:pPr>
-            <w:r>
-              <w:t xml:space="preserve">partial</w:t>
-            </w:r>
-          </w:p>
-        </w:tc>
-        <w:tc>
-          <w:tcPr/>
-          <w:p>
-            <w:pPr>
-              <w:pStyle w:val="Compact"/>
-              <w:jc w:val="right"/>
-            </w:pPr>
-            <w:r>
-              <w:t xml:space="preserve">no</w:t>
-            </w:r>
-          </w:p>
-        </w:tc>
-        <w:tc>
-          <w:tcPr/>
-          <w:p>
-            <w:pPr>
-              <w:pStyle w:val="Compact"/>
-              <w:jc w:val="right"/>
-            </w:pPr>
-            <w:r>
-              <w:t xml:space="preserve">no</w:t>
-            </w:r>
-          </w:p>
-        </w:tc>
-        <w:tc>
-          <w:tcPr/>
-          <w:p>
-            <w:pPr>
-              <w:pStyle w:val="Compact"/>
-              <w:jc w:val="right"/>
-            </w:pPr>
-            <w:r>
-              <w:t xml:space="preserve">no</w:t>
-            </w:r>
-          </w:p>
-        </w:tc>
-        <w:tc>
-          <w:tcPr/>
-          <w:p>
-            <w:pPr>
-              <w:pStyle w:val="Compact"/>
-              <w:jc w:val="right"/>
-            </w:pPr>
-            <w:r>
-              <w:t xml:space="preserve">yes/varies</w:t>
-            </w:r>
-          </w:p>
-        </w:tc>
-        <w:tc>
-          <w:tcPr/>
-          <w:p>
-            <w:pPr>
-              <w:pStyle w:val="Compact"/>
-            </w:pPr>
-            <w:r>
-              <w:t xml:space="preserve">rendering representation</w:t>
+            </w:pPr>
+            <w:r>
+              <w:t xml:space="preserve">strongest non-intrinsic native system</w:t>
             </w:r>
           </w:p>
         </w:tc>
@@ -17778,102 +17029,62 @@
               <w:pStyle w:val="Compact"/>
             </w:pPr>
             <w:r>
-              <w:t xml:space="preserve">3D photo inpainting</w:t>
-            </w:r>
-          </w:p>
-        </w:tc>
-        <w:tc>
-          <w:tcPr/>
-          <w:p>
-            <w:pPr>
-              <w:pStyle w:val="Compact"/>
-              <w:jc w:val="right"/>
-            </w:pPr>
-            <w:r>
-              <w:t xml:space="preserve">no/limited</w:t>
-            </w:r>
-          </w:p>
-        </w:tc>
-        <w:tc>
-          <w:tcPr/>
-          <w:p>
-            <w:pPr>
-              <w:pStyle w:val="Compact"/>
-              <w:jc w:val="right"/>
-            </w:pPr>
-            <w:r>
-              <w:t xml:space="preserve">yes</w:t>
-            </w:r>
-          </w:p>
-        </w:tc>
-        <w:tc>
-          <w:tcPr/>
-          <w:p>
-            <w:pPr>
-              <w:pStyle w:val="Compact"/>
-              <w:jc w:val="right"/>
-            </w:pPr>
-            <w:r>
-              <w:t xml:space="preserve">yes</w:t>
-            </w:r>
-          </w:p>
-        </w:tc>
-        <w:tc>
-          <w:tcPr/>
-          <w:p>
-            <w:pPr>
-              <w:pStyle w:val="Compact"/>
-              <w:jc w:val="right"/>
-            </w:pPr>
-            <w:r>
-              <w:t xml:space="preserve">no</w:t>
-            </w:r>
-          </w:p>
-        </w:tc>
-        <w:tc>
-          <w:tcPr/>
-          <w:p>
-            <w:pPr>
-              <w:pStyle w:val="Compact"/>
-              <w:jc w:val="right"/>
-            </w:pPr>
-            <w:r>
-              <w:t xml:space="preserve">yes</w:t>
-            </w:r>
-          </w:p>
-        </w:tc>
-        <w:tc>
-          <w:tcPr/>
-          <w:p>
-            <w:pPr>
-              <w:pStyle w:val="Compact"/>
-              <w:jc w:val="right"/>
-            </w:pPr>
-            <w:r>
-              <w:t xml:space="preserve">no</w:t>
-            </w:r>
-          </w:p>
-        </w:tc>
-        <w:tc>
-          <w:tcPr/>
-          <w:p>
-            <w:pPr>
-              <w:pStyle w:val="Compact"/>
-              <w:jc w:val="right"/>
-            </w:pPr>
-            <w:r>
-              <w:t xml:space="preserve">RGB-D/depth</w:t>
-            </w:r>
-          </w:p>
-        </w:tc>
-        <w:tc>
-          <w:tcPr/>
-          <w:p>
-            <w:pPr>
-              <w:pStyle w:val="Compact"/>
-            </w:pPr>
-            <w:r>
-              <w:t xml:space="preserve">parallax focus</w:t>
+              <w:t xml:space="preserve">H</w:t>
+            </w:r>
+          </w:p>
+        </w:tc>
+        <w:tc>
+          <w:tcPr/>
+          <w:p>
+            <w:pPr>
+              <w:pStyle w:val="Compact"/>
+            </w:pPr>
+            <w:r>
+              <w:t xml:space="preserve">full native stack</w:t>
+            </w:r>
+          </w:p>
+        </w:tc>
+        <w:tc>
+          <w:tcPr/>
+          <w:p>
+            <w:pPr>
+              <w:pStyle w:val="Compact"/>
+            </w:pPr>
+            <w:r>
+              <w:t xml:space="preserve">learned edge ranker</w:t>
+            </w:r>
+          </w:p>
+        </w:tc>
+        <w:tc>
+          <w:tcPr/>
+          <w:p>
+            <w:pPr>
+              <w:pStyle w:val="Compact"/>
+            </w:pPr>
+            <w:r>
+              <w:t xml:space="preserve">LaMa</w:t>
+            </w:r>
+          </w:p>
+        </w:tc>
+        <w:tc>
+          <w:tcPr/>
+          <w:p>
+            <w:pPr>
+              <w:pStyle w:val="Compact"/>
+            </w:pPr>
+            <w:r>
+              <w:t xml:space="preserve">Retinex / Marigold-IID</w:t>
+            </w:r>
+          </w:p>
+        </w:tc>
+        <w:tc>
+          <w:tcPr/>
+          <w:p>
+            <w:pPr>
+              <w:pStyle w:val="Compact"/>
+            </w:pPr>
+            <w:r>
+              <w:t xml:space="preserve">full LayerForge-X</w:t>
             </w:r>
           </w:p>
         </w:tc>
@@ -17886,102 +17097,160 @@
               <w:pStyle w:val="Compact"/>
             </w:pPr>
             <w:r>
-              <w:t xml:space="preserve">Panoptic segmentation</w:t>
-            </w:r>
-          </w:p>
-        </w:tc>
-        <w:tc>
-          <w:tcPr/>
-          <w:p>
-            <w:pPr>
-              <w:pStyle w:val="Compact"/>
-              <w:jc w:val="right"/>
-            </w:pPr>
-            <w:r>
-              <w:t xml:space="preserve">yes</w:t>
-            </w:r>
-          </w:p>
-        </w:tc>
-        <w:tc>
-          <w:tcPr/>
-          <w:p>
-            <w:pPr>
-              <w:pStyle w:val="Compact"/>
-              <w:jc w:val="right"/>
-            </w:pPr>
-            <w:r>
-              <w:t xml:space="preserve">no</w:t>
-            </w:r>
-          </w:p>
-        </w:tc>
-        <w:tc>
-          <w:tcPr/>
-          <w:p>
-            <w:pPr>
-              <w:pStyle w:val="Compact"/>
-              <w:jc w:val="right"/>
-            </w:pPr>
-            <w:r>
-              <w:t xml:space="preserve">no</w:t>
-            </w:r>
-          </w:p>
-        </w:tc>
-        <w:tc>
-          <w:tcPr/>
-          <w:p>
-            <w:pPr>
-              <w:pStyle w:val="Compact"/>
-              <w:jc w:val="right"/>
-            </w:pPr>
-            <w:r>
-              <w:t xml:space="preserve">no</w:t>
-            </w:r>
-          </w:p>
-        </w:tc>
-        <w:tc>
-          <w:tcPr/>
-          <w:p>
-            <w:pPr>
-              <w:pStyle w:val="Compact"/>
-              <w:jc w:val="right"/>
-            </w:pPr>
-            <w:r>
-              <w:t xml:space="preserve">no</w:t>
-            </w:r>
-          </w:p>
-        </w:tc>
-        <w:tc>
-          <w:tcPr/>
-          <w:p>
-            <w:pPr>
-              <w:pStyle w:val="Compact"/>
-              <w:jc w:val="right"/>
-            </w:pPr>
-            <w:r>
-              <w:t xml:space="preserve">no</w:t>
-            </w:r>
-          </w:p>
-        </w:tc>
-        <w:tc>
-          <w:tcPr/>
-          <w:p>
-            <w:pPr>
-              <w:pStyle w:val="Compact"/>
-              <w:jc w:val="right"/>
-            </w:pPr>
-            <w:r>
-              <w:t xml:space="preserve">yes</w:t>
-            </w:r>
-          </w:p>
-        </w:tc>
-        <w:tc>
-          <w:tcPr/>
-          <w:p>
-            <w:pPr>
-              <w:pStyle w:val="Compact"/>
-            </w:pPr>
-            <w:r>
-              <w:t xml:space="preserve">visible masks only</w:t>
+              <w:t xml:space="preserve">I</w:t>
+            </w:r>
+          </w:p>
+        </w:tc>
+        <w:tc>
+          <w:tcPr/>
+          <w:p>
+            <w:pPr>
+              <w:pStyle w:val="Compact"/>
+            </w:pPr>
+            <w:r>
+              <w:t xml:space="preserve">full native stack + peel</w:t>
+            </w:r>
+          </w:p>
+        </w:tc>
+        <w:tc>
+          <w:tcPr/>
+          <w:p>
+            <w:pPr>
+              <w:pStyle w:val="Compact"/>
+            </w:pPr>
+            <w:r>
+              <w:t xml:space="preserve">graph-guided peeling</w:t>
+            </w:r>
+          </w:p>
+        </w:tc>
+        <w:tc>
+          <w:tcPr/>
+          <w:p>
+            <w:pPr>
+              <w:pStyle w:val="Compact"/>
+            </w:pPr>
+            <w:r>
+              <w:t xml:space="preserve">iterative completion</w:t>
+            </w:r>
+          </w:p>
+        </w:tc>
+        <w:tc>
+          <w:tcPr/>
+          <w:p>
+            <w:pPr>
+              <w:pStyle w:val="Compact"/>
+            </w:pPr>
+            <w:r>
+              <w:t xml:space="preserve">Retinex / Marigold-IID</w:t>
+            </w:r>
+          </w:p>
+        </w:tc>
+        <w:tc>
+          <w:tcPr/>
+          <w:p>
+            <w:pPr>
+              <w:pStyle w:val="Compact"/>
+            </w:pPr>
+            <w:r>
+              <w:t xml:space="preserve">recursive peeling variant</w:t>
+            </w:r>
+          </w:p>
+        </w:tc>
+      </w:tr>
+    </w:tbl>
+    <w:bookmarkEnd w:id="180"/>
+    <w:bookmarkEnd w:id="181"/>
+    <w:bookmarkStart w:id="184" w:name="b.7-literature-comparison"/>
+    <w:p>
+      <w:pPr>
+        <w:pStyle w:val="Heading2"/>
+      </w:pPr>
+      <w:r>
+        <w:t xml:space="preserve">B.7 Literature comparison</w:t>
+      </w:r>
+    </w:p>
+    <w:bookmarkStart w:id="182" w:name="b.7.1-representation-oriented-baselines"/>
+    <w:p>
+      <w:pPr>
+        <w:pStyle w:val="Heading3"/>
+      </w:pPr>
+      <w:r>
+        <w:t xml:space="preserve">B.7.1 Representation-oriented baselines</w:t>
+      </w:r>
+    </w:p>
+    <w:tbl>
+      <w:tblPr>
+        <w:tblStyle w:val="Table"/>
+        <w:tblW w:type="pct" w:w="5000"/>
+        <w:tblLayout w:type="fixed"/>
+        <w:tblLook w:firstRow="1" w:lastRow="0" w:firstColumn="0" w:lastColumn="0" w:noHBand="0" w:noVBand="0" w:val="0020"/>
+      </w:tblPr>
+      <w:tblGrid>
+        <w:gridCol w:w="1320"/>
+        <w:gridCol w:w="1760"/>
+        <w:gridCol w:w="1760"/>
+        <w:gridCol w:w="1760"/>
+        <w:gridCol w:w="1320"/>
+      </w:tblGrid>
+      <w:tr>
+        <w:trPr>
+          <w:tblHeader w:val="on"/>
+        </w:trPr>
+        <w:tc>
+          <w:tcPr/>
+          <w:p>
+            <w:pPr>
+              <w:pStyle w:val="Compact"/>
+            </w:pPr>
+            <w:r>
+              <w:t xml:space="preserve">Method family</w:t>
+            </w:r>
+          </w:p>
+        </w:tc>
+        <w:tc>
+          <w:tcPr/>
+          <w:p>
+            <w:pPr>
+              <w:pStyle w:val="Compact"/>
+              <w:jc w:val="right"/>
+            </w:pPr>
+            <w:r>
+              <w:t xml:space="preserve">Semantic layers</w:t>
+            </w:r>
+          </w:p>
+        </w:tc>
+        <w:tc>
+          <w:tcPr/>
+          <w:p>
+            <w:pPr>
+              <w:pStyle w:val="Compact"/>
+              <w:jc w:val="right"/>
+            </w:pPr>
+            <w:r>
+              <w:t xml:space="preserve">Explicit ordering</w:t>
+            </w:r>
+          </w:p>
+        </w:tc>
+        <w:tc>
+          <w:tcPr/>
+          <w:p>
+            <w:pPr>
+              <w:pStyle w:val="Compact"/>
+              <w:jc w:val="right"/>
+            </w:pPr>
+            <w:r>
+              <w:t xml:space="preserve">Hidden support</w:t>
+            </w:r>
+          </w:p>
+        </w:tc>
+        <w:tc>
+          <w:tcPr/>
+          <w:p>
+            <w:pPr>
+              <w:pStyle w:val="Compact"/>
+            </w:pPr>
+            <w:r>
+              <w:t xml:space="preserve">Notes</w:t>
             </w:r>
           </w:p>
         </w:tc>
@@ -17994,19 +17263,7 @@
               <w:pStyle w:val="Compact"/>
             </w:pPr>
             <w:r>
-              <w:t xml:space="preserve">Grounded-SAM</w:t>
-            </w:r>
-          </w:p>
-        </w:tc>
-        <w:tc>
-          <w:tcPr/>
-          <w:p>
-            <w:pPr>
-              <w:pStyle w:val="Compact"/>
-              <w:jc w:val="right"/>
-            </w:pPr>
-            <w:r>
-              <w:t xml:space="preserve">yes/open vocab</w:t>
+              <w:t xml:space="preserve">LDI</w:t>
             </w:r>
           </w:p>
         </w:tc>
@@ -18030,54 +17287,6 @@
               <w:jc w:val="right"/>
             </w:pPr>
             <w:r>
-              <w:t xml:space="preserve">no</w:t>
-            </w:r>
-          </w:p>
-        </w:tc>
-        <w:tc>
-          <w:tcPr/>
-          <w:p>
-            <w:pPr>
-              <w:pStyle w:val="Compact"/>
-              <w:jc w:val="right"/>
-            </w:pPr>
-            <w:r>
-              <w:t xml:space="preserve">no</w:t>
-            </w:r>
-          </w:p>
-        </w:tc>
-        <w:tc>
-          <w:tcPr/>
-          <w:p>
-            <w:pPr>
-              <w:pStyle w:val="Compact"/>
-              <w:jc w:val="right"/>
-            </w:pPr>
-            <w:r>
-              <w:t xml:space="preserve">no</w:t>
-            </w:r>
-          </w:p>
-        </w:tc>
-        <w:tc>
-          <w:tcPr/>
-          <w:p>
-            <w:pPr>
-              <w:pStyle w:val="Compact"/>
-              <w:jc w:val="right"/>
-            </w:pPr>
-            <w:r>
-              <w:t xml:space="preserve">no</w:t>
-            </w:r>
-          </w:p>
-        </w:tc>
-        <w:tc>
-          <w:tcPr/>
-          <w:p>
-            <w:pPr>
-              <w:pStyle w:val="Compact"/>
-              <w:jc w:val="right"/>
-            </w:pPr>
-            <w:r>
               <w:t xml:space="preserve">yes</w:t>
             </w:r>
           </w:p>
@@ -18087,9 +17296,21 @@
           <w:p>
             <w:pPr>
               <w:pStyle w:val="Compact"/>
-            </w:pPr>
-            <w:r>
-              <w:t xml:space="preserve">promptable visible masks</w:t>
+              <w:jc w:val="right"/>
+            </w:pPr>
+            <w:r>
+              <w:t xml:space="preserve">partial</w:t>
+            </w:r>
+          </w:p>
+        </w:tc>
+        <w:tc>
+          <w:tcPr/>
+          <w:p>
+            <w:pPr>
+              <w:pStyle w:val="Compact"/>
+            </w:pPr>
+            <w:r>
+              <w:t xml:space="preserve">rendering representation</w:t>
             </w:r>
           </w:p>
         </w:tc>
@@ -18102,43 +17323,19 @@
               <w:pStyle w:val="Compact"/>
             </w:pPr>
             <w:r>
-              <w:t xml:space="preserve">Matting</w:t>
-            </w:r>
-          </w:p>
-        </w:tc>
-        <w:tc>
-          <w:tcPr/>
-          <w:p>
-            <w:pPr>
-              <w:pStyle w:val="Compact"/>
-              <w:jc w:val="right"/>
-            </w:pPr>
-            <w:r>
-              <w:t xml:space="preserve">foreground only</w:t>
-            </w:r>
-          </w:p>
-        </w:tc>
-        <w:tc>
-          <w:tcPr/>
-          <w:p>
-            <w:pPr>
-              <w:pStyle w:val="Compact"/>
-              <w:jc w:val="right"/>
-            </w:pPr>
-            <w:r>
-              <w:t xml:space="preserve">no</w:t>
-            </w:r>
-          </w:p>
-        </w:tc>
-        <w:tc>
-          <w:tcPr/>
-          <w:p>
-            <w:pPr>
-              <w:pStyle w:val="Compact"/>
-              <w:jc w:val="right"/>
-            </w:pPr>
-            <w:r>
-              <w:t xml:space="preserve">no</w:t>
+              <w:t xml:space="preserve">3D photo inpainting</w:t>
+            </w:r>
+          </w:p>
+        </w:tc>
+        <w:tc>
+          <w:tcPr/>
+          <w:p>
+            <w:pPr>
+              <w:pStyle w:val="Compact"/>
+              <w:jc w:val="right"/>
+            </w:pPr>
+            <w:r>
+              <w:t xml:space="preserve">limited</w:t>
             </w:r>
           </w:p>
         </w:tc>
@@ -18162,30 +17359,6 @@
               <w:jc w:val="right"/>
             </w:pPr>
             <w:r>
-              <w:t xml:space="preserve">no</w:t>
-            </w:r>
-          </w:p>
-        </w:tc>
-        <w:tc>
-          <w:tcPr/>
-          <w:p>
-            <w:pPr>
-              <w:pStyle w:val="Compact"/>
-              <w:jc w:val="right"/>
-            </w:pPr>
-            <w:r>
-              <w:t xml:space="preserve">no</w:t>
-            </w:r>
-          </w:p>
-        </w:tc>
-        <w:tc>
-          <w:tcPr/>
-          <w:p>
-            <w:pPr>
-              <w:pStyle w:val="Compact"/>
-              <w:jc w:val="right"/>
-            </w:pPr>
-            <w:r>
               <w:t xml:space="preserve">yes</w:t>
             </w:r>
           </w:p>
@@ -18197,7 +17370,7 @@
               <w:pStyle w:val="Compact"/>
             </w:pPr>
             <w:r>
-              <w:t xml:space="preserve">strong alpha boundaries</w:t>
+              <w:t xml:space="preserve">parallax-oriented RGB-D editing</w:t>
             </w:r>
           </w:p>
         </w:tc>
@@ -18210,31 +17383,7 @@
               <w:pStyle w:val="Compact"/>
             </w:pPr>
             <w:r>
-              <w:t xml:space="preserve">Amodal segmentation</w:t>
-            </w:r>
-          </w:p>
-        </w:tc>
-        <w:tc>
-          <w:tcPr/>
-          <w:p>
-            <w:pPr>
-              <w:pStyle w:val="Compact"/>
-              <w:jc w:val="right"/>
-            </w:pPr>
-            <w:r>
-              <w:t xml:space="preserve">object masks</w:t>
-            </w:r>
-          </w:p>
-        </w:tc>
-        <w:tc>
-          <w:tcPr/>
-          <w:p>
-            <w:pPr>
-              <w:pStyle w:val="Compact"/>
-              <w:jc w:val="right"/>
-            </w:pPr>
-            <w:r>
-              <w:t xml:space="preserve">limited</w:t>
+              <w:t xml:space="preserve">Panoptic segmentation</w:t>
             </w:r>
           </w:p>
         </w:tc>
@@ -18270,18 +17419,6 @@
               <w:jc w:val="right"/>
             </w:pPr>
             <w:r>
-              <w:t xml:space="preserve">sometimes</w:t>
-            </w:r>
-          </w:p>
-        </w:tc>
-        <w:tc>
-          <w:tcPr/>
-          <w:p>
-            <w:pPr>
-              <w:pStyle w:val="Compact"/>
-              <w:jc w:val="right"/>
-            </w:pPr>
-            <w:r>
               <w:t xml:space="preserve">no</w:t>
             </w:r>
           </w:p>
@@ -18291,21 +17428,9 @@
           <w:p>
             <w:pPr>
               <w:pStyle w:val="Compact"/>
-              <w:jc w:val="right"/>
-            </w:pPr>
-            <w:r>
-              <w:t xml:space="preserve">yes</w:t>
-            </w:r>
-          </w:p>
-        </w:tc>
-        <w:tc>
-          <w:tcPr/>
-          <w:p>
-            <w:pPr>
-              <w:pStyle w:val="Compact"/>
-            </w:pPr>
-            <w:r>
-              <w:t xml:space="preserve">hidden shape, not full layer stack</w:t>
+            </w:pPr>
+            <w:r>
+              <w:t xml:space="preserve">visible masks only</w:t>
             </w:r>
           </w:p>
         </w:tc>
@@ -18318,31 +17443,7 @@
               <w:pStyle w:val="Compact"/>
             </w:pPr>
             <w:r>
-              <w:t xml:space="preserve">LayerDecomp-style</w:t>
-            </w:r>
-          </w:p>
-        </w:tc>
-        <w:tc>
-          <w:tcPr/>
-          <w:p>
-            <w:pPr>
-              <w:pStyle w:val="Compact"/>
-              <w:jc w:val="right"/>
-            </w:pPr>
-            <w:r>
-              <w:t xml:space="preserve">foreground/background</w:t>
-            </w:r>
-          </w:p>
-        </w:tc>
-        <w:tc>
-          <w:tcPr/>
-          <w:p>
-            <w:pPr>
-              <w:pStyle w:val="Compact"/>
-              <w:jc w:val="right"/>
-            </w:pPr>
-            <w:r>
-              <w:t xml:space="preserve">partial</w:t>
+              <w:t xml:space="preserve">Grounded-SAM</w:t>
             </w:r>
           </w:p>
         </w:tc>
@@ -18366,30 +17467,6 @@
               <w:jc w:val="right"/>
             </w:pPr>
             <w:r>
-              <w:t xml:space="preserve">yes</w:t>
-            </w:r>
-          </w:p>
-        </w:tc>
-        <w:tc>
-          <w:tcPr/>
-          <w:p>
-            <w:pPr>
-              <w:pStyle w:val="Compact"/>
-              <w:jc w:val="right"/>
-            </w:pPr>
-            <w:r>
-              <w:t xml:space="preserve">yes</w:t>
-            </w:r>
-          </w:p>
-        </w:tc>
-        <w:tc>
-          <w:tcPr/>
-          <w:p>
-            <w:pPr>
-              <w:pStyle w:val="Compact"/>
-              <w:jc w:val="right"/>
-            </w:pPr>
-            <w:r>
               <w:t xml:space="preserve">no</w:t>
             </w:r>
           </w:p>
@@ -18402,18 +17479,18 @@
               <w:jc w:val="right"/>
             </w:pPr>
             <w:r>
-              <w:t xml:space="preserve">yes</w:t>
-            </w:r>
-          </w:p>
-        </w:tc>
-        <w:tc>
-          <w:tcPr/>
-          <w:p>
-            <w:pPr>
-              <w:pStyle w:val="Compact"/>
-            </w:pPr>
-            <w:r>
-              <w:t xml:space="preserve">strong generative editing baseline</w:t>
+              <w:t xml:space="preserve">no</w:t>
+            </w:r>
+          </w:p>
+        </w:tc>
+        <w:tc>
+          <w:tcPr/>
+          <w:p>
+            <w:pPr>
+              <w:pStyle w:val="Compact"/>
+            </w:pPr>
+            <w:r>
+              <w:t xml:space="preserve">promptable visible masks</w:t>
             </w:r>
           </w:p>
         </w:tc>
@@ -18426,7 +17503,31 @@
               <w:pStyle w:val="Compact"/>
             </w:pPr>
             <w:r>
-              <w:t xml:space="preserve">Qwen-Image-Layered-style</w:t>
+              <w:t xml:space="preserve">Amodal segmentation</w:t>
+            </w:r>
+          </w:p>
+        </w:tc>
+        <w:tc>
+          <w:tcPr/>
+          <w:p>
+            <w:pPr>
+              <w:pStyle w:val="Compact"/>
+              <w:jc w:val="right"/>
+            </w:pPr>
+            <w:r>
+              <w:t xml:space="preserve">object masks</w:t>
+            </w:r>
+          </w:p>
+        </w:tc>
+        <w:tc>
+          <w:tcPr/>
+          <w:p>
+            <w:pPr>
+              <w:pStyle w:val="Compact"/>
+              <w:jc w:val="right"/>
+            </w:pPr>
+            <w:r>
+              <w:t xml:space="preserve">limited</w:t>
             </w:r>
           </w:p>
         </w:tc>
@@ -18447,196 +17548,406 @@
           <w:p>
             <w:pPr>
               <w:pStyle w:val="Compact"/>
-              <w:jc w:val="right"/>
-            </w:pPr>
-            <w:r>
-              <w:t xml:space="preserve">implicit</w:t>
-            </w:r>
-          </w:p>
-        </w:tc>
-        <w:tc>
-          <w:tcPr/>
-          <w:p>
-            <w:pPr>
-              <w:pStyle w:val="Compact"/>
-              <w:jc w:val="right"/>
-            </w:pPr>
-            <w:r>
-              <w:t xml:space="preserve">yes</w:t>
-            </w:r>
-          </w:p>
-        </w:tc>
-        <w:tc>
-          <w:tcPr/>
-          <w:p>
-            <w:pPr>
-              <w:pStyle w:val="Compact"/>
-              <w:jc w:val="right"/>
-            </w:pPr>
-            <w:r>
-              <w:t xml:space="preserve">yes</w:t>
-            </w:r>
-          </w:p>
-        </w:tc>
-        <w:tc>
-          <w:tcPr/>
-          <w:p>
-            <w:pPr>
-              <w:pStyle w:val="Compact"/>
-              <w:jc w:val="right"/>
-            </w:pPr>
-            <w:r>
-              <w:t xml:space="preserve">yes</w:t>
-            </w:r>
-          </w:p>
-        </w:tc>
-        <w:tc>
-          <w:tcPr/>
-          <w:p>
-            <w:pPr>
-              <w:pStyle w:val="Compact"/>
-              <w:jc w:val="right"/>
-            </w:pPr>
-            <w:r>
-              <w:t xml:space="preserve">no/limited</w:t>
-            </w:r>
-          </w:p>
-        </w:tc>
-        <w:tc>
-          <w:tcPr/>
-          <w:p>
-            <w:pPr>
-              <w:pStyle w:val="Compact"/>
-              <w:jc w:val="right"/>
-            </w:pPr>
-            <w:r>
-              <w:t xml:space="preserve">yes</w:t>
-            </w:r>
-          </w:p>
-        </w:tc>
-        <w:tc>
-          <w:tcPr/>
-          <w:p>
-            <w:pPr>
-              <w:pStyle w:val="Compact"/>
-            </w:pPr>
-            <w:r>
-              <w:t xml:space="preserve">end-to-end generative RGBA layers</w:t>
-            </w:r>
-          </w:p>
-        </w:tc>
-      </w:tr>
-      <w:tr>
-        <w:tc>
-          <w:tcPr/>
-          <w:p>
-            <w:pPr>
-              <w:pStyle w:val="Compact"/>
-            </w:pPr>
-            <w:r>
-              <w:t xml:space="preserve">LayerForge-X</w:t>
-            </w:r>
-          </w:p>
-        </w:tc>
-        <w:tc>
-          <w:tcPr/>
-          <w:p>
-            <w:pPr>
-              <w:pStyle w:val="Compact"/>
-              <w:jc w:val="right"/>
-            </w:pPr>
-            <w:r>
-              <w:t xml:space="preserve">yes</w:t>
-            </w:r>
-          </w:p>
-        </w:tc>
-        <w:tc>
-          <w:tcPr/>
-          <w:p>
-            <w:pPr>
-              <w:pStyle w:val="Compact"/>
-              <w:jc w:val="right"/>
-            </w:pPr>
-            <w:r>
-              <w:t xml:space="preserve">explicit graph</w:t>
-            </w:r>
-          </w:p>
-        </w:tc>
-        <w:tc>
-          <w:tcPr/>
-          <w:p>
-            <w:pPr>
-              <w:pStyle w:val="Compact"/>
-              <w:jc w:val="right"/>
-            </w:pPr>
-            <w:r>
-              <w:t xml:space="preserve">yes</w:t>
-            </w:r>
-          </w:p>
-        </w:tc>
-        <w:tc>
-          <w:tcPr/>
-          <w:p>
-            <w:pPr>
-              <w:pStyle w:val="Compact"/>
-              <w:jc w:val="right"/>
-            </w:pPr>
-            <w:r>
-              <w:t xml:space="preserve">yes</w:t>
-            </w:r>
-          </w:p>
-        </w:tc>
-        <w:tc>
-          <w:tcPr/>
-          <w:p>
-            <w:pPr>
-              <w:pStyle w:val="Compact"/>
-              <w:jc w:val="right"/>
-            </w:pPr>
-            <w:r>
-              <w:t xml:space="preserve">yes</w:t>
-            </w:r>
-          </w:p>
-        </w:tc>
-        <w:tc>
-          <w:tcPr/>
-          <w:p>
-            <w:pPr>
-              <w:pStyle w:val="Compact"/>
-              <w:jc w:val="right"/>
-            </w:pPr>
-            <w:r>
-              <w:t xml:space="preserve">optional</w:t>
-            </w:r>
-          </w:p>
-        </w:tc>
-        <w:tc>
-          <w:tcPr/>
-          <w:p>
-            <w:pPr>
-              <w:pStyle w:val="Compact"/>
-              <w:jc w:val="right"/>
-            </w:pPr>
-            <w:r>
-              <w:t xml:space="preserve">yes</w:t>
-            </w:r>
-          </w:p>
-        </w:tc>
-        <w:tc>
-          <w:tcPr/>
-          <w:p>
-            <w:pPr>
-              <w:pStyle w:val="Compact"/>
-            </w:pPr>
-            <w:r>
-              <w:t xml:space="preserve">modular and benchmarkable</w:t>
+            </w:pPr>
+            <w:r>
+              <w:t xml:space="preserve">hidden shape without full editable stack</w:t>
             </w:r>
           </w:p>
         </w:tc>
       </w:tr>
     </w:tbl>
     <w:bookmarkEnd w:id="182"/>
-    <w:bookmarkStart w:id="183" w:name="b.8-dataset-coverage"/>
+    <w:bookmarkStart w:id="183" w:name="b.7.2-layered-editing-baselines"/>
+    <w:p>
+      <w:pPr>
+        <w:pStyle w:val="Heading3"/>
+      </w:pPr>
+      <w:r>
+        <w:t xml:space="preserve">B.7.2 Layered editing baselines</w:t>
+      </w:r>
+    </w:p>
+    <w:tbl>
+      <w:tblPr>
+        <w:tblStyle w:val="Table"/>
+        <w:tblW w:type="pct" w:w="5000"/>
+        <w:tblLayout w:type="fixed"/>
+        <w:tblLook w:firstRow="1" w:lastRow="0" w:firstColumn="0" w:lastColumn="0" w:noHBand="0" w:noVBand="0" w:val="0020"/>
+      </w:tblPr>
+      <w:tblGrid>
+        <w:gridCol w:w="1080"/>
+        <w:gridCol w:w="1440"/>
+        <w:gridCol w:w="1440"/>
+        <w:gridCol w:w="1440"/>
+        <w:gridCol w:w="1440"/>
+        <w:gridCol w:w="1080"/>
+      </w:tblGrid>
+      <w:tr>
+        <w:trPr>
+          <w:tblHeader w:val="on"/>
+        </w:trPr>
+        <w:tc>
+          <w:tcPr/>
+          <w:p>
+            <w:pPr>
+              <w:pStyle w:val="Compact"/>
+            </w:pPr>
+            <w:r>
+              <w:t xml:space="preserve">Method family</w:t>
+            </w:r>
+          </w:p>
+        </w:tc>
+        <w:tc>
+          <w:tcPr/>
+          <w:p>
+            <w:pPr>
+              <w:pStyle w:val="Compact"/>
+              <w:jc w:val="right"/>
+            </w:pPr>
+            <w:r>
+              <w:t xml:space="preserve">Soft alpha</w:t>
+            </w:r>
+          </w:p>
+        </w:tc>
+        <w:tc>
+          <w:tcPr/>
+          <w:p>
+            <w:pPr>
+              <w:pStyle w:val="Compact"/>
+              <w:jc w:val="right"/>
+            </w:pPr>
+            <w:r>
+              <w:t xml:space="preserve">Completion</w:t>
+            </w:r>
+          </w:p>
+        </w:tc>
+        <w:tc>
+          <w:tcPr/>
+          <w:p>
+            <w:pPr>
+              <w:pStyle w:val="Compact"/>
+              <w:jc w:val="right"/>
+            </w:pPr>
+            <w:r>
+              <w:t xml:space="preserve">Intrinsics</w:t>
+            </w:r>
+          </w:p>
+        </w:tc>
+        <w:tc>
+          <w:tcPr/>
+          <w:p>
+            <w:pPr>
+              <w:pStyle w:val="Compact"/>
+              <w:jc w:val="right"/>
+            </w:pPr>
+            <w:r>
+              <w:t xml:space="preserve">Single image</w:t>
+            </w:r>
+          </w:p>
+        </w:tc>
+        <w:tc>
+          <w:tcPr/>
+          <w:p>
+            <w:pPr>
+              <w:pStyle w:val="Compact"/>
+            </w:pPr>
+            <w:r>
+              <w:t xml:space="preserve">Notes</w:t>
+            </w:r>
+          </w:p>
+        </w:tc>
+      </w:tr>
+      <w:tr>
+        <w:tc>
+          <w:tcPr/>
+          <w:p>
+            <w:pPr>
+              <w:pStyle w:val="Compact"/>
+            </w:pPr>
+            <w:r>
+              <w:t xml:space="preserve">Matting</w:t>
+            </w:r>
+          </w:p>
+        </w:tc>
+        <w:tc>
+          <w:tcPr/>
+          <w:p>
+            <w:pPr>
+              <w:pStyle w:val="Compact"/>
+              <w:jc w:val="right"/>
+            </w:pPr>
+            <w:r>
+              <w:t xml:space="preserve">yes</w:t>
+            </w:r>
+          </w:p>
+        </w:tc>
+        <w:tc>
+          <w:tcPr/>
+          <w:p>
+            <w:pPr>
+              <w:pStyle w:val="Compact"/>
+              <w:jc w:val="right"/>
+            </w:pPr>
+            <w:r>
+              <w:t xml:space="preserve">no</w:t>
+            </w:r>
+          </w:p>
+        </w:tc>
+        <w:tc>
+          <w:tcPr/>
+          <w:p>
+            <w:pPr>
+              <w:pStyle w:val="Compact"/>
+              <w:jc w:val="right"/>
+            </w:pPr>
+            <w:r>
+              <w:t xml:space="preserve">no</w:t>
+            </w:r>
+          </w:p>
+        </w:tc>
+        <w:tc>
+          <w:tcPr/>
+          <w:p>
+            <w:pPr>
+              <w:pStyle w:val="Compact"/>
+              <w:jc w:val="right"/>
+            </w:pPr>
+            <w:r>
+              <w:t xml:space="preserve">yes</w:t>
+            </w:r>
+          </w:p>
+        </w:tc>
+        <w:tc>
+          <w:tcPr/>
+          <w:p>
+            <w:pPr>
+              <w:pStyle w:val="Compact"/>
+            </w:pPr>
+            <w:r>
+              <w:t xml:space="preserve">strong alpha boundaries, no scene graph</w:t>
+            </w:r>
+          </w:p>
+        </w:tc>
+      </w:tr>
+      <w:tr>
+        <w:tc>
+          <w:tcPr/>
+          <w:p>
+            <w:pPr>
+              <w:pStyle w:val="Compact"/>
+            </w:pPr>
+            <w:r>
+              <w:t xml:space="preserve">LayerDecomp-style</w:t>
+            </w:r>
+          </w:p>
+        </w:tc>
+        <w:tc>
+          <w:tcPr/>
+          <w:p>
+            <w:pPr>
+              <w:pStyle w:val="Compact"/>
+              <w:jc w:val="right"/>
+            </w:pPr>
+            <w:r>
+              <w:t xml:space="preserve">yes</w:t>
+            </w:r>
+          </w:p>
+        </w:tc>
+        <w:tc>
+          <w:tcPr/>
+          <w:p>
+            <w:pPr>
+              <w:pStyle w:val="Compact"/>
+              <w:jc w:val="right"/>
+            </w:pPr>
+            <w:r>
+              <w:t xml:space="preserve">yes</w:t>
+            </w:r>
+          </w:p>
+        </w:tc>
+        <w:tc>
+          <w:tcPr/>
+          <w:p>
+            <w:pPr>
+              <w:pStyle w:val="Compact"/>
+              <w:jc w:val="right"/>
+            </w:pPr>
+            <w:r>
+              <w:t xml:space="preserve">no</w:t>
+            </w:r>
+          </w:p>
+        </w:tc>
+        <w:tc>
+          <w:tcPr/>
+          <w:p>
+            <w:pPr>
+              <w:pStyle w:val="Compact"/>
+              <w:jc w:val="right"/>
+            </w:pPr>
+            <w:r>
+              <w:t xml:space="preserve">yes</w:t>
+            </w:r>
+          </w:p>
+        </w:tc>
+        <w:tc>
+          <w:tcPr/>
+          <w:p>
+            <w:pPr>
+              <w:pStyle w:val="Compact"/>
+            </w:pPr>
+            <w:r>
+              <w:t xml:space="preserve">generative editing baseline</w:t>
+            </w:r>
+          </w:p>
+        </w:tc>
+      </w:tr>
+      <w:tr>
+        <w:tc>
+          <w:tcPr/>
+          <w:p>
+            <w:pPr>
+              <w:pStyle w:val="Compact"/>
+            </w:pPr>
+            <w:r>
+              <w:t xml:space="preserve">Qwen-Image-Layered-style</w:t>
+            </w:r>
+          </w:p>
+        </w:tc>
+        <w:tc>
+          <w:tcPr/>
+          <w:p>
+            <w:pPr>
+              <w:pStyle w:val="Compact"/>
+              <w:jc w:val="right"/>
+            </w:pPr>
+            <w:r>
+              <w:t xml:space="preserve">yes</w:t>
+            </w:r>
+          </w:p>
+        </w:tc>
+        <w:tc>
+          <w:tcPr/>
+          <w:p>
+            <w:pPr>
+              <w:pStyle w:val="Compact"/>
+              <w:jc w:val="right"/>
+            </w:pPr>
+            <w:r>
+              <w:t xml:space="preserve">yes</w:t>
+            </w:r>
+          </w:p>
+        </w:tc>
+        <w:tc>
+          <w:tcPr/>
+          <w:p>
+            <w:pPr>
+              <w:pStyle w:val="Compact"/>
+              <w:jc w:val="right"/>
+            </w:pPr>
+            <w:r>
+              <w:t xml:space="preserve">limited</w:t>
+            </w:r>
+          </w:p>
+        </w:tc>
+        <w:tc>
+          <w:tcPr/>
+          <w:p>
+            <w:pPr>
+              <w:pStyle w:val="Compact"/>
+              <w:jc w:val="right"/>
+            </w:pPr>
+            <w:r>
+              <w:t xml:space="preserve">yes</w:t>
+            </w:r>
+          </w:p>
+        </w:tc>
+        <w:tc>
+          <w:tcPr/>
+          <w:p>
+            <w:pPr>
+              <w:pStyle w:val="Compact"/>
+            </w:pPr>
+            <w:r>
+              <w:t xml:space="preserve">end-to-end generative RGBA layers</w:t>
+            </w:r>
+          </w:p>
+        </w:tc>
+      </w:tr>
+      <w:tr>
+        <w:tc>
+          <w:tcPr/>
+          <w:p>
+            <w:pPr>
+              <w:pStyle w:val="Compact"/>
+            </w:pPr>
+            <w:r>
+              <w:t xml:space="preserve">LayerForge-X</w:t>
+            </w:r>
+          </w:p>
+        </w:tc>
+        <w:tc>
+          <w:tcPr/>
+          <w:p>
+            <w:pPr>
+              <w:pStyle w:val="Compact"/>
+              <w:jc w:val="right"/>
+            </w:pPr>
+            <w:r>
+              <w:t xml:space="preserve">yes</w:t>
+            </w:r>
+          </w:p>
+        </w:tc>
+        <w:tc>
+          <w:tcPr/>
+          <w:p>
+            <w:pPr>
+              <w:pStyle w:val="Compact"/>
+              <w:jc w:val="right"/>
+            </w:pPr>
+            <w:r>
+              <w:t xml:space="preserve">yes</w:t>
+            </w:r>
+          </w:p>
+        </w:tc>
+        <w:tc>
+          <w:tcPr/>
+          <w:p>
+            <w:pPr>
+              <w:pStyle w:val="Compact"/>
+              <w:jc w:val="right"/>
+            </w:pPr>
+            <w:r>
+              <w:t xml:space="preserve">optional</w:t>
+            </w:r>
+          </w:p>
+        </w:tc>
+        <w:tc>
+          <w:tcPr/>
+          <w:p>
+            <w:pPr>
+              <w:pStyle w:val="Compact"/>
+              <w:jc w:val="right"/>
+            </w:pPr>
+            <w:r>
+              <w:t xml:space="preserve">yes</w:t>
+            </w:r>
+          </w:p>
+        </w:tc>
+        <w:tc>
+          <w:tcPr/>
+          <w:p>
+            <w:pPr>
+              <w:pStyle w:val="Compact"/>
+            </w:pPr>
+            <w:r>
+              <w:t xml:space="preserve">modular and benchmarkable graph representation</w:t>
+            </w:r>
+          </w:p>
+        </w:tc>
+      </w:tr>
+    </w:tbl>
+    <w:bookmarkEnd w:id="183"/>
+    <w:bookmarkEnd w:id="184"/>
+    <w:bookmarkStart w:id="185" w:name="b.8-dataset-coverage"/>
     <w:p>
       <w:pPr>
         <w:pStyle w:val="Heading2"/>
@@ -19076,8 +18387,8 @@
         </w:tc>
       </w:tr>
     </w:tbl>
-    <w:bookmarkEnd w:id="183"/>
-    <w:bookmarkStart w:id="184" w:name="b.9-failure-taxonomy"/>
+    <w:bookmarkEnd w:id="185"/>
+    <w:bookmarkStart w:id="186" w:name="b.9-failure-taxonomy"/>
     <w:p>
       <w:pPr>
         <w:pStyle w:val="Heading2"/>
@@ -19563,8 +18874,8 @@
         </w:tc>
       </w:tr>
     </w:tbl>
-    <w:bookmarkEnd w:id="184"/>
-    <w:bookmarkStart w:id="185" w:name="b.10-intrinsic-export-snapshot"/>
+    <w:bookmarkEnd w:id="186"/>
+    <w:bookmarkStart w:id="187" w:name="b.10-intrinsic-export-snapshot"/>
     <w:p>
       <w:pPr>
         <w:pStyle w:val="Heading2"/>
@@ -19589,13 +18900,11 @@
         <w:tblLook w:firstRow="1" w:lastRow="0" w:firstColumn="0" w:lastColumn="0" w:noHBand="0" w:noVBand="0" w:val="0020"/>
       </w:tblPr>
       <w:tblGrid>
-        <w:gridCol w:w="1033"/>
-        <w:gridCol w:w="1033"/>
-        <w:gridCol w:w="1033"/>
-        <w:gridCol w:w="1033"/>
-        <w:gridCol w:w="1377"/>
-        <w:gridCol w:w="1377"/>
-        <w:gridCol w:w="1033"/>
+        <w:gridCol w:w="1584"/>
+        <w:gridCol w:w="1584"/>
+        <w:gridCol w:w="1584"/>
+        <w:gridCol w:w="1584"/>
+        <w:gridCol w:w="1584"/>
       </w:tblGrid>
       <w:tr>
         <w:trPr>
@@ -19619,53 +18928,29 @@
               <w:pStyle w:val="Compact"/>
             </w:pPr>
             <w:r>
-              <w:t xml:space="preserve">Intrinsic method</w:t>
-            </w:r>
-          </w:p>
-        </w:tc>
-        <w:tc>
-          <w:tcPr/>
-          <w:p>
-            <w:pPr>
-              <w:pStyle w:val="Compact"/>
-            </w:pPr>
-            <w:r>
-              <w:t xml:space="preserve">Global albedo</w:t>
-            </w:r>
-          </w:p>
-        </w:tc>
-        <w:tc>
-          <w:tcPr/>
-          <w:p>
-            <w:pPr>
-              <w:pStyle w:val="Compact"/>
-            </w:pPr>
-            <w:r>
-              <w:t xml:space="preserve">Global shading</w:t>
-            </w:r>
-          </w:p>
-        </w:tc>
-        <w:tc>
-          <w:tcPr/>
-          <w:p>
-            <w:pPr>
-              <w:pStyle w:val="Compact"/>
-              <w:jc w:val="right"/>
-            </w:pPr>
-            <w:r>
-              <w:t xml:space="preserve">Per-layer albedo exports</w:t>
-            </w:r>
-          </w:p>
-        </w:tc>
-        <w:tc>
-          <w:tcPr/>
-          <w:p>
-            <w:pPr>
-              <w:pStyle w:val="Compact"/>
-              <w:jc w:val="right"/>
-            </w:pPr>
-            <w:r>
-              <w:t xml:space="preserve">Per-layer shading exports</w:t>
+              <w:t xml:space="preserve">Method</w:t>
+            </w:r>
+          </w:p>
+        </w:tc>
+        <w:tc>
+          <w:tcPr/>
+          <w:p>
+            <w:pPr>
+              <w:pStyle w:val="Compact"/>
+            </w:pPr>
+            <w:r>
+              <w:t xml:space="preserve">Global factors</w:t>
+            </w:r>
+          </w:p>
+        </w:tc>
+        <w:tc>
+          <w:tcPr/>
+          <w:p>
+            <w:pPr>
+              <w:pStyle w:val="Compact"/>
+            </w:pPr>
+            <w:r>
+              <w:t xml:space="preserve">Per-layer exports</w:t>
             </w:r>
           </w:p>
         </w:tc>
@@ -19717,42 +19002,42 @@
               <w:pStyle w:val="Compact"/>
             </w:pPr>
             <w:r>
-              <w:t xml:space="preserve">yes</w:t>
-            </w:r>
-          </w:p>
-        </w:tc>
-        <w:tc>
-          <w:tcPr/>
-          <w:p>
-            <w:pPr>
-              <w:pStyle w:val="Compact"/>
-            </w:pPr>
-            <w:r>
-              <w:t xml:space="preserve">yes</w:t>
-            </w:r>
-          </w:p>
-        </w:tc>
-        <w:tc>
-          <w:tcPr/>
-          <w:p>
-            <w:pPr>
-              <w:pStyle w:val="Compact"/>
-              <w:jc w:val="right"/>
-            </w:pPr>
-            <w:r>
+              <w:t xml:space="preserve">albedo + shading</w:t>
+            </w:r>
+          </w:p>
+        </w:tc>
+        <w:tc>
+          <w:tcPr/>
+          <w:p>
+            <w:pPr>
+              <w:pStyle w:val="Compact"/>
+            </w:pPr>
+            <w:r>
+              <w:rPr>
+                <w:rStyle w:val="VerbatimChar"/>
+              </w:rPr>
               <w:t xml:space="preserve">20</w:t>
             </w:r>
-          </w:p>
-        </w:tc>
-        <w:tc>
-          <w:tcPr/>
-          <w:p>
-            <w:pPr>
-              <w:pStyle w:val="Compact"/>
-              <w:jc w:val="right"/>
-            </w:pPr>
-            <w:r>
+            <w:r>
+              <w:t xml:space="preserve"> </w:t>
+            </w:r>
+            <w:r>
+              <w:t xml:space="preserve">albedo and</w:t>
+            </w:r>
+            <w:r>
+              <w:t xml:space="preserve"> </w:t>
+            </w:r>
+            <w:r>
+              <w:rPr>
+                <w:rStyle w:val="VerbatimChar"/>
+              </w:rPr>
               <w:t xml:space="preserve">20</w:t>
+            </w:r>
+            <w:r>
+              <w:t xml:space="preserve"> </w:t>
+            </w:r>
+            <w:r>
+              <w:t xml:space="preserve">shading layers</w:t>
             </w:r>
           </w:p>
         </w:tc>
@@ -19828,9 +19113,9 @@
         <w:t xml:space="preserve">.</w:t>
       </w:r>
     </w:p>
-    <w:bookmarkEnd w:id="185"/>
-    <w:bookmarkEnd w:id="186"/>
-    <w:bookmarkStart w:id="187" w:name="appendix-c-command-log"/>
+    <w:bookmarkEnd w:id="187"/>
+    <w:bookmarkEnd w:id="188"/>
+    <w:bookmarkStart w:id="189" w:name="appendix-c-command-log"/>
     <w:p>
       <w:pPr>
         <w:pStyle w:val="Heading1"/>
@@ -19841,13 +19126,15 @@
     </w:p>
     <w:p>
       <w:pPr>
-        <w:pStyle w:val="Compact"/>
-        <w:numPr>
-          <w:ilvl w:val="0"/>
-          <w:numId w:val="1026"/>
-        </w:numPr>
-      </w:pPr>
-      <w:hyperlink r:id="rId168">
+        <w:pStyle w:val="FirstParagraph"/>
+      </w:pPr>
+      <w:r>
+        <w:t xml:space="preserve">The full command log is shipped in</w:t>
+      </w:r>
+      <w:r>
+        <w:t xml:space="preserve"> </w:t>
+      </w:r>
+      <w:hyperlink r:id="rId166">
         <w:r>
           <w:rPr>
             <w:rStyle w:val="Hyperlink"/>
@@ -19855,8 +19142,117 @@
           <w:t xml:space="preserve">../../report_artifacts/command_log.md</w:t>
         </w:r>
       </w:hyperlink>
-    </w:p>
-    <w:bookmarkEnd w:id="187"/>
+      <w:r>
+        <w:t xml:space="preserve">. The final archive refresh used the following command families:</w:t>
+      </w:r>
+    </w:p>
+    <w:p>
+      <w:pPr>
+        <w:pStyle w:val="SourceCode"/>
+      </w:pPr>
+      <w:r>
+        <w:rPr>
+          <w:rStyle w:val="ExtensionTok"/>
+        </w:rPr>
+        <w:t xml:space="preserve">./.venv/bin/pytest</w:t>
+      </w:r>
+      <w:r>
+        <w:rPr>
+          <w:rStyle w:val="NormalTok"/>
+        </w:rPr>
+        <w:t xml:space="preserve"> </w:t>
+      </w:r>
+      <w:r>
+        <w:rPr>
+          <w:rStyle w:val="AttributeTok"/>
+        </w:rPr>
+        <w:t xml:space="preserve">-q</w:t>
+      </w:r>
+      <w:r>
+        <w:br/>
+      </w:r>
+      <w:r>
+        <w:rPr>
+          <w:rStyle w:val="ExtensionTok"/>
+        </w:rPr>
+        <w:t xml:space="preserve">python</w:t>
+      </w:r>
+      <w:r>
+        <w:rPr>
+          <w:rStyle w:val="NormalTok"/>
+        </w:rPr>
+        <w:t xml:space="preserve"> scripts/export_report_artifacts.py</w:t>
+      </w:r>
+      <w:r>
+        <w:br/>
+      </w:r>
+      <w:r>
+        <w:rPr>
+          <w:rStyle w:val="ExtensionTok"/>
+        </w:rPr>
+        <w:t xml:space="preserve">python</w:t>
+      </w:r>
+      <w:r>
+        <w:rPr>
+          <w:rStyle w:val="NormalTok"/>
+        </w:rPr>
+        <w:t xml:space="preserve"> scripts/generate_report_figures.py</w:t>
+      </w:r>
+      <w:r>
+        <w:br/>
+      </w:r>
+      <w:r>
+        <w:rPr>
+          <w:rStyle w:val="ExtensionTok"/>
+        </w:rPr>
+        <w:t xml:space="preserve">python</w:t>
+      </w:r>
+      <w:r>
+        <w:rPr>
+          <w:rStyle w:val="NormalTok"/>
+        </w:rPr>
+        <w:t xml:space="preserve"> scripts/build_report_docx.py</w:t>
+      </w:r>
+      <w:r>
+        <w:br/>
+      </w:r>
+      <w:r>
+        <w:rPr>
+          <w:rStyle w:val="ExtensionTok"/>
+        </w:rPr>
+        <w:t xml:space="preserve">python</w:t>
+      </w:r>
+      <w:r>
+        <w:rPr>
+          <w:rStyle w:val="NormalTok"/>
+        </w:rPr>
+        <w:t xml:space="preserve"> scripts/build_site_data.py</w:t>
+      </w:r>
+      <w:r>
+        <w:br/>
+      </w:r>
+      <w:r>
+        <w:rPr>
+          <w:rStyle w:val="ExtensionTok"/>
+        </w:rPr>
+        <w:t xml:space="preserve">python</w:t>
+      </w:r>
+      <w:r>
+        <w:rPr>
+          <w:rStyle w:val="NormalTok"/>
+        </w:rPr>
+        <w:t xml:space="preserve"> scripts/make_submission_zip.py</w:t>
+      </w:r>
+    </w:p>
+    <w:p>
+      <w:pPr>
+        <w:pStyle w:val="FirstParagraph"/>
+      </w:pPr>
+      <w:r>
+        <w:t xml:space="preserve">Those commands connect the final report outputs to the compact JSON summaries and generated figures that are shipped in the evidence pack.</w:t>
+      </w:r>
+    </w:p>
+    <w:bookmarkEnd w:id="189"/>
     <w:bookmarkStart w:id="190" w:name="appendix-d-extra-literature-notes"/>
     <w:p>
       <w:pPr>
@@ -19864,6 +19260,14 @@
       </w:pPr>
       <w:r>
         <w:t xml:space="preserve">Appendix D: Extra Literature Notes</w:t>
+      </w:r>
+    </w:p>
+    <w:p>
+      <w:pPr>
+        <w:pStyle w:val="FirstParagraph"/>
+      </w:pPr>
+      <w:r>
+        <w:t xml:space="preserve">The literature used in this report clusters into five recurring themes:</w:t>
       </w:r>
     </w:p>
     <w:p>
@@ -19871,34 +19275,95 @@
         <w:pStyle w:val="Compact"/>
         <w:numPr>
           <w:ilvl w:val="0"/>
-          <w:numId w:val="1027"/>
+          <w:numId w:val="1026"/>
         </w:numPr>
       </w:pPr>
-      <w:hyperlink r:id="rId188">
-        <w:r>
-          <w:rPr>
-            <w:rStyle w:val="Hyperlink"/>
-          </w:rPr>
-          <w:t xml:space="preserve">../LITERATURE_REVIEW.md</w:t>
-        </w:r>
-      </w:hyperlink>
+      <w:r>
+        <w:t xml:space="preserve">layered rendering and depth-aware image representations;</w:t>
+      </w:r>
     </w:p>
     <w:p>
       <w:pPr>
         <w:pStyle w:val="Compact"/>
         <w:numPr>
           <w:ilvl w:val="0"/>
-          <w:numId w:val="1027"/>
+          <w:numId w:val="1026"/>
         </w:numPr>
       </w:pPr>
-      <w:hyperlink r:id="rId189">
-        <w:r>
-          <w:rPr>
-            <w:rStyle w:val="Hyperlink"/>
-          </w:rPr>
-          <w:t xml:space="preserve">../REFERENCES.md</w:t>
-        </w:r>
-      </w:hyperlink>
+      <w:r>
+        <w:t xml:space="preserve">panoptic, amodal, and promptable segmentation;</w:t>
+      </w:r>
+    </w:p>
+    <w:p>
+      <w:pPr>
+        <w:pStyle w:val="Compact"/>
+        <w:numPr>
+          <w:ilvl w:val="0"/>
+          <w:numId w:val="1026"/>
+        </w:numPr>
+      </w:pPr>
+      <w:r>
+        <w:t xml:space="preserve">single-image intrinsic decomposition and matting;</w:t>
+      </w:r>
+    </w:p>
+    <w:p>
+      <w:pPr>
+        <w:pStyle w:val="Compact"/>
+        <w:numPr>
+          <w:ilvl w:val="0"/>
+          <w:numId w:val="1026"/>
+        </w:numPr>
+      </w:pPr>
+      <w:r>
+        <w:t xml:space="preserve">generative layered decomposition systems such as Qwen-Image-Layered and LayerDecomp-style methods;</w:t>
+      </w:r>
+    </w:p>
+    <w:p>
+      <w:pPr>
+        <w:pStyle w:val="Compact"/>
+        <w:numPr>
+          <w:ilvl w:val="0"/>
+          <w:numId w:val="1026"/>
+        </w:numPr>
+      </w:pPr>
+      <w:r>
+        <w:t xml:space="preserve">editing-oriented scene representations that prioritize reusable structure rather than one-off reconstruction.</w:t>
+      </w:r>
+    </w:p>
+    <w:p>
+      <w:pPr>
+        <w:pStyle w:val="FirstParagraph"/>
+      </w:pPr>
+      <w:r>
+        <w:t xml:space="preserve">Extended repository notes remain available in</w:t>
+      </w:r>
+      <w:r>
+        <w:t xml:space="preserve"> </w:t>
+      </w:r>
+      <w:r>
+        <w:rPr>
+          <w:rStyle w:val="VerbatimChar"/>
+        </w:rPr>
+        <w:t xml:space="preserve">docs/LITERATURE_REVIEW.md</w:t>
+      </w:r>
+      <w:r>
+        <w:t xml:space="preserve"> </w:t>
+      </w:r>
+      <w:r>
+        <w:t xml:space="preserve">and</w:t>
+      </w:r>
+      <w:r>
+        <w:t xml:space="preserve"> </w:t>
+      </w:r>
+      <w:r>
+        <w:rPr>
+          <w:rStyle w:val="VerbatimChar"/>
+        </w:rPr>
+        <w:t xml:space="preserve">docs/REFERENCES.md</w:t>
+      </w:r>
+      <w:r>
+        <w:t xml:space="preserve">, but the report body and the references section are the intended citation surface for submission.</w:t>
+      </w:r>
     </w:p>
     <w:bookmarkEnd w:id="190"/>
     <w:sectPr/>
@@ -20490,9 +19955,6 @@
     <w:abstractNumId w:val="991"/>
   </w:num>
   <w:num w:numId="1026">
-    <w:abstractNumId w:val="991"/>
-  </w:num>
-  <w:num w:numId="1027">
     <w:abstractNumId w:val="991"/>
   </w:num>
 </w:numbering>

--- a/docs/final_report_pack/LayerForge_X_Final_Report_2026_04_22.docx
+++ b/docs/final_report_pack/LayerForge_X_Final_Report_2026_04_22.docx
@@ -14050,7 +14050,7 @@
         <w:pStyle w:val="FirstParagraph"/>
       </w:pPr>
       <w:r>
-        <w:t xml:space="preserve">The rows below are measured runs rather than placeholders. All three use the deterministic classical segmenter with geometric-luminance depth; the changing factor is the ordering rule and the held-out split.</w:t>
+        <w:t xml:space="preserve">The rows below report measured runs. All three use the deterministic classical segmenter with geometric-luminance depth; the changing factor is the ordering rule and the held-out split.</w:t>
       </w:r>
     </w:p>
     <w:tbl>

--- a/docs/final_report_pack/LayerForge_X_Final_Report_2026_04_22.docx
+++ b/docs/final_report_pack/LayerForge_X_Final_Report_2026_04_22.docx
@@ -2,17 +2,24 @@
 <file path=word/document.xml><?xml version="1.0" encoding="utf-8"?>
 <w:document xmlns:w="http://schemas.openxmlformats.org/wordprocessingml/2006/main" xmlns:m="http://schemas.openxmlformats.org/officeDocument/2006/math" xmlns:r="http://schemas.openxmlformats.org/officeDocument/2006/relationships" xmlns:o="urn:schemas-microsoft-com:office:office" xmlns:v="urn:schemas-microsoft-com:vml" xmlns:w10="urn:schemas-microsoft-com:office:word" xmlns:a="http://schemas.openxmlformats.org/drawingml/2006/main" xmlns:pic="http://schemas.openxmlformats.org/drawingml/2006/picture" xmlns:wp="http://schemas.openxmlformats.org/drawingml/2006/wordprocessingDrawing">
   <w:body>
-    <w:bookmarkStart w:id="20" w:name="layerforge-x-final-report"/>
-    <w:p>
-      <w:pPr>
-        <w:pStyle w:val="Heading1"/>
-      </w:pPr>
-      <w:r>
-        <w:t xml:space="preserve">LayerForge-X Final Report</w:t>
-      </w:r>
-    </w:p>
-    <w:bookmarkEnd w:id="20"/>
-    <w:bookmarkStart w:id="21" w:name="abstract"/>
+    <w:p>
+      <w:pPr>
+        <w:pStyle w:val="FirstParagraph"/>
+      </w:pPr>
+      <w:r>
+        <w:t xml:space="preserve">LayerForge-</w:t>
+      </w:r>
+      <w:r>
+        <w:t xml:space="preserve">X</w:t>
+      </w:r>
+      <w:r>
+        <w:t xml:space="preserve"> </w:t>
+      </w:r>
+      <w:r>
+        <w:t xml:space="preserve">Final Report</w:t>
+      </w:r>
+    </w:p>
+    <w:bookmarkStart w:id="20" w:name="abstract"/>
     <w:p>
       <w:pPr>
         <w:pStyle w:val="Heading1"/>
@@ -42,8 +49,8 @@
         <w:t xml:space="preserve">: ordered RGBA layers with semantic grouping, soft alpha, occlusion metadata, optional amodal support, background completion, intrinsic appearance factors, and editability-oriented diagnostics. The system combines native decomposition, Qwen/external RGBA enrichment, recursive peeling, promptable extraction, transparent-layer recovery, and explicit self-evaluation so different candidate representations can be compared under one graph contract. This report focuses on the measured behavior of those components, the benchmark protocol used to evaluate them, and the practical limits that still separate the current implementation from fully generative layered scene understanding.</w:t>
       </w:r>
     </w:p>
-    <w:bookmarkEnd w:id="21"/>
-    <w:bookmarkStart w:id="22" w:name="introduction"/>
+    <w:bookmarkEnd w:id="20"/>
+    <w:bookmarkStart w:id="21" w:name="introduction"/>
     <w:p>
       <w:pPr>
         <w:pStyle w:val="Heading1"/>
@@ -73,8 +80,8 @@
         <w:t xml:space="preserve">. That requires more than segmentation. A useful representation needs explicit near-to-far ordering, soft alpha boundaries, at least heuristic amodal support, some notion of hidden/background completion, and export surfaces that support real editing workflows. LayerForge-X therefore treats the scene graph as the canonical object and regards PNG stacks, debug artifacts, and design-manifest exports as projections of that graph.</w:t>
       </w:r>
     </w:p>
-    <w:bookmarkEnd w:id="22"/>
-    <w:bookmarkStart w:id="23" w:name="contributions"/>
+    <w:bookmarkEnd w:id="21"/>
+    <w:bookmarkStart w:id="22" w:name="contributions"/>
     <w:p>
       <w:pPr>
         <w:pStyle w:val="Heading1"/>
@@ -163,8 +170,8 @@
         <w:t xml:space="preserve">The system exports a canonical DALG manifest and a product-facing design-manifest projection suitable for future API/editor integration.</w:t>
       </w:r>
     </w:p>
-    <w:bookmarkEnd w:id="23"/>
-    <w:bookmarkStart w:id="38" w:name="related-work"/>
+    <w:bookmarkEnd w:id="22"/>
+    <w:bookmarkStart w:id="37" w:name="related-work"/>
     <w:p>
       <w:pPr>
         <w:pStyle w:val="Heading1"/>
@@ -173,7 +180,7 @@
         <w:t xml:space="preserve">3. Related Work</w:t>
       </w:r>
     </w:p>
-    <w:bookmarkStart w:id="24" w:name="project-framing"/>
+    <w:bookmarkStart w:id="23" w:name="project-framing"/>
     <w:p>
       <w:pPr>
         <w:pStyle w:val="Heading2"/>
@@ -227,8 +234,8 @@
         <w:t xml:space="preserve">rather than a plain segmentation export. Each layer is represented as a graph node carrying a visible mask, a soft alpha, a semantic label, depth statistics, an estimated amodal extent, completed hidden or background content, and optional intrinsic appearance factors. Graph edges encode near/far and occlusion relations. The intent is to support editing, parallax, object removal, relighting-style operations, and downstream analysis rather than only visible cutout export.</w:t>
       </w:r>
     </w:p>
-    <w:bookmarkEnd w:id="24"/>
-    <w:bookmarkStart w:id="25" w:name="layered-depth-and-image-based-rendering"/>
+    <w:bookmarkEnd w:id="23"/>
+    <w:bookmarkStart w:id="24" w:name="layered-depth-and-image-based-rendering"/>
     <w:p>
       <w:pPr>
         <w:pStyle w:val="Heading2"/>
@@ -323,8 +330,8 @@
         <w:t xml:space="preserve">DALG borrows the idea of storing layered samples along viewing rays, but makes the layers semantic, alpha-composited, and editable.</w:t>
       </w:r>
     </w:p>
-    <w:bookmarkEnd w:id="25"/>
-    <w:bookmarkStart w:id="26" w:name="d-photography-and-depth-inpainting"/>
+    <w:bookmarkEnd w:id="24"/>
+    <w:bookmarkStart w:id="25" w:name="d-photography-and-depth-inpainting"/>
     <w:p>
       <w:pPr>
         <w:pStyle w:val="Heading2"/>
@@ -383,8 +390,8 @@
         <w:t xml:space="preserve">LayerForge-X treats hidden-region completion as one stage inside a semantic layer graph. The output can support parallax, but object editing remains the primary goal.</w:t>
       </w:r>
     </w:p>
-    <w:bookmarkEnd w:id="26"/>
-    <w:bookmarkStart w:id="27" w:name="Xff51ce8fdfa97d9793ccaa15667e3554ef13c2c"/>
+    <w:bookmarkEnd w:id="25"/>
+    <w:bookmarkStart w:id="26" w:name="Xff51ce8fdfa97d9793ccaa15667e3554ef13c2c"/>
     <w:p>
       <w:pPr>
         <w:pStyle w:val="Heading2"/>
@@ -459,8 +466,8 @@
         <w:t xml:space="preserve">LayerForge-X follows this line while using a modern toolchain: foundation segmentation models, current monocular geometry, promptable/open-vocabulary controls, and explicit evaluation of recomposition and editability.</w:t>
       </w:r>
     </w:p>
-    <w:bookmarkEnd w:id="27"/>
-    <w:bookmarkStart w:id="28" w:name="X2bafb728027f204ddfc15c8713bb7ed733bd5dc"/>
+    <w:bookmarkEnd w:id="26"/>
+    <w:bookmarkStart w:id="27" w:name="X2bafb728027f204ddfc15c8713bb7ed733bd5dc"/>
     <w:p>
       <w:pPr>
         <w:pStyle w:val="Heading2"/>
@@ -519,8 +526,8 @@
         <w:t xml:space="preserve">LayerForge-X can export associated-effect layers such as object cores, shadows, reflections, or local residual layers. Even a lightweight effect-layer path makes the output closer to true layer decomposition than plain segmentation.</w:t>
       </w:r>
     </w:p>
-    <w:bookmarkEnd w:id="28"/>
-    <w:bookmarkStart w:id="29" w:name="modern-generative-layer-decomposition"/>
+    <w:bookmarkEnd w:id="27"/>
+    <w:bookmarkStart w:id="28" w:name="modern-generative-layer-decomposition"/>
     <w:p>
       <w:pPr>
         <w:pStyle w:val="Heading2"/>
@@ -627,8 +634,8 @@
         <w:t xml:space="preserve">These systems provide the most direct baselines and motivation for the DALG representation, Qwen enrichment, promptable extraction, and transparent-layer prototype.</w:t>
       </w:r>
     </w:p>
-    <w:bookmarkEnd w:id="29"/>
-    <w:bookmarkStart w:id="30" w:name="X67fb2d67f930bc6fe6530f33ac23be60646c6da"/>
+    <w:bookmarkEnd w:id="28"/>
+    <w:bookmarkStart w:id="29" w:name="X67fb2d67f930bc6fe6530f33ac23be60646c6da"/>
     <w:p>
       <w:pPr>
         <w:pStyle w:val="Heading2"/>
@@ -789,8 +796,8 @@
         <w:t xml:space="preserve">Closed-set panoptic segmentation provides a benchmarkable baseline, while open-vocabulary grounded segmentation provides prompt-conditioned extraction for interactive use.</w:t>
       </w:r>
     </w:p>
-    <w:bookmarkEnd w:id="30"/>
-    <w:bookmarkStart w:id="31" w:name="monocular-depth-and-geometry"/>
+    <w:bookmarkEnd w:id="29"/>
+    <w:bookmarkStart w:id="30" w:name="monocular-depth-and-geometry"/>
     <w:p>
       <w:pPr>
         <w:pStyle w:val="Heading2"/>
@@ -897,8 +904,8 @@
         <w:t xml:space="preserve">LayerForge-X uses boundary-local depth evidence rather than global layer statistics when inferring pairwise ordering. That is more robust when objects overlap and when background regions span both near and far pixels.</w:t>
       </w:r>
     </w:p>
-    <w:bookmarkEnd w:id="31"/>
-    <w:bookmarkStart w:id="32" w:name="Xefb21b8f2508b8e1fcb4e9ca1421b7b32aa790c"/>
+    <w:bookmarkEnd w:id="30"/>
+    <w:bookmarkStart w:id="31" w:name="Xefb21b8f2508b8e1fcb4e9ca1421b7b32aa790c"/>
     <w:p>
       <w:pPr>
         <w:pStyle w:val="Heading2"/>
@@ -973,8 +980,8 @@
         <w:t xml:space="preserve">LayerForge-X reports visible masks separately from amodal masks, which keeps the representation explicit about observed versus estimated content.</w:t>
       </w:r>
     </w:p>
-    <w:bookmarkEnd w:id="32"/>
-    <w:bookmarkStart w:id="33" w:name="alpha-matting-and-edge-quality"/>
+    <w:bookmarkEnd w:id="31"/>
+    <w:bookmarkStart w:id="32" w:name="alpha-matting-and-edge-quality"/>
     <w:p>
       <w:pPr>
         <w:pStyle w:val="Heading2"/>
@@ -1027,8 +1034,8 @@
         <w:t xml:space="preserve">Even when a simple boundary-feathering fallback is used, the distinction between hard alpha and soft alpha remains important because it strongly affects recomposition quality and editing plausibility.</w:t>
       </w:r>
     </w:p>
-    <w:bookmarkEnd w:id="33"/>
-    <w:bookmarkStart w:id="34" w:name="inpainting-and-hidden-region-completion"/>
+    <w:bookmarkEnd w:id="32"/>
+    <w:bookmarkStart w:id="33" w:name="inpainting-and-hidden-region-completion"/>
     <w:p>
       <w:pPr>
         <w:pStyle w:val="Heading2"/>
@@ -1087,8 +1094,8 @@
         <w:t xml:space="preserve">Synthetic data supports quantitative completion metrics, while real images support qualitative object-removal and parallax demonstrations.</w:t>
       </w:r>
     </w:p>
-    <w:bookmarkEnd w:id="34"/>
-    <w:bookmarkStart w:id="35" w:name="intrinsic-images-albedo-and-shading"/>
+    <w:bookmarkEnd w:id="33"/>
+    <w:bookmarkStart w:id="34" w:name="intrinsic-images-albedo-and-shading"/>
     <w:p>
       <w:pPr>
         <w:pStyle w:val="Heading2"/>
@@ -1147,8 +1154,8 @@
         <w:t xml:space="preserve">Per-layer albedo and shading exports can support recoloring and simple appearance edits, even when the factorization is only approximate.</w:t>
       </w:r>
     </w:p>
-    <w:bookmarkEnd w:id="35"/>
-    <w:bookmarkStart w:id="36" w:name="gap-summary"/>
+    <w:bookmarkEnd w:id="34"/>
+    <w:bookmarkStart w:id="35" w:name="gap-summary"/>
     <w:p>
       <w:pPr>
         <w:pStyle w:val="Heading2"/>
@@ -1680,27 +1687,27 @@
         </w:tc>
       </w:tr>
     </w:tbl>
+    <w:bookmarkEnd w:id="35"/>
+    <w:bookmarkStart w:id="36" w:name="report-ready-synthesis"/>
+    <w:p>
+      <w:pPr>
+        <w:pStyle w:val="Heading2"/>
+      </w:pPr>
+      <w:r>
+        <w:t xml:space="preserve">Report-ready synthesis</w:t>
+      </w:r>
+    </w:p>
+    <w:p>
+      <w:pPr>
+        <w:pStyle w:val="FirstParagraph"/>
+      </w:pPr>
+      <w:r>
+        <w:t xml:space="preserve">Single-image layered scene decomposition sits at the intersection of image-based rendering, scene parsing, monocular geometry, amodal perception, matting, inpainting, and intrinsic image decomposition. Classical Layered Depth Images show why a single visible surface per pixel is insufficient for view synthesis, since disoccluded content requires multiple depth and color samples along camera rays. Modern 3D-photo methods extend this with learned color-and-depth inpainting, but primarily target parallax rather than semantic object editing. Panoptic segmentation provides a natural source of object and stuff proposals, while open-vocabulary detectors and promptable segmenters allow user-specified layer extraction beyond fixed label sets. Recent monocular depth and geometry models improve the reliability of depth ordering, but depth alone does not produce editable layers. Amodal segmentation and inpainting address invisible portions of occluded objects and backgrounds, while matting improves layer boundaries. Recent generative layer-decomposition systems demonstrate the importance of RGBA layers for editing, but their end-to-end nature makes component-wise analysis difficult. LayerForge-X therefore proposes an inspectable Depth-Aware Amodal Layer Graph that combines semantic masks, depth ordering, soft alpha, amodal extent, completion, and optional intrinsic decomposition into a recomposable representation.</w:t>
+      </w:r>
+    </w:p>
     <w:bookmarkEnd w:id="36"/>
-    <w:bookmarkStart w:id="37" w:name="report-ready-synthesis"/>
-    <w:p>
-      <w:pPr>
-        <w:pStyle w:val="Heading2"/>
-      </w:pPr>
-      <w:r>
-        <w:t xml:space="preserve">Report-ready synthesis</w:t>
-      </w:r>
-    </w:p>
-    <w:p>
-      <w:pPr>
-        <w:pStyle w:val="FirstParagraph"/>
-      </w:pPr>
-      <w:r>
-        <w:t xml:space="preserve">Single-image layered scene decomposition sits at the intersection of image-based rendering, scene parsing, monocular geometry, amodal perception, matting, inpainting, and intrinsic image decomposition. Classical Layered Depth Images show why a single visible surface per pixel is insufficient for view synthesis, since disoccluded content requires multiple depth and color samples along camera rays. Modern 3D-photo methods extend this with learned color-and-depth inpainting, but primarily target parallax rather than semantic object editing. Panoptic segmentation provides a natural source of object and stuff proposals, while open-vocabulary detectors and promptable segmenters allow user-specified layer extraction beyond fixed label sets. Recent monocular depth and geometry models improve the reliability of depth ordering, but depth alone does not produce editable layers. Amodal segmentation and inpainting address invisible portions of occluded objects and backgrounds, while matting improves layer boundaries. Recent generative layer-decomposition systems demonstrate the importance of RGBA layers for editing, but their end-to-end nature makes component-wise analysis difficult. LayerForge-X therefore proposes an inspectable Depth-Aware Amodal Layer Graph that combines semantic masks, depth ordering, soft alpha, amodal extent, completion, and optional intrinsic decomposition into a recomposable representation.</w:t>
-      </w:r>
-    </w:p>
     <w:bookmarkEnd w:id="37"/>
-    <w:bookmarkEnd w:id="38"/>
-    <w:bookmarkStart w:id="62" w:name="method"/>
+    <w:bookmarkStart w:id="61" w:name="method"/>
     <w:p>
       <w:pPr>
         <w:pStyle w:val="Heading1"/>
@@ -1709,7 +1716,7 @@
         <w:t xml:space="preserve">4. Method</w:t>
       </w:r>
     </w:p>
-    <w:bookmarkStart w:id="39" w:name="core-idea"/>
+    <w:bookmarkStart w:id="38" w:name="core-idea"/>
     <w:p>
       <w:pPr>
         <w:pStyle w:val="Heading2"/>
@@ -1739,14 +1746,272 @@
         <w:t xml:space="preserve">. The system does not treat decomposition as a one-time conversion from an image into a folder of masks. Instead, it models the scene as a graph of editable layer objects. Each node stores one layer together with semantic, geometric, and appearance metadata; each edge stores an ordering or occlusion relation. The renderer traverses this graph and emits a depth-ordered RGBA stack, design manifest, metrics, and editability diagnostics.</w:t>
       </w:r>
     </w:p>
+    <w:bookmarkEnd w:id="38"/>
+    <w:bookmarkStart w:id="39" w:name="representation"/>
+    <w:p>
+      <w:pPr>
+        <w:pStyle w:val="Heading2"/>
+      </w:pPr>
+      <w:r>
+        <w:t xml:space="preserve">4.2 Representation</w:t>
+      </w:r>
+    </w:p>
+    <w:p>
+      <w:pPr>
+        <w:pStyle w:val="FirstParagraph"/>
+      </w:pPr>
+      <w:r>
+        <w:t xml:space="preserve">Let the graph be</w:t>
+      </w:r>
+    </w:p>
+    <w:p>
+      <w:pPr>
+        <w:pStyle w:val="SourceCode"/>
+      </w:pPr>
+      <w:r>
+        <w:rPr>
+          <w:rStyle w:val="VerbatimChar"/>
+        </w:rPr>
+        <w:t xml:space="preserve">G = (V, E)</w:t>
+      </w:r>
+    </w:p>
+    <w:p>
+      <w:pPr>
+        <w:pStyle w:val="FirstParagraph"/>
+      </w:pPr>
+      <w:r>
+        <w:t xml:space="preserve">Each node</w:t>
+      </w:r>
+      <w:r>
+        <w:t xml:space="preserve"> </w:t>
+      </w:r>
+      <w:r>
+        <w:rPr>
+          <w:rStyle w:val="VerbatimChar"/>
+        </w:rPr>
+        <w:t xml:space="preserve">v_i ∈ V</w:t>
+      </w:r>
+      <w:r>
+        <w:t xml:space="preserve"> </w:t>
+      </w:r>
+      <w:r>
+        <w:t xml:space="preserve">represents one semantic layer:</w:t>
+      </w:r>
+    </w:p>
+    <w:p>
+      <w:pPr>
+        <w:pStyle w:val="SourceCode"/>
+      </w:pPr>
+      <w:r>
+        <w:rPr>
+          <w:rStyle w:val="VerbatimChar"/>
+        </w:rPr>
+        <w:t xml:space="preserve">v_i = {</w:t>
+      </w:r>
+      <w:r>
+        <w:br/>
+      </w:r>
+      <w:r>
+        <w:rPr>
+          <w:rStyle w:val="VerbatimChar"/>
+        </w:rPr>
+        <w:t xml:space="preserve">    label_i,                 semantic label</w:t>
+      </w:r>
+      <w:r>
+        <w:br/>
+      </w:r>
+      <w:r>
+        <w:rPr>
+          <w:rStyle w:val="VerbatimChar"/>
+        </w:rPr>
+        <w:t xml:space="preserve">    group_i,                 person / animal / vehicle / furniture / stuff / background</w:t>
+      </w:r>
+      <w:r>
+        <w:br/>
+      </w:r>
+      <w:r>
+        <w:rPr>
+          <w:rStyle w:val="VerbatimChar"/>
+        </w:rPr>
+        <w:t xml:space="preserve">    M_i^vis,                 visible/modal binary mask</w:t>
+      </w:r>
+      <w:r>
+        <w:br/>
+      </w:r>
+      <w:r>
+        <w:rPr>
+          <w:rStyle w:val="VerbatimChar"/>
+        </w:rPr>
+        <w:t xml:space="preserve">    A_i,                     soft alpha matte</w:t>
+      </w:r>
+      <w:r>
+        <w:br/>
+      </w:r>
+      <w:r>
+        <w:rPr>
+          <w:rStyle w:val="VerbatimChar"/>
+        </w:rPr>
+        <w:t xml:space="preserve">    M_i^amo,                 amodal/full mask</w:t>
+      </w:r>
+      <w:r>
+        <w:br/>
+      </w:r>
+      <w:r>
+        <w:rPr>
+          <w:rStyle w:val="VerbatimChar"/>
+        </w:rPr>
+        <w:t xml:space="preserve">    C_i,                     visible RGBA color layer</w:t>
+      </w:r>
+      <w:r>
+        <w:br/>
+      </w:r>
+      <w:r>
+        <w:rPr>
+          <w:rStyle w:val="VerbatimChar"/>
+        </w:rPr>
+        <w:t xml:space="preserve">    H_i,                     hidden/completed content, optional</w:t>
+      </w:r>
+      <w:r>
+        <w:br/>
+      </w:r>
+      <w:r>
+        <w:rPr>
+          <w:rStyle w:val="VerbatimChar"/>
+        </w:rPr>
+        <w:t xml:space="preserve">    D_i,                     depth statistics</w:t>
+      </w:r>
+      <w:r>
+        <w:br/>
+      </w:r>
+      <w:r>
+        <w:rPr>
+          <w:rStyle w:val="VerbatimChar"/>
+        </w:rPr>
+        <w:t xml:space="preserve">    R_i, S_i,                albedo and shading, optional</w:t>
+      </w:r>
+      <w:r>
+        <w:br/>
+      </w:r>
+      <w:r>
+        <w:rPr>
+          <w:rStyle w:val="VerbatimChar"/>
+        </w:rPr>
+        <w:t xml:space="preserve">    bbox_i, area_i,          geometry metadata</w:t>
+      </w:r>
+      <w:r>
+        <w:br/>
+      </w:r>
+      <w:r>
+        <w:rPr>
+          <w:rStyle w:val="VerbatimChar"/>
+        </w:rPr>
+        <w:t xml:space="preserve">    u_i                      uncertainty score</w:t>
+      </w:r>
+      <w:r>
+        <w:br/>
+      </w:r>
+      <w:r>
+        <w:rPr>
+          <w:rStyle w:val="VerbatimChar"/>
+        </w:rPr>
+        <w:t xml:space="preserve">}</w:t>
+      </w:r>
+    </w:p>
+    <w:p>
+      <w:pPr>
+        <w:pStyle w:val="FirstParagraph"/>
+      </w:pPr>
+      <w:r>
+        <w:t xml:space="preserve">Each edge</w:t>
+      </w:r>
+      <w:r>
+        <w:t xml:space="preserve"> </w:t>
+      </w:r>
+      <w:r>
+        <w:rPr>
+          <w:rStyle w:val="VerbatimChar"/>
+        </w:rPr>
+        <w:t xml:space="preserve">e_ij ∈ E</w:t>
+      </w:r>
+      <w:r>
+        <w:t xml:space="preserve"> </w:t>
+      </w:r>
+      <w:r>
+        <w:t xml:space="preserve">represents one relation between two nodes:</w:t>
+      </w:r>
+    </w:p>
+    <w:p>
+      <w:pPr>
+        <w:pStyle w:val="SourceCode"/>
+      </w:pPr>
+      <w:r>
+        <w:rPr>
+          <w:rStyle w:val="VerbatimChar"/>
+        </w:rPr>
+        <w:t xml:space="preserve">v_i occludes v_j</w:t>
+      </w:r>
+      <w:r>
+        <w:br/>
+      </w:r>
+      <w:r>
+        <w:rPr>
+          <w:rStyle w:val="VerbatimChar"/>
+        </w:rPr>
+        <w:t xml:space="preserve">v_i is in front of v_j</w:t>
+      </w:r>
+      <w:r>
+        <w:br/>
+      </w:r>
+      <w:r>
+        <w:rPr>
+          <w:rStyle w:val="VerbatimChar"/>
+        </w:rPr>
+        <w:t xml:space="preserve">v_i is behind v_j</w:t>
+      </w:r>
+      <w:r>
+        <w:br/>
+      </w:r>
+      <w:r>
+        <w:rPr>
+          <w:rStyle w:val="VerbatimChar"/>
+        </w:rPr>
+        <w:t xml:space="preserve">v_i is adjacent to v_j</w:t>
+      </w:r>
+      <w:r>
+        <w:br/>
+      </w:r>
+      <w:r>
+        <w:rPr>
+          <w:rStyle w:val="VerbatimChar"/>
+        </w:rPr>
+        <w:t xml:space="preserve">v_i is linked to v_j as an associated effect</w:t>
+      </w:r>
+    </w:p>
+    <w:p>
+      <w:pPr>
+        <w:pStyle w:val="FirstParagraph"/>
+      </w:pPr>
+      <w:r>
+        <w:t xml:space="preserve">The exported RGBA stack is obtained from a topological sort of the graph, either in near-to-far or far-to-near order depending on the rendering path.</w:t>
+      </w:r>
+    </w:p>
     <w:bookmarkEnd w:id="39"/>
-    <w:bookmarkStart w:id="40" w:name="representation"/>
+    <w:bookmarkStart w:id="43" w:name="boundary-weighted-occlusion-graph"/>
     <w:p>
       <w:pPr>
         <w:pStyle w:val="Heading2"/>
       </w:pPr>
       <w:r>
-        <w:t xml:space="preserve">4.2 Representation</w:t>
+        <w:t xml:space="preserve">4.3 Boundary-weighted occlusion graph</w:t>
+      </w:r>
+    </w:p>
+    <w:bookmarkStart w:id="40" w:name="motivation"/>
+    <w:p>
+      <w:pPr>
+        <w:pStyle w:val="Heading3"/>
+      </w:pPr>
+      <w:r>
+        <w:t xml:space="preserve">Motivation</w:t>
       </w:r>
     </w:p>
     <w:p>
@@ -1754,269 +2019,11 @@
         <w:pStyle w:val="FirstParagraph"/>
       </w:pPr>
       <w:r>
-        <w:t xml:space="preserve">Let the graph be</w:t>
-      </w:r>
-    </w:p>
-    <w:p>
-      <w:pPr>
-        <w:pStyle w:val="SourceCode"/>
-      </w:pPr>
-      <w:r>
-        <w:rPr>
-          <w:rStyle w:val="VerbatimChar"/>
-        </w:rPr>
-        <w:t xml:space="preserve">G = (V, E)</w:t>
-      </w:r>
-    </w:p>
-    <w:p>
-      <w:pPr>
-        <w:pStyle w:val="FirstParagraph"/>
-      </w:pPr>
-      <w:r>
-        <w:t xml:space="preserve">Each node</w:t>
-      </w:r>
-      <w:r>
-        <w:t xml:space="preserve"> </w:t>
-      </w:r>
-      <w:r>
-        <w:rPr>
-          <w:rStyle w:val="VerbatimChar"/>
-        </w:rPr>
-        <w:t xml:space="preserve">v_i ∈ V</w:t>
-      </w:r>
-      <w:r>
-        <w:t xml:space="preserve"> </w:t>
-      </w:r>
-      <w:r>
-        <w:t xml:space="preserve">represents one semantic layer:</w:t>
-      </w:r>
-    </w:p>
-    <w:p>
-      <w:pPr>
-        <w:pStyle w:val="SourceCode"/>
-      </w:pPr>
-      <w:r>
-        <w:rPr>
-          <w:rStyle w:val="VerbatimChar"/>
-        </w:rPr>
-        <w:t xml:space="preserve">v_i = {</w:t>
-      </w:r>
-      <w:r>
-        <w:br/>
-      </w:r>
-      <w:r>
-        <w:rPr>
-          <w:rStyle w:val="VerbatimChar"/>
-        </w:rPr>
-        <w:t xml:space="preserve">    label_i,                 semantic label</w:t>
-      </w:r>
-      <w:r>
-        <w:br/>
-      </w:r>
-      <w:r>
-        <w:rPr>
-          <w:rStyle w:val="VerbatimChar"/>
-        </w:rPr>
-        <w:t xml:space="preserve">    group_i,                 person / animal / vehicle / furniture / stuff / background</w:t>
-      </w:r>
-      <w:r>
-        <w:br/>
-      </w:r>
-      <w:r>
-        <w:rPr>
-          <w:rStyle w:val="VerbatimChar"/>
-        </w:rPr>
-        <w:t xml:space="preserve">    M_i^vis,                 visible/modal binary mask</w:t>
-      </w:r>
-      <w:r>
-        <w:br/>
-      </w:r>
-      <w:r>
-        <w:rPr>
-          <w:rStyle w:val="VerbatimChar"/>
-        </w:rPr>
-        <w:t xml:space="preserve">    A_i,                     soft alpha matte</w:t>
-      </w:r>
-      <w:r>
-        <w:br/>
-      </w:r>
-      <w:r>
-        <w:rPr>
-          <w:rStyle w:val="VerbatimChar"/>
-        </w:rPr>
-        <w:t xml:space="preserve">    M_i^amo,                 amodal/full mask</w:t>
-      </w:r>
-      <w:r>
-        <w:br/>
-      </w:r>
-      <w:r>
-        <w:rPr>
-          <w:rStyle w:val="VerbatimChar"/>
-        </w:rPr>
-        <w:t xml:space="preserve">    C_i,                     visible RGBA color layer</w:t>
-      </w:r>
-      <w:r>
-        <w:br/>
-      </w:r>
-      <w:r>
-        <w:rPr>
-          <w:rStyle w:val="VerbatimChar"/>
-        </w:rPr>
-        <w:t xml:space="preserve">    H_i,                     hidden/completed content, optional</w:t>
-      </w:r>
-      <w:r>
-        <w:br/>
-      </w:r>
-      <w:r>
-        <w:rPr>
-          <w:rStyle w:val="VerbatimChar"/>
-        </w:rPr>
-        <w:t xml:space="preserve">    D_i,                     depth statistics</w:t>
-      </w:r>
-      <w:r>
-        <w:br/>
-      </w:r>
-      <w:r>
-        <w:rPr>
-          <w:rStyle w:val="VerbatimChar"/>
-        </w:rPr>
-        <w:t xml:space="preserve">    R_i, S_i,                albedo and shading, optional</w:t>
-      </w:r>
-      <w:r>
-        <w:br/>
-      </w:r>
-      <w:r>
-        <w:rPr>
-          <w:rStyle w:val="VerbatimChar"/>
-        </w:rPr>
-        <w:t xml:space="preserve">    bbox_i, area_i,          geometry metadata</w:t>
-      </w:r>
-      <w:r>
-        <w:br/>
-      </w:r>
-      <w:r>
-        <w:rPr>
-          <w:rStyle w:val="VerbatimChar"/>
-        </w:rPr>
-        <w:t xml:space="preserve">    u_i                      uncertainty score</w:t>
-      </w:r>
-      <w:r>
-        <w:br/>
-      </w:r>
-      <w:r>
-        <w:rPr>
-          <w:rStyle w:val="VerbatimChar"/>
-        </w:rPr>
-        <w:t xml:space="preserve">}</w:t>
-      </w:r>
-    </w:p>
-    <w:p>
-      <w:pPr>
-        <w:pStyle w:val="FirstParagraph"/>
-      </w:pPr>
-      <w:r>
-        <w:t xml:space="preserve">Each edge</w:t>
-      </w:r>
-      <w:r>
-        <w:t xml:space="preserve"> </w:t>
-      </w:r>
-      <w:r>
-        <w:rPr>
-          <w:rStyle w:val="VerbatimChar"/>
-        </w:rPr>
-        <w:t xml:space="preserve">e_ij ∈ E</w:t>
-      </w:r>
-      <w:r>
-        <w:t xml:space="preserve"> </w:t>
-      </w:r>
-      <w:r>
-        <w:t xml:space="preserve">represents one relation between two nodes:</w:t>
-      </w:r>
-    </w:p>
-    <w:p>
-      <w:pPr>
-        <w:pStyle w:val="SourceCode"/>
-      </w:pPr>
-      <w:r>
-        <w:rPr>
-          <w:rStyle w:val="VerbatimChar"/>
-        </w:rPr>
-        <w:t xml:space="preserve">v_i occludes v_j</w:t>
-      </w:r>
-      <w:r>
-        <w:br/>
-      </w:r>
-      <w:r>
-        <w:rPr>
-          <w:rStyle w:val="VerbatimChar"/>
-        </w:rPr>
-        <w:t xml:space="preserve">v_i is in front of v_j</w:t>
-      </w:r>
-      <w:r>
-        <w:br/>
-      </w:r>
-      <w:r>
-        <w:rPr>
-          <w:rStyle w:val="VerbatimChar"/>
-        </w:rPr>
-        <w:t xml:space="preserve">v_i is behind v_j</w:t>
-      </w:r>
-      <w:r>
-        <w:br/>
-      </w:r>
-      <w:r>
-        <w:rPr>
-          <w:rStyle w:val="VerbatimChar"/>
-        </w:rPr>
-        <w:t xml:space="preserve">v_i is adjacent to v_j</w:t>
-      </w:r>
-      <w:r>
-        <w:br/>
-      </w:r>
-      <w:r>
-        <w:rPr>
-          <w:rStyle w:val="VerbatimChar"/>
-        </w:rPr>
-        <w:t xml:space="preserve">v_i is linked to v_j as an associated effect</w:t>
-      </w:r>
-    </w:p>
-    <w:p>
-      <w:pPr>
-        <w:pStyle w:val="FirstParagraph"/>
-      </w:pPr>
-      <w:r>
-        <w:t xml:space="preserve">The exported RGBA stack is obtained from a topological sort of the graph, either in near-to-far or far-to-near order depending on the rendering path.</w:t>
+        <w:t xml:space="preserve">Global mean or median depth is often insufficient for ordering. Large floor or wall regions can span both near and far pixels, which makes global statistics unreliable relative to nearby objects.</w:t>
       </w:r>
     </w:p>
     <w:bookmarkEnd w:id="40"/>
-    <w:bookmarkStart w:id="44" w:name="boundary-weighted-occlusion-graph"/>
-    <w:p>
-      <w:pPr>
-        <w:pStyle w:val="Heading2"/>
-      </w:pPr>
-      <w:r>
-        <w:t xml:space="preserve">4.3 Boundary-weighted occlusion graph</w:t>
-      </w:r>
-    </w:p>
-    <w:bookmarkStart w:id="41" w:name="motivation"/>
-    <w:p>
-      <w:pPr>
-        <w:pStyle w:val="Heading3"/>
-      </w:pPr>
-      <w:r>
-        <w:t xml:space="preserve">Motivation</w:t>
-      </w:r>
-    </w:p>
-    <w:p>
-      <w:pPr>
-        <w:pStyle w:val="FirstParagraph"/>
-      </w:pPr>
-      <w:r>
-        <w:t xml:space="preserve">Global mean or median depth is often insufficient for ordering. Large floor or wall regions can span both near and far pixels, which makes global statistics unreliable relative to nearby objects.</w:t>
-      </w:r>
-    </w:p>
-    <w:bookmarkEnd w:id="41"/>
-    <w:bookmarkStart w:id="42" w:name="construction"/>
+    <w:bookmarkStart w:id="41" w:name="construction"/>
     <w:p>
       <w:pPr>
         <w:pStyle w:val="Heading3"/>
@@ -2304,14 +2311,52 @@
         <w:t xml:space="preserve">w_ij = |z_i^B - z_j^B| * shared_boundary_length(i,j) * alpha_boundary_confidence</w:t>
       </w:r>
     </w:p>
+    <w:bookmarkEnd w:id="41"/>
+    <w:bookmarkStart w:id="42" w:name="cycle-handling"/>
+    <w:p>
+      <w:pPr>
+        <w:pStyle w:val="Heading3"/>
+      </w:pPr>
+      <w:r>
+        <w:t xml:space="preserve">Cycle handling</w:t>
+      </w:r>
+    </w:p>
+    <w:p>
+      <w:pPr>
+        <w:pStyle w:val="FirstParagraph"/>
+      </w:pPr>
+      <w:r>
+        <w:t xml:space="preserve">Monocular depth predictions are not guaranteed to be globally consistent and may induce cycles. LayerForge-X resolves these cases by deriving a weighted rank from graph structure:</w:t>
+      </w:r>
+    </w:p>
+    <w:p>
+      <w:pPr>
+        <w:pStyle w:val="SourceCode"/>
+      </w:pPr>
+      <w:r>
+        <w:rPr>
+          <w:rStyle w:val="VerbatimChar"/>
+        </w:rPr>
+        <w:t xml:space="preserve">rank_i = weighted_out_degree_i - weighted_in_degree_i</w:t>
+      </w:r>
+    </w:p>
+    <w:p>
+      <w:pPr>
+        <w:pStyle w:val="FirstParagraph"/>
+      </w:pPr>
+      <w:r>
+        <w:t xml:space="preserve">Layers are then sorted by this score, or low-confidence cycle edges are removed until the graph becomes acyclic.</w:t>
+      </w:r>
+    </w:p>
     <w:bookmarkEnd w:id="42"/>
-    <w:bookmarkStart w:id="43" w:name="cycle-handling"/>
-    <w:p>
-      <w:pPr>
-        <w:pStyle w:val="Heading3"/>
-      </w:pPr>
-      <w:r>
-        <w:t xml:space="preserve">Cycle handling</w:t>
+    <w:bookmarkEnd w:id="43"/>
+    <w:bookmarkStart w:id="44" w:name="lightweight-layer-order-ranker"/>
+    <w:p>
+      <w:pPr>
+        <w:pStyle w:val="Heading2"/>
+      </w:pPr>
+      <w:r>
+        <w:t xml:space="preserve">4.4 Lightweight layer-order ranker</w:t>
       </w:r>
     </w:p>
     <w:p>
@@ -2319,7 +2364,42 @@
         <w:pStyle w:val="FirstParagraph"/>
       </w:pPr>
       <w:r>
-        <w:t xml:space="preserve">Monocular depth predictions are not guaranteed to be globally consistent and may induce cycles. LayerForge-X resolves these cases by deriving a weighted rank from graph structure:</w:t>
+        <w:t xml:space="preserve">The repository also includes an optional learned ordering component implemented in</w:t>
+      </w:r>
+      <w:r>
+        <w:t xml:space="preserve"> </w:t>
+      </w:r>
+      <w:r>
+        <w:rPr>
+          <w:rStyle w:val="VerbatimChar"/>
+        </w:rPr>
+        <w:t xml:space="preserve">src/layerforge/ranker.py</w:t>
+      </w:r>
+      <w:r>
+        <w:t xml:space="preserve">. The model is intentionally lightweight: a logistic pairwise near/far ranker trained in NumPy on synthetic LayerBench scenes.</w:t>
+      </w:r>
+    </w:p>
+    <w:p>
+      <w:pPr>
+        <w:pStyle w:val="BodyText"/>
+      </w:pPr>
+      <w:r>
+        <w:t xml:space="preserve">Input features for each candidate pair</w:t>
+      </w:r>
+      <w:r>
+        <w:t xml:space="preserve"> </w:t>
+      </w:r>
+      <w:r>
+        <w:rPr>
+          <w:rStyle w:val="VerbatimChar"/>
+        </w:rPr>
+        <w:t xml:space="preserve">(i, j)</w:t>
+      </w:r>
+      <w:r>
+        <w:t xml:space="preserve"> </w:t>
+      </w:r>
+      <w:r>
+        <w:t xml:space="preserve">include:</w:t>
       </w:r>
     </w:p>
     <w:p>
@@ -2330,7 +2410,106 @@
         <w:rPr>
           <w:rStyle w:val="VerbatimChar"/>
         </w:rPr>
-        <w:t xml:space="preserve">rank_i = weighted_out_degree_i - weighted_in_degree_i</w:t>
+        <w:t xml:space="preserve">Δ median depth</w:t>
+      </w:r>
+      <w:r>
+        <w:br/>
+      </w:r>
+      <w:r>
+        <w:rPr>
+          <w:rStyle w:val="VerbatimChar"/>
+        </w:rPr>
+        <w:t xml:space="preserve">Δ boundary median depth</w:t>
+      </w:r>
+      <w:r>
+        <w:br/>
+      </w:r>
+      <w:r>
+        <w:rPr>
+          <w:rStyle w:val="VerbatimChar"/>
+        </w:rPr>
+        <w:t xml:space="preserve">Δ minimum depth</w:t>
+      </w:r>
+      <w:r>
+        <w:br/>
+      </w:r>
+      <w:r>
+        <w:rPr>
+          <w:rStyle w:val="VerbatimChar"/>
+        </w:rPr>
+        <w:t xml:space="preserve">Δ vertical centroid</w:t>
+      </w:r>
+      <w:r>
+        <w:br/>
+      </w:r>
+      <w:r>
+        <w:rPr>
+          <w:rStyle w:val="VerbatimChar"/>
+        </w:rPr>
+        <w:t xml:space="preserve">Δ area</w:t>
+      </w:r>
+      <w:r>
+        <w:br/>
+      </w:r>
+      <w:r>
+        <w:rPr>
+          <w:rStyle w:val="VerbatimChar"/>
+        </w:rPr>
+        <w:t xml:space="preserve">bbox overlap</w:t>
+      </w:r>
+      <w:r>
+        <w:br/>
+      </w:r>
+      <w:r>
+        <w:rPr>
+          <w:rStyle w:val="VerbatimChar"/>
+        </w:rPr>
+        <w:t xml:space="preserve">shared boundary length</w:t>
+      </w:r>
+      <w:r>
+        <w:br/>
+      </w:r>
+      <w:r>
+        <w:rPr>
+          <w:rStyle w:val="VerbatimChar"/>
+        </w:rPr>
+        <w:t xml:space="preserve">semantic pair indicators</w:t>
+      </w:r>
+      <w:r>
+        <w:br/>
+      </w:r>
+      <w:r>
+        <w:rPr>
+          <w:rStyle w:val="VerbatimChar"/>
+        </w:rPr>
+        <w:t xml:space="preserve">T-junction heuristic count</w:t>
+      </w:r>
+      <w:r>
+        <w:br/>
+      </w:r>
+      <w:r>
+        <w:rPr>
+          <w:rStyle w:val="VerbatimChar"/>
+        </w:rPr>
+        <w:t xml:space="preserve">alpha boundary confidence</w:t>
+      </w:r>
+      <w:r>
+        <w:br/>
+      </w:r>
+      <w:r>
+        <w:rPr>
+          <w:rStyle w:val="VerbatimChar"/>
+        </w:rPr>
+        <w:t xml:space="preserve">is_thing_i, is_thing_j</w:t>
+      </w:r>
+      <w:r>
+        <w:br/>
+      </w:r>
+      <w:r>
+        <w:rPr>
+          <w:rStyle w:val="VerbatimChar"/>
+        </w:rPr>
+        <w:t xml:space="preserve">is_stuff_i, is_stuff_j</w:t>
       </w:r>
     </w:p>
     <w:p>
@@ -2338,18 +2517,36 @@
         <w:pStyle w:val="FirstParagraph"/>
       </w:pPr>
       <w:r>
-        <w:t xml:space="preserve">Layers are then sorted by this score, or low-confidence cycle edges are removed until the graph becomes acyclic.</w:t>
-      </w:r>
-    </w:p>
-    <w:bookmarkEnd w:id="43"/>
+        <w:t xml:space="preserve">Labels are constructed from synthetic z-order:</w:t>
+      </w:r>
+    </w:p>
+    <w:p>
+      <w:pPr>
+        <w:pStyle w:val="SourceCode"/>
+      </w:pPr>
+      <w:r>
+        <w:rPr>
+          <w:rStyle w:val="VerbatimChar"/>
+        </w:rPr>
+        <w:t xml:space="preserve">y_ij = 1 if i is nearer than j else 0</w:t>
+      </w:r>
+    </w:p>
+    <w:p>
+      <w:pPr>
+        <w:pStyle w:val="FirstParagraph"/>
+      </w:pPr>
+      <w:r>
+        <w:t xml:space="preserve">The current measured ablation uses this ranker to compare global median sorting, boundary-depth sorting, and learned pairwise ordering on held-out synthetic scenes.</w:t>
+      </w:r>
+    </w:p>
     <w:bookmarkEnd w:id="44"/>
-    <w:bookmarkStart w:id="45" w:name="lightweight-layer-order-ranker"/>
+    <w:bookmarkStart w:id="45" w:name="visible-and-amodal-dual-masks"/>
     <w:p>
       <w:pPr>
         <w:pStyle w:val="Heading2"/>
       </w:pPr>
       <w:r>
-        <w:t xml:space="preserve">4.4 Lightweight layer-order ranker</w:t>
+        <w:t xml:space="preserve">4.5 Visible and amodal dual masks</w:t>
       </w:r>
     </w:p>
     <w:p>
@@ -2357,42 +2554,7 @@
         <w:pStyle w:val="FirstParagraph"/>
       </w:pPr>
       <w:r>
-        <w:t xml:space="preserve">The repository also includes an optional learned ordering component implemented in</w:t>
-      </w:r>
-      <w:r>
-        <w:t xml:space="preserve"> </w:t>
-      </w:r>
-      <w:r>
-        <w:rPr>
-          <w:rStyle w:val="VerbatimChar"/>
-        </w:rPr>
-        <w:t xml:space="preserve">src/layerforge/ranker.py</w:t>
-      </w:r>
-      <w:r>
-        <w:t xml:space="preserve">. The model is intentionally lightweight: a logistic pairwise near/far ranker trained in NumPy on synthetic LayerBench scenes.</w:t>
-      </w:r>
-    </w:p>
-    <w:p>
-      <w:pPr>
-        <w:pStyle w:val="BodyText"/>
-      </w:pPr>
-      <w:r>
-        <w:t xml:space="preserve">Input features for each candidate pair</w:t>
-      </w:r>
-      <w:r>
-        <w:t xml:space="preserve"> </w:t>
-      </w:r>
-      <w:r>
-        <w:rPr>
-          <w:rStyle w:val="VerbatimChar"/>
-        </w:rPr>
-        <w:t xml:space="preserve">(i, j)</w:t>
-      </w:r>
-      <w:r>
-        <w:t xml:space="preserve"> </w:t>
-      </w:r>
-      <w:r>
-        <w:t xml:space="preserve">include:</w:t>
+        <w:t xml:space="preserve">For every object-like layer, LayerForge-X stores both visible and amodal support:</w:t>
       </w:r>
     </w:p>
     <w:p>
@@ -2403,7 +2565,7 @@
         <w:rPr>
           <w:rStyle w:val="VerbatimChar"/>
         </w:rPr>
-        <w:t xml:space="preserve">Δ median depth</w:t>
+        <w:t xml:space="preserve">M_visible: what is observed</w:t>
       </w:r>
       <w:r>
         <w:br/>
@@ -2412,7 +2574,7 @@
         <w:rPr>
           <w:rStyle w:val="VerbatimChar"/>
         </w:rPr>
-        <w:t xml:space="preserve">Δ boundary median depth</w:t>
+        <w:t xml:space="preserve">M_amodal: estimated full object extent</w:t>
       </w:r>
       <w:r>
         <w:br/>
@@ -2421,88 +2583,7 @@
         <w:rPr>
           <w:rStyle w:val="VerbatimChar"/>
         </w:rPr>
-        <w:t xml:space="preserve">Δ minimum depth</w:t>
-      </w:r>
-      <w:r>
-        <w:br/>
-      </w:r>
-      <w:r>
-        <w:rPr>
-          <w:rStyle w:val="VerbatimChar"/>
-        </w:rPr>
-        <w:t xml:space="preserve">Δ vertical centroid</w:t>
-      </w:r>
-      <w:r>
-        <w:br/>
-      </w:r>
-      <w:r>
-        <w:rPr>
-          <w:rStyle w:val="VerbatimChar"/>
-        </w:rPr>
-        <w:t xml:space="preserve">Δ area</w:t>
-      </w:r>
-      <w:r>
-        <w:br/>
-      </w:r>
-      <w:r>
-        <w:rPr>
-          <w:rStyle w:val="VerbatimChar"/>
-        </w:rPr>
-        <w:t xml:space="preserve">bbox overlap</w:t>
-      </w:r>
-      <w:r>
-        <w:br/>
-      </w:r>
-      <w:r>
-        <w:rPr>
-          <w:rStyle w:val="VerbatimChar"/>
-        </w:rPr>
-        <w:t xml:space="preserve">shared boundary length</w:t>
-      </w:r>
-      <w:r>
-        <w:br/>
-      </w:r>
-      <w:r>
-        <w:rPr>
-          <w:rStyle w:val="VerbatimChar"/>
-        </w:rPr>
-        <w:t xml:space="preserve">semantic pair indicators</w:t>
-      </w:r>
-      <w:r>
-        <w:br/>
-      </w:r>
-      <w:r>
-        <w:rPr>
-          <w:rStyle w:val="VerbatimChar"/>
-        </w:rPr>
-        <w:t xml:space="preserve">T-junction heuristic count</w:t>
-      </w:r>
-      <w:r>
-        <w:br/>
-      </w:r>
-      <w:r>
-        <w:rPr>
-          <w:rStyle w:val="VerbatimChar"/>
-        </w:rPr>
-        <w:t xml:space="preserve">alpha boundary confidence</w:t>
-      </w:r>
-      <w:r>
-        <w:br/>
-      </w:r>
-      <w:r>
-        <w:rPr>
-          <w:rStyle w:val="VerbatimChar"/>
-        </w:rPr>
-        <w:t xml:space="preserve">is_thing_i, is_thing_j</w:t>
-      </w:r>
-      <w:r>
-        <w:br/>
-      </w:r>
-      <w:r>
-        <w:rPr>
-          <w:rStyle w:val="VerbatimChar"/>
-        </w:rPr>
-        <w:t xml:space="preserve">is_stuff_i, is_stuff_j</w:t>
+        <w:t xml:space="preserve">M_hidden = M_amodal - M_visible</w:t>
       </w:r>
     </w:p>
     <w:p>
@@ -2510,85 +2591,11 @@
         <w:pStyle w:val="FirstParagraph"/>
       </w:pPr>
       <w:r>
-        <w:t xml:space="preserve">Labels are constructed from synthetic z-order:</w:t>
-      </w:r>
-    </w:p>
-    <w:p>
-      <w:pPr>
-        <w:pStyle w:val="SourceCode"/>
-      </w:pPr>
-      <w:r>
-        <w:rPr>
-          <w:rStyle w:val="VerbatimChar"/>
-        </w:rPr>
-        <w:t xml:space="preserve">y_ij = 1 if i is nearer than j else 0</w:t>
-      </w:r>
-    </w:p>
-    <w:p>
-      <w:pPr>
-        <w:pStyle w:val="FirstParagraph"/>
-      </w:pPr>
-      <w:r>
-        <w:t xml:space="preserve">The current measured ablation uses this ranker to compare global median sorting, boundary-depth sorting, and learned pairwise ordering on held-out synthetic scenes.</w:t>
+        <w:t xml:space="preserve">This separation is important because visible masks alone are insufficient for object movement, occlusion reasoning, and removal-based editing. The repository exports visible masks, amodal masks, and hidden-region completions separately when those artifacts are available.</w:t>
       </w:r>
     </w:p>
     <w:bookmarkEnd w:id="45"/>
-    <w:bookmarkStart w:id="46" w:name="visible-and-amodal-dual-masks"/>
-    <w:p>
-      <w:pPr>
-        <w:pStyle w:val="Heading2"/>
-      </w:pPr>
-      <w:r>
-        <w:t xml:space="preserve">4.5 Visible and amodal dual masks</w:t>
-      </w:r>
-    </w:p>
-    <w:p>
-      <w:pPr>
-        <w:pStyle w:val="FirstParagraph"/>
-      </w:pPr>
-      <w:r>
-        <w:t xml:space="preserve">For every object-like layer, LayerForge-X stores both visible and amodal support:</w:t>
-      </w:r>
-    </w:p>
-    <w:p>
-      <w:pPr>
-        <w:pStyle w:val="SourceCode"/>
-      </w:pPr>
-      <w:r>
-        <w:rPr>
-          <w:rStyle w:val="VerbatimChar"/>
-        </w:rPr>
-        <w:t xml:space="preserve">M_visible: what is observed</w:t>
-      </w:r>
-      <w:r>
-        <w:br/>
-      </w:r>
-      <w:r>
-        <w:rPr>
-          <w:rStyle w:val="VerbatimChar"/>
-        </w:rPr>
-        <w:t xml:space="preserve">M_amodal: estimated full object extent</w:t>
-      </w:r>
-      <w:r>
-        <w:br/>
-      </w:r>
-      <w:r>
-        <w:rPr>
-          <w:rStyle w:val="VerbatimChar"/>
-        </w:rPr>
-        <w:t xml:space="preserve">M_hidden = M_amodal - M_visible</w:t>
-      </w:r>
-    </w:p>
-    <w:p>
-      <w:pPr>
-        <w:pStyle w:val="FirstParagraph"/>
-      </w:pPr>
-      <w:r>
-        <w:t xml:space="preserve">This separation is important because visible masks alone are insufficient for object movement, occlusion reasoning, and removal-based editing. The repository exports visible masks, amodal masks, and hidden-region completions separately when those artifacts are available.</w:t>
-      </w:r>
-    </w:p>
-    <w:bookmarkEnd w:id="46"/>
-    <w:bookmarkStart w:id="47" w:name="X6393d8d0d80399945b5462008a70a8285ed28de"/>
+    <w:bookmarkStart w:id="46" w:name="X6393d8d0d80399945b5462008a70a8285ed28de"/>
     <w:p>
       <w:pPr>
         <w:pStyle w:val="Heading2"/>
@@ -2765,7 +2772,7 @@
         <w:rPr>
           <w:rStyle w:val="VerbatimChar"/>
         </w:rPr>
-        <w:t xml:space="preserve">edit-preservation and anti-trivial copy penalties</w:t>
+        <w:t xml:space="preserve">edit-preservation penalties against copy-like decompositions</w:t>
       </w:r>
       <w:r>
         <w:br/>
@@ -2800,7 +2807,7 @@
         <w:pStyle w:val="FirstParagraph"/>
       </w:pPr>
       <w:r>
-        <w:t xml:space="preserve">In the archived five-image evidence pack, the active weighted score is</w:t>
+        <w:t xml:space="preserve">In the committed five-image frontier summary, the active weighted score is</w:t>
       </w:r>
     </w:p>
     <w:p>
@@ -2858,8 +2865,8 @@
         <w:t xml:space="preserve">The implementation still supports an optional runtime term for future reruns with fresh timings, but the shipped frontier summary was rescored from cached runs and therefore keeps runtime inactive. This formulation still turns the repository into a self-evaluating layer-representation system rather than a single fixed pipeline.</w:t>
       </w:r>
     </w:p>
-    <w:bookmarkEnd w:id="47"/>
-    <w:bookmarkStart w:id="48" w:name="recursive-peeling"/>
+    <w:bookmarkEnd w:id="46"/>
+    <w:bookmarkStart w:id="47" w:name="recursive-peeling"/>
     <w:p>
       <w:pPr>
         <w:pStyle w:val="Heading2"/>
@@ -3008,8 +3015,8 @@
         <w:t xml:space="preserve">This formulation makes the next layer and the residual canvas explicit rather than implicit.</w:t>
       </w:r>
     </w:p>
-    <w:bookmarkEnd w:id="48"/>
-    <w:bookmarkStart w:id="49" w:name="associated-effect-layers"/>
+    <w:bookmarkEnd w:id="47"/>
+    <w:bookmarkStart w:id="48" w:name="associated-effect-layers"/>
     <w:p>
       <w:pPr>
         <w:pStyle w:val="Heading2"/>
@@ -3109,14 +3116,144 @@
         <w:t xml:space="preserve">This component is presented as a prototype rather than a solved visual-effects decomposition system.</w:t>
       </w:r>
     </w:p>
+    <w:bookmarkEnd w:id="48"/>
+    <w:bookmarkStart w:id="49" w:name="layer-local-intrinsic-decomposition"/>
+    <w:p>
+      <w:pPr>
+        <w:pStyle w:val="Heading2"/>
+      </w:pPr>
+      <w:r>
+        <w:t xml:space="preserve">4.9 Layer-local intrinsic decomposition</w:t>
+      </w:r>
+    </w:p>
+    <w:p>
+      <w:pPr>
+        <w:pStyle w:val="FirstParagraph"/>
+      </w:pPr>
+      <w:r>
+        <w:t xml:space="preserve">Intrinsic image methods typically operate on full images, while editing operates on layers. LayerForge-X therefore runs intrinsic decomposition globally and masks the result afterward:</w:t>
+      </w:r>
+    </w:p>
+    <w:p>
+      <w:pPr>
+        <w:pStyle w:val="SourceCode"/>
+      </w:pPr>
+      <w:r>
+        <w:rPr>
+          <w:rStyle w:val="VerbatimChar"/>
+        </w:rPr>
+        <w:t xml:space="preserve">I ≈ A * S + residual</w:t>
+      </w:r>
+    </w:p>
+    <w:p>
+      <w:pPr>
+        <w:pStyle w:val="FirstParagraph"/>
+      </w:pPr>
+      <w:r>
+        <w:t xml:space="preserve">For each layer:</w:t>
+      </w:r>
+    </w:p>
+    <w:p>
+      <w:pPr>
+        <w:pStyle w:val="SourceCode"/>
+      </w:pPr>
+      <w:r>
+        <w:rPr>
+          <w:rStyle w:val="VerbatimChar"/>
+        </w:rPr>
+        <w:t xml:space="preserve">A_i = A ⊙ alpha_i</w:t>
+      </w:r>
+      <w:r>
+        <w:br/>
+      </w:r>
+      <w:r>
+        <w:rPr>
+          <w:rStyle w:val="VerbatimChar"/>
+        </w:rPr>
+        <w:t xml:space="preserve">S_i = S ⊙ alpha_i</w:t>
+      </w:r>
+    </w:p>
+    <w:p>
+      <w:pPr>
+        <w:pStyle w:val="FirstParagraph"/>
+      </w:pPr>
+      <w:r>
+        <w:t xml:space="preserve">with per-layer consistency:</w:t>
+      </w:r>
+    </w:p>
+    <w:p>
+      <w:pPr>
+        <w:pStyle w:val="SourceCode"/>
+      </w:pPr>
+      <w:r>
+        <w:rPr>
+          <w:rStyle w:val="VerbatimChar"/>
+        </w:rPr>
+        <w:t xml:space="preserve">I_i ≈ A_i * S_i</w:t>
+      </w:r>
+    </w:p>
+    <w:p>
+      <w:pPr>
+        <w:pStyle w:val="FirstParagraph"/>
+      </w:pPr>
+      <w:r>
+        <w:t xml:space="preserve">The repository exports:</w:t>
+      </w:r>
+    </w:p>
+    <w:p>
+      <w:pPr>
+        <w:pStyle w:val="SourceCode"/>
+      </w:pPr>
+      <w:r>
+        <w:rPr>
+          <w:rStyle w:val="VerbatimChar"/>
+        </w:rPr>
+        <w:t xml:space="preserve">layer_i_rgba.png</w:t>
+      </w:r>
+      <w:r>
+        <w:br/>
+      </w:r>
+      <w:r>
+        <w:rPr>
+          <w:rStyle w:val="VerbatimChar"/>
+        </w:rPr>
+        <w:t xml:space="preserve">layer_i_albedo_rgba.png</w:t>
+      </w:r>
+      <w:r>
+        <w:br/>
+      </w:r>
+      <w:r>
+        <w:rPr>
+          <w:rStyle w:val="VerbatimChar"/>
+        </w:rPr>
+        <w:t xml:space="preserve">layer_i_shading_rgba.png</w:t>
+      </w:r>
+    </w:p>
+    <w:p>
+      <w:pPr>
+        <w:pStyle w:val="FirstParagraph"/>
+      </w:pPr>
+      <w:r>
+        <w:t xml:space="preserve">These layers support recoloring and simple shading edits, while the report treats the factorization as an approximation rather than a physically exact intrinsic decomposition.</w:t>
+      </w:r>
+    </w:p>
     <w:bookmarkEnd w:id="49"/>
-    <w:bookmarkStart w:id="50" w:name="layer-local-intrinsic-decomposition"/>
+    <w:bookmarkStart w:id="59" w:name="full-pipeline"/>
     <w:p>
       <w:pPr>
         <w:pStyle w:val="Heading2"/>
       </w:pPr>
       <w:r>
-        <w:t xml:space="preserve">4.9 Layer-local intrinsic decomposition</w:t>
+        <w:t xml:space="preserve">4.10 Full pipeline</w:t>
+      </w:r>
+    </w:p>
+    <w:bookmarkStart w:id="50" w:name="step-1-layer-proposal"/>
+    <w:p>
+      <w:pPr>
+        <w:pStyle w:val="Heading3"/>
+      </w:pPr>
+      <w:r>
+        <w:t xml:space="preserve">Step 1: Layer proposal</w:t>
       </w:r>
     </w:p>
     <w:p>
@@ -3124,7 +3261,7 @@
         <w:pStyle w:val="FirstParagraph"/>
       </w:pPr>
       <w:r>
-        <w:t xml:space="preserve">Intrinsic image methods typically operate on full images, while editing operates on layers. LayerForge-X therefore runs intrinsic decomposition globally and masks the result afterward:</w:t>
+        <w:t xml:space="preserve">One of:</w:t>
       </w:r>
     </w:p>
     <w:p>
@@ -3135,7 +3272,34 @@
         <w:rPr>
           <w:rStyle w:val="VerbatimChar"/>
         </w:rPr>
-        <w:t xml:space="preserve">I ≈ A * S + residual</w:t>
+        <w:t xml:space="preserve">classical components</w:t>
+      </w:r>
+      <w:r>
+        <w:br/>
+      </w:r>
+      <w:r>
+        <w:rPr>
+          <w:rStyle w:val="VerbatimChar"/>
+        </w:rPr>
+        <w:t xml:space="preserve">Mask2Former panoptic</w:t>
+      </w:r>
+      <w:r>
+        <w:br/>
+      </w:r>
+      <w:r>
+        <w:rPr>
+          <w:rStyle w:val="VerbatimChar"/>
+        </w:rPr>
+        <w:t xml:space="preserve">GroundingDINO + SAM2</w:t>
+      </w:r>
+      <w:r>
+        <w:br/>
+      </w:r>
+      <w:r>
+        <w:rPr>
+          <w:rStyle w:val="VerbatimChar"/>
+        </w:rPr>
+        <w:t xml:space="preserve">Florence-2 + SAM2</w:t>
       </w:r>
     </w:p>
     <w:p>
@@ -3143,7 +3307,7 @@
         <w:pStyle w:val="FirstParagraph"/>
       </w:pPr>
       <w:r>
-        <w:t xml:space="preserve">For each layer:</w:t>
+        <w:t xml:space="preserve">Output:</w:t>
       </w:r>
     </w:p>
     <w:p>
@@ -3154,7 +3318,36 @@
         <w:rPr>
           <w:rStyle w:val="VerbatimChar"/>
         </w:rPr>
-        <w:t xml:space="preserve">A_i = A ⊙ alpha_i</w:t>
+        <w:t xml:space="preserve">visible masks + labels + confidence</w:t>
+      </w:r>
+    </w:p>
+    <w:bookmarkEnd w:id="50"/>
+    <w:bookmarkStart w:id="51" w:name="step-2-semantic-merging"/>
+    <w:p>
+      <w:pPr>
+        <w:pStyle w:val="Heading3"/>
+      </w:pPr>
+      <w:r>
+        <w:t xml:space="preserve">Step 2: Semantic merging</w:t>
+      </w:r>
+    </w:p>
+    <w:p>
+      <w:pPr>
+        <w:pStyle w:val="FirstParagraph"/>
+      </w:pPr>
+      <w:r>
+        <w:t xml:space="preserve">Fragments are collapsed into higher-level semantic groups:</w:t>
+      </w:r>
+    </w:p>
+    <w:p>
+      <w:pPr>
+        <w:pStyle w:val="SourceCode"/>
+      </w:pPr>
+      <w:r>
+        <w:rPr>
+          <w:rStyle w:val="VerbatimChar"/>
+        </w:rPr>
+        <w:t xml:space="preserve">person</w:t>
       </w:r>
       <w:r>
         <w:br/>
@@ -3163,7 +3356,71 @@
         <w:rPr>
           <w:rStyle w:val="VerbatimChar"/>
         </w:rPr>
-        <w:t xml:space="preserve">S_i = S ⊙ alpha_i</w:t>
+        <w:t xml:space="preserve">animal</w:t>
+      </w:r>
+      <w:r>
+        <w:br/>
+      </w:r>
+      <w:r>
+        <w:rPr>
+          <w:rStyle w:val="VerbatimChar"/>
+        </w:rPr>
+        <w:t xml:space="preserve">vehicle</w:t>
+      </w:r>
+      <w:r>
+        <w:br/>
+      </w:r>
+      <w:r>
+        <w:rPr>
+          <w:rStyle w:val="VerbatimChar"/>
+        </w:rPr>
+        <w:t xml:space="preserve">furniture</w:t>
+      </w:r>
+      <w:r>
+        <w:br/>
+      </w:r>
+      <w:r>
+        <w:rPr>
+          <w:rStyle w:val="VerbatimChar"/>
+        </w:rPr>
+        <w:t xml:space="preserve">plant</w:t>
+      </w:r>
+      <w:r>
+        <w:br/>
+      </w:r>
+      <w:r>
+        <w:rPr>
+          <w:rStyle w:val="VerbatimChar"/>
+        </w:rPr>
+        <w:t xml:space="preserve">background-stuff</w:t>
+      </w:r>
+      <w:r>
+        <w:br/>
+      </w:r>
+      <w:r>
+        <w:rPr>
+          <w:rStyle w:val="VerbatimChar"/>
+        </w:rPr>
+        <w:t xml:space="preserve">text/graphic</w:t>
+      </w:r>
+      <w:r>
+        <w:br/>
+      </w:r>
+      <w:r>
+        <w:rPr>
+          <w:rStyle w:val="VerbatimChar"/>
+        </w:rPr>
+        <w:t xml:space="preserve">effect/unknown</w:t>
+      </w:r>
+    </w:p>
+    <w:bookmarkEnd w:id="51"/>
+    <w:bookmarkStart w:id="52" w:name="step-3-depth-and-geometry"/>
+    <w:p>
+      <w:pPr>
+        <w:pStyle w:val="Heading3"/>
+      </w:pPr>
+      <w:r>
+        <w:t xml:space="preserve">Step 3: Depth and geometry</w:t>
       </w:r>
     </w:p>
     <w:p>
@@ -3171,7 +3428,7 @@
         <w:pStyle w:val="FirstParagraph"/>
       </w:pPr>
       <w:r>
-        <w:t xml:space="preserve">with per-layer consistency:</w:t>
+        <w:t xml:space="preserve">One or more of:</w:t>
       </w:r>
     </w:p>
     <w:p>
@@ -3182,7 +3439,34 @@
         <w:rPr>
           <w:rStyle w:val="VerbatimChar"/>
         </w:rPr>
-        <w:t xml:space="preserve">I_i ≈ A_i * S_i</w:t>
+        <w:t xml:space="preserve">Depth Anything V2</w:t>
+      </w:r>
+      <w:r>
+        <w:br/>
+      </w:r>
+      <w:r>
+        <w:rPr>
+          <w:rStyle w:val="VerbatimChar"/>
+        </w:rPr>
+        <w:t xml:space="preserve">Depth Pro</w:t>
+      </w:r>
+      <w:r>
+        <w:br/>
+      </w:r>
+      <w:r>
+        <w:rPr>
+          <w:rStyle w:val="VerbatimChar"/>
+        </w:rPr>
+        <w:t xml:space="preserve">Marigold</w:t>
+      </w:r>
+      <w:r>
+        <w:br/>
+      </w:r>
+      <w:r>
+        <w:rPr>
+          <w:rStyle w:val="VerbatimChar"/>
+        </w:rPr>
+        <w:t xml:space="preserve">MoGe</w:t>
       </w:r>
     </w:p>
     <w:p>
@@ -3190,7 +3474,7 @@
         <w:pStyle w:val="FirstParagraph"/>
       </w:pPr>
       <w:r>
-        <w:t xml:space="preserve">The repository exports:</w:t>
+        <w:t xml:space="preserve">Outputs:</w:t>
       </w:r>
     </w:p>
     <w:p>
@@ -3201,7 +3485,7 @@
         <w:rPr>
           <w:rStyle w:val="VerbatimChar"/>
         </w:rPr>
-        <w:t xml:space="preserve">layer_i_rgba.png</w:t>
+        <w:t xml:space="preserve">depth map</w:t>
       </w:r>
       <w:r>
         <w:br/>
@@ -3210,7 +3494,7 @@
         <w:rPr>
           <w:rStyle w:val="VerbatimChar"/>
         </w:rPr>
-        <w:t xml:space="preserve">layer_i_albedo_rgba.png</w:t>
+        <w:t xml:space="preserve">optional normals / point map</w:t>
       </w:r>
       <w:r>
         <w:br/>
@@ -3219,7 +3503,17 @@
         <w:rPr>
           <w:rStyle w:val="VerbatimChar"/>
         </w:rPr>
-        <w:t xml:space="preserve">layer_i_shading_rgba.png</w:t>
+        <w:t xml:space="preserve">confidence map</w:t>
+      </w:r>
+    </w:p>
+    <w:bookmarkEnd w:id="52"/>
+    <w:bookmarkStart w:id="53" w:name="step-4-soft-alpha"/>
+    <w:p>
+      <w:pPr>
+        <w:pStyle w:val="Heading3"/>
+      </w:pPr>
+      <w:r>
+        <w:t xml:space="preserve">Step 4: Soft alpha</w:t>
       </w:r>
     </w:p>
     <w:p>
@@ -3227,26 +3521,276 @@
         <w:pStyle w:val="FirstParagraph"/>
       </w:pPr>
       <w:r>
-        <w:t xml:space="preserve">These layers support recoloring and simple shading edits, while the report treats the factorization as an approximation rather than a physically exact intrinsic decomposition.</w:t>
-      </w:r>
-    </w:p>
-    <w:bookmarkEnd w:id="50"/>
-    <w:bookmarkStart w:id="60" w:name="full-pipeline"/>
+        <w:t xml:space="preserve">Masks are refined using:</w:t>
+      </w:r>
+    </w:p>
+    <w:p>
+      <w:pPr>
+        <w:pStyle w:val="SourceCode"/>
+      </w:pPr>
+      <w:r>
+        <w:rPr>
+          <w:rStyle w:val="VerbatimChar"/>
+        </w:rPr>
+        <w:t xml:space="preserve">mask confidence</w:t>
+      </w:r>
+      <w:r>
+        <w:br/>
+      </w:r>
+      <w:r>
+        <w:rPr>
+          <w:rStyle w:val="VerbatimChar"/>
+        </w:rPr>
+        <w:t xml:space="preserve">image gradients</w:t>
+      </w:r>
+      <w:r>
+        <w:br/>
+      </w:r>
+      <w:r>
+        <w:rPr>
+          <w:rStyle w:val="VerbatimChar"/>
+        </w:rPr>
+        <w:t xml:space="preserve">boundary blur</w:t>
+      </w:r>
+      <w:r>
+        <w:br/>
+      </w:r>
+      <w:r>
+        <w:rPr>
+          <w:rStyle w:val="VerbatimChar"/>
+        </w:rPr>
+        <w:t xml:space="preserve">matting backend if available</w:t>
+      </w:r>
+    </w:p>
+    <w:bookmarkEnd w:id="53"/>
+    <w:bookmarkStart w:id="54" w:name="step-5-boundary-weighted-occlusion-graph"/>
+    <w:p>
+      <w:pPr>
+        <w:pStyle w:val="Heading3"/>
+      </w:pPr>
+      <w:r>
+        <w:t xml:space="preserve">Step 5: Boundary-weighted occlusion graph</w:t>
+      </w:r>
+    </w:p>
+    <w:p>
+      <w:pPr>
+        <w:pStyle w:val="FirstParagraph"/>
+      </w:pPr>
+      <w:r>
+        <w:t xml:space="preserve">Graph edges are built from local depth evidence around shared boundaries.</w:t>
+      </w:r>
+    </w:p>
+    <w:bookmarkEnd w:id="54"/>
+    <w:bookmarkStart w:id="55" w:name="step-6-amodal-expansion"/>
+    <w:p>
+      <w:pPr>
+        <w:pStyle w:val="Heading3"/>
+      </w:pPr>
+      <w:r>
+        <w:t xml:space="preserve">Step 6: Amodal expansion</w:t>
+      </w:r>
+    </w:p>
+    <w:p>
+      <w:pPr>
+        <w:pStyle w:val="FirstParagraph"/>
+      </w:pPr>
+      <w:r>
+        <w:t xml:space="preserve">Full object masks and hidden regions are estimated conservatively.</w:t>
+      </w:r>
+    </w:p>
+    <w:bookmarkEnd w:id="55"/>
+    <w:bookmarkStart w:id="56" w:name="step-7-completion-and-residual-update"/>
+    <w:p>
+      <w:pPr>
+        <w:pStyle w:val="Heading3"/>
+      </w:pPr>
+      <w:r>
+        <w:t xml:space="preserve">Step 7: Completion and residual update</w:t>
+      </w:r>
+    </w:p>
+    <w:p>
+      <w:pPr>
+        <w:pStyle w:val="FirstParagraph"/>
+      </w:pPr>
+      <w:r>
+        <w:t xml:space="preserve">Background and hidden regions are completed using one of:</w:t>
+      </w:r>
+    </w:p>
+    <w:p>
+      <w:pPr>
+        <w:pStyle w:val="SourceCode"/>
+      </w:pPr>
+      <w:r>
+        <w:rPr>
+          <w:rStyle w:val="VerbatimChar"/>
+        </w:rPr>
+        <w:t xml:space="preserve">OpenCV Telea fallback</w:t>
+      </w:r>
+      <w:r>
+        <w:br/>
+      </w:r>
+      <w:r>
+        <w:rPr>
+          <w:rStyle w:val="VerbatimChar"/>
+        </w:rPr>
+        <w:t xml:space="preserve">LaMa backend</w:t>
+      </w:r>
+      <w:r>
+        <w:br/>
+      </w:r>
+      <w:r>
+        <w:rPr>
+          <w:rStyle w:val="VerbatimChar"/>
+        </w:rPr>
+        <w:t xml:space="preserve">Diffusion inpainting backend</w:t>
+      </w:r>
+    </w:p>
+    <w:bookmarkEnd w:id="56"/>
+    <w:bookmarkStart w:id="57" w:name="step-8-intrinsic-split"/>
+    <w:p>
+      <w:pPr>
+        <w:pStyle w:val="Heading3"/>
+      </w:pPr>
+      <w:r>
+        <w:t xml:space="preserve">Step 8: Intrinsic split</w:t>
+      </w:r>
+    </w:p>
+    <w:p>
+      <w:pPr>
+        <w:pStyle w:val="FirstParagraph"/>
+      </w:pPr>
+      <w:r>
+        <w:t xml:space="preserve">The system runs the Retinex fallback or a stronger intrinsic backend when available.</w:t>
+      </w:r>
+    </w:p>
+    <w:bookmarkEnd w:id="57"/>
+    <w:bookmarkStart w:id="58" w:name="step-9-export"/>
+    <w:p>
+      <w:pPr>
+        <w:pStyle w:val="Heading3"/>
+      </w:pPr>
+      <w:r>
+        <w:t xml:space="preserve">Step 9: Export</w:t>
+      </w:r>
+    </w:p>
+    <w:p>
+      <w:pPr>
+        <w:pStyle w:val="FirstParagraph"/>
+      </w:pPr>
+      <w:r>
+        <w:t xml:space="preserve">LayerForge-X writes:</w:t>
+      </w:r>
+    </w:p>
+    <w:p>
+      <w:pPr>
+        <w:pStyle w:val="SourceCode"/>
+      </w:pPr>
+      <w:r>
+        <w:rPr>
+          <w:rStyle w:val="VerbatimChar"/>
+        </w:rPr>
+        <w:t xml:space="preserve">ordered individual RGBA layers</w:t>
+      </w:r>
+      <w:r>
+        <w:br/>
+      </w:r>
+      <w:r>
+        <w:rPr>
+          <w:rStyle w:val="VerbatimChar"/>
+        </w:rPr>
+        <w:t xml:space="preserve">grouped semantic RGBA layers</w:t>
+      </w:r>
+      <w:r>
+        <w:br/>
+      </w:r>
+      <w:r>
+        <w:rPr>
+          <w:rStyle w:val="VerbatimChar"/>
+        </w:rPr>
+        <w:t xml:space="preserve">visible and amodal masks</w:t>
+      </w:r>
+      <w:r>
+        <w:br/>
+      </w:r>
+      <w:r>
+        <w:rPr>
+          <w:rStyle w:val="VerbatimChar"/>
+        </w:rPr>
+        <w:t xml:space="preserve">background completion</w:t>
+      </w:r>
+      <w:r>
+        <w:br/>
+      </w:r>
+      <w:r>
+        <w:rPr>
+          <w:rStyle w:val="VerbatimChar"/>
+        </w:rPr>
+        <w:t xml:space="preserve">layer graph JSON</w:t>
+      </w:r>
+      <w:r>
+        <w:br/>
+      </w:r>
+      <w:r>
+        <w:rPr>
+          <w:rStyle w:val="VerbatimChar"/>
+        </w:rPr>
+        <w:t xml:space="preserve">albedo/shading RGBA layers</w:t>
+      </w:r>
+      <w:r>
+        <w:br/>
+      </w:r>
+      <w:r>
+        <w:rPr>
+          <w:rStyle w:val="VerbatimChar"/>
+        </w:rPr>
+        <w:t xml:space="preserve">iteration artifacts for recursive peeling</w:t>
+      </w:r>
+      <w:r>
+        <w:br/>
+      </w:r>
+      <w:r>
+        <w:rPr>
+          <w:rStyle w:val="VerbatimChar"/>
+        </w:rPr>
+        <w:t xml:space="preserve">optional associated-effect RGBA layers</w:t>
+      </w:r>
+      <w:r>
+        <w:br/>
+      </w:r>
+      <w:r>
+        <w:rPr>
+          <w:rStyle w:val="VerbatimChar"/>
+        </w:rPr>
+        <w:t xml:space="preserve">parallax preview</w:t>
+      </w:r>
+      <w:r>
+        <w:br/>
+      </w:r>
+      <w:r>
+        <w:rPr>
+          <w:rStyle w:val="VerbatimChar"/>
+        </w:rPr>
+        <w:t xml:space="preserve">metrics report</w:t>
+      </w:r>
+      <w:r>
+        <w:br/>
+      </w:r>
+      <w:r>
+        <w:rPr>
+          <w:rStyle w:val="VerbatimChar"/>
+        </w:rPr>
+        <w:t xml:space="preserve">canonical DALG manifest</w:t>
+      </w:r>
+    </w:p>
+    <w:bookmarkEnd w:id="58"/>
+    <w:bookmarkEnd w:id="59"/>
+    <w:bookmarkStart w:id="60" w:name="problem-definition"/>
     <w:p>
       <w:pPr>
         <w:pStyle w:val="Heading2"/>
       </w:pPr>
       <w:r>
-        <w:t xml:space="preserve">4.10 Full pipeline</w:t>
-      </w:r>
-    </w:p>
-    <w:bookmarkStart w:id="51" w:name="step-1-layer-proposal"/>
-    <w:p>
-      <w:pPr>
-        <w:pStyle w:val="Heading3"/>
-      </w:pPr>
-      <w:r>
-        <w:t xml:space="preserve">Step 1: Layer proposal</w:t>
+        <w:t xml:space="preserve">4.11 Problem definition</w:t>
       </w:r>
     </w:p>
     <w:p>
@@ -3254,7 +3798,7 @@
         <w:pStyle w:val="FirstParagraph"/>
       </w:pPr>
       <w:r>
-        <w:t xml:space="preserve">One of:</w:t>
+        <w:t xml:space="preserve">Given an input image</w:t>
       </w:r>
     </w:p>
     <w:p>
@@ -3265,7 +3809,60 @@
         <w:rPr>
           <w:rStyle w:val="VerbatimChar"/>
         </w:rPr>
-        <w:t xml:space="preserve">classical components</w:t>
+        <w:t xml:space="preserve">I ∈ [0,1]^{H×W×3}</w:t>
+      </w:r>
+    </w:p>
+    <w:p>
+      <w:pPr>
+        <w:pStyle w:val="FirstParagraph"/>
+      </w:pPr>
+      <w:r>
+        <w:t xml:space="preserve">the objective is to infer</w:t>
+      </w:r>
+      <w:r>
+        <w:t xml:space="preserve"> </w:t>
+      </w:r>
+      <w:r>
+        <w:rPr>
+          <w:rStyle w:val="VerbatimChar"/>
+        </w:rPr>
+        <w:t xml:space="preserve">K</w:t>
+      </w:r>
+      <w:r>
+        <w:t xml:space="preserve"> </w:t>
+      </w:r>
+      <w:r>
+        <w:t xml:space="preserve">layers</w:t>
+      </w:r>
+    </w:p>
+    <w:p>
+      <w:pPr>
+        <w:pStyle w:val="SourceCode"/>
+      </w:pPr>
+      <w:r>
+        <w:rPr>
+          <w:rStyle w:val="VerbatimChar"/>
+        </w:rPr>
+        <w:t xml:space="preserve">L_k = (C_k, A_k, y_k, z_k, M_k^vis, M_k^amo)</w:t>
+      </w:r>
+    </w:p>
+    <w:p>
+      <w:pPr>
+        <w:pStyle w:val="FirstParagraph"/>
+      </w:pPr>
+      <w:r>
+        <w:t xml:space="preserve">where</w:t>
+      </w:r>
+    </w:p>
+    <w:p>
+      <w:pPr>
+        <w:pStyle w:val="SourceCode"/>
+      </w:pPr>
+      <w:r>
+        <w:rPr>
+          <w:rStyle w:val="VerbatimChar"/>
+        </w:rPr>
+        <w:t xml:space="preserve">C_k ∈ [0,1]^{H×W×3}</w:t>
       </w:r>
       <w:r>
         <w:br/>
@@ -3274,7 +3871,7 @@
         <w:rPr>
           <w:rStyle w:val="VerbatimChar"/>
         </w:rPr>
-        <w:t xml:space="preserve">Mask2Former panoptic</w:t>
+        <w:t xml:space="preserve">A_k ∈ [0,1]^{H×W}</w:t>
       </w:r>
       <w:r>
         <w:br/>
@@ -3283,7 +3880,7 @@
         <w:rPr>
           <w:rStyle w:val="VerbatimChar"/>
         </w:rPr>
-        <w:t xml:space="preserve">GroundingDINO + SAM2</w:t>
+        <w:t xml:space="preserve">y_k is a semantic label</w:t>
       </w:r>
       <w:r>
         <w:br/>
@@ -3292,7 +3889,25 @@
         <w:rPr>
           <w:rStyle w:val="VerbatimChar"/>
         </w:rPr>
-        <w:t xml:space="preserve">Florence-2 + SAM2</w:t>
+        <w:t xml:space="preserve">z_k is a depth/order score</w:t>
+      </w:r>
+      <w:r>
+        <w:br/>
+      </w:r>
+      <w:r>
+        <w:rPr>
+          <w:rStyle w:val="VerbatimChar"/>
+        </w:rPr>
+        <w:t xml:space="preserve">M_k^vis is the visible mask</w:t>
+      </w:r>
+      <w:r>
+        <w:br/>
+      </w:r>
+      <w:r>
+        <w:rPr>
+          <w:rStyle w:val="VerbatimChar"/>
+        </w:rPr>
+        <w:t xml:space="preserve">M_k^amo is the amodal mask</w:t>
       </w:r>
     </w:p>
     <w:p>
@@ -3300,7 +3915,7 @@
         <w:pStyle w:val="FirstParagraph"/>
       </w:pPr>
       <w:r>
-        <w:t xml:space="preserve">Output:</w:t>
+        <w:t xml:space="preserve">The layers should satisfy approximate recomposition:</w:t>
       </w:r>
     </w:p>
     <w:p>
@@ -3311,620 +3926,12 @@
         <w:rPr>
           <w:rStyle w:val="VerbatimChar"/>
         </w:rPr>
-        <w:t xml:space="preserve">visible masks + labels + confidence</w:t>
-      </w:r>
-    </w:p>
-    <w:bookmarkEnd w:id="51"/>
-    <w:bookmarkStart w:id="52" w:name="step-2-semantic-merging"/>
-    <w:p>
-      <w:pPr>
-        <w:pStyle w:val="Heading3"/>
-      </w:pPr>
-      <w:r>
-        <w:t xml:space="preserve">Step 2: Semantic merging</w:t>
-      </w:r>
-    </w:p>
-    <w:p>
-      <w:pPr>
-        <w:pStyle w:val="FirstParagraph"/>
-      </w:pPr>
-      <w:r>
-        <w:t xml:space="preserve">Fragments are collapsed into higher-level semantic groups:</w:t>
-      </w:r>
-    </w:p>
-    <w:p>
-      <w:pPr>
-        <w:pStyle w:val="SourceCode"/>
-      </w:pPr>
-      <w:r>
-        <w:rPr>
-          <w:rStyle w:val="VerbatimChar"/>
-        </w:rPr>
-        <w:t xml:space="preserve">person</w:t>
-      </w:r>
-      <w:r>
-        <w:br/>
-      </w:r>
-      <w:r>
-        <w:rPr>
-          <w:rStyle w:val="VerbatimChar"/>
-        </w:rPr>
-        <w:t xml:space="preserve">animal</w:t>
-      </w:r>
-      <w:r>
-        <w:br/>
-      </w:r>
-      <w:r>
-        <w:rPr>
-          <w:rStyle w:val="VerbatimChar"/>
-        </w:rPr>
-        <w:t xml:space="preserve">vehicle</w:t>
-      </w:r>
-      <w:r>
-        <w:br/>
-      </w:r>
-      <w:r>
-        <w:rPr>
-          <w:rStyle w:val="VerbatimChar"/>
-        </w:rPr>
-        <w:t xml:space="preserve">furniture</w:t>
-      </w:r>
-      <w:r>
-        <w:br/>
-      </w:r>
-      <w:r>
-        <w:rPr>
-          <w:rStyle w:val="VerbatimChar"/>
-        </w:rPr>
-        <w:t xml:space="preserve">plant</w:t>
-      </w:r>
-      <w:r>
-        <w:br/>
-      </w:r>
-      <w:r>
-        <w:rPr>
-          <w:rStyle w:val="VerbatimChar"/>
-        </w:rPr>
-        <w:t xml:space="preserve">background-stuff</w:t>
-      </w:r>
-      <w:r>
-        <w:br/>
-      </w:r>
-      <w:r>
-        <w:rPr>
-          <w:rStyle w:val="VerbatimChar"/>
-        </w:rPr>
-        <w:t xml:space="preserve">text/graphic</w:t>
-      </w:r>
-      <w:r>
-        <w:br/>
-      </w:r>
-      <w:r>
-        <w:rPr>
-          <w:rStyle w:val="VerbatimChar"/>
-        </w:rPr>
-        <w:t xml:space="preserve">effect/unknown</w:t>
-      </w:r>
-    </w:p>
-    <w:bookmarkEnd w:id="52"/>
-    <w:bookmarkStart w:id="53" w:name="step-3-depth-and-geometry"/>
-    <w:p>
-      <w:pPr>
-        <w:pStyle w:val="Heading3"/>
-      </w:pPr>
-      <w:r>
-        <w:t xml:space="preserve">Step 3: Depth and geometry</w:t>
-      </w:r>
-    </w:p>
-    <w:p>
-      <w:pPr>
-        <w:pStyle w:val="FirstParagraph"/>
-      </w:pPr>
-      <w:r>
-        <w:t xml:space="preserve">One or more of:</w:t>
-      </w:r>
-    </w:p>
-    <w:p>
-      <w:pPr>
-        <w:pStyle w:val="SourceCode"/>
-      </w:pPr>
-      <w:r>
-        <w:rPr>
-          <w:rStyle w:val="VerbatimChar"/>
-        </w:rPr>
-        <w:t xml:space="preserve">Depth Anything V2</w:t>
-      </w:r>
-      <w:r>
-        <w:br/>
-      </w:r>
-      <w:r>
-        <w:rPr>
-          <w:rStyle w:val="VerbatimChar"/>
-        </w:rPr>
-        <w:t xml:space="preserve">Depth Pro</w:t>
-      </w:r>
-      <w:r>
-        <w:br/>
-      </w:r>
-      <w:r>
-        <w:rPr>
-          <w:rStyle w:val="VerbatimChar"/>
-        </w:rPr>
-        <w:t xml:space="preserve">Marigold</w:t>
-      </w:r>
-      <w:r>
-        <w:br/>
-      </w:r>
-      <w:r>
-        <w:rPr>
-          <w:rStyle w:val="VerbatimChar"/>
-        </w:rPr>
-        <w:t xml:space="preserve">MoGe</w:t>
-      </w:r>
-    </w:p>
-    <w:p>
-      <w:pPr>
-        <w:pStyle w:val="FirstParagraph"/>
-      </w:pPr>
-      <w:r>
-        <w:t xml:space="preserve">Outputs:</w:t>
-      </w:r>
-    </w:p>
-    <w:p>
-      <w:pPr>
-        <w:pStyle w:val="SourceCode"/>
-      </w:pPr>
-      <w:r>
-        <w:rPr>
-          <w:rStyle w:val="VerbatimChar"/>
-        </w:rPr>
-        <w:t xml:space="preserve">depth map</w:t>
-      </w:r>
-      <w:r>
-        <w:br/>
-      </w:r>
-      <w:r>
-        <w:rPr>
-          <w:rStyle w:val="VerbatimChar"/>
-        </w:rPr>
-        <w:t xml:space="preserve">optional normals / point map</w:t>
-      </w:r>
-      <w:r>
-        <w:br/>
-      </w:r>
-      <w:r>
-        <w:rPr>
-          <w:rStyle w:val="VerbatimChar"/>
-        </w:rPr>
-        <w:t xml:space="preserve">confidence map</w:t>
-      </w:r>
-    </w:p>
-    <w:bookmarkEnd w:id="53"/>
-    <w:bookmarkStart w:id="54" w:name="step-4-soft-alpha"/>
-    <w:p>
-      <w:pPr>
-        <w:pStyle w:val="Heading3"/>
-      </w:pPr>
-      <w:r>
-        <w:t xml:space="preserve">Step 4: Soft alpha</w:t>
-      </w:r>
-    </w:p>
-    <w:p>
-      <w:pPr>
-        <w:pStyle w:val="FirstParagraph"/>
-      </w:pPr>
-      <w:r>
-        <w:t xml:space="preserve">Masks are refined using:</w:t>
-      </w:r>
-    </w:p>
-    <w:p>
-      <w:pPr>
-        <w:pStyle w:val="SourceCode"/>
-      </w:pPr>
-      <w:r>
-        <w:rPr>
-          <w:rStyle w:val="VerbatimChar"/>
-        </w:rPr>
-        <w:t xml:space="preserve">mask confidence</w:t>
-      </w:r>
-      <w:r>
-        <w:br/>
-      </w:r>
-      <w:r>
-        <w:rPr>
-          <w:rStyle w:val="VerbatimChar"/>
-        </w:rPr>
-        <w:t xml:space="preserve">image gradients</w:t>
-      </w:r>
-      <w:r>
-        <w:br/>
-      </w:r>
-      <w:r>
-        <w:rPr>
-          <w:rStyle w:val="VerbatimChar"/>
-        </w:rPr>
-        <w:t xml:space="preserve">boundary blur</w:t>
-      </w:r>
-      <w:r>
-        <w:br/>
-      </w:r>
-      <w:r>
-        <w:rPr>
-          <w:rStyle w:val="VerbatimChar"/>
-        </w:rPr>
-        <w:t xml:space="preserve">matting backend if available</w:t>
-      </w:r>
-    </w:p>
-    <w:bookmarkEnd w:id="54"/>
-    <w:bookmarkStart w:id="55" w:name="step-5-boundary-weighted-occlusion-graph"/>
-    <w:p>
-      <w:pPr>
-        <w:pStyle w:val="Heading3"/>
-      </w:pPr>
-      <w:r>
-        <w:t xml:space="preserve">Step 5: Boundary-weighted occlusion graph</w:t>
-      </w:r>
-    </w:p>
-    <w:p>
-      <w:pPr>
-        <w:pStyle w:val="FirstParagraph"/>
-      </w:pPr>
-      <w:r>
-        <w:t xml:space="preserve">Graph edges are built from local depth evidence around shared boundaries.</w:t>
-      </w:r>
-    </w:p>
-    <w:bookmarkEnd w:id="55"/>
-    <w:bookmarkStart w:id="56" w:name="step-6-amodal-expansion"/>
-    <w:p>
-      <w:pPr>
-        <w:pStyle w:val="Heading3"/>
-      </w:pPr>
-      <w:r>
-        <w:t xml:space="preserve">Step 6: Amodal expansion</w:t>
-      </w:r>
-    </w:p>
-    <w:p>
-      <w:pPr>
-        <w:pStyle w:val="FirstParagraph"/>
-      </w:pPr>
-      <w:r>
-        <w:t xml:space="preserve">Full object masks and hidden regions are estimated conservatively.</w:t>
-      </w:r>
-    </w:p>
-    <w:bookmarkEnd w:id="56"/>
-    <w:bookmarkStart w:id="57" w:name="step-7-completion-and-residual-update"/>
-    <w:p>
-      <w:pPr>
-        <w:pStyle w:val="Heading3"/>
-      </w:pPr>
-      <w:r>
-        <w:t xml:space="preserve">Step 7: Completion and residual update</w:t>
-      </w:r>
-    </w:p>
-    <w:p>
-      <w:pPr>
-        <w:pStyle w:val="FirstParagraph"/>
-      </w:pPr>
-      <w:r>
-        <w:t xml:space="preserve">Background and hidden regions are completed using one of:</w:t>
-      </w:r>
-    </w:p>
-    <w:p>
-      <w:pPr>
-        <w:pStyle w:val="SourceCode"/>
-      </w:pPr>
-      <w:r>
-        <w:rPr>
-          <w:rStyle w:val="VerbatimChar"/>
-        </w:rPr>
-        <w:t xml:space="preserve">OpenCV Telea fallback</w:t>
-      </w:r>
-      <w:r>
-        <w:br/>
-      </w:r>
-      <w:r>
-        <w:rPr>
-          <w:rStyle w:val="VerbatimChar"/>
-        </w:rPr>
-        <w:t xml:space="preserve">LaMa backend</w:t>
-      </w:r>
-      <w:r>
-        <w:br/>
-      </w:r>
-      <w:r>
-        <w:rPr>
-          <w:rStyle w:val="VerbatimChar"/>
-        </w:rPr>
-        <w:t xml:space="preserve">Diffusion inpainting backend</w:t>
-      </w:r>
-    </w:p>
-    <w:bookmarkEnd w:id="57"/>
-    <w:bookmarkStart w:id="58" w:name="step-8-intrinsic-split"/>
-    <w:p>
-      <w:pPr>
-        <w:pStyle w:val="Heading3"/>
-      </w:pPr>
-      <w:r>
-        <w:t xml:space="preserve">Step 8: Intrinsic split</w:t>
-      </w:r>
-    </w:p>
-    <w:p>
-      <w:pPr>
-        <w:pStyle w:val="FirstParagraph"/>
-      </w:pPr>
-      <w:r>
-        <w:t xml:space="preserve">The system runs the Retinex fallback or a stronger intrinsic backend when available.</w:t>
-      </w:r>
-    </w:p>
-    <w:bookmarkEnd w:id="58"/>
-    <w:bookmarkStart w:id="59" w:name="step-9-export"/>
-    <w:p>
-      <w:pPr>
-        <w:pStyle w:val="Heading3"/>
-      </w:pPr>
-      <w:r>
-        <w:t xml:space="preserve">Step 9: Export</w:t>
-      </w:r>
-    </w:p>
-    <w:p>
-      <w:pPr>
-        <w:pStyle w:val="FirstParagraph"/>
-      </w:pPr>
-      <w:r>
-        <w:t xml:space="preserve">LayerForge-X writes:</w:t>
-      </w:r>
-    </w:p>
-    <w:p>
-      <w:pPr>
-        <w:pStyle w:val="SourceCode"/>
-      </w:pPr>
-      <w:r>
-        <w:rPr>
-          <w:rStyle w:val="VerbatimChar"/>
-        </w:rPr>
-        <w:t xml:space="preserve">ordered individual RGBA layers</w:t>
-      </w:r>
-      <w:r>
-        <w:br/>
-      </w:r>
-      <w:r>
-        <w:rPr>
-          <w:rStyle w:val="VerbatimChar"/>
-        </w:rPr>
-        <w:t xml:space="preserve">grouped semantic RGBA layers</w:t>
-      </w:r>
-      <w:r>
-        <w:br/>
-      </w:r>
-      <w:r>
-        <w:rPr>
-          <w:rStyle w:val="VerbatimChar"/>
-        </w:rPr>
-        <w:t xml:space="preserve">visible and amodal masks</w:t>
-      </w:r>
-      <w:r>
-        <w:br/>
-      </w:r>
-      <w:r>
-        <w:rPr>
-          <w:rStyle w:val="VerbatimChar"/>
-        </w:rPr>
-        <w:t xml:space="preserve">background completion</w:t>
-      </w:r>
-      <w:r>
-        <w:br/>
-      </w:r>
-      <w:r>
-        <w:rPr>
-          <w:rStyle w:val="VerbatimChar"/>
-        </w:rPr>
-        <w:t xml:space="preserve">layer graph JSON</w:t>
-      </w:r>
-      <w:r>
-        <w:br/>
-      </w:r>
-      <w:r>
-        <w:rPr>
-          <w:rStyle w:val="VerbatimChar"/>
-        </w:rPr>
-        <w:t xml:space="preserve">albedo/shading RGBA layers</w:t>
-      </w:r>
-      <w:r>
-        <w:br/>
-      </w:r>
-      <w:r>
-        <w:rPr>
-          <w:rStyle w:val="VerbatimChar"/>
-        </w:rPr>
-        <w:t xml:space="preserve">iteration artifacts for recursive peeling</w:t>
-      </w:r>
-      <w:r>
-        <w:br/>
-      </w:r>
-      <w:r>
-        <w:rPr>
-          <w:rStyle w:val="VerbatimChar"/>
-        </w:rPr>
-        <w:t xml:space="preserve">optional associated-effect RGBA layers</w:t>
-      </w:r>
-      <w:r>
-        <w:br/>
-      </w:r>
-      <w:r>
-        <w:rPr>
-          <w:rStyle w:val="VerbatimChar"/>
-        </w:rPr>
-        <w:t xml:space="preserve">parallax preview</w:t>
-      </w:r>
-      <w:r>
-        <w:br/>
-      </w:r>
-      <w:r>
-        <w:rPr>
-          <w:rStyle w:val="VerbatimChar"/>
-        </w:rPr>
-        <w:t xml:space="preserve">metrics report</w:t>
-      </w:r>
-      <w:r>
-        <w:br/>
-      </w:r>
-      <w:r>
-        <w:rPr>
-          <w:rStyle w:val="VerbatimChar"/>
-        </w:rPr>
-        <w:t xml:space="preserve">canonical DALG manifest</w:t>
-      </w:r>
-    </w:p>
-    <w:bookmarkEnd w:id="59"/>
+        <w:t xml:space="preserve">I ≈ Render(L_1, ..., L_K, order)</w:t>
+      </w:r>
+    </w:p>
     <w:bookmarkEnd w:id="60"/>
-    <w:bookmarkStart w:id="61" w:name="problem-definition"/>
-    <w:p>
-      <w:pPr>
-        <w:pStyle w:val="Heading2"/>
-      </w:pPr>
-      <w:r>
-        <w:t xml:space="preserve">4.11 Problem definition</w:t>
-      </w:r>
-    </w:p>
-    <w:p>
-      <w:pPr>
-        <w:pStyle w:val="FirstParagraph"/>
-      </w:pPr>
-      <w:r>
-        <w:t xml:space="preserve">Given an input image</w:t>
-      </w:r>
-    </w:p>
-    <w:p>
-      <w:pPr>
-        <w:pStyle w:val="SourceCode"/>
-      </w:pPr>
-      <w:r>
-        <w:rPr>
-          <w:rStyle w:val="VerbatimChar"/>
-        </w:rPr>
-        <w:t xml:space="preserve">I ∈ [0,1]^{H×W×3}</w:t>
-      </w:r>
-    </w:p>
-    <w:p>
-      <w:pPr>
-        <w:pStyle w:val="FirstParagraph"/>
-      </w:pPr>
-      <w:r>
-        <w:t xml:space="preserve">the objective is to infer</w:t>
-      </w:r>
-      <w:r>
-        <w:t xml:space="preserve"> </w:t>
-      </w:r>
-      <w:r>
-        <w:rPr>
-          <w:rStyle w:val="VerbatimChar"/>
-        </w:rPr>
-        <w:t xml:space="preserve">K</w:t>
-      </w:r>
-      <w:r>
-        <w:t xml:space="preserve"> </w:t>
-      </w:r>
-      <w:r>
-        <w:t xml:space="preserve">layers</w:t>
-      </w:r>
-    </w:p>
-    <w:p>
-      <w:pPr>
-        <w:pStyle w:val="SourceCode"/>
-      </w:pPr>
-      <w:r>
-        <w:rPr>
-          <w:rStyle w:val="VerbatimChar"/>
-        </w:rPr>
-        <w:t xml:space="preserve">L_k = (C_k, A_k, y_k, z_k, M_k^vis, M_k^amo)</w:t>
-      </w:r>
-    </w:p>
-    <w:p>
-      <w:pPr>
-        <w:pStyle w:val="FirstParagraph"/>
-      </w:pPr>
-      <w:r>
-        <w:t xml:space="preserve">where</w:t>
-      </w:r>
-    </w:p>
-    <w:p>
-      <w:pPr>
-        <w:pStyle w:val="SourceCode"/>
-      </w:pPr>
-      <w:r>
-        <w:rPr>
-          <w:rStyle w:val="VerbatimChar"/>
-        </w:rPr>
-        <w:t xml:space="preserve">C_k ∈ [0,1]^{H×W×3}</w:t>
-      </w:r>
-      <w:r>
-        <w:br/>
-      </w:r>
-      <w:r>
-        <w:rPr>
-          <w:rStyle w:val="VerbatimChar"/>
-        </w:rPr>
-        <w:t xml:space="preserve">A_k ∈ [0,1]^{H×W}</w:t>
-      </w:r>
-      <w:r>
-        <w:br/>
-      </w:r>
-      <w:r>
-        <w:rPr>
-          <w:rStyle w:val="VerbatimChar"/>
-        </w:rPr>
-        <w:t xml:space="preserve">y_k is a semantic label</w:t>
-      </w:r>
-      <w:r>
-        <w:br/>
-      </w:r>
-      <w:r>
-        <w:rPr>
-          <w:rStyle w:val="VerbatimChar"/>
-        </w:rPr>
-        <w:t xml:space="preserve">z_k is a depth/order score</w:t>
-      </w:r>
-      <w:r>
-        <w:br/>
-      </w:r>
-      <w:r>
-        <w:rPr>
-          <w:rStyle w:val="VerbatimChar"/>
-        </w:rPr>
-        <w:t xml:space="preserve">M_k^vis is the visible mask</w:t>
-      </w:r>
-      <w:r>
-        <w:br/>
-      </w:r>
-      <w:r>
-        <w:rPr>
-          <w:rStyle w:val="VerbatimChar"/>
-        </w:rPr>
-        <w:t xml:space="preserve">M_k^amo is the amodal mask</w:t>
-      </w:r>
-    </w:p>
-    <w:p>
-      <w:pPr>
-        <w:pStyle w:val="FirstParagraph"/>
-      </w:pPr>
-      <w:r>
-        <w:t xml:space="preserve">The layers should satisfy approximate recomposition:</w:t>
-      </w:r>
-    </w:p>
-    <w:p>
-      <w:pPr>
-        <w:pStyle w:val="SourceCode"/>
-      </w:pPr>
-      <w:r>
-        <w:rPr>
-          <w:rStyle w:val="VerbatimChar"/>
-        </w:rPr>
-        <w:t xml:space="preserve">I ≈ Render(L_1, ..., L_K, order)</w:t>
-      </w:r>
-    </w:p>
     <w:bookmarkEnd w:id="61"/>
-    <w:bookmarkEnd w:id="62"/>
-    <w:bookmarkStart w:id="123" w:name="experiments-and-evaluation-protocol"/>
+    <w:bookmarkStart w:id="122" w:name="experiments-and-evaluation-protocol"/>
     <w:p>
       <w:pPr>
         <w:pStyle w:val="Heading1"/>
@@ -3933,7 +3940,7 @@
         <w:t xml:space="preserve">5. Experiments and Evaluation Protocol</w:t>
       </w:r>
     </w:p>
-    <w:bookmarkStart w:id="63" w:name="goal"/>
+    <w:bookmarkStart w:id="62" w:name="goal"/>
     <w:p>
       <w:pPr>
         <w:pStyle w:val="Heading2"/>
@@ -4086,7 +4093,7 @@
         <w:t xml:space="preserve"> </w:t>
       </w:r>
       <w:r>
-        <w:t xml:space="preserve">as the canonical evidence pack for reported numbers.</w:t>
+        <w:t xml:space="preserve">as the canonical reported artifacts for quantitative results.</w:t>
       </w:r>
       <w:r>
         <w:t xml:space="preserve"> </w:t>
@@ -4111,18 +4118,18 @@
         </w:pict>
       </w:r>
     </w:p>
+    <w:bookmarkEnd w:id="62"/>
+    <w:bookmarkStart w:id="63" w:name="modal-semantic-and-panoptic-segmentation"/>
+    <w:p>
+      <w:pPr>
+        <w:pStyle w:val="Heading2"/>
+      </w:pPr>
+      <w:r>
+        <w:t xml:space="preserve">5.1 Modal semantic and panoptic segmentation</w:t>
+      </w:r>
+    </w:p>
     <w:bookmarkEnd w:id="63"/>
-    <w:bookmarkStart w:id="64" w:name="modal-semantic-and-panoptic-segmentation"/>
-    <w:p>
-      <w:pPr>
-        <w:pStyle w:val="Heading2"/>
-      </w:pPr>
-      <w:r>
-        <w:t xml:space="preserve">5.1 Modal semantic and panoptic segmentation</w:t>
-      </w:r>
-    </w:p>
-    <w:bookmarkEnd w:id="64"/>
-    <w:bookmarkStart w:id="65" w:name="datasets"/>
+    <w:bookmarkStart w:id="64" w:name="datasets"/>
     <w:p>
       <w:pPr>
         <w:pStyle w:val="Heading2"/>
@@ -4187,23 +4194,80 @@
         <w:t xml:space="preserve">Optional: a small hand-labelled project test set for whichever domains the demos lean on.</w:t>
       </w:r>
     </w:p>
+    <w:bookmarkEnd w:id="64"/>
+    <w:bookmarkStart w:id="67" w:name="metrics"/>
+    <w:p>
+      <w:pPr>
+        <w:pStyle w:val="Heading2"/>
+      </w:pPr>
+      <w:r>
+        <w:t xml:space="preserve">Metrics</w:t>
+      </w:r>
+    </w:p>
+    <w:bookmarkStart w:id="65" w:name="panoptic-quality"/>
+    <w:p>
+      <w:pPr>
+        <w:pStyle w:val="Heading3"/>
+      </w:pPr>
+      <w:r>
+        <w:t xml:space="preserve">Panoptic Quality</w:t>
+      </w:r>
+    </w:p>
+    <w:p>
+      <w:pPr>
+        <w:pStyle w:val="FirstParagraph"/>
+      </w:pPr>
+      <w:r>
+        <w:t xml:space="preserve">When ground-truth panoptic annotations are available, report PQ:</w:t>
+      </w:r>
+    </w:p>
+    <w:p>
+      <w:pPr>
+        <w:pStyle w:val="SourceCode"/>
+      </w:pPr>
+      <w:r>
+        <w:rPr>
+          <w:rStyle w:val="VerbatimChar"/>
+        </w:rPr>
+        <w:t xml:space="preserve">PQ = sum_{(p,g) in TP} IoU(p,g) / (|TP| + 0.5|FP| + 0.5|FN|)</w:t>
+      </w:r>
+    </w:p>
+    <w:p>
+      <w:pPr>
+        <w:pStyle w:val="FirstParagraph"/>
+      </w:pPr>
+      <w:r>
+        <w:t xml:space="preserve">Also report the two components:</w:t>
+      </w:r>
+    </w:p>
+    <w:p>
+      <w:pPr>
+        <w:pStyle w:val="SourceCode"/>
+      </w:pPr>
+      <w:r>
+        <w:rPr>
+          <w:rStyle w:val="VerbatimChar"/>
+        </w:rPr>
+        <w:t xml:space="preserve">SQ = segmentation quality over matched segments</w:t>
+      </w:r>
+      <w:r>
+        <w:br/>
+      </w:r>
+      <w:r>
+        <w:rPr>
+          <w:rStyle w:val="VerbatimChar"/>
+        </w:rPr>
+        <w:t xml:space="preserve">RQ = recognition quality</w:t>
+      </w:r>
+    </w:p>
     <w:bookmarkEnd w:id="65"/>
-    <w:bookmarkStart w:id="68" w:name="metrics"/>
-    <w:p>
-      <w:pPr>
-        <w:pStyle w:val="Heading2"/>
-      </w:pPr>
-      <w:r>
-        <w:t xml:space="preserve">Metrics</w:t>
-      </w:r>
-    </w:p>
-    <w:bookmarkStart w:id="66" w:name="panoptic-quality"/>
+    <w:bookmarkStart w:id="66" w:name="semantic-miou"/>
     <w:p>
       <w:pPr>
         <w:pStyle w:val="Heading3"/>
       </w:pPr>
       <w:r>
-        <w:t xml:space="preserve">Panoptic Quality</w:t>
+        <w:t xml:space="preserve">Semantic mIoU</w:t>
       </w:r>
     </w:p>
     <w:p>
@@ -4211,7 +4275,7 @@
         <w:pStyle w:val="FirstParagraph"/>
       </w:pPr>
       <w:r>
-        <w:t xml:space="preserve">When ground-truth panoptic annotations are available, report PQ:</w:t>
+        <w:t xml:space="preserve">For semantic-only labels, the standard per-class IoU averaged over classes:</w:t>
       </w:r>
     </w:p>
     <w:p>
@@ -4222,26 +4286,7 @@
         <w:rPr>
           <w:rStyle w:val="VerbatimChar"/>
         </w:rPr>
-        <w:t xml:space="preserve">PQ = sum_{(p,g) in TP} IoU(p,g) / (|TP| + 0.5|FP| + 0.5|FN|)</w:t>
-      </w:r>
-    </w:p>
-    <w:p>
-      <w:pPr>
-        <w:pStyle w:val="FirstParagraph"/>
-      </w:pPr>
-      <w:r>
-        <w:t xml:space="preserve">Also report the two components:</w:t>
-      </w:r>
-    </w:p>
-    <w:p>
-      <w:pPr>
-        <w:pStyle w:val="SourceCode"/>
-      </w:pPr>
-      <w:r>
-        <w:rPr>
-          <w:rStyle w:val="VerbatimChar"/>
-        </w:rPr>
-        <w:t xml:space="preserve">SQ = segmentation quality over matched segments</w:t>
+        <w:t xml:space="preserve">IoU_c = TP_c / (TP_c + FP_c + FN_c)</w:t>
       </w:r>
       <w:r>
         <w:br/>
@@ -4250,50 +4295,12 @@
         <w:rPr>
           <w:rStyle w:val="VerbatimChar"/>
         </w:rPr>
-        <w:t xml:space="preserve">RQ = recognition quality</w:t>
+        <w:t xml:space="preserve">mIoU = mean_c IoU_c</w:t>
       </w:r>
     </w:p>
     <w:bookmarkEnd w:id="66"/>
-    <w:bookmarkStart w:id="67" w:name="semantic-miou"/>
-    <w:p>
-      <w:pPr>
-        <w:pStyle w:val="Heading3"/>
-      </w:pPr>
-      <w:r>
-        <w:t xml:space="preserve">Semantic mIoU</w:t>
-      </w:r>
-    </w:p>
-    <w:p>
-      <w:pPr>
-        <w:pStyle w:val="FirstParagraph"/>
-      </w:pPr>
-      <w:r>
-        <w:t xml:space="preserve">For semantic-only labels, the standard per-class IoU averaged over classes:</w:t>
-      </w:r>
-    </w:p>
-    <w:p>
-      <w:pPr>
-        <w:pStyle w:val="SourceCode"/>
-      </w:pPr>
-      <w:r>
-        <w:rPr>
-          <w:rStyle w:val="VerbatimChar"/>
-        </w:rPr>
-        <w:t xml:space="preserve">IoU_c = TP_c / (TP_c + FP_c + FN_c)</w:t>
-      </w:r>
-      <w:r>
-        <w:br/>
-      </w:r>
-      <w:r>
-        <w:rPr>
-          <w:rStyle w:val="VerbatimChar"/>
-        </w:rPr>
-        <w:t xml:space="preserve">mIoU = mean_c IoU_c</w:t>
-      </w:r>
-    </w:p>
     <w:bookmarkEnd w:id="67"/>
-    <w:bookmarkEnd w:id="68"/>
-    <w:bookmarkStart w:id="69" w:name="baselines"/>
+    <w:bookmarkStart w:id="68" w:name="baselines"/>
     <w:p>
       <w:pPr>
         <w:pStyle w:val="Heading2"/>
@@ -4437,8 +4444,8 @@
         </w:tc>
       </w:tr>
     </w:tbl>
-    <w:bookmarkEnd w:id="69"/>
-    <w:bookmarkStart w:id="70" w:name="report-table"/>
+    <w:bookmarkEnd w:id="68"/>
+    <w:bookmarkStart w:id="69" w:name="report-table"/>
     <w:p>
       <w:pPr>
         <w:pStyle w:val="Heading2"/>
@@ -4924,36 +4931,36 @@
         </w:pict>
       </w:r>
     </w:p>
+    <w:bookmarkEnd w:id="69"/>
+    <w:bookmarkStart w:id="70" w:name="depth-order-and-occlusion-graph-quality"/>
+    <w:p>
+      <w:pPr>
+        <w:pStyle w:val="Heading2"/>
+      </w:pPr>
+      <w:r>
+        <w:t xml:space="preserve">5.2 Depth-order and occlusion-graph quality</w:t>
+      </w:r>
+    </w:p>
     <w:bookmarkEnd w:id="70"/>
-    <w:bookmarkStart w:id="71" w:name="depth-order-and-occlusion-graph-quality"/>
+    <w:bookmarkStart w:id="71" w:name="why-this-matters"/>
     <w:p>
       <w:pPr>
         <w:pStyle w:val="Heading2"/>
       </w:pPr>
       <w:r>
-        <w:t xml:space="preserve">5.2 Depth-order and occlusion-graph quality</w:t>
+        <w:t xml:space="preserve">Why this matters</w:t>
+      </w:r>
+    </w:p>
+    <w:p>
+      <w:pPr>
+        <w:pStyle w:val="FirstParagraph"/>
+      </w:pPr>
+      <w:r>
+        <w:t xml:space="preserve">The output is a stack, so order is as important as mask quality. Get the ordering wrong and recomposition breaks, parallax looks incoherent, and the whole representation stops being useful even if each individual mask is perfect. Global average-depth sorting fails when objects are large, slanted, or span multiple depth planes — exactly the cases most scenes contain — so evaluation has to measure pairwise ordering, not just a global ranking.</w:t>
       </w:r>
     </w:p>
     <w:bookmarkEnd w:id="71"/>
-    <w:bookmarkStart w:id="72" w:name="why-this-matters"/>
-    <w:p>
-      <w:pPr>
-        <w:pStyle w:val="Heading2"/>
-      </w:pPr>
-      <w:r>
-        <w:t xml:space="preserve">Why this matters</w:t>
-      </w:r>
-    </w:p>
-    <w:p>
-      <w:pPr>
-        <w:pStyle w:val="FirstParagraph"/>
-      </w:pPr>
-      <w:r>
-        <w:t xml:space="preserve">The output is a stack, so order is as important as mask quality. Get the ordering wrong and recomposition breaks, parallax looks incoherent, and the whole representation stops being useful even if each individual mask is perfect. Global average-depth sorting fails when objects are large, slanted, or span multiple depth planes — exactly the cases most scenes contain — so evaluation has to measure pairwise ordering, not just a global ranking.</w:t>
-      </w:r>
-    </w:p>
-    <w:bookmarkEnd w:id="72"/>
-    <w:bookmarkStart w:id="73" w:name="datasets-1"/>
+    <w:bookmarkStart w:id="72" w:name="datasets-1"/>
     <w:p>
       <w:pPr>
         <w:pStyle w:val="Heading2"/>
@@ -5031,14 +5038,114 @@
         <w:t xml:space="preserve">Optional: KITTI for outdoor road scenes if vehicles and roads are a focus.</w:t>
       </w:r>
     </w:p>
+    <w:bookmarkEnd w:id="72"/>
+    <w:bookmarkStart w:id="73" w:name="ground-truth-pair-construction"/>
+    <w:p>
+      <w:pPr>
+        <w:pStyle w:val="Heading2"/>
+      </w:pPr>
+      <w:r>
+        <w:t xml:space="preserve">Ground-truth pair construction</w:t>
+      </w:r>
+    </w:p>
+    <w:p>
+      <w:pPr>
+        <w:pStyle w:val="FirstParagraph"/>
+      </w:pPr>
+      <w:r>
+        <w:t xml:space="preserve">For each image, define a ground-truth depth value per layer using median ground-truth depth inside the visible mask:</w:t>
+      </w:r>
+    </w:p>
+    <w:p>
+      <w:pPr>
+        <w:pStyle w:val="SourceCode"/>
+      </w:pPr>
+      <w:r>
+        <w:rPr>
+          <w:rStyle w:val="VerbatimChar"/>
+        </w:rPr>
+        <w:t xml:space="preserve">z_i = median(Depth_GT[p] for p in visible_mask_i)</w:t>
+      </w:r>
+    </w:p>
+    <w:p>
+      <w:pPr>
+        <w:pStyle w:val="FirstParagraph"/>
+      </w:pPr>
+      <w:r>
+        <w:t xml:space="preserve">Then, for each candidate pair</w:t>
+      </w:r>
+      <w:r>
+        <w:t xml:space="preserve"> </w:t>
+      </w:r>
+      <w:r>
+        <w:rPr>
+          <w:rStyle w:val="VerbatimChar"/>
+        </w:rPr>
+        <w:t xml:space="preserve">(i, j)</w:t>
+      </w:r>
+      <w:r>
+        <w:t xml:space="preserve">, include it only if:</w:t>
+      </w:r>
+    </w:p>
+    <w:p>
+      <w:pPr>
+        <w:pStyle w:val="SourceCode"/>
+      </w:pPr>
+      <w:r>
+        <w:rPr>
+          <w:rStyle w:val="VerbatimChar"/>
+        </w:rPr>
+        <w:t xml:space="preserve">|z_i - z_j| &gt; tau_depth</w:t>
+      </w:r>
+    </w:p>
+    <w:p>
+      <w:pPr>
+        <w:pStyle w:val="FirstParagraph"/>
+      </w:pPr>
+      <w:r>
+        <w:t xml:space="preserve">That threshold rejects near-ties, which otherwise get penalised as</w:t>
+      </w:r>
+      <w:r>
+        <w:t xml:space="preserve"> </w:t>
+      </w:r>
+      <w:r>
+        <w:t xml:space="preserve">“wrong”</w:t>
+      </w:r>
+      <w:r>
+        <w:t xml:space="preserve"> </w:t>
+      </w:r>
+      <w:r>
+        <w:t xml:space="preserve">even when the order is genuinely ambiguous.</w:t>
+      </w:r>
+    </w:p>
     <w:bookmarkEnd w:id="73"/>
-    <w:bookmarkStart w:id="74" w:name="ground-truth-pair-construction"/>
+    <w:bookmarkStart w:id="78" w:name="metrics-1"/>
     <w:p>
       <w:pPr>
         <w:pStyle w:val="Heading2"/>
       </w:pPr>
       <w:r>
-        <w:t xml:space="preserve">Ground-truth pair construction</w:t>
+        <w:t xml:space="preserve">Metrics</w:t>
+      </w:r>
+    </w:p>
+    <w:bookmarkStart w:id="74" w:name="pairwise-layer-order-accuracy-ploa"/>
+    <w:p>
+      <w:pPr>
+        <w:pStyle w:val="Heading3"/>
+      </w:pPr>
+      <w:r>
+        <w:t xml:space="preserve">Pairwise Layer Order Accuracy (PLOA)</w:t>
+      </w:r>
+    </w:p>
+    <w:p>
+      <w:pPr>
+        <w:pStyle w:val="SourceCode"/>
+      </w:pPr>
+      <w:r>
+        <w:rPr>
+          <w:rStyle w:val="VerbatimChar"/>
+        </w:rPr>
+        <w:t xml:space="preserve">PLOA = (# correctly ordered valid pairs) / (# valid pairs)</w:t>
       </w:r>
     </w:p>
     <w:p>
@@ -5046,7 +5153,7 @@
         <w:pStyle w:val="FirstParagraph"/>
       </w:pPr>
       <w:r>
-        <w:t xml:space="preserve">For each image, define a ground-truth depth value per layer using median ground-truth depth inside the visible mask:</w:t>
+        <w:t xml:space="preserve">A pair is correct if:</w:t>
       </w:r>
     </w:p>
     <w:p>
@@ -5057,7 +5164,7 @@
         <w:rPr>
           <w:rStyle w:val="VerbatimChar"/>
         </w:rPr>
-        <w:t xml:space="preserve">z_i = median(Depth_GT[p] for p in visible_mask_i)</w:t>
+        <w:t xml:space="preserve">sign(pred_depth_i - pred_depth_j) == sign(gt_depth_i - gt_depth_j)</w:t>
       </w:r>
     </w:p>
     <w:p>
@@ -5065,19 +5172,25 @@
         <w:pStyle w:val="FirstParagraph"/>
       </w:pPr>
       <w:r>
-        <w:t xml:space="preserve">Then, for each candidate pair</w:t>
-      </w:r>
-      <w:r>
-        <w:t xml:space="preserve"> </w:t>
-      </w:r>
-      <w:r>
-        <w:rPr>
-          <w:rStyle w:val="VerbatimChar"/>
-        </w:rPr>
-        <w:t xml:space="preserve">(i, j)</w:t>
-      </w:r>
-      <w:r>
-        <w:t xml:space="preserve">, include it only if:</w:t>
+        <w:t xml:space="preserve">Stick to one depth convention consistently: here, smaller depth means nearer when using metric depth.</w:t>
+      </w:r>
+    </w:p>
+    <w:bookmarkEnd w:id="74"/>
+    <w:bookmarkStart w:id="75" w:name="boundary-weighted-ploa-bw-ploa"/>
+    <w:p>
+      <w:pPr>
+        <w:pStyle w:val="Heading3"/>
+      </w:pPr>
+      <w:r>
+        <w:t xml:space="preserve">Boundary-Weighted PLOA (BW-PLOA)</w:t>
+      </w:r>
+    </w:p>
+    <w:p>
+      <w:pPr>
+        <w:pStyle w:val="FirstParagraph"/>
+      </w:pPr>
+      <w:r>
+        <w:t xml:space="preserve">Weight pairs by shared boundary length or adjacency confidence, so pairs that actually touch count more than pairs sitting in different corners of the image:</w:t>
       </w:r>
     </w:p>
     <w:p>
@@ -5088,7 +5201,7 @@
         <w:rPr>
           <w:rStyle w:val="VerbatimChar"/>
         </w:rPr>
-        <w:t xml:space="preserve">|z_i - z_j| &gt; tau_depth</w:t>
+        <w:t xml:space="preserve">BW-PLOA = sum_{i,j} w_ij * correct_ij / sum_{i,j} w_ij</w:t>
       </w:r>
     </w:p>
     <w:p>
@@ -5096,38 +5209,36 @@
         <w:pStyle w:val="FirstParagraph"/>
       </w:pPr>
       <w:r>
-        <w:t xml:space="preserve">That threshold rejects near-ties, which otherwise get penalised as</w:t>
-      </w:r>
-      <w:r>
-        <w:t xml:space="preserve"> </w:t>
-      </w:r>
-      <w:r>
-        <w:t xml:space="preserve">“wrong”</w:t>
-      </w:r>
-      <w:r>
-        <w:t xml:space="preserve"> </w:t>
-      </w:r>
-      <w:r>
-        <w:t xml:space="preserve">even when the order is genuinely ambiguous.</w:t>
-      </w:r>
-    </w:p>
-    <w:bookmarkEnd w:id="74"/>
-    <w:bookmarkStart w:id="79" w:name="metrics-1"/>
-    <w:p>
-      <w:pPr>
-        <w:pStyle w:val="Heading2"/>
-      </w:pPr>
-      <w:r>
-        <w:t xml:space="preserve">Metrics</w:t>
-      </w:r>
-    </w:p>
-    <w:bookmarkStart w:id="75" w:name="pairwise-layer-order-accuracy-ploa"/>
+        <w:t xml:space="preserve">Recommended weight:</w:t>
+      </w:r>
+    </w:p>
+    <w:p>
+      <w:pPr>
+        <w:pStyle w:val="SourceCode"/>
+      </w:pPr>
+      <w:r>
+        <w:rPr>
+          <w:rStyle w:val="VerbatimChar"/>
+        </w:rPr>
+        <w:t xml:space="preserve">w_ij = shared_boundary_length(i,j) * min(area_i, area_j)^0.5</w:t>
+      </w:r>
+    </w:p>
+    <w:bookmarkEnd w:id="75"/>
+    <w:bookmarkStart w:id="76" w:name="occlusion-edge-f1"/>
     <w:p>
       <w:pPr>
         <w:pStyle w:val="Heading3"/>
       </w:pPr>
       <w:r>
-        <w:t xml:space="preserve">Pairwise Layer Order Accuracy (PLOA)</w:t>
+        <w:t xml:space="preserve">Occlusion Edge F1</w:t>
+      </w:r>
+    </w:p>
+    <w:p>
+      <w:pPr>
+        <w:pStyle w:val="FirstParagraph"/>
+      </w:pPr>
+      <w:r>
+        <w:t xml:space="preserve">Build a ground-truth occlusion graph from synthetic z-order or RGB-D boundary reasoning. Then compare predicted graph edges as a set:</w:t>
       </w:r>
     </w:p>
     <w:p>
@@ -5138,7 +5249,35 @@
         <w:rPr>
           <w:rStyle w:val="VerbatimChar"/>
         </w:rPr>
-        <w:t xml:space="preserve">PLOA = (# correctly ordered valid pairs) / (# valid pairs)</w:t>
+        <w:t xml:space="preserve">Precision = correct_pred_edges / pred_edges</w:t>
+      </w:r>
+      <w:r>
+        <w:br/>
+      </w:r>
+      <w:r>
+        <w:rPr>
+          <w:rStyle w:val="VerbatimChar"/>
+        </w:rPr>
+        <w:t xml:space="preserve">Recall    = correct_pred_edges / gt_edges</w:t>
+      </w:r>
+      <w:r>
+        <w:br/>
+      </w:r>
+      <w:r>
+        <w:rPr>
+          <w:rStyle w:val="VerbatimChar"/>
+        </w:rPr>
+        <w:t xml:space="preserve">F1        = 2PR / (P + R)</w:t>
+      </w:r>
+    </w:p>
+    <w:bookmarkEnd w:id="76"/>
+    <w:bookmarkStart w:id="77" w:name="kendall-tau-inversion-count"/>
+    <w:p>
+      <w:pPr>
+        <w:pStyle w:val="Heading3"/>
+      </w:pPr>
+      <w:r>
+        <w:t xml:space="preserve">Kendall tau / inversion count</w:t>
       </w:r>
     </w:p>
     <w:p>
@@ -5146,144 +5285,12 @@
         <w:pStyle w:val="FirstParagraph"/>
       </w:pPr>
       <w:r>
-        <w:t xml:space="preserve">A pair is correct if:</w:t>
-      </w:r>
-    </w:p>
-    <w:p>
-      <w:pPr>
-        <w:pStyle w:val="SourceCode"/>
-      </w:pPr>
-      <w:r>
-        <w:rPr>
-          <w:rStyle w:val="VerbatimChar"/>
-        </w:rPr>
-        <w:t xml:space="preserve">sign(pred_depth_i - pred_depth_j) == sign(gt_depth_i - gt_depth_j)</w:t>
-      </w:r>
-    </w:p>
-    <w:p>
-      <w:pPr>
-        <w:pStyle w:val="FirstParagraph"/>
-      </w:pPr>
-      <w:r>
-        <w:t xml:space="preserve">Stick to one depth convention consistently: here, smaller depth means nearer when using metric depth.</w:t>
-      </w:r>
-    </w:p>
-    <w:bookmarkEnd w:id="75"/>
-    <w:bookmarkStart w:id="76" w:name="boundary-weighted-ploa-bw-ploa"/>
-    <w:p>
-      <w:pPr>
-        <w:pStyle w:val="Heading3"/>
-      </w:pPr>
-      <w:r>
-        <w:t xml:space="preserve">Boundary-Weighted PLOA (BW-PLOA)</w:t>
-      </w:r>
-    </w:p>
-    <w:p>
-      <w:pPr>
-        <w:pStyle w:val="FirstParagraph"/>
-      </w:pPr>
-      <w:r>
-        <w:t xml:space="preserve">Weight pairs by shared boundary length or adjacency confidence, so pairs that actually touch count more than pairs sitting in different corners of the image:</w:t>
-      </w:r>
-    </w:p>
-    <w:p>
-      <w:pPr>
-        <w:pStyle w:val="SourceCode"/>
-      </w:pPr>
-      <w:r>
-        <w:rPr>
-          <w:rStyle w:val="VerbatimChar"/>
-        </w:rPr>
-        <w:t xml:space="preserve">BW-PLOA = sum_{i,j} w_ij * correct_ij / sum_{i,j} w_ij</w:t>
-      </w:r>
-    </w:p>
-    <w:p>
-      <w:pPr>
-        <w:pStyle w:val="FirstParagraph"/>
-      </w:pPr>
-      <w:r>
-        <w:t xml:space="preserve">Recommended weight:</w:t>
-      </w:r>
-    </w:p>
-    <w:p>
-      <w:pPr>
-        <w:pStyle w:val="SourceCode"/>
-      </w:pPr>
-      <w:r>
-        <w:rPr>
-          <w:rStyle w:val="VerbatimChar"/>
-        </w:rPr>
-        <w:t xml:space="preserve">w_ij = shared_boundary_length(i,j) * min(area_i, area_j)^0.5</w:t>
-      </w:r>
-    </w:p>
-    <w:bookmarkEnd w:id="76"/>
-    <w:bookmarkStart w:id="77" w:name="occlusion-edge-f1"/>
-    <w:p>
-      <w:pPr>
-        <w:pStyle w:val="Heading3"/>
-      </w:pPr>
-      <w:r>
-        <w:t xml:space="preserve">Occlusion Edge F1</w:t>
-      </w:r>
-    </w:p>
-    <w:p>
-      <w:pPr>
-        <w:pStyle w:val="FirstParagraph"/>
-      </w:pPr>
-      <w:r>
-        <w:t xml:space="preserve">Build a ground-truth occlusion graph from synthetic z-order or RGB-D boundary reasoning. Then compare predicted graph edges as a set:</w:t>
-      </w:r>
-    </w:p>
-    <w:p>
-      <w:pPr>
-        <w:pStyle w:val="SourceCode"/>
-      </w:pPr>
-      <w:r>
-        <w:rPr>
-          <w:rStyle w:val="VerbatimChar"/>
-        </w:rPr>
-        <w:t xml:space="preserve">Precision = correct_pred_edges / pred_edges</w:t>
-      </w:r>
-      <w:r>
-        <w:br/>
-      </w:r>
-      <w:r>
-        <w:rPr>
-          <w:rStyle w:val="VerbatimChar"/>
-        </w:rPr>
-        <w:t xml:space="preserve">Recall    = correct_pred_edges / gt_edges</w:t>
-      </w:r>
-      <w:r>
-        <w:br/>
-      </w:r>
-      <w:r>
-        <w:rPr>
-          <w:rStyle w:val="VerbatimChar"/>
-        </w:rPr>
-        <w:t xml:space="preserve">F1        = 2PR / (P + R)</w:t>
+        <w:t xml:space="preserve">For images with a total ground-truth layer order, also report Kendall tau or the normalised inversion count, which provides a compact summary when the order is fully defined.</w:t>
       </w:r>
     </w:p>
     <w:bookmarkEnd w:id="77"/>
-    <w:bookmarkStart w:id="78" w:name="kendall-tau-inversion-count"/>
-    <w:p>
-      <w:pPr>
-        <w:pStyle w:val="Heading3"/>
-      </w:pPr>
-      <w:r>
-        <w:t xml:space="preserve">Kendall tau / inversion count</w:t>
-      </w:r>
-    </w:p>
-    <w:p>
-      <w:pPr>
-        <w:pStyle w:val="FirstParagraph"/>
-      </w:pPr>
-      <w:r>
-        <w:t xml:space="preserve">For images with a total ground-truth layer order, also report Kendall tau or the normalised inversion count, which provides a compact summary when the order is fully defined.</w:t>
-      </w:r>
-    </w:p>
     <w:bookmarkEnd w:id="78"/>
-    <w:bookmarkEnd w:id="79"/>
-    <w:bookmarkStart w:id="80" w:name="report-table-1"/>
+    <w:bookmarkStart w:id="79" w:name="report-table-1"/>
     <w:p>
       <w:pPr>
         <w:pStyle w:val="Heading2"/>
@@ -5737,24 +5744,42 @@
         </w:pict>
       </w:r>
     </w:p>
+    <w:bookmarkEnd w:id="79"/>
+    <w:bookmarkStart w:id="80" w:name="rgba-recomposition-fidelity"/>
+    <w:p>
+      <w:pPr>
+        <w:pStyle w:val="Heading2"/>
+      </w:pPr>
+      <w:r>
+        <w:t xml:space="preserve">5.3 RGBA recomposition fidelity</w:t>
+      </w:r>
+    </w:p>
     <w:bookmarkEnd w:id="80"/>
-    <w:bookmarkStart w:id="81" w:name="rgba-recomposition-fidelity"/>
+    <w:bookmarkStart w:id="81" w:name="why-this-matters-1"/>
     <w:p>
       <w:pPr>
         <w:pStyle w:val="Heading2"/>
       </w:pPr>
       <w:r>
-        <w:t xml:space="preserve">5.3 RGBA recomposition fidelity</w:t>
+        <w:t xml:space="preserve">Why this matters</w:t>
+      </w:r>
+    </w:p>
+    <w:p>
+      <w:pPr>
+        <w:pStyle w:val="FirstParagraph"/>
+      </w:pPr>
+      <w:r>
+        <w:t xml:space="preserve">If the exported layers are correct, alpha-compositing them in predicted order should recover the input image closely. This track is essentially a sanity check on the representation as a whole.</w:t>
       </w:r>
     </w:p>
     <w:bookmarkEnd w:id="81"/>
-    <w:bookmarkStart w:id="82" w:name="why-this-matters-1"/>
+    <w:bookmarkStart w:id="82" w:name="rendering-equation"/>
     <w:p>
       <w:pPr>
         <w:pStyle w:val="Heading2"/>
       </w:pPr>
       <w:r>
-        <w:t xml:space="preserve">Why this matters</w:t>
+        <w:t xml:space="preserve">Rendering equation</w:t>
       </w:r>
     </w:p>
     <w:p>
@@ -5762,17 +5787,84 @@
         <w:pStyle w:val="FirstParagraph"/>
       </w:pPr>
       <w:r>
-        <w:t xml:space="preserve">If the exported layers are correct, alpha-compositing them in predicted order should recover the input image closely. This track is essentially a sanity check on the representation as a whole.</w:t>
+        <w:t xml:space="preserve">For layers composited far-to-near:</w:t>
+      </w:r>
+    </w:p>
+    <w:p>
+      <w:pPr>
+        <w:pStyle w:val="SourceCode"/>
+      </w:pPr>
+      <w:r>
+        <w:rPr>
+          <w:rStyle w:val="VerbatimChar"/>
+        </w:rPr>
+        <w:t xml:space="preserve">C_out = alpha_over(L_1, L_2, ..., L_K)</w:t>
+      </w:r>
+    </w:p>
+    <w:p>
+      <w:pPr>
+        <w:pStyle w:val="FirstParagraph"/>
+      </w:pPr>
+      <w:r>
+        <w:t xml:space="preserve">Equivalently: start from the farthest layer and alpha-over each nearer layer on top.</w:t>
       </w:r>
     </w:p>
     <w:bookmarkEnd w:id="82"/>
-    <w:bookmarkStart w:id="83" w:name="rendering-equation"/>
+    <w:bookmarkStart w:id="87" w:name="metrics-2"/>
     <w:p>
       <w:pPr>
         <w:pStyle w:val="Heading2"/>
       </w:pPr>
       <w:r>
-        <w:t xml:space="preserve">Rendering equation</w:t>
+        <w:t xml:space="preserve">Metrics</w:t>
+      </w:r>
+    </w:p>
+    <w:bookmarkStart w:id="83" w:name="pixel-reconstruction"/>
+    <w:p>
+      <w:pPr>
+        <w:pStyle w:val="Heading3"/>
+      </w:pPr>
+      <w:r>
+        <w:t xml:space="preserve">Pixel reconstruction</w:t>
+      </w:r>
+    </w:p>
+    <w:p>
+      <w:pPr>
+        <w:pStyle w:val="SourceCode"/>
+      </w:pPr>
+      <w:r>
+        <w:rPr>
+          <w:rStyle w:val="VerbatimChar"/>
+        </w:rPr>
+        <w:t xml:space="preserve">MAE  = mean(|I - I_hat|)</w:t>
+      </w:r>
+      <w:r>
+        <w:br/>
+      </w:r>
+      <w:r>
+        <w:rPr>
+          <w:rStyle w:val="VerbatimChar"/>
+        </w:rPr>
+        <w:t xml:space="preserve">MSE  = mean((I - I_hat)^2)</w:t>
+      </w:r>
+      <w:r>
+        <w:br/>
+      </w:r>
+      <w:r>
+        <w:rPr>
+          <w:rStyle w:val="VerbatimChar"/>
+        </w:rPr>
+        <w:t xml:space="preserve">PSNR = 20 log10(MAX_I / sqrt(MSE))</w:t>
+      </w:r>
+    </w:p>
+    <w:bookmarkEnd w:id="83"/>
+    <w:bookmarkStart w:id="84" w:name="structural-similarity"/>
+    <w:p>
+      <w:pPr>
+        <w:pStyle w:val="Heading3"/>
+      </w:pPr>
+      <w:r>
+        <w:t xml:space="preserve">Structural similarity</w:t>
       </w:r>
     </w:p>
     <w:p>
@@ -5780,7 +5872,43 @@
         <w:pStyle w:val="FirstParagraph"/>
       </w:pPr>
       <w:r>
-        <w:t xml:space="preserve">For layers composited far-to-near:</w:t>
+        <w:t xml:space="preserve">SSIM or MS-SSIM.</w:t>
+      </w:r>
+    </w:p>
+    <w:bookmarkEnd w:id="84"/>
+    <w:bookmarkStart w:id="85" w:name="perceptual-similarity"/>
+    <w:p>
+      <w:pPr>
+        <w:pStyle w:val="Heading3"/>
+      </w:pPr>
+      <w:r>
+        <w:t xml:space="preserve">Perceptual similarity</w:t>
+      </w:r>
+    </w:p>
+    <w:p>
+      <w:pPr>
+        <w:pStyle w:val="FirstParagraph"/>
+      </w:pPr>
+      <w:r>
+        <w:t xml:space="preserve">LPIPS, when available. Lower values are better.</w:t>
+      </w:r>
+    </w:p>
+    <w:bookmarkEnd w:id="85"/>
+    <w:bookmarkStart w:id="86" w:name="alpha-coverage-error"/>
+    <w:p>
+      <w:pPr>
+        <w:pStyle w:val="Heading3"/>
+      </w:pPr>
+      <w:r>
+        <w:t xml:space="preserve">Alpha coverage error</w:t>
+      </w:r>
+    </w:p>
+    <w:p>
+      <w:pPr>
+        <w:pStyle w:val="FirstParagraph"/>
+      </w:pPr>
+      <w:r>
+        <w:t xml:space="preserve">Compare the summed alpha against the valid image area. For opaque natural images, summed alpha should cover the whole scene:</w:t>
       </w:r>
     </w:p>
     <w:p>
@@ -5791,133 +5919,12 @@
         <w:rPr>
           <w:rStyle w:val="VerbatimChar"/>
         </w:rPr>
-        <w:t xml:space="preserve">C_out = alpha_over(L_1, L_2, ..., L_K)</w:t>
-      </w:r>
-    </w:p>
-    <w:p>
-      <w:pPr>
-        <w:pStyle w:val="FirstParagraph"/>
-      </w:pPr>
-      <w:r>
-        <w:t xml:space="preserve">Equivalently: start from the farthest layer and alpha-over each nearer layer on top.</w:t>
-      </w:r>
-    </w:p>
-    <w:bookmarkEnd w:id="83"/>
-    <w:bookmarkStart w:id="88" w:name="metrics-2"/>
-    <w:p>
-      <w:pPr>
-        <w:pStyle w:val="Heading2"/>
-      </w:pPr>
-      <w:r>
-        <w:t xml:space="preserve">Metrics</w:t>
-      </w:r>
-    </w:p>
-    <w:bookmarkStart w:id="84" w:name="pixel-reconstruction"/>
-    <w:p>
-      <w:pPr>
-        <w:pStyle w:val="Heading3"/>
-      </w:pPr>
-      <w:r>
-        <w:t xml:space="preserve">Pixel reconstruction</w:t>
-      </w:r>
-    </w:p>
-    <w:p>
-      <w:pPr>
-        <w:pStyle w:val="SourceCode"/>
-      </w:pPr>
-      <w:r>
-        <w:rPr>
-          <w:rStyle w:val="VerbatimChar"/>
-        </w:rPr>
-        <w:t xml:space="preserve">MAE  = mean(|I - I_hat|)</w:t>
-      </w:r>
-      <w:r>
-        <w:br/>
-      </w:r>
-      <w:r>
-        <w:rPr>
-          <w:rStyle w:val="VerbatimChar"/>
-        </w:rPr>
-        <w:t xml:space="preserve">MSE  = mean((I - I_hat)^2)</w:t>
-      </w:r>
-      <w:r>
-        <w:br/>
-      </w:r>
-      <w:r>
-        <w:rPr>
-          <w:rStyle w:val="VerbatimChar"/>
-        </w:rPr>
-        <w:t xml:space="preserve">PSNR = 20 log10(MAX_I / sqrt(MSE))</w:t>
-      </w:r>
-    </w:p>
-    <w:bookmarkEnd w:id="84"/>
-    <w:bookmarkStart w:id="85" w:name="structural-similarity"/>
-    <w:p>
-      <w:pPr>
-        <w:pStyle w:val="Heading3"/>
-      </w:pPr>
-      <w:r>
-        <w:t xml:space="preserve">Structural similarity</w:t>
-      </w:r>
-    </w:p>
-    <w:p>
-      <w:pPr>
-        <w:pStyle w:val="FirstParagraph"/>
-      </w:pPr>
-      <w:r>
-        <w:t xml:space="preserve">SSIM or MS-SSIM.</w:t>
-      </w:r>
-    </w:p>
-    <w:bookmarkEnd w:id="85"/>
-    <w:bookmarkStart w:id="86" w:name="perceptual-similarity"/>
-    <w:p>
-      <w:pPr>
-        <w:pStyle w:val="Heading3"/>
-      </w:pPr>
-      <w:r>
-        <w:t xml:space="preserve">Perceptual similarity</w:t>
-      </w:r>
-    </w:p>
-    <w:p>
-      <w:pPr>
-        <w:pStyle w:val="FirstParagraph"/>
-      </w:pPr>
-      <w:r>
-        <w:t xml:space="preserve">LPIPS, when available. Lower values are better.</w:t>
+        <w:t xml:space="preserve">coverage_error = mean(|clip(sum_k alpha_k, 0, 1) - 1|)</w:t>
       </w:r>
     </w:p>
     <w:bookmarkEnd w:id="86"/>
-    <w:bookmarkStart w:id="87" w:name="alpha-coverage-error"/>
-    <w:p>
-      <w:pPr>
-        <w:pStyle w:val="Heading3"/>
-      </w:pPr>
-      <w:r>
-        <w:t xml:space="preserve">Alpha coverage error</w:t>
-      </w:r>
-    </w:p>
-    <w:p>
-      <w:pPr>
-        <w:pStyle w:val="FirstParagraph"/>
-      </w:pPr>
-      <w:r>
-        <w:t xml:space="preserve">Compare the summed alpha against the valid image area. For opaque natural images, summed alpha should cover the whole scene:</w:t>
-      </w:r>
-    </w:p>
-    <w:p>
-      <w:pPr>
-        <w:pStyle w:val="SourceCode"/>
-      </w:pPr>
-      <w:r>
-        <w:rPr>
-          <w:rStyle w:val="VerbatimChar"/>
-        </w:rPr>
-        <w:t xml:space="preserve">coverage_error = mean(|clip(sum_k alpha_k, 0, 1) - 1|)</w:t>
-      </w:r>
-    </w:p>
     <w:bookmarkEnd w:id="87"/>
-    <w:bookmarkEnd w:id="88"/>
-    <w:bookmarkStart w:id="89" w:name="report-table-2"/>
+    <w:bookmarkStart w:id="88" w:name="report-table-2"/>
     <w:p>
       <w:pPr>
         <w:pStyle w:val="Heading2"/>
@@ -6293,18 +6300,18 @@
         </w:pict>
       </w:r>
     </w:p>
+    <w:bookmarkEnd w:id="88"/>
+    <w:bookmarkStart w:id="89" w:name="Xe1a9d897ee24f294c85f4d7938585d53a12899b"/>
+    <w:p>
+      <w:pPr>
+        <w:pStyle w:val="Heading2"/>
+      </w:pPr>
+      <w:r>
+        <w:t xml:space="preserve">5.4 Amodal masks and hidden-region completion</w:t>
+      </w:r>
+    </w:p>
     <w:bookmarkEnd w:id="89"/>
-    <w:bookmarkStart w:id="90" w:name="Xe1a9d897ee24f294c85f4d7938585d53a12899b"/>
-    <w:p>
-      <w:pPr>
-        <w:pStyle w:val="Heading2"/>
-      </w:pPr>
-      <w:r>
-        <w:t xml:space="preserve">5.4 Amodal masks and hidden-region completion</w:t>
-      </w:r>
-    </w:p>
-    <w:bookmarkEnd w:id="90"/>
-    <w:bookmarkStart w:id="91" w:name="datasets-2"/>
+    <w:bookmarkStart w:id="90" w:name="datasets-2"/>
     <w:p>
       <w:pPr>
         <w:pStyle w:val="Heading2"/>
@@ -6389,23 +6396,44 @@
         <w:t xml:space="preserve">, if accessible, for real indoor amodal masks from 3D data.</w:t>
       </w:r>
     </w:p>
+    <w:bookmarkEnd w:id="90"/>
+    <w:bookmarkStart w:id="95" w:name="metrics-3"/>
+    <w:p>
+      <w:pPr>
+        <w:pStyle w:val="Heading2"/>
+      </w:pPr>
+      <w:r>
+        <w:t xml:space="preserve">Metrics</w:t>
+      </w:r>
+    </w:p>
+    <w:bookmarkStart w:id="91" w:name="modal-iou-visible-mask-quality"/>
+    <w:p>
+      <w:pPr>
+        <w:pStyle w:val="Heading3"/>
+      </w:pPr>
+      <w:r>
+        <w:t xml:space="preserve">Modal IoU — visible mask quality</w:t>
+      </w:r>
+    </w:p>
+    <w:p>
+      <w:pPr>
+        <w:pStyle w:val="SourceCode"/>
+      </w:pPr>
+      <w:r>
+        <w:rPr>
+          <w:rStyle w:val="VerbatimChar"/>
+        </w:rPr>
+        <w:t xml:space="preserve">IoU_visible = |M_pred_visible ∩ M_gt_visible| / |M_pred_visible ∪ M_gt_visible|</w:t>
+      </w:r>
+    </w:p>
     <w:bookmarkEnd w:id="91"/>
-    <w:bookmarkStart w:id="96" w:name="metrics-3"/>
-    <w:p>
-      <w:pPr>
-        <w:pStyle w:val="Heading2"/>
-      </w:pPr>
-      <w:r>
-        <w:t xml:space="preserve">Metrics</w:t>
-      </w:r>
-    </w:p>
-    <w:bookmarkStart w:id="92" w:name="modal-iou-visible-mask-quality"/>
+    <w:bookmarkStart w:id="92" w:name="amodal-iou-full-object-extent-quality"/>
     <w:p>
       <w:pPr>
         <w:pStyle w:val="Heading3"/>
       </w:pPr>
       <w:r>
-        <w:t xml:space="preserve">Modal IoU — visible mask quality</w:t>
+        <w:t xml:space="preserve">Amodal IoU — full object extent quality</w:t>
       </w:r>
     </w:p>
     <w:p>
@@ -6416,17 +6444,25 @@
         <w:rPr>
           <w:rStyle w:val="VerbatimChar"/>
         </w:rPr>
-        <w:t xml:space="preserve">IoU_visible = |M_pred_visible ∩ M_gt_visible| / |M_pred_visible ∪ M_gt_visible|</w:t>
+        <w:t xml:space="preserve">IoU_amodal = |M_pred_amodal ∩ M_gt_amodal| / |M_pred_amodal ∪ M_gt_amodal|</w:t>
       </w:r>
     </w:p>
     <w:bookmarkEnd w:id="92"/>
-    <w:bookmarkStart w:id="93" w:name="amodal-iou-full-object-extent-quality"/>
+    <w:bookmarkStart w:id="93" w:name="invisible-region-iou"/>
     <w:p>
       <w:pPr>
         <w:pStyle w:val="Heading3"/>
       </w:pPr>
       <w:r>
-        <w:t xml:space="preserve">Amodal IoU — full object extent quality</w:t>
+        <w:t xml:space="preserve">Invisible-region IoU</w:t>
+      </w:r>
+    </w:p>
+    <w:p>
+      <w:pPr>
+        <w:pStyle w:val="FirstParagraph"/>
+      </w:pPr>
+      <w:r>
+        <w:t xml:space="preserve">The hardest and most informative of the three, because it isolates just the hidden portion:</w:t>
       </w:r>
     </w:p>
     <w:p>
@@ -6437,17 +6473,26 @@
         <w:rPr>
           <w:rStyle w:val="VerbatimChar"/>
         </w:rPr>
-        <w:t xml:space="preserve">IoU_amodal = |M_pred_amodal ∩ M_gt_amodal| / |M_pred_amodal ∪ M_gt_amodal|</w:t>
+        <w:t xml:space="preserve">M_invisible = M_amodal - M_visible</w:t>
+      </w:r>
+      <w:r>
+        <w:br/>
+      </w:r>
+      <w:r>
+        <w:rPr>
+          <w:rStyle w:val="VerbatimChar"/>
+        </w:rPr>
+        <w:t xml:space="preserve">IoU_invisible = IoU(M_pred_invisible, M_gt_invisible)</w:t>
       </w:r>
     </w:p>
     <w:bookmarkEnd w:id="93"/>
-    <w:bookmarkStart w:id="94" w:name="invisible-region-iou"/>
+    <w:bookmarkStart w:id="94" w:name="background-completion-quality"/>
     <w:p>
       <w:pPr>
         <w:pStyle w:val="Heading3"/>
       </w:pPr>
       <w:r>
-        <w:t xml:space="preserve">Invisible-region IoU</w:t>
+        <w:t xml:space="preserve">Background-completion quality</w:t>
       </w:r>
     </w:p>
     <w:p>
@@ -6455,7 +6500,7 @@
         <w:pStyle w:val="FirstParagraph"/>
       </w:pPr>
       <w:r>
-        <w:t xml:space="preserve">The hardest and most informative of the three, because it isolates just the hidden portion:</w:t>
+        <w:t xml:space="preserve">On synthetic composites where the clean background is known:</w:t>
       </w:r>
     </w:p>
     <w:p>
@@ -6466,58 +6511,20 @@
         <w:rPr>
           <w:rStyle w:val="VerbatimChar"/>
         </w:rPr>
-        <w:t xml:space="preserve">M_invisible = M_amodal - M_visible</w:t>
-      </w:r>
-      <w:r>
-        <w:br/>
-      </w:r>
-      <w:r>
-        <w:rPr>
-          <w:rStyle w:val="VerbatimChar"/>
-        </w:rPr>
-        <w:t xml:space="preserve">IoU_invisible = IoU(M_pred_invisible, M_gt_invisible)</w:t>
+        <w:t xml:space="preserve">PSNR_masked, SSIM_masked, LPIPS_masked</w:t>
+      </w:r>
+    </w:p>
+    <w:p>
+      <w:pPr>
+        <w:pStyle w:val="FirstParagraph"/>
+      </w:pPr>
+      <w:r>
+        <w:t xml:space="preserve">These are computed only inside the removed or hidden region.</w:t>
       </w:r>
     </w:p>
     <w:bookmarkEnd w:id="94"/>
-    <w:bookmarkStart w:id="95" w:name="background-completion-quality"/>
-    <w:p>
-      <w:pPr>
-        <w:pStyle w:val="Heading3"/>
-      </w:pPr>
-      <w:r>
-        <w:t xml:space="preserve">Background-completion quality</w:t>
-      </w:r>
-    </w:p>
-    <w:p>
-      <w:pPr>
-        <w:pStyle w:val="FirstParagraph"/>
-      </w:pPr>
-      <w:r>
-        <w:t xml:space="preserve">On synthetic composites where the clean background is known:</w:t>
-      </w:r>
-    </w:p>
-    <w:p>
-      <w:pPr>
-        <w:pStyle w:val="SourceCode"/>
-      </w:pPr>
-      <w:r>
-        <w:rPr>
-          <w:rStyle w:val="VerbatimChar"/>
-        </w:rPr>
-        <w:t xml:space="preserve">PSNR_masked, SSIM_masked, LPIPS_masked</w:t>
-      </w:r>
-    </w:p>
-    <w:p>
-      <w:pPr>
-        <w:pStyle w:val="FirstParagraph"/>
-      </w:pPr>
-      <w:r>
-        <w:t xml:space="preserve">These are computed only inside the removed or hidden region.</w:t>
-      </w:r>
-    </w:p>
     <w:bookmarkEnd w:id="95"/>
-    <w:bookmarkEnd w:id="96"/>
-    <w:bookmarkStart w:id="97" w:name="report-table-3"/>
+    <w:bookmarkStart w:id="96" w:name="report-table-3"/>
     <w:p>
       <w:pPr>
         <w:pStyle w:val="Heading2"/>
@@ -6904,18 +6911,18 @@
         </w:pict>
       </w:r>
     </w:p>
+    <w:bookmarkEnd w:id="96"/>
+    <w:bookmarkStart w:id="97" w:name="intrinsic-albedo-and-shading-split"/>
+    <w:p>
+      <w:pPr>
+        <w:pStyle w:val="Heading2"/>
+      </w:pPr>
+      <w:r>
+        <w:t xml:space="preserve">5.5 Intrinsic albedo and shading split</w:t>
+      </w:r>
+    </w:p>
     <w:bookmarkEnd w:id="97"/>
-    <w:bookmarkStart w:id="98" w:name="intrinsic-albedo-and-shading-split"/>
-    <w:p>
-      <w:pPr>
-        <w:pStyle w:val="Heading2"/>
-      </w:pPr>
-      <w:r>
-        <w:t xml:space="preserve">5.5 Intrinsic albedo and shading split</w:t>
-      </w:r>
-    </w:p>
-    <w:bookmarkEnd w:id="98"/>
-    <w:bookmarkStart w:id="99" w:name="datasets-3"/>
+    <w:bookmarkStart w:id="98" w:name="datasets-3"/>
     <w:p>
       <w:pPr>
         <w:pStyle w:val="Heading2"/>
@@ -6980,23 +6987,41 @@
         <w:t xml:space="preserve">Optional: MIT Intrinsic Images if a small controlled set is enough.</w:t>
       </w:r>
     </w:p>
+    <w:bookmarkEnd w:id="98"/>
+    <w:bookmarkStart w:id="102" w:name="metrics-4"/>
+    <w:p>
+      <w:pPr>
+        <w:pStyle w:val="Heading2"/>
+      </w:pPr>
+      <w:r>
+        <w:t xml:space="preserve">Metrics</w:t>
+      </w:r>
+    </w:p>
+    <w:bookmarkStart w:id="99" w:name="whdr-on-iiw"/>
+    <w:p>
+      <w:pPr>
+        <w:pStyle w:val="Heading3"/>
+      </w:pPr>
+      <w:r>
+        <w:t xml:space="preserve">WHDR on IIW</w:t>
+      </w:r>
+    </w:p>
+    <w:p>
+      <w:pPr>
+        <w:pStyle w:val="FirstParagraph"/>
+      </w:pPr>
+      <w:r>
+        <w:t xml:space="preserve">WHDR measures whether predicted reflectance comparisons agree with human judgments. Lower is better.</w:t>
+      </w:r>
+    </w:p>
     <w:bookmarkEnd w:id="99"/>
-    <w:bookmarkStart w:id="103" w:name="metrics-4"/>
-    <w:p>
-      <w:pPr>
-        <w:pStyle w:val="Heading2"/>
-      </w:pPr>
-      <w:r>
-        <w:t xml:space="preserve">Metrics</w:t>
-      </w:r>
-    </w:p>
-    <w:bookmarkStart w:id="100" w:name="whdr-on-iiw"/>
+    <w:bookmarkStart w:id="100" w:name="synthetic-intrinsic-metrics"/>
     <w:p>
       <w:pPr>
         <w:pStyle w:val="Heading3"/>
       </w:pPr>
       <w:r>
-        <w:t xml:space="preserve">WHDR on IIW</w:t>
+        <w:t xml:space="preserve">Synthetic intrinsic metrics</w:t>
       </w:r>
     </w:p>
     <w:p>
@@ -7004,17 +7029,85 @@
         <w:pStyle w:val="FirstParagraph"/>
       </w:pPr>
       <w:r>
-        <w:t xml:space="preserve">WHDR measures whether predicted reflectance comparisons agree with human judgments. Lower is better.</w:t>
+        <w:t xml:space="preserve">If ground-truth albedo</w:t>
+      </w:r>
+      <w:r>
+        <w:t xml:space="preserve"> </w:t>
+      </w:r>
+      <w:r>
+        <w:rPr>
+          <w:rStyle w:val="VerbatimChar"/>
+        </w:rPr>
+        <w:t xml:space="preserve">A</w:t>
+      </w:r>
+      <w:r>
+        <w:t xml:space="preserve"> </w:t>
+      </w:r>
+      <w:r>
+        <w:t xml:space="preserve">and shading</w:t>
+      </w:r>
+      <w:r>
+        <w:t xml:space="preserve"> </w:t>
+      </w:r>
+      <w:r>
+        <w:rPr>
+          <w:rStyle w:val="VerbatimChar"/>
+        </w:rPr>
+        <w:t xml:space="preserve">S</w:t>
+      </w:r>
+      <w:r>
+        <w:t xml:space="preserve"> </w:t>
+      </w:r>
+      <w:r>
+        <w:t xml:space="preserve">are available:</w:t>
+      </w:r>
+    </w:p>
+    <w:p>
+      <w:pPr>
+        <w:pStyle w:val="SourceCode"/>
+      </w:pPr>
+      <w:r>
+        <w:rPr>
+          <w:rStyle w:val="VerbatimChar"/>
+        </w:rPr>
+        <w:t xml:space="preserve">MSE_albedo</w:t>
+      </w:r>
+      <w:r>
+        <w:br/>
+      </w:r>
+      <w:r>
+        <w:rPr>
+          <w:rStyle w:val="VerbatimChar"/>
+        </w:rPr>
+        <w:t xml:space="preserve">MSE_shading</w:t>
+      </w:r>
+      <w:r>
+        <w:br/>
+      </w:r>
+      <w:r>
+        <w:rPr>
+          <w:rStyle w:val="VerbatimChar"/>
+        </w:rPr>
+        <w:t xml:space="preserve">Scale-invariant MSE</w:t>
+      </w:r>
+      <w:r>
+        <w:br/>
+      </w:r>
+      <w:r>
+        <w:rPr>
+          <w:rStyle w:val="VerbatimChar"/>
+        </w:rPr>
+        <w:t xml:space="preserve">Layer-local color constancy error</w:t>
       </w:r>
     </w:p>
     <w:bookmarkEnd w:id="100"/>
-    <w:bookmarkStart w:id="101" w:name="synthetic-intrinsic-metrics"/>
+    <w:bookmarkStart w:id="101" w:name="recomposition-consistency"/>
     <w:p>
       <w:pPr>
         <w:pStyle w:val="Heading3"/>
       </w:pPr>
       <w:r>
-        <w:t xml:space="preserve">Synthetic intrinsic metrics</w:t>
+        <w:t xml:space="preserve">Recomposition consistency</w:t>
       </w:r>
     </w:p>
     <w:p>
@@ -7022,37 +7115,7 @@
         <w:pStyle w:val="FirstParagraph"/>
       </w:pPr>
       <w:r>
-        <w:t xml:space="preserve">If ground-truth albedo</w:t>
-      </w:r>
-      <w:r>
-        <w:t xml:space="preserve"> </w:t>
-      </w:r>
-      <w:r>
-        <w:rPr>
-          <w:rStyle w:val="VerbatimChar"/>
-        </w:rPr>
-        <w:t xml:space="preserve">A</w:t>
-      </w:r>
-      <w:r>
-        <w:t xml:space="preserve"> </w:t>
-      </w:r>
-      <w:r>
-        <w:t xml:space="preserve">and shading</w:t>
-      </w:r>
-      <w:r>
-        <w:t xml:space="preserve"> </w:t>
-      </w:r>
-      <w:r>
-        <w:rPr>
-          <w:rStyle w:val="VerbatimChar"/>
-        </w:rPr>
-        <w:t xml:space="preserve">S</w:t>
-      </w:r>
-      <w:r>
-        <w:t xml:space="preserve"> </w:t>
-      </w:r>
-      <w:r>
-        <w:t xml:space="preserve">are available:</w:t>
+        <w:t xml:space="preserve">Per layer:</w:t>
       </w:r>
     </w:p>
     <w:p>
@@ -7063,87 +7126,31 @@
         <w:rPr>
           <w:rStyle w:val="VerbatimChar"/>
         </w:rPr>
-        <w:t xml:space="preserve">MSE_albedo</w:t>
-      </w:r>
-      <w:r>
-        <w:br/>
-      </w:r>
-      <w:r>
-        <w:rPr>
-          <w:rStyle w:val="VerbatimChar"/>
-        </w:rPr>
-        <w:t xml:space="preserve">MSE_shading</w:t>
-      </w:r>
-      <w:r>
-        <w:br/>
-      </w:r>
-      <w:r>
-        <w:rPr>
-          <w:rStyle w:val="VerbatimChar"/>
-        </w:rPr>
-        <w:t xml:space="preserve">Scale-invariant MSE</w:t>
-      </w:r>
-      <w:r>
-        <w:br/>
-      </w:r>
-      <w:r>
-        <w:rPr>
-          <w:rStyle w:val="VerbatimChar"/>
-        </w:rPr>
-        <w:t xml:space="preserve">Layer-local color constancy error</w:t>
+        <w:t xml:space="preserve">I_layer ≈ A_layer * S_layer + residual_layer</w:t>
+      </w:r>
+    </w:p>
+    <w:p>
+      <w:pPr>
+        <w:pStyle w:val="FirstParagraph"/>
+      </w:pPr>
+      <w:r>
+        <w:t xml:space="preserve">Scored as:</w:t>
+      </w:r>
+    </w:p>
+    <w:p>
+      <w:pPr>
+        <w:pStyle w:val="SourceCode"/>
+      </w:pPr>
+      <w:r>
+        <w:rPr>
+          <w:rStyle w:val="VerbatimChar"/>
+        </w:rPr>
+        <w:t xml:space="preserve">intrinsic_recompose_error = mean(|I_layer - A_layer * S_layer| inside alpha &gt; 0)</w:t>
       </w:r>
     </w:p>
     <w:bookmarkEnd w:id="101"/>
-    <w:bookmarkStart w:id="102" w:name="recomposition-consistency"/>
-    <w:p>
-      <w:pPr>
-        <w:pStyle w:val="Heading3"/>
-      </w:pPr>
-      <w:r>
-        <w:t xml:space="preserve">Recomposition consistency</w:t>
-      </w:r>
-    </w:p>
-    <w:p>
-      <w:pPr>
-        <w:pStyle w:val="FirstParagraph"/>
-      </w:pPr>
-      <w:r>
-        <w:t xml:space="preserve">Per layer:</w:t>
-      </w:r>
-    </w:p>
-    <w:p>
-      <w:pPr>
-        <w:pStyle w:val="SourceCode"/>
-      </w:pPr>
-      <w:r>
-        <w:rPr>
-          <w:rStyle w:val="VerbatimChar"/>
-        </w:rPr>
-        <w:t xml:space="preserve">I_layer ≈ A_layer * S_layer + residual_layer</w:t>
-      </w:r>
-    </w:p>
-    <w:p>
-      <w:pPr>
-        <w:pStyle w:val="FirstParagraph"/>
-      </w:pPr>
-      <w:r>
-        <w:t xml:space="preserve">Scored as:</w:t>
-      </w:r>
-    </w:p>
-    <w:p>
-      <w:pPr>
-        <w:pStyle w:val="SourceCode"/>
-      </w:pPr>
-      <w:r>
-        <w:rPr>
-          <w:rStyle w:val="VerbatimChar"/>
-        </w:rPr>
-        <w:t xml:space="preserve">intrinsic_recompose_error = mean(|I_layer - A_layer * S_layer| inside alpha &gt; 0)</w:t>
-      </w:r>
-    </w:p>
     <w:bookmarkEnd w:id="102"/>
-    <w:bookmarkEnd w:id="103"/>
-    <w:bookmarkStart w:id="104" w:name="report-table-4"/>
+    <w:bookmarkStart w:id="103" w:name="report-table-4"/>
     <w:p>
       <w:pPr>
         <w:pStyle w:val="Heading2"/>
@@ -7418,36 +7425,36 @@
         </w:pict>
       </w:r>
     </w:p>
+    <w:bookmarkEnd w:id="103"/>
+    <w:bookmarkStart w:id="104" w:name="editability-evaluation"/>
+    <w:p>
+      <w:pPr>
+        <w:pStyle w:val="Heading2"/>
+      </w:pPr>
+      <w:r>
+        <w:t xml:space="preserve">5.6 Editability evaluation</w:t>
+      </w:r>
+    </w:p>
     <w:bookmarkEnd w:id="104"/>
-    <w:bookmarkStart w:id="105" w:name="editability-evaluation"/>
+    <w:bookmarkStart w:id="105" w:name="why-this-matters-2"/>
     <w:p>
       <w:pPr>
         <w:pStyle w:val="Heading2"/>
       </w:pPr>
       <w:r>
-        <w:t xml:space="preserve">5.6 Editability evaluation</w:t>
+        <w:t xml:space="preserve">Why this matters</w:t>
+      </w:r>
+    </w:p>
+    <w:p>
+      <w:pPr>
+        <w:pStyle w:val="FirstParagraph"/>
+      </w:pPr>
+      <w:r>
+        <w:t xml:space="preserve">The principal motivation for layered representations is editing. The evaluation should therefore demonstrate that the representation supports practical operations rather than only scoring well on segmentation benchmarks.</w:t>
       </w:r>
     </w:p>
     <w:bookmarkEnd w:id="105"/>
-    <w:bookmarkStart w:id="106" w:name="why-this-matters-2"/>
-    <w:p>
-      <w:pPr>
-        <w:pStyle w:val="Heading2"/>
-      </w:pPr>
-      <w:r>
-        <w:t xml:space="preserve">Why this matters</w:t>
-      </w:r>
-    </w:p>
-    <w:p>
-      <w:pPr>
-        <w:pStyle w:val="FirstParagraph"/>
-      </w:pPr>
-      <w:r>
-        <w:t xml:space="preserve">The principal motivation for layered representations is editing. The evaluation should therefore demonstrate that the representation supports practical operations rather than only scoring well on segmentation benchmarks.</w:t>
-      </w:r>
-    </w:p>
-    <w:bookmarkEnd w:id="106"/>
-    <w:bookmarkStart w:id="107" w:name="edits-to-evaluate"/>
+    <w:bookmarkStart w:id="106" w:name="edits-to-evaluate"/>
     <w:p>
       <w:pPr>
         <w:pStyle w:val="Heading2"/>
@@ -7588,23 +7595,52 @@
         <w:t xml:space="preserve">— scale or alter the shading layer.</w:t>
       </w:r>
     </w:p>
+    <w:bookmarkEnd w:id="106"/>
+    <w:bookmarkStart w:id="110" w:name="metrics-5"/>
+    <w:p>
+      <w:pPr>
+        <w:pStyle w:val="Heading2"/>
+      </w:pPr>
+      <w:r>
+        <w:t xml:space="preserve">Metrics</w:t>
+      </w:r>
+    </w:p>
+    <w:bookmarkStart w:id="107" w:name="non-edited-region-preservation"/>
+    <w:p>
+      <w:pPr>
+        <w:pStyle w:val="Heading3"/>
+      </w:pPr>
+      <w:r>
+        <w:t xml:space="preserve">Non-edited region preservation</w:t>
+      </w:r>
+    </w:p>
+    <w:p>
+      <w:pPr>
+        <w:pStyle w:val="FirstParagraph"/>
+      </w:pPr>
+      <w:r>
+        <w:t xml:space="preserve">Outside the edit mask, the image should remain unchanged:</w:t>
+      </w:r>
+    </w:p>
+    <w:p>
+      <w:pPr>
+        <w:pStyle w:val="SourceCode"/>
+      </w:pPr>
+      <w:r>
+        <w:rPr>
+          <w:rStyle w:val="VerbatimChar"/>
+        </w:rPr>
+        <w:t xml:space="preserve">preservation_MAE = mean(|I_original - I_edited| outside affected_region)</w:t>
+      </w:r>
+    </w:p>
     <w:bookmarkEnd w:id="107"/>
-    <w:bookmarkStart w:id="111" w:name="metrics-5"/>
-    <w:p>
-      <w:pPr>
-        <w:pStyle w:val="Heading2"/>
-      </w:pPr>
-      <w:r>
-        <w:t xml:space="preserve">Metrics</w:t>
-      </w:r>
-    </w:p>
-    <w:bookmarkStart w:id="108" w:name="non-edited-region-preservation"/>
+    <w:bookmarkStart w:id="108" w:name="hole-artifact-ratio"/>
     <w:p>
       <w:pPr>
         <w:pStyle w:val="Heading3"/>
       </w:pPr>
       <w:r>
-        <w:t xml:space="preserve">Non-edited region preservation</w:t>
+        <w:t xml:space="preserve">Hole artifact ratio</w:t>
       </w:r>
     </w:p>
     <w:p>
@@ -7612,7 +7648,7 @@
         <w:pStyle w:val="FirstParagraph"/>
       </w:pPr>
       <w:r>
-        <w:t xml:space="preserve">Outside the edit mask, the image should remain unchanged:</w:t>
+        <w:t xml:space="preserve">After movement or removal, count transparent or invalid pixels:</w:t>
       </w:r>
     </w:p>
     <w:p>
@@ -7623,40 +7659,11 @@
         <w:rPr>
           <w:rStyle w:val="VerbatimChar"/>
         </w:rPr>
-        <w:t xml:space="preserve">preservation_MAE = mean(|I_original - I_edited| outside affected_region)</w:t>
+        <w:t xml:space="preserve">hole_ratio = invalid_pixels / image_pixels</w:t>
       </w:r>
     </w:p>
     <w:bookmarkEnd w:id="108"/>
-    <w:bookmarkStart w:id="109" w:name="hole-artifact-ratio"/>
-    <w:p>
-      <w:pPr>
-        <w:pStyle w:val="Heading3"/>
-      </w:pPr>
-      <w:r>
-        <w:t xml:space="preserve">Hole artifact ratio</w:t>
-      </w:r>
-    </w:p>
-    <w:p>
-      <w:pPr>
-        <w:pStyle w:val="FirstParagraph"/>
-      </w:pPr>
-      <w:r>
-        <w:t xml:space="preserve">After movement or removal, count transparent or invalid pixels:</w:t>
-      </w:r>
-    </w:p>
-    <w:p>
-      <w:pPr>
-        <w:pStyle w:val="SourceCode"/>
-      </w:pPr>
-      <w:r>
-        <w:rPr>
-          <w:rStyle w:val="VerbatimChar"/>
-        </w:rPr>
-        <w:t xml:space="preserve">hole_ratio = invalid_pixels / image_pixels</w:t>
-      </w:r>
-    </w:p>
-    <w:bookmarkEnd w:id="109"/>
-    <w:bookmarkStart w:id="110" w:name="user-preference-study"/>
+    <w:bookmarkStart w:id="109" w:name="user-preference-study"/>
     <w:p>
       <w:pPr>
         <w:pStyle w:val="Heading3"/>
@@ -7735,9 +7742,9 @@
         <w:t xml:space="preserve">Even a dozen people can surface systematic differences.</w:t>
       </w:r>
     </w:p>
+    <w:bookmarkEnd w:id="109"/>
     <w:bookmarkEnd w:id="110"/>
-    <w:bookmarkEnd w:id="111"/>
-    <w:bookmarkStart w:id="112" w:name="report-table-5"/>
+    <w:bookmarkStart w:id="111" w:name="report-table-5"/>
     <w:p>
       <w:pPr>
         <w:pStyle w:val="Heading2"/>
@@ -8068,14 +8075,32 @@
         </w:pict>
       </w:r>
     </w:p>
+    <w:bookmarkEnd w:id="111"/>
+    <w:bookmarkStart w:id="112" w:name="synthetic-layerbench-design"/>
+    <w:p>
+      <w:pPr>
+        <w:pStyle w:val="Heading2"/>
+      </w:pPr>
+      <w:r>
+        <w:t xml:space="preserve">5.7 Synthetic-LayerBench design</w:t>
+      </w:r>
+    </w:p>
+    <w:p>
+      <w:pPr>
+        <w:pStyle w:val="FirstParagraph"/>
+      </w:pPr>
+      <w:r>
+        <w:t xml:space="preserve">This is the easiest path to strong, defensible numbers, precisely because ground truth is known by construction.</w:t>
+      </w:r>
+    </w:p>
     <w:bookmarkEnd w:id="112"/>
-    <w:bookmarkStart w:id="113" w:name="synthetic-layerbench-design"/>
+    <w:bookmarkStart w:id="113" w:name="data-generation"/>
     <w:p>
       <w:pPr>
         <w:pStyle w:val="Heading2"/>
       </w:pPr>
       <w:r>
-        <w:t xml:space="preserve">5.7 Synthetic-LayerBench design</w:t>
+        <w:t xml:space="preserve">Data generation</w:t>
       </w:r>
     </w:p>
     <w:p>
@@ -8083,193 +8108,175 @@
         <w:pStyle w:val="FirstParagraph"/>
       </w:pPr>
       <w:r>
-        <w:t xml:space="preserve">This is the easiest path to strong, defensible numbers, precisely because ground truth is known by construction.</w:t>
+        <w:t xml:space="preserve">Composite scenes from known layers:</w:t>
+      </w:r>
+    </w:p>
+    <w:p>
+      <w:pPr>
+        <w:pStyle w:val="SourceCode"/>
+      </w:pPr>
+      <w:r>
+        <w:rPr>
+          <w:rStyle w:val="VerbatimChar"/>
+        </w:rPr>
+        <w:t xml:space="preserve">background B</w:t>
+      </w:r>
+      <w:r>
+        <w:br/>
+      </w:r>
+      <w:r>
+        <w:rPr>
+          <w:rStyle w:val="VerbatimChar"/>
+        </w:rPr>
+        <w:t xml:space="preserve">for each layer k from far to near:</w:t>
+      </w:r>
+      <w:r>
+        <w:br/>
+      </w:r>
+      <w:r>
+        <w:rPr>
+          <w:rStyle w:val="VerbatimChar"/>
+        </w:rPr>
+        <w:t xml:space="preserve">    choose object sprite / shape / cutout</w:t>
+      </w:r>
+      <w:r>
+        <w:br/>
+      </w:r>
+      <w:r>
+        <w:rPr>
+          <w:rStyle w:val="VerbatimChar"/>
+        </w:rPr>
+        <w:t xml:space="preserve">    assign z_k</w:t>
+      </w:r>
+      <w:r>
+        <w:br/>
+      </w:r>
+      <w:r>
+        <w:rPr>
+          <w:rStyle w:val="VerbatimChar"/>
+        </w:rPr>
+        <w:t xml:space="preserve">    assign semantic class</w:t>
+      </w:r>
+      <w:r>
+        <w:br/>
+      </w:r>
+      <w:r>
+        <w:rPr>
+          <w:rStyle w:val="VerbatimChar"/>
+        </w:rPr>
+        <w:t xml:space="preserve">    assign alpha matte</w:t>
+      </w:r>
+      <w:r>
+        <w:br/>
+      </w:r>
+      <w:r>
+        <w:rPr>
+          <w:rStyle w:val="VerbatimChar"/>
+        </w:rPr>
+        <w:t xml:space="preserve">    optionally assign albedo and shading</w:t>
+      </w:r>
+      <w:r>
+        <w:br/>
+      </w:r>
+      <w:r>
+        <w:rPr>
+          <w:rStyle w:val="VerbatimChar"/>
+        </w:rPr>
+        <w:t xml:space="preserve">    composite using alpha-over</w:t>
+      </w:r>
+      <w:r>
+        <w:br/>
+      </w:r>
+      <w:r>
+        <w:rPr>
+          <w:rStyle w:val="VerbatimChar"/>
+        </w:rPr>
+        <w:t xml:space="preserve">save:</w:t>
+      </w:r>
+      <w:r>
+        <w:br/>
+      </w:r>
+      <w:r>
+        <w:rPr>
+          <w:rStyle w:val="VerbatimChar"/>
+        </w:rPr>
+        <w:t xml:space="preserve">    final RGB image</w:t>
+      </w:r>
+      <w:r>
+        <w:br/>
+      </w:r>
+      <w:r>
+        <w:rPr>
+          <w:rStyle w:val="VerbatimChar"/>
+        </w:rPr>
+        <w:t xml:space="preserve">    each GT RGBA layer</w:t>
+      </w:r>
+      <w:r>
+        <w:br/>
+      </w:r>
+      <w:r>
+        <w:rPr>
+          <w:rStyle w:val="VerbatimChar"/>
+        </w:rPr>
+        <w:t xml:space="preserve">    modal mask</w:t>
+      </w:r>
+      <w:r>
+        <w:br/>
+      </w:r>
+      <w:r>
+        <w:rPr>
+          <w:rStyle w:val="VerbatimChar"/>
+        </w:rPr>
+        <w:t xml:space="preserve">    amodal/full mask</w:t>
+      </w:r>
+      <w:r>
+        <w:br/>
+      </w:r>
+      <w:r>
+        <w:rPr>
+          <w:rStyle w:val="VerbatimChar"/>
+        </w:rPr>
+        <w:t xml:space="preserve">    alpha matte</w:t>
+      </w:r>
+      <w:r>
+        <w:br/>
+      </w:r>
+      <w:r>
+        <w:rPr>
+          <w:rStyle w:val="VerbatimChar"/>
+        </w:rPr>
+        <w:t xml:space="preserve">    depth order</w:t>
+      </w:r>
+      <w:r>
+        <w:br/>
+      </w:r>
+      <w:r>
+        <w:rPr>
+          <w:rStyle w:val="VerbatimChar"/>
+        </w:rPr>
+        <w:t xml:space="preserve">    clean background</w:t>
+      </w:r>
+      <w:r>
+        <w:br/>
+      </w:r>
+      <w:r>
+        <w:rPr>
+          <w:rStyle w:val="VerbatimChar"/>
+        </w:rPr>
+        <w:t xml:space="preserve">    albedo and shading if available</w:t>
+      </w:r>
+      <w:r>
+        <w:br/>
+      </w:r>
+      <w:r>
+        <w:rPr>
+          <w:rStyle w:val="VerbatimChar"/>
+        </w:rPr>
+        <w:t xml:space="preserve">    optional associated-effect layer</w:t>
       </w:r>
     </w:p>
     <w:bookmarkEnd w:id="113"/>
-    <w:bookmarkStart w:id="114" w:name="data-generation"/>
-    <w:p>
-      <w:pPr>
-        <w:pStyle w:val="Heading2"/>
-      </w:pPr>
-      <w:r>
-        <w:t xml:space="preserve">Data generation</w:t>
-      </w:r>
-    </w:p>
-    <w:p>
-      <w:pPr>
-        <w:pStyle w:val="FirstParagraph"/>
-      </w:pPr>
-      <w:r>
-        <w:t xml:space="preserve">Composite scenes from known layers:</w:t>
-      </w:r>
-    </w:p>
-    <w:p>
-      <w:pPr>
-        <w:pStyle w:val="SourceCode"/>
-      </w:pPr>
-      <w:r>
-        <w:rPr>
-          <w:rStyle w:val="VerbatimChar"/>
-        </w:rPr>
-        <w:t xml:space="preserve">background B</w:t>
-      </w:r>
-      <w:r>
-        <w:br/>
-      </w:r>
-      <w:r>
-        <w:rPr>
-          <w:rStyle w:val="VerbatimChar"/>
-        </w:rPr>
-        <w:t xml:space="preserve">for each layer k from far to near:</w:t>
-      </w:r>
-      <w:r>
-        <w:br/>
-      </w:r>
-      <w:r>
-        <w:rPr>
-          <w:rStyle w:val="VerbatimChar"/>
-        </w:rPr>
-        <w:t xml:space="preserve">    choose object sprite / shape / cutout</w:t>
-      </w:r>
-      <w:r>
-        <w:br/>
-      </w:r>
-      <w:r>
-        <w:rPr>
-          <w:rStyle w:val="VerbatimChar"/>
-        </w:rPr>
-        <w:t xml:space="preserve">    assign z_k</w:t>
-      </w:r>
-      <w:r>
-        <w:br/>
-      </w:r>
-      <w:r>
-        <w:rPr>
-          <w:rStyle w:val="VerbatimChar"/>
-        </w:rPr>
-        <w:t xml:space="preserve">    assign semantic class</w:t>
-      </w:r>
-      <w:r>
-        <w:br/>
-      </w:r>
-      <w:r>
-        <w:rPr>
-          <w:rStyle w:val="VerbatimChar"/>
-        </w:rPr>
-        <w:t xml:space="preserve">    assign alpha matte</w:t>
-      </w:r>
-      <w:r>
-        <w:br/>
-      </w:r>
-      <w:r>
-        <w:rPr>
-          <w:rStyle w:val="VerbatimChar"/>
-        </w:rPr>
-        <w:t xml:space="preserve">    optionally assign albedo and shading</w:t>
-      </w:r>
-      <w:r>
-        <w:br/>
-      </w:r>
-      <w:r>
-        <w:rPr>
-          <w:rStyle w:val="VerbatimChar"/>
-        </w:rPr>
-        <w:t xml:space="preserve">    composite using alpha-over</w:t>
-      </w:r>
-      <w:r>
-        <w:br/>
-      </w:r>
-      <w:r>
-        <w:rPr>
-          <w:rStyle w:val="VerbatimChar"/>
-        </w:rPr>
-        <w:t xml:space="preserve">save:</w:t>
-      </w:r>
-      <w:r>
-        <w:br/>
-      </w:r>
-      <w:r>
-        <w:rPr>
-          <w:rStyle w:val="VerbatimChar"/>
-        </w:rPr>
-        <w:t xml:space="preserve">    final RGB image</w:t>
-      </w:r>
-      <w:r>
-        <w:br/>
-      </w:r>
-      <w:r>
-        <w:rPr>
-          <w:rStyle w:val="VerbatimChar"/>
-        </w:rPr>
-        <w:t xml:space="preserve">    each GT RGBA layer</w:t>
-      </w:r>
-      <w:r>
-        <w:br/>
-      </w:r>
-      <w:r>
-        <w:rPr>
-          <w:rStyle w:val="VerbatimChar"/>
-        </w:rPr>
-        <w:t xml:space="preserve">    modal mask</w:t>
-      </w:r>
-      <w:r>
-        <w:br/>
-      </w:r>
-      <w:r>
-        <w:rPr>
-          <w:rStyle w:val="VerbatimChar"/>
-        </w:rPr>
-        <w:t xml:space="preserve">    amodal/full mask</w:t>
-      </w:r>
-      <w:r>
-        <w:br/>
-      </w:r>
-      <w:r>
-        <w:rPr>
-          <w:rStyle w:val="VerbatimChar"/>
-        </w:rPr>
-        <w:t xml:space="preserve">    alpha matte</w:t>
-      </w:r>
-      <w:r>
-        <w:br/>
-      </w:r>
-      <w:r>
-        <w:rPr>
-          <w:rStyle w:val="VerbatimChar"/>
-        </w:rPr>
-        <w:t xml:space="preserve">    depth order</w:t>
-      </w:r>
-      <w:r>
-        <w:br/>
-      </w:r>
-      <w:r>
-        <w:rPr>
-          <w:rStyle w:val="VerbatimChar"/>
-        </w:rPr>
-        <w:t xml:space="preserve">    clean background</w:t>
-      </w:r>
-      <w:r>
-        <w:br/>
-      </w:r>
-      <w:r>
-        <w:rPr>
-          <w:rStyle w:val="VerbatimChar"/>
-        </w:rPr>
-        <w:t xml:space="preserve">    albedo and shading if available</w:t>
-      </w:r>
-      <w:r>
-        <w:br/>
-      </w:r>
-      <w:r>
-        <w:rPr>
-          <w:rStyle w:val="VerbatimChar"/>
-        </w:rPr>
-        <w:t xml:space="preserve">    optional associated-effect layer</w:t>
-      </w:r>
-    </w:p>
-    <w:bookmarkEnd w:id="114"/>
-    <w:bookmarkStart w:id="115" w:name="domains"/>
+    <w:bookmarkStart w:id="114" w:name="domains"/>
     <w:p>
       <w:pPr>
         <w:pStyle w:val="Heading2"/>
@@ -8396,74 +8403,74 @@
         </w:tc>
       </w:tr>
     </w:tbl>
+    <w:bookmarkEnd w:id="114"/>
+    <w:bookmarkStart w:id="115" w:name="recommended-split"/>
+    <w:p>
+      <w:pPr>
+        <w:pStyle w:val="Heading2"/>
+      </w:pPr>
+      <w:r>
+        <w:t xml:space="preserve">Recommended split</w:t>
+      </w:r>
+    </w:p>
+    <w:p>
+      <w:pPr>
+        <w:pStyle w:val="SourceCode"/>
+      </w:pPr>
+      <w:r>
+        <w:rPr>
+          <w:rStyle w:val="VerbatimChar"/>
+        </w:rPr>
+        <w:t xml:space="preserve">train/dev for order ranker: 300 images</w:t>
+      </w:r>
+      <w:r>
+        <w:br/>
+      </w:r>
+      <w:r>
+        <w:rPr>
+          <w:rStyle w:val="VerbatimChar"/>
+        </w:rPr>
+        <w:t xml:space="preserve">validation: 100 images</w:t>
+      </w:r>
+      <w:r>
+        <w:br/>
+      </w:r>
+      <w:r>
+        <w:rPr>
+          <w:rStyle w:val="VerbatimChar"/>
+        </w:rPr>
+        <w:t xml:space="preserve">test: 100 images</w:t>
+      </w:r>
+    </w:p>
+    <w:p>
+      <w:pPr>
+        <w:pStyle w:val="FirstParagraph"/>
+      </w:pPr>
+      <w:r>
+        <w:t xml:space="preserve">If time is genuinely short:</w:t>
+      </w:r>
+    </w:p>
+    <w:p>
+      <w:pPr>
+        <w:pStyle w:val="SourceCode"/>
+      </w:pPr>
+      <w:r>
+        <w:rPr>
+          <w:rStyle w:val="VerbatimChar"/>
+        </w:rPr>
+        <w:t xml:space="preserve">30 synthetic images + 20 real qualitative images</w:t>
+      </w:r>
+    </w:p>
+    <w:p>
+      <w:pPr>
+        <w:pStyle w:val="FirstParagraph"/>
+      </w:pPr>
+      <w:r>
+        <w:t xml:space="preserve">Even that is a big improvement over hand-picked demos alone.</w:t>
+      </w:r>
+    </w:p>
     <w:bookmarkEnd w:id="115"/>
-    <w:bookmarkStart w:id="116" w:name="recommended-split"/>
-    <w:p>
-      <w:pPr>
-        <w:pStyle w:val="Heading2"/>
-      </w:pPr>
-      <w:r>
-        <w:t xml:space="preserve">Recommended split</w:t>
-      </w:r>
-    </w:p>
-    <w:p>
-      <w:pPr>
-        <w:pStyle w:val="SourceCode"/>
-      </w:pPr>
-      <w:r>
-        <w:rPr>
-          <w:rStyle w:val="VerbatimChar"/>
-        </w:rPr>
-        <w:t xml:space="preserve">train/dev for order ranker: 300 images</w:t>
-      </w:r>
-      <w:r>
-        <w:br/>
-      </w:r>
-      <w:r>
-        <w:rPr>
-          <w:rStyle w:val="VerbatimChar"/>
-        </w:rPr>
-        <w:t xml:space="preserve">validation: 100 images</w:t>
-      </w:r>
-      <w:r>
-        <w:br/>
-      </w:r>
-      <w:r>
-        <w:rPr>
-          <w:rStyle w:val="VerbatimChar"/>
-        </w:rPr>
-        <w:t xml:space="preserve">test: 100 images</w:t>
-      </w:r>
-    </w:p>
-    <w:p>
-      <w:pPr>
-        <w:pStyle w:val="FirstParagraph"/>
-      </w:pPr>
-      <w:r>
-        <w:t xml:space="preserve">If time is genuinely short:</w:t>
-      </w:r>
-    </w:p>
-    <w:p>
-      <w:pPr>
-        <w:pStyle w:val="SourceCode"/>
-      </w:pPr>
-      <w:r>
-        <w:rPr>
-          <w:rStyle w:val="VerbatimChar"/>
-        </w:rPr>
-        <w:t xml:space="preserve">30 synthetic images + 20 real qualitative images</w:t>
-      </w:r>
-    </w:p>
-    <w:p>
-      <w:pPr>
-        <w:pStyle w:val="FirstParagraph"/>
-      </w:pPr>
-      <w:r>
-        <w:t xml:space="preserve">Even that is a big improvement over hand-picked demos alone.</w:t>
-      </w:r>
-    </w:p>
-    <w:bookmarkEnd w:id="116"/>
-    <w:bookmarkStart w:id="117" w:name="rich-synthetic-export-now-implemented"/>
+    <w:bookmarkStart w:id="116" w:name="rich-synthetic-export-now-implemented"/>
     <w:p>
       <w:pPr>
         <w:pStyle w:val="Heading2"/>
@@ -8747,8 +8754,8 @@
         </w:pict>
       </w:r>
     </w:p>
-    <w:bookmarkEnd w:id="117"/>
-    <w:bookmarkStart w:id="118" w:name="ablation-protocol"/>
+    <w:bookmarkEnd w:id="116"/>
+    <w:bookmarkStart w:id="117" w:name="ablation-protocol"/>
     <w:p>
       <w:pPr>
         <w:pStyle w:val="Heading2"/>
@@ -9686,8 +9693,8 @@
         </w:tc>
       </w:tr>
     </w:tbl>
-    <w:bookmarkEnd w:id="118"/>
-    <w:bookmarkStart w:id="119" w:name="expected-interpretation"/>
+    <w:bookmarkEnd w:id="117"/>
+    <w:bookmarkStart w:id="118" w:name="expected-interpretation"/>
     <w:p>
       <w:pPr>
         <w:pStyle w:val="Heading2"/>
@@ -9787,8 +9794,8 @@
         </w:pict>
       </w:r>
     </w:p>
-    <w:bookmarkEnd w:id="119"/>
-    <w:bookmarkStart w:id="120" w:name="visual-evidence-set"/>
+    <w:bookmarkEnd w:id="118"/>
+    <w:bookmarkStart w:id="119" w:name="visual-evidence-set"/>
     <w:p>
       <w:pPr>
         <w:pStyle w:val="Heading2"/>
@@ -10036,8 +10043,8 @@
         </w:pict>
       </w:r>
     </w:p>
-    <w:bookmarkEnd w:id="120"/>
-    <w:bookmarkStart w:id="121" w:name="failure-case-taxonomy"/>
+    <w:bookmarkEnd w:id="119"/>
+    <w:bookmarkStart w:id="120" w:name="failure-case-taxonomy"/>
     <w:p>
       <w:pPr>
         <w:pStyle w:val="Heading2"/>
@@ -10538,35 +10545,35 @@
         </w:pict>
       </w:r>
     </w:p>
+    <w:bookmarkEnd w:id="120"/>
+    <w:bookmarkStart w:id="121" w:name="benchmark-narrative"/>
+    <w:p>
+      <w:pPr>
+        <w:pStyle w:val="Heading2"/>
+      </w:pPr>
+      <w:r>
+        <w:t xml:space="preserve">5.11 Benchmark narrative</w:t>
+      </w:r>
+    </w:p>
+    <w:p>
+      <w:pPr>
+        <w:pStyle w:val="FirstParagraph"/>
+      </w:pPr>
+      <w:r>
+        <w:t xml:space="preserve">If the report needs one paragraph summarising the whole evaluation, this is the one:</w:t>
+      </w:r>
+    </w:p>
+    <w:p>
+      <w:pPr>
+        <w:pStyle w:val="BlockText"/>
+      </w:pPr>
+      <w:r>
+        <w:t xml:space="preserve">We evaluate LayerForge-X across four axes: segmentation quality, layer-order correctness, recomposition fidelity, and editability. Standard panoptic metrics measure visible semantic grouping, while a synthetic layer benchmark and RGB-D datasets measure pairwise depth-order accuracy. Recomposition metrics verify that the exported RGBA stack preserves the original image. Finally, object removal, object movement, parallax, and intrinsic recolouring demonstrate that the representation is genuinely useful for editing rather than being a segmentation visualisation in disguise.</w:t>
+      </w:r>
+    </w:p>
     <w:bookmarkEnd w:id="121"/>
-    <w:bookmarkStart w:id="122" w:name="benchmark-narrative"/>
-    <w:p>
-      <w:pPr>
-        <w:pStyle w:val="Heading2"/>
-      </w:pPr>
-      <w:r>
-        <w:t xml:space="preserve">5.11 Benchmark narrative</w:t>
-      </w:r>
-    </w:p>
-    <w:p>
-      <w:pPr>
-        <w:pStyle w:val="FirstParagraph"/>
-      </w:pPr>
-      <w:r>
-        <w:t xml:space="preserve">If the report needs one paragraph summarising the whole evaluation, this is the one:</w:t>
-      </w:r>
-    </w:p>
-    <w:p>
-      <w:pPr>
-        <w:pStyle w:val="BlockText"/>
-      </w:pPr>
-      <w:r>
-        <w:t xml:space="preserve">We evaluate LayerForge-X across four axes: segmentation quality, layer-order correctness, recomposition fidelity, and editability. Standard panoptic metrics measure visible semantic grouping, while a synthetic layer benchmark and RGB-D datasets measure pairwise depth-order accuracy. Recomposition metrics verify that the exported RGBA stack preserves the original image. Finally, object removal, object movement, parallax, and intrinsic recolouring demonstrate that the representation is genuinely useful for editing rather than being a segmentation visualisation in disguise.</w:t>
-      </w:r>
-    </w:p>
     <w:bookmarkEnd w:id="122"/>
-    <w:bookmarkEnd w:id="123"/>
-    <w:bookmarkStart w:id="157" w:name="results"/>
+    <w:bookmarkStart w:id="156" w:name="results"/>
     <w:p>
       <w:pPr>
         <w:pStyle w:val="Heading1"/>
@@ -10575,7 +10582,7 @@
         <w:t xml:space="preserve">6. Results</w:t>
       </w:r>
     </w:p>
-    <w:bookmarkStart w:id="148" w:name="hero-figures"/>
+    <w:bookmarkStart w:id="147" w:name="hero-figures"/>
     <w:p>
       <w:pPr>
         <w:pStyle w:val="Heading3"/>
@@ -10584,7 +10591,7 @@
         <w:t xml:space="preserve">Hero figures</w:t>
       </w:r>
     </w:p>
-    <w:bookmarkStart w:id="127" w:name="X3ef32b23a4dafc03f028eca74c44b0dc17d127e"/>
+    <w:bookmarkStart w:id="126" w:name="X3ef32b23a4dafc03f028eca74c44b0dc17d127e"/>
     <w:p>
       <w:pPr>
         <w:pStyle w:val="Heading4"/>
@@ -10602,18 +10609,18 @@
           <wp:inline>
             <wp:extent cx="5334000" cy="3361531"/>
             <wp:effectExtent b="0" l="0" r="0" t="0"/>
-            <wp:docPr descr="Truck recomposition comparison" title="" id="125" name="Picture"/>
+            <wp:docPr descr="Truck recomposition comparison" title="" id="124" name="Picture"/>
             <a:graphic>
               <a:graphicData uri="http://schemas.openxmlformats.org/drawingml/2006/picture">
                 <pic:pic>
                   <pic:nvPicPr>
-                    <pic:cNvPr descr="../figures/truck_recomposition_comparison.png" id="126" name="Picture"/>
+                    <pic:cNvPr descr="../figures/truck_recomposition_comparison.png" id="125" name="Picture"/>
                     <pic:cNvPicPr>
                       <a:picLocks noChangeArrowheads="1" noChangeAspect="1"/>
                     </pic:cNvPicPr>
                   </pic:nvPicPr>
                   <pic:blipFill>
-                    <a:blip r:embed="rId124"/>
+                    <a:blip r:embed="rId123"/>
                     <a:stretch>
                       <a:fillRect/>
                     </a:stretch>
@@ -10648,8 +10655,8 @@
         <w:t xml:space="preserve">Truck recomposition comparison</w:t>
       </w:r>
     </w:p>
-    <w:bookmarkEnd w:id="127"/>
-    <w:bookmarkStart w:id="131" w:name="frontier-candidate-bank-selection"/>
+    <w:bookmarkEnd w:id="126"/>
+    <w:bookmarkStart w:id="130" w:name="frontier-candidate-bank-selection"/>
     <w:p>
       <w:pPr>
         <w:pStyle w:val="Heading4"/>
@@ -10667,18 +10674,18 @@
           <wp:inline>
             <wp:extent cx="5334000" cy="2637692"/>
             <wp:effectExtent b="0" l="0" r="0" t="0"/>
-            <wp:docPr descr="Frontier review" title="" id="129" name="Picture"/>
+            <wp:docPr descr="Frontier review" title="" id="128" name="Picture"/>
             <a:graphic>
               <a:graphicData uri="http://schemas.openxmlformats.org/drawingml/2006/picture">
                 <pic:pic>
                   <pic:nvPicPr>
-                    <pic:cNvPr descr="../figures/frontier_review.png" id="130" name="Picture"/>
+                    <pic:cNvPr descr="../figures/frontier_review.png" id="129" name="Picture"/>
                     <pic:cNvPicPr>
                       <a:picLocks noChangeArrowheads="1" noChangeAspect="1"/>
                     </pic:cNvPicPr>
                   </pic:nvPicPr>
                   <pic:blipFill>
-                    <a:blip r:embed="rId128"/>
+                    <a:blip r:embed="rId127"/>
                     <a:stretch>
                       <a:fillRect/>
                     </a:stretch>
@@ -10713,8 +10720,8 @@
         <w:t xml:space="preserve">Frontier review</w:t>
       </w:r>
     </w:p>
-    <w:bookmarkEnd w:id="131"/>
-    <w:bookmarkStart w:id="135" w:name="promptable-extraction-benchmark"/>
+    <w:bookmarkEnd w:id="130"/>
+    <w:bookmarkStart w:id="134" w:name="promptable-extraction-benchmark"/>
     <w:p>
       <w:pPr>
         <w:pStyle w:val="Heading4"/>
@@ -10732,18 +10739,18 @@
           <wp:inline>
             <wp:extent cx="5334000" cy="1875692"/>
             <wp:effectExtent b="0" l="0" r="0" t="0"/>
-            <wp:docPr descr="Prompt extraction benchmark" title="" id="133" name="Picture"/>
+            <wp:docPr descr="Prompt extraction benchmark" title="" id="132" name="Picture"/>
             <a:graphic>
               <a:graphicData uri="http://schemas.openxmlformats.org/drawingml/2006/picture">
                 <pic:pic>
                   <pic:nvPicPr>
-                    <pic:cNvPr descr="../figures/prompt_extract_benchmark.png" id="134" name="Picture"/>
+                    <pic:cNvPr descr="../figures/prompt_extract_benchmark.png" id="133" name="Picture"/>
                     <pic:cNvPicPr>
                       <a:picLocks noChangeArrowheads="1" noChangeAspect="1"/>
                     </pic:cNvPicPr>
                   </pic:nvPicPr>
                   <pic:blipFill>
-                    <a:blip r:embed="rId132"/>
+                    <a:blip r:embed="rId131"/>
                     <a:stretch>
                       <a:fillRect/>
                     </a:stretch>
@@ -10778,8 +10785,8 @@
         <w:t xml:space="preserve">Prompt extraction benchmark</w:t>
       </w:r>
     </w:p>
-    <w:bookmarkEnd w:id="135"/>
-    <w:bookmarkStart w:id="139" w:name="transparent-decomposition-benchmark"/>
+    <w:bookmarkEnd w:id="134"/>
+    <w:bookmarkStart w:id="138" w:name="transparent-decomposition-benchmark"/>
     <w:p>
       <w:pPr>
         <w:pStyle w:val="Heading4"/>
@@ -10797,18 +10804,18 @@
           <wp:inline>
             <wp:extent cx="5334000" cy="1875692"/>
             <wp:effectExtent b="0" l="0" r="0" t="0"/>
-            <wp:docPr descr="Transparent benchmark" title="" id="137" name="Picture"/>
+            <wp:docPr descr="Transparent benchmark" title="" id="136" name="Picture"/>
             <a:graphic>
               <a:graphicData uri="http://schemas.openxmlformats.org/drawingml/2006/picture">
                 <pic:pic>
                   <pic:nvPicPr>
-                    <pic:cNvPr descr="../figures/transparent_benchmark.png" id="138" name="Picture"/>
+                    <pic:cNvPr descr="../figures/transparent_benchmark.png" id="137" name="Picture"/>
                     <pic:cNvPicPr>
                       <a:picLocks noChangeArrowheads="1" noChangeAspect="1"/>
                     </pic:cNvPicPr>
                   </pic:nvPicPr>
                   <pic:blipFill>
-                    <a:blip r:embed="rId136"/>
+                    <a:blip r:embed="rId135"/>
                     <a:stretch>
                       <a:fillRect/>
                     </a:stretch>
@@ -10843,8 +10850,8 @@
         <w:t xml:space="preserve">Transparent benchmark</w:t>
       </w:r>
     </w:p>
-    <w:bookmarkEnd w:id="139"/>
-    <w:bookmarkStart w:id="143" w:name="associated-effect-prototype"/>
+    <w:bookmarkEnd w:id="138"/>
+    <w:bookmarkStart w:id="142" w:name="associated-effect-prototype"/>
     <w:p>
       <w:pPr>
         <w:pStyle w:val="Heading4"/>
@@ -10862,18 +10869,18 @@
           <wp:inline>
             <wp:extent cx="5334000" cy="2520461"/>
             <wp:effectExtent b="0" l="0" r="0" t="0"/>
-            <wp:docPr descr="Associated-effect demo" title="" id="141" name="Picture"/>
+            <wp:docPr descr="Associated-effect demo" title="" id="140" name="Picture"/>
             <a:graphic>
               <a:graphicData uri="http://schemas.openxmlformats.org/drawingml/2006/picture">
                 <pic:pic>
                   <pic:nvPicPr>
-                    <pic:cNvPr descr="../figures/effects_layer_demo.png" id="142" name="Picture"/>
+                    <pic:cNvPr descr="../figures/effects_layer_demo.png" id="141" name="Picture"/>
                     <pic:cNvPicPr>
                       <a:picLocks noChangeArrowheads="1" noChangeAspect="1"/>
                     </pic:cNvPicPr>
                   </pic:nvPicPr>
                   <pic:blipFill>
-                    <a:blip r:embed="rId140"/>
+                    <a:blip r:embed="rId139"/>
                     <a:stretch>
                       <a:fillRect/>
                     </a:stretch>
@@ -10908,8 +10915,8 @@
         <w:t xml:space="preserve">Associated-effect demo</w:t>
       </w:r>
     </w:p>
-    <w:bookmarkEnd w:id="143"/>
-    <w:bookmarkStart w:id="147" w:name="intrinsic-export-demo"/>
+    <w:bookmarkEnd w:id="142"/>
+    <w:bookmarkStart w:id="146" w:name="intrinsic-export-demo"/>
     <w:p>
       <w:pPr>
         <w:pStyle w:val="Heading4"/>
@@ -10927,18 +10934,18 @@
           <wp:inline>
             <wp:extent cx="5334000" cy="3719763"/>
             <wp:effectExtent b="0" l="0" r="0" t="0"/>
-            <wp:docPr descr="Intrinsic layer demo" title="" id="145" name="Picture"/>
+            <wp:docPr descr="Intrinsic layer demo" title="" id="144" name="Picture"/>
             <a:graphic>
               <a:graphicData uri="http://schemas.openxmlformats.org/drawingml/2006/picture">
                 <pic:pic>
                   <pic:nvPicPr>
-                    <pic:cNvPr descr="../figures/intrinsic_layer_demo.png" id="146" name="Picture"/>
+                    <pic:cNvPr descr="../figures/intrinsic_layer_demo.png" id="145" name="Picture"/>
                     <pic:cNvPicPr>
                       <a:picLocks noChangeArrowheads="1" noChangeAspect="1"/>
                     </pic:cNvPicPr>
                   </pic:nvPicPr>
                   <pic:blipFill>
-                    <a:blip r:embed="rId144"/>
+                    <a:blip r:embed="rId143"/>
                     <a:stretch>
                       <a:fillRect/>
                     </a:stretch>
@@ -10973,9 +10980,9 @@
         <w:t xml:space="preserve">Intrinsic layer demo</w:t>
       </w:r>
     </w:p>
+    <w:bookmarkEnd w:id="146"/>
     <w:bookmarkEnd w:id="147"/>
-    <w:bookmarkEnd w:id="148"/>
-    <w:bookmarkStart w:id="155" w:name="main-measured-summary"/>
+    <w:bookmarkStart w:id="154" w:name="main-measured-summary"/>
     <w:p>
       <w:pPr>
         <w:pStyle w:val="Heading3"/>
@@ -11034,7 +11041,7 @@
         <w:t xml:space="preserve"> </w:t>
       </w:r>
       <w:r>
-        <w:t xml:space="preserve">= four-layer Qwen plus LayerForge graph enrichment with the best external visual order preserved, and</w:t>
+        <w:t xml:space="preserve">= four-layer Qwen plus LayerForge graph enrichment with the selected external visual stack preserved, and</w:t>
       </w:r>
       <w:r>
         <w:t xml:space="preserve"> </w:t>
@@ -11052,7 +11059,7 @@
         <w:t xml:space="preserve">= the same imported four-layer stack exported in graph order.</w:t>
       </w:r>
     </w:p>
-    <w:bookmarkStart w:id="149" w:name="five-image-qwen-raw-versus-hybrid-review"/>
+    <w:bookmarkStart w:id="148" w:name="five-image-qwen-raw-versus-hybrid-review"/>
     <w:p>
       <w:pPr>
         <w:pStyle w:val="Heading4"/>
@@ -11081,7 +11088,7 @@
         <w:t xml:space="preserve"> </w:t>
       </w:r>
       <w:r>
-        <w:t xml:space="preserve">keeps the best external Qwen stack, while</w:t>
+        <w:t xml:space="preserve">keeps the selected external Qwen stack, while</w:t>
       </w:r>
       <w:r>
         <w:t xml:space="preserve"> </w:t>
@@ -11299,8 +11306,8 @@
         </w:tc>
       </w:tr>
     </w:tbl>
-    <w:bookmarkEnd w:id="149"/>
-    <w:bookmarkStart w:id="150" w:name="associated-effect-demo"/>
+    <w:bookmarkEnd w:id="148"/>
+    <w:bookmarkStart w:id="149" w:name="associated-effect-demo"/>
     <w:p>
       <w:pPr>
         <w:pStyle w:val="Heading4"/>
@@ -11423,8 +11430,8 @@
         </w:tc>
       </w:tr>
     </w:tbl>
-    <w:bookmarkEnd w:id="150"/>
-    <w:bookmarkStart w:id="151" w:name="X0e9e3f984752b954aaab98655e513f4cd780034"/>
+    <w:bookmarkEnd w:id="149"/>
+    <w:bookmarkStart w:id="150" w:name="X0e9e3f984752b954aaab98655e513f4cd780034"/>
     <w:p>
       <w:pPr>
         <w:pStyle w:val="Heading4"/>
@@ -11824,8 +11831,8 @@
         </w:tc>
       </w:tr>
     </w:tbl>
-    <w:bookmarkEnd w:id="151"/>
-    <w:bookmarkStart w:id="152" w:name="five-image-editability-suite"/>
+    <w:bookmarkEnd w:id="150"/>
+    <w:bookmarkStart w:id="151" w:name="five-image-editability-suite"/>
     <w:p>
       <w:pPr>
         <w:pStyle w:val="Heading4"/>
@@ -12470,8 +12477,8 @@
         </w:tc>
       </w:tr>
     </w:tbl>
-    <w:bookmarkEnd w:id="152"/>
-    <w:bookmarkStart w:id="153" w:name="promptable-extraction-benchmark-1"/>
+    <w:bookmarkEnd w:id="151"/>
+    <w:bookmarkStart w:id="152" w:name="promptable-extraction-benchmark-1"/>
     <w:p>
       <w:pPr>
         <w:pStyle w:val="Heading4"/>
@@ -12863,8 +12870,8 @@
         </w:tc>
       </w:tr>
     </w:tbl>
-    <w:bookmarkEnd w:id="153"/>
-    <w:bookmarkStart w:id="154" w:name="transparent-benchmark"/>
+    <w:bookmarkEnd w:id="152"/>
+    <w:bookmarkStart w:id="153" w:name="transparent-benchmark"/>
     <w:p>
       <w:pPr>
         <w:pStyle w:val="Heading4"/>
@@ -13037,9 +13044,9 @@
         </w:tc>
       </w:tr>
     </w:tbl>
+    <w:bookmarkEnd w:id="153"/>
     <w:bookmarkEnd w:id="154"/>
-    <w:bookmarkEnd w:id="155"/>
-    <w:bookmarkStart w:id="156" w:name="interpretation"/>
+    <w:bookmarkStart w:id="155" w:name="interpretation"/>
     <w:p>
       <w:pPr>
         <w:pStyle w:val="Heading3"/>
@@ -13153,23 +13160,7 @@
         <w:t xml:space="preserve"> </w:t>
       </w:r>
       <w:r>
-        <w:t xml:space="preserve">row is the most direct metadata-first hybrid comparison because it keeps the</w:t>
-      </w:r>
-      <w:r>
-        <w:t xml:space="preserve"> </w:t>
-      </w:r>
-      <w:r>
-        <w:rPr>
-          <w:b/>
-          <w:bCs/>
-        </w:rPr>
-        <w:t xml:space="preserve">best external visual order</w:t>
-      </w:r>
-      <w:r>
-        <w:t xml:space="preserve"> </w:t>
-      </w:r>
-      <w:r>
-        <w:t xml:space="preserve">while adding graph structure, amodal masks, ordering metadata, and intrinsic artifacts.</w:t>
+        <w:t xml:space="preserve">row is the most direct metadata-first hybrid comparison because it keeps the selected external visual stack while adding graph structure, amodal masks, ordering metadata, and intrinsic artifacts.</w:t>
       </w:r>
     </w:p>
     <w:p>
@@ -13181,7 +13172,7 @@
         </w:numPr>
       </w:pPr>
       <w:r>
-        <w:t xml:space="preserve">The editability suite is the anti-triviality guardrail for the selector, which is why raw Qwen’s object-removal response remains near zero despite reasonable recomposition scores.</w:t>
+        <w:t xml:space="preserve">The editability suite prevents the selector from favoring copy-like decompositions, which is why raw Qwen’s object-removal response remains near zero despite reasonable recomposition scores.</w:t>
       </w:r>
     </w:p>
     <w:p>
@@ -13229,30 +13220,30 @@
         </w:numPr>
       </w:pPr>
       <w:r>
-        <w:t xml:space="preserve">The intrinsic export path is present as a Retinex-style stretch module. The new intrinsic demo figure should be read as evidence of exported appearance factors for recolouring-style edits, not as a state-of-the-art intrinsic benchmark.</w:t>
-      </w:r>
-    </w:p>
+        <w:t xml:space="preserve">The intrinsic export path is present as a Retinex-style stretch module. The new intrinsic demo figure should be read as evidence of exported appearance factors for recolouring-style edits, not as a standalone intrinsic benchmark.</w:t>
+      </w:r>
+    </w:p>
+    <w:bookmarkEnd w:id="155"/>
     <w:bookmarkEnd w:id="156"/>
+    <w:bookmarkStart w:id="157" w:name="discussion"/>
+    <w:p>
+      <w:pPr>
+        <w:pStyle w:val="Heading1"/>
+      </w:pPr>
+      <w:r>
+        <w:t xml:space="preserve">7. Discussion</w:t>
+      </w:r>
+    </w:p>
+    <w:p>
+      <w:pPr>
+        <w:pStyle w:val="FirstParagraph"/>
+      </w:pPr>
+      <w:r>
+        <w:t xml:space="preserve">The current results do not support the claim that LayerForge-X universally exceeds generative decomposers on raw pixel fidelity. The defensible claim is narrower and more important: native, generative, and recursive decompositions are normalized into a single editable graph representation with auditable metrics and exportable structure. Qwen remains the appropriate generative RGBA baseline, while LayerForge-X is most compelling as a graph-aware, benchmarkable, editability-oriented complement to that frontier.</w:t>
+      </w:r>
+    </w:p>
     <w:bookmarkEnd w:id="157"/>
-    <w:bookmarkStart w:id="158" w:name="discussion"/>
-    <w:p>
-      <w:pPr>
-        <w:pStyle w:val="Heading1"/>
-      </w:pPr>
-      <w:r>
-        <w:t xml:space="preserve">7. Discussion</w:t>
-      </w:r>
-    </w:p>
-    <w:p>
-      <w:pPr>
-        <w:pStyle w:val="FirstParagraph"/>
-      </w:pPr>
-      <w:r>
-        <w:t xml:space="preserve">The current results do not support the claim that LayerForge-X universally exceeds generative decomposers on raw pixel fidelity. The defensible claim is narrower and more important: native, generative, and recursive decompositions are normalized into a single editable graph representation with auditable metrics and exportable structure. Qwen remains the appropriate generative RGBA baseline, while LayerForge-X is most compelling as a graph-aware, benchmarkable, editability-oriented complement to that frontier.</w:t>
-      </w:r>
-    </w:p>
-    <w:bookmarkEnd w:id="158"/>
-    <w:bookmarkStart w:id="159" w:name="limitations"/>
+    <w:bookmarkStart w:id="158" w:name="limitations"/>
     <w:p>
       <w:pPr>
         <w:pStyle w:val="Heading1"/>
@@ -13377,26 +13368,26 @@
         <w:t xml:space="preserve">transparent-layer recovery that is still approximate rather than generative.</w:t>
       </w:r>
     </w:p>
+    <w:bookmarkEnd w:id="158"/>
+    <w:bookmarkStart w:id="159" w:name="conclusion"/>
+    <w:p>
+      <w:pPr>
+        <w:pStyle w:val="Heading1"/>
+      </w:pPr>
+      <w:r>
+        <w:t xml:space="preserve">9. Conclusion</w:t>
+      </w:r>
+    </w:p>
+    <w:p>
+      <w:pPr>
+        <w:pStyle w:val="FirstParagraph"/>
+      </w:pPr>
+      <w:r>
+        <w:t xml:space="preserve">LayerForge-X is best interpreted as a self-evaluating layer-representation system rather than a simple decomposition script. It produces native graph layers, enriches frontier RGBA layers, runs recursive peeling, measures editability, benchmarks prompt extraction, approximates transparent recovery, and exports a canonical DALG manifest. That combination defines the central project contribution.</w:t>
+      </w:r>
+    </w:p>
     <w:bookmarkEnd w:id="159"/>
-    <w:bookmarkStart w:id="160" w:name="conclusion"/>
-    <w:p>
-      <w:pPr>
-        <w:pStyle w:val="Heading1"/>
-      </w:pPr>
-      <w:r>
-        <w:t xml:space="preserve">9. Conclusion</w:t>
-      </w:r>
-    </w:p>
-    <w:p>
-      <w:pPr>
-        <w:pStyle w:val="FirstParagraph"/>
-      </w:pPr>
-      <w:r>
-        <w:t xml:space="preserve">LayerForge-X is best interpreted as a self-evaluating layer-representation system rather than a simple decomposition script. It produces native graph layers, enriches frontier RGBA layers, runs recursive peeling, measures editability, benchmarks prompt extraction, approximates transparent recovery, and exports a canonical DALG manifest. That combination defines the central project contribution.</w:t>
-      </w:r>
-    </w:p>
-    <w:bookmarkEnd w:id="160"/>
-    <w:bookmarkStart w:id="161" w:name="references"/>
+    <w:bookmarkStart w:id="160" w:name="references"/>
     <w:p>
       <w:pPr>
         <w:pStyle w:val="Heading1"/>
@@ -13813,8 +13804,8 @@
         <w:t xml:space="preserve">arXiv preprint, 2025.</w:t>
       </w:r>
     </w:p>
-    <w:bookmarkEnd w:id="161"/>
-    <w:bookmarkStart w:id="173" w:name="appendix-a-artifact-map"/>
+    <w:bookmarkEnd w:id="160"/>
+    <w:bookmarkStart w:id="172" w:name="appendix-a-artifact-map"/>
     <w:p>
       <w:pPr>
         <w:pStyle w:val="Heading1"/>
@@ -13828,7 +13819,7 @@
         <w:pStyle w:val="FirstParagraph"/>
       </w:pPr>
       <w:r>
-        <w:t xml:space="preserve">Submission source-of-truth files:</w:t>
+        <w:t xml:space="preserve">Canonical reported files:</w:t>
       </w:r>
     </w:p>
     <w:p>
@@ -13839,7 +13830,7 @@
           <w:numId w:val="1019"/>
         </w:numPr>
       </w:pPr>
-      <w:hyperlink r:id="rId162">
+      <w:hyperlink r:id="rId161">
         <w:r>
           <w:rPr>
             <w:rStyle w:val="Hyperlink"/>
@@ -13856,7 +13847,7 @@
           <w:numId w:val="1019"/>
         </w:numPr>
       </w:pPr>
-      <w:hyperlink r:id="rId163">
+      <w:hyperlink r:id="rId162">
         <w:r>
           <w:rPr>
             <w:rStyle w:val="Hyperlink"/>
@@ -13873,7 +13864,7 @@
           <w:numId w:val="1019"/>
         </w:numPr>
       </w:pPr>
-      <w:hyperlink r:id="rId164">
+      <w:hyperlink r:id="rId163">
         <w:r>
           <w:rPr>
             <w:rStyle w:val="Hyperlink"/>
@@ -13890,7 +13881,7 @@
           <w:numId w:val="1019"/>
         </w:numPr>
       </w:pPr>
-      <w:hyperlink r:id="rId165">
+      <w:hyperlink r:id="rId164">
         <w:r>
           <w:rPr>
             <w:rStyle w:val="Hyperlink"/>
@@ -13907,7 +13898,7 @@
           <w:numId w:val="1019"/>
         </w:numPr>
       </w:pPr>
-      <w:hyperlink r:id="rId166">
+      <w:hyperlink r:id="rId165">
         <w:r>
           <w:rPr>
             <w:rStyle w:val="Hyperlink"/>
@@ -13924,7 +13915,7 @@
           <w:numId w:val="1019"/>
         </w:numPr>
       </w:pPr>
-      <w:hyperlink r:id="rId167">
+      <w:hyperlink r:id="rId166">
         <w:r>
           <w:rPr>
             <w:rStyle w:val="Hyperlink"/>
@@ -13941,7 +13932,7 @@
           <w:numId w:val="1019"/>
         </w:numPr>
       </w:pPr>
-      <w:hyperlink r:id="rId168">
+      <w:hyperlink r:id="rId167">
         <w:r>
           <w:rPr>
             <w:rStyle w:val="Hyperlink"/>
@@ -13958,7 +13949,7 @@
           <w:numId w:val="1019"/>
         </w:numPr>
       </w:pPr>
-      <w:hyperlink r:id="rId169">
+      <w:hyperlink r:id="rId168">
         <w:r>
           <w:rPr>
             <w:rStyle w:val="Hyperlink"/>
@@ -13975,7 +13966,7 @@
           <w:numId w:val="1019"/>
         </w:numPr>
       </w:pPr>
-      <w:hyperlink r:id="rId170">
+      <w:hyperlink r:id="rId169">
         <w:r>
           <w:rPr>
             <w:rStyle w:val="Hyperlink"/>
@@ -13992,7 +13983,7 @@
           <w:numId w:val="1019"/>
         </w:numPr>
       </w:pPr>
-      <w:hyperlink r:id="rId171">
+      <w:hyperlink r:id="rId170">
         <w:r>
           <w:rPr>
             <w:rStyle w:val="Hyperlink"/>
@@ -14009,7 +14000,7 @@
           <w:numId w:val="1019"/>
         </w:numPr>
       </w:pPr>
-      <w:hyperlink r:id="rId172">
+      <w:hyperlink r:id="rId171">
         <w:r>
           <w:rPr>
             <w:rStyle w:val="Hyperlink"/>
@@ -14018,8 +14009,8 @@
         </w:r>
       </w:hyperlink>
     </w:p>
-    <w:bookmarkEnd w:id="173"/>
-    <w:bookmarkStart w:id="188" w:name="appendix-b-extended-tables-and-ablations"/>
+    <w:bookmarkEnd w:id="172"/>
+    <w:bookmarkStart w:id="187" w:name="appendix-b-extended-tables-and-ablations"/>
     <w:p>
       <w:pPr>
         <w:pStyle w:val="Heading1"/>
@@ -14036,7 +14027,7 @@
         <w:t xml:space="preserve">This appendix collects the extended quantitative tables, measured ablations, and failure-taxonomy material that support the main report.</w:t>
       </w:r>
     </w:p>
-    <w:bookmarkStart w:id="174" w:name="b.1-completed-runs-snapshot"/>
+    <w:bookmarkStart w:id="173" w:name="b.1-completed-runs-snapshot"/>
     <w:p>
       <w:pPr>
         <w:pStyle w:val="Heading2"/>
@@ -14453,8 +14444,8 @@
         <w:t xml:space="preserve">system rather than further tuning of the deterministic baseline.</w:t>
       </w:r>
     </w:p>
-    <w:bookmarkEnd w:id="174"/>
-    <w:bookmarkStart w:id="175" w:name="b.2-frontier-candidate-bank-review"/>
+    <w:bookmarkEnd w:id="173"/>
+    <w:bookmarkStart w:id="174" w:name="b.2-frontier-candidate-bank-review"/>
     <w:p>
       <w:pPr>
         <w:pStyle w:val="Heading2"/>
@@ -14468,7 +14459,7 @@
         <w:pStyle w:val="FirstParagraph"/>
       </w:pPr>
       <w:r>
-        <w:t xml:space="preserve">The five-image frontier comparison was measured locally, and the submission archive ships the copied summary in</w:t>
+        <w:t xml:space="preserve">The five-image frontier comparison was measured locally, and the public repository ships the copied summary in</w:t>
       </w:r>
       <w:r>
         <w:t xml:space="preserve"> </w:t>
@@ -14907,7 +14898,7 @@
         <w:t xml:space="preserve"> </w:t>
       </w:r>
       <w:r>
-        <w:t xml:space="preserve">measured images once anti-triviality penalties are enabled;</w:t>
+        <w:t xml:space="preserve">measured images once editability penalties against copy-like decompositions are enabled;</w:t>
       </w:r>
     </w:p>
     <w:p>
@@ -14952,8 +14943,8 @@
         <w:t xml:space="preserve">remains the compact generative baseline, but it is no longer the strongest editable representation once structure and editability are scored explicitly.</w:t>
       </w:r>
     </w:p>
-    <w:bookmarkEnd w:id="175"/>
-    <w:bookmarkStart w:id="176" w:name="b.3-editability-suite"/>
+    <w:bookmarkEnd w:id="174"/>
+    <w:bookmarkStart w:id="175" w:name="b.3-editability-suite"/>
     <w:p>
       <w:pPr>
         <w:pStyle w:val="Heading2"/>
@@ -15623,7 +15614,7 @@
         </w:numPr>
       </w:pPr>
       <w:r>
-        <w:t xml:space="preserve">the editability suite acts as the anti-triviality guardrail for the frontier selector;</w:t>
+        <w:t xml:space="preserve">the editability suite prevents the frontier selector from favoring copy-like decompositions;</w:t>
       </w:r>
     </w:p>
     <w:p>
@@ -15671,8 +15662,8 @@
         <w:t xml:space="preserve">the hybrid rows currently post the strongest edit-success scores because imported generative stacks combined with explicit LayerForge graph metadata remain easy to move, recolor, and remove cleanly.</w:t>
       </w:r>
     </w:p>
-    <w:bookmarkEnd w:id="176"/>
-    <w:bookmarkStart w:id="177" w:name="b.4-promptable-extraction-benchmark"/>
+    <w:bookmarkEnd w:id="175"/>
+    <w:bookmarkStart w:id="176" w:name="b.4-promptable-extraction-benchmark"/>
     <w:p>
       <w:pPr>
         <w:pStyle w:val="Heading2"/>
@@ -16117,8 +16108,8 @@
         <w:t xml:space="preserve">the present bottleneck is semantic routing rather than matte stability.</w:t>
       </w:r>
     </w:p>
-    <w:bookmarkEnd w:id="177"/>
-    <w:bookmarkStart w:id="178" w:name="b.5-transparent-benchmark"/>
+    <w:bookmarkEnd w:id="176"/>
+    <w:bookmarkStart w:id="177" w:name="b.5-transparent-benchmark"/>
     <w:p>
       <w:pPr>
         <w:pStyle w:val="Heading2"/>
@@ -16328,7 +16319,7 @@
         </w:numPr>
       </w:pPr>
       <w:r>
-        <w:t xml:space="preserve">the current path should be described as approximate transparent-layer recovery rather than state-of-the-art generative transparent decomposition;</w:t>
+        <w:t xml:space="preserve">the current path is best interpreted as approximate transparent-layer recovery rather than as a generative transparent-decomposition result;</w:t>
       </w:r>
     </w:p>
     <w:p>
@@ -16343,8 +16334,8 @@
         <w:t xml:space="preserve">the prototype is strongest on flare-like overlays and weakest on the semi-transparent panel variant.</w:t>
       </w:r>
     </w:p>
-    <w:bookmarkEnd w:id="178"/>
-    <w:bookmarkStart w:id="181" w:name="b.6-main-ablation-matrix"/>
+    <w:bookmarkEnd w:id="177"/>
+    <w:bookmarkStart w:id="180" w:name="b.6-main-ablation-matrix"/>
     <w:p>
       <w:pPr>
         <w:pStyle w:val="Heading2"/>
@@ -16353,7 +16344,7 @@
         <w:t xml:space="preserve">B.6 Main ablation matrix</w:t>
       </w:r>
     </w:p>
-    <w:bookmarkStart w:id="179" w:name="b.6.1-core-ladder"/>
+    <w:bookmarkStart w:id="178" w:name="b.6.1-core-ladder"/>
     <w:p>
       <w:pPr>
         <w:pStyle w:val="Heading3"/>
@@ -16857,8 +16848,8 @@
         </w:tc>
       </w:tr>
     </w:tbl>
-    <w:bookmarkEnd w:id="179"/>
-    <w:bookmarkStart w:id="180" w:name="b.6.2-full-system-extensions"/>
+    <w:bookmarkEnd w:id="178"/>
+    <w:bookmarkStart w:id="179" w:name="b.6.2-full-system-extensions"/>
     <w:p>
       <w:pPr>
         <w:pStyle w:val="Heading3"/>
@@ -17158,9 +17149,9 @@
         </w:tc>
       </w:tr>
     </w:tbl>
+    <w:bookmarkEnd w:id="179"/>
     <w:bookmarkEnd w:id="180"/>
-    <w:bookmarkEnd w:id="181"/>
-    <w:bookmarkStart w:id="184" w:name="b.7-literature-comparison"/>
+    <w:bookmarkStart w:id="183" w:name="b.7-literature-comparison"/>
     <w:p>
       <w:pPr>
         <w:pStyle w:val="Heading2"/>
@@ -17169,7 +17160,7 @@
         <w:t xml:space="preserve">B.7 Literature comparison</w:t>
       </w:r>
     </w:p>
-    <w:bookmarkStart w:id="182" w:name="b.7.1-representation-oriented-baselines"/>
+    <w:bookmarkStart w:id="181" w:name="b.7.1-representation-oriented-baselines"/>
     <w:p>
       <w:pPr>
         <w:pStyle w:val="Heading3"/>
@@ -17556,8 +17547,8 @@
         </w:tc>
       </w:tr>
     </w:tbl>
-    <w:bookmarkEnd w:id="182"/>
-    <w:bookmarkStart w:id="183" w:name="b.7.2-layered-editing-baselines"/>
+    <w:bookmarkEnd w:id="181"/>
+    <w:bookmarkStart w:id="182" w:name="b.7.2-layered-editing-baselines"/>
     <w:p>
       <w:pPr>
         <w:pStyle w:val="Heading3"/>
@@ -17945,9 +17936,9 @@
         </w:tc>
       </w:tr>
     </w:tbl>
+    <w:bookmarkEnd w:id="182"/>
     <w:bookmarkEnd w:id="183"/>
-    <w:bookmarkEnd w:id="184"/>
-    <w:bookmarkStart w:id="185" w:name="b.8-dataset-coverage"/>
+    <w:bookmarkStart w:id="184" w:name="b.8-dataset-coverage"/>
     <w:p>
       <w:pPr>
         <w:pStyle w:val="Heading2"/>
@@ -18387,8 +18378,8 @@
         </w:tc>
       </w:tr>
     </w:tbl>
-    <w:bookmarkEnd w:id="185"/>
-    <w:bookmarkStart w:id="186" w:name="b.9-failure-taxonomy"/>
+    <w:bookmarkEnd w:id="184"/>
+    <w:bookmarkStart w:id="185" w:name="b.9-failure-taxonomy"/>
     <w:p>
       <w:pPr>
         <w:pStyle w:val="Heading2"/>
@@ -18874,8 +18865,8 @@
         </w:tc>
       </w:tr>
     </w:tbl>
-    <w:bookmarkEnd w:id="186"/>
-    <w:bookmarkStart w:id="187" w:name="b.10-intrinsic-export-snapshot"/>
+    <w:bookmarkEnd w:id="185"/>
+    <w:bookmarkStart w:id="186" w:name="b.10-intrinsic-export-snapshot"/>
     <w:p>
       <w:pPr>
         <w:pStyle w:val="Heading2"/>
@@ -19113,9 +19104,9 @@
         <w:t xml:space="preserve">.</w:t>
       </w:r>
     </w:p>
+    <w:bookmarkEnd w:id="186"/>
     <w:bookmarkEnd w:id="187"/>
-    <w:bookmarkEnd w:id="188"/>
-    <w:bookmarkStart w:id="189" w:name="appendix-c-command-log"/>
+    <w:bookmarkStart w:id="188" w:name="appendix-c-command-log"/>
     <w:p>
       <w:pPr>
         <w:pStyle w:val="Heading1"/>
@@ -19134,7 +19125,7 @@
       <w:r>
         <w:t xml:space="preserve"> </w:t>
       </w:r>
-      <w:hyperlink r:id="rId166">
+      <w:hyperlink r:id="rId165">
         <w:r>
           <w:rPr>
             <w:rStyle w:val="Hyperlink"/>
@@ -19249,11 +19240,11 @@
         <w:pStyle w:val="FirstParagraph"/>
       </w:pPr>
       <w:r>
-        <w:t xml:space="preserve">Those commands connect the final report outputs to the compact JSON summaries and generated figures that are shipped in the evidence pack.</w:t>
-      </w:r>
-    </w:p>
-    <w:bookmarkEnd w:id="189"/>
-    <w:bookmarkStart w:id="190" w:name="appendix-d-extra-literature-notes"/>
+        <w:t xml:space="preserve">Those commands connect the final report outputs to the compact JSON summaries and generated figures that are stored in the report-artifact set.</w:t>
+      </w:r>
+    </w:p>
+    <w:bookmarkEnd w:id="188"/>
+    <w:bookmarkStart w:id="189" w:name="appendix-d-extra-literature-notes"/>
     <w:p>
       <w:pPr>
         <w:pStyle w:val="Heading1"/>
@@ -19365,7 +19356,7 @@
         <w:t xml:space="preserve">, but the report body and the references section are the intended citation surface for submission.</w:t>
       </w:r>
     </w:p>
-    <w:bookmarkEnd w:id="190"/>
+    <w:bookmarkEnd w:id="189"/>
     <w:sectPr/>
   </w:body>
 </w:document>

--- a/docs/final_report_pack/LayerForge_X_Final_Report_2026_04_22.docx
+++ b/docs/final_report_pack/LayerForge_X_Final_Report_2026_04_22.docx
@@ -14010,7 +14010,7 @@
       </w:hyperlink>
     </w:p>
     <w:bookmarkEnd w:id="172"/>
-    <w:bookmarkStart w:id="187" w:name="appendix-b-extended-tables-and-ablations"/>
+    <w:bookmarkStart w:id="188" w:name="appendix-b-extended-tables-and-ablations"/>
     <w:p>
       <w:pPr>
         <w:pStyle w:val="Heading1"/>
@@ -15663,7 +15663,646 @@
       </w:r>
     </w:p>
     <w:bookmarkEnd w:id="175"/>
-    <w:bookmarkStart w:id="176" w:name="b.4-promptable-extraction-benchmark"/>
+    <w:bookmarkStart w:id="176" w:name="b.3a-qwen-layer-count-sweep"/>
+    <w:p>
+      <w:pPr>
+        <w:pStyle w:val="Heading2"/>
+      </w:pPr>
+      <w:r>
+        <w:t xml:space="preserve">B.3a Qwen layer-count sweep</w:t>
+      </w:r>
+    </w:p>
+    <w:p>
+      <w:pPr>
+        <w:pStyle w:val="FirstParagraph"/>
+      </w:pPr>
+      <w:r>
+        <w:t xml:space="preserve">The repository also includes a measured five-image</w:t>
+      </w:r>
+      <w:r>
+        <w:t xml:space="preserve"> </w:t>
+      </w:r>
+      <w:r>
+        <w:rPr>
+          <w:rStyle w:val="VerbatimChar"/>
+        </w:rPr>
+        <w:t xml:space="preserve">3/4/6/8</w:t>
+      </w:r>
+      <w:r>
+        <w:t xml:space="preserve"> </w:t>
+      </w:r>
+      <w:r>
+        <w:t xml:space="preserve">sweep for the Qwen family. This experiment keeps the same five images while varying the requested Qwen layer count.</w:t>
+      </w:r>
+    </w:p>
+    <w:tbl>
+      <w:tblPr>
+        <w:tblStyle w:val="Table"/>
+        <w:tblW w:type="auto" w:w="0"/>
+        <w:tblLook w:firstRow="1" w:lastRow="0" w:firstColumn="0" w:lastColumn="0" w:noHBand="0" w:noVBand="0" w:val="0020"/>
+      </w:tblPr>
+      <w:tblGrid>
+        <w:gridCol w:w="2640"/>
+        <w:gridCol w:w="2640"/>
+        <w:gridCol w:w="2640"/>
+      </w:tblGrid>
+      <w:tr>
+        <w:trPr>
+          <w:tblHeader w:val="on"/>
+        </w:trPr>
+        <w:tc>
+          <w:tcPr/>
+          <w:p>
+            <w:pPr>
+              <w:pStyle w:val="Compact"/>
+            </w:pPr>
+            <w:r>
+              <w:t xml:space="preserve">Row</w:t>
+            </w:r>
+          </w:p>
+        </w:tc>
+        <w:tc>
+          <w:tcPr/>
+          <w:p>
+            <w:pPr>
+              <w:pStyle w:val="Compact"/>
+              <w:jc w:val="right"/>
+            </w:pPr>
+            <w:r>
+              <w:t xml:space="preserve">PSNR</w:t>
+            </w:r>
+          </w:p>
+        </w:tc>
+        <w:tc>
+          <w:tcPr/>
+          <w:p>
+            <w:pPr>
+              <w:pStyle w:val="Compact"/>
+              <w:jc w:val="right"/>
+            </w:pPr>
+            <w:r>
+              <w:t xml:space="preserve">SSIM</w:t>
+            </w:r>
+          </w:p>
+        </w:tc>
+      </w:tr>
+      <w:tr>
+        <w:tc>
+          <w:tcPr/>
+          <w:p>
+            <w:pPr>
+              <w:pStyle w:val="Compact"/>
+            </w:pPr>
+            <w:r>
+              <w:t xml:space="preserve">Q raw3</w:t>
+            </w:r>
+          </w:p>
+        </w:tc>
+        <w:tc>
+          <w:tcPr/>
+          <w:p>
+            <w:pPr>
+              <w:pStyle w:val="Compact"/>
+              <w:jc w:val="right"/>
+            </w:pPr>
+            <w:r>
+              <w:t xml:space="preserve">29.7574</w:t>
+            </w:r>
+          </w:p>
+        </w:tc>
+        <w:tc>
+          <w:tcPr/>
+          <w:p>
+            <w:pPr>
+              <w:pStyle w:val="Compact"/>
+              <w:jc w:val="right"/>
+            </w:pPr>
+            <w:r>
+              <w:t xml:space="preserve">0.8874</w:t>
+            </w:r>
+          </w:p>
+        </w:tc>
+      </w:tr>
+      <w:tr>
+        <w:tc>
+          <w:tcPr/>
+          <w:p>
+            <w:pPr>
+              <w:pStyle w:val="Compact"/>
+            </w:pPr>
+            <w:r>
+              <w:t xml:space="preserve">Q raw4</w:t>
+            </w:r>
+          </w:p>
+        </w:tc>
+        <w:tc>
+          <w:tcPr/>
+          <w:p>
+            <w:pPr>
+              <w:pStyle w:val="Compact"/>
+              <w:jc w:val="right"/>
+            </w:pPr>
+            <w:r>
+              <w:t xml:space="preserve">29.0757</w:t>
+            </w:r>
+          </w:p>
+        </w:tc>
+        <w:tc>
+          <w:tcPr/>
+          <w:p>
+            <w:pPr>
+              <w:pStyle w:val="Compact"/>
+              <w:jc w:val="right"/>
+            </w:pPr>
+            <w:r>
+              <w:t xml:space="preserve">0.8850</w:t>
+            </w:r>
+          </w:p>
+        </w:tc>
+      </w:tr>
+      <w:tr>
+        <w:tc>
+          <w:tcPr/>
+          <w:p>
+            <w:pPr>
+              <w:pStyle w:val="Compact"/>
+            </w:pPr>
+            <w:r>
+              <w:t xml:space="preserve">Q raw6</w:t>
+            </w:r>
+          </w:p>
+        </w:tc>
+        <w:tc>
+          <w:tcPr/>
+          <w:p>
+            <w:pPr>
+              <w:pStyle w:val="Compact"/>
+              <w:jc w:val="right"/>
+            </w:pPr>
+            <w:r>
+              <w:t xml:space="preserve">29.1079</w:t>
+            </w:r>
+          </w:p>
+        </w:tc>
+        <w:tc>
+          <w:tcPr/>
+          <w:p>
+            <w:pPr>
+              <w:pStyle w:val="Compact"/>
+              <w:jc w:val="right"/>
+            </w:pPr>
+            <w:r>
+              <w:t xml:space="preserve">0.8800</w:t>
+            </w:r>
+          </w:p>
+        </w:tc>
+      </w:tr>
+      <w:tr>
+        <w:tc>
+          <w:tcPr/>
+          <w:p>
+            <w:pPr>
+              <w:pStyle w:val="Compact"/>
+            </w:pPr>
+            <w:r>
+              <w:t xml:space="preserve">Q raw8</w:t>
+            </w:r>
+          </w:p>
+        </w:tc>
+        <w:tc>
+          <w:tcPr/>
+          <w:p>
+            <w:pPr>
+              <w:pStyle w:val="Compact"/>
+              <w:jc w:val="right"/>
+            </w:pPr>
+            <w:r>
+              <w:t xml:space="preserve">27.1419</w:t>
+            </w:r>
+          </w:p>
+        </w:tc>
+        <w:tc>
+          <w:tcPr/>
+          <w:p>
+            <w:pPr>
+              <w:pStyle w:val="Compact"/>
+              <w:jc w:val="right"/>
+            </w:pPr>
+            <w:r>
+              <w:t xml:space="preserve">0.8663</w:t>
+            </w:r>
+          </w:p>
+        </w:tc>
+      </w:tr>
+      <w:tr>
+        <w:tc>
+          <w:tcPr/>
+          <w:p>
+            <w:pPr>
+              <w:pStyle w:val="Compact"/>
+            </w:pPr>
+            <w:r>
+              <w:t xml:space="preserve">Q+G-P3</w:t>
+            </w:r>
+          </w:p>
+        </w:tc>
+        <w:tc>
+          <w:tcPr/>
+          <w:p>
+            <w:pPr>
+              <w:pStyle w:val="Compact"/>
+              <w:jc w:val="right"/>
+            </w:pPr>
+            <w:r>
+              <w:t xml:space="preserve">29.2311</w:t>
+            </w:r>
+          </w:p>
+        </w:tc>
+        <w:tc>
+          <w:tcPr/>
+          <w:p>
+            <w:pPr>
+              <w:pStyle w:val="Compact"/>
+              <w:jc w:val="right"/>
+            </w:pPr>
+            <w:r>
+              <w:t xml:space="preserve">0.8663</w:t>
+            </w:r>
+          </w:p>
+        </w:tc>
+      </w:tr>
+      <w:tr>
+        <w:tc>
+          <w:tcPr/>
+          <w:p>
+            <w:pPr>
+              <w:pStyle w:val="Compact"/>
+            </w:pPr>
+            <w:r>
+              <w:t xml:space="preserve">Q+G-P4</w:t>
+            </w:r>
+          </w:p>
+        </w:tc>
+        <w:tc>
+          <w:tcPr/>
+          <w:p>
+            <w:pPr>
+              <w:pStyle w:val="Compact"/>
+              <w:jc w:val="right"/>
+            </w:pPr>
+            <w:r>
+              <w:t xml:space="preserve">28.5539</w:t>
+            </w:r>
+          </w:p>
+        </w:tc>
+        <w:tc>
+          <w:tcPr/>
+          <w:p>
+            <w:pPr>
+              <w:pStyle w:val="Compact"/>
+              <w:jc w:val="right"/>
+            </w:pPr>
+            <w:r>
+              <w:t xml:space="preserve">0.8638</w:t>
+            </w:r>
+          </w:p>
+        </w:tc>
+      </w:tr>
+      <w:tr>
+        <w:tc>
+          <w:tcPr/>
+          <w:p>
+            <w:pPr>
+              <w:pStyle w:val="Compact"/>
+            </w:pPr>
+            <w:r>
+              <w:t xml:space="preserve">Q+G-P6</w:t>
+            </w:r>
+          </w:p>
+        </w:tc>
+        <w:tc>
+          <w:tcPr/>
+          <w:p>
+            <w:pPr>
+              <w:pStyle w:val="Compact"/>
+              <w:jc w:val="right"/>
+            </w:pPr>
+            <w:r>
+              <w:t xml:space="preserve">28.6464</w:t>
+            </w:r>
+          </w:p>
+        </w:tc>
+        <w:tc>
+          <w:tcPr/>
+          <w:p>
+            <w:pPr>
+              <w:pStyle w:val="Compact"/>
+              <w:jc w:val="right"/>
+            </w:pPr>
+            <w:r>
+              <w:t xml:space="preserve">0.8588</w:t>
+            </w:r>
+          </w:p>
+        </w:tc>
+      </w:tr>
+      <w:tr>
+        <w:tc>
+          <w:tcPr/>
+          <w:p>
+            <w:pPr>
+              <w:pStyle w:val="Compact"/>
+            </w:pPr>
+            <w:r>
+              <w:t xml:space="preserve">Q+G-P8</w:t>
+            </w:r>
+          </w:p>
+        </w:tc>
+        <w:tc>
+          <w:tcPr/>
+          <w:p>
+            <w:pPr>
+              <w:pStyle w:val="Compact"/>
+              <w:jc w:val="right"/>
+            </w:pPr>
+            <w:r>
+              <w:t xml:space="preserve">26.7452</w:t>
+            </w:r>
+          </w:p>
+        </w:tc>
+        <w:tc>
+          <w:tcPr/>
+          <w:p>
+            <w:pPr>
+              <w:pStyle w:val="Compact"/>
+              <w:jc w:val="right"/>
+            </w:pPr>
+            <w:r>
+              <w:t xml:space="preserve">0.8444</w:t>
+            </w:r>
+          </w:p>
+        </w:tc>
+      </w:tr>
+      <w:tr>
+        <w:tc>
+          <w:tcPr/>
+          <w:p>
+            <w:pPr>
+              <w:pStyle w:val="Compact"/>
+            </w:pPr>
+            <w:r>
+              <w:t xml:space="preserve">Q+G-R3</w:t>
+            </w:r>
+          </w:p>
+        </w:tc>
+        <w:tc>
+          <w:tcPr/>
+          <w:p>
+            <w:pPr>
+              <w:pStyle w:val="Compact"/>
+              <w:jc w:val="right"/>
+            </w:pPr>
+            <w:r>
+              <w:t xml:space="preserve">29.2263</w:t>
+            </w:r>
+          </w:p>
+        </w:tc>
+        <w:tc>
+          <w:tcPr/>
+          <w:p>
+            <w:pPr>
+              <w:pStyle w:val="Compact"/>
+              <w:jc w:val="right"/>
+            </w:pPr>
+            <w:r>
+              <w:t xml:space="preserve">0.8663</w:t>
+            </w:r>
+          </w:p>
+        </w:tc>
+      </w:tr>
+      <w:tr>
+        <w:tc>
+          <w:tcPr/>
+          <w:p>
+            <w:pPr>
+              <w:pStyle w:val="Compact"/>
+            </w:pPr>
+            <w:r>
+              <w:t xml:space="preserve">Q+G-R4</w:t>
+            </w:r>
+          </w:p>
+        </w:tc>
+        <w:tc>
+          <w:tcPr/>
+          <w:p>
+            <w:pPr>
+              <w:pStyle w:val="Compact"/>
+              <w:jc w:val="right"/>
+            </w:pPr>
+            <w:r>
+              <w:t xml:space="preserve">28.5397</w:t>
+            </w:r>
+          </w:p>
+        </w:tc>
+        <w:tc>
+          <w:tcPr/>
+          <w:p>
+            <w:pPr>
+              <w:pStyle w:val="Compact"/>
+              <w:jc w:val="right"/>
+            </w:pPr>
+            <w:r>
+              <w:t xml:space="preserve">0.8637</w:t>
+            </w:r>
+          </w:p>
+        </w:tc>
+      </w:tr>
+      <w:tr>
+        <w:tc>
+          <w:tcPr/>
+          <w:p>
+            <w:pPr>
+              <w:pStyle w:val="Compact"/>
+            </w:pPr>
+            <w:r>
+              <w:t xml:space="preserve">Q+G-R6</w:t>
+            </w:r>
+          </w:p>
+        </w:tc>
+        <w:tc>
+          <w:tcPr/>
+          <w:p>
+            <w:pPr>
+              <w:pStyle w:val="Compact"/>
+              <w:jc w:val="right"/>
+            </w:pPr>
+            <w:r>
+              <w:t xml:space="preserve">21.4064</w:t>
+            </w:r>
+          </w:p>
+        </w:tc>
+        <w:tc>
+          <w:tcPr/>
+          <w:p>
+            <w:pPr>
+              <w:pStyle w:val="Compact"/>
+              <w:jc w:val="right"/>
+            </w:pPr>
+            <w:r>
+              <w:t xml:space="preserve">0.8133</w:t>
+            </w:r>
+          </w:p>
+        </w:tc>
+      </w:tr>
+      <w:tr>
+        <w:tc>
+          <w:tcPr/>
+          <w:p>
+            <w:pPr>
+              <w:pStyle w:val="Compact"/>
+            </w:pPr>
+            <w:r>
+              <w:t xml:space="preserve">Q+G-R8</w:t>
+            </w:r>
+          </w:p>
+        </w:tc>
+        <w:tc>
+          <w:tcPr/>
+          <w:p>
+            <w:pPr>
+              <w:pStyle w:val="Compact"/>
+              <w:jc w:val="right"/>
+            </w:pPr>
+            <w:r>
+              <w:t xml:space="preserve">18.4597</w:t>
+            </w:r>
+          </w:p>
+        </w:tc>
+        <w:tc>
+          <w:tcPr/>
+          <w:p>
+            <w:pPr>
+              <w:pStyle w:val="Compact"/>
+              <w:jc w:val="right"/>
+            </w:pPr>
+            <w:r>
+              <w:t xml:space="preserve">0.7827</w:t>
+            </w:r>
+          </w:p>
+        </w:tc>
+      </w:tr>
+    </w:tbl>
+    <w:p>
+      <w:pPr>
+        <w:pStyle w:val="BodyText"/>
+      </w:pPr>
+      <w:r>
+        <w:t xml:space="preserve">Interpretation:</w:t>
+      </w:r>
+    </w:p>
+    <w:p>
+      <w:pPr>
+        <w:pStyle w:val="Compact"/>
+        <w:numPr>
+          <w:ilvl w:val="0"/>
+          <w:numId w:val="1023"/>
+        </w:numPr>
+      </w:pPr>
+      <w:r>
+        <w:rPr>
+          <w:rStyle w:val="VerbatimChar"/>
+        </w:rPr>
+        <w:t xml:space="preserve">Qwen raw (3)</w:t>
+      </w:r>
+      <w:r>
+        <w:t xml:space="preserve"> </w:t>
+      </w:r>
+      <w:r>
+        <w:t xml:space="preserve">is the strongest compact pure-fidelity setting on the measured five-image bank, with</w:t>
+      </w:r>
+      <w:r>
+        <w:t xml:space="preserve"> </w:t>
+      </w:r>
+      <w:r>
+        <w:rPr>
+          <w:rStyle w:val="VerbatimChar"/>
+        </w:rPr>
+        <w:t xml:space="preserve">Qwen raw (6)</w:t>
+      </w:r>
+      <w:r>
+        <w:t xml:space="preserve"> </w:t>
+      </w:r>
+      <w:r>
+        <w:t xml:space="preserve">close behind;</w:t>
+      </w:r>
+    </w:p>
+    <w:p>
+      <w:pPr>
+        <w:pStyle w:val="Compact"/>
+        <w:numPr>
+          <w:ilvl w:val="0"/>
+          <w:numId w:val="1023"/>
+        </w:numPr>
+      </w:pPr>
+      <w:r>
+        <w:t xml:space="preserve">preserve-style hybrid enrichment remains relatively stable through</w:t>
+      </w:r>
+      <w:r>
+        <w:t xml:space="preserve"> </w:t>
+      </w:r>
+      <w:r>
+        <w:rPr>
+          <w:rStyle w:val="VerbatimChar"/>
+        </w:rPr>
+        <w:t xml:space="preserve">3/4/6</w:t>
+      </w:r>
+      <w:r>
+        <w:t xml:space="preserve"> </w:t>
+      </w:r>
+      <w:r>
+        <w:t xml:space="preserve">layers, although it still trails raw Qwen on recomposition fidelity;</w:t>
+      </w:r>
+    </w:p>
+    <w:p>
+      <w:pPr>
+        <w:pStyle w:val="Compact"/>
+        <w:numPr>
+          <w:ilvl w:val="0"/>
+          <w:numId w:val="1023"/>
+        </w:numPr>
+      </w:pPr>
+      <w:r>
+        <w:t xml:space="preserve">graph reorder is acceptable at</w:t>
+      </w:r>
+      <w:r>
+        <w:t xml:space="preserve"> </w:t>
+      </w:r>
+      <w:r>
+        <w:rPr>
+          <w:rStyle w:val="VerbatimChar"/>
+        </w:rPr>
+        <w:t xml:space="preserve">3/4</w:t>
+      </w:r>
+      <w:r>
+        <w:t xml:space="preserve"> </w:t>
+      </w:r>
+      <w:r>
+        <w:t xml:space="preserve">layers but degrades sharply at</w:t>
+      </w:r>
+      <w:r>
+        <w:t xml:space="preserve"> </w:t>
+      </w:r>
+      <w:r>
+        <w:rPr>
+          <w:rStyle w:val="VerbatimChar"/>
+        </w:rPr>
+        <w:t xml:space="preserve">6/8</w:t>
+      </w:r>
+      <w:r>
+        <w:t xml:space="preserve">, so the current evidence supports preserve-style hybrid enrichment as the safer exported default.</w:t>
+      </w:r>
+    </w:p>
+    <w:bookmarkEnd w:id="176"/>
+    <w:bookmarkStart w:id="177" w:name="b.4-promptable-extraction-benchmark"/>
     <w:p>
       <w:pPr>
         <w:pStyle w:val="Heading2"/>
@@ -16077,7 +16716,7 @@
         <w:pStyle w:val="Compact"/>
         <w:numPr>
           <w:ilvl w:val="0"/>
-          <w:numId w:val="1023"/>
+          <w:numId w:val="1024"/>
         </w:numPr>
       </w:pPr>
       <w:r>
@@ -16089,7 +16728,7 @@
         <w:pStyle w:val="Compact"/>
         <w:numPr>
           <w:ilvl w:val="0"/>
-          <w:numId w:val="1023"/>
+          <w:numId w:val="1024"/>
         </w:numPr>
       </w:pPr>
       <w:r>
@@ -16101,15 +16740,15 @@
         <w:pStyle w:val="Compact"/>
         <w:numPr>
           <w:ilvl w:val="0"/>
-          <w:numId w:val="1023"/>
+          <w:numId w:val="1024"/>
         </w:numPr>
       </w:pPr>
       <w:r>
         <w:t xml:space="preserve">the present bottleneck is semantic routing rather than matte stability.</w:t>
       </w:r>
     </w:p>
-    <w:bookmarkEnd w:id="176"/>
-    <w:bookmarkStart w:id="177" w:name="b.5-transparent-benchmark"/>
+    <w:bookmarkEnd w:id="177"/>
+    <w:bookmarkStart w:id="178" w:name="b.5-transparent-benchmark"/>
     <w:p>
       <w:pPr>
         <w:pStyle w:val="Heading2"/>
@@ -16303,7 +16942,7 @@
         <w:pStyle w:val="Compact"/>
         <w:numPr>
           <w:ilvl w:val="0"/>
-          <w:numId w:val="1024"/>
+          <w:numId w:val="1025"/>
         </w:numPr>
       </w:pPr>
       <w:r>
@@ -16315,7 +16954,7 @@
         <w:pStyle w:val="Compact"/>
         <w:numPr>
           <w:ilvl w:val="0"/>
-          <w:numId w:val="1024"/>
+          <w:numId w:val="1025"/>
         </w:numPr>
       </w:pPr>
       <w:r>
@@ -16327,15 +16966,15 @@
         <w:pStyle w:val="Compact"/>
         <w:numPr>
           <w:ilvl w:val="0"/>
-          <w:numId w:val="1024"/>
+          <w:numId w:val="1025"/>
         </w:numPr>
       </w:pPr>
       <w:r>
         <w:t xml:space="preserve">the prototype is strongest on flare-like overlays and weakest on the semi-transparent panel variant.</w:t>
       </w:r>
     </w:p>
-    <w:bookmarkEnd w:id="177"/>
-    <w:bookmarkStart w:id="180" w:name="b.6-main-ablation-matrix"/>
+    <w:bookmarkEnd w:id="178"/>
+    <w:bookmarkStart w:id="181" w:name="b.6-main-ablation-matrix"/>
     <w:p>
       <w:pPr>
         <w:pStyle w:val="Heading2"/>
@@ -16344,7 +16983,7 @@
         <w:t xml:space="preserve">B.6 Main ablation matrix</w:t>
       </w:r>
     </w:p>
-    <w:bookmarkStart w:id="178" w:name="b.6.1-core-ladder"/>
+    <w:bookmarkStart w:id="179" w:name="b.6.1-core-ladder"/>
     <w:p>
       <w:pPr>
         <w:pStyle w:val="Heading3"/>
@@ -16848,8 +17487,8 @@
         </w:tc>
       </w:tr>
     </w:tbl>
-    <w:bookmarkEnd w:id="178"/>
-    <w:bookmarkStart w:id="179" w:name="b.6.2-full-system-extensions"/>
+    <w:bookmarkEnd w:id="179"/>
+    <w:bookmarkStart w:id="180" w:name="b.6.2-full-system-extensions"/>
     <w:p>
       <w:pPr>
         <w:pStyle w:val="Heading3"/>
@@ -17149,9 +17788,9 @@
         </w:tc>
       </w:tr>
     </w:tbl>
-    <w:bookmarkEnd w:id="179"/>
     <w:bookmarkEnd w:id="180"/>
-    <w:bookmarkStart w:id="183" w:name="b.7-literature-comparison"/>
+    <w:bookmarkEnd w:id="181"/>
+    <w:bookmarkStart w:id="184" w:name="b.7-literature-comparison"/>
     <w:p>
       <w:pPr>
         <w:pStyle w:val="Heading2"/>
@@ -17160,7 +17799,7 @@
         <w:t xml:space="preserve">B.7 Literature comparison</w:t>
       </w:r>
     </w:p>
-    <w:bookmarkStart w:id="181" w:name="b.7.1-representation-oriented-baselines"/>
+    <w:bookmarkStart w:id="182" w:name="b.7.1-representation-oriented-baselines"/>
     <w:p>
       <w:pPr>
         <w:pStyle w:val="Heading3"/>
@@ -17547,8 +18186,8 @@
         </w:tc>
       </w:tr>
     </w:tbl>
-    <w:bookmarkEnd w:id="181"/>
-    <w:bookmarkStart w:id="182" w:name="b.7.2-layered-editing-baselines"/>
+    <w:bookmarkEnd w:id="182"/>
+    <w:bookmarkStart w:id="183" w:name="b.7.2-layered-editing-baselines"/>
     <w:p>
       <w:pPr>
         <w:pStyle w:val="Heading3"/>
@@ -17936,9 +18575,9 @@
         </w:tc>
       </w:tr>
     </w:tbl>
-    <w:bookmarkEnd w:id="182"/>
     <w:bookmarkEnd w:id="183"/>
-    <w:bookmarkStart w:id="184" w:name="b.8-dataset-coverage"/>
+    <w:bookmarkEnd w:id="184"/>
+    <w:bookmarkStart w:id="185" w:name="b.8-dataset-coverage"/>
     <w:p>
       <w:pPr>
         <w:pStyle w:val="Heading2"/>
@@ -18378,8 +19017,8 @@
         </w:tc>
       </w:tr>
     </w:tbl>
-    <w:bookmarkEnd w:id="184"/>
-    <w:bookmarkStart w:id="185" w:name="b.9-failure-taxonomy"/>
+    <w:bookmarkEnd w:id="185"/>
+    <w:bookmarkStart w:id="186" w:name="b.9-failure-taxonomy"/>
     <w:p>
       <w:pPr>
         <w:pStyle w:val="Heading2"/>
@@ -18865,8 +19504,8 @@
         </w:tc>
       </w:tr>
     </w:tbl>
-    <w:bookmarkEnd w:id="185"/>
-    <w:bookmarkStart w:id="186" w:name="b.10-intrinsic-export-snapshot"/>
+    <w:bookmarkEnd w:id="186"/>
+    <w:bookmarkStart w:id="187" w:name="b.10-intrinsic-export-snapshot"/>
     <w:p>
       <w:pPr>
         <w:pStyle w:val="Heading2"/>
@@ -19061,7 +19700,7 @@
         <w:pStyle w:val="Compact"/>
         <w:numPr>
           <w:ilvl w:val="0"/>
-          <w:numId w:val="1025"/>
+          <w:numId w:val="1026"/>
         </w:numPr>
       </w:pPr>
       <w:r>
@@ -19073,7 +19712,7 @@
         <w:pStyle w:val="Compact"/>
         <w:numPr>
           <w:ilvl w:val="0"/>
-          <w:numId w:val="1025"/>
+          <w:numId w:val="1026"/>
         </w:numPr>
       </w:pPr>
       <w:r>
@@ -19085,7 +19724,7 @@
         <w:pStyle w:val="Compact"/>
         <w:numPr>
           <w:ilvl w:val="0"/>
-          <w:numId w:val="1025"/>
+          <w:numId w:val="1026"/>
         </w:numPr>
       </w:pPr>
       <w:r>
@@ -19104,9 +19743,9 @@
         <w:t xml:space="preserve">.</w:t>
       </w:r>
     </w:p>
-    <w:bookmarkEnd w:id="186"/>
     <w:bookmarkEnd w:id="187"/>
-    <w:bookmarkStart w:id="188" w:name="appendix-c-command-log"/>
+    <w:bookmarkEnd w:id="188"/>
+    <w:bookmarkStart w:id="189" w:name="appendix-c-command-log"/>
     <w:p>
       <w:pPr>
         <w:pStyle w:val="Heading1"/>
@@ -19243,8 +19882,8 @@
         <w:t xml:space="preserve">Those commands connect the final report outputs to the compact JSON summaries and generated figures that are stored in the report-artifact set.</w:t>
       </w:r>
     </w:p>
-    <w:bookmarkEnd w:id="188"/>
-    <w:bookmarkStart w:id="189" w:name="appendix-d-extra-literature-notes"/>
+    <w:bookmarkEnd w:id="189"/>
+    <w:bookmarkStart w:id="190" w:name="appendix-d-extra-literature-notes"/>
     <w:p>
       <w:pPr>
         <w:pStyle w:val="Heading1"/>
@@ -19266,7 +19905,7 @@
         <w:pStyle w:val="Compact"/>
         <w:numPr>
           <w:ilvl w:val="0"/>
-          <w:numId w:val="1026"/>
+          <w:numId w:val="1027"/>
         </w:numPr>
       </w:pPr>
       <w:r>
@@ -19278,7 +19917,7 @@
         <w:pStyle w:val="Compact"/>
         <w:numPr>
           <w:ilvl w:val="0"/>
-          <w:numId w:val="1026"/>
+          <w:numId w:val="1027"/>
         </w:numPr>
       </w:pPr>
       <w:r>
@@ -19290,7 +19929,7 @@
         <w:pStyle w:val="Compact"/>
         <w:numPr>
           <w:ilvl w:val="0"/>
-          <w:numId w:val="1026"/>
+          <w:numId w:val="1027"/>
         </w:numPr>
       </w:pPr>
       <w:r>
@@ -19302,7 +19941,7 @@
         <w:pStyle w:val="Compact"/>
         <w:numPr>
           <w:ilvl w:val="0"/>
-          <w:numId w:val="1026"/>
+          <w:numId w:val="1027"/>
         </w:numPr>
       </w:pPr>
       <w:r>
@@ -19314,7 +19953,7 @@
         <w:pStyle w:val="Compact"/>
         <w:numPr>
           <w:ilvl w:val="0"/>
-          <w:numId w:val="1026"/>
+          <w:numId w:val="1027"/>
         </w:numPr>
       </w:pPr>
       <w:r>
@@ -19356,7 +19995,7 @@
         <w:t xml:space="preserve">, but the report body and the references section are the intended citation surface for submission.</w:t>
       </w:r>
     </w:p>
-    <w:bookmarkEnd w:id="189"/>
+    <w:bookmarkEnd w:id="190"/>
     <w:sectPr/>
   </w:body>
 </w:document>
@@ -19946,6 +20585,9 @@
     <w:abstractNumId w:val="991"/>
   </w:num>
   <w:num w:numId="1026">
+    <w:abstractNumId w:val="991"/>
+  </w:num>
+  <w:num w:numId="1027">
     <w:abstractNumId w:val="991"/>
   </w:num>
 </w:numbering>

--- a/docs/final_report_pack/LayerForge_X_Final_Report_2026_04_22.docx
+++ b/docs/final_report_pack/LayerForge_X_Final_Report_2026_04_22.docx
@@ -11569,7 +11569,7 @@
               <w:jc w:val="right"/>
             </w:pPr>
             <w:r>
-              <w:t xml:space="preserve">0.6981</w:t>
+              <w:t xml:space="preserve">0.6283</w:t>
             </w:r>
           </w:p>
         </w:tc>
@@ -11630,7 +11630,7 @@
               <w:jc w:val="right"/>
             </w:pPr>
             <w:r>
-              <w:t xml:space="preserve">0.5314</w:t>
+              <w:t xml:space="preserve">0.4783</w:t>
             </w:r>
           </w:p>
         </w:tc>
@@ -11691,7 +11691,7 @@
               <w:jc w:val="right"/>
             </w:pPr>
             <w:r>
-              <w:t xml:space="preserve">0.2824</w:t>
+              <w:t xml:space="preserve">0.2541</w:t>
             </w:r>
           </w:p>
         </w:tc>
@@ -11752,7 +11752,7 @@
               <w:jc w:val="right"/>
             </w:pPr>
             <w:r>
-              <w:t xml:space="preserve">0.5843</w:t>
+              <w:t xml:space="preserve">0.5259</w:t>
             </w:r>
           </w:p>
         </w:tc>
@@ -11813,7 +11813,7 @@
               <w:jc w:val="right"/>
             </w:pPr>
             <w:r>
-              <w:t xml:space="preserve">0.5834</w:t>
+              <w:t xml:space="preserve">0.5251</w:t>
             </w:r>
           </w:p>
         </w:tc>
@@ -14595,7 +14595,7 @@
               <w:jc w:val="right"/>
             </w:pPr>
             <w:r>
-              <w:t xml:space="preserve">0.6981</w:t>
+              <w:t xml:space="preserve">0.6283</w:t>
             </w:r>
           </w:p>
         </w:tc>
@@ -14656,7 +14656,7 @@
               <w:jc w:val="right"/>
             </w:pPr>
             <w:r>
-              <w:t xml:space="preserve">0.5314</w:t>
+              <w:t xml:space="preserve">0.4783</w:t>
             </w:r>
           </w:p>
         </w:tc>
@@ -14717,7 +14717,7 @@
               <w:jc w:val="right"/>
             </w:pPr>
             <w:r>
-              <w:t xml:space="preserve">0.2824</w:t>
+              <w:t xml:space="preserve">0.2541</w:t>
             </w:r>
           </w:p>
         </w:tc>
@@ -14778,7 +14778,7 @@
               <w:jc w:val="right"/>
             </w:pPr>
             <w:r>
-              <w:t xml:space="preserve">0.5843</w:t>
+              <w:t xml:space="preserve">0.5259</w:t>
             </w:r>
           </w:p>
         </w:tc>
@@ -14839,7 +14839,7 @@
               <w:jc w:val="right"/>
             </w:pPr>
             <w:r>
-              <w:t xml:space="preserve">0.5834</w:t>
+              <w:t xml:space="preserve">0.5251</w:t>
             </w:r>
           </w:p>
         </w:tc>
@@ -16136,19 +16136,19 @@
               <w:jc w:val="right"/>
             </w:pPr>
             <w:r>
-              <w:t xml:space="preserve">21.4064</w:t>
-            </w:r>
-          </w:p>
-        </w:tc>
-        <w:tc>
-          <w:tcPr/>
-          <w:p>
-            <w:pPr>
-              <w:pStyle w:val="Compact"/>
-              <w:jc w:val="right"/>
-            </w:pPr>
-            <w:r>
-              <w:t xml:space="preserve">0.8133</w:t>
+              <w:t xml:space="preserve">28.6964</w:t>
+            </w:r>
+          </w:p>
+        </w:tc>
+        <w:tc>
+          <w:tcPr/>
+          <w:p>
+            <w:pPr>
+              <w:pStyle w:val="Compact"/>
+              <w:jc w:val="right"/>
+            </w:pPr>
+            <w:r>
+              <w:t xml:space="preserve">0.8586</w:t>
             </w:r>
           </w:p>
         </w:tc>
@@ -16173,19 +16173,19 @@
               <w:jc w:val="right"/>
             </w:pPr>
             <w:r>
-              <w:t xml:space="preserve">18.4597</w:t>
-            </w:r>
-          </w:p>
-        </w:tc>
-        <w:tc>
-          <w:tcPr/>
-          <w:p>
-            <w:pPr>
-              <w:pStyle w:val="Compact"/>
-              <w:jc w:val="right"/>
-            </w:pPr>
-            <w:r>
-              <w:t xml:space="preserve">0.7827</w:t>
+              <w:t xml:space="preserve">26.7543</w:t>
+            </w:r>
+          </w:p>
+        </w:tc>
+        <w:tc>
+          <w:tcPr/>
+          <w:p>
+            <w:pPr>
+              <w:pStyle w:val="Compact"/>
+              <w:jc w:val="right"/>
+            </w:pPr>
+            <w:r>
+              <w:t xml:space="preserve">0.8443</w:t>
             </w:r>
           </w:p>
         </w:tc>
@@ -16271,7 +16271,7 @@
         </w:numPr>
       </w:pPr>
       <w:r>
-        <w:t xml:space="preserve">graph reorder is acceptable at</w:t>
+        <w:t xml:space="preserve">deeper reorder rows are now protected by a fidelity guardrail: graph-order export remains active on compact stacks, while</w:t>
       </w:r>
       <w:r>
         <w:t xml:space="preserve"> </w:t>
@@ -16280,13 +16280,13 @@
         <w:rPr>
           <w:rStyle w:val="VerbatimChar"/>
         </w:rPr>
-        <w:t xml:space="preserve">3/4</w:t>
+        <w:t xml:space="preserve">3/5</w:t>
       </w:r>
       <w:r>
         <w:t xml:space="preserve"> </w:t>
       </w:r>
       <w:r>
-        <w:t xml:space="preserve">layers but degrades sharply at</w:t>
+        <w:t xml:space="preserve">six-layer runs and</w:t>
       </w:r>
       <w:r>
         <w:t xml:space="preserve"> </w:t>
@@ -16295,10 +16295,13 @@
         <w:rPr>
           <w:rStyle w:val="VerbatimChar"/>
         </w:rPr>
-        <w:t xml:space="preserve">6/8</w:t>
-      </w:r>
-      <w:r>
-        <w:t xml:space="preserve">, so the current evidence supports preserve-style hybrid enrichment as the safer exported default.</w:t>
+        <w:t xml:space="preserve">4/5</w:t>
+      </w:r>
+      <w:r>
+        <w:t xml:space="preserve"> </w:t>
+      </w:r>
+      <w:r>
+        <w:t xml:space="preserve">eight-layer runs fall back to the selected external visual stack when graph order is materially worse.</w:t>
       </w:r>
     </w:p>
     <w:bookmarkEnd w:id="176"/>

--- a/docs/final_report_pack/LayerForge_X_Final_Report_2026_04_22.docx
+++ b/docs/final_report_pack/LayerForge_X_Final_Report_2026_04_22.docx
@@ -12608,19 +12608,19 @@
               <w:jc w:val="right"/>
             </w:pPr>
             <w:r>
-              <w:t xml:space="preserve">0.3776</w:t>
-            </w:r>
-          </w:p>
-        </w:tc>
-        <w:tc>
-          <w:tcPr/>
-          <w:p>
-            <w:pPr>
-              <w:pStyle w:val="Compact"/>
-              <w:jc w:val="right"/>
-            </w:pPr>
-            <w:r>
-              <w:t xml:space="preserve">0.1503</w:t>
+              <w:t xml:space="preserve">0.3640</w:t>
+            </w:r>
+          </w:p>
+        </w:tc>
+        <w:tc>
+          <w:tcPr/>
+          <w:p>
+            <w:pPr>
+              <w:pStyle w:val="Compact"/>
+              <w:jc w:val="right"/>
+            </w:pPr>
+            <w:r>
+              <w:t xml:space="preserve">0.1752</w:t>
             </w:r>
           </w:p>
         </w:tc>
@@ -12669,19 +12669,19 @@
               <w:jc w:val="right"/>
             </w:pPr>
             <w:r>
-              <w:t xml:space="preserve">0.3776</w:t>
-            </w:r>
-          </w:p>
-        </w:tc>
-        <w:tc>
-          <w:tcPr/>
-          <w:p>
-            <w:pPr>
-              <w:pStyle w:val="Compact"/>
-              <w:jc w:val="right"/>
-            </w:pPr>
-            <w:r>
-              <w:t xml:space="preserve">0.1503</w:t>
+              <w:t xml:space="preserve">0.4011</w:t>
+            </w:r>
+          </w:p>
+        </w:tc>
+        <w:tc>
+          <w:tcPr/>
+          <w:p>
+            <w:pPr>
+              <w:pStyle w:val="Compact"/>
+              <w:jc w:val="right"/>
+            </w:pPr>
+            <w:r>
+              <w:t xml:space="preserve">0.1646</w:t>
             </w:r>
           </w:p>
         </w:tc>
@@ -12730,19 +12730,19 @@
               <w:jc w:val="right"/>
             </w:pPr>
             <w:r>
-              <w:t xml:space="preserve">0.3776</w:t>
-            </w:r>
-          </w:p>
-        </w:tc>
-        <w:tc>
-          <w:tcPr/>
-          <w:p>
-            <w:pPr>
-              <w:pStyle w:val="Compact"/>
-              <w:jc w:val="right"/>
-            </w:pPr>
-            <w:r>
-              <w:t xml:space="preserve">0.1503</w:t>
+              <w:t xml:space="preserve">0.4011</w:t>
+            </w:r>
+          </w:p>
+        </w:tc>
+        <w:tc>
+          <w:tcPr/>
+          <w:p>
+            <w:pPr>
+              <w:pStyle w:val="Compact"/>
+              <w:jc w:val="right"/>
+            </w:pPr>
+            <w:r>
+              <w:t xml:space="preserve">0.1646</w:t>
             </w:r>
           </w:p>
         </w:tc>
@@ -12791,19 +12791,19 @@
               <w:jc w:val="right"/>
             </w:pPr>
             <w:r>
-              <w:t xml:space="preserve">0.8654</w:t>
-            </w:r>
-          </w:p>
-        </w:tc>
-        <w:tc>
-          <w:tcPr/>
-          <w:p>
-            <w:pPr>
-              <w:pStyle w:val="Compact"/>
-              <w:jc w:val="right"/>
-            </w:pPr>
-            <w:r>
-              <w:t xml:space="preserve">0.0222</w:t>
+              <w:t xml:space="preserve">0.7719</w:t>
+            </w:r>
+          </w:p>
+        </w:tc>
+        <w:tc>
+          <w:tcPr/>
+          <w:p>
+            <w:pPr>
+              <w:pStyle w:val="Compact"/>
+              <w:jc w:val="right"/>
+            </w:pPr>
+            <w:r>
+              <w:t xml:space="preserve">0.0521</w:t>
             </w:r>
           </w:p>
         </w:tc>
@@ -12852,19 +12852,19 @@
               <w:jc w:val="right"/>
             </w:pPr>
             <w:r>
-              <w:t xml:space="preserve">0.8654</w:t>
-            </w:r>
-          </w:p>
-        </w:tc>
-        <w:tc>
-          <w:tcPr/>
-          <w:p>
-            <w:pPr>
-              <w:pStyle w:val="Compact"/>
-              <w:jc w:val="right"/>
-            </w:pPr>
-            <w:r>
-              <w:t xml:space="preserve">0.0222</w:t>
+              <w:t xml:space="preserve">0.7719</w:t>
+            </w:r>
+          </w:p>
+        </w:tc>
+        <w:tc>
+          <w:tcPr/>
+          <w:p>
+            <w:pPr>
+              <w:pStyle w:val="Compact"/>
+              <w:jc w:val="right"/>
+            </w:pPr>
+            <w:r>
+              <w:t xml:space="preserve">0.0521</w:t>
             </w:r>
           </w:p>
         </w:tc>
@@ -12938,7 +12938,7 @@
               <w:jc w:val="right"/>
             </w:pPr>
             <w:r>
-              <w:t xml:space="preserve">0.1131</w:t>
+              <w:t xml:space="preserve">0.1126</w:t>
             </w:r>
           </w:p>
         </w:tc>
@@ -12963,7 +12963,7 @@
               <w:jc w:val="right"/>
             </w:pPr>
             <w:r>
-              <w:t xml:space="preserve">25.9863</w:t>
+              <w:t xml:space="preserve">26.1430</w:t>
             </w:r>
           </w:p>
         </w:tc>
@@ -12988,7 +12988,7 @@
               <w:jc w:val="right"/>
             </w:pPr>
             <w:r>
-              <w:t xml:space="preserve">0.9541</w:t>
+              <w:t xml:space="preserve">0.9572</w:t>
             </w:r>
           </w:p>
         </w:tc>
@@ -13013,7 +13013,7 @@
               <w:jc w:val="right"/>
             </w:pPr>
             <w:r>
-              <w:t xml:space="preserve">56.0066</w:t>
+              <w:t xml:space="preserve">56.2836</w:t>
             </w:r>
           </w:p>
         </w:tc>
@@ -16444,19 +16444,19 @@
               <w:jc w:val="right"/>
             </w:pPr>
             <w:r>
-              <w:t xml:space="preserve">0.3776</w:t>
-            </w:r>
-          </w:p>
-        </w:tc>
-        <w:tc>
-          <w:tcPr/>
-          <w:p>
-            <w:pPr>
-              <w:pStyle w:val="Compact"/>
-              <w:jc w:val="right"/>
-            </w:pPr>
-            <w:r>
-              <w:t xml:space="preserve">0.1503</w:t>
+              <w:t xml:space="preserve">0.3640</w:t>
+            </w:r>
+          </w:p>
+        </w:tc>
+        <w:tc>
+          <w:tcPr/>
+          <w:p>
+            <w:pPr>
+              <w:pStyle w:val="Compact"/>
+              <w:jc w:val="right"/>
+            </w:pPr>
+            <w:r>
+              <w:t xml:space="preserve">0.1752</w:t>
             </w:r>
           </w:p>
         </w:tc>
@@ -16505,19 +16505,19 @@
               <w:jc w:val="right"/>
             </w:pPr>
             <w:r>
-              <w:t xml:space="preserve">0.3776</w:t>
-            </w:r>
-          </w:p>
-        </w:tc>
-        <w:tc>
-          <w:tcPr/>
-          <w:p>
-            <w:pPr>
-              <w:pStyle w:val="Compact"/>
-              <w:jc w:val="right"/>
-            </w:pPr>
-            <w:r>
-              <w:t xml:space="preserve">0.1503</w:t>
+              <w:t xml:space="preserve">0.4011</w:t>
+            </w:r>
+          </w:p>
+        </w:tc>
+        <w:tc>
+          <w:tcPr/>
+          <w:p>
+            <w:pPr>
+              <w:pStyle w:val="Compact"/>
+              <w:jc w:val="right"/>
+            </w:pPr>
+            <w:r>
+              <w:t xml:space="preserve">0.1646</w:t>
             </w:r>
           </w:p>
         </w:tc>
@@ -16566,19 +16566,19 @@
               <w:jc w:val="right"/>
             </w:pPr>
             <w:r>
-              <w:t xml:space="preserve">0.3776</w:t>
-            </w:r>
-          </w:p>
-        </w:tc>
-        <w:tc>
-          <w:tcPr/>
-          <w:p>
-            <w:pPr>
-              <w:pStyle w:val="Compact"/>
-              <w:jc w:val="right"/>
-            </w:pPr>
-            <w:r>
-              <w:t xml:space="preserve">0.1503</w:t>
+              <w:t xml:space="preserve">0.4011</w:t>
+            </w:r>
+          </w:p>
+        </w:tc>
+        <w:tc>
+          <w:tcPr/>
+          <w:p>
+            <w:pPr>
+              <w:pStyle w:val="Compact"/>
+              <w:jc w:val="right"/>
+            </w:pPr>
+            <w:r>
+              <w:t xml:space="preserve">0.1646</w:t>
             </w:r>
           </w:p>
         </w:tc>
@@ -16627,19 +16627,19 @@
               <w:jc w:val="right"/>
             </w:pPr>
             <w:r>
-              <w:t xml:space="preserve">0.8654</w:t>
-            </w:r>
-          </w:p>
-        </w:tc>
-        <w:tc>
-          <w:tcPr/>
-          <w:p>
-            <w:pPr>
-              <w:pStyle w:val="Compact"/>
-              <w:jc w:val="right"/>
-            </w:pPr>
-            <w:r>
-              <w:t xml:space="preserve">0.0222</w:t>
+              <w:t xml:space="preserve">0.7719</w:t>
+            </w:r>
+          </w:p>
+        </w:tc>
+        <w:tc>
+          <w:tcPr/>
+          <w:p>
+            <w:pPr>
+              <w:pStyle w:val="Compact"/>
+              <w:jc w:val="right"/>
+            </w:pPr>
+            <w:r>
+              <w:t xml:space="preserve">0.0521</w:t>
             </w:r>
           </w:p>
         </w:tc>
@@ -16688,19 +16688,19 @@
               <w:jc w:val="right"/>
             </w:pPr>
             <w:r>
-              <w:t xml:space="preserve">0.8654</w:t>
-            </w:r>
-          </w:p>
-        </w:tc>
-        <w:tc>
-          <w:tcPr/>
-          <w:p>
-            <w:pPr>
-              <w:pStyle w:val="Compact"/>
-              <w:jc w:val="right"/>
-            </w:pPr>
-            <w:r>
-              <w:t xml:space="preserve">0.0222</w:t>
+              <w:t xml:space="preserve">0.7719</w:t>
+            </w:r>
+          </w:p>
+        </w:tc>
+        <w:tc>
+          <w:tcPr/>
+          <w:p>
+            <w:pPr>
+              <w:pStyle w:val="Compact"/>
+              <w:jc w:val="right"/>
+            </w:pPr>
+            <w:r>
+              <w:t xml:space="preserve">0.0521</w:t>
             </w:r>
           </w:p>
         </w:tc>
@@ -16735,7 +16735,7 @@
         </w:numPr>
       </w:pPr>
       <w:r>
-        <w:t xml:space="preserve">point-only and box-only prompts still achieve high overlap while missing the semantic target;</w:t>
+        <w:t xml:space="preserve">combined text + point and text + box queries improve overlap over text-only prompting while preserving the same semantic hit rate;</w:t>
       </w:r>
     </w:p>
     <w:p>
@@ -16747,7 +16747,7 @@
         </w:numPr>
       </w:pPr>
       <w:r>
-        <w:t xml:space="preserve">the present bottleneck is semantic routing rather than matte stability.</w:t>
+        <w:t xml:space="preserve">point-only and box-only prompts still achieve high overlap while missing the semantic target, so the remaining limitation is routing without a text label rather than matte stability.</w:t>
       </w:r>
     </w:p>
     <w:bookmarkEnd w:id="177"/>
@@ -16826,7 +16826,7 @@
               <w:jc w:val="right"/>
             </w:pPr>
             <w:r>
-              <w:t xml:space="preserve">0.1131</w:t>
+              <w:t xml:space="preserve">0.1126</w:t>
             </w:r>
           </w:p>
         </w:tc>
@@ -16851,7 +16851,7 @@
               <w:jc w:val="right"/>
             </w:pPr>
             <w:r>
-              <w:t xml:space="preserve">25.9863</w:t>
+              <w:t xml:space="preserve">26.1430</w:t>
             </w:r>
           </w:p>
         </w:tc>
@@ -16876,7 +16876,7 @@
               <w:jc w:val="right"/>
             </w:pPr>
             <w:r>
-              <w:t xml:space="preserve">0.9541</w:t>
+              <w:t xml:space="preserve">0.9572</w:t>
             </w:r>
           </w:p>
         </w:tc>
@@ -16901,7 +16901,7 @@
               <w:jc w:val="right"/>
             </w:pPr>
             <w:r>
-              <w:t xml:space="preserve">56.0066</w:t>
+              <w:t xml:space="preserve">56.2836</w:t>
             </w:r>
           </w:p>
         </w:tc>
@@ -16962,6 +16962,18 @@
       </w:pPr>
       <w:r>
         <w:t xml:space="preserve">the current path is best interpreted as approximate transparent-layer recovery rather than as a generative transparent-decomposition result;</w:t>
+      </w:r>
+    </w:p>
+    <w:p>
+      <w:pPr>
+        <w:pStyle w:val="Compact"/>
+        <w:numPr>
+          <w:ilvl w:val="0"/>
+          <w:numId w:val="1025"/>
+        </w:numPr>
+      </w:pPr>
+      <w:r>
+        <w:t xml:space="preserve">an optional BiRefNet-based matting backend is integrated in the codebase, but the shipped benchmark config keeps the heuristic alpha path because it remains the stronger measured default on this synthetic set;</w:t>
       </w:r>
     </w:p>
     <w:p>

--- a/docs/final_report_pack/LayerForge_X_Final_Report_2026_04_22.docx
+++ b/docs/final_report_pack/LayerForge_X_Final_Report_2026_04_22.docx
@@ -11374,7 +11374,7 @@
               <w:jc w:val="right"/>
             </w:pPr>
             <w:r>
-              <w:t xml:space="preserve">4853</w:t>
+              <w:t xml:space="preserve">13612</w:t>
             </w:r>
           </w:p>
         </w:tc>
@@ -11424,7 +11424,7 @@
               <w:jc w:val="right"/>
             </w:pPr>
             <w:r>
-              <w:t xml:space="preserve">0.3529</w:t>
+              <w:t xml:space="preserve">0.9733</w:t>
             </w:r>
           </w:p>
         </w:tc>

--- a/docs/final_report_pack/LayerForge_X_Final_Report_2026_04_22.docx
+++ b/docs/final_report_pack/LayerForge_X_Final_Report_2026_04_22.docx
@@ -12596,7 +12596,7 @@
               <w:jc w:val="right"/>
             </w:pPr>
             <w:r>
-              <w:t xml:space="preserve">1.0000</w:t>
+              <w:t xml:space="preserve">0.9000</w:t>
             </w:r>
           </w:p>
         </w:tc>
@@ -12779,31 +12779,31 @@
               <w:jc w:val="right"/>
             </w:pPr>
             <w:r>
-              <w:t xml:space="preserve">0.0000</w:t>
-            </w:r>
-          </w:p>
-        </w:tc>
-        <w:tc>
-          <w:tcPr/>
-          <w:p>
-            <w:pPr>
-              <w:pStyle w:val="Compact"/>
-              <w:jc w:val="right"/>
-            </w:pPr>
-            <w:r>
-              <w:t xml:space="preserve">0.7719</w:t>
-            </w:r>
-          </w:p>
-        </w:tc>
-        <w:tc>
-          <w:tcPr/>
-          <w:p>
-            <w:pPr>
-              <w:pStyle w:val="Compact"/>
-              <w:jc w:val="right"/>
-            </w:pPr>
-            <w:r>
-              <w:t xml:space="preserve">0.0521</w:t>
+              <w:t xml:space="preserve">1.0000</w:t>
+            </w:r>
+          </w:p>
+        </w:tc>
+        <w:tc>
+          <w:tcPr/>
+          <w:p>
+            <w:pPr>
+              <w:pStyle w:val="Compact"/>
+              <w:jc w:val="right"/>
+            </w:pPr>
+            <w:r>
+              <w:t xml:space="preserve">0.8121</w:t>
+            </w:r>
+          </w:p>
+        </w:tc>
+        <w:tc>
+          <w:tcPr/>
+          <w:p>
+            <w:pPr>
+              <w:pStyle w:val="Compact"/>
+              <w:jc w:val="right"/>
+            </w:pPr>
+            <w:r>
+              <w:t xml:space="preserve">0.0409</w:t>
             </w:r>
           </w:p>
         </w:tc>
@@ -12840,31 +12840,31 @@
               <w:jc w:val="right"/>
             </w:pPr>
             <w:r>
-              <w:t xml:space="preserve">0.0000</w:t>
-            </w:r>
-          </w:p>
-        </w:tc>
-        <w:tc>
-          <w:tcPr/>
-          <w:p>
-            <w:pPr>
-              <w:pStyle w:val="Compact"/>
-              <w:jc w:val="right"/>
-            </w:pPr>
-            <w:r>
-              <w:t xml:space="preserve">0.7719</w:t>
-            </w:r>
-          </w:p>
-        </w:tc>
-        <w:tc>
-          <w:tcPr/>
-          <w:p>
-            <w:pPr>
-              <w:pStyle w:val="Compact"/>
-              <w:jc w:val="right"/>
-            </w:pPr>
-            <w:r>
-              <w:t xml:space="preserve">0.0521</w:t>
+              <w:t xml:space="preserve">1.0000</w:t>
+            </w:r>
+          </w:p>
+        </w:tc>
+        <w:tc>
+          <w:tcPr/>
+          <w:p>
+            <w:pPr>
+              <w:pStyle w:val="Compact"/>
+              <w:jc w:val="right"/>
+            </w:pPr>
+            <w:r>
+              <w:t xml:space="preserve">0.8121</w:t>
+            </w:r>
+          </w:p>
+        </w:tc>
+        <w:tc>
+          <w:tcPr/>
+          <w:p>
+            <w:pPr>
+              <w:pStyle w:val="Compact"/>
+              <w:jc w:val="right"/>
+            </w:pPr>
+            <w:r>
+              <w:t xml:space="preserve">0.0409</w:t>
             </w:r>
           </w:p>
         </w:tc>
@@ -12938,7 +12938,7 @@
               <w:jc w:val="right"/>
             </w:pPr>
             <w:r>
-              <w:t xml:space="preserve">0.1126</w:t>
+              <w:t xml:space="preserve">0.1102</w:t>
             </w:r>
           </w:p>
         </w:tc>
@@ -13013,7 +13013,7 @@
               <w:jc w:val="right"/>
             </w:pPr>
             <w:r>
-              <w:t xml:space="preserve">56.2836</w:t>
+              <w:t xml:space="preserve">56.4872</w:t>
             </w:r>
           </w:p>
         </w:tc>
@@ -13184,7 +13184,7 @@
         </w:numPr>
       </w:pPr>
       <w:r>
-        <w:t xml:space="preserve">Promptable extraction is now a measured component instead of only a CLI feature. Text-bearing prompts currently carry the semantic routing load, while point-only and box-only prompts still need better disambiguation.</w:t>
+        <w:t xml:space="preserve">Promptable extraction is now a measured component instead of only a CLI feature. Geometry-only point and box queries now use semantic fallback only when the initial selected layer misses the cue, while text-only prompting still has one repeated-label ambiguity in the measured synthetic set.</w:t>
       </w:r>
     </w:p>
     <w:p>
@@ -13353,7 +13353,7 @@
         </w:numPr>
       </w:pPr>
       <w:r>
-        <w:t xml:space="preserve">point-only and box-only prompt-routing ambiguity;</w:t>
+        <w:t xml:space="preserve">text-only repeated-label ambiguity without a geometric cue;</w:t>
       </w:r>
     </w:p>
     <w:p>
@@ -16432,7 +16432,7 @@
               <w:jc w:val="right"/>
             </w:pPr>
             <w:r>
-              <w:t xml:space="preserve">1.0000</w:t>
+              <w:t xml:space="preserve">0.9000</w:t>
             </w:r>
           </w:p>
         </w:tc>
@@ -16615,31 +16615,31 @@
               <w:jc w:val="right"/>
             </w:pPr>
             <w:r>
-              <w:t xml:space="preserve">0.0000</w:t>
-            </w:r>
-          </w:p>
-        </w:tc>
-        <w:tc>
-          <w:tcPr/>
-          <w:p>
-            <w:pPr>
-              <w:pStyle w:val="Compact"/>
-              <w:jc w:val="right"/>
-            </w:pPr>
-            <w:r>
-              <w:t xml:space="preserve">0.7719</w:t>
-            </w:r>
-          </w:p>
-        </w:tc>
-        <w:tc>
-          <w:tcPr/>
-          <w:p>
-            <w:pPr>
-              <w:pStyle w:val="Compact"/>
-              <w:jc w:val="right"/>
-            </w:pPr>
-            <w:r>
-              <w:t xml:space="preserve">0.0521</w:t>
+              <w:t xml:space="preserve">1.0000</w:t>
+            </w:r>
+          </w:p>
+        </w:tc>
+        <w:tc>
+          <w:tcPr/>
+          <w:p>
+            <w:pPr>
+              <w:pStyle w:val="Compact"/>
+              <w:jc w:val="right"/>
+            </w:pPr>
+            <w:r>
+              <w:t xml:space="preserve">0.8121</w:t>
+            </w:r>
+          </w:p>
+        </w:tc>
+        <w:tc>
+          <w:tcPr/>
+          <w:p>
+            <w:pPr>
+              <w:pStyle w:val="Compact"/>
+              <w:jc w:val="right"/>
+            </w:pPr>
+            <w:r>
+              <w:t xml:space="preserve">0.0409</w:t>
             </w:r>
           </w:p>
         </w:tc>
@@ -16676,31 +16676,31 @@
               <w:jc w:val="right"/>
             </w:pPr>
             <w:r>
-              <w:t xml:space="preserve">0.0000</w:t>
-            </w:r>
-          </w:p>
-        </w:tc>
-        <w:tc>
-          <w:tcPr/>
-          <w:p>
-            <w:pPr>
-              <w:pStyle w:val="Compact"/>
-              <w:jc w:val="right"/>
-            </w:pPr>
-            <w:r>
-              <w:t xml:space="preserve">0.7719</w:t>
-            </w:r>
-          </w:p>
-        </w:tc>
-        <w:tc>
-          <w:tcPr/>
-          <w:p>
-            <w:pPr>
-              <w:pStyle w:val="Compact"/>
-              <w:jc w:val="right"/>
-            </w:pPr>
-            <w:r>
-              <w:t xml:space="preserve">0.0521</w:t>
+              <w:t xml:space="preserve">1.0000</w:t>
+            </w:r>
+          </w:p>
+        </w:tc>
+        <w:tc>
+          <w:tcPr/>
+          <w:p>
+            <w:pPr>
+              <w:pStyle w:val="Compact"/>
+              <w:jc w:val="right"/>
+            </w:pPr>
+            <w:r>
+              <w:t xml:space="preserve">0.8121</w:t>
+            </w:r>
+          </w:p>
+        </w:tc>
+        <w:tc>
+          <w:tcPr/>
+          <w:p>
+            <w:pPr>
+              <w:pStyle w:val="Compact"/>
+              <w:jc w:val="right"/>
+            </w:pPr>
+            <w:r>
+              <w:t xml:space="preserve">0.0409</w:t>
             </w:r>
           </w:p>
         </w:tc>
@@ -16723,7 +16723,22 @@
         </w:numPr>
       </w:pPr>
       <w:r>
-        <w:t xml:space="preserve">text-bearing prompts identify the intended semantic target on the measured synthetic set;</w:t>
+        <w:t xml:space="preserve">text-bearing prompts identify the intended semantic target in</w:t>
+      </w:r>
+      <w:r>
+        <w:t xml:space="preserve"> </w:t>
+      </w:r>
+      <w:r>
+        <w:rPr>
+          <w:rStyle w:val="VerbatimChar"/>
+        </w:rPr>
+        <w:t xml:space="preserve">9/10</w:t>
+      </w:r>
+      <w:r>
+        <w:t xml:space="preserve"> </w:t>
+      </w:r>
+      <w:r>
+        <w:t xml:space="preserve">measured synthetic queries under the stricter semantic-plus-overlap hit definition;</w:t>
       </w:r>
     </w:p>
     <w:p>
@@ -16735,7 +16750,22 @@
         </w:numPr>
       </w:pPr>
       <w:r>
-        <w:t xml:space="preserve">combined text + point and text + box queries improve overlap over text-only prompting while preserving the same semantic hit rate;</w:t>
+        <w:t xml:space="preserve">combined text + point and text + box queries recover the repeated-label miss while preserving</w:t>
+      </w:r>
+      <w:r>
+        <w:t xml:space="preserve"> </w:t>
+      </w:r>
+      <w:r>
+        <w:rPr>
+          <w:rStyle w:val="VerbatimChar"/>
+        </w:rPr>
+        <w:t xml:space="preserve">1.0000</w:t>
+      </w:r>
+      <w:r>
+        <w:t xml:space="preserve"> </w:t>
+      </w:r>
+      <w:r>
+        <w:t xml:space="preserve">hit rate;</w:t>
       </w:r>
     </w:p>
     <w:p>
@@ -16747,7 +16777,7 @@
         </w:numPr>
       </w:pPr>
       <w:r>
-        <w:t xml:space="preserve">point-only and box-only prompts still achieve high overlap while missing the semantic target, so the remaining limitation is routing without a text label rather than matte stability.</w:t>
+        <w:t xml:space="preserve">point-only and box-only prompts now use geometry-derived semantic fallback only when the first selected layer misses the cue, so the remaining limitation is repeated text labels without geometry rather than geometry-only routing.</w:t>
       </w:r>
     </w:p>
     <w:bookmarkEnd w:id="177"/>
@@ -16826,7 +16856,7 @@
               <w:jc w:val="right"/>
             </w:pPr>
             <w:r>
-              <w:t xml:space="preserve">0.1126</w:t>
+              <w:t xml:space="preserve">0.1102</w:t>
             </w:r>
           </w:p>
         </w:tc>
@@ -16901,7 +16931,7 @@
               <w:jc w:val="right"/>
             </w:pPr>
             <w:r>
-              <w:t xml:space="preserve">56.2836</w:t>
+              <w:t xml:space="preserve">56.4872</w:t>
             </w:r>
           </w:p>
         </w:tc>
@@ -16973,7 +17003,22 @@
         </w:numPr>
       </w:pPr>
       <w:r>
-        <w:t xml:space="preserve">an optional BiRefNet-based matting backend is integrated in the codebase, but the shipped benchmark config keeps the heuristic alpha path because it remains the stronger measured default on this synthetic set;</w:t>
+        <w:t xml:space="preserve">an optional BiRefNet-based matting backend is integrated in the codebase, and the refreshed benchmark confirms the</w:t>
+      </w:r>
+      <w:r>
+        <w:t xml:space="preserve"> </w:t>
+      </w:r>
+      <w:r>
+        <w:rPr>
+          <w:rStyle w:val="VerbatimChar"/>
+        </w:rPr>
+        <w:t xml:space="preserve">auto</w:t>
+      </w:r>
+      <w:r>
+        <w:t xml:space="preserve"> </w:t>
+      </w:r>
+      <w:r>
+        <w:t xml:space="preserve">default improves alpha MAE and recomposition PSNR on this synthetic set;</w:t>
       </w:r>
     </w:p>
     <w:p>

--- a/docs/final_report_pack/LayerForge_X_Final_Report_2026_04_22.docx
+++ b/docs/final_report_pack/LayerForge_X_Final_Report_2026_04_22.docx
@@ -10573,7 +10573,7 @@
     </w:p>
     <w:bookmarkEnd w:id="121"/>
     <w:bookmarkEnd w:id="122"/>
-    <w:bookmarkStart w:id="156" w:name="results"/>
+    <w:bookmarkStart w:id="185" w:name="results"/>
     <w:p>
       <w:pPr>
         <w:pStyle w:val="Heading1"/>
@@ -10982,12 +10982,500 @@
     </w:p>
     <w:bookmarkEnd w:id="146"/>
     <w:bookmarkEnd w:id="147"/>
-    <w:bookmarkStart w:id="154" w:name="main-measured-summary"/>
+    <w:bookmarkStart w:id="176" w:name="complete-figure-pack"/>
     <w:p>
       <w:pPr>
         <w:pStyle w:val="Heading3"/>
       </w:pPr>
       <w:r>
+        <w:t xml:space="preserve">Complete figure pack</w:t>
+      </w:r>
+    </w:p>
+    <w:p>
+      <w:pPr>
+        <w:pStyle w:val="FirstParagraph"/>
+      </w:pPr>
+      <w:r>
+        <w:t xml:space="preserve">The six hero figures above are the primary reading sequence. The supporting diagnostics below complete the</w:t>
+      </w:r>
+      <w:r>
+        <w:t xml:space="preserve"> </w:t>
+      </w:r>
+      <w:r>
+        <w:rPr>
+          <w:rStyle w:val="VerbatimChar"/>
+        </w:rPr>
+        <w:t xml:space="preserve">docs/figures/</w:t>
+      </w:r>
+      <w:r>
+        <w:t xml:space="preserve"> </w:t>
+      </w:r>
+      <w:r>
+        <w:t xml:space="preserve">pack used by this report and are generated from the same measured artifacts.</w:t>
+      </w:r>
+    </w:p>
+    <w:bookmarkStart w:id="151" w:name="layer-stack-decomposition-comparison"/>
+    <w:p>
+      <w:pPr>
+        <w:pStyle w:val="Heading4"/>
+      </w:pPr>
+      <w:r>
+        <w:t xml:space="preserve">Layer-stack decomposition comparison</w:t>
+      </w:r>
+    </w:p>
+    <w:p>
+      <w:pPr>
+        <w:pStyle w:val="CaptionedFigure"/>
+      </w:pPr>
+      <w:r>
+        <w:drawing>
+          <wp:inline>
+            <wp:extent cx="5334000" cy="3433053"/>
+            <wp:effectExtent b="0" l="0" r="0" t="0"/>
+            <wp:docPr descr="Truck layer stack comparison" title="" id="149" name="Picture"/>
+            <a:graphic>
+              <a:graphicData uri="http://schemas.openxmlformats.org/drawingml/2006/picture">
+                <pic:pic>
+                  <pic:nvPicPr>
+                    <pic:cNvPr descr="../figures/truck_layer_stack_comparison.png" id="150" name="Picture"/>
+                    <pic:cNvPicPr>
+                      <a:picLocks noChangeArrowheads="1" noChangeAspect="1"/>
+                    </pic:cNvPicPr>
+                  </pic:nvPicPr>
+                  <pic:blipFill>
+                    <a:blip r:embed="rId148"/>
+                    <a:stretch>
+                      <a:fillRect/>
+                    </a:stretch>
+                  </pic:blipFill>
+                  <pic:spPr bwMode="auto">
+                    <a:xfrm>
+                      <a:off x="0" y="0"/>
+                      <a:ext cx="5334000" cy="3433053"/>
+                    </a:xfrm>
+                    <a:prstGeom prst="rect">
+                      <a:avLst/>
+                    </a:prstGeom>
+                    <a:noFill/>
+                    <a:ln w="9525">
+                      <a:noFill/>
+                      <a:headEnd/>
+                      <a:tailEnd/>
+                    </a:ln>
+                  </pic:spPr>
+                </pic:pic>
+              </a:graphicData>
+            </a:graphic>
+          </wp:inline>
+        </w:drawing>
+      </w:r>
+    </w:p>
+    <w:p>
+      <w:pPr>
+        <w:pStyle w:val="ImageCaption"/>
+      </w:pPr>
+      <w:r>
+        <w:t xml:space="preserve">Truck layer stack comparison</w:t>
+      </w:r>
+    </w:p>
+    <w:bookmarkEnd w:id="151"/>
+    <w:bookmarkStart w:id="155" w:name="truck-metric-comparison"/>
+    <w:p>
+      <w:pPr>
+        <w:pStyle w:val="Heading4"/>
+      </w:pPr>
+      <w:r>
+        <w:t xml:space="preserve">Truck metric comparison</w:t>
+      </w:r>
+    </w:p>
+    <w:p>
+      <w:pPr>
+        <w:pStyle w:val="CaptionedFigure"/>
+      </w:pPr>
+      <w:r>
+        <w:drawing>
+          <wp:inline>
+            <wp:extent cx="5334000" cy="2051538"/>
+            <wp:effectExtent b="0" l="0" r="0" t="0"/>
+            <wp:docPr descr="Truck metric comparison" title="" id="153" name="Picture"/>
+            <a:graphic>
+              <a:graphicData uri="http://schemas.openxmlformats.org/drawingml/2006/picture">
+                <pic:pic>
+                  <pic:nvPicPr>
+                    <pic:cNvPr descr="../figures/truck_metrics_comparison.png" id="154" name="Picture"/>
+                    <pic:cNvPicPr>
+                      <a:picLocks noChangeArrowheads="1" noChangeAspect="1"/>
+                    </pic:cNvPicPr>
+                  </pic:nvPicPr>
+                  <pic:blipFill>
+                    <a:blip r:embed="rId152"/>
+                    <a:stretch>
+                      <a:fillRect/>
+                    </a:stretch>
+                  </pic:blipFill>
+                  <pic:spPr bwMode="auto">
+                    <a:xfrm>
+                      <a:off x="0" y="0"/>
+                      <a:ext cx="5334000" cy="2051538"/>
+                    </a:xfrm>
+                    <a:prstGeom prst="rect">
+                      <a:avLst/>
+                    </a:prstGeom>
+                    <a:noFill/>
+                    <a:ln w="9525">
+                      <a:noFill/>
+                      <a:headEnd/>
+                      <a:tailEnd/>
+                    </a:ln>
+                  </pic:spPr>
+                </pic:pic>
+              </a:graphicData>
+            </a:graphic>
+          </wp:inline>
+        </w:drawing>
+      </w:r>
+    </w:p>
+    <w:p>
+      <w:pPr>
+        <w:pStyle w:val="ImageCaption"/>
+      </w:pPr>
+      <w:r>
+        <w:t xml:space="preserve">Truck metric comparison</w:t>
+      </w:r>
+    </w:p>
+    <w:bookmarkEnd w:id="155"/>
+    <w:bookmarkStart w:id="159" w:name="prompt-conditioning-ablation"/>
+    <w:p>
+      <w:pPr>
+        <w:pStyle w:val="Heading4"/>
+      </w:pPr>
+      <w:r>
+        <w:t xml:space="preserve">Prompt-conditioning ablation</w:t>
+      </w:r>
+    </w:p>
+    <w:p>
+      <w:pPr>
+        <w:pStyle w:val="CaptionedFigure"/>
+      </w:pPr>
+      <w:r>
+        <w:drawing>
+          <wp:inline>
+            <wp:extent cx="5334000" cy="2110153"/>
+            <wp:effectExtent b="0" l="0" r="0" t="0"/>
+            <wp:docPr descr="Truck prompt ablation" title="" id="157" name="Picture"/>
+            <a:graphic>
+              <a:graphicData uri="http://schemas.openxmlformats.org/drawingml/2006/picture">
+                <pic:pic>
+                  <pic:nvPicPr>
+                    <pic:cNvPr descr="../figures/truck_prompt_ablation.png" id="158" name="Picture"/>
+                    <pic:cNvPicPr>
+                      <a:picLocks noChangeArrowheads="1" noChangeAspect="1"/>
+                    </pic:cNvPicPr>
+                  </pic:nvPicPr>
+                  <pic:blipFill>
+                    <a:blip r:embed="rId156"/>
+                    <a:stretch>
+                      <a:fillRect/>
+                    </a:stretch>
+                  </pic:blipFill>
+                  <pic:spPr bwMode="auto">
+                    <a:xfrm>
+                      <a:off x="0" y="0"/>
+                      <a:ext cx="5334000" cy="2110153"/>
+                    </a:xfrm>
+                    <a:prstGeom prst="rect">
+                      <a:avLst/>
+                    </a:prstGeom>
+                    <a:noFill/>
+                    <a:ln w="9525">
+                      <a:noFill/>
+                      <a:headEnd/>
+                      <a:tailEnd/>
+                    </a:ln>
+                  </pic:spPr>
+                </pic:pic>
+              </a:graphicData>
+            </a:graphic>
+          </wp:inline>
+        </w:drawing>
+      </w:r>
+    </w:p>
+    <w:p>
+      <w:pPr>
+        <w:pStyle w:val="ImageCaption"/>
+      </w:pPr>
+      <w:r>
+        <w:t xml:space="preserve">Truck prompt ablation</w:t>
+      </w:r>
+    </w:p>
+    <w:bookmarkEnd w:id="159"/>
+    <w:bookmarkStart w:id="163" w:name="synthetic-ordering-ablation"/>
+    <w:p>
+      <w:pPr>
+        <w:pStyle w:val="Heading4"/>
+      </w:pPr>
+      <w:r>
+        <w:t xml:space="preserve">Synthetic ordering ablation</w:t>
+      </w:r>
+    </w:p>
+    <w:p>
+      <w:pPr>
+        <w:pStyle w:val="CaptionedFigure"/>
+      </w:pPr>
+      <w:r>
+        <w:drawing>
+          <wp:inline>
+            <wp:extent cx="5334000" cy="2227384"/>
+            <wp:effectExtent b="0" l="0" r="0" t="0"/>
+            <wp:docPr descr="Synthetic ordering ablation" title="" id="161" name="Picture"/>
+            <a:graphic>
+              <a:graphicData uri="http://schemas.openxmlformats.org/drawingml/2006/picture">
+                <pic:pic>
+                  <pic:nvPicPr>
+                    <pic:cNvPr descr="../figures/synthetic_ordering_ablation.png" id="162" name="Picture"/>
+                    <pic:cNvPicPr>
+                      <a:picLocks noChangeArrowheads="1" noChangeAspect="1"/>
+                    </pic:cNvPicPr>
+                  </pic:nvPicPr>
+                  <pic:blipFill>
+                    <a:blip r:embed="rId160"/>
+                    <a:stretch>
+                      <a:fillRect/>
+                    </a:stretch>
+                  </pic:blipFill>
+                  <pic:spPr bwMode="auto">
+                    <a:xfrm>
+                      <a:off x="0" y="0"/>
+                      <a:ext cx="5334000" cy="2227384"/>
+                    </a:xfrm>
+                    <a:prstGeom prst="rect">
+                      <a:avLst/>
+                    </a:prstGeom>
+                    <a:noFill/>
+                    <a:ln w="9525">
+                      <a:noFill/>
+                      <a:headEnd/>
+                      <a:tailEnd/>
+                    </a:ln>
+                  </pic:spPr>
+                </pic:pic>
+              </a:graphicData>
+            </a:graphic>
+          </wp:inline>
+        </w:drawing>
+      </w:r>
+    </w:p>
+    <w:p>
+      <w:pPr>
+        <w:pStyle w:val="ImageCaption"/>
+      </w:pPr>
+      <w:r>
+        <w:t xml:space="preserve">Synthetic ordering ablation</w:t>
+      </w:r>
+    </w:p>
+    <w:bookmarkEnd w:id="163"/>
+    <w:bookmarkStart w:id="167" w:name="qualitative-gallery"/>
+    <w:p>
+      <w:pPr>
+        <w:pStyle w:val="Heading4"/>
+      </w:pPr>
+      <w:r>
+        <w:t xml:space="preserve">Qualitative gallery</w:t>
+      </w:r>
+    </w:p>
+    <w:p>
+      <w:pPr>
+        <w:pStyle w:val="CaptionedFigure"/>
+      </w:pPr>
+      <w:r>
+        <w:drawing>
+          <wp:inline>
+            <wp:extent cx="5334000" cy="4522304"/>
+            <wp:effectExtent b="0" l="0" r="0" t="0"/>
+            <wp:docPr descr="Qualitative gallery" title="" id="165" name="Picture"/>
+            <a:graphic>
+              <a:graphicData uri="http://schemas.openxmlformats.org/drawingml/2006/picture">
+                <pic:pic>
+                  <pic:nvPicPr>
+                    <pic:cNvPr descr="../figures/qualitative_gallery.png" id="166" name="Picture"/>
+                    <pic:cNvPicPr>
+                      <a:picLocks noChangeArrowheads="1" noChangeAspect="1"/>
+                    </pic:cNvPicPr>
+                  </pic:nvPicPr>
+                  <pic:blipFill>
+                    <a:blip r:embed="rId164"/>
+                    <a:stretch>
+                      <a:fillRect/>
+                    </a:stretch>
+                  </pic:blipFill>
+                  <pic:spPr bwMode="auto">
+                    <a:xfrm>
+                      <a:off x="0" y="0"/>
+                      <a:ext cx="5334000" cy="4522304"/>
+                    </a:xfrm>
+                    <a:prstGeom prst="rect">
+                      <a:avLst/>
+                    </a:prstGeom>
+                    <a:noFill/>
+                    <a:ln w="9525">
+                      <a:noFill/>
+                      <a:headEnd/>
+                      <a:tailEnd/>
+                    </a:ln>
+                  </pic:spPr>
+                </pic:pic>
+              </a:graphicData>
+            </a:graphic>
+          </wp:inline>
+        </w:drawing>
+      </w:r>
+    </w:p>
+    <w:p>
+      <w:pPr>
+        <w:pStyle w:val="ImageCaption"/>
+      </w:pPr>
+      <w:r>
+        <w:t xml:space="preserve">Qualitative gallery</w:t>
+      </w:r>
+    </w:p>
+    <w:bookmarkEnd w:id="167"/>
+    <w:bookmarkStart w:id="171" w:name="public-segmentation-benchmark"/>
+    <w:p>
+      <w:pPr>
+        <w:pStyle w:val="Heading4"/>
+      </w:pPr>
+      <w:r>
+        <w:t xml:space="preserve">Public segmentation benchmark</w:t>
+      </w:r>
+    </w:p>
+    <w:p>
+      <w:pPr>
+        <w:pStyle w:val="CaptionedFigure"/>
+      </w:pPr>
+      <w:r>
+        <w:drawing>
+          <wp:inline>
+            <wp:extent cx="5334000" cy="2227384"/>
+            <wp:effectExtent b="0" l="0" r="0" t="0"/>
+            <wp:docPr descr="Public benchmark comparison" title="" id="169" name="Picture"/>
+            <a:graphic>
+              <a:graphicData uri="http://schemas.openxmlformats.org/drawingml/2006/picture">
+                <pic:pic>
+                  <pic:nvPicPr>
+                    <pic:cNvPr descr="../figures/public_benchmark_comparison.png" id="170" name="Picture"/>
+                    <pic:cNvPicPr>
+                      <a:picLocks noChangeArrowheads="1" noChangeAspect="1"/>
+                    </pic:cNvPicPr>
+                  </pic:nvPicPr>
+                  <pic:blipFill>
+                    <a:blip r:embed="rId168"/>
+                    <a:stretch>
+                      <a:fillRect/>
+                    </a:stretch>
+                  </pic:blipFill>
+                  <pic:spPr bwMode="auto">
+                    <a:xfrm>
+                      <a:off x="0" y="0"/>
+                      <a:ext cx="5334000" cy="2227384"/>
+                    </a:xfrm>
+                    <a:prstGeom prst="rect">
+                      <a:avLst/>
+                    </a:prstGeom>
+                    <a:noFill/>
+                    <a:ln w="9525">
+                      <a:noFill/>
+                      <a:headEnd/>
+                      <a:tailEnd/>
+                    </a:ln>
+                  </pic:spPr>
+                </pic:pic>
+              </a:graphicData>
+            </a:graphic>
+          </wp:inline>
+        </w:drawing>
+      </w:r>
+    </w:p>
+    <w:p>
+      <w:pPr>
+        <w:pStyle w:val="ImageCaption"/>
+      </w:pPr>
+      <w:r>
+        <w:t xml:space="preserve">Public benchmark comparison</w:t>
+      </w:r>
+    </w:p>
+    <w:bookmarkEnd w:id="171"/>
+    <w:bookmarkStart w:id="175" w:name="public-depth-benchmark"/>
+    <w:p>
+      <w:pPr>
+        <w:pStyle w:val="Heading4"/>
+      </w:pPr>
+      <w:r>
+        <w:t xml:space="preserve">Public depth benchmark</w:t>
+      </w:r>
+    </w:p>
+    <w:p>
+      <w:pPr>
+        <w:pStyle w:val="CaptionedFigure"/>
+      </w:pPr>
+      <w:r>
+        <w:drawing>
+          <wp:inline>
+            <wp:extent cx="5334000" cy="3253153"/>
+            <wp:effectExtent b="0" l="0" r="0" t="0"/>
+            <wp:docPr descr="Public depth comparison" title="" id="173" name="Picture"/>
+            <a:graphic>
+              <a:graphicData uri="http://schemas.openxmlformats.org/drawingml/2006/picture">
+                <pic:pic>
+                  <pic:nvPicPr>
+                    <pic:cNvPr descr="../figures/public_depth_comparison.png" id="174" name="Picture"/>
+                    <pic:cNvPicPr>
+                      <a:picLocks noChangeArrowheads="1" noChangeAspect="1"/>
+                    </pic:cNvPicPr>
+                  </pic:nvPicPr>
+                  <pic:blipFill>
+                    <a:blip r:embed="rId172"/>
+                    <a:stretch>
+                      <a:fillRect/>
+                    </a:stretch>
+                  </pic:blipFill>
+                  <pic:spPr bwMode="auto">
+                    <a:xfrm>
+                      <a:off x="0" y="0"/>
+                      <a:ext cx="5334000" cy="3253153"/>
+                    </a:xfrm>
+                    <a:prstGeom prst="rect">
+                      <a:avLst/>
+                    </a:prstGeom>
+                    <a:noFill/>
+                    <a:ln w="9525">
+                      <a:noFill/>
+                      <a:headEnd/>
+                      <a:tailEnd/>
+                    </a:ln>
+                  </pic:spPr>
+                </pic:pic>
+              </a:graphicData>
+            </a:graphic>
+          </wp:inline>
+        </w:drawing>
+      </w:r>
+    </w:p>
+    <w:p>
+      <w:pPr>
+        <w:pStyle w:val="ImageCaption"/>
+      </w:pPr>
+      <w:r>
+        <w:t xml:space="preserve">Public depth comparison</w:t>
+      </w:r>
+    </w:p>
+    <w:bookmarkEnd w:id="175"/>
+    <w:bookmarkEnd w:id="176"/>
+    <w:bookmarkStart w:id="183" w:name="main-measured-summary"/>
+    <w:p>
+      <w:pPr>
+        <w:pStyle w:val="Heading3"/>
+      </w:pPr>
+      <w:r>
         <w:t xml:space="preserve">Main measured summary</w:t>
       </w:r>
     </w:p>
@@ -11059,7 +11547,7 @@
         <w:t xml:space="preserve">= the same imported four-layer stack exported in graph order.</w:t>
       </w:r>
     </w:p>
-    <w:bookmarkStart w:id="148" w:name="five-image-qwen-raw-versus-hybrid-review"/>
+    <w:bookmarkStart w:id="177" w:name="five-image-qwen-raw-versus-hybrid-review"/>
     <w:p>
       <w:pPr>
         <w:pStyle w:val="Heading4"/>
@@ -11306,8 +11794,8 @@
         </w:tc>
       </w:tr>
     </w:tbl>
-    <w:bookmarkEnd w:id="148"/>
-    <w:bookmarkStart w:id="149" w:name="associated-effect-demo"/>
+    <w:bookmarkEnd w:id="177"/>
+    <w:bookmarkStart w:id="178" w:name="associated-effect-demo"/>
     <w:p>
       <w:pPr>
         <w:pStyle w:val="Heading4"/>
@@ -11430,8 +11918,8 @@
         </w:tc>
       </w:tr>
     </w:tbl>
-    <w:bookmarkEnd w:id="149"/>
-    <w:bookmarkStart w:id="150" w:name="X0e9e3f984752b954aaab98655e513f4cd780034"/>
+    <w:bookmarkEnd w:id="178"/>
+    <w:bookmarkStart w:id="179" w:name="X0e9e3f984752b954aaab98655e513f4cd780034"/>
     <w:p>
       <w:pPr>
         <w:pStyle w:val="Heading4"/>
@@ -11831,8 +12319,8 @@
         </w:tc>
       </w:tr>
     </w:tbl>
-    <w:bookmarkEnd w:id="150"/>
-    <w:bookmarkStart w:id="151" w:name="five-image-editability-suite"/>
+    <w:bookmarkEnd w:id="179"/>
+    <w:bookmarkStart w:id="180" w:name="five-image-editability-suite"/>
     <w:p>
       <w:pPr>
         <w:pStyle w:val="Heading4"/>
@@ -12477,8 +12965,8 @@
         </w:tc>
       </w:tr>
     </w:tbl>
-    <w:bookmarkEnd w:id="151"/>
-    <w:bookmarkStart w:id="152" w:name="promptable-extraction-benchmark-1"/>
+    <w:bookmarkEnd w:id="180"/>
+    <w:bookmarkStart w:id="181" w:name="promptable-extraction-benchmark-1"/>
     <w:p>
       <w:pPr>
         <w:pStyle w:val="Heading4"/>
@@ -12870,8 +13358,8 @@
         </w:tc>
       </w:tr>
     </w:tbl>
-    <w:bookmarkEnd w:id="152"/>
-    <w:bookmarkStart w:id="153" w:name="transparent-benchmark"/>
+    <w:bookmarkEnd w:id="181"/>
+    <w:bookmarkStart w:id="182" w:name="transparent-benchmark"/>
     <w:p>
       <w:pPr>
         <w:pStyle w:val="Heading4"/>
@@ -13044,9 +13532,9 @@
         </w:tc>
       </w:tr>
     </w:tbl>
-    <w:bookmarkEnd w:id="153"/>
-    <w:bookmarkEnd w:id="154"/>
-    <w:bookmarkStart w:id="155" w:name="interpretation"/>
+    <w:bookmarkEnd w:id="182"/>
+    <w:bookmarkEnd w:id="183"/>
+    <w:bookmarkStart w:id="184" w:name="interpretation"/>
     <w:p>
       <w:pPr>
         <w:pStyle w:val="Heading3"/>
@@ -13223,9 +13711,9 @@
         <w:t xml:space="preserve">The intrinsic export path is present as a Retinex-style stretch module. The new intrinsic demo figure should be read as evidence of exported appearance factors for recolouring-style edits, not as a standalone intrinsic benchmark.</w:t>
       </w:r>
     </w:p>
-    <w:bookmarkEnd w:id="155"/>
-    <w:bookmarkEnd w:id="156"/>
-    <w:bookmarkStart w:id="157" w:name="discussion"/>
+    <w:bookmarkEnd w:id="184"/>
+    <w:bookmarkEnd w:id="185"/>
+    <w:bookmarkStart w:id="186" w:name="discussion"/>
     <w:p>
       <w:pPr>
         <w:pStyle w:val="Heading1"/>
@@ -13242,8 +13730,8 @@
         <w:t xml:space="preserve">The current results do not support the claim that LayerForge-X universally exceeds generative decomposers on raw pixel fidelity. The defensible claim is narrower and more important: native, generative, and recursive decompositions are normalized into a single editable graph representation with auditable metrics and exportable structure. Qwen remains the appropriate generative RGBA baseline, while LayerForge-X is most compelling as a graph-aware, benchmarkable, editability-oriented complement to that frontier.</w:t>
       </w:r>
     </w:p>
-    <w:bookmarkEnd w:id="157"/>
-    <w:bookmarkStart w:id="158" w:name="limitations"/>
+    <w:bookmarkEnd w:id="186"/>
+    <w:bookmarkStart w:id="187" w:name="limitations"/>
     <w:p>
       <w:pPr>
         <w:pStyle w:val="Heading1"/>
@@ -13368,8 +13856,8 @@
         <w:t xml:space="preserve">transparent-layer recovery that is still approximate rather than generative.</w:t>
       </w:r>
     </w:p>
-    <w:bookmarkEnd w:id="158"/>
-    <w:bookmarkStart w:id="159" w:name="conclusion"/>
+    <w:bookmarkEnd w:id="187"/>
+    <w:bookmarkStart w:id="188" w:name="conclusion"/>
     <w:p>
       <w:pPr>
         <w:pStyle w:val="Heading1"/>
@@ -13386,8 +13874,8 @@
         <w:t xml:space="preserve">LayerForge-X is best interpreted as a self-evaluating layer-representation system rather than a simple decomposition script. It produces native graph layers, enriches frontier RGBA layers, runs recursive peeling, measures editability, benchmarks prompt extraction, approximates transparent recovery, and exports a canonical DALG manifest. That combination defines the central project contribution.</w:t>
       </w:r>
     </w:p>
-    <w:bookmarkEnd w:id="159"/>
-    <w:bookmarkStart w:id="160" w:name="references"/>
+    <w:bookmarkEnd w:id="188"/>
+    <w:bookmarkStart w:id="189" w:name="references"/>
     <w:p>
       <w:pPr>
         <w:pStyle w:val="Heading1"/>
@@ -13804,8 +14292,8 @@
         <w:t xml:space="preserve">arXiv preprint, 2025.</w:t>
       </w:r>
     </w:p>
-    <w:bookmarkEnd w:id="160"/>
-    <w:bookmarkStart w:id="172" w:name="appendix-a-artifact-map"/>
+    <w:bookmarkEnd w:id="189"/>
+    <w:bookmarkStart w:id="201" w:name="appendix-a-artifact-map"/>
     <w:p>
       <w:pPr>
         <w:pStyle w:val="Heading1"/>
@@ -13830,7 +14318,7 @@
           <w:numId w:val="1019"/>
         </w:numPr>
       </w:pPr>
-      <w:hyperlink r:id="rId161">
+      <w:hyperlink r:id="rId190">
         <w:r>
           <w:rPr>
             <w:rStyle w:val="Hyperlink"/>
@@ -13847,7 +14335,7 @@
           <w:numId w:val="1019"/>
         </w:numPr>
       </w:pPr>
-      <w:hyperlink r:id="rId162">
+      <w:hyperlink r:id="rId191">
         <w:r>
           <w:rPr>
             <w:rStyle w:val="Hyperlink"/>
@@ -13864,7 +14352,7 @@
           <w:numId w:val="1019"/>
         </w:numPr>
       </w:pPr>
-      <w:hyperlink r:id="rId163">
+      <w:hyperlink r:id="rId192">
         <w:r>
           <w:rPr>
             <w:rStyle w:val="Hyperlink"/>
@@ -13881,7 +14369,7 @@
           <w:numId w:val="1019"/>
         </w:numPr>
       </w:pPr>
-      <w:hyperlink r:id="rId164">
+      <w:hyperlink r:id="rId193">
         <w:r>
           <w:rPr>
             <w:rStyle w:val="Hyperlink"/>
@@ -13898,7 +14386,7 @@
           <w:numId w:val="1019"/>
         </w:numPr>
       </w:pPr>
-      <w:hyperlink r:id="rId165">
+      <w:hyperlink r:id="rId194">
         <w:r>
           <w:rPr>
             <w:rStyle w:val="Hyperlink"/>
@@ -13915,7 +14403,7 @@
           <w:numId w:val="1019"/>
         </w:numPr>
       </w:pPr>
-      <w:hyperlink r:id="rId166">
+      <w:hyperlink r:id="rId195">
         <w:r>
           <w:rPr>
             <w:rStyle w:val="Hyperlink"/>
@@ -13932,7 +14420,7 @@
           <w:numId w:val="1019"/>
         </w:numPr>
       </w:pPr>
-      <w:hyperlink r:id="rId167">
+      <w:hyperlink r:id="rId196">
         <w:r>
           <w:rPr>
             <w:rStyle w:val="Hyperlink"/>
@@ -13949,7 +14437,7 @@
           <w:numId w:val="1019"/>
         </w:numPr>
       </w:pPr>
-      <w:hyperlink r:id="rId168">
+      <w:hyperlink r:id="rId197">
         <w:r>
           <w:rPr>
             <w:rStyle w:val="Hyperlink"/>
@@ -13966,7 +14454,7 @@
           <w:numId w:val="1019"/>
         </w:numPr>
       </w:pPr>
-      <w:hyperlink r:id="rId169">
+      <w:hyperlink r:id="rId198">
         <w:r>
           <w:rPr>
             <w:rStyle w:val="Hyperlink"/>
@@ -13983,7 +14471,7 @@
           <w:numId w:val="1019"/>
         </w:numPr>
       </w:pPr>
-      <w:hyperlink r:id="rId170">
+      <w:hyperlink r:id="rId199">
         <w:r>
           <w:rPr>
             <w:rStyle w:val="Hyperlink"/>
@@ -14000,7 +14488,7 @@
           <w:numId w:val="1019"/>
         </w:numPr>
       </w:pPr>
-      <w:hyperlink r:id="rId171">
+      <w:hyperlink r:id="rId200">
         <w:r>
           <w:rPr>
             <w:rStyle w:val="Hyperlink"/>
@@ -14009,8 +14497,8 @@
         </w:r>
       </w:hyperlink>
     </w:p>
-    <w:bookmarkEnd w:id="172"/>
-    <w:bookmarkStart w:id="188" w:name="appendix-b-extended-tables-and-ablations"/>
+    <w:bookmarkEnd w:id="201"/>
+    <w:bookmarkStart w:id="217" w:name="appendix-b-extended-tables-and-ablations"/>
     <w:p>
       <w:pPr>
         <w:pStyle w:val="Heading1"/>
@@ -14027,7 +14515,7 @@
         <w:t xml:space="preserve">This appendix collects the extended quantitative tables, measured ablations, and failure-taxonomy material that support the main report.</w:t>
       </w:r>
     </w:p>
-    <w:bookmarkStart w:id="173" w:name="b.1-completed-runs-snapshot"/>
+    <w:bookmarkStart w:id="202" w:name="b.1-completed-runs-snapshot"/>
     <w:p>
       <w:pPr>
         <w:pStyle w:val="Heading2"/>
@@ -14444,8 +14932,8 @@
         <w:t xml:space="preserve">system rather than further tuning of the deterministic baseline.</w:t>
       </w:r>
     </w:p>
-    <w:bookmarkEnd w:id="173"/>
-    <w:bookmarkStart w:id="174" w:name="b.2-frontier-candidate-bank-review"/>
+    <w:bookmarkEnd w:id="202"/>
+    <w:bookmarkStart w:id="203" w:name="b.2-frontier-candidate-bank-review"/>
     <w:p>
       <w:pPr>
         <w:pStyle w:val="Heading2"/>
@@ -14943,8 +15431,8 @@
         <w:t xml:space="preserve">remains the compact generative baseline, but it is no longer the strongest editable representation once structure and editability are scored explicitly.</w:t>
       </w:r>
     </w:p>
-    <w:bookmarkEnd w:id="174"/>
-    <w:bookmarkStart w:id="175" w:name="b.3-editability-suite"/>
+    <w:bookmarkEnd w:id="203"/>
+    <w:bookmarkStart w:id="204" w:name="b.3-editability-suite"/>
     <w:p>
       <w:pPr>
         <w:pStyle w:val="Heading2"/>
@@ -15662,8 +16150,8 @@
         <w:t xml:space="preserve">the hybrid rows currently post the strongest edit-success scores because imported generative stacks combined with explicit LayerForge graph metadata remain easy to move, recolor, and remove cleanly.</w:t>
       </w:r>
     </w:p>
-    <w:bookmarkEnd w:id="175"/>
-    <w:bookmarkStart w:id="176" w:name="b.3a-qwen-layer-count-sweep"/>
+    <w:bookmarkEnd w:id="204"/>
+    <w:bookmarkStart w:id="205" w:name="b.3a-qwen-layer-count-sweep"/>
     <w:p>
       <w:pPr>
         <w:pStyle w:val="Heading2"/>
@@ -16304,8 +16792,8 @@
         <w:t xml:space="preserve">eight-layer runs fall back to the selected external visual stack when graph order is materially worse.</w:t>
       </w:r>
     </w:p>
-    <w:bookmarkEnd w:id="176"/>
-    <w:bookmarkStart w:id="177" w:name="b.4-promptable-extraction-benchmark"/>
+    <w:bookmarkEnd w:id="205"/>
+    <w:bookmarkStart w:id="206" w:name="b.4-promptable-extraction-benchmark"/>
     <w:p>
       <w:pPr>
         <w:pStyle w:val="Heading2"/>
@@ -16780,8 +17268,8 @@
         <w:t xml:space="preserve">point-only and box-only prompts now use geometry-derived semantic fallback only when the first selected layer misses the cue, so the remaining limitation is repeated text labels without geometry rather than geometry-only routing.</w:t>
       </w:r>
     </w:p>
-    <w:bookmarkEnd w:id="177"/>
-    <w:bookmarkStart w:id="178" w:name="b.5-transparent-benchmark"/>
+    <w:bookmarkEnd w:id="206"/>
+    <w:bookmarkStart w:id="207" w:name="b.5-transparent-benchmark"/>
     <w:p>
       <w:pPr>
         <w:pStyle w:val="Heading2"/>
@@ -17033,8 +17521,8 @@
         <w:t xml:space="preserve">the prototype is strongest on flare-like overlays and weakest on the semi-transparent panel variant.</w:t>
       </w:r>
     </w:p>
-    <w:bookmarkEnd w:id="178"/>
-    <w:bookmarkStart w:id="181" w:name="b.6-main-ablation-matrix"/>
+    <w:bookmarkEnd w:id="207"/>
+    <w:bookmarkStart w:id="210" w:name="b.6-main-ablation-matrix"/>
     <w:p>
       <w:pPr>
         <w:pStyle w:val="Heading2"/>
@@ -17043,7 +17531,7 @@
         <w:t xml:space="preserve">B.6 Main ablation matrix</w:t>
       </w:r>
     </w:p>
-    <w:bookmarkStart w:id="179" w:name="b.6.1-core-ladder"/>
+    <w:bookmarkStart w:id="208" w:name="b.6.1-core-ladder"/>
     <w:p>
       <w:pPr>
         <w:pStyle w:val="Heading3"/>
@@ -17547,8 +18035,8 @@
         </w:tc>
       </w:tr>
     </w:tbl>
-    <w:bookmarkEnd w:id="179"/>
-    <w:bookmarkStart w:id="180" w:name="b.6.2-full-system-extensions"/>
+    <w:bookmarkEnd w:id="208"/>
+    <w:bookmarkStart w:id="209" w:name="b.6.2-full-system-extensions"/>
     <w:p>
       <w:pPr>
         <w:pStyle w:val="Heading3"/>
@@ -17848,9 +18336,9 @@
         </w:tc>
       </w:tr>
     </w:tbl>
-    <w:bookmarkEnd w:id="180"/>
-    <w:bookmarkEnd w:id="181"/>
-    <w:bookmarkStart w:id="184" w:name="b.7-literature-comparison"/>
+    <w:bookmarkEnd w:id="209"/>
+    <w:bookmarkEnd w:id="210"/>
+    <w:bookmarkStart w:id="213" w:name="b.7-literature-comparison"/>
     <w:p>
       <w:pPr>
         <w:pStyle w:val="Heading2"/>
@@ -17859,7 +18347,7 @@
         <w:t xml:space="preserve">B.7 Literature comparison</w:t>
       </w:r>
     </w:p>
-    <w:bookmarkStart w:id="182" w:name="b.7.1-representation-oriented-baselines"/>
+    <w:bookmarkStart w:id="211" w:name="b.7.1-representation-oriented-baselines"/>
     <w:p>
       <w:pPr>
         <w:pStyle w:val="Heading3"/>
@@ -18246,8 +18734,8 @@
         </w:tc>
       </w:tr>
     </w:tbl>
-    <w:bookmarkEnd w:id="182"/>
-    <w:bookmarkStart w:id="183" w:name="b.7.2-layered-editing-baselines"/>
+    <w:bookmarkEnd w:id="211"/>
+    <w:bookmarkStart w:id="212" w:name="b.7.2-layered-editing-baselines"/>
     <w:p>
       <w:pPr>
         <w:pStyle w:val="Heading3"/>
@@ -18635,9 +19123,9 @@
         </w:tc>
       </w:tr>
     </w:tbl>
-    <w:bookmarkEnd w:id="183"/>
-    <w:bookmarkEnd w:id="184"/>
-    <w:bookmarkStart w:id="185" w:name="b.8-dataset-coverage"/>
+    <w:bookmarkEnd w:id="212"/>
+    <w:bookmarkEnd w:id="213"/>
+    <w:bookmarkStart w:id="214" w:name="b.8-dataset-coverage"/>
     <w:p>
       <w:pPr>
         <w:pStyle w:val="Heading2"/>
@@ -19077,8 +19565,8 @@
         </w:tc>
       </w:tr>
     </w:tbl>
-    <w:bookmarkEnd w:id="185"/>
-    <w:bookmarkStart w:id="186" w:name="b.9-failure-taxonomy"/>
+    <w:bookmarkEnd w:id="214"/>
+    <w:bookmarkStart w:id="215" w:name="b.9-failure-taxonomy"/>
     <w:p>
       <w:pPr>
         <w:pStyle w:val="Heading2"/>
@@ -19564,8 +20052,8 @@
         </w:tc>
       </w:tr>
     </w:tbl>
-    <w:bookmarkEnd w:id="186"/>
-    <w:bookmarkStart w:id="187" w:name="b.10-intrinsic-export-snapshot"/>
+    <w:bookmarkEnd w:id="215"/>
+    <w:bookmarkStart w:id="216" w:name="b.10-intrinsic-export-snapshot"/>
     <w:p>
       <w:pPr>
         <w:pStyle w:val="Heading2"/>
@@ -19803,9 +20291,9 @@
         <w:t xml:space="preserve">.</w:t>
       </w:r>
     </w:p>
-    <w:bookmarkEnd w:id="187"/>
-    <w:bookmarkEnd w:id="188"/>
-    <w:bookmarkStart w:id="189" w:name="appendix-c-command-log"/>
+    <w:bookmarkEnd w:id="216"/>
+    <w:bookmarkEnd w:id="217"/>
+    <w:bookmarkStart w:id="218" w:name="appendix-c-command-log"/>
     <w:p>
       <w:pPr>
         <w:pStyle w:val="Heading1"/>
@@ -19824,7 +20312,7 @@
       <w:r>
         <w:t xml:space="preserve"> </w:t>
       </w:r>
-      <w:hyperlink r:id="rId165">
+      <w:hyperlink r:id="rId194">
         <w:r>
           <w:rPr>
             <w:rStyle w:val="Hyperlink"/>
@@ -19942,8 +20430,8 @@
         <w:t xml:space="preserve">Those commands connect the final report outputs to the compact JSON summaries and generated figures that are stored in the report-artifact set.</w:t>
       </w:r>
     </w:p>
-    <w:bookmarkEnd w:id="189"/>
-    <w:bookmarkStart w:id="190" w:name="appendix-d-extra-literature-notes"/>
+    <w:bookmarkEnd w:id="218"/>
+    <w:bookmarkStart w:id="219" w:name="appendix-d-extra-literature-notes"/>
     <w:p>
       <w:pPr>
         <w:pStyle w:val="Heading1"/>
@@ -20055,7 +20543,7 @@
         <w:t xml:space="preserve">, but the report body and the references section are the intended citation surface for submission.</w:t>
       </w:r>
     </w:p>
-    <w:bookmarkEnd w:id="190"/>
+    <w:bookmarkEnd w:id="219"/>
     <w:sectPr/>
   </w:body>
 </w:document>

--- a/docs/final_report_pack/LayerForge_X_Final_Report_2026_04_22.docx
+++ b/docs/final_report_pack/LayerForge_X_Final_Report_2026_04_22.docx
@@ -10672,7 +10672,7 @@
       <w:r>
         <w:drawing>
           <wp:inline>
-            <wp:extent cx="5334000" cy="2637692"/>
+            <wp:extent cx="5334000" cy="3048000"/>
             <wp:effectExtent b="0" l="0" r="0" t="0"/>
             <wp:docPr descr="Frontier review" title="" id="128" name="Picture"/>
             <a:graphic>
@@ -10693,7 +10693,7 @@
                   <pic:spPr bwMode="auto">
                     <a:xfrm>
                       <a:off x="0" y="0"/>
-                      <a:ext cx="5334000" cy="2637692"/>
+                      <a:ext cx="5334000" cy="3048000"/>
                     </a:xfrm>
                     <a:prstGeom prst="rect">
                       <a:avLst/>
